--- a/artigo/rascunho-artigo.docx
+++ b/artigo/rascunho-artigo.docx
@@ -41,7 +41,7 @@
         <w:t xml:space="preserve"> </w:t>
       </w:r>
       <w:r>
-        <w:t xml:space="preserve">A Lei de Incentivo à Cultura Capixaba (LICC) permite que contribuintes do ICMS destinem a projetos culturais habilitados pela Secretaria da Cultura (SECULT) valores que recuperam integralmente como crédito presumido do imposto. Este artigo avalia o desenho da política como ela está e propõe uma avaliação de impacto. Com os anexos oficiais de 463 projetos habilitados entre 2022 e 2026 e da captação de 2025, mostramos que a política não declara problema, metas nem indicadores; que a demanda habilitada supera o teto anual de renúncia e o racionamento é feito pelas empresas patrocinadoras; que a captação favorece projetos que pedem o teto por projeto, proponentes recorrentes e a Região Metropolitana da Grande Vitória, onde fica 67% do valor atribuível a um município; e que duas empresas respondem por metade da renúncia de 2025. Propomos um desenho de diferenças em diferenças com adoção escalonada, no nível do proponente, que compara projetos habilitados em 2022-2024 que captaram com os que não captaram, e mostramos que o universo disponível detecta efeitos a partir de 0,25 a 0,45 desvio-padrão.</w:t>
+        <w:t xml:space="preserve">A Lei de Incentivo à Cultura Capixaba (LICC) permite que contribuintes do ICMS destinem a projetos culturais habilitados pela Secretaria da Cultura (SECULT) valores que recuperam integralmente como crédito presumido do imposto. Este artigo avalia o desenho da política como ela está e propõe uma avaliação de impacto. Com os anexos oficiais de 463 projetos habilitados entre 2022 e 2026 e da captação de 2025, mostramos que a política não declara problema, metas nem indicadores; que a demanda habilitada supera o teto anual de renúncia e o racionamento é feito pelas empresas patrocinadoras; que a captação favorece projetos que pedem o teto por projeto e proponentes recorrentes; que o valor habilitado se concentra na Região Metropolitana da Grande Vitória, onde fica 67% do valor atribuível a um município; e que duas empresas respondem por metade da renúncia de 2025. Propomos um desenho de diferenças em diferenças com adoção escalonada, no nível do proponente, que compara projetos habilitados em 2022-2024 que captaram com os que não captaram, e mostramos que o universo disponível detecta efeitos a partir de 0,25 a 0,45 desvio-padrão.</w:t>
       </w:r>
     </w:p>
     <w:p>
@@ -76,7 +76,7 @@
         <w:pStyle w:val="FirstParagraph"/>
       </w:pPr>
       <w:r>
-        <w:t xml:space="preserve">Em 2021, o Espírito Santo criou um mecanismo estadual de incentivo fiscal à cultura, descrito pela própria Secretaria da Cultura como iniciativa inédita no estado. A Lei estadual nº 11.246/2021 incluiu na lei do ICMS um crédito presumido igual ao valor que o contribuinte destina a projetos culturais credenciados pela SECULT, com efeitos a partir de 2022 (ESPÍRITO SANTO, 2021a). A Lei de Incentivo à Cultura Capixaba, como o mecanismo passou a ser chamado no regulamento (ESPÍRITO SANTO, 2021b), cresceu depressa: o teto anual de renúncia passou de R$ 10 milhões em 2022 para R$ 31 milhões em 2026, e 463 projetos foram habilitados a captar R$ 184 milhões nos cinco ciclos. Em 2025, 63 projetos captaram exatamente R$ 25.000.000,00, o teto do ano.</w:t>
+        <w:t xml:space="preserve">Em 2021, o Espírito Santo criou um mecanismo estadual de incentivo fiscal à cultura, descrito pela própria Secretaria da Cultura como iniciativa inédita no estado (SECULT, [202-]). A Lei estadual nº 11.246/2021 incluiu na lei do ICMS um crédito presumido igual ao valor que o contribuinte destina a projetos culturais credenciados pela SECULT, com efeitos a partir de 2022 (ESPÍRITO SANTO, 2021a). A Lei de Incentivo à Cultura Capixaba, como o mecanismo passou a ser chamado no regulamento (ESPÍRITO SANTO, 2021b), cresceu depressa: o teto anual de renúncia passou de R$ 10 milhões em 2022 para R$ 31 milhões em 2026, e 463 projetos foram habilitados a captar R$ 184 milhões nos cinco ciclos (459 com valor publicado). Em 2025, 63 projetos captaram exatamente R$ 25.000.000,00, o teto do ano.</w:t>
       </w:r>
       <w:r>
         <w:rPr>
@@ -90,7 +90,7 @@
         <w:pStyle w:val="BodyText"/>
       </w:pPr>
       <w:r>
-        <w:t xml:space="preserve">Nenhuma das normas da LICC diz qual problema ela enfrenta. O diagnóstico precisa ser reconstruído. O setor cultural capixaba é pequeno para o tamanho da economia do estado: em 2024, ocupava 4,2% dos trabalhadores do ES, contra 5,8% no país, a 18ª participação entre as 27 unidades da federação (IBGE, 2023). A desigualdade relevante, porém, é interna. Em 2021, 95% da população da Região Metropolitana da Grande Vitória (RMGV) vivia em município com cinema, contra 34% da população do interior; metade dos municípios do interior não tinha fundo municipal de cultura e só 16% tinham plano municipal (IBGE, 2022). Propomos, por isso, formular o problema como uma carência:</w:t>
+        <w:t xml:space="preserve">Nenhuma das normas da LICC diz qual problema ela enfrenta. O diagnóstico precisa ser reconstruído. O setor cultural capixaba é pequeno para o tamanho da economia do estado: em 2024, ocupava 4,2% dos trabalhadores do ES, contra 5,8% no país, a 18ª participação entre as 27 unidades da federação (IBGE, 2025). A desigualdade relevante, porém, é interna. Em 2021, 95% da população da Região Metropolitana da Grande Vitória (RMGV) vivia em município com cinema, contra 34% da população do interior; metade dos municípios do interior não tinha fundo municipal de cultura e só 16% tinham plano municipal (IBGE, 2022). Propomos, por isso, formular o problema como uma carência:</w:t>
       </w:r>
       <w:r>
         <w:t xml:space="preserve"> </w:t>
@@ -111,7 +111,7 @@
         <w:pStyle w:val="BodyText"/>
       </w:pPr>
       <w:r>
-        <w:t xml:space="preserve">Avaliar a LICC se justifica por três razões. Primeiro, é gasto público sem passar pelo orçamento: a renúncia equivale a 14% a 21% do gasto estadual direto na função cultura (Tabela 1). Segundo, quem decide o destino do recurso é a empresa patrocinadora, e não o Estado, o que torna a política exposta às críticas de concentração e de lógica de marketing feitas à Lei Rouanet (SILVA, 2017; DEKKER; RODRIGUES, 2019). Terceiro, a política é nova, muda de regra a cada ano e nunca foi avaliada: não localizamos nenhum estudo sobre ela.</w:t>
+        <w:t xml:space="preserve">Avaliar a LICC se justifica por três razões. Primeiro, é gasto público sem passar pelo orçamento: o teto de renúncia equivale a 14% a 21% do gasto estadual direto na função cultura em 2022-2025 (Tabela 1). Segundo, quem decide o destino do recurso é a empresa patrocinadora, e não o Estado, o que torna a política exposta às críticas de concentração e de lógica de marketing feitas à Lei Rouanet (SILVA, 2017; DEKKER; RODRIGUES, 2019). Terceiro, a política é nova, muda de regra a cada ano e nunca foi avaliada: não localizamos nenhum estudo sobre ela.</w:t>
       </w:r>
     </w:p>
     <w:p>
@@ -750,7 +750,7 @@
         <w:t xml:space="preserve">instabilidade</w:t>
       </w:r>
       <w:r>
-        <w:t xml:space="preserve">: a SECULT edita uma instrução normativa por ano e, alegando esgotamento do teto, fechou as inscrições no meio de 2024 e alterou o fluxo de habilitação no meio de 2025. Até maio de 2025, o parecer favorável gerava um certificado de aptidão e o proponente saía à procura de patrocinador. Desde então, o projeto só chega à comissão com uma carta de intenção de patrocínio (SECULT, 2025b). A terceira é a</w:t>
+        <w:t xml:space="preserve">: a SECULT edita uma instrução normativa por ano e, alegando esgotamento do teto, fechou as inscrições no meio de 2024 e alterou o fluxo de habilitação no meio de 2025 (SECULT, 2024; 2025b). Na instrução de 2025, o parecer favorável gerava um certificado de aptidão à captação, válido por um ano, com o qual o proponente procurava patrocinador; ao reunir termos de compromisso de ao menos 35% do valor, o projeto ia à comissão e seguia captando até o fim do prazo do certificado (SECULT, 2025a, arts. 41-45). Desde maio de 2025, o proponente tem 120 dias para apresentar uma carta de intenção de patrocínio, contados da comunicação da SECULT, sob pena de arquivamento (SECULT, 2025b). A terceira é a</w:t>
       </w:r>
       <w:r>
         <w:t xml:space="preserve"> </w:t>
@@ -818,7 +818,7 @@
         <w:t xml:space="preserve"> </w:t>
       </w:r>
       <w:r>
-        <w:t xml:space="preserve">A LICC reproduz o núcleo do mecenato federal, que acumula três décadas de crítica. Os estudos documentam concentração regional em São Paulo e no Rio de Janeiro, maior que a do PIB (SILVA, 2017; GUIMARÃES, 2020; TEIXEIRA; XAVIER; FARIA, 2024), concentração persistente de patrocinadores e proponentes (COSTA; MEDEIROS; BUCCO, 2017) e a formação de um</w:t>
+        <w:t xml:space="preserve">A LICC reproduz o núcleo do mecenato federal, que acumula três décadas de crítica. Os estudos documentam concentração regional no Sudeste, sobretudo em São Paulo e no Rio de Janeiro (SILVA, 2017; TEIXEIRA; XAVIER; FARIA, 2024), maior que a do PIB (GUIMARÃES, 2020), concentração persistente de patrocinadores e proponentes (COSTA; MEDEIROS; BUCCO, 2017) e a formação de um</w:t>
       </w:r>
       <w:r>
         <w:t xml:space="preserve"> </w:t>
@@ -830,7 +830,7 @@
         <w:t xml:space="preserve"> </w:t>
       </w:r>
       <w:r>
-        <w:t xml:space="preserve">com intermediários e departamentos de marketing (BELEM; DONADONE, 2013). Dekker e Rodrigues (2019) concluem que a lei beneficiou sobretudo projetos já bem-sucedidos e que não fica claro qual falha de mercado ela corrige. O Tribunal de Contas da União recomendou que as renúncias tenham objetivos, indicadores e metas (BRASIL, 2014) e que não financiem projetos capazes de atrair investimento privado sem incentivo (BRASIL, 2016). Silva (2017) oferece o contraponto: a concentração convive com uma cauda longa de projetos pequenos, e faltam estudos sobre o efeito no acesso da população. Os motivos das empresas vão além do mérito cultural: imagem, relações com a cadeia de fornecedores,</w:t>
+        <w:t xml:space="preserve">com intermediários e departamentos de marketing (BELEM; DONADONE, 2013). Dekker e Rodrigues (2019) concluem que a lei beneficiou sobretudo projetos já bem-sucedidos e que não fica claro qual falha de mercado ela corrige. O Tribunal de Contas da União recomendou que as ações financiadas por renúncias tenham objetivos, indicadores e metas (BRASIL, 2014) e determinou ao Ministério da Cultura que não autorizasse a captação por projetos com forte potencial lucrativo ou capacidade de atrair investimento privado suficiente (BRASIL, 2016). Silva (2017) oferece o contraponto: a concentração convive com uma cauda longa de projetos pequenos, e faltam estudos sobre o efeito no acesso da população. Os motivos das empresas vão além do mérito cultural: imagem, relações com a cadeia de fornecedores,</w:t>
       </w:r>
       <w:r>
         <w:t xml:space="preserve"> </w:t>
@@ -864,7 +864,7 @@
         <w:t xml:space="preserve"> </w:t>
       </w:r>
       <w:r>
-        <w:t xml:space="preserve">Não localizamos avaliação causal de incentivo cultural no Brasil, nem avaliação acadêmica de leis estaduais de incentivo via ICMS. O análogo internacional mais próximo em instrumento são os créditos estaduais à produção audiovisual nos Estados Unidos. As avaliações com adoção escalonada, variáveis instrumentais e controle sintético encontram efeitos pequenos e concentrados na atividade incentivada — mais filmagens de séries, pouco ou nenhum emprego adicional — e nenhum efeito macroeconômico (THOM, 2018; BUTTON, 2019; BRADBURY, 2020). Grandes eventos culturais têm efeitos agregados modestos ou transitórios (GOMES; LIBRERO-CANO, 2018; BRONZINI; MOCETTI; MONGARDINI, 2020). Sobre a interação entre recurso público e privado, os resultados variam de leve</w:t>
+        <w:t xml:space="preserve">Não localizamos avaliação causal de incentivo cultural no Brasil, nem avaliação acadêmica de leis estaduais de incentivo via ICMS. O análogo internacional mais próximo em instrumento são os créditos estaduais à produção audiovisual nos Estados Unidos. As avaliações com adoção escalonada e variáveis instrumentais encontram efeitos pequenos e concentrados na atividade incentivada — mais filmagens de séries, pouco ou nenhum emprego adicional — e nenhum efeito macroeconômico (THOM, 2018; BUTTON, 2019; BRADBURY, 2020). Com grandes eventos, os resultados variam: a Capital Europeia da Cultura elevou em 4,5% o PIB per capita das regiões das cidades-sede, com efeito que persiste por mais de cinco anos (GOMES; LIBRERO-CANO, 2018), enquanto o Jubileu de 2000 elevou só no curto prazo o valor adicionado de Roma, embora tenha aumentado a taxa de emprego (BRONZINI; MOCETTI; MONGARDINI, 2020). Sobre a interação entre recurso público e privado, os resultados variam de leve</w:t>
       </w:r>
       <w:r>
         <w:t xml:space="preserve"> </w:t>
@@ -880,7 +880,7 @@
         <w:t xml:space="preserve"> </w:t>
       </w:r>
       <w:r>
-        <w:t xml:space="preserve">a independência (SMITH, 2007; BORGONOVI; O’HARE, 2004). Duas lições servem à LICC. Os efeitos plausíveis são proximais e pequenos. E os desenhos críveis exploram candidatos não escolhidos como grupo de comparação: Gomes e Librero-Cano (2018) comparam cidades que sediaram a Capital Europeia da Cultura com cidades candidatas.</w:t>
+        <w:t xml:space="preserve">a independência (SMITH, 2007; BORGONOVI; O’HARE, 2004). Duas lições servem à LICC. Para instrumentos que financiam produções dispersas, e não um grande evento, os efeitos plausíveis são proximais e pequenos. E os desenhos críveis exploram candidatos não escolhidos como grupo de comparação: Gomes e Librero-Cano (2018) comparam cidades que sediaram a Capital Europeia da Cultura com cidades candidatas.</w:t>
       </w:r>
     </w:p>
     <w:bookmarkEnd w:id="13"/>
@@ -2510,7 +2510,7 @@
         <w:t xml:space="preserve"> </w:t>
       </w:r>
       <w:r>
-        <w:t xml:space="preserve">A lei não tem artigo de objetivos. O decreto declara um objetivo de produto,</w:t>
+        <w:t xml:space="preserve">A lei não tem artigo de objetivos. O decreto declara na ementa um objetivo de produto,</w:t>
       </w:r>
       <w:r>
         <w:t xml:space="preserve"> </w:t>
@@ -2519,7 +2519,7 @@
         <w:t xml:space="preserve">“estimular a realização de projetos culturais”</w:t>
       </w:r>
       <w:r>
-        <w:t xml:space="preserve">, e lista onze finalidades de</w:t>
+        <w:t xml:space="preserve">, e lista no art. 3º onze finalidades de</w:t>
       </w:r>
       <w:r>
         <w:t xml:space="preserve"> </w:t>
@@ -2580,7 +2580,7 @@
         <w:t xml:space="preserve"> </w:t>
       </w:r>
       <w:r>
-        <w:t xml:space="preserve">Os dados sustentam mal a premissa de que as empresas financiariam projetos fora do circuito consolidado. Primeiro, a captação favorece projetos maiores: dentro de cada ciclo, projetos que pediram exatamente o teto de R$ 500 mil foram executados com mais frequência que os de até R$ 400 mil — 78% contra 27% no ciclo 2024 (Figura 1a). A parcela de pedidos no teto exato triplicou entre 2022 e 2026, sinal de que o valor pedido responde à regra e não só ao custo do projeto. Segundo, a carteira se renova pouco: nos ciclos 2025 e 2026, mais da metade dos proponentes já tinha sido habilitada antes, e os 17% que aparecem em três ou mais ciclos ficam com 47% do valor. Terceiro, o financiamento vem de poucas empresas: em 2025, 26 patrocinadores, dos quais a distribuidora de energia respondeu por 44% da renúncia, e empresas de energia e gás, serviços regulados, por 52%. O limite por patrocinador, proporcional ao ICMS devido, dá aos grandes contribuintes mais espaço de patrocínio em valor absoluto.</w:t>
+        <w:t xml:space="preserve">Os dados sustentam mal a premissa de que as empresas financiariam projetos fora do circuito consolidado. Primeiro, a captação favorece projetos maiores: dentro de cada ciclo, projetos que pediram exatamente o teto de R$ 500 mil foram executados com mais frequência que os de até R$ 400 mil — 78% contra 27% no ciclo 2024 (Figura 1a). A parcela de pedidos no teto exato triplicou entre 2022 e 2026, sinal de que o valor pedido responde à regra e não só ao custo do projeto. Segundo, a captação favorece quem já passou pela política, e a carteira se renova pouco: nos ciclos 2023 e 2024, 71% dos projetos de proponentes já habilitados antes foram executados, contra 57% dos de estreantes; nos ciclos 2025 e 2026, mais da metade dos proponentes já tinha sido habilitada antes, e os 17% que aparecem em três ou mais ciclos ficam com 47% do valor autorizado. Terceiro, o financiamento vem de poucas empresas: em 2025, 26 patrocinadores, dos quais a distribuidora de energia respondeu por 44% da renúncia, e empresas de energia e gás, serviços regulados, por 52%. O limite por patrocinador, proporcional ao ICMS devido, dá aos grandes contribuintes mais espaço de patrocínio em valor absoluto.</w:t>
       </w:r>
     </w:p>
     <w:p>
@@ -2598,7 +2598,7 @@
         <w:t xml:space="preserve"> </w:t>
       </w:r>
       <w:r>
-        <w:t xml:space="preserve">A RMGV tem 49% da população e fica com 67% do valor atribuível a um município; Vitória, com 8% da população, fica com 48% (Figura 1b). O Gini do valor entre os 78 municípios é 0,88, acima do Gini da população (0,64) e do PIB (0,75), e 14 municípios do interior não tiveram nenhum projeto habilitado em cinco ciclos. A reserva de 10% do teto para projetos fora da RMGV age sobre a menor parte dessa desigualdade: na decomposição de Theil, a diferença entre RMGV e interior explica só 7% do total, e o restante está dentro dos grupos. O padrão é o inverso do gasto municipal direto com cultura, maior por habitante no interior (R$ 93) que na RMGV (R$ 59) em 2025. A LICC não compensa essa distribuição; ela a concentra de novo na capital.</w:t>
+        <w:t xml:space="preserve">A RMGV tem 49% da população e fica com 67% do valor atribuível a um município; Vitória, com 8% da população, fica com 48% (Figura 1b). A concentração nasce sobretudo em quem é habilitado: nos ciclos 2022-2024, a taxa de execução pouco difere entre RMGV e interior (68% e 63%), mas, entre os projetos que captaram em 2025 com um único município identificado (42 de 63), 61% do valor captado ficou na RMGV. O Gini do valor entre os 78 municípios é 0,88, acima do Gini da população (0,64) e do PIB (0,75), e 14 municípios do interior não tiveram nenhum projeto habilitado em cinco ciclos. A reserva de 10% do teto para projetos fora da RMGV age sobre a menor parte dessa desigualdade: na decomposição de Theil, a diferença entre RMGV e interior explica só 7% do total, e o restante está dentro dos grupos. O padrão é o inverso do gasto municipal direto com cultura, maior por habitante no interior (R$ 93) que na RMGV (R$ 59) em 2025 (69 dos 71 municípios do interior com dado no SICONFI). A LICC não compensa essa distribuição; ela a concentra de novo na capital.</w:t>
       </w:r>
     </w:p>
     <w:p>
@@ -2634,7 +2634,7 @@
         <w:t xml:space="preserve"> </w:t>
       </w:r>
       <w:r>
-        <w:t xml:space="preserve">O que a SECULT publica cobre insumos e produtos (valores autorizados, status, cota a partir de 2024, local de execução, captação de 2025). Não cobre resultados. As contrapartidas de acesso são escolhidas pelo proponente, conferidas projeto a projeto e nunca agregadas. A estimativa de público é autodeclarada. Não há chave que ligue proponentes a bases de emprego ou de outras fontes de fomento, e as regras mudaram três vezes em quatro anos. Pelas normas publicadas, também não é possível apurar se as cotas foram cumpridas.</w:t>
+        <w:t xml:space="preserve">O que a SECULT publica cobre insumos e produtos (valores autorizados, status, cota a partir de 2024, local de execução, captação de 2025). Não cobre resultados. As contrapartidas de acesso são escolhidas pelo proponente, conferidas projeto a projeto e nunca agregadas. A estimativa de público é autodeclarada. Não há chave que ligue proponentes a bases de emprego ou de outras fontes de fomento, e as regras de acesso mudaram no meio do exercício em 2024 e em 2025. Pelas normas publicadas, também não é possível apurar se as cotas foram cumpridas.</w:t>
       </w:r>
     </w:p>
     <w:p>
@@ -2729,7 +2729,7 @@
         <w:t xml:space="preserve">et al.</w:t>
       </w:r>
       <w:r>
-        <w:t xml:space="preserve">, 2018). A seleção aleatória está fora de questão: a SECULT não aloca o benefício entre habilitados, e sortear seria redesenhar o mecanismo. A regressão descontínua não se aplica, porque a habilitação não usa pontuação nem nota de corte, e o único limiar numérico (35% de patrocínio comprometido) é escolhido pelos próprios interessados. O pareamento isolado supõe seleção só em observáveis, o contrário do que se espera quando a empresa escolhe por visibilidade e rede.</w:t>
+        <w:t xml:space="preserve">, 2018). A seleção aleatória está fora de questão: a SECULT não aloca o benefício entre habilitados, e sortear seria redesenhar o mecanismo. A regressão descontínua não se aplica, porque a habilitação não usa pontuação nem nota de corte, e o único limiar numérico, os 35% do valor em termos de compromisso de patrocínio da instrução de 2025, depende dos próprios interessados. O pareamento isolado supõe seleção só em observáveis, o contrário do que se espera quando a empresa escolhe por visibilidade e rede.</w:t>
       </w:r>
     </w:p>
     <w:p>
@@ -2780,7 +2780,7 @@
         <w:t xml:space="preserve">“ainda não tratados”</w:t>
       </w:r>
       <w:r>
-        <w:t xml:space="preserve">, os habilitados de ciclos posteriores antes de captar. A lógica é a dos candidatos não escolhidos de Gomes e Librero-Cano (2018): todos passaram pelo mesmo filtro de mérito. A janela se restringe a 2022-2024 porque, desde maio de 2025, a habilitação exige carta de intenção de patrocínio, e</w:t>
+        <w:t xml:space="preserve">, os habilitados de ciclos posteriores antes de captar. A lógica é a dos candidatos não escolhidos de Gomes e Librero-Cano (2018): todos passaram pelo mesmo filtro de mérito. A janela se restringe a 2022-2024 porque, nesses ciclos, a lista de habilitados reúne projetos que captaram e que não captaram, enquanto, com a carta de intenção exigida desde maio de 2025,</w:t>
       </w:r>
       <w:r>
         <w:t xml:space="preserve"> </w:t>
@@ -2804,7 +2804,7 @@
         <w:t xml:space="preserve"> </w:t>
       </w:r>
       <w:r>
-        <w:t xml:space="preserve">quase se confundem.</w:t>
+        <w:t xml:space="preserve">quase se confundem (3 expirados em 56 resolvidos no ciclo 2025). Há duas ressalvas. As instruções normativas de 2022 a 2024 não foram lidas, e não se sabe se a lista inclui projetos que só tinham o certificado ou apenas os aprovados pela comissão, que já tinham compromisso de parte do patrocínio. Isso muda o que o grupo de comparação representa, projetos sem patrocinador ou com patrocínio parcial que não se concretizou, e precisa ser confirmado com a SECULT antes da coleta.</w:t>
       </w:r>
     </w:p>
     <w:p>
@@ -3615,37 +3615,74 @@
                 </m:rPr>
                 <m:t>+</m:t>
               </m:r>
-              <m:r>
-                <m:rPr>
-                  <m:sty m:val="p"/>
-                </m:rPr>
-                <m:t>(</m:t>
-              </m:r>
-              <m:acc>
-                <m:accPr>
-                  <m:chr m:val="‾"/>
-                </m:accPr>
+              <m:d>
+                <m:dPr>
+                  <m:begChr m:val="["/>
+                  <m:sepChr m:val=""/>
+                  <m:endChr m:val="]"/>
+                  <m:grow/>
+                </m:dPr>
                 <m:e>
                   <m:r>
-                    <m:t>m</m:t>
+                    <m:rPr>
+                      <m:sty m:val="p"/>
+                    </m:rPr>
+                    <m:t>(</m:t>
+                  </m:r>
+                  <m:r>
+                    <m:t>c</m:t>
+                  </m:r>
+                  <m:sSup>
+                    <m:e>
+                      <m:r>
+                        <m:t>v</m:t>
+                      </m:r>
+                    </m:e>
+                    <m:sup>
+                      <m:r>
+                        <m:t>2</m:t>
+                      </m:r>
+                    </m:sup>
+                  </m:sSup>
+                  <m:r>
+                    <m:rPr>
+                      <m:sty m:val="p"/>
+                    </m:rPr>
+                    <m:t>+</m:t>
+                  </m:r>
+                  <m:r>
+                    <m:t>1</m:t>
+                  </m:r>
+                  <m:r>
+                    <m:rPr>
+                      <m:sty m:val="p"/>
+                    </m:rPr>
+                    <m:t>)</m:t>
+                  </m:r>
+                  <m:r>
+                    <m:t> </m:t>
+                  </m:r>
+                  <m:acc>
+                    <m:accPr>
+                      <m:chr m:val="‾"/>
+                    </m:accPr>
+                    <m:e>
+                      <m:r>
+                        <m:t>m</m:t>
+                      </m:r>
+                    </m:e>
+                  </m:acc>
+                  <m:r>
+                    <m:rPr>
+                      <m:sty m:val="p"/>
+                    </m:rPr>
+                    <m:t>−</m:t>
+                  </m:r>
+                  <m:r>
+                    <m:t>1</m:t>
                   </m:r>
                 </m:e>
-              </m:acc>
-              <m:r>
-                <m:rPr>
-                  <m:sty m:val="p"/>
-                </m:rPr>
-                <m:t>−</m:t>
-              </m:r>
-              <m:r>
-                <m:t>1</m:t>
-              </m:r>
-              <m:r>
-                <m:rPr>
-                  <m:sty m:val="p"/>
-                </m:rPr>
-                <m:t>)</m:t>
-              </m:r>
+              </m:d>
               <m:r>
                 <m:t>ρ</m:t>
               </m:r>
@@ -3737,7 +3774,24 @@
         <w:t xml:space="preserve"> </w:t>
       </w:r>
       <w:r>
-        <w:t xml:space="preserve">= 1,47 projeto por proponente com correlação intraproponente</w:t>
+        <w:t xml:space="preserve">= 1,47 projeto por proponente, com coeficiente de variação</w:t>
+      </w:r>
+      <w:r>
+        <w:t xml:space="preserve"> </w:t>
+      </w:r>
+      <m:oMath>
+        <m:r>
+          <m:t>c</m:t>
+        </m:r>
+        <m:r>
+          <m:t>v</m:t>
+        </m:r>
+      </m:oMath>
+      <w:r>
+        <w:t xml:space="preserve"> </w:t>
+      </w:r>
+      <w:r>
+        <w:t xml:space="preserve">= 0,73 do tamanho das carteiras e correlação intraproponente</w:t>
       </w:r>
       <w:r>
         <w:t xml:space="preserve"> </w:t>
@@ -3751,7 +3805,7 @@
         <w:t xml:space="preserve"> </w:t>
       </w:r>
       <w:r>
-        <w:t xml:space="preserve">(ajustado pela dispersão do tamanho das carteiras). A Tabela 2 reporta cenários;</w:t>
+        <w:t xml:space="preserve">(ELDRIDGE; ASHBY; KERRY, 2006). A Tabela 2 reporta cenários;</w:t>
       </w:r>
       <w:r>
         <w:t xml:space="preserve"> </w:t>
@@ -4330,7 +4384,7 @@
         <w:pStyle w:val="BodyText"/>
       </w:pPr>
       <w:r>
-        <w:t xml:space="preserve">O universo disponível detecta, portanto, efeitos a partir de 0,25 a 0,45 desvio-padrão, que a literatura trata como moderados. Três implicações seguem. Primeiro, empilhar os três ciclos e usar a linha de base é indispensável: um ciclo isolado só detecta efeitos grandes. Segundo, como a evidência internacional aponta efeitos pequenos, um resultado nulo não pode ser lido como ausência de efeito, e um resultado</w:t>
+        <w:t xml:space="preserve">O universo disponível detecta, portanto, efeitos a partir de 0,25 a 0,45 desvio-padrão, conforme o cenário. Três implicações seguem. Primeiro, empilhar os três ciclos e usar a linha de base é indispensável: um ciclo isolado só detecta efeitos grandes. Segundo, como a evidência internacional aponta efeitos pequenos, um resultado nulo não pode ser lido como ausência de efeito, e um resultado</w:t>
       </w:r>
       <w:r>
         <w:t xml:space="preserve"> </w:t>
@@ -4379,7 +4433,7 @@
         <w:pStyle w:val="FirstParagraph"/>
       </w:pPr>
       <w:r>
-        <w:t xml:space="preserve">A LICC é um gasto tributário de crescimento rápido, sem problema declarado, sem objetivos mensuráveis e sem previsão de avaliação, em que o Estado define quem pode receber e as empresas decidem quem recebe. A avaliação do desenho, feita com os dados oficiais, indica que a premissa central, a de que as empresas escolheriam projetos alinhados aos objetivos públicos, se sustenta mal. A captação favorece projetos que pedem o teto, proponentes recorrentes e a capital, e concentra-se em poucos patrocinadores de serviços regulados. As reservas do art. 18 atuam sobre a menor parte da desigualdade territorial, e o cumprimento delas não é apurável com o que se publica.</w:t>
+        <w:t xml:space="preserve">A LICC é um gasto tributário de crescimento rápido, sem problema declarado, sem objetivos mensuráveis e sem previsão de avaliação, em que o Estado define quem pode receber e as empresas decidem quem recebe. A avaliação do desenho, feita com os dados oficiais, indica que a premissa central, a de que as empresas escolheriam projetos alinhados aos objetivos públicos, se sustenta mal. A captação favorece projetos que pedem o teto e proponentes recorrentes, o valor habilitado concentra-se na capital, e o financiamento vem de poucos patrocinadores de serviços regulados. As reservas do art. 18 atuam sobre a menor parte da desigualdade territorial, e o cumprimento delas não é apurável com o que se publica.</w:t>
       </w:r>
     </w:p>
     <w:p>
@@ -4395,7 +4449,7 @@
         <w:pStyle w:val="BodyText"/>
       </w:pPr>
       <w:r>
-        <w:t xml:space="preserve">A proposta de avaliação de impacto aproveita a janela de 2022-2024, em que a habilitação precedia a busca por patrocinador, para comparar quem captou com quem não captou dentro do mesmo filtro de mérito. O poder é suficiente para efeitos moderados, e o desenho depende de uma única decisão administrativa: dar acesso ao CNPJ dos proponentes. As limitações deste artigo são as dos dados. A conversão habilitado-captou usa a situação publicada como aproximação, a natureza dos proponentes foi inferida do nome, e o retrato territorial cobre 74% do valor.</w:t>
+        <w:t xml:space="preserve">A proposta de avaliação de impacto aproveita a janela de 2022-2024, em que a lista de habilitados reúne projetos que captaram e que não captaram, para comparar os dois grupos dentro do mesmo filtro de mérito. O poder alcança efeitos a partir de 0,25 a 0,45 desvio-padrão, e o desenho depende de uma única decisão administrativa: dar acesso ao CNPJ dos proponentes. As limitações deste artigo são as dos dados. A conversão habilitado-captou usa a situação publicada como aproximação, a natureza dos proponentes foi inferida do nome, e o retrato territorial cobre 74% do valor.</w:t>
       </w:r>
     </w:p>
     <w:bookmarkEnd w:id="26"/>
@@ -4931,7 +4985,7 @@
         <w:t xml:space="preserve">Sistema de Informações e Indicadores Culturais</w:t>
       </w:r>
       <w:r>
-        <w:t xml:space="preserve">: 2011-2022. Rio de Janeiro: IBGE, 2023. Dados consultados pela API de pesquisas do IBGE em 23 set. 2026.</w:t>
+        <w:t xml:space="preserve">. Rio de Janeiro: IBGE, 2025. Base de dados; períodos 2023 e 2024 publicados em 12 dez. 2025. Disponível em: https://servicodados.ibge.gov.br/api/v1/pesquisas/10092. Acesso em: 23 set. 2026.</w:t>
       </w:r>
     </w:p>
     <w:p>
@@ -5070,7 +5124,15 @@
         <w:t xml:space="preserve">Handbook of the economics of art and culture</w:t>
       </w:r>
       <w:r>
-        <w:t xml:space="preserve">. Amsterdam: Elsevier, 2006. v. 1, p. 1253-1298.</w:t>
+        <w:t xml:space="preserve">. Amsterdam: Elsevier, 2006. v. 1, p. 1253-1298. DOI: 10.1016/S1574-0676(06)01036-2.</w:t>
+      </w:r>
+    </w:p>
+    <w:p>
+      <w:pPr>
+        <w:pStyle w:val="BodyText"/>
+      </w:pPr>
+      <w:r>
+        <w:t xml:space="preserve">SECULT – SECRETARIA DE ESTADO DA CULTURA DO ESPÍRITO SANTO. Portaria nº 078, de 31 de julho de 2024. Introduz alterações no artigo 12 da Instrução Normativa nº 001 de 31 de janeiro de 2024 e traz outras diretrizes. Vitória: SECULT, 2024. Disponível em: https://secult.es.gov.br/media/2024/PORTARIA_SECULT_N%C2%BA_078%2C_DE_31_DE_JULHO_DE_2024.pdf. Acesso em: 23 set. 2026.</w:t>
       </w:r>
     </w:p>
     <w:p>
@@ -5134,6 +5196,27 @@
       </w:r>
       <w:r>
         <w:t xml:space="preserve">. Vitória: SECULT, 2026a.</w:t>
+      </w:r>
+    </w:p>
+    <w:p>
+      <w:pPr>
+        <w:pStyle w:val="BodyText"/>
+      </w:pPr>
+      <w:r>
+        <w:t xml:space="preserve">SECULT – SECRETARIA DE ESTADO DA CULTURA DO ESPÍRITO SANTO.</w:t>
+      </w:r>
+      <w:r>
+        <w:t xml:space="preserve"> </w:t>
+      </w:r>
+      <w:r>
+        <w:rPr>
+          <w:b/>
+          <w:bCs/>
+        </w:rPr>
+        <w:t xml:space="preserve">Sobre a LICC</w:t>
+      </w:r>
+      <w:r>
+        <w:t xml:space="preserve">. Vitória: SECULT, [202-]. Disponível em: https://secult.es.gov.br/sobre-a-licc. Acesso em: 24 set. 2026.</w:t>
       </w:r>
     </w:p>
     <w:p>

--- a/artigo/rascunho-artigo.docx
+++ b/artigo/rascunho-artigo.docx
@@ -62,7 +62,7 @@
         <w:t xml:space="preserve">incentivo fiscal à cultura; gasto tributário; avaliação de desenho; teoria da mudança; diferenças em diferenças.</w:t>
       </w:r>
     </w:p>
-    <w:bookmarkStart w:id="11" w:name="introdução"/>
+    <w:bookmarkStart w:id="12" w:name="introdução"/>
     <w:p>
       <w:pPr>
         <w:pStyle w:val="Heading1"/>
@@ -76,7 +76,7 @@
         <w:pStyle w:val="FirstParagraph"/>
       </w:pPr>
       <w:r>
-        <w:t xml:space="preserve">Em 2021, o Espírito Santo criou um mecanismo estadual de incentivo fiscal à cultura, descrito pela própria Secretaria da Cultura como iniciativa inédita no estado (SECULT, [202-]). A Lei estadual nº 11.246/2021 incluiu na lei do ICMS um crédito presumido igual ao valor que o contribuinte destina a projetos culturais credenciados pela SECULT, com efeitos a partir de 2022 (ESPÍRITO SANTO, 2021a). A Lei de Incentivo à Cultura Capixaba, como o mecanismo passou a ser chamado no regulamento (ESPÍRITO SANTO, 2021b), cresceu depressa: o teto anual de renúncia passou de R$ 10 milhões em 2022 para R$ 31 milhões em 2026, e 463 projetos foram habilitados a captar R$ 184 milhões nos cinco ciclos (459 com valor publicado). Em 2025, 63 projetos captaram exatamente R$ 25.000.000,00, o teto do ano.</w:t>
+        <w:t xml:space="preserve">Em 2021, o Espírito Santo criou um mecanismo estadual de incentivo fiscal à cultura, descrito pela própria Secretaria da Cultura como iniciativa inédita no estado (SECULT, [202-]). A Lei estadual nº 11.246/2021 incluiu na lei do ICMS um crédito presumido igual ao valor que o contribuinte destina a projetos culturais credenciados pela SECULT, com efeitos a partir de 2022 (ESPÍRITO SANTO, 2021a). A Lei de Incentivo à Cultura Capixaba, como o mecanismo passou a ser chamado no regulamento (ESPÍRITO SANTO, 2021b), cresceu depressa: o montante anual de renúncia passou de R$ 15 milhões em 2023 para R$ 31 milhões em 2026,</w:t>
       </w:r>
       <w:r>
         <w:rPr>
@@ -84,6 +84,18 @@
         </w:rPr>
         <w:footnoteReference w:id="9"/>
       </w:r>
+      <w:r>
+        <w:t xml:space="preserve"> </w:t>
+      </w:r>
+      <w:r>
+        <w:t xml:space="preserve">e 463 projetos foram habilitados a captar R$ 184 milhões nos cinco ciclos (459 com valor publicado). De 2023 a 2025, a captação esgotou o montante de cada ano ao centavo; em 2025, 63 projetos captaram exatamente R$ 25.000.000,00.</w:t>
+      </w:r>
+      <w:r>
+        <w:rPr>
+          <w:rStyle w:val="FootnoteReference"/>
+        </w:rPr>
+        <w:footnoteReference w:id="10"/>
+      </w:r>
     </w:p>
     <w:p>
       <w:pPr>
@@ -111,7 +123,7 @@
         <w:pStyle w:val="BodyText"/>
       </w:pPr>
       <w:r>
-        <w:t xml:space="preserve">Avaliar a LICC se justifica por três razões. Primeiro, é gasto público sem passar pelo orçamento: o teto de renúncia equivale a 14% a 21% do gasto estadual direto na função cultura em 2022-2025 (Tabela 1). Segundo, quem decide o destino do recurso é a empresa patrocinadora, e não o Estado, o que torna a política exposta às críticas de concentração e de lógica de marketing feitas à Lei Rouanet (SILVA, 2017; DEKKER; RODRIGUES, 2019). Terceiro, a política é nova, muda de regra a cada ano e nunca foi avaliada: não localizamos nenhum estudo sobre ela.</w:t>
+        <w:t xml:space="preserve">Avaliar a LICC se justifica por três razões. Primeiro, é gasto público sem passar pelo orçamento: a renúncia efetiva equivale a 14% a 21% do gasto estadual direto na função cultura em 2022-2025 (Tabela 1). Segundo, quem decide o destino do recurso é a empresa patrocinadora, e não o Estado, o que torna a política exposta às críticas de concentração e de lógica de marketing feitas à Lei Rouanet (SILVA, 2017; DEKKER; RODRIGUES, 2019). Terceiro, a política é nova e muda de regra a cada ano; sua primeira avaliação, conduzida pelo Instituto Jones dos Santos Neves (IJSN) com a SECULT e a FAPES, teve resultados preliminares apresentados em julho de 2026 (SECULT, 2026d), aos quais este artigo não teve acesso.</w:t>
       </w:r>
     </w:p>
     <w:p>
@@ -135,8 +147,8 @@
         <w:t xml:space="preserve">, sem propor redesenho do mecanismo, e estruturar uma avaliação de impacto, com desenho amostral, fontes de dados e cálculo de poder. A seção 2 caracteriza a política; a seção 3 revisa a literatura; a seção 4 apresenta a teoria da mudança e avalia o desenho com os dados administrativos; a seção 5 propõe a avaliação de impacto; a seção 6 conclui.</w:t>
       </w:r>
     </w:p>
-    <w:bookmarkEnd w:id="11"/>
-    <w:bookmarkStart w:id="12" w:name="caracterização-da-política"/>
+    <w:bookmarkEnd w:id="12"/>
+    <w:bookmarkStart w:id="13" w:name="caracterização-da-política"/>
     <w:p>
       <w:pPr>
         <w:pStyle w:val="Heading1"/>
@@ -336,7 +348,7 @@
               <w:rPr>
                 <w:sz w:val="20"/>
               </w:rPr>
-              <w:t xml:space="preserve">Fixado pela SEFAZ até 31/01, ampliável no exercício, limitado a 2% do ICMS estadual do ano anterior: R$ 10 mi (2022), 15 mi (2023), 25 mi (2024 e 2025), 31 mi (2026)</w:t>
+              <w:t xml:space="preserve">Fixado pela SEFAZ até 31/01, ampliável no exercício, limitado a 2% do ICMS estadual do ano anterior: R$ 10 mi em 2022 (15 mi no anexo de captação da SECULT), 15 mi (2023), 25 mi (2024 e 2025), 31 mi (2026)</w:t>
             </w:r>
           </w:p>
         </w:tc>
@@ -750,7 +762,7 @@
         <w:t xml:space="preserve">instabilidade</w:t>
       </w:r>
       <w:r>
-        <w:t xml:space="preserve">: a SECULT edita uma instrução normativa por ano e, alegando esgotamento do teto, fechou as inscrições no meio de 2024 e alterou o fluxo de habilitação no meio de 2025 (SECULT, 2024; 2025b). Na instrução de 2025, o parecer favorável gerava um certificado de aptidão à captação, válido por um ano, com o qual o proponente procurava patrocinador; ao reunir termos de compromisso de ao menos 35% do valor, o projeto ia à comissão e seguia captando até o fim do prazo do certificado (SECULT, 2025a, arts. 41-45). Desde maio de 2025, o proponente tem 120 dias para apresentar uma carta de intenção de patrocínio, contados da comunicação da SECULT, sob pena de arquivamento (SECULT, 2025b). A terceira é a</w:t>
+        <w:t xml:space="preserve">: a SECULT edita uma instrução normativa por ano e, alegando esgotamento do teto, fechou as inscrições no meio de 2024 e alterou o fluxo de habilitação no meio de 2025 (SECULT, 2024b; 2025b). Nas instruções de 2023 e 2024, a comissão habilitava o projeto, a habilitação saía no Diário Oficial e abria um prazo de captação de um ano, prorrogável uma vez; a empresa interessada firmava termo de compromisso com um projeto já habilitado, e o projeto que terminasse o prazo sem compromissos de ao menos 50% do valor aprovado era arquivado (SECULT, 2023, arts. 32-36; 2024a, arts. 32-36). Em 2025 a ordem se inverteu: o parecer favorável gerava um certificado de aptidão à captação, e o projeto só ia à comissão ao reunir termos de compromisso de ao menos 35% do valor (SECULT, 2025a, arts. 41-45). Desde maio de 2025, o proponente tem 120 dias para apresentar uma carta de intenção de patrocínio, contados da comunicação da SECULT, sob pena de arquivamento (SECULT, 2025b). A terceira é a</w:t>
       </w:r>
       <w:r>
         <w:t xml:space="preserve"> </w:t>
@@ -766,8 +778,8 @@
         <w:t xml:space="preserve">: os anexos não trazem o CNPJ do proponente, a linha de financiamento, a sede, o rateio entre municípios, os inscritos não habilitados nem qualquer indicador de resultado.</w:t>
       </w:r>
     </w:p>
-    <w:bookmarkEnd w:id="12"/>
-    <w:bookmarkStart w:id="13" w:name="breve-revisão-da-literatura"/>
+    <w:bookmarkEnd w:id="13"/>
+    <w:bookmarkStart w:id="14" w:name="breve-revisão-da-literatura"/>
     <w:p>
       <w:pPr>
         <w:pStyle w:val="Heading1"/>
@@ -864,7 +876,7 @@
         <w:t xml:space="preserve"> </w:t>
       </w:r>
       <w:r>
-        <w:t xml:space="preserve">Não localizamos avaliação causal de incentivo cultural no Brasil, nem avaliação acadêmica de leis estaduais de incentivo via ICMS. O análogo internacional mais próximo em instrumento são os créditos estaduais à produção audiovisual nos Estados Unidos. As avaliações com adoção escalonada e variáveis instrumentais encontram efeitos pequenos e concentrados na atividade incentivada — mais filmagens de séries, pouco ou nenhum emprego adicional — e nenhum efeito macroeconômico (THOM, 2018; BUTTON, 2019; BRADBURY, 2020). Com grandes eventos, os resultados variam: a Capital Europeia da Cultura elevou em 4,5% o PIB per capita das regiões das cidades-sede, com efeito que persiste por mais de cinco anos (GOMES; LIBRERO-CANO, 2018), enquanto o Jubileu de 2000 elevou só no curto prazo o valor adicionado de Roma, embora tenha aumentado a taxa de emprego (BRONZINI; MOCETTI; MONGARDINI, 2020). Sobre a interação entre recurso público e privado, os resultados variam de leve</w:t>
+        <w:t xml:space="preserve">Não localizamos avaliação causal de incentivo cultural no Brasil. Para leis estaduais via ICMS, os estudos localizados são descritivos: em Minas Gerais, a captação pela lei estadual concentrou-se na região metropolitana de Belo Horizonte, e municípios com museu, teatro ou cinema tinham mais chance de captar (TEIXEIRA</w:t>
       </w:r>
       <w:r>
         <w:t xml:space="preserve"> </w:t>
@@ -874,6 +886,19 @@
           <w:i/>
           <w:iCs/>
         </w:rPr>
+        <w:t xml:space="preserve">et al.</w:t>
+      </w:r>
+      <w:r>
+        <w:t xml:space="preserve">, 2021). O análogo internacional mais próximo em instrumento são os créditos estaduais à produção audiovisual nos Estados Unidos. As avaliações com adoção escalonada e variáveis instrumentais encontram efeitos pequenos e concentrados na atividade incentivada — mais filmagens de séries, pouco ou nenhum emprego adicional — e nenhum efeito macroeconômico (THOM, 2018; BUTTON, 2019; BRADBURY, 2020). Com grandes eventos, os resultados variam: a Capital Europeia da Cultura elevou em 4,5% o PIB per capita das regiões das cidades-sede, com efeito que persiste por mais de cinco anos (GOMES; LIBRERO-CANO, 2018), enquanto o Jubileu de 2000 elevou só no curto prazo o valor adicionado de Roma, embora tenha aumentado a taxa de emprego (BRONZINI; MOCETTI; MONGARDINI, 2020). Sobre a interação entre recurso público e privado, os resultados variam de leve</w:t>
+      </w:r>
+      <w:r>
+        <w:t xml:space="preserve"> </w:t>
+      </w:r>
+      <w:r>
+        <w:rPr>
+          <w:i/>
+          <w:iCs/>
+        </w:rPr>
         <w:t xml:space="preserve">crowding-in</w:t>
       </w:r>
       <w:r>
@@ -883,8 +908,8 @@
         <w:t xml:space="preserve">a independência (SMITH, 2007; BORGONOVI; O’HARE, 2004). Duas lições servem à LICC. Para instrumentos que financiam produções dispersas, e não um grande evento, os efeitos plausíveis são proximais e pequenos. E os desenhos críveis exploram candidatos não escolhidos como grupo de comparação: Gomes e Librero-Cano (2018) comparam cidades que sediaram a Capital Europeia da Cultura com cidades candidatas.</w:t>
       </w:r>
     </w:p>
-    <w:bookmarkEnd w:id="13"/>
-    <w:bookmarkStart w:id="19" w:name="desenho-da-política-e-sua-avaliação"/>
+    <w:bookmarkEnd w:id="14"/>
+    <w:bookmarkStart w:id="20" w:name="desenho-da-política-e-sua-avaliação"/>
     <w:p>
       <w:pPr>
         <w:pStyle w:val="Heading1"/>
@@ -893,7 +918,7 @@
         <w:t xml:space="preserve">4 Desenho da política e sua avaliação</w:t>
       </w:r>
     </w:p>
-    <w:bookmarkStart w:id="14" w:name="teoria-da-mudança"/>
+    <w:bookmarkStart w:id="15" w:name="teoria-da-mudança"/>
     <w:p>
       <w:pPr>
         <w:pStyle w:val="Heading2"/>
@@ -1499,8 +1524,8 @@
         <w:t xml:space="preserve">A premissa decisiva está no elo entre atividade e produto. A política só alcança seus resultados distributivos se as empresas escolherem projetos alinhados aos objetivos públicos, o que o desenho não garante: o crédito integral elimina o custo da escolha para a empresa, e as reservas do art. 18 só regulam a partilha do teto em grandes blocos.</w:t>
       </w:r>
     </w:p>
-    <w:bookmarkEnd w:id="14"/>
-    <w:bookmarkStart w:id="18" w:name="avaliação-do-desenho"/>
+    <w:bookmarkEnd w:id="15"/>
+    <w:bookmarkStart w:id="19" w:name="avaliação-do-desenho"/>
     <w:p>
       <w:pPr>
         <w:pStyle w:val="Heading2"/>
@@ -1634,23 +1659,23 @@
               <w:rPr>
                 <w:sz w:val="20"/>
               </w:rPr>
-              <w:t xml:space="preserve">Teto anual de renúncia, 2022 → 2026</w:t>
-            </w:r>
-          </w:p>
-        </w:tc>
-        <w:tc>
-          <w:tcPr/>
-          <w:p>
-            <w:pPr>
-              <w:pStyle w:val="Compact"/>
-              <w:spacing w:after="0" w:before="0"/>
-              <w:jc w:val="left"/>
-            </w:pPr>
-            <w:r>
-              <w:rPr>
-                <w:sz w:val="20"/>
-              </w:rPr>
-              <w:t xml:space="preserve">R$ 10 mi → R$ 31 mi</w:t>
+              <w:t xml:space="preserve">Montante anual de renúncia, 2023 → 2026</w:t>
+            </w:r>
+          </w:p>
+        </w:tc>
+        <w:tc>
+          <w:tcPr/>
+          <w:p>
+            <w:pPr>
+              <w:pStyle w:val="Compact"/>
+              <w:spacing w:after="0" w:before="0"/>
+              <w:jc w:val="left"/>
+            </w:pPr>
+            <w:r>
+              <w:rPr>
+                <w:sz w:val="20"/>
+              </w:rPr>
+              <w:t xml:space="preserve">R$ 15 mi → R$ 31 mi</w:t>
             </w:r>
           </w:p>
         </w:tc>
@@ -1722,7 +1747,7 @@
               <w:rPr>
                 <w:sz w:val="20"/>
               </w:rPr>
-              <w:t xml:space="preserve">Teto / gasto estadual na função cultura, 2022-2025</w:t>
+              <w:t xml:space="preserve">Renúncia efetiva / gasto estadual na função cultura, 2022-2025</w:t>
             </w:r>
           </w:p>
         </w:tc>
@@ -1816,23 +1841,23 @@
               <w:rPr>
                 <w:sz w:val="20"/>
               </w:rPr>
-              <w:t xml:space="preserve">Captado em 2025 / teto de 2025</w:t>
-            </w:r>
-          </w:p>
-        </w:tc>
-        <w:tc>
-          <w:tcPr/>
-          <w:p>
-            <w:pPr>
-              <w:pStyle w:val="Compact"/>
-              <w:spacing w:after="0" w:before="0"/>
-              <w:jc w:val="left"/>
-            </w:pPr>
-            <w:r>
-              <w:rPr>
-                <w:sz w:val="20"/>
-              </w:rPr>
-              <w:t xml:space="preserve">100% (R$ 25,0 mi)</w:t>
+              <w:t xml:space="preserve">Captado / montante do ano (2023; 2024; 2025)</w:t>
+            </w:r>
+          </w:p>
+        </w:tc>
+        <w:tc>
+          <w:tcPr/>
+          <w:p>
+            <w:pPr>
+              <w:pStyle w:val="Compact"/>
+              <w:spacing w:after="0" w:before="0"/>
+              <w:jc w:val="left"/>
+            </w:pPr>
+            <w:r>
+              <w:rPr>
+                <w:sz w:val="20"/>
+              </w:rPr>
+              <w:t xml:space="preserve">100%; 100%; 100%</w:t>
             </w:r>
           </w:p>
         </w:tc>
@@ -1846,43 +1871,37 @@
               <w:spacing w:after="0" w:before="0"/>
               <w:jc w:val="left"/>
             </w:pPr>
-            <w:r>
-              <w:rPr>
-                <w:sz w:val="20"/>
-              </w:rPr>
-              <w:t xml:space="preserve">Atrito</w:t>
-            </w:r>
-          </w:p>
-        </w:tc>
-        <w:tc>
-          <w:tcPr/>
-          <w:p>
-            <w:pPr>
-              <w:pStyle w:val="Compact"/>
-              <w:spacing w:after="0" w:before="0"/>
-              <w:jc w:val="left"/>
-            </w:pPr>
-            <w:r>
-              <w:rPr>
-                <w:sz w:val="20"/>
-              </w:rPr>
-              <w:t xml:space="preserve">Habilitados com prazo de captação expirado, entre os resolvidos (2022; 2023; 2024)</w:t>
-            </w:r>
-          </w:p>
-        </w:tc>
-        <w:tc>
-          <w:tcPr/>
-          <w:p>
-            <w:pPr>
-              <w:pStyle w:val="Compact"/>
-              <w:spacing w:after="0" w:before="0"/>
-              <w:jc w:val="left"/>
-            </w:pPr>
-            <w:r>
-              <w:rPr>
-                <w:sz w:val="20"/>
-              </w:rPr>
-              <w:t xml:space="preserve">16%; 30%; 45%</w:t>
+          </w:p>
+        </w:tc>
+        <w:tc>
+          <w:tcPr/>
+          <w:p>
+            <w:pPr>
+              <w:pStyle w:val="Compact"/>
+              <w:spacing w:after="0" w:before="0"/>
+              <w:jc w:val="left"/>
+            </w:pPr>
+            <w:r>
+              <w:rPr>
+                <w:sz w:val="20"/>
+              </w:rPr>
+              <w:t xml:space="preserve">Termos de patrocínio indeferidos por exceder o montante / montante (2023; 2024)</w:t>
+            </w:r>
+          </w:p>
+        </w:tc>
+        <w:tc>
+          <w:tcPr/>
+          <w:p>
+            <w:pPr>
+              <w:pStyle w:val="Compact"/>
+              <w:spacing w:after="0" w:before="0"/>
+              <w:jc w:val="left"/>
+            </w:pPr>
+            <w:r>
+              <w:rPr>
+                <w:sz w:val="20"/>
+              </w:rPr>
+              <w:t xml:space="preserve">28%; 35%</w:t>
             </w:r>
           </w:p>
         </w:tc>
@@ -1900,39 +1919,39 @@
               <w:rPr>
                 <w:sz w:val="20"/>
               </w:rPr>
-              <w:t xml:space="preserve">Teto por projeto</w:t>
-            </w:r>
-          </w:p>
-        </w:tc>
-        <w:tc>
-          <w:tcPr/>
-          <w:p>
-            <w:pPr>
-              <w:pStyle w:val="Compact"/>
-              <w:spacing w:after="0" w:before="0"/>
-              <w:jc w:val="left"/>
-            </w:pPr>
-            <w:r>
-              <w:rPr>
-                <w:sz w:val="20"/>
-              </w:rPr>
-              <w:t xml:space="preserve">Processos com valor autorizado de exatamente R$ 500 mil (2022 → 2026)</w:t>
-            </w:r>
-          </w:p>
-        </w:tc>
-        <w:tc>
-          <w:tcPr/>
-          <w:p>
-            <w:pPr>
-              <w:pStyle w:val="Compact"/>
-              <w:spacing w:after="0" w:before="0"/>
-              <w:jc w:val="left"/>
-            </w:pPr>
-            <w:r>
-              <w:rPr>
-                <w:sz w:val="20"/>
-              </w:rPr>
-              <w:t xml:space="preserve">13% → 41%</w:t>
+              <w:t xml:space="preserve">Atrito</w:t>
+            </w:r>
+          </w:p>
+        </w:tc>
+        <w:tc>
+          <w:tcPr/>
+          <w:p>
+            <w:pPr>
+              <w:pStyle w:val="Compact"/>
+              <w:spacing w:after="0" w:before="0"/>
+              <w:jc w:val="left"/>
+            </w:pPr>
+            <w:r>
+              <w:rPr>
+                <w:sz w:val="20"/>
+              </w:rPr>
+              <w:t xml:space="preserve">Habilitados com prazo de captação expirado, entre os resolvidos (2022; 2023; 2024)</w:t>
+            </w:r>
+          </w:p>
+        </w:tc>
+        <w:tc>
+          <w:tcPr/>
+          <w:p>
+            <w:pPr>
+              <w:pStyle w:val="Compact"/>
+              <w:spacing w:after="0" w:before="0"/>
+              <w:jc w:val="left"/>
+            </w:pPr>
+            <w:r>
+              <w:rPr>
+                <w:sz w:val="20"/>
+              </w:rPr>
+              <w:t xml:space="preserve">16%; 30%; 45%</w:t>
             </w:r>
           </w:p>
         </w:tc>
@@ -1950,39 +1969,39 @@
               <w:rPr>
                 <w:sz w:val="20"/>
               </w:rPr>
-              <w:t xml:space="preserve">Proponentes</w:t>
-            </w:r>
-          </w:p>
-        </w:tc>
-        <w:tc>
-          <w:tcPr/>
-          <w:p>
-            <w:pPr>
-              <w:pStyle w:val="Compact"/>
-              <w:spacing w:after="0" w:before="0"/>
-              <w:jc w:val="left"/>
-            </w:pPr>
-            <w:r>
-              <w:rPr>
-                <w:sz w:val="20"/>
-              </w:rPr>
-              <w:t xml:space="preserve">Proponentes do ciclo já vistos em ciclo anterior (2025; 2026)</w:t>
-            </w:r>
-          </w:p>
-        </w:tc>
-        <w:tc>
-          <w:tcPr/>
-          <w:p>
-            <w:pPr>
-              <w:pStyle w:val="Compact"/>
-              <w:spacing w:after="0" w:before="0"/>
-              <w:jc w:val="left"/>
-            </w:pPr>
-            <w:r>
-              <w:rPr>
-                <w:sz w:val="20"/>
-              </w:rPr>
-              <w:t xml:space="preserve">63%; 51%</w:t>
+              <w:t xml:space="preserve">Teto por projeto</w:t>
+            </w:r>
+          </w:p>
+        </w:tc>
+        <w:tc>
+          <w:tcPr/>
+          <w:p>
+            <w:pPr>
+              <w:pStyle w:val="Compact"/>
+              <w:spacing w:after="0" w:before="0"/>
+              <w:jc w:val="left"/>
+            </w:pPr>
+            <w:r>
+              <w:rPr>
+                <w:sz w:val="20"/>
+              </w:rPr>
+              <w:t xml:space="preserve">Processos com valor autorizado de exatamente R$ 500 mil (2022 → 2026)</w:t>
+            </w:r>
+          </w:p>
+        </w:tc>
+        <w:tc>
+          <w:tcPr/>
+          <w:p>
+            <w:pPr>
+              <w:pStyle w:val="Compact"/>
+              <w:spacing w:after="0" w:before="0"/>
+              <w:jc w:val="left"/>
+            </w:pPr>
+            <w:r>
+              <w:rPr>
+                <w:sz w:val="20"/>
+              </w:rPr>
+              <w:t xml:space="preserve">13% → 41%</w:t>
             </w:r>
           </w:p>
         </w:tc>
@@ -1996,37 +2015,43 @@
               <w:spacing w:after="0" w:before="0"/>
               <w:jc w:val="left"/>
             </w:pPr>
-          </w:p>
-        </w:tc>
-        <w:tc>
-          <w:tcPr/>
-          <w:p>
-            <w:pPr>
-              <w:pStyle w:val="Compact"/>
-              <w:spacing w:after="0" w:before="0"/>
-              <w:jc w:val="left"/>
-            </w:pPr>
-            <w:r>
-              <w:rPr>
-                <w:sz w:val="20"/>
-              </w:rPr>
-              <w:t xml:space="preserve">Proponentes em 3 ou mais ciclos: parcela dos proponentes e do valor</w:t>
-            </w:r>
-          </w:p>
-        </w:tc>
-        <w:tc>
-          <w:tcPr/>
-          <w:p>
-            <w:pPr>
-              <w:pStyle w:val="Compact"/>
-              <w:spacing w:after="0" w:before="0"/>
-              <w:jc w:val="left"/>
-            </w:pPr>
-            <w:r>
-              <w:rPr>
-                <w:sz w:val="20"/>
-              </w:rPr>
-              <w:t xml:space="preserve">17%; 47%</w:t>
+            <w:r>
+              <w:rPr>
+                <w:sz w:val="20"/>
+              </w:rPr>
+              <w:t xml:space="preserve">Proponentes</w:t>
+            </w:r>
+          </w:p>
+        </w:tc>
+        <w:tc>
+          <w:tcPr/>
+          <w:p>
+            <w:pPr>
+              <w:pStyle w:val="Compact"/>
+              <w:spacing w:after="0" w:before="0"/>
+              <w:jc w:val="left"/>
+            </w:pPr>
+            <w:r>
+              <w:rPr>
+                <w:sz w:val="20"/>
+              </w:rPr>
+              <w:t xml:space="preserve">Proponentes do ciclo já vistos em ciclo anterior (2025; 2026)</w:t>
+            </w:r>
+          </w:p>
+        </w:tc>
+        <w:tc>
+          <w:tcPr/>
+          <w:p>
+            <w:pPr>
+              <w:pStyle w:val="Compact"/>
+              <w:spacing w:after="0" w:before="0"/>
+              <w:jc w:val="left"/>
+            </w:pPr>
+            <w:r>
+              <w:rPr>
+                <w:sz w:val="20"/>
+              </w:rPr>
+              <w:t xml:space="preserve">63%; 51%</w:t>
             </w:r>
           </w:p>
         </w:tc>
@@ -2040,43 +2065,37 @@
               <w:spacing w:after="0" w:before="0"/>
               <w:jc w:val="left"/>
             </w:pPr>
-            <w:r>
-              <w:rPr>
-                <w:sz w:val="20"/>
-              </w:rPr>
-              <w:t xml:space="preserve">Território</w:t>
-            </w:r>
-          </w:p>
-        </w:tc>
-        <w:tc>
-          <w:tcPr/>
-          <w:p>
-            <w:pPr>
-              <w:pStyle w:val="Compact"/>
-              <w:spacing w:after="0" w:before="0"/>
-              <w:jc w:val="left"/>
-            </w:pPr>
-            <w:r>
-              <w:rPr>
-                <w:sz w:val="20"/>
-              </w:rPr>
-              <w:t xml:space="preserve">Parcela da RMGV: população; valor atribuível</w:t>
-            </w:r>
-          </w:p>
-        </w:tc>
-        <w:tc>
-          <w:tcPr/>
-          <w:p>
-            <w:pPr>
-              <w:pStyle w:val="Compact"/>
-              <w:spacing w:after="0" w:before="0"/>
-              <w:jc w:val="left"/>
-            </w:pPr>
-            <w:r>
-              <w:rPr>
-                <w:sz w:val="20"/>
-              </w:rPr>
-              <w:t xml:space="preserve">49%; 67%</w:t>
+          </w:p>
+        </w:tc>
+        <w:tc>
+          <w:tcPr/>
+          <w:p>
+            <w:pPr>
+              <w:pStyle w:val="Compact"/>
+              <w:spacing w:after="0" w:before="0"/>
+              <w:jc w:val="left"/>
+            </w:pPr>
+            <w:r>
+              <w:rPr>
+                <w:sz w:val="20"/>
+              </w:rPr>
+              <w:t xml:space="preserve">Proponentes em 3 ou mais ciclos: parcela dos proponentes e do valor</w:t>
+            </w:r>
+          </w:p>
+        </w:tc>
+        <w:tc>
+          <w:tcPr/>
+          <w:p>
+            <w:pPr>
+              <w:pStyle w:val="Compact"/>
+              <w:spacing w:after="0" w:before="0"/>
+              <w:jc w:val="left"/>
+            </w:pPr>
+            <w:r>
+              <w:rPr>
+                <w:sz w:val="20"/>
+              </w:rPr>
+              <w:t xml:space="preserve">17%; 47%</w:t>
             </w:r>
           </w:p>
         </w:tc>
@@ -2090,37 +2109,43 @@
               <w:spacing w:after="0" w:before="0"/>
               <w:jc w:val="left"/>
             </w:pPr>
-          </w:p>
-        </w:tc>
-        <w:tc>
-          <w:tcPr/>
-          <w:p>
-            <w:pPr>
-              <w:pStyle w:val="Compact"/>
-              <w:spacing w:after="0" w:before="0"/>
-              <w:jc w:val="left"/>
-            </w:pPr>
-            <w:r>
-              <w:rPr>
-                <w:sz w:val="20"/>
-              </w:rPr>
-              <w:t xml:space="preserve">Vitória: população; valor atribuível</w:t>
-            </w:r>
-          </w:p>
-        </w:tc>
-        <w:tc>
-          <w:tcPr/>
-          <w:p>
-            <w:pPr>
-              <w:pStyle w:val="Compact"/>
-              <w:spacing w:after="0" w:before="0"/>
-              <w:jc w:val="left"/>
-            </w:pPr>
-            <w:r>
-              <w:rPr>
-                <w:sz w:val="20"/>
-              </w:rPr>
-              <w:t xml:space="preserve">8%; 48%</w:t>
+            <w:r>
+              <w:rPr>
+                <w:sz w:val="20"/>
+              </w:rPr>
+              <w:t xml:space="preserve">Território</w:t>
+            </w:r>
+          </w:p>
+        </w:tc>
+        <w:tc>
+          <w:tcPr/>
+          <w:p>
+            <w:pPr>
+              <w:pStyle w:val="Compact"/>
+              <w:spacing w:after="0" w:before="0"/>
+              <w:jc w:val="left"/>
+            </w:pPr>
+            <w:r>
+              <w:rPr>
+                <w:sz w:val="20"/>
+              </w:rPr>
+              <w:t xml:space="preserve">Parcela da RMGV: população; valor atribuível</w:t>
+            </w:r>
+          </w:p>
+        </w:tc>
+        <w:tc>
+          <w:tcPr/>
+          <w:p>
+            <w:pPr>
+              <w:pStyle w:val="Compact"/>
+              <w:spacing w:after="0" w:before="0"/>
+              <w:jc w:val="left"/>
+            </w:pPr>
+            <w:r>
+              <w:rPr>
+                <w:sz w:val="20"/>
+              </w:rPr>
+              <w:t xml:space="preserve">49%; 67%</w:t>
             </w:r>
           </w:p>
         </w:tc>
@@ -2148,23 +2173,23 @@
               <w:rPr>
                 <w:sz w:val="20"/>
               </w:rPr>
-              <w:t xml:space="preserve">Gini do valor atribuível entre os 78 municípios</w:t>
-            </w:r>
-          </w:p>
-        </w:tc>
-        <w:tc>
-          <w:tcPr/>
-          <w:p>
-            <w:pPr>
-              <w:pStyle w:val="Compact"/>
-              <w:spacing w:after="0" w:before="0"/>
-              <w:jc w:val="left"/>
-            </w:pPr>
-            <w:r>
-              <w:rPr>
-                <w:sz w:val="20"/>
-              </w:rPr>
-              <w:t xml:space="preserve">0,88</w:t>
+              <w:t xml:space="preserve">Vitória: população; valor atribuível</w:t>
+            </w:r>
+          </w:p>
+        </w:tc>
+        <w:tc>
+          <w:tcPr/>
+          <w:p>
+            <w:pPr>
+              <w:pStyle w:val="Compact"/>
+              <w:spacing w:after="0" w:before="0"/>
+              <w:jc w:val="left"/>
+            </w:pPr>
+            <w:r>
+              <w:rPr>
+                <w:sz w:val="20"/>
+              </w:rPr>
+              <w:t xml:space="preserve">8%; 48%</w:t>
             </w:r>
           </w:p>
         </w:tc>
@@ -2192,23 +2217,23 @@
               <w:rPr>
                 <w:sz w:val="20"/>
               </w:rPr>
-              <w:t xml:space="preserve">Municípios sem nenhum projeto habilitado em 2022-2026</w:t>
-            </w:r>
-          </w:p>
-        </w:tc>
-        <w:tc>
-          <w:tcPr/>
-          <w:p>
-            <w:pPr>
-              <w:pStyle w:val="Compact"/>
-              <w:spacing w:after="0" w:before="0"/>
-              <w:jc w:val="left"/>
-            </w:pPr>
-            <w:r>
-              <w:rPr>
-                <w:sz w:val="20"/>
-              </w:rPr>
-              <w:t xml:space="preserve">14</w:t>
+              <w:t xml:space="preserve">Gini do valor atribuível entre os 78 municípios</w:t>
+            </w:r>
+          </w:p>
+        </w:tc>
+        <w:tc>
+          <w:tcPr/>
+          <w:p>
+            <w:pPr>
+              <w:pStyle w:val="Compact"/>
+              <w:spacing w:after="0" w:before="0"/>
+              <w:jc w:val="left"/>
+            </w:pPr>
+            <w:r>
+              <w:rPr>
+                <w:sz w:val="20"/>
+              </w:rPr>
+              <w:t xml:space="preserve">0,88</w:t>
             </w:r>
           </w:p>
         </w:tc>
@@ -2222,43 +2247,37 @@
               <w:spacing w:after="0" w:before="0"/>
               <w:jc w:val="left"/>
             </w:pPr>
-            <w:r>
-              <w:rPr>
-                <w:sz w:val="20"/>
-              </w:rPr>
-              <w:t xml:space="preserve">Patrocinadores (2025)</w:t>
-            </w:r>
-          </w:p>
-        </w:tc>
-        <w:tc>
-          <w:tcPr/>
-          <w:p>
-            <w:pPr>
-              <w:pStyle w:val="Compact"/>
-              <w:spacing w:after="0" w:before="0"/>
-              <w:jc w:val="left"/>
-            </w:pPr>
-            <w:r>
-              <w:rPr>
-                <w:sz w:val="20"/>
-              </w:rPr>
-              <w:t xml:space="preserve">Empresas; maior empresa (distribuidora de energia)</w:t>
-            </w:r>
-          </w:p>
-        </w:tc>
-        <w:tc>
-          <w:tcPr/>
-          <w:p>
-            <w:pPr>
-              <w:pStyle w:val="Compact"/>
-              <w:spacing w:after="0" w:before="0"/>
-              <w:jc w:val="left"/>
-            </w:pPr>
-            <w:r>
-              <w:rPr>
-                <w:sz w:val="20"/>
-              </w:rPr>
-              <w:t xml:space="preserve">26; 44%</w:t>
+          </w:p>
+        </w:tc>
+        <w:tc>
+          <w:tcPr/>
+          <w:p>
+            <w:pPr>
+              <w:pStyle w:val="Compact"/>
+              <w:spacing w:after="0" w:before="0"/>
+              <w:jc w:val="left"/>
+            </w:pPr>
+            <w:r>
+              <w:rPr>
+                <w:sz w:val="20"/>
+              </w:rPr>
+              <w:t xml:space="preserve">Municípios sem nenhum projeto habilitado em 2022-2026</w:t>
+            </w:r>
+          </w:p>
+        </w:tc>
+        <w:tc>
+          <w:tcPr/>
+          <w:p>
+            <w:pPr>
+              <w:pStyle w:val="Compact"/>
+              <w:spacing w:after="0" w:before="0"/>
+              <w:jc w:val="left"/>
+            </w:pPr>
+            <w:r>
+              <w:rPr>
+                <w:sz w:val="20"/>
+              </w:rPr>
+              <w:t xml:space="preserve">14</w:t>
             </w:r>
           </w:p>
         </w:tc>
@@ -2272,6 +2291,56 @@
               <w:spacing w:after="0" w:before="0"/>
               <w:jc w:val="left"/>
             </w:pPr>
+            <w:r>
+              <w:rPr>
+                <w:sz w:val="20"/>
+              </w:rPr>
+              <w:t xml:space="preserve">Patrocinadores (2025)</w:t>
+            </w:r>
+          </w:p>
+        </w:tc>
+        <w:tc>
+          <w:tcPr/>
+          <w:p>
+            <w:pPr>
+              <w:pStyle w:val="Compact"/>
+              <w:spacing w:after="0" w:before="0"/>
+              <w:jc w:val="left"/>
+            </w:pPr>
+            <w:r>
+              <w:rPr>
+                <w:sz w:val="20"/>
+              </w:rPr>
+              <w:t xml:space="preserve">Empresas (raiz do CNPJ); maior empresa (distribuidora de energia)</w:t>
+            </w:r>
+          </w:p>
+        </w:tc>
+        <w:tc>
+          <w:tcPr/>
+          <w:p>
+            <w:pPr>
+              <w:pStyle w:val="Compact"/>
+              <w:spacing w:after="0" w:before="0"/>
+              <w:jc w:val="left"/>
+            </w:pPr>
+            <w:r>
+              <w:rPr>
+                <w:sz w:val="20"/>
+              </w:rPr>
+              <w:t xml:space="preserve">26; 44%</w:t>
+            </w:r>
+          </w:p>
+        </w:tc>
+      </w:tr>
+      <w:tr>
+        <w:tc>
+          <w:tcPr/>
+          <w:p>
+            <w:pPr>
+              <w:pStyle w:val="Compact"/>
+              <w:spacing w:after="0" w:before="0"/>
+              <w:jc w:val="left"/>
+            </w:pPr>
           </w:p>
         </w:tc>
         <w:tc>
@@ -2316,7 +2385,7 @@
         <w:rPr>
           <w:sz w:val="20"/>
         </w:rPr>
-        <w:t xml:space="preserve">Fonte: elaboração própria com base em SECULT (2026b), portarias de teto da SEFAZ, IBGE e SICONFI. Valor atribuível: projetos com um único município de execução (74% do valor autorizado). Tabelas de origem em</w:t>
+        <w:t xml:space="preserve">Fonte: elaboração própria com base em SECULT (2026b; 2026c), portarias de teto da SEFAZ, IBGE e SICONFI. Valor atribuível: projetos com um único município de execução (74% do valor autorizado). Tabelas de origem em</w:t>
       </w:r>
       <w:r>
         <w:rPr>
@@ -2349,6 +2418,25 @@
           <w:sz w:val="20"/>
         </w:rPr>
         <w:t xml:space="preserve">03_*.csv</w:t>
+      </w:r>
+      <w:r>
+        <w:rPr>
+          <w:sz w:val="20"/>
+        </w:rPr>
+        <w:t xml:space="preserve">,</w:t>
+      </w:r>
+      <w:r>
+        <w:rPr>
+          <w:sz w:val="20"/>
+        </w:rPr>
+        <w:t xml:space="preserve"> </w:t>
+      </w:r>
+      <w:r>
+        <w:rPr>
+          <w:rStyle w:val="VerbatimChar"/>
+          <w:sz w:val="20"/>
+        </w:rPr>
+        <w:t xml:space="preserve">03f_*.csv</w:t>
       </w:r>
       <w:r>
         <w:rPr>
@@ -2398,18 +2486,18 @@
           <wp:inline>
             <wp:extent cx="5334000" cy="2543907"/>
             <wp:effectExtent b="0" l="0" r="0" t="0"/>
-            <wp:docPr descr="" title="" id="16" name="Picture"/>
+            <wp:docPr descr="" title="" id="17" name="Picture"/>
             <a:graphic>
               <a:graphicData uri="http://schemas.openxmlformats.org/drawingml/2006/picture">
                 <pic:pic>
                   <pic:nvPicPr>
-                    <pic:cNvPr descr="../analise/figuras/04_fig1_conversao_territorio.png" id="17" name="Picture"/>
+                    <pic:cNvPr descr="../analise/figuras/04_fig1_conversao_territorio.png" id="18" name="Picture"/>
                     <pic:cNvPicPr>
                       <a:picLocks noChangeArrowheads="1" noChangeAspect="1"/>
                     </pic:cNvPicPr>
                   </pic:nvPicPr>
                   <pic:blipFill>
-                    <a:blip r:embed="rId15"/>
+                    <a:blip r:embed="rId16"/>
                     <a:stretch>
                       <a:fillRect/>
                     </a:stretch>
@@ -2562,7 +2650,7 @@
         <w:t xml:space="preserve"> </w:t>
       </w:r>
       <w:r>
-        <w:t xml:space="preserve">A LICC habilita mais do que pode pagar. O valor autorizado de cada ciclo foi de 1,1 a 1,9 vez o teto do ano em que o ciclo capta, e em 2025 a captação esgotou o teto ao centavo. O excesso de demanda é racionado pelas empresas, não pela SECULT: entre 2022 e 2024, a fração de habilitados cujo prazo de captação expirou subiu de 16% para 45% à medida que a habilitação quase dobrou. Esse é o funil de atrito da teoria da mudança medido no único elo com dado oficial.</w:t>
+        <w:t xml:space="preserve">A LICC habilita mais do que pode pagar. O valor autorizado de cada ciclo foi de 1,1 a 1,9 vez o teto do ano em que o ciclo capta, e de 2023 a 2025 a captação esgotou o montante de cada ano ao centavo. Em 2023 e 2024, a SECULT ainda indeferiu, por ultrapassarem o montante, termos de patrocínio que somavam 28% e 35% dele (SECULT, 2026c). O excesso de demanda é racionado pela escolha das empresas e pela ordem em que os termos chegam à validação, não por critério de mérito da SECULT: entre 2022 e 2024, a fração de habilitados cujo prazo de captação expirou subiu de 16% para 45% à medida que a habilitação quase dobrou. Esse é o funil de atrito da teoria da mudança, medido com dado oficial.</w:t>
       </w:r>
     </w:p>
     <w:p>
@@ -2580,7 +2668,7 @@
         <w:t xml:space="preserve"> </w:t>
       </w:r>
       <w:r>
-        <w:t xml:space="preserve">Os dados sustentam mal a premissa de que as empresas financiariam projetos fora do circuito consolidado. Primeiro, a captação favorece projetos maiores: dentro de cada ciclo, projetos que pediram exatamente o teto de R$ 500 mil foram executados com mais frequência que os de até R$ 400 mil — 78% contra 27% no ciclo 2024 (Figura 1a). A parcela de pedidos no teto exato triplicou entre 2022 e 2026, sinal de que o valor pedido responde à regra e não só ao custo do projeto. Segundo, a captação favorece quem já passou pela política, e a carteira se renova pouco: nos ciclos 2023 e 2024, 71% dos projetos de proponentes já habilitados antes foram executados, contra 57% dos de estreantes; nos ciclos 2025 e 2026, mais da metade dos proponentes já tinha sido habilitada antes, e os 17% que aparecem em três ou mais ciclos ficam com 47% do valor autorizado. Terceiro, o financiamento vem de poucas empresas: em 2025, 26 patrocinadores, dos quais a distribuidora de energia respondeu por 44% da renúncia, e empresas de energia e gás, serviços regulados, por 52%. O limite por patrocinador, proporcional ao ICMS devido, dá aos grandes contribuintes mais espaço de patrocínio em valor absoluto.</w:t>
+        <w:t xml:space="preserve">Os dados sustentam mal a premissa de que as empresas financiariam projetos fora do circuito consolidado. Primeiro, a captação favorece projetos maiores: dentro de cada ciclo, projetos que pediram exatamente o teto de R$ 500 mil foram executados com mais frequência que os de até R$ 400 mil — 78% contra 27% no ciclo 2024 (Figura 1a). A parcela de pedidos no teto exato triplicou entre 2022 e 2026, sinal de que o valor pedido responde à regra e não só ao custo do projeto. Segundo, a captação favorece quem já passou pela política, e a carteira se renova pouco: nos ciclos 2023 e 2024, 71% dos projetos de proponentes já habilitados antes foram executados, contra 57% dos de estreantes; nos ciclos 2025 e 2026, mais da metade dos proponentes já tinha sido habilitada antes, e os 17% que aparecem em três ou mais ciclos ficam com 47% do valor autorizado. Terceiro, o financiamento vem de poucas empresas: em 2025, 26 empresas patrocinadoras (46 estabelecimentos), das quais a distribuidora de energia respondeu por 44% da renúncia, e empresas de energia e gás, serviços regulados, por 52%. O limite por patrocinador, proporcional ao ICMS devido, dá aos grandes contribuintes mais espaço de patrocínio em valor absoluto.</w:t>
       </w:r>
     </w:p>
     <w:p>
@@ -2634,7 +2722,7 @@
         <w:t xml:space="preserve"> </w:t>
       </w:r>
       <w:r>
-        <w:t xml:space="preserve">O que a SECULT publica cobre insumos e produtos (valores autorizados, status, cota a partir de 2024, local de execução, captação de 2025). Não cobre resultados. As contrapartidas de acesso são escolhidas pelo proponente, conferidas projeto a projeto e nunca agregadas. A estimativa de público é autodeclarada. Não há chave que ligue proponentes a bases de emprego ou de outras fontes de fomento, e as regras de acesso mudaram no meio do exercício em 2024 e em 2025. Pelas normas publicadas, também não é possível apurar se as cotas foram cumpridas.</w:t>
+        <w:t xml:space="preserve">O que a SECULT publica cobre insumos e produtos (valores autorizados, status, cota a partir de 2024, local de execução, captação por projeto e patrocinador desde 2022 e por cota desde 2025). Não cobre resultados. As contrapartidas de acesso são escolhidas pelo proponente, conferidas projeto a projeto e nunca agregadas. A estimativa de público é autodeclarada. Não há chave que ligue proponentes a bases de emprego ou de outras fontes de fomento, e as regras de acesso mudaram no meio do exercício em 2024 e em 2025. Em 2025, as reservas I e IV captaram exatamente o valor reservado, a de planos plurianuais 93% e a de projetos fora da RMGV 107% (SECULT, 2026c). Como o art. 18 manda aplicar a cota geral quando as demais se esgotam e permite remanejar sobras, esses números descrevem a execução das reservas, não o cumprimento da norma.</w:t>
       </w:r>
     </w:p>
     <w:p>
@@ -2657,9 +2745,9 @@
         <w:t xml:space="preserve">da teoria da mudança. A política transfere a decisão alocativa a quem tem critérios próprios, e os dados mostram uma alocação que segue porte, recorrência e capital. Isso não mede impacto: é a pergunta que a avaliação da seção 5 precisa responder.</w:t>
       </w:r>
     </w:p>
-    <w:bookmarkEnd w:id="18"/>
     <w:bookmarkEnd w:id="19"/>
-    <w:bookmarkStart w:id="25" w:name="proposta-de-avaliação-de-impacto"/>
+    <w:bookmarkEnd w:id="20"/>
+    <w:bookmarkStart w:id="26" w:name="proposta-de-avaliação-de-impacto"/>
     <w:p>
       <w:pPr>
         <w:pStyle w:val="Heading1"/>
@@ -2668,7 +2756,7 @@
         <w:t xml:space="preserve">5 Proposta de avaliação de impacto</w:t>
       </w:r>
     </w:p>
-    <w:bookmarkStart w:id="20" w:name="pergunta-e-parâmetro-de-interesse"/>
+    <w:bookmarkStart w:id="21" w:name="pergunta-e-parâmetro-de-interesse"/>
     <w:p>
       <w:pPr>
         <w:pStyle w:val="Heading2"/>
@@ -2701,8 +2789,8 @@
         <w:t xml:space="preserve">— emprego formal, massa salarial, sobrevivência da organização e realização de novos projetos culturais — de um a três anos após a captação? O parâmetro é o efeito médio do tratamento sobre os tratados (EMPT), apropriado quando a participação é voluntária dos dois lados (proponente e empresa). Ele responde à pergunta de adicionalidade: se a captação muda a trajetória de quem capta em relação a quem, habilitado no mesmo ciclo, não captou.</w:t>
       </w:r>
     </w:p>
-    <w:bookmarkEnd w:id="20"/>
-    <w:bookmarkStart w:id="21" w:name="estratégia-de-identificação"/>
+    <w:bookmarkEnd w:id="21"/>
+    <w:bookmarkStart w:id="22" w:name="estratégia-de-identificação"/>
     <w:p>
       <w:pPr>
         <w:pStyle w:val="Heading2"/>
@@ -2729,7 +2817,7 @@
         <w:t xml:space="preserve">et al.</w:t>
       </w:r>
       <w:r>
-        <w:t xml:space="preserve">, 2018). A seleção aleatória está fora de questão: a SECULT não aloca o benefício entre habilitados, e sortear seria redesenhar o mecanismo. A regressão descontínua não se aplica, porque a habilitação não usa pontuação nem nota de corte, e o único limiar numérico, os 35% do valor em termos de compromisso de patrocínio da instrução de 2025, depende dos próprios interessados. O pareamento isolado supõe seleção só em observáveis, o contrário do que se espera quando a empresa escolhe por visibilidade e rede.</w:t>
+        <w:t xml:space="preserve">, 2018). A seleção aleatória está fora de questão: a SECULT não aloca o benefício entre habilitados, e sortear seria redesenhar o mecanismo. A regressão descontínua não se aplica, porque a habilitação não usa pontuação nem nota de corte, e os únicos limiares numéricos, de patrocínio comprometido (50% do valor aprovado em 2023 e 2024, 35% no início de 2025), dependem dos próprios interessados. O pareamento isolado supõe seleção só em observáveis, o contrário do que se espera quando a empresa escolhe por visibilidade e rede.</w:t>
       </w:r>
     </w:p>
     <w:p>
@@ -2780,7 +2868,16 @@
         <w:t xml:space="preserve">“ainda não tratados”</w:t>
       </w:r>
       <w:r>
-        <w:t xml:space="preserve">, os habilitados de ciclos posteriores antes de captar. A lógica é a dos candidatos não escolhidos de Gomes e Librero-Cano (2018): todos passaram pelo mesmo filtro de mérito. A janela se restringe a 2022-2024 porque, nesses ciclos, a lista de habilitados reúne projetos que captaram e que não captaram, enquanto, com a carta de intenção exigida desde maio de 2025,</w:t>
+        <w:t xml:space="preserve">, os habilitados de ciclos posteriores antes de captar. A lógica é a dos candidatos não escolhidos de Gomes e Librero-Cano (2018): todos passaram pelo mesmo filtro de mérito. A janela se restringe a 2022-2024 porque, nas instruções de 2023 e 2024, a habilitação precedia a busca por patrocinador e o projeto sem compromissos suficientes ao fim do prazo era arquivado, o que corresponde ao status</w:t>
+      </w:r>
+      <w:r>
+        <w:t xml:space="preserve"> </w:t>
+      </w:r>
+      <w:r>
+        <w:t xml:space="preserve">“prazo de captação expirado”</w:t>
+      </w:r>
+      <w:r>
+        <w:t xml:space="preserve">; a partir de 2025, com compromisso ou carta de intenção exigidos antes da comissão,</w:t>
       </w:r>
       <w:r>
         <w:t xml:space="preserve"> </w:t>
@@ -2804,7 +2901,7 @@
         <w:t xml:space="preserve"> </w:t>
       </w:r>
       <w:r>
-        <w:t xml:space="preserve">quase se confundem (3 expirados em 56 resolvidos no ciclo 2025). Há duas ressalvas. As instruções normativas de 2022 a 2024 não foram lidas, e não se sabe se a lista inclui projetos que só tinham o certificado ou apenas os aprovados pela comissão, que já tinham compromisso de parte do patrocínio. Isso muda o que o grupo de comparação representa, projetos sem patrocinador ou com patrocínio parcial que não se concretizou, e precisa ser confirmado com a SECULT antes da coleta.</w:t>
+        <w:t xml:space="preserve">quase se confundem (3 expirados em 56 resolvidos no ciclo 2025). A instrução de 2022 não foi lida, e a regra do primeiro ciclo deve ser confirmada antes da coleta.</w:t>
       </w:r>
     </w:p>
     <w:p>
@@ -2849,8 +2946,8 @@
         <w:t xml:space="preserve">: sortear, entre os projetos com parecer favorável, quem recebe apoio ativo para apresentação a contribuintes de ICMS. Isso não altera a regra de alocação e identifica o efeito para os projetos na margem da captação (ANGRIST; IMBENS; RUBIN, 1996), com a ressalva de que, sob teto vinculante, o encorajado pode captar no lugar de outro.</w:t>
       </w:r>
     </w:p>
-    <w:bookmarkEnd w:id="21"/>
-    <w:bookmarkStart w:id="22" w:name="população-amostra-e-fontes-de-dados"/>
+    <w:bookmarkEnd w:id="22"/>
+    <w:bookmarkStart w:id="23" w:name="população-amostra-e-fontes-de-dados"/>
     <w:p>
       <w:pPr>
         <w:pStyle w:val="Heading2"/>
@@ -3408,8 +3505,8 @@
         <w:t xml:space="preserve">Fonte: elaboração própria.</w:t>
       </w:r>
     </w:p>
-    <w:bookmarkEnd w:id="22"/>
-    <w:bookmarkStart w:id="23" w:name="cálculo-do-poder-estatístico"/>
+    <w:bookmarkEnd w:id="23"/>
+    <w:bookmarkStart w:id="24" w:name="cálculo-do-poder-estatístico"/>
     <w:p>
       <w:pPr>
         <w:pStyle w:val="Heading2"/>
@@ -4399,8 +4496,8 @@
         <w:t xml:space="preserve">com poder baixo tende a exagerar a magnitude. Com poder de 17%, a estimativa significativa superestima em média o efeito verdadeiro 2,5 vezes (GELMAN; CARLIN, 2014). Terceiro, o desenho municipal serve para descrever, não para concluir. Por isso recomendamos pré-registrar o plano de análise e reportar intervalos de confiança, não só testes.</w:t>
       </w:r>
     </w:p>
-    <w:bookmarkEnd w:id="23"/>
-    <w:bookmarkStart w:id="24" w:name="ameaças-à-validade-e-ética"/>
+    <w:bookmarkEnd w:id="24"/>
+    <w:bookmarkStart w:id="25" w:name="ameaças-à-validade-e-ética"/>
     <w:p>
       <w:pPr>
         <w:pStyle w:val="Heading2"/>
@@ -4417,9 +4514,9 @@
         <w:t xml:space="preserve">A principal ameaça à validade interna é a seleção por fatores que variam no tempo: um proponente em ascensão pode ter mais chance de captar e crescer de qualquer forma. As tendências anteriores e a análise de sensibilidade mitigam o risco, sem eliminá-lo. A segunda é a violação da hipótese de ausência de interferência entre unidades (SUTVA): com teto vinculante, o que um projeto capta pode faltar a outro, e o grupo de comparação é afetado pelo tratamento. A terceira é a substituição, porque quem não capta pode executar com outra fonte (Rouanet, editais). Por isso o SALIC e os editais entram como resultado e como covariável. A validade externa é limitada: o efeito estimado vale para os habilitados de 2022-2024, sob regras que já mudaram. No plano ético, nenhum desenho proposto nega ou adia acesso a elegíveis. O uso de dados identificados exige anonimização e cuidado com combinações que revelem pequenos proponentes, conforme a LGPD.</w:t>
       </w:r>
     </w:p>
-    <w:bookmarkEnd w:id="24"/>
     <w:bookmarkEnd w:id="25"/>
-    <w:bookmarkStart w:id="26" w:name="conclusão"/>
+    <w:bookmarkEnd w:id="26"/>
+    <w:bookmarkStart w:id="27" w:name="conclusão"/>
     <w:p>
       <w:pPr>
         <w:pStyle w:val="Heading1"/>
@@ -4433,7 +4530,7 @@
         <w:pStyle w:val="FirstParagraph"/>
       </w:pPr>
       <w:r>
-        <w:t xml:space="preserve">A LICC é um gasto tributário de crescimento rápido, sem problema declarado, sem objetivos mensuráveis e sem previsão de avaliação, em que o Estado define quem pode receber e as empresas decidem quem recebe. A avaliação do desenho, feita com os dados oficiais, indica que a premissa central, a de que as empresas escolheriam projetos alinhados aos objetivos públicos, se sustenta mal. A captação favorece projetos que pedem o teto e proponentes recorrentes, o valor habilitado concentra-se na capital, e o financiamento vem de poucos patrocinadores de serviços regulados. As reservas do art. 18 atuam sobre a menor parte da desigualdade territorial, e o cumprimento delas não é apurável com o que se publica.</w:t>
+        <w:t xml:space="preserve">A LICC é um gasto tributário de crescimento rápido, sem problema declarado, sem objetivos mensuráveis e sem previsão de avaliação, em que o Estado define quem pode receber e as empresas decidem quem recebe. A avaliação do desenho, feita com os dados oficiais, indica que a premissa central, a de que as empresas escolheriam projetos alinhados aos objetivos públicos, se sustenta mal. A captação favorece projetos que pedem o teto e proponentes recorrentes, o valor habilitado concentra-se na capital, e o financiamento vem de poucos patrocinadores de serviços regulados. As reservas do art. 18 foram preenchidas em 2025, mas atuam sobre a menor parte da desigualdade territorial.</w:t>
       </w:r>
     </w:p>
     <w:p>
@@ -4449,11 +4546,11 @@
         <w:pStyle w:val="BodyText"/>
       </w:pPr>
       <w:r>
-        <w:t xml:space="preserve">A proposta de avaliação de impacto aproveita a janela de 2022-2024, em que a lista de habilitados reúne projetos que captaram e que não captaram, para comparar os dois grupos dentro do mesmo filtro de mérito. O poder alcança efeitos a partir de 0,25 a 0,45 desvio-padrão, e o desenho depende de uma única decisão administrativa: dar acesso ao CNPJ dos proponentes. As limitações deste artigo são as dos dados. A conversão habilitado-captou usa a situação publicada como aproximação, a natureza dos proponentes foi inferida do nome, e o retrato territorial cobre 74% do valor.</w:t>
-      </w:r>
-    </w:p>
-    <w:bookmarkEnd w:id="26"/>
-    <w:bookmarkStart w:id="27" w:name="referências"/>
+        <w:t xml:space="preserve">A proposta de avaliação de impacto aproveita a janela de 2022-2024, em que a habilitação precedia a busca por patrocinador, para comparar quem captou com quem não captou dentro do mesmo filtro de mérito. O poder alcança efeitos a partir de 0,25 a 0,45 desvio-padrão, e o desenho depende de uma única decisão administrativa: dar acesso ao CNPJ dos proponentes. As limitações deste artigo são as dos dados. A conversão habilitado-captou usa a situação publicada como aproximação, que os anexos de captação de 2022 a 2024 permitem substituir pela captação de cada projeto, a natureza dos proponentes foi inferida do nome, e o retrato territorial cobre 74% do valor.</w:t>
+      </w:r>
+    </w:p>
+    <w:bookmarkEnd w:id="27"/>
+    <w:bookmarkStart w:id="28" w:name="referências"/>
     <w:p>
       <w:pPr>
         <w:pStyle w:val="Heading1"/>
@@ -4804,6 +4901,27 @@
         <w:pStyle w:val="BodyText"/>
       </w:pPr>
       <w:r>
+        <w:t xml:space="preserve">ELDRIDGE, Sandra M.; ASHBY, Deborah; KERRY, Sally. Sample size for cluster randomized trials: effect of coefficient of variation of cluster size and analysis method.</w:t>
+      </w:r>
+      <w:r>
+        <w:t xml:space="preserve"> </w:t>
+      </w:r>
+      <w:r>
+        <w:rPr>
+          <w:b/>
+          <w:bCs/>
+        </w:rPr>
+        <w:t xml:space="preserve">International Journal of Epidemiology</w:t>
+      </w:r>
+      <w:r>
+        <w:t xml:space="preserve">, v. 35, n. 5, p. 1292-1300, 2006. DOI: 10.1093/ije/dyl129.</w:t>
+      </w:r>
+    </w:p>
+    <w:p>
+      <w:pPr>
+        <w:pStyle w:val="BodyText"/>
+      </w:pPr>
+      <w:r>
         <w:t xml:space="preserve">ESPÍRITO SANTO (Estado). Lei nº 11.246, de 7 de abril de 2021. Introduz alterações na Lei nº 7.000, de 27 de dezembro de 2001.</w:t>
       </w:r>
       <w:r>
@@ -5132,7 +5250,49 @@
         <w:pStyle w:val="BodyText"/>
       </w:pPr>
       <w:r>
-        <w:t xml:space="preserve">SECULT – SECRETARIA DE ESTADO DA CULTURA DO ESPÍRITO SANTO. Portaria nº 078, de 31 de julho de 2024. Introduz alterações no artigo 12 da Instrução Normativa nº 001 de 31 de janeiro de 2024 e traz outras diretrizes. Vitória: SECULT, 2024. Disponível em: https://secult.es.gov.br/media/2024/PORTARIA_SECULT_N%C2%BA_078%2C_DE_31_DE_JULHO_DE_2024.pdf. Acesso em: 23 set. 2026.</w:t>
+        <w:t xml:space="preserve">SECULT – SECRETARIA DE ESTADO DA CULTURA DO ESPÍRITO SANTO. Instrução Normativa nº 001, de 31 de janeiro de 2023.</w:t>
+      </w:r>
+      <w:r>
+        <w:t xml:space="preserve"> </w:t>
+      </w:r>
+      <w:r>
+        <w:rPr>
+          <w:b/>
+          <w:bCs/>
+        </w:rPr>
+        <w:t xml:space="preserve">Diário Oficial dos Poderes do Estado</w:t>
+      </w:r>
+      <w:r>
+        <w:t xml:space="preserve">, Vitória, 1º fev. 2023. Disponível em: https://secult.es.gov.br/instrucao-normativa-licc-2023. Acesso em: 24 set. 2026.</w:t>
+      </w:r>
+    </w:p>
+    <w:p>
+      <w:pPr>
+        <w:pStyle w:val="BodyText"/>
+      </w:pPr>
+      <w:r>
+        <w:t xml:space="preserve">SECULT – SECRETARIA DE ESTADO DA CULTURA DO ESPÍRITO SANTO. Instrução Normativa nº 001, de 31 de janeiro de 2024.</w:t>
+      </w:r>
+      <w:r>
+        <w:t xml:space="preserve"> </w:t>
+      </w:r>
+      <w:r>
+        <w:rPr>
+          <w:b/>
+          <w:bCs/>
+        </w:rPr>
+        <w:t xml:space="preserve">Diário Oficial dos Poderes do Estado</w:t>
+      </w:r>
+      <w:r>
+        <w:t xml:space="preserve">, Vitória, 1º fev. 2024a. Disponível em: https://secult.es.gov.br/instrucao-normativa-licc-2024. Acesso em: 24 set. 2026.</w:t>
+      </w:r>
+    </w:p>
+    <w:p>
+      <w:pPr>
+        <w:pStyle w:val="BodyText"/>
+      </w:pPr>
+      <w:r>
+        <w:t xml:space="preserve">SECULT – SECRETARIA DE ESTADO DA CULTURA DO ESPÍRITO SANTO. Portaria nº 078, de 31 de julho de 2024. Introduz alterações no artigo 12 da Instrução Normativa nº 001 de 31 de janeiro de 2024 e traz outras diretrizes. Vitória: SECULT, 2024b. Disponível em: https://secult.es.gov.br/media/2024/PORTARIA_SECULT_N%C2%BA_078%2C_DE_31_DE_JULHO_DE_2024.pdf. Acesso em: 23 set. 2026.</w:t>
       </w:r>
     </w:p>
     <w:p>
@@ -5213,6 +5373,60 @@
           <w:b/>
           <w:bCs/>
         </w:rPr>
+        <w:t xml:space="preserve">Recursos financeiros captados</w:t>
+      </w:r>
+      <w:r>
+        <w:t xml:space="preserve">: anexos</w:t>
+      </w:r>
+      <w:r>
+        <w:t xml:space="preserve"> </w:t>
+      </w:r>
+      <w:r>
+        <w:t xml:space="preserve">“Recurso financeiro captado”</w:t>
+      </w:r>
+      <w:r>
+        <w:t xml:space="preserve"> </w:t>
+      </w:r>
+      <w:r>
+        <w:t xml:space="preserve">de 2022 a 2026. Vitória: SECULT, 2026c. Disponível em: https://secult.es.gov.br/recursos-financeiros-captados. Acesso em: 24 set. 2026.</w:t>
+      </w:r>
+    </w:p>
+    <w:p>
+      <w:pPr>
+        <w:pStyle w:val="BodyText"/>
+      </w:pPr>
+      <w:r>
+        <w:t xml:space="preserve">SECULT – SECRETARIA DE ESTADO DA CULTURA DO ESPÍRITO SANTO.</w:t>
+      </w:r>
+      <w:r>
+        <w:t xml:space="preserve"> </w:t>
+      </w:r>
+      <w:r>
+        <w:rPr>
+          <w:b/>
+          <w:bCs/>
+        </w:rPr>
+        <w:t xml:space="preserve">Cultura em Dados</w:t>
+      </w:r>
+      <w:r>
+        <w:t xml:space="preserve">: evento apresenta resultados de pesquisa sobre a Lei de Incentivo à Cultura Capixaba (LICC) e o Boletim da Economia Criativa. Vitória: SECULT, 2026d. Disponível em: https://secult.es.gov.br/cultura-em-dados-evento-apresenta-resultados-de-pesquisa-sobre-a-lei-de-incentivo-a-cultura-capixaba-licc-e-o-boletim-da-economia-criativa. Acesso em: 24 set. 2026. [VERIFICAR: conteúdo lido só pelo resumo do buscador; a página não abriu na coleta automática.]</w:t>
+      </w:r>
+    </w:p>
+    <w:p>
+      <w:pPr>
+        <w:pStyle w:val="BodyText"/>
+      </w:pPr>
+      <w:r>
+        <w:t xml:space="preserve">SECULT – SECRETARIA DE ESTADO DA CULTURA DO ESPÍRITO SANTO.</w:t>
+      </w:r>
+      <w:r>
+        <w:t xml:space="preserve"> </w:t>
+      </w:r>
+      <w:r>
+        <w:rPr>
+          <w:b/>
+          <w:bCs/>
+        </w:rPr>
         <w:t xml:space="preserve">Sobre a LICC</w:t>
       </w:r>
       <w:r>
@@ -5253,7 +5467,7 @@
         <w:t xml:space="preserve">Recurso financeiro captado – 2025</w:t>
       </w:r>
       <w:r>
-        <w:t xml:space="preserve">. Vitória: SECULT, 2026b. Disponível em: https://secult.es.gov.br/lista-de-projetos-habilitados. Acesso em: 23 set. 2026.</w:t>
+        <w:t xml:space="preserve">. Vitória: SECULT, 2026b. Disponível em: https://secult.es.gov.br/lista-de-projetos-habilitados. Acesso em: 3 set. 2026.</w:t>
       </w:r>
     </w:p>
     <w:p>
@@ -5303,6 +5517,27 @@
         <w:pStyle w:val="BodyText"/>
       </w:pPr>
       <w:r>
+        <w:t xml:space="preserve">TEIXEIRA, Lusvânio Carlos; XAVIER, Wescley Silva; FARIA, Evandro Rodrigues de; BRAVIM, Márcio Teixeira. Relação entre os equipamentos e políticas culturais dos municípios de Minas Gerais e a captação de recursos via Lei Estadual de Incentivo à Cultura.</w:t>
+      </w:r>
+      <w:r>
+        <w:t xml:space="preserve"> </w:t>
+      </w:r>
+      <w:r>
+        <w:rPr>
+          <w:b/>
+          <w:bCs/>
+        </w:rPr>
+        <w:t xml:space="preserve">Interações</w:t>
+      </w:r>
+      <w:r>
+        <w:t xml:space="preserve">, Campo Grande, v. 22, n. 2, p. 405-419, 2021. DOI: 10.20435/inter.v22i2.2965.</w:t>
+      </w:r>
+    </w:p>
+    <w:p>
+      <w:pPr>
+        <w:pStyle w:val="BodyText"/>
+      </w:pPr>
+      <w:r>
         <w:t xml:space="preserve">TEIXEIRA, Lusvânio Carlos; XAVIER, Wescley Silva; FARIA, Evandro Rodrigues de. Distribuição geográfica de projetos culturais com captação de recursos via Lei Rouanet.</w:t>
       </w:r>
       <w:r>
@@ -5382,8 +5617,8 @@
         <w:t xml:space="preserve">: a practical guide. Mandaluyong City: Asian Development Bank, 2017. DOI: 10.22617/TCS179188-2.</w:t>
       </w:r>
     </w:p>
-    <w:bookmarkEnd w:id="27"/>
-    <w:bookmarkStart w:id="28" w:name="X6e5363a2ea64c40705be1be4ad3b57716cacb0d"/>
+    <w:bookmarkEnd w:id="28"/>
+    <w:bookmarkStart w:id="29" w:name="X6e5363a2ea64c40705be1be4ad3b57716cacb0d"/>
     <w:p>
       <w:pPr>
         <w:pStyle w:val="Heading1"/>
@@ -5400,7 +5635,7 @@
         <w:t xml:space="preserve">[MODELO A CONFERIR — a instrução da disciplina remete a um modelo anexo, conforme a Portaria CNPq nº 2.664/2026, que não foi localizado.] Os autores declaram que utilizaram ferramenta de inteligência artificial generativa (Claude, da Anthropic) como apoio na organização dos dados administrativos, na programação dos scripts de análise, na busca e conferência de referências e na redação de versões preliminares do texto. Todo o conteúdo foi revisado pelos autores, que assumem integral responsabilidade pelos dados, análises, interpretações e conclusões apresentados. As referências foram conferidas nas fontes indicadas, e os dados e scripts estão disponíveis para verificação no repositório citado.</w:t>
       </w:r>
     </w:p>
-    <w:bookmarkEnd w:id="28"/>
+    <w:bookmarkEnd w:id="29"/>
     <w:sectPr>
       <w:footnotePr>
         <w:numRestart w:val="eachSect"/>
@@ -5446,6 +5681,25 @@
         <w:t xml:space="preserve"> </w:t>
       </w:r>
       <w:r>
+        <w:t xml:space="preserve">Para 2022, a Portaria SEFAZ nº 09-R fixou R$ 10 milhões; o anexo de captação de 2022 da SECULT informa R$ 15 milhões disponíveis e R$ 11,5 milhões em termos validados. Não localizamos o ato de ampliação, e o montante de 2022 fica indeterminado entre os dois valores.</w:t>
+      </w:r>
+    </w:p>
+  </w:footnote>
+  <w:footnote w:id="10">
+    <w:p>
+      <w:pPr>
+        <w:pStyle w:val="FootnoteText"/>
+      </w:pPr>
+      <w:r>
+        <w:rPr>
+          <w:rStyle w:val="FootnoteReference"/>
+        </w:rPr>
+        <w:footnoteRef/>
+      </w:r>
+      <w:r>
+        <w:t xml:space="preserve"> </w:t>
+      </w:r>
+      <w:r>
         <w:t xml:space="preserve">Todos os números deste artigo vêm dos anexos oficiais da SECULT (</w:t>
       </w:r>
       <w:r>
@@ -5464,12 +5718,24 @@
         <w:t xml:space="preserve">“Recurso financeiro captado - 2025”</w:t>
       </w:r>
       <w:r>
-        <w:t xml:space="preserve">), de bases públicas do IBGE, do Tesouro Nacional (SICONFI) e do Ministério da Cultura (SALIC). Dados, scripts e tabelas estão em</w:t>
-      </w:r>
-      <w:r>
-        <w:t xml:space="preserve"> </w:t>
-      </w:r>
-      <w:hyperlink r:id="rId10">
+        <w:t xml:space="preserve">), dos anexos</w:t>
+      </w:r>
+      <w:r>
+        <w:t xml:space="preserve"> </w:t>
+      </w:r>
+      <w:r>
+        <w:t xml:space="preserve">“Recurso financeiro captado”</w:t>
+      </w:r>
+      <w:r>
+        <w:t xml:space="preserve"> </w:t>
+      </w:r>
+      <w:r>
+        <w:t xml:space="preserve">de 2022 a 2026, de bases públicas do IBGE, do Tesouro Nacional (SICONFI) e do Ministério da Cultura (SALIC). A lista de habilitados foi transcrita na versão disponível em 3 set. 2026 (repositório licc.gov); a SECULT atualizou o arquivo em 10 set. 2026, e os status publicados podem ter mudado desde então. Dados, scripts e tabelas estão em</w:t>
+      </w:r>
+      <w:r>
+        <w:t xml:space="preserve"> </w:t>
+      </w:r>
+      <w:hyperlink r:id="rId11">
         <w:r>
           <w:rPr>
             <w:rStyle w:val="Hyperlink"/>

--- a/artigo/rascunho-artigo.docx
+++ b/artigo/rascunho-artigo.docx
@@ -41,7 +41,7 @@
         <w:t xml:space="preserve"> </w:t>
       </w:r>
       <w:r>
-        <w:t xml:space="preserve">A Lei de Incentivo à Cultura Capixaba (LICC) permite que contribuintes do ICMS destinem a projetos culturais habilitados pela Secretaria da Cultura (SECULT) valores que recuperam integralmente como crédito presumido do imposto. Este artigo avalia o desenho da política como ela está e propõe uma avaliação de impacto. Com os anexos oficiais de 463 projetos habilitados entre 2022 e 2026 e da captação de 2025, mostramos que a política não declara problema, metas nem indicadores; que a demanda habilitada supera o teto anual de renúncia e o racionamento é feito pelas empresas patrocinadoras; que a captação favorece projetos que pedem o teto por projeto e proponentes recorrentes; que o valor habilitado se concentra na Região Metropolitana da Grande Vitória, onde fica 67% do valor atribuível a um município; e que duas empresas respondem por metade da renúncia de 2025. Propomos um desenho de diferenças em diferenças com adoção escalonada, no nível do proponente, que compara projetos habilitados em 2022-2024 que captaram com os que não captaram, e mostramos que o universo disponível detecta efeitos a partir de 0,25 a 0,45 desvio-padrão.</w:t>
+        <w:t xml:space="preserve">A Lei de Incentivo à Cultura Capixaba (LICC) permite que contribuintes do ICMS destinem a projetos culturais habilitados pela Secretaria da Cultura (SECULT) valores que recuperam integralmente como crédito presumido do imposto. Este artigo avalia o desenho da política como ela está e estrutura uma avaliação de impacto. Reconstruímos a teoria da mudança, separando entrada, financiamento e entrega, e auditamos cinco premissas com os anexos oficiais de 2022 a 2026 e o Mapa Cultural. Duas premissas não são atendidas pelo desenho: a habilitação qualifica sem priorizar, e o excesso de demanda é racionado pela ordem de chegada dos termos de patrocínio. Em 2023 e 2024, termos equivalentes a 28% e 35% do montante foram indeferidos. A premissa de que as empresas escolhem pelo interesse público é contestada: duas empresas respondem por metade da renúncia de 2025, mas a escolha não mostra viés territorial forte. A entrada e a entrega são indeterminadas, porque a SECULT não publica os inscritos nem o público alcançado. Propomos três perguntas de avaliação (a adicionalidade do financiamento, o efeito do atrito na entrada e o papel da avaliação da SECULT), com parâmetros, vieses, estratégias candidatas, fontes de dados e poder estatístico.</w:t>
       </w:r>
     </w:p>
     <w:p>
@@ -59,7 +59,7 @@
         <w:t xml:space="preserve"> </w:t>
       </w:r>
       <w:r>
-        <w:t xml:space="preserve">incentivo fiscal à cultura; gasto tributário; avaliação de desenho; teoria da mudança; diferenças em diferenças.</w:t>
+        <w:t xml:space="preserve">incentivo fiscal à cultura; gasto tributário; teoria da mudança; funil de atrito; avaliação de impacto.</w:t>
       </w:r>
     </w:p>
     <w:bookmarkStart w:id="12" w:name="introdução"/>
@@ -123,7 +123,7 @@
         <w:pStyle w:val="BodyText"/>
       </w:pPr>
       <w:r>
-        <w:t xml:space="preserve">Avaliar a LICC se justifica por três razões. Primeiro, é gasto público sem passar pelo orçamento: a renúncia efetiva equivale a 14% a 21% do gasto estadual direto na função cultura em 2022-2025 (Tabela 1). Segundo, quem decide o destino do recurso é a empresa patrocinadora, e não o Estado, o que torna a política exposta às críticas de concentração e de lógica de marketing feitas à Lei Rouanet (SILVA, 2017; DEKKER; RODRIGUES, 2019). Terceiro, a política é nova e muda de regra a cada ano; sua primeira avaliação, conduzida pelo Instituto Jones dos Santos Neves (IJSN) com a SECULT e a FAPES, teve resultados preliminares apresentados em julho de 2026 (SECULT, 2026d), aos quais este artigo não teve acesso.</w:t>
+        <w:t xml:space="preserve">Avaliar a LICC se justifica por três razões. Primeiro, é gasto público que não passa pelo lado da despesa do orçamento: a renúncia efetiva equivale a 14% a 21% do gasto estadual direto na função cultura em 2022-2025 (SECULT, 2026c; BRASIL, 2026a). Segundo, quem decide o destino do recurso é a empresa patrocinadora, e não o Estado, o que torna a política exposta às críticas de concentração e de lógica de marketing feitas à Lei Rouanet (SILVA, 2017; DEKKER; RODRIGUES, 2019). Terceiro, a política é nova e muda de regra a cada ano; sua primeira avaliação, conduzida pelo Instituto Jones dos Santos Neves (IJSN) com a SECULT e a FAPES, teve resultados preliminares apresentados em julho de 2026 (SECULT, 2026d), aos quais este artigo não teve acesso.</w:t>
       </w:r>
     </w:p>
     <w:p>
@@ -144,7 +144,7 @@
         <w:t xml:space="preserve">como ela está</w:t>
       </w:r>
       <w:r>
-        <w:t xml:space="preserve">, sem propor redesenho do mecanismo, e estruturar uma avaliação de impacto, com desenho amostral, fontes de dados e cálculo de poder. A seção 2 caracteriza a política; a seção 3 revisa a literatura; a seção 4 apresenta a teoria da mudança e avalia o desenho com os dados administrativos; a seção 5 propõe a avaliação de impacto; a seção 6 conclui.</w:t>
+        <w:t xml:space="preserve">, sem propor redesenho do mecanismo, e estruturar uma avaliação de impacto, com desenho amostral, fontes de dados e cálculo de poder. A seção 2 caracteriza a política; a seção 3 revisa a literatura; a seção 4 reconstrói a teoria da mudança e audita suas premissas com os dados administrativos; a seção 5 transforma as premissas em perguntas de avaliação de impacto, com desenho da amostra, fontes de dados e cálculo do poder; a seção 6 conclui.</w:t>
       </w:r>
     </w:p>
     <w:bookmarkEnd w:id="12"/>
@@ -762,7 +762,7 @@
         <w:t xml:space="preserve">instabilidade</w:t>
       </w:r>
       <w:r>
-        <w:t xml:space="preserve">: a SECULT edita uma instrução normativa por ano e, alegando esgotamento do teto, fechou as inscrições no meio de 2024 e alterou o fluxo de habilitação no meio de 2025 (SECULT, 2024b; 2025b). Nas instruções de 2023 e 2024, a comissão habilitava o projeto, a habilitação saía no Diário Oficial e abria um prazo de captação de um ano, prorrogável uma vez; a empresa interessada firmava termo de compromisso com um projeto já habilitado, e o projeto que terminasse o prazo sem compromissos de ao menos 50% do valor aprovado era arquivado (SECULT, 2023, arts. 32-36; 2024a, arts. 32-36). Em 2025 a ordem se inverteu: o parecer favorável gerava um certificado de aptidão à captação, e o projeto só ia à comissão ao reunir termos de compromisso de ao menos 35% do valor (SECULT, 2025a, arts. 41-45). Desde maio de 2025, o proponente tem 120 dias para apresentar uma carta de intenção de patrocínio, contados da comunicação da SECULT, sob pena de arquivamento (SECULT, 2025b). A terceira é a</w:t>
+        <w:t xml:space="preserve">: a SECULT edita uma instrução normativa por ano e, alegando esgotamento do teto, fechou as inscrições no meio de 2024 e alterou o fluxo de habilitação no meio de 2025 (SECULT, 2024b; 2025b). Em 2023 e 2024, a comissão habilitava o projeto e abria um prazo de captação de um ano, prorrogável uma vez; o projeto que terminasse o prazo sem compromissos de ao menos 50% do valor aprovado era arquivado (SECULT, 2023a, arts. 32-36; 2024a, arts. 32-36). Em 2025 a ordem se inverteu: o projeto só vai à comissão com termos de patrocínio de ao menos 35% do valor (SECULT, 2025a, arts. 41-45) ou, desde maio, com carta de intenção de patrocínio apresentada em 120 dias, sob pena de arquivamento (SECULT, 2025b). A terceira é a</w:t>
       </w:r>
       <w:r>
         <w:t xml:space="preserve"> </w:t>
@@ -775,7 +775,7 @@
         <w:t xml:space="preserve">pouca informação publicada</w:t>
       </w:r>
       <w:r>
-        <w:t xml:space="preserve">: os anexos não trazem o CNPJ do proponente, a linha de financiamento, a sede, o rateio entre municípios, os inscritos não habilitados nem qualquer indicador de resultado.</w:t>
+        <w:t xml:space="preserve">: os anexos não trazem o CNPJ do proponente, a sede, os inscritos não habilitados nem qualquer indicador de resultado.</w:t>
       </w:r>
     </w:p>
     <w:bookmarkEnd w:id="13"/>
@@ -812,7 +812,7 @@
         <w:t xml:space="preserve">“mecenas apesar de si mesmos”</w:t>
       </w:r>
       <w:r>
-        <w:t xml:space="preserve">; Schuster (2006) sistematiza os instrumentos; Brooks (2004) mostra que, nos Estados Unidos, cada dólar de apoio federal direto às artes vem acompanhado de cerca de 14 dólares de renúncia, que servem a públicos diferentes. A justificativa econômica usual é de falha de mercado: a produtividade estagnada das artes ao vivo (BAUMOL; BOWEN, 1966) e o caráter de bem público ou meritório da cultura (THROSBY, 1994). O crédito de 100% da LICC ocupa o extremo desse espectro: o doador não tem custo líquido algum.</w:t>
+        <w:t xml:space="preserve">; Schuster (2006) sistematiza os instrumentos; Brooks (2004) mostra que, nos Estados Unidos, a renúncia supera muitas vezes o apoio federal direto às artes e serve a públicos diferentes. A justificativa econômica usual é de falha de mercado: a produtividade estagnada das artes ao vivo (BAUMOL; BOWEN, 1966) e o caráter de bem público ou meritório da cultura (THROSBY, 1994). O crédito de 100% da LICC ocupa o extremo desse espectro: o doador não tem custo líquido algum.</w:t>
       </w:r>
     </w:p>
     <w:p>
@@ -842,7 +842,25 @@
         <w:t xml:space="preserve"> </w:t>
       </w:r>
       <w:r>
-        <w:t xml:space="preserve">com intermediários e departamentos de marketing (BELEM; DONADONE, 2013). Dekker e Rodrigues (2019) concluem que a lei beneficiou sobretudo projetos já bem-sucedidos e que não fica claro qual falha de mercado ela corrige. O Tribunal de Contas da União recomendou que as ações financiadas por renúncias tenham objetivos, indicadores e metas (BRASIL, 2014) e determinou ao Ministério da Cultura que não autorizasse a captação por projetos com forte potencial lucrativo ou capacidade de atrair investimento privado suficiente (BRASIL, 2016). Silva (2017) oferece o contraponto: a concentração convive com uma cauda longa de projetos pequenos, e faltam estudos sobre o efeito no acesso da população. Os motivos das empresas vão além do mérito cultural: imagem, relações com a cadeia de fornecedores,</w:t>
+        <w:t xml:space="preserve">com intermediários e departamentos de marketing (BELEM; DONADONE, 2013). Dekker e Rodrigues (2019) concluem que a lei beneficiou sobretudo projetos já bem-sucedidos e que não fica claro qual falha de mercado ela corrige. O Tribunal de Contas da União recomendou que as ações financiadas por renúncias tenham objetivos, indicadores e metas (BRASIL, 2014) e determinou ao Ministério da Cultura que não autorizasse a captação por projetos com forte potencial lucrativo ou capacidade de atrair investimento privado suficiente (BRASIL, 2016). Silva (2017) oferece o contraponto: a concentração convive com uma cauda longa de projetos pequenos, e faltam estudos sobre o efeito no acesso da população.</w:t>
+      </w:r>
+    </w:p>
+    <w:p>
+      <w:pPr>
+        <w:pStyle w:val="BodyText"/>
+      </w:pPr>
+      <w:r>
+        <w:rPr>
+          <w:b/>
+          <w:bCs/>
+        </w:rPr>
+        <w:t xml:space="preserve">Evidência causal.</w:t>
+      </w:r>
+      <w:r>
+        <w:t xml:space="preserve"> </w:t>
+      </w:r>
+      <w:r>
+        <w:t xml:space="preserve">Não localizamos avaliação causal de incentivo cultural no Brasil. Para leis estaduais via ICMS, os estudos localizados são descritivos: em Minas Gerais, a captação pela lei estadual concentrou-se na região metropolitana de Belo Horizonte, e municípios com museu, teatro ou cinema tinham mais chance de captar (TEIXEIRA</w:t>
       </w:r>
       <w:r>
         <w:t xml:space="preserve"> </w:t>
@@ -852,31 +870,10 @@
           <w:i/>
           <w:iCs/>
         </w:rPr>
-        <w:t xml:space="preserve">rent-seeking</w:t>
-      </w:r>
-      <w:r>
-        <w:t xml:space="preserve"> </w:t>
-      </w:r>
-      <w:r>
-        <w:t xml:space="preserve">e preferências dos gestores (O’HAGAN; HARVEY, 2000).</w:t>
-      </w:r>
-    </w:p>
-    <w:p>
-      <w:pPr>
-        <w:pStyle w:val="BodyText"/>
-      </w:pPr>
-      <w:r>
-        <w:rPr>
-          <w:b/>
-          <w:bCs/>
-        </w:rPr>
-        <w:t xml:space="preserve">Evidência causal.</w:t>
-      </w:r>
-      <w:r>
-        <w:t xml:space="preserve"> </w:t>
-      </w:r>
-      <w:r>
-        <w:t xml:space="preserve">Não localizamos avaliação causal de incentivo cultural no Brasil. Para leis estaduais via ICMS, os estudos localizados são descritivos: em Minas Gerais, a captação pela lei estadual concentrou-se na região metropolitana de Belo Horizonte, e municípios com museu, teatro ou cinema tinham mais chance de captar (TEIXEIRA</w:t>
+        <w:t xml:space="preserve">et al.</w:t>
+      </w:r>
+      <w:r>
+        <w:t xml:space="preserve">, 2021). O análogo internacional mais próximo em instrumento são os créditos estaduais à produção audiovisual nos Estados Unidos. As avaliações com adoção escalonada e variáveis instrumentais encontram efeitos pequenos e concentrados na atividade incentivada — mais filmagens de séries, pouco ou nenhum emprego adicional — e nenhum efeito macroeconômico (THOM, 2018; BUTTON, 2019; BRADBURY, 2020). Com grandes eventos, a Capital Europeia da Cultura elevou em 4,5% o PIB per capita das regiões das cidades-sede (GOMES; LIBRERO-CANO, 2018). Sobre a interação entre recurso público e privado, os resultados variam de leve</w:t>
       </w:r>
       <w:r>
         <w:t xml:space="preserve"> </w:t>
@@ -886,10 +883,40 @@
           <w:i/>
           <w:iCs/>
         </w:rPr>
-        <w:t xml:space="preserve">et al.</w:t>
-      </w:r>
-      <w:r>
-        <w:t xml:space="preserve">, 2021). O análogo internacional mais próximo em instrumento são os créditos estaduais à produção audiovisual nos Estados Unidos. As avaliações com adoção escalonada e variáveis instrumentais encontram efeitos pequenos e concentrados na atividade incentivada — mais filmagens de séries, pouco ou nenhum emprego adicional — e nenhum efeito macroeconômico (THOM, 2018; BUTTON, 2019; BRADBURY, 2020). Com grandes eventos, os resultados variam: a Capital Europeia da Cultura elevou em 4,5% o PIB per capita das regiões das cidades-sede, com efeito que persiste por mais de cinco anos (GOMES; LIBRERO-CANO, 2018), enquanto o Jubileu de 2000 elevou só no curto prazo o valor adicionado de Roma, embora tenha aumentado a taxa de emprego (BRONZINI; MOCETTI; MONGARDINI, 2020). Sobre a interação entre recurso público e privado, os resultados variam de leve</w:t>
+        <w:t xml:space="preserve">crowding-in</w:t>
+      </w:r>
+      <w:r>
+        <w:t xml:space="preserve"> </w:t>
+      </w:r>
+      <w:r>
+        <w:t xml:space="preserve">a independência (BORGONOVI; O’HARE, 2004). Duas lições servem à LICC. Para instrumentos que financiam produções dispersas, e não um grande evento, os efeitos plausíveis são proximais e pequenos. E os desenhos críveis exploram candidatos não escolhidos como grupo de comparação: Gomes e Librero-Cano (2018) comparam cidades que sediaram a Capital Europeia da Cultura com cidades candidatas.</w:t>
+      </w:r>
+    </w:p>
+    <w:bookmarkEnd w:id="14"/>
+    <w:bookmarkStart w:id="20" w:name="desenho-da-política-e-sua-avaliação"/>
+    <w:p>
+      <w:pPr>
+        <w:pStyle w:val="Heading1"/>
+      </w:pPr>
+      <w:r>
+        <w:t xml:space="preserve">4 Desenho da política e sua avaliação</w:t>
+      </w:r>
+    </w:p>
+    <w:bookmarkStart w:id="18" w:name="teoria-da-mudança"/>
+    <w:p>
+      <w:pPr>
+        <w:pStyle w:val="Heading2"/>
+      </w:pPr>
+      <w:r>
+        <w:t xml:space="preserve">4.1 Teoria da mudança</w:t>
+      </w:r>
+    </w:p>
+    <w:p>
+      <w:pPr>
+        <w:pStyle w:val="FirstParagraph"/>
+      </w:pPr>
+      <w:r>
+        <w:t xml:space="preserve">Como a LICC não explicita sua lógica, reconstruímos a teoria da mudança pelos cinco passos do J-PAL: propósito, cadeia causal, premissas e riscos, hipótese causal e indicadores. Usamos o formato de árvore adotado na disciplina (Figura 1). A cadeia tem uma particularidade. Na cadeia de resultados de Gertler</w:t>
       </w:r>
       <w:r>
         <w:t xml:space="preserve"> </w:t>
@@ -899,40 +926,33 @@
           <w:i/>
           <w:iCs/>
         </w:rPr>
-        <w:t xml:space="preserve">crowding-in</w:t>
-      </w:r>
-      <w:r>
-        <w:t xml:space="preserve"> </w:t>
-      </w:r>
-      <w:r>
-        <w:t xml:space="preserve">a independência (SMITH, 2007; BORGONOVI; O’HARE, 2004). Duas lições servem à LICC. Para instrumentos que financiam produções dispersas, e não um grande evento, os efeitos plausíveis são proximais e pequenos. E os desenhos críveis exploram candidatos não escolhidos como grupo de comparação: Gomes e Librero-Cano (2018) comparam cidades que sediaram a Capital Europeia da Cultura com cidades candidatas.</w:t>
-      </w:r>
-    </w:p>
-    <w:bookmarkEnd w:id="14"/>
-    <w:bookmarkStart w:id="20" w:name="desenho-da-política-e-sua-avaliação"/>
-    <w:p>
-      <w:pPr>
-        <w:pStyle w:val="Heading1"/>
-      </w:pPr>
-      <w:r>
-        <w:t xml:space="preserve">4 Desenho da política e sua avaliação</w:t>
-      </w:r>
-    </w:p>
-    <w:bookmarkStart w:id="15" w:name="teoria-da-mudança"/>
-    <w:p>
-      <w:pPr>
-        <w:pStyle w:val="Heading2"/>
-      </w:pPr>
-      <w:r>
-        <w:t xml:space="preserve">4.1 Teoria da mudança</w:t>
-      </w:r>
-    </w:p>
-    <w:p>
-      <w:pPr>
-        <w:pStyle w:val="FirstParagraph"/>
-      </w:pPr>
-      <w:r>
-        <w:t xml:space="preserve">Como a LICC não explicita sua lógica, reconstruímos a teoria da mudança a partir das normas e da árvore de problemas, no formato de modelo lógico usado na disciplina (Quadro 2). A hipótese causal, no gabarito do J-PAL, é:</w:t>
+        <w:t xml:space="preserve">et al.</w:t>
+      </w:r>
+      <w:r>
+        <w:t xml:space="preserve"> </w:t>
+      </w:r>
+      <w:r>
+        <w:t xml:space="preserve">(2018), os produtos estão sob controle da agência que implementa. Na LICC, o produto</w:t>
+      </w:r>
+      <w:r>
+        <w:t xml:space="preserve"> </w:t>
+      </w:r>
+      <w:r>
+        <w:t xml:space="preserve">“projeto patrocinado”</w:t>
+      </w:r>
+      <w:r>
+        <w:t xml:space="preserve"> </w:t>
+      </w:r>
+      <w:r>
+        <w:t xml:space="preserve">depende de um terceiro ator, a empresa, que decide quem recebe. Por isso a Figura 1 separa três cadeias, como recomendam White e Raitzer (2017): a entrada (inscrição e habilitação), o financiamento (escolha da empresa e validação até o teto) e a entrega. A figura também indica quem decide em cada elo.</w:t>
+      </w:r>
+    </w:p>
+    <w:p>
+      <w:pPr>
+        <w:pStyle w:val="BodyText"/>
+      </w:pPr>
+      <w:r>
+        <w:t xml:space="preserve">A hipótese causal, no gabarito do J-PAL, é:</w:t>
       </w:r>
       <w:r>
         <w:t xml:space="preserve"> </w:t>
@@ -948,7 +968,7 @@
         <w:t xml:space="preserve"> </w:t>
       </w:r>
       <w:r>
-        <w:t xml:space="preserve">a renúncia de ICMS for oferecida a empresas que patrocinem projetos habilitados,</w:t>
+        <w:t xml:space="preserve">a SECULT abre a inscrição e habilita projetos culturais, e empresas contribuintes patrocinam parte deles com o ICMS que pagariam,</w:t>
       </w:r>
       <w:r>
         <w:t xml:space="preserve"> </w:t>
@@ -964,7 +984,7 @@
         <w:t xml:space="preserve"> </w:t>
       </w:r>
       <w:r>
-        <w:t xml:space="preserve">mais projetos culturais serão financiados e executados, inclusive fora do circuito consolidado,</w:t>
+        <w:t xml:space="preserve">se forma um cardápio de projetos habilitados e um conjunto de projetos patrocinados e executados,</w:t>
       </w:r>
       <w:r>
         <w:t xml:space="preserve"> </w:t>
@@ -980,7 +1000,7 @@
         <w:t xml:space="preserve"> </w:t>
       </w:r>
       <w:r>
-        <w:t xml:space="preserve">a mais oferta e acesso a bens culturais e a proponentes mais capazes,</w:t>
+        <w:t xml:space="preserve">a mais bens culturais de acesso público, executados por proponentes mais diversos e mais capazes,</w:t>
       </w:r>
       <w:r>
         <w:t xml:space="preserve"> </w:t>
@@ -990,13 +1010,37 @@
           <w:i/>
           <w:iCs/>
         </w:rPr>
-        <w:t xml:space="preserve">contribuindo</w:t>
-      </w:r>
-      <w:r>
-        <w:t xml:space="preserve"> </w:t>
-      </w:r>
-      <w:r>
-        <w:t xml:space="preserve">para reduzir a baixa e desigual capacidade de financiamento da cultura no estado.</w:t>
+        <w:t xml:space="preserve">que ao final melhorarão</w:t>
+      </w:r>
+      <w:r>
+        <w:t xml:space="preserve"> </w:t>
+      </w:r>
+      <w:r>
+        <w:t xml:space="preserve">o acesso da população à cultura e reduzirão sua desigualdade territorial,</w:t>
+      </w:r>
+      <w:r>
+        <w:t xml:space="preserve"> </w:t>
+      </w:r>
+      <w:r>
+        <w:rPr>
+          <w:i/>
+          <w:iCs/>
+        </w:rPr>
+        <w:t xml:space="preserve">contribuindo para</w:t>
+      </w:r>
+      <w:r>
+        <w:t xml:space="preserve"> </w:t>
+      </w:r>
+      <w:r>
+        <w:t xml:space="preserve">ampliar e desconcentrar a capacidade de financiar a cultura no estado.</w:t>
+      </w:r>
+    </w:p>
+    <w:p>
+      <w:pPr>
+        <w:pStyle w:val="BodyText"/>
+      </w:pPr>
+      <w:r>
+        <w:t xml:space="preserve">Cada seta da cadeia carrega uma premissa, uma condição que precisa valer para que um passo leve ao seguinte (MAYNE, 2015). Tratamos cinco delas como hipóteses a testar, marcadas nos elos da Figura 1 e auditadas no Quadro 2: o atrito na entrada (H3), a habilitação que qualifica sem priorizar (H2a), a escolha da empresa (H1a), o racionamento no teto (H2b) e a adicionalidade (H1b). H2 descreve o que se perde ao longo do funil; H1 e H3 são explicações concorrentes para a perda.</w:t>
       </w:r>
     </w:p>
     <w:p>
@@ -1009,7 +1053,723 @@
           <w:b/>
           <w:bCs/>
         </w:rPr>
-        <w:t xml:space="preserve">Quadro 2 – Modelo lógico da LICC (reconstruído)</w:t>
+        <w:t xml:space="preserve">Figura 1 – Teoria da mudança da LICC, com as premissas testadas</w:t>
+      </w:r>
+    </w:p>
+    <w:p>
+      <w:pPr>
+        <w:pStyle w:val="BodyText"/>
+      </w:pPr>
+      <w:r>
+        <w:drawing>
+          <wp:inline>
+            <wp:extent cx="5334000" cy="7222066"/>
+            <wp:effectExtent b="0" l="0" r="0" t="0"/>
+            <wp:docPr descr="" title="" id="16" name="Picture"/>
+            <a:graphic>
+              <a:graphicData uri="http://schemas.openxmlformats.org/drawingml/2006/picture">
+                <pic:pic>
+                  <pic:nvPicPr>
+                    <pic:cNvPr descr="../analise/figuras/08_teoria_da_mudanca.png" id="17" name="Picture"/>
+                    <pic:cNvPicPr>
+                      <a:picLocks noChangeArrowheads="1" noChangeAspect="1"/>
+                    </pic:cNvPicPr>
+                  </pic:nvPicPr>
+                  <pic:blipFill>
+                    <a:blip r:embed="rId15"/>
+                    <a:stretch>
+                      <a:fillRect/>
+                    </a:stretch>
+                  </pic:blipFill>
+                  <pic:spPr bwMode="auto">
+                    <a:xfrm>
+                      <a:off x="0" y="0"/>
+                      <a:ext cx="5334000" cy="7222066"/>
+                    </a:xfrm>
+                    <a:prstGeom prst="rect">
+                      <a:avLst/>
+                    </a:prstGeom>
+                    <a:noFill/>
+                    <a:ln w="9525">
+                      <a:noFill/>
+                      <a:headEnd/>
+                      <a:tailEnd/>
+                    </a:ln>
+                  </pic:spPr>
+                </pic:pic>
+              </a:graphicData>
+            </a:graphic>
+          </wp:inline>
+        </w:drawing>
+      </w:r>
+    </w:p>
+    <w:p>
+      <w:pPr>
+        <w:pStyle w:val="BodyText"/>
+      </w:pPr>
+      <w:r>
+        <w:rPr>
+          <w:sz w:val="20"/>
+        </w:rPr>
+        <w:t xml:space="preserve">Fonte: elaboração própria, no formato de cadeia de resultados do J-PAL usado por Gertler</w:t>
+      </w:r>
+      <w:r>
+        <w:rPr>
+          <w:sz w:val="20"/>
+        </w:rPr>
+        <w:t xml:space="preserve"> </w:t>
+      </w:r>
+      <w:r>
+        <w:rPr>
+          <w:i/>
+          <w:iCs/>
+          <w:sz w:val="20"/>
+        </w:rPr>
+        <w:t xml:space="preserve">et al.</w:t>
+      </w:r>
+      <w:r>
+        <w:rPr>
+          <w:sz w:val="20"/>
+        </w:rPr>
+        <w:t xml:space="preserve"> </w:t>
+      </w:r>
+      <w:r>
+        <w:rPr>
+          <w:sz w:val="20"/>
+        </w:rPr>
+        <w:t xml:space="preserve">(2018), com base nas normas do Quadro 1. Setas tracejadas indicam elos sem dado público.</w:t>
+      </w:r>
+    </w:p>
+    <w:bookmarkEnd w:id="18"/>
+    <w:bookmarkStart w:id="19" w:name="avaliação-do-desenho"/>
+    <w:p>
+      <w:pPr>
+        <w:pStyle w:val="Heading2"/>
+      </w:pPr>
+      <w:r>
+        <w:t xml:space="preserve">4.2 Avaliação do desenho</w:t>
+      </w:r>
+    </w:p>
+    <w:p>
+      <w:pPr>
+        <w:pStyle w:val="FirstParagraph"/>
+      </w:pPr>
+      <w:r>
+        <w:t xml:space="preserve">Aplicamos as perguntas de avaliação de desenho do material da disciplina: o problema está formulado? os objetivos são mensuráveis? cada elo tem premissa crível e indicador? quanto se perde ao longo da cadeia? Para as premissas usamos o mecanismo de mapeamento de Williams (2020). A premissa de cada elo é confrontada com o contexto real e classificada como sustentada, não atendida, contestada ou indeterminada (Quadro 2).</w:t>
+      </w:r>
+    </w:p>
+    <w:p>
+      <w:pPr>
+        <w:pStyle w:val="BodyText"/>
+      </w:pPr>
+      <w:r>
+        <w:rPr>
+          <w:b/>
+          <w:bCs/>
+        </w:rPr>
+        <w:t xml:space="preserve">Problema e objetivos.</w:t>
+      </w:r>
+      <w:r>
+        <w:t xml:space="preserve"> </w:t>
+      </w:r>
+      <w:r>
+        <w:t xml:space="preserve">A lei não tem artigo de objetivos. O decreto declara na ementa um objetivo de produto,</w:t>
+      </w:r>
+      <w:r>
+        <w:t xml:space="preserve"> </w:t>
+      </w:r>
+      <w:r>
+        <w:t xml:space="preserve">“estimular a realização de projetos culturais”</w:t>
+      </w:r>
+      <w:r>
+        <w:t xml:space="preserve">. O art. 3º lista onze finalidades de</w:t>
+      </w:r>
+      <w:r>
+        <w:t xml:space="preserve"> </w:t>
+      </w:r>
+      <w:r>
+        <w:t xml:space="preserve">“interesse público”</w:t>
+      </w:r>
+      <w:r>
+        <w:t xml:space="preserve">, das quais o projeto deve atender</w:t>
+      </w:r>
+      <w:r>
+        <w:t xml:space="preserve"> </w:t>
+      </w:r>
+      <w:r>
+        <w:rPr>
+          <w:b/>
+          <w:bCs/>
+        </w:rPr>
+        <w:t xml:space="preserve">uma ou mais</w:t>
+      </w:r>
+      <w:r>
+        <w:t xml:space="preserve">. Essas finalidades definem quem é elegível, não o que a política pretende alcançar (ESPÍRITO SANTO, 2021b, art. 3º). Não há meta, magnitude esperada nem indicador. Isso falha o critério de que programas declarem os resultados e a magnitude da contribuição esperada (BARROS; LIMA, 2017) e o padrão de governança de renúncias do TCU (BRASIL, 2014).</w:t>
+      </w:r>
+    </w:p>
+    <w:p>
+      <w:pPr>
+        <w:pStyle w:val="BodyText"/>
+      </w:pPr>
+      <w:r>
+        <w:rPr>
+          <w:b/>
+          <w:bCs/>
+        </w:rPr>
+        <w:t xml:space="preserve">Funil de atrito.</w:t>
+      </w:r>
+      <w:r>
+        <w:t xml:space="preserve"> </w:t>
+      </w:r>
+      <w:r>
+        <w:t xml:space="preserve">O funil mede, elo a elo, quantos beneficiários potenciais chegam ao fim da cadeia (WHITE; RAITZER, 2017). A Tabela 1 mostra que ele se estreita justamente onde não há dado: antes da habilitação e depois da execução. Entre os 25.441 agentes cadastrados no Mapa Cultural e os cerca de 100 proponentes habilitados por ciclo, não se sabe quantos se inscreveram nem quantos foram inabilitados. Nas etapas observadas, a maioria passa: 68% dos habilitados de 2022-2024 com situação resolvida captaram.</w:t>
+      </w:r>
+    </w:p>
+    <w:p>
+      <w:pPr>
+        <w:pStyle w:val="BodyText"/>
+        <w:keepNext/>
+      </w:pPr>
+      <w:r>
+        <w:rPr>
+          <w:b/>
+          <w:bCs/>
+        </w:rPr>
+        <w:t xml:space="preserve">Tabela 1 – Funil de atrito da LICC</w:t>
+      </w:r>
+    </w:p>
+    <w:tbl>
+      <w:tblPr>
+        <w:tblStyle w:val="Table"/>
+        <w:tblW w:type="pct" w:w="5000"/>
+        <w:jc w:val="center"/>
+        <w:tblLayout w:type="fixed"/>
+        <w:tblLook w:firstRow="1" w:lastRow="0" w:firstColumn="0" w:lastColumn="0" w:noHBand="0" w:noVBand="0" w:val="0020"/>
+        <w:tblBorders>
+          <w:top w:val="single" w:sz="4" w:space="0" w:color="000000"/>
+          <w:bottom w:val="single" w:sz="4" w:space="0" w:color="000000"/>
+          <w:insideH w:val="single" w:sz="4" w:space="0" w:color="000000"/>
+        </w:tblBorders>
+      </w:tblPr>
+      <w:tblGrid>
+        <w:gridCol w:w="4054"/>
+        <w:gridCol w:w="2545"/>
+        <w:gridCol w:w="1320"/>
+      </w:tblGrid>
+      <w:tr>
+        <w:trPr>
+          <w:tblHeader w:val="on"/>
+          <w:tblHeader w:val="true"/>
+        </w:trPr>
+        <w:tc>
+          <w:tcPr/>
+          <w:p>
+            <w:pPr>
+              <w:pStyle w:val="Compact"/>
+              <w:keepNext/>
+              <w:spacing w:after="0" w:before="0"/>
+              <w:jc w:val="left"/>
+            </w:pPr>
+            <w:r>
+              <w:rPr>
+                <w:b/>
+                <w:sz w:val="20"/>
+              </w:rPr>
+              <w:t xml:space="preserve">Etapa</w:t>
+            </w:r>
+          </w:p>
+        </w:tc>
+        <w:tc>
+          <w:tcPr/>
+          <w:p>
+            <w:pPr>
+              <w:pStyle w:val="Compact"/>
+              <w:keepNext/>
+              <w:spacing w:after="0" w:before="0"/>
+              <w:jc w:val="left"/>
+            </w:pPr>
+            <w:r>
+              <w:rPr>
+                <w:b/>
+                <w:sz w:val="20"/>
+              </w:rPr>
+              <w:t xml:space="preserve">Valor</w:t>
+            </w:r>
+          </w:p>
+        </w:tc>
+        <w:tc>
+          <w:tcPr/>
+          <w:p>
+            <w:pPr>
+              <w:pStyle w:val="Compact"/>
+              <w:keepNext/>
+              <w:spacing w:after="0" w:before="0"/>
+              <w:jc w:val="left"/>
+            </w:pPr>
+            <w:r>
+              <w:rPr>
+                <w:b/>
+                <w:sz w:val="20"/>
+              </w:rPr>
+              <w:t xml:space="preserve">Período</w:t>
+            </w:r>
+          </w:p>
+        </w:tc>
+      </w:tr>
+      <w:tr>
+        <w:tc>
+          <w:tcPr/>
+          <w:p>
+            <w:pPr>
+              <w:pStyle w:val="Compact"/>
+              <w:keepNext/>
+              <w:spacing w:after="0" w:before="0"/>
+              <w:jc w:val="left"/>
+            </w:pPr>
+            <w:r>
+              <w:rPr>
+                <w:sz w:val="20"/>
+              </w:rPr>
+              <w:t xml:space="preserve">Agentes culturais cadastrados no Mapa Cultural (coletivos)</w:t>
+            </w:r>
+          </w:p>
+        </w:tc>
+        <w:tc>
+          <w:tcPr/>
+          <w:p>
+            <w:pPr>
+              <w:pStyle w:val="Compact"/>
+              <w:keepNext/>
+              <w:spacing w:after="0" w:before="0"/>
+              <w:jc w:val="left"/>
+            </w:pPr>
+            <w:r>
+              <w:rPr>
+                <w:sz w:val="20"/>
+              </w:rPr>
+              <w:t xml:space="preserve">25.441 (2.592)</w:t>
+            </w:r>
+          </w:p>
+        </w:tc>
+        <w:tc>
+          <w:tcPr/>
+          <w:p>
+            <w:pPr>
+              <w:pStyle w:val="Compact"/>
+              <w:keepNext/>
+              <w:spacing w:after="0" w:before="0"/>
+              <w:jc w:val="left"/>
+            </w:pPr>
+            <w:r>
+              <w:rPr>
+                <w:sz w:val="20"/>
+              </w:rPr>
+              <w:t xml:space="preserve">set. 2026</w:t>
+            </w:r>
+          </w:p>
+        </w:tc>
+      </w:tr>
+      <w:tr>
+        <w:tc>
+          <w:tcPr/>
+          <w:p>
+            <w:pPr>
+              <w:pStyle w:val="Compact"/>
+              <w:keepNext/>
+              <w:spacing w:after="0" w:before="0"/>
+              <w:jc w:val="left"/>
+            </w:pPr>
+            <w:r>
+              <w:rPr>
+                <w:sz w:val="20"/>
+              </w:rPr>
+              <w:t xml:space="preserve">Projetos inscritos</w:t>
+            </w:r>
+          </w:p>
+        </w:tc>
+        <w:tc>
+          <w:tcPr/>
+          <w:p>
+            <w:pPr>
+              <w:pStyle w:val="Compact"/>
+              <w:keepNext/>
+              <w:spacing w:after="0" w:before="0"/>
+              <w:jc w:val="left"/>
+            </w:pPr>
+            <w:r>
+              <w:rPr>
+                <w:sz w:val="20"/>
+              </w:rPr>
+              <w:t xml:space="preserve">não publicado</w:t>
+            </w:r>
+          </w:p>
+        </w:tc>
+        <w:tc>
+          <w:tcPr/>
+          <w:p>
+            <w:pPr>
+              <w:pStyle w:val="Compact"/>
+              <w:keepNext/>
+              <w:spacing w:after="0" w:before="0"/>
+              <w:jc w:val="left"/>
+            </w:pPr>
+            <w:r>
+              <w:rPr>
+                <w:sz w:val="20"/>
+              </w:rPr>
+              <w:t xml:space="preserve">—</w:t>
+            </w:r>
+          </w:p>
+        </w:tc>
+      </w:tr>
+      <w:tr>
+        <w:tc>
+          <w:tcPr/>
+          <w:p>
+            <w:pPr>
+              <w:pStyle w:val="Compact"/>
+              <w:keepNext/>
+              <w:spacing w:after="0" w:before="0"/>
+              <w:jc w:val="left"/>
+            </w:pPr>
+            <w:r>
+              <w:rPr>
+                <w:sz w:val="20"/>
+              </w:rPr>
+              <w:t xml:space="preserve">Projetos habilitados; proponentes por ciclo</w:t>
+            </w:r>
+          </w:p>
+        </w:tc>
+        <w:tc>
+          <w:tcPr/>
+          <w:p>
+            <w:pPr>
+              <w:pStyle w:val="Compact"/>
+              <w:keepNext/>
+              <w:spacing w:after="0" w:before="0"/>
+              <w:jc w:val="left"/>
+            </w:pPr>
+            <w:r>
+              <w:rPr>
+                <w:sz w:val="20"/>
+              </w:rPr>
+              <w:t xml:space="preserve">305; 53, 92 e 95</w:t>
+            </w:r>
+          </w:p>
+        </w:tc>
+        <w:tc>
+          <w:tcPr/>
+          <w:p>
+            <w:pPr>
+              <w:pStyle w:val="Compact"/>
+              <w:keepNext/>
+              <w:spacing w:after="0" w:before="0"/>
+              <w:jc w:val="left"/>
+            </w:pPr>
+            <w:r>
+              <w:rPr>
+                <w:sz w:val="20"/>
+              </w:rPr>
+              <w:t xml:space="preserve">ciclos 2022-2024</w:t>
+            </w:r>
+          </w:p>
+        </w:tc>
+      </w:tr>
+      <w:tr>
+        <w:tc>
+          <w:tcPr/>
+          <w:p>
+            <w:pPr>
+              <w:pStyle w:val="Compact"/>
+              <w:keepNext/>
+              <w:spacing w:after="0" w:before="0"/>
+              <w:jc w:val="left"/>
+            </w:pPr>
+            <w:r>
+              <w:rPr>
+                <w:sz w:val="20"/>
+              </w:rPr>
+              <w:t xml:space="preserve">Habilitados com situação resolvida; captaram</w:t>
+            </w:r>
+          </w:p>
+        </w:tc>
+        <w:tc>
+          <w:tcPr/>
+          <w:p>
+            <w:pPr>
+              <w:pStyle w:val="Compact"/>
+              <w:keepNext/>
+              <w:spacing w:after="0" w:before="0"/>
+              <w:jc w:val="left"/>
+            </w:pPr>
+            <w:r>
+              <w:rPr>
+                <w:sz w:val="20"/>
+              </w:rPr>
+              <w:t xml:space="preserve">293; 198</w:t>
+            </w:r>
+          </w:p>
+        </w:tc>
+        <w:tc>
+          <w:tcPr/>
+          <w:p>
+            <w:pPr>
+              <w:pStyle w:val="Compact"/>
+              <w:keepNext/>
+              <w:spacing w:after="0" w:before="0"/>
+              <w:jc w:val="left"/>
+            </w:pPr>
+            <w:r>
+              <w:rPr>
+                <w:sz w:val="20"/>
+              </w:rPr>
+              <w:t xml:space="preserve">ciclos 2022-2024</w:t>
+            </w:r>
+          </w:p>
+        </w:tc>
+      </w:tr>
+      <w:tr>
+        <w:tc>
+          <w:tcPr/>
+          <w:p>
+            <w:pPr>
+              <w:pStyle w:val="Compact"/>
+              <w:keepNext/>
+              <w:spacing w:after="0" w:before="0"/>
+              <w:jc w:val="left"/>
+            </w:pPr>
+            <w:r>
+              <w:rPr>
+                <w:sz w:val="20"/>
+              </w:rPr>
+              <w:t xml:space="preserve">Taxa de captação entre os resolvidos</w:t>
+            </w:r>
+          </w:p>
+        </w:tc>
+        <w:tc>
+          <w:tcPr/>
+          <w:p>
+            <w:pPr>
+              <w:pStyle w:val="Compact"/>
+              <w:keepNext/>
+              <w:spacing w:after="0" w:before="0"/>
+              <w:jc w:val="left"/>
+            </w:pPr>
+            <w:r>
+              <w:rPr>
+                <w:sz w:val="20"/>
+              </w:rPr>
+              <w:t xml:space="preserve">84%; 70%; 55%</w:t>
+            </w:r>
+          </w:p>
+        </w:tc>
+        <w:tc>
+          <w:tcPr/>
+          <w:p>
+            <w:pPr>
+              <w:pStyle w:val="Compact"/>
+              <w:keepNext/>
+              <w:spacing w:after="0" w:before="0"/>
+              <w:jc w:val="left"/>
+            </w:pPr>
+            <w:r>
+              <w:rPr>
+                <w:sz w:val="20"/>
+              </w:rPr>
+              <w:t xml:space="preserve">ciclos 2022; 2023; 2024</w:t>
+            </w:r>
+          </w:p>
+        </w:tc>
+      </w:tr>
+      <w:tr>
+        <w:tc>
+          <w:tcPr/>
+          <w:p>
+            <w:pPr>
+              <w:pStyle w:val="Compact"/>
+              <w:keepNext/>
+              <w:spacing w:after="0" w:before="0"/>
+              <w:jc w:val="left"/>
+            </w:pPr>
+            <w:r>
+              <w:rPr>
+                <w:sz w:val="20"/>
+              </w:rPr>
+              <w:t xml:space="preserve">Valor com patrocinador que coube no teto</w:t>
+            </w:r>
+          </w:p>
+        </w:tc>
+        <w:tc>
+          <w:tcPr/>
+          <w:p>
+            <w:pPr>
+              <w:pStyle w:val="Compact"/>
+              <w:keepNext/>
+              <w:spacing w:after="0" w:before="0"/>
+              <w:jc w:val="left"/>
+            </w:pPr>
+            <w:r>
+              <w:rPr>
+                <w:sz w:val="20"/>
+              </w:rPr>
+              <w:t xml:space="preserve">78%; 74%</w:t>
+            </w:r>
+          </w:p>
+        </w:tc>
+        <w:tc>
+          <w:tcPr/>
+          <w:p>
+            <w:pPr>
+              <w:pStyle w:val="Compact"/>
+              <w:keepNext/>
+              <w:spacing w:after="0" w:before="0"/>
+              <w:jc w:val="left"/>
+            </w:pPr>
+            <w:r>
+              <w:rPr>
+                <w:sz w:val="20"/>
+              </w:rPr>
+              <w:t xml:space="preserve">captação 2023; 2024</w:t>
+            </w:r>
+          </w:p>
+        </w:tc>
+      </w:tr>
+      <w:tr>
+        <w:tc>
+          <w:tcPr/>
+          <w:p>
+            <w:pPr>
+              <w:pStyle w:val="Compact"/>
+              <w:spacing w:after="0" w:before="0"/>
+              <w:jc w:val="left"/>
+            </w:pPr>
+            <w:r>
+              <w:rPr>
+                <w:sz w:val="20"/>
+              </w:rPr>
+              <w:t xml:space="preserve">Público alcançado e gratuidade</w:t>
+            </w:r>
+          </w:p>
+        </w:tc>
+        <w:tc>
+          <w:tcPr/>
+          <w:p>
+            <w:pPr>
+              <w:pStyle w:val="Compact"/>
+              <w:spacing w:after="0" w:before="0"/>
+              <w:jc w:val="left"/>
+            </w:pPr>
+            <w:r>
+              <w:rPr>
+                <w:sz w:val="20"/>
+              </w:rPr>
+              <w:t xml:space="preserve">não publicado</w:t>
+            </w:r>
+          </w:p>
+        </w:tc>
+        <w:tc>
+          <w:tcPr/>
+          <w:p>
+            <w:pPr>
+              <w:pStyle w:val="Compact"/>
+              <w:spacing w:after="0" w:before="0"/>
+              <w:jc w:val="left"/>
+            </w:pPr>
+            <w:r>
+              <w:rPr>
+                <w:sz w:val="20"/>
+              </w:rPr>
+              <w:t xml:space="preserve">—</w:t>
+            </w:r>
+          </w:p>
+        </w:tc>
+      </w:tr>
+    </w:tbl>
+    <w:p>
+      <w:pPr>
+        <w:pStyle w:val="BodyText"/>
+      </w:pPr>
+      <w:r>
+        <w:rPr>
+          <w:sz w:val="20"/>
+        </w:rPr>
+        <w:t xml:space="preserve">Fonte: elaboração própria com base em SECULT (2026b; 2026c) e na API pública do Mapa Cultural do Espírito Santo (SECULT, 2026e). Tabelas de origem:</w:t>
+      </w:r>
+      <w:r>
+        <w:rPr>
+          <w:sz w:val="20"/>
+        </w:rPr>
+        <w:t xml:space="preserve"> </w:t>
+      </w:r>
+      <w:r>
+        <w:rPr>
+          <w:rStyle w:val="VerbatimChar"/>
+          <w:sz w:val="20"/>
+        </w:rPr>
+        <w:t xml:space="preserve">analise/tabelas/07_funil_por_ciclo.csv</w:t>
+      </w:r>
+      <w:r>
+        <w:rPr>
+          <w:sz w:val="20"/>
+        </w:rPr>
+        <w:t xml:space="preserve">,</w:t>
+      </w:r>
+      <w:r>
+        <w:rPr>
+          <w:sz w:val="20"/>
+        </w:rPr>
+        <w:t xml:space="preserve"> </w:t>
+      </w:r>
+      <w:r>
+        <w:rPr>
+          <w:rStyle w:val="VerbatimChar"/>
+          <w:sz w:val="20"/>
+        </w:rPr>
+        <w:t xml:space="preserve">07_funil_captacao_anual.csv</w:t>
+      </w:r>
+      <w:r>
+        <w:rPr>
+          <w:sz w:val="20"/>
+        </w:rPr>
+        <w:t xml:space="preserve"> </w:t>
+      </w:r>
+      <w:r>
+        <w:rPr>
+          <w:sz w:val="20"/>
+        </w:rPr>
+        <w:t xml:space="preserve">e</w:t>
+      </w:r>
+      <w:r>
+        <w:rPr>
+          <w:sz w:val="20"/>
+        </w:rPr>
+        <w:t xml:space="preserve"> </w:t>
+      </w:r>
+      <w:r>
+        <w:rPr>
+          <w:rStyle w:val="VerbatimChar"/>
+          <w:sz w:val="20"/>
+        </w:rPr>
+        <w:t xml:space="preserve">07_mapa_cultural_universo.csv</w:t>
+      </w:r>
+      <w:r>
+        <w:rPr>
+          <w:sz w:val="20"/>
+        </w:rPr>
+        <w:t xml:space="preserve">. Cadastro no Mapa Cultural não é elegibilidade, porque a inscrição exige CNPJ.</w:t>
+      </w:r>
+    </w:p>
+    <w:p>
+      <w:pPr>
+        <w:pStyle w:val="BodyText"/>
+        <w:keepNext/>
+      </w:pPr>
+      <w:r>
+        <w:rPr>
+          <w:b/>
+          <w:bCs/>
+        </w:rPr>
+        <w:t xml:space="preserve">Quadro 2 – Auditoria das premissas da teoria da mudança</w:t>
       </w:r>
     </w:p>
     <w:tbl>
@@ -1029,10 +1789,10 @@
         </w:tblBorders>
       </w:tblPr>
       <w:tblGrid>
-        <w:gridCol w:w="1131"/>
-        <w:gridCol w:w="2376"/>
-        <w:gridCol w:w="2036"/>
-        <w:gridCol w:w="2376"/>
+        <w:gridCol w:w="931"/>
+        <w:gridCol w:w="2329"/>
+        <w:gridCol w:w="3540"/>
+        <w:gridCol w:w="1118"/>
       </w:tblGrid>
       <w:tr>
         <w:trPr>
@@ -1044,7 +1804,6 @@
           <w:p>
             <w:pPr>
               <w:pStyle w:val="Compact"/>
-              <w:keepNext/>
               <w:spacing w:after="0" w:before="0"/>
               <w:jc w:val="left"/>
             </w:pPr>
@@ -1053,16 +1812,15 @@
                 <w:b/>
                 <w:sz w:val="20"/>
               </w:rPr>
-              <w:t xml:space="preserve">Componente</w:t>
-            </w:r>
-          </w:p>
-        </w:tc>
-        <w:tc>
-          <w:tcPr/>
-          <w:p>
-            <w:pPr>
-              <w:pStyle w:val="Compact"/>
-              <w:keepNext/>
+              <w:t xml:space="preserve">Elo</w:t>
+            </w:r>
+          </w:p>
+        </w:tc>
+        <w:tc>
+          <w:tcPr/>
+          <w:p>
+            <w:pPr>
+              <w:pStyle w:val="Compact"/>
               <w:spacing w:after="0" w:before="0"/>
               <w:jc w:val="left"/>
             </w:pPr>
@@ -1071,16 +1829,15 @@
                 <w:b/>
                 <w:sz w:val="20"/>
               </w:rPr>
-              <w:t xml:space="preserve">Descrição</w:t>
-            </w:r>
-          </w:p>
-        </w:tc>
-        <w:tc>
-          <w:tcPr/>
-          <w:p>
-            <w:pPr>
-              <w:pStyle w:val="Compact"/>
-              <w:keepNext/>
+              <w:t xml:space="preserve">Premissa</w:t>
+            </w:r>
+          </w:p>
+        </w:tc>
+        <w:tc>
+          <w:tcPr/>
+          <w:p>
+            <w:pPr>
+              <w:pStyle w:val="Compact"/>
               <w:spacing w:after="0" w:before="0"/>
               <w:jc w:val="left"/>
             </w:pPr>
@@ -1089,16 +1846,15 @@
                 <w:b/>
                 <w:sz w:val="20"/>
               </w:rPr>
-              <w:t xml:space="preserve">Indicadores</w:t>
-            </w:r>
-          </w:p>
-        </w:tc>
-        <w:tc>
-          <w:tcPr/>
-          <w:p>
-            <w:pPr>
-              <w:pStyle w:val="Compact"/>
-              <w:keepNext/>
+              <w:t xml:space="preserve">Contexto real</w:t>
+            </w:r>
+          </w:p>
+        </w:tc>
+        <w:tc>
+          <w:tcPr/>
+          <w:p>
+            <w:pPr>
+              <w:pStyle w:val="Compact"/>
               <w:spacing w:after="0" w:before="0"/>
               <w:jc w:val="left"/>
             </w:pPr>
@@ -1107,7 +1863,7 @@
                 <w:b/>
                 <w:sz w:val="20"/>
               </w:rPr>
-              <w:t xml:space="preserve">Premissas (P) e riscos (R)</w:t>
+              <w:t xml:space="preserve">Situação</w:t>
             </w:r>
           </w:p>
         </w:tc>
@@ -1118,66 +1874,62 @@
           <w:p>
             <w:pPr>
               <w:pStyle w:val="Compact"/>
-              <w:keepNext/>
-              <w:spacing w:after="0" w:before="0"/>
-              <w:jc w:val="left"/>
-            </w:pPr>
-            <w:r>
-              <w:rPr>
-                <w:sz w:val="20"/>
-              </w:rPr>
-              <w:t xml:space="preserve">Insumos</w:t>
-            </w:r>
-          </w:p>
-        </w:tc>
-        <w:tc>
-          <w:tcPr/>
-          <w:p>
-            <w:pPr>
-              <w:pStyle w:val="Compact"/>
-              <w:keepNext/>
-              <w:spacing w:after="0" w:before="0"/>
-              <w:jc w:val="left"/>
-            </w:pPr>
-            <w:r>
-              <w:rPr>
-                <w:sz w:val="20"/>
-              </w:rPr>
-              <w:t xml:space="preserve">Teto anual de renúncia de ICMS; equipe da SECULT, pareceristas e CAP; SEFAZ</w:t>
-            </w:r>
-          </w:p>
-        </w:tc>
-        <w:tc>
-          <w:tcPr/>
-          <w:p>
-            <w:pPr>
-              <w:pStyle w:val="Compact"/>
-              <w:keepNext/>
-              <w:spacing w:after="0" w:before="0"/>
-              <w:jc w:val="left"/>
-            </w:pPr>
-            <w:r>
-              <w:rPr>
-                <w:sz w:val="20"/>
-              </w:rPr>
-              <w:t xml:space="preserve">Teto em R$; renúncia efetiva; servidores e pareceres por ano</w:t>
-            </w:r>
-          </w:p>
-        </w:tc>
-        <w:tc>
-          <w:tcPr/>
-          <w:p>
-            <w:pPr>
-              <w:pStyle w:val="Compact"/>
-              <w:keepNext/>
-              <w:spacing w:after="0" w:before="0"/>
-              <w:jc w:val="left"/>
-            </w:pPr>
-            <w:r>
-              <w:rPr>
-                <w:sz w:val="20"/>
-              </w:rPr>
-              <w:t xml:space="preserve">P: teto fixado a tempo. R: ampliações no meio do ano mudam as regras do ciclo</w:t>
+              <w:spacing w:after="0" w:before="0"/>
+              <w:jc w:val="left"/>
+            </w:pPr>
+            <w:r>
+              <w:rPr>
+                <w:sz w:val="20"/>
+              </w:rPr>
+              <w:t xml:space="preserve">Entrada (H3)</w:t>
+            </w:r>
+          </w:p>
+        </w:tc>
+        <w:tc>
+          <w:tcPr/>
+          <w:p>
+            <w:pPr>
+              <w:pStyle w:val="Compact"/>
+              <w:spacing w:after="0" w:before="0"/>
+              <w:jc w:val="left"/>
+            </w:pPr>
+            <w:r>
+              <w:rPr>
+                <w:sz w:val="20"/>
+              </w:rPr>
+              <w:t xml:space="preserve">Quem tem projeto de valor público consegue se inscrever</w:t>
+            </w:r>
+          </w:p>
+        </w:tc>
+        <w:tc>
+          <w:tcPr/>
+          <w:p>
+            <w:pPr>
+              <w:pStyle w:val="Compact"/>
+              <w:spacing w:after="0" w:before="0"/>
+              <w:jc w:val="left"/>
+            </w:pPr>
+            <w:r>
+              <w:rPr>
+                <w:sz w:val="20"/>
+              </w:rPr>
+              <w:t xml:space="preserve">A inscrição exige CNPJ com finalidade cultural, sede em nome próprio e certidão estadual. 14 municípios do interior nunca tiveram projeto habilitado. Estreantes: 56 no ciclo 2024, 26 em 2025, 40 em 2026</w:t>
+            </w:r>
+          </w:p>
+        </w:tc>
+        <w:tc>
+          <w:tcPr/>
+          <w:p>
+            <w:pPr>
+              <w:pStyle w:val="Compact"/>
+              <w:spacing w:after="0" w:before="0"/>
+              <w:jc w:val="left"/>
+            </w:pPr>
+            <w:r>
+              <w:rPr>
+                <w:sz w:val="20"/>
+              </w:rPr>
+              <w:t xml:space="preserve">Indeterminado: sem inscritos</w:t>
             </w:r>
           </w:p>
         </w:tc>
@@ -1188,66 +1940,62 @@
           <w:p>
             <w:pPr>
               <w:pStyle w:val="Compact"/>
-              <w:keepNext/>
-              <w:spacing w:after="0" w:before="0"/>
-              <w:jc w:val="left"/>
-            </w:pPr>
-            <w:r>
-              <w:rPr>
-                <w:sz w:val="20"/>
-              </w:rPr>
-              <w:t xml:space="preserve">Atividades</w:t>
-            </w:r>
-          </w:p>
-        </w:tc>
-        <w:tc>
-          <w:tcPr/>
-          <w:p>
-            <w:pPr>
-              <w:pStyle w:val="Compact"/>
-              <w:keepNext/>
-              <w:spacing w:after="0" w:before="0"/>
-              <w:jc w:val="left"/>
-            </w:pPr>
-            <w:r>
-              <w:rPr>
-                <w:sz w:val="20"/>
-              </w:rPr>
-              <w:t xml:space="preserve">Inscrição, parecer, deliberação da CAP; conferência de limites pela SEFAZ; validação de repasses</w:t>
-            </w:r>
-          </w:p>
-        </w:tc>
-        <w:tc>
-          <w:tcPr/>
-          <w:p>
-            <w:pPr>
-              <w:pStyle w:val="Compact"/>
-              <w:keepNext/>
-              <w:spacing w:after="0" w:before="0"/>
-              <w:jc w:val="left"/>
-            </w:pPr>
-            <w:r>
-              <w:rPr>
-                <w:sz w:val="20"/>
-              </w:rPr>
-              <w:t xml:space="preserve">Inscritos, habilitados e inabilitados por ciclo; tempo de análise</w:t>
-            </w:r>
-          </w:p>
-        </w:tc>
-        <w:tc>
-          <w:tcPr/>
-          <w:p>
-            <w:pPr>
-              <w:pStyle w:val="Compact"/>
-              <w:keepNext/>
-              <w:spacing w:after="0" w:before="0"/>
-              <w:jc w:val="left"/>
-            </w:pPr>
-            <w:r>
-              <w:rPr>
-                <w:sz w:val="20"/>
-              </w:rPr>
-              <w:t xml:space="preserve">P: critérios claros. R: sem pontuação, a seleção é pouco transparente</w:t>
+              <w:spacing w:after="0" w:before="0"/>
+              <w:jc w:val="left"/>
+            </w:pPr>
+            <w:r>
+              <w:rPr>
+                <w:sz w:val="20"/>
+              </w:rPr>
+              <w:t xml:space="preserve">Habilitação (H2a)</w:t>
+            </w:r>
+          </w:p>
+        </w:tc>
+        <w:tc>
+          <w:tcPr/>
+          <w:p>
+            <w:pPr>
+              <w:pStyle w:val="Compact"/>
+              <w:spacing w:after="0" w:before="0"/>
+              <w:jc w:val="left"/>
+            </w:pPr>
+            <w:r>
+              <w:rPr>
+                <w:sz w:val="20"/>
+              </w:rPr>
+              <w:t xml:space="preserve">O mérito avaliado pela SECULT orienta quem é financiado</w:t>
+            </w:r>
+          </w:p>
+        </w:tc>
+        <w:tc>
+          <w:tcPr/>
+          <w:p>
+            <w:pPr>
+              <w:pStyle w:val="Compact"/>
+              <w:spacing w:after="0" w:before="0"/>
+              <w:jc w:val="left"/>
+            </w:pPr>
+            <w:r>
+              <w:rPr>
+                <w:sz w:val="20"/>
+              </w:rPr>
+              <w:t xml:space="preserve">Parecer e CAP decidem só habilitar ou não, em fluxo contínuo; nenhuma norma prevê nota ou ordem de prioridade. Em 2022-2024, 95 de 293 habilitados expiraram sem captar</w:t>
+            </w:r>
+          </w:p>
+        </w:tc>
+        <w:tc>
+          <w:tcPr/>
+          <w:p>
+            <w:pPr>
+              <w:pStyle w:val="Compact"/>
+              <w:spacing w:after="0" w:before="0"/>
+              <w:jc w:val="left"/>
+            </w:pPr>
+            <w:r>
+              <w:rPr>
+                <w:sz w:val="20"/>
+              </w:rPr>
+              <w:t xml:space="preserve">Não atendida</w:t>
             </w:r>
           </w:p>
         </w:tc>
@@ -1258,86 +2006,62 @@
           <w:p>
             <w:pPr>
               <w:pStyle w:val="Compact"/>
-              <w:keepNext/>
-              <w:spacing w:after="0" w:before="0"/>
-              <w:jc w:val="left"/>
-            </w:pPr>
-            <w:r>
-              <w:rPr>
-                <w:sz w:val="20"/>
-              </w:rPr>
-              <w:t xml:space="preserve">Produtos</w:t>
-            </w:r>
-          </w:p>
-        </w:tc>
-        <w:tc>
-          <w:tcPr/>
-          <w:p>
-            <w:pPr>
-              <w:pStyle w:val="Compact"/>
-              <w:keepNext/>
-              <w:spacing w:after="0" w:before="0"/>
-              <w:jc w:val="left"/>
-            </w:pPr>
-            <w:r>
-              <w:rPr>
-                <w:sz w:val="20"/>
-              </w:rPr>
-              <w:t xml:space="preserve">Projetos habilitados; patrocínios captados; projetos executados</w:t>
-            </w:r>
-          </w:p>
-        </w:tc>
-        <w:tc>
-          <w:tcPr/>
-          <w:p>
-            <w:pPr>
-              <w:pStyle w:val="Compact"/>
-              <w:keepNext/>
-              <w:spacing w:after="0" w:before="0"/>
-              <w:jc w:val="left"/>
-            </w:pPr>
-            <w:r>
-              <w:rPr>
-                <w:sz w:val="20"/>
-              </w:rPr>
-              <w:t xml:space="preserve">Captação por projeto e por cota; taxa de captação; valor por município</w:t>
-            </w:r>
-          </w:p>
-        </w:tc>
-        <w:tc>
-          <w:tcPr/>
-          <w:p>
-            <w:pPr>
-              <w:pStyle w:val="Compact"/>
-              <w:keepNext/>
-              <w:spacing w:after="0" w:before="0"/>
-              <w:jc w:val="left"/>
-            </w:pPr>
-            <w:r>
-              <w:rPr>
-                <w:sz w:val="20"/>
-              </w:rPr>
-              <w:t xml:space="preserve">P:</w:t>
-            </w:r>
-            <w:r>
-              <w:rPr>
-                <w:sz w:val="20"/>
-              </w:rPr>
-              <w:t xml:space="preserve"> </w:t>
-            </w:r>
-            <w:r>
-              <w:rPr>
-                <w:b/>
-                <w:bCs/>
-                <w:sz w:val="20"/>
-              </w:rPr>
-              <w:t xml:space="preserve">existem empresas dispostas a patrocinar projetos fora do circuito consolidado</w:t>
-            </w:r>
-            <w:r>
-              <w:rPr>
-                <w:sz w:val="20"/>
-              </w:rPr>
-              <w:t xml:space="preserve">. R: patrocinador escolhe por visibilidade; captação concentra-se</w:t>
+              <w:spacing w:after="0" w:before="0"/>
+              <w:jc w:val="left"/>
+            </w:pPr>
+            <w:r>
+              <w:rPr>
+                <w:sz w:val="20"/>
+              </w:rPr>
+              <w:t xml:space="preserve">Escolha (H1a)</w:t>
+            </w:r>
+          </w:p>
+        </w:tc>
+        <w:tc>
+          <w:tcPr/>
+          <w:p>
+            <w:pPr>
+              <w:pStyle w:val="Compact"/>
+              <w:spacing w:after="0" w:before="0"/>
+              <w:jc w:val="left"/>
+            </w:pPr>
+            <w:r>
+              <w:rPr>
+                <w:sz w:val="20"/>
+              </w:rPr>
+              <w:t xml:space="preserve">A empresa escolhe pelo interesse público, também fora do circuito consolidado</w:t>
+            </w:r>
+          </w:p>
+        </w:tc>
+        <w:tc>
+          <w:tcPr/>
+          <w:p>
+            <w:pPr>
+              <w:pStyle w:val="Compact"/>
+              <w:spacing w:after="0" w:before="0"/>
+              <w:jc w:val="left"/>
+            </w:pPr>
+            <w:r>
+              <w:rPr>
+                <w:sz w:val="20"/>
+              </w:rPr>
+              <w:t xml:space="preserve">Duas empresas somam metade da renúncia de 2025; energia e gás, 52%. Execução de 68% na RMGV e 63% no interior. Recorrentes captam mais (71% contra 57%)</w:t>
+            </w:r>
+          </w:p>
+        </w:tc>
+        <w:tc>
+          <w:tcPr/>
+          <w:p>
+            <w:pPr>
+              <w:pStyle w:val="Compact"/>
+              <w:spacing w:after="0" w:before="0"/>
+              <w:jc w:val="left"/>
+            </w:pPr>
+            <w:r>
+              <w:rPr>
+                <w:sz w:val="20"/>
+              </w:rPr>
+              <w:t xml:space="preserve">Contestada</w:t>
             </w:r>
           </w:p>
         </w:tc>
@@ -1348,66 +2072,62 @@
           <w:p>
             <w:pPr>
               <w:pStyle w:val="Compact"/>
-              <w:keepNext/>
-              <w:spacing w:after="0" w:before="0"/>
-              <w:jc w:val="left"/>
-            </w:pPr>
-            <w:r>
-              <w:rPr>
-                <w:sz w:val="20"/>
-              </w:rPr>
-              <w:t xml:space="preserve">Resultados intermediários</w:t>
-            </w:r>
-          </w:p>
-        </w:tc>
-        <w:tc>
-          <w:tcPr/>
-          <w:p>
-            <w:pPr>
-              <w:pStyle w:val="Compact"/>
-              <w:keepNext/>
-              <w:spacing w:after="0" w:before="0"/>
-              <w:jc w:val="left"/>
-            </w:pPr>
-            <w:r>
-              <w:rPr>
-                <w:sz w:val="20"/>
-              </w:rPr>
-              <w:t xml:space="preserve">Mais oferta cultural (eventos, publicações, formação) com contrapartidas de acesso; proponentes com mais emprego e continuidade</w:t>
-            </w:r>
-          </w:p>
-        </w:tc>
-        <w:tc>
-          <w:tcPr/>
-          <w:p>
-            <w:pPr>
-              <w:pStyle w:val="Compact"/>
-              <w:keepNext/>
-              <w:spacing w:after="0" w:before="0"/>
-              <w:jc w:val="left"/>
-            </w:pPr>
-            <w:r>
-              <w:rPr>
-                <w:sz w:val="20"/>
-              </w:rPr>
-              <w:t xml:space="preserve">Público, gratuidade e ações fora da RMGV; emprego formal e sobrevivência dos proponentes</w:t>
-            </w:r>
-          </w:p>
-        </w:tc>
-        <w:tc>
-          <w:tcPr/>
-          <w:p>
-            <w:pPr>
-              <w:pStyle w:val="Compact"/>
-              <w:keepNext/>
-              <w:spacing w:after="0" w:before="0"/>
-              <w:jc w:val="left"/>
-            </w:pPr>
-            <w:r>
-              <w:rPr>
-                <w:sz w:val="20"/>
-              </w:rPr>
-              <w:t xml:space="preserve">P: o projeto não aconteceria sem o incentivo (adicionalidade). R: substituição de patrocínio que já existiria</w:t>
+              <w:spacing w:after="0" w:before="0"/>
+              <w:jc w:val="left"/>
+            </w:pPr>
+            <w:r>
+              <w:rPr>
+                <w:sz w:val="20"/>
+              </w:rPr>
+              <w:t xml:space="preserve">Validação (H2b)</w:t>
+            </w:r>
+          </w:p>
+        </w:tc>
+        <w:tc>
+          <w:tcPr/>
+          <w:p>
+            <w:pPr>
+              <w:pStyle w:val="Compact"/>
+              <w:spacing w:after="0" w:before="0"/>
+              <w:jc w:val="left"/>
+            </w:pPr>
+            <w:r>
+              <w:rPr>
+                <w:sz w:val="20"/>
+              </w:rPr>
+              <w:t xml:space="preserve">O racionamento no teto segue critério público</w:t>
+            </w:r>
+          </w:p>
+        </w:tc>
+        <w:tc>
+          <w:tcPr/>
+          <w:p>
+            <w:pPr>
+              <w:pStyle w:val="Compact"/>
+              <w:spacing w:after="0" w:before="0"/>
+              <w:jc w:val="left"/>
+            </w:pPr>
+            <w:r>
+              <w:rPr>
+                <w:sz w:val="20"/>
+              </w:rPr>
+              <w:t xml:space="preserve">Em 2023 e 2024, termos com patrocinador de 28% e 35% do montante foram indeferidos pela ordem de chegada</w:t>
+            </w:r>
+          </w:p>
+        </w:tc>
+        <w:tc>
+          <w:tcPr/>
+          <w:p>
+            <w:pPr>
+              <w:pStyle w:val="Compact"/>
+              <w:spacing w:after="0" w:before="0"/>
+              <w:jc w:val="left"/>
+            </w:pPr>
+            <w:r>
+              <w:rPr>
+                <w:sz w:val="20"/>
+              </w:rPr>
+              <w:t xml:space="preserve">Não atendida</w:t>
             </w:r>
           </w:p>
         </w:tc>
@@ -1425,55 +2145,55 @@
               <w:rPr>
                 <w:sz w:val="20"/>
               </w:rPr>
-              <w:t xml:space="preserve">Resultados finais</w:t>
-            </w:r>
-          </w:p>
-        </w:tc>
-        <w:tc>
-          <w:tcPr/>
-          <w:p>
-            <w:pPr>
-              <w:pStyle w:val="Compact"/>
-              <w:spacing w:after="0" w:before="0"/>
-              <w:jc w:val="left"/>
-            </w:pPr>
-            <w:r>
-              <w:rPr>
-                <w:sz w:val="20"/>
-              </w:rPr>
-              <w:t xml:space="preserve">Maior e menos desigual acesso à cultura; setor cultural mais capaz de se financiar</w:t>
-            </w:r>
-          </w:p>
-        </w:tc>
-        <w:tc>
-          <w:tcPr/>
-          <w:p>
-            <w:pPr>
-              <w:pStyle w:val="Compact"/>
-              <w:spacing w:after="0" w:before="0"/>
-              <w:jc w:val="left"/>
-            </w:pPr>
-            <w:r>
-              <w:rPr>
-                <w:sz w:val="20"/>
-              </w:rPr>
-              <w:t xml:space="preserve">Participação da ocupação cultural; equipamentos e agentes culturais por município</w:t>
-            </w:r>
-          </w:p>
-        </w:tc>
-        <w:tc>
-          <w:tcPr/>
-          <w:p>
-            <w:pPr>
-              <w:pStyle w:val="Compact"/>
-              <w:spacing w:after="0" w:before="0"/>
-              <w:jc w:val="left"/>
-            </w:pPr>
-            <w:r>
-              <w:rPr>
-                <w:sz w:val="20"/>
-              </w:rPr>
-              <w:t xml:space="preserve">P: políticas complementares (fomento direto, capacidade municipal). R: a política reproduz a concentração prévia</w:t>
+              <w:t xml:space="preserve">Entrega (H1b)</w:t>
+            </w:r>
+          </w:p>
+        </w:tc>
+        <w:tc>
+          <w:tcPr/>
+          <w:p>
+            <w:pPr>
+              <w:pStyle w:val="Compact"/>
+              <w:spacing w:after="0" w:before="0"/>
+              <w:jc w:val="left"/>
+            </w:pPr>
+            <w:r>
+              <w:rPr>
+                <w:sz w:val="20"/>
+              </w:rPr>
+              <w:t xml:space="preserve">O projeto financiado não aconteceria sem a LICC e chega ao público</w:t>
+            </w:r>
+          </w:p>
+        </w:tc>
+        <w:tc>
+          <w:tcPr/>
+          <w:p>
+            <w:pPr>
+              <w:pStyle w:val="Compact"/>
+              <w:spacing w:after="0" w:before="0"/>
+              <w:jc w:val="left"/>
+            </w:pPr>
+            <w:r>
+              <w:rPr>
+                <w:sz w:val="20"/>
+              </w:rPr>
+              <w:t xml:space="preserve">A maior reserva do teto (30%) vai a eventos com mais de dez anos. Não há dado de público nem de gratuidade</w:t>
+            </w:r>
+          </w:p>
+        </w:tc>
+        <w:tc>
+          <w:tcPr/>
+          <w:p>
+            <w:pPr>
+              <w:pStyle w:val="Compact"/>
+              <w:spacing w:after="0" w:before="0"/>
+              <w:jc w:val="left"/>
+            </w:pPr>
+            <w:r>
+              <w:rPr>
+                <w:sz w:val="20"/>
+              </w:rPr>
+              <w:t xml:space="preserve">Indeterminado: sem dado</w:t>
             </w:r>
           </w:p>
         </w:tc>
@@ -1487,51 +2207,240 @@
         <w:rPr>
           <w:sz w:val="20"/>
         </w:rPr>
-        <w:t xml:space="preserve">Fonte: elaboração própria, com base em Gertler</w:t>
+        <w:t xml:space="preserve">Fonte: elaboração própria, no formato do mecanismo de mapeamento de Williams (2020), com base nas normas do Quadro 1, em SECULT (2026b; 2026c) e nas tabelas</w:t>
       </w:r>
       <w:r>
         <w:rPr>
           <w:sz w:val="20"/>
         </w:rPr>
+        <w:t xml:space="preserve"> </w:t>
+      </w:r>
+      <w:r>
+        <w:rPr>
+          <w:rStyle w:val="VerbatimChar"/>
+          <w:sz w:val="20"/>
+        </w:rPr>
+        <w:t xml:space="preserve">03_*.csv</w:t>
+      </w:r>
+      <w:r>
+        <w:rPr>
+          <w:sz w:val="20"/>
+        </w:rPr>
+        <w:t xml:space="preserve"> </w:t>
+      </w:r>
+      <w:r>
+        <w:rPr>
+          <w:sz w:val="20"/>
+        </w:rPr>
+        <w:t xml:space="preserve">e</w:t>
+      </w:r>
+      <w:r>
+        <w:rPr>
+          <w:sz w:val="20"/>
+        </w:rPr>
+        <w:t xml:space="preserve"> </w:t>
+      </w:r>
+      <w:r>
+        <w:rPr>
+          <w:rStyle w:val="VerbatimChar"/>
+          <w:sz w:val="20"/>
+        </w:rPr>
+        <w:t xml:space="preserve">07_*.csv</w:t>
+      </w:r>
+      <w:r>
+        <w:rPr>
+          <w:sz w:val="20"/>
+        </w:rPr>
+        <w:t xml:space="preserve"> </w:t>
+      </w:r>
+      <w:r>
+        <w:rPr>
+          <w:sz w:val="20"/>
+        </w:rPr>
+        <w:t xml:space="preserve">de</w:t>
+      </w:r>
+      <w:r>
+        <w:rPr>
+          <w:sz w:val="20"/>
+        </w:rPr>
+        <w:t xml:space="preserve"> </w:t>
+      </w:r>
+      <w:r>
+        <w:rPr>
+          <w:rStyle w:val="VerbatimChar"/>
+          <w:sz w:val="20"/>
+        </w:rPr>
+        <w:t xml:space="preserve">analise/tabelas/</w:t>
+      </w:r>
+      <w:r>
+        <w:rPr>
+          <w:sz w:val="20"/>
+        </w:rPr>
+        <w:t xml:space="preserve">.</w:t>
+      </w:r>
+    </w:p>
+    <w:p>
+      <w:pPr>
+        <w:pStyle w:val="BodyText"/>
+      </w:pPr>
+      <w:r>
+        <w:rPr>
+          <w:b/>
+          <w:bCs/>
+        </w:rPr>
+        <w:t xml:space="preserve">Entrada.</w:t>
+      </w:r>
+      <w:r>
+        <w:t xml:space="preserve"> </w:t>
+      </w:r>
+      <w:r>
+        <w:t xml:space="preserve">Pessoa física não se inscreve e o microempreendedor individual tem limite de valor (SECULT, 2025a, arts. 17 e 19). Em 2024 as inscrições foram fechadas no meio do ano por esgotamento do teto (SECULT, 2024b), e desde 2025 o proponente precisa conseguir o patrocinador antes da comissão. No mesmo período, a entrada de proponentes novos caiu (estreante é quem não foi habilitado nos dois ciclos anteriores). A difusão territorial parou: 39 municípios tiveram o primeiro projeto habilitado em 2022, 16 em 2023 e 3 por ciclo desde então. Nada disso isola o atrito, porque teto, janelas e regras mudaram ao mesmo tempo. O custo de entrada é o que a literatura chama de custo administrativo (MOYNIHAN; HERD; HARVEY, 2015). Ele pode excluir sem selecionar ou funcionar como triagem (FINKELSTEIN; NOTOWIDIGDO, 2019), e só uma variação exógena desse custo distingue os dois casos.</w:t>
+      </w:r>
+    </w:p>
+    <w:p>
+      <w:pPr>
+        <w:pStyle w:val="BodyText"/>
+      </w:pPr>
+      <w:r>
+        <w:rPr>
+          <w:b/>
+          <w:bCs/>
+        </w:rPr>
+        <w:t xml:space="preserve">Habilitação e validação.</w:t>
+      </w:r>
+      <w:r>
+        <w:t xml:space="preserve"> </w:t>
+      </w:r>
+      <w:r>
+        <w:t xml:space="preserve">A análise tem três etapas: documentação, parecer técnico sobre os nove critérios do decreto e deliberação da comissão por maioria simples. O parecer</w:t>
+      </w:r>
+      <w:r>
+        <w:t xml:space="preserve"> </w:t>
+      </w:r>
+      <w:r>
+        <w:t xml:space="preserve">“deverá indicar a habilitação ou inabilitação”</w:t>
+      </w:r>
+      <w:r>
+        <w:t xml:space="preserve"> </w:t>
+      </w:r>
+      <w:r>
+        <w:t xml:space="preserve">(ESPÍRITO SANTO, 2021b, art. 14; SECULT, 2025a, arts. 37-42). A comissão se reúne semanalmente (SECULT, 2023b, art. 9º), e o certificado de aptidão é emitido projeto a projeto, depois do parecer (SECULT, 2025a, arts. 40 e 45). Os inscritos não disputam vagas entre si, e por isso não há classificação. Nenhuma norma lida prevê nota, peso, nota de corte ou ordem de prioridade, e no Mapa Cultural as fases de parecer e de comissão estão registradas como</w:t>
+      </w:r>
+      <w:r>
+        <w:t xml:space="preserve"> </w:t>
+      </w:r>
+      <w:r>
+        <w:t xml:space="preserve">“avaliação simplificada”</w:t>
+      </w:r>
+      <w:r>
+        <w:t xml:space="preserve">, não como avaliação técnica (SECULT, 2026e). Se o formulário de parecer atribui nota aos critérios, ela não é publicada e não decide quem recebe. A habilitação qualifica, mas não prioriza, e autoriza mais do que o teto financia. A escolha entre projetos considerados aptos passa, assim, à empresa e à fila de validação. De 2023 a 2025 a captação esgotou o montante de cada ano ao centavo, e o excesso de demanda com patrocinador foi racionado pela ordem de chegada dos termos, não por mérito (SECULT, 2026c).</w:t>
+      </w:r>
+    </w:p>
+    <w:p>
+      <w:pPr>
+        <w:pStyle w:val="BodyText"/>
+      </w:pPr>
+      <w:r>
+        <w:rPr>
+          <w:b/>
+          <w:bCs/>
+        </w:rPr>
+        <w:t xml:space="preserve">Escolha da empresa.</w:t>
+      </w:r>
+      <w:r>
+        <w:t xml:space="preserve"> </w:t>
+      </w:r>
+      <w:r>
+        <w:t xml:space="preserve">Com crédito integral, a empresa escolhe o destino do ICMS que pagaria e fica com a marca. Imagem e relações de negócio estão entre os motivos do patrocínio (O’HAGAN; HARVEY, 2000), e a filantropia empresarial também serve de canal de influência política (BERTRAND</w:t>
+      </w:r>
+      <w:r>
         <w:t xml:space="preserve"> </w:t>
       </w:r>
       <w:r>
         <w:rPr>
           <w:i/>
           <w:iCs/>
-          <w:sz w:val="20"/>
         </w:rPr>
         <w:t xml:space="preserve">et al.</w:t>
       </w:r>
       <w:r>
-        <w:rPr>
-          <w:sz w:val="20"/>
-        </w:rPr>
-        <w:t xml:space="preserve"> </w:t>
-      </w:r>
-      <w:r>
-        <w:rPr>
-          <w:sz w:val="20"/>
-        </w:rPr>
-        <w:t xml:space="preserve">(2018), White e Raitzer (2017) e nas normas do Quadro 1.</w:t>
-      </w:r>
-    </w:p>
-    <w:p>
-      <w:pPr>
-        <w:pStyle w:val="BodyText"/>
-      </w:pPr>
-      <w:r>
-        <w:t xml:space="preserve">A premissa decisiva está no elo entre atividade e produto. A política só alcança seus resultados distributivos se as empresas escolherem projetos alinhados aos objetivos públicos, o que o desenho não garante: o crédito integral elimina o custo da escolha para a empresa, e as reservas do art. 18 só regulam a partilha do teto em grandes blocos.</w:t>
-      </w:r>
-    </w:p>
-    <w:bookmarkEnd w:id="15"/>
-    <w:bookmarkStart w:id="19" w:name="avaliação-do-desenho"/>
+        <w:t xml:space="preserve">, 2020). Das 26 empresas que patrocinaram em 2025, 13 também aparecem como incentivadoras da Lei Rouanet, e elas responderam por 86% da renúncia daquele ano (BRASIL, 2026b). A evidência sobre o destino é mista. Quando a busca de patrocinador passou para antes da comissão, a parcela da RMGV no valor habilitado atribuível a um município caiu de 74% (ciclo 2024) para 57% (2025). Projetos que pediram exatamente o teto de R$ 500 mil foram executados com mais frequência que os menores. Esses fatos têm explicações que não dependem da marca: quem já tem patrocinador acertado pede o teto, e quem já captou tem rede e experiência. Daí a premissa ficar contestada.</w:t>
+      </w:r>
+    </w:p>
+    <w:p>
+      <w:pPr>
+        <w:pStyle w:val="BodyText"/>
+      </w:pPr>
+      <w:r>
+        <w:rPr>
+          <w:b/>
+          <w:bCs/>
+        </w:rPr>
+        <w:t xml:space="preserve">Entrega e território.</w:t>
+      </w:r>
+      <w:r>
+        <w:t xml:space="preserve"> </w:t>
+      </w:r>
+      <w:r>
+        <w:t xml:space="preserve">A maior reserva do teto, 30%, vai a eventos com mais de dez anos de existência, justamente os de maior chance de financiamento sem incentivo. É uma tensão com o critério do TCU (BRASIL, 2016) que fica como hipótese a testar, não como descumprimento apurado. A RMGV tem 49% da população e fica com 67% do valor atribuível a um município. O Gini do valor entre os 78 municípios é 0,88, e a diferença entre RMGV e interior explica só 7% da desigualdade na decomposição de Theil. Por isso a reserva de 10% para projetos fora da RMGV age sobre a menor parte dela.</w:t>
+      </w:r>
+    </w:p>
+    <w:p>
+      <w:pPr>
+        <w:pStyle w:val="BodyText"/>
+      </w:pPr>
+      <w:r>
+        <w:rPr>
+          <w:b/>
+          <w:bCs/>
+        </w:rPr>
+        <w:t xml:space="preserve">Monitoramento.</w:t>
+      </w:r>
+      <w:r>
+        <w:t xml:space="preserve"> </w:t>
+      </w:r>
+      <w:r>
+        <w:t xml:space="preserve">O que a SECULT publica cobre insumos e produtos, mas não a entrada (inscritos e inabilitados) nem o resultado (público, gratuidade, contrapartidas executadas). Os dois indicadores que a teoria da mudança mais exige falham no critério SMART de ser mensurável e atribuível. A lei já manda o regulamento definir a divulgação dos benefícios,</w:t>
+      </w:r>
+      <w:r>
+        <w:t xml:space="preserve"> </w:t>
+      </w:r>
+      <w:r>
+        <w:t xml:space="preserve">“inclusive no Portal da Transparência do Estado”</w:t>
+      </w:r>
+      <w:r>
+        <w:t xml:space="preserve"> </w:t>
+      </w:r>
+      <w:r>
+        <w:t xml:space="preserve">(ESPÍRITO SANTO, 2021a).</w:t>
+      </w:r>
+    </w:p>
+    <w:p>
+      <w:pPr>
+        <w:pStyle w:val="BodyText"/>
+      </w:pPr>
+      <w:r>
+        <w:t xml:space="preserve">Em síntese, com o dado público nenhum elo aparece claramente rompido. Duas premissas de critério não são atendidas pelo desenho: habilitar sem priorizar e racionar pela ordem de chegada. A escolha da empresa é contestada, e a entrada e a entrega ficam indeterminadas por falta de dado. A avaliação de impacto da seção 5 é desenhada para resolver as três últimas.</w:t>
+      </w:r>
+    </w:p>
+    <w:bookmarkEnd w:id="19"/>
+    <w:bookmarkEnd w:id="20"/>
+    <w:bookmarkStart w:id="26" w:name="proposta-de-avaliação-de-impacto"/>
+    <w:p>
+      <w:pPr>
+        <w:pStyle w:val="Heading1"/>
+      </w:pPr>
+      <w:r>
+        <w:t xml:space="preserve">5 Proposta de avaliação de impacto</w:t>
+      </w:r>
+    </w:p>
+    <w:bookmarkStart w:id="21" w:name="perguntas-e-parâmetros"/>
     <w:p>
       <w:pPr>
         <w:pStyle w:val="Heading2"/>
       </w:pPr>
       <w:r>
-        <w:t xml:space="preserve">4.2 Avaliação do desenho</w:t>
+        <w:t xml:space="preserve">5.1 Perguntas e parâmetros</w:t>
       </w:r>
     </w:p>
     <w:p>
@@ -1539,7 +2448,65 @@
         <w:pStyle w:val="FirstParagraph"/>
       </w:pPr>
       <w:r>
-        <w:t xml:space="preserve">Aplicamos à LICC as perguntas de avaliação de desenho do material da disciplina: o problema está formulado? os objetivos são mensuráveis? a lógica é coerente? as premissas se sustentam? há monitoramento dos elos? As respostas usam os anexos oficiais (Tabela 1 e Figura 1).</w:t>
+        <w:t xml:space="preserve">No material do J-PAL, premissas e riscos podem ser perguntas de pesquisa. Das premissas do Quadro 2 derivamos três perguntas de avaliação (Quadro 3), escritas na notação de resultados potenciais. Seja</w:t>
+      </w:r>
+      <w:r>
+        <w:t xml:space="preserve"> </w:t>
+      </w:r>
+      <w:r>
+        <w:rPr>
+          <w:i/>
+          <w:iCs/>
+        </w:rPr>
+        <w:t xml:space="preserve">i</w:t>
+      </w:r>
+      <w:r>
+        <w:t xml:space="preserve"> </w:t>
+      </w:r>
+      <w:r>
+        <w:t xml:space="preserve">a unidade,</w:t>
+      </w:r>
+      <w:r>
+        <w:t xml:space="preserve"> </w:t>
+      </w:r>
+      <w:r>
+        <w:rPr>
+          <w:i/>
+          <w:iCs/>
+        </w:rPr>
+        <w:t xml:space="preserve">T</w:t>
+      </w:r>
+      <w:r>
+        <w:t xml:space="preserve"> </w:t>
+      </w:r>
+      <w:r>
+        <w:t xml:space="preserve">o tratamento e</w:t>
+      </w:r>
+      <w:r>
+        <w:t xml:space="preserve"> </w:t>
+      </w:r>
+      <w:r>
+        <w:rPr>
+          <w:i/>
+          <w:iCs/>
+        </w:rPr>
+        <w:t xml:space="preserve">Y</w:t>
+      </w:r>
+      <w:r>
+        <w:t xml:space="preserve">(1) e</w:t>
+      </w:r>
+      <w:r>
+        <w:t xml:space="preserve"> </w:t>
+      </w:r>
+      <w:r>
+        <w:rPr>
+          <w:i/>
+          <w:iCs/>
+        </w:rPr>
+        <w:t xml:space="preserve">Y</w:t>
+      </w:r>
+      <w:r>
+        <w:t xml:space="preserve">(0) os resultados com e sem ele. O Quadro 3 mostra também por que a comparação simples entre grupos não responde a nenhuma delas. A diferença simples de médias é igual ao efeito médio mais um viés de seleção e um viés de efeitos heterogêneos.</w:t>
       </w:r>
     </w:p>
     <w:p>
@@ -1552,7 +2519,7 @@
           <w:b/>
           <w:bCs/>
         </w:rPr>
-        <w:t xml:space="preserve">Tabela 1 – Indicadores do desenho da LICC</w:t>
+        <w:t xml:space="preserve">Quadro 3 – Perguntas de avaliação</w:t>
       </w:r>
     </w:p>
     <w:tbl>
@@ -1564,14 +2531,19 @@
         <w:tblLook w:firstRow="1" w:lastRow="0" w:firstColumn="0" w:lastColumn="0" w:noHBand="0" w:noVBand="0" w:val="0020"/>
         <w:tblBorders>
           <w:top w:val="single" w:sz="4" w:space="0" w:color="000000"/>
+          <w:left w:val="single" w:sz="4" w:space="0" w:color="000000"/>
           <w:bottom w:val="single" w:sz="4" w:space="0" w:color="000000"/>
+          <w:right w:val="single" w:sz="4" w:space="0" w:color="000000"/>
           <w:insideH w:val="single" w:sz="4" w:space="0" w:color="000000"/>
+          <w:insideV w:val="single" w:sz="4" w:space="0" w:color="000000"/>
         </w:tblBorders>
       </w:tblPr>
       <w:tblGrid>
-        <w:gridCol w:w="1262"/>
-        <w:gridCol w:w="4820"/>
-        <w:gridCol w:w="1836"/>
+        <w:gridCol w:w="990"/>
+        <w:gridCol w:w="1760"/>
+        <w:gridCol w:w="1760"/>
+        <w:gridCol w:w="1430"/>
+        <w:gridCol w:w="1980"/>
       </w:tblGrid>
       <w:tr>
         <w:trPr>
@@ -1591,7 +2563,7 @@
                 <w:b/>
                 <w:sz w:val="20"/>
               </w:rPr>
-              <w:t xml:space="preserve">Dimensão</w:t>
+              <w:t xml:space="preserve">Hipótese</w:t>
             </w:r>
           </w:p>
         </w:tc>
@@ -1608,7 +2580,7 @@
                 <w:b/>
                 <w:sz w:val="20"/>
               </w:rPr>
-              <w:t xml:space="preserve">Indicador</w:t>
+              <w:t xml:space="preserve">Pergunta</w:t>
             </w:r>
           </w:p>
         </w:tc>
@@ -1625,7 +2597,41 @@
                 <w:b/>
                 <w:sz w:val="20"/>
               </w:rPr>
-              <w:t xml:space="preserve">Valor</w:t>
+              <w:t xml:space="preserve">Unidade, tratamento e resultado</w:t>
+            </w:r>
+          </w:p>
+        </w:tc>
+        <w:tc>
+          <w:tcPr/>
+          <w:p>
+            <w:pPr>
+              <w:pStyle w:val="Compact"/>
+              <w:spacing w:after="0" w:before="0"/>
+              <w:jc w:val="left"/>
+            </w:pPr>
+            <w:r>
+              <w:rPr>
+                <w:b/>
+                <w:sz w:val="20"/>
+              </w:rPr>
+              <w:t xml:space="preserve">Parâmetro</w:t>
+            </w:r>
+          </w:p>
+        </w:tc>
+        <w:tc>
+          <w:tcPr/>
+          <w:p>
+            <w:pPr>
+              <w:pStyle w:val="Compact"/>
+              <w:spacing w:after="0" w:before="0"/>
+              <w:jc w:val="left"/>
+            </w:pPr>
+            <w:r>
+              <w:rPr>
+                <w:b/>
+                <w:sz w:val="20"/>
+              </w:rPr>
+              <w:t xml:space="preserve">Viés da comparação simples</w:t>
             </w:r>
           </w:p>
         </w:tc>
@@ -1643,39 +2649,143 @@
               <w:rPr>
                 <w:sz w:val="20"/>
               </w:rPr>
-              <w:t xml:space="preserve">Escala</w:t>
-            </w:r>
-          </w:p>
-        </w:tc>
-        <w:tc>
-          <w:tcPr/>
-          <w:p>
-            <w:pPr>
-              <w:pStyle w:val="Compact"/>
-              <w:spacing w:after="0" w:before="0"/>
-              <w:jc w:val="left"/>
-            </w:pPr>
-            <w:r>
-              <w:rPr>
-                <w:sz w:val="20"/>
-              </w:rPr>
-              <w:t xml:space="preserve">Montante anual de renúncia, 2023 → 2026</w:t>
-            </w:r>
-          </w:p>
-        </w:tc>
-        <w:tc>
-          <w:tcPr/>
-          <w:p>
-            <w:pPr>
-              <w:pStyle w:val="Compact"/>
-              <w:spacing w:after="0" w:before="0"/>
-              <w:jc w:val="left"/>
-            </w:pPr>
-            <w:r>
-              <w:rPr>
-                <w:sz w:val="20"/>
-              </w:rPr>
-              <w:t xml:space="preserve">R$ 15 mi → R$ 31 mi</w:t>
+              <w:t xml:space="preserve">H1b</w:t>
+            </w:r>
+          </w:p>
+        </w:tc>
+        <w:tc>
+          <w:tcPr/>
+          <w:p>
+            <w:pPr>
+              <w:pStyle w:val="Compact"/>
+              <w:spacing w:after="0" w:before="0"/>
+              <w:jc w:val="left"/>
+            </w:pPr>
+            <w:r>
+              <w:rPr>
+                <w:sz w:val="20"/>
+              </w:rPr>
+              <w:t xml:space="preserve">Qual é o efeito de captar pela LICC sobre a realização e o alcance do projeto?</w:t>
+            </w:r>
+          </w:p>
+        </w:tc>
+        <w:tc>
+          <w:tcPr/>
+          <w:p>
+            <w:pPr>
+              <w:pStyle w:val="Compact"/>
+              <w:spacing w:after="0" w:before="0"/>
+              <w:jc w:val="left"/>
+            </w:pPr>
+            <w:r>
+              <w:rPr>
+                <w:sz w:val="20"/>
+              </w:rPr>
+              <w:t xml:space="preserve">Projeto habilitado;</w:t>
+            </w:r>
+            <w:r>
+              <w:rPr>
+                <w:sz w:val="20"/>
+              </w:rPr>
+              <w:t xml:space="preserve"> </w:t>
+            </w:r>
+            <w:r>
+              <w:rPr>
+                <w:i/>
+                <w:iCs/>
+                <w:sz w:val="20"/>
+              </w:rPr>
+              <w:t xml:space="preserve">T</w:t>
+            </w:r>
+            <w:r>
+              <w:rPr>
+                <w:sz w:val="20"/>
+              </w:rPr>
+              <w:t xml:space="preserve"> </w:t>
+            </w:r>
+            <w:r>
+              <w:rPr>
+                <w:sz w:val="20"/>
+              </w:rPr>
+              <w:t xml:space="preserve">= captou;</w:t>
+            </w:r>
+            <w:r>
+              <w:rPr>
+                <w:sz w:val="20"/>
+              </w:rPr>
+              <w:t xml:space="preserve"> </w:t>
+            </w:r>
+            <w:r>
+              <w:rPr>
+                <w:i/>
+                <w:iCs/>
+                <w:sz w:val="20"/>
+              </w:rPr>
+              <w:t xml:space="preserve">Y</w:t>
+            </w:r>
+            <w:r>
+              <w:rPr>
+                <w:sz w:val="20"/>
+              </w:rPr>
+              <w:t xml:space="preserve"> </w:t>
+            </w:r>
+            <w:r>
+              <w:rPr>
+                <w:sz w:val="20"/>
+              </w:rPr>
+              <w:t xml:space="preserve">= o bem cultural acontece; público e gratuidade</w:t>
+            </w:r>
+          </w:p>
+        </w:tc>
+        <w:tc>
+          <w:tcPr/>
+          <w:p>
+            <w:pPr>
+              <w:pStyle w:val="Compact"/>
+              <w:spacing w:after="0" w:before="0"/>
+              <w:jc w:val="left"/>
+            </w:pPr>
+            <w:r>
+              <w:rPr>
+                <w:sz w:val="20"/>
+              </w:rPr>
+              <w:t xml:space="preserve">Efeito médio sobre os tratados (EMPT) e seu contraste com o efeito sobre os não tratados (EMPNT)</w:t>
+            </w:r>
+          </w:p>
+        </w:tc>
+        <w:tc>
+          <w:tcPr/>
+          <w:p>
+            <w:pPr>
+              <w:pStyle w:val="Compact"/>
+              <w:spacing w:after="0" w:before="0"/>
+              <w:jc w:val="left"/>
+            </w:pPr>
+            <w:r>
+              <w:rPr>
+                <w:sz w:val="20"/>
+              </w:rPr>
+              <w:t xml:space="preserve">Se a empresa escolhe eventos consolidados,</w:t>
+            </w:r>
+            <w:r>
+              <w:rPr>
+                <w:sz w:val="20"/>
+              </w:rPr>
+              <w:t xml:space="preserve"> </w:t>
+            </w:r>
+            <w:r>
+              <w:rPr>
+                <w:i/>
+                <w:iCs/>
+                <w:sz w:val="20"/>
+              </w:rPr>
+              <w:t xml:space="preserve">Y</w:t>
+            </w:r>
+            <w:r>
+              <w:rPr>
+                <w:sz w:val="20"/>
+              </w:rPr>
+              <w:t xml:space="preserve">(0) é maior entre os escolhidos e o efeito é menor onde ela escolhe: os dois vieses subestimam a adicionalidade</w:t>
             </w:r>
           </w:p>
         </w:tc>
@@ -1689,37 +2799,127 @@
               <w:spacing w:after="0" w:before="0"/>
               <w:jc w:val="left"/>
             </w:pPr>
-          </w:p>
-        </w:tc>
-        <w:tc>
-          <w:tcPr/>
-          <w:p>
-            <w:pPr>
-              <w:pStyle w:val="Compact"/>
-              <w:spacing w:after="0" w:before="0"/>
-              <w:jc w:val="left"/>
-            </w:pPr>
-            <w:r>
-              <w:rPr>
-                <w:sz w:val="20"/>
-              </w:rPr>
-              <w:t xml:space="preserve">Teto de 2025 / ICMS estadual de 2024</w:t>
-            </w:r>
-          </w:p>
-        </w:tc>
-        <w:tc>
-          <w:tcPr/>
-          <w:p>
-            <w:pPr>
-              <w:pStyle w:val="Compact"/>
-              <w:spacing w:after="0" w:before="0"/>
-              <w:jc w:val="left"/>
-            </w:pPr>
-            <w:r>
-              <w:rPr>
-                <w:sz w:val="20"/>
-              </w:rPr>
-              <w:t xml:space="preserve">0,16%</w:t>
+            <w:r>
+              <w:rPr>
+                <w:sz w:val="20"/>
+              </w:rPr>
+              <w:t xml:space="preserve">H3</w:t>
+            </w:r>
+          </w:p>
+        </w:tc>
+        <w:tc>
+          <w:tcPr/>
+          <w:p>
+            <w:pPr>
+              <w:pStyle w:val="Compact"/>
+              <w:spacing w:after="0" w:before="0"/>
+              <w:jc w:val="left"/>
+            </w:pPr>
+            <w:r>
+              <w:rPr>
+                <w:sz w:val="20"/>
+              </w:rPr>
+              <w:t xml:space="preserve">Qual é o efeito de reduzir o custo de entrada sobre a inscrição, a habilitação e o perfil de quem entra?</w:t>
+            </w:r>
+          </w:p>
+        </w:tc>
+        <w:tc>
+          <w:tcPr/>
+          <w:p>
+            <w:pPr>
+              <w:pStyle w:val="Compact"/>
+              <w:spacing w:after="0" w:before="0"/>
+              <w:jc w:val="left"/>
+            </w:pPr>
+            <w:r>
+              <w:rPr>
+                <w:sz w:val="20"/>
+              </w:rPr>
+              <w:t xml:space="preserve">Agente cultural sem inscrição prévia;</w:t>
+            </w:r>
+            <w:r>
+              <w:rPr>
+                <w:sz w:val="20"/>
+              </w:rPr>
+              <w:t xml:space="preserve"> </w:t>
+            </w:r>
+            <w:r>
+              <w:rPr>
+                <w:i/>
+                <w:iCs/>
+                <w:sz w:val="20"/>
+              </w:rPr>
+              <w:t xml:space="preserve">T</w:t>
+            </w:r>
+            <w:r>
+              <w:rPr>
+                <w:sz w:val="20"/>
+              </w:rPr>
+              <w:t xml:space="preserve"> </w:t>
+            </w:r>
+            <w:r>
+              <w:rPr>
+                <w:sz w:val="20"/>
+              </w:rPr>
+              <w:t xml:space="preserve">= oferta de apoio à inscrição;</w:t>
+            </w:r>
+            <w:r>
+              <w:rPr>
+                <w:sz w:val="20"/>
+              </w:rPr>
+              <w:t xml:space="preserve"> </w:t>
+            </w:r>
+            <w:r>
+              <w:rPr>
+                <w:i/>
+                <w:iCs/>
+                <w:sz w:val="20"/>
+              </w:rPr>
+              <w:t xml:space="preserve">Y</w:t>
+            </w:r>
+            <w:r>
+              <w:rPr>
+                <w:sz w:val="20"/>
+              </w:rPr>
+              <w:t xml:space="preserve"> </w:t>
+            </w:r>
+            <w:r>
+              <w:rPr>
+                <w:sz w:val="20"/>
+              </w:rPr>
+              <w:t xml:space="preserve">= inscreveu-se, foi habilitado, captou</w:t>
+            </w:r>
+          </w:p>
+        </w:tc>
+        <w:tc>
+          <w:tcPr/>
+          <w:p>
+            <w:pPr>
+              <w:pStyle w:val="Compact"/>
+              <w:spacing w:after="0" w:before="0"/>
+              <w:jc w:val="left"/>
+            </w:pPr>
+            <w:r>
+              <w:rPr>
+                <w:sz w:val="20"/>
+              </w:rPr>
+              <w:t xml:space="preserve">Efeito da oferta (intenção de tratar) e efeito local para quem responde a ela</w:t>
+            </w:r>
+          </w:p>
+        </w:tc>
+        <w:tc>
+          <w:tcPr/>
+          <w:p>
+            <w:pPr>
+              <w:pStyle w:val="Compact"/>
+              <w:spacing w:after="0" w:before="0"/>
+              <w:jc w:val="left"/>
+            </w:pPr>
+            <w:r>
+              <w:rPr>
+                <w:sz w:val="20"/>
+              </w:rPr>
+              <w:t xml:space="preserve">Quem se inscreve por conta própria tem mais capacidade: viés de seleção</w:t>
             </w:r>
           </w:p>
         </w:tc>
@@ -1733,645 +2933,127 @@
               <w:spacing w:after="0" w:before="0"/>
               <w:jc w:val="left"/>
             </w:pPr>
-          </w:p>
-        </w:tc>
-        <w:tc>
-          <w:tcPr/>
-          <w:p>
-            <w:pPr>
-              <w:pStyle w:val="Compact"/>
-              <w:spacing w:after="0" w:before="0"/>
-              <w:jc w:val="left"/>
-            </w:pPr>
-            <w:r>
-              <w:rPr>
-                <w:sz w:val="20"/>
-              </w:rPr>
-              <w:t xml:space="preserve">Renúncia efetiva / gasto estadual na função cultura, 2022-2025</w:t>
-            </w:r>
-          </w:p>
-        </w:tc>
-        <w:tc>
-          <w:tcPr/>
-          <w:p>
-            <w:pPr>
-              <w:pStyle w:val="Compact"/>
-              <w:spacing w:after="0" w:before="0"/>
-              <w:jc w:val="left"/>
-            </w:pPr>
-            <w:r>
-              <w:rPr>
-                <w:sz w:val="20"/>
-              </w:rPr>
-              <w:t xml:space="preserve">14% a 21%</w:t>
-            </w:r>
-          </w:p>
-        </w:tc>
-      </w:tr>
-      <w:tr>
-        <w:tc>
-          <w:tcPr/>
-          <w:p>
-            <w:pPr>
-              <w:pStyle w:val="Compact"/>
-              <w:spacing w:after="0" w:before="0"/>
-              <w:jc w:val="left"/>
-            </w:pPr>
-            <w:r>
-              <w:rPr>
-                <w:sz w:val="20"/>
-              </w:rPr>
-              <w:t xml:space="preserve">Racionamento</w:t>
-            </w:r>
-          </w:p>
-        </w:tc>
-        <w:tc>
-          <w:tcPr/>
-          <w:p>
-            <w:pPr>
-              <w:pStyle w:val="Compact"/>
-              <w:spacing w:after="0" w:before="0"/>
-              <w:jc w:val="left"/>
-            </w:pPr>
-            <w:r>
-              <w:rPr>
-                <w:sz w:val="20"/>
-              </w:rPr>
-              <w:t xml:space="preserve">Valor autorizado do ciclo / teto do ano de captação, ciclos 2022-2025</w:t>
-            </w:r>
-          </w:p>
-        </w:tc>
-        <w:tc>
-          <w:tcPr/>
-          <w:p>
-            <w:pPr>
-              <w:pStyle w:val="Compact"/>
-              <w:spacing w:after="0" w:before="0"/>
-              <w:jc w:val="left"/>
-            </w:pPr>
-            <w:r>
-              <w:rPr>
-                <w:sz w:val="20"/>
-              </w:rPr>
-              <w:t xml:space="preserve">1,1 a 1,9</w:t>
-            </w:r>
-          </w:p>
-        </w:tc>
-      </w:tr>
-      <w:tr>
-        <w:tc>
-          <w:tcPr/>
-          <w:p>
-            <w:pPr>
-              <w:pStyle w:val="Compact"/>
-              <w:spacing w:after="0" w:before="0"/>
-              <w:jc w:val="left"/>
-            </w:pPr>
-          </w:p>
-        </w:tc>
-        <w:tc>
-          <w:tcPr/>
-          <w:p>
-            <w:pPr>
-              <w:pStyle w:val="Compact"/>
-              <w:spacing w:after="0" w:before="0"/>
-              <w:jc w:val="left"/>
-            </w:pPr>
-            <w:r>
-              <w:rPr>
-                <w:sz w:val="20"/>
-              </w:rPr>
-              <w:t xml:space="preserve">Captado / montante do ano (2023; 2024; 2025)</w:t>
-            </w:r>
-          </w:p>
-        </w:tc>
-        <w:tc>
-          <w:tcPr/>
-          <w:p>
-            <w:pPr>
-              <w:pStyle w:val="Compact"/>
-              <w:spacing w:after="0" w:before="0"/>
-              <w:jc w:val="left"/>
-            </w:pPr>
-            <w:r>
-              <w:rPr>
-                <w:sz w:val="20"/>
-              </w:rPr>
-              <w:t xml:space="preserve">100%; 100%; 100%</w:t>
-            </w:r>
-          </w:p>
-        </w:tc>
-      </w:tr>
-      <w:tr>
-        <w:tc>
-          <w:tcPr/>
-          <w:p>
-            <w:pPr>
-              <w:pStyle w:val="Compact"/>
-              <w:spacing w:after="0" w:before="0"/>
-              <w:jc w:val="left"/>
-            </w:pPr>
-          </w:p>
-        </w:tc>
-        <w:tc>
-          <w:tcPr/>
-          <w:p>
-            <w:pPr>
-              <w:pStyle w:val="Compact"/>
-              <w:spacing w:after="0" w:before="0"/>
-              <w:jc w:val="left"/>
-            </w:pPr>
-            <w:r>
-              <w:rPr>
-                <w:sz w:val="20"/>
-              </w:rPr>
-              <w:t xml:space="preserve">Termos de patrocínio indeferidos por exceder o montante / montante (2023; 2024)</w:t>
-            </w:r>
-          </w:p>
-        </w:tc>
-        <w:tc>
-          <w:tcPr/>
-          <w:p>
-            <w:pPr>
-              <w:pStyle w:val="Compact"/>
-              <w:spacing w:after="0" w:before="0"/>
-              <w:jc w:val="left"/>
-            </w:pPr>
-            <w:r>
-              <w:rPr>
-                <w:sz w:val="20"/>
-              </w:rPr>
-              <w:t xml:space="preserve">28%; 35%</w:t>
-            </w:r>
-          </w:p>
-        </w:tc>
-      </w:tr>
-      <w:tr>
-        <w:tc>
-          <w:tcPr/>
-          <w:p>
-            <w:pPr>
-              <w:pStyle w:val="Compact"/>
-              <w:spacing w:after="0" w:before="0"/>
-              <w:jc w:val="left"/>
-            </w:pPr>
-            <w:r>
-              <w:rPr>
-                <w:sz w:val="20"/>
-              </w:rPr>
-              <w:t xml:space="preserve">Atrito</w:t>
-            </w:r>
-          </w:p>
-        </w:tc>
-        <w:tc>
-          <w:tcPr/>
-          <w:p>
-            <w:pPr>
-              <w:pStyle w:val="Compact"/>
-              <w:spacing w:after="0" w:before="0"/>
-              <w:jc w:val="left"/>
-            </w:pPr>
-            <w:r>
-              <w:rPr>
-                <w:sz w:val="20"/>
-              </w:rPr>
-              <w:t xml:space="preserve">Habilitados com prazo de captação expirado, entre os resolvidos (2022; 2023; 2024)</w:t>
-            </w:r>
-          </w:p>
-        </w:tc>
-        <w:tc>
-          <w:tcPr/>
-          <w:p>
-            <w:pPr>
-              <w:pStyle w:val="Compact"/>
-              <w:spacing w:after="0" w:before="0"/>
-              <w:jc w:val="left"/>
-            </w:pPr>
-            <w:r>
-              <w:rPr>
-                <w:sz w:val="20"/>
-              </w:rPr>
-              <w:t xml:space="preserve">16%; 30%; 45%</w:t>
-            </w:r>
-          </w:p>
-        </w:tc>
-      </w:tr>
-      <w:tr>
-        <w:tc>
-          <w:tcPr/>
-          <w:p>
-            <w:pPr>
-              <w:pStyle w:val="Compact"/>
-              <w:spacing w:after="0" w:before="0"/>
-              <w:jc w:val="left"/>
-            </w:pPr>
-            <w:r>
-              <w:rPr>
-                <w:sz w:val="20"/>
-              </w:rPr>
-              <w:t xml:space="preserve">Teto por projeto</w:t>
-            </w:r>
-          </w:p>
-        </w:tc>
-        <w:tc>
-          <w:tcPr/>
-          <w:p>
-            <w:pPr>
-              <w:pStyle w:val="Compact"/>
-              <w:spacing w:after="0" w:before="0"/>
-              <w:jc w:val="left"/>
-            </w:pPr>
-            <w:r>
-              <w:rPr>
-                <w:sz w:val="20"/>
-              </w:rPr>
-              <w:t xml:space="preserve">Processos com valor autorizado de exatamente R$ 500 mil (2022 → 2026)</w:t>
-            </w:r>
-          </w:p>
-        </w:tc>
-        <w:tc>
-          <w:tcPr/>
-          <w:p>
-            <w:pPr>
-              <w:pStyle w:val="Compact"/>
-              <w:spacing w:after="0" w:before="0"/>
-              <w:jc w:val="left"/>
-            </w:pPr>
-            <w:r>
-              <w:rPr>
-                <w:sz w:val="20"/>
-              </w:rPr>
-              <w:t xml:space="preserve">13% → 41%</w:t>
-            </w:r>
-          </w:p>
-        </w:tc>
-      </w:tr>
-      <w:tr>
-        <w:tc>
-          <w:tcPr/>
-          <w:p>
-            <w:pPr>
-              <w:pStyle w:val="Compact"/>
-              <w:spacing w:after="0" w:before="0"/>
-              <w:jc w:val="left"/>
-            </w:pPr>
-            <w:r>
-              <w:rPr>
-                <w:sz w:val="20"/>
-              </w:rPr>
-              <w:t xml:space="preserve">Proponentes</w:t>
-            </w:r>
-          </w:p>
-        </w:tc>
-        <w:tc>
-          <w:tcPr/>
-          <w:p>
-            <w:pPr>
-              <w:pStyle w:val="Compact"/>
-              <w:spacing w:after="0" w:before="0"/>
-              <w:jc w:val="left"/>
-            </w:pPr>
-            <w:r>
-              <w:rPr>
-                <w:sz w:val="20"/>
-              </w:rPr>
-              <w:t xml:space="preserve">Proponentes do ciclo já vistos em ciclo anterior (2025; 2026)</w:t>
-            </w:r>
-          </w:p>
-        </w:tc>
-        <w:tc>
-          <w:tcPr/>
-          <w:p>
-            <w:pPr>
-              <w:pStyle w:val="Compact"/>
-              <w:spacing w:after="0" w:before="0"/>
-              <w:jc w:val="left"/>
-            </w:pPr>
-            <w:r>
-              <w:rPr>
-                <w:sz w:val="20"/>
-              </w:rPr>
-              <w:t xml:space="preserve">63%; 51%</w:t>
-            </w:r>
-          </w:p>
-        </w:tc>
-      </w:tr>
-      <w:tr>
-        <w:tc>
-          <w:tcPr/>
-          <w:p>
-            <w:pPr>
-              <w:pStyle w:val="Compact"/>
-              <w:spacing w:after="0" w:before="0"/>
-              <w:jc w:val="left"/>
-            </w:pPr>
-          </w:p>
-        </w:tc>
-        <w:tc>
-          <w:tcPr/>
-          <w:p>
-            <w:pPr>
-              <w:pStyle w:val="Compact"/>
-              <w:spacing w:after="0" w:before="0"/>
-              <w:jc w:val="left"/>
-            </w:pPr>
-            <w:r>
-              <w:rPr>
-                <w:sz w:val="20"/>
-              </w:rPr>
-              <w:t xml:space="preserve">Proponentes em 3 ou mais ciclos: parcela dos proponentes e do valor</w:t>
-            </w:r>
-          </w:p>
-        </w:tc>
-        <w:tc>
-          <w:tcPr/>
-          <w:p>
-            <w:pPr>
-              <w:pStyle w:val="Compact"/>
-              <w:spacing w:after="0" w:before="0"/>
-              <w:jc w:val="left"/>
-            </w:pPr>
-            <w:r>
-              <w:rPr>
-                <w:sz w:val="20"/>
-              </w:rPr>
-              <w:t xml:space="preserve">17%; 47%</w:t>
-            </w:r>
-          </w:p>
-        </w:tc>
-      </w:tr>
-      <w:tr>
-        <w:tc>
-          <w:tcPr/>
-          <w:p>
-            <w:pPr>
-              <w:pStyle w:val="Compact"/>
-              <w:spacing w:after="0" w:before="0"/>
-              <w:jc w:val="left"/>
-            </w:pPr>
-            <w:r>
-              <w:rPr>
-                <w:sz w:val="20"/>
-              </w:rPr>
-              <w:t xml:space="preserve">Território</w:t>
-            </w:r>
-          </w:p>
-        </w:tc>
-        <w:tc>
-          <w:tcPr/>
-          <w:p>
-            <w:pPr>
-              <w:pStyle w:val="Compact"/>
-              <w:spacing w:after="0" w:before="0"/>
-              <w:jc w:val="left"/>
-            </w:pPr>
-            <w:r>
-              <w:rPr>
-                <w:sz w:val="20"/>
-              </w:rPr>
-              <w:t xml:space="preserve">Parcela da RMGV: população; valor atribuível</w:t>
-            </w:r>
-          </w:p>
-        </w:tc>
-        <w:tc>
-          <w:tcPr/>
-          <w:p>
-            <w:pPr>
-              <w:pStyle w:val="Compact"/>
-              <w:spacing w:after="0" w:before="0"/>
-              <w:jc w:val="left"/>
-            </w:pPr>
-            <w:r>
-              <w:rPr>
-                <w:sz w:val="20"/>
-              </w:rPr>
-              <w:t xml:space="preserve">49%; 67%</w:t>
-            </w:r>
-          </w:p>
-        </w:tc>
-      </w:tr>
-      <w:tr>
-        <w:tc>
-          <w:tcPr/>
-          <w:p>
-            <w:pPr>
-              <w:pStyle w:val="Compact"/>
-              <w:spacing w:after="0" w:before="0"/>
-              <w:jc w:val="left"/>
-            </w:pPr>
-          </w:p>
-        </w:tc>
-        <w:tc>
-          <w:tcPr/>
-          <w:p>
-            <w:pPr>
-              <w:pStyle w:val="Compact"/>
-              <w:spacing w:after="0" w:before="0"/>
-              <w:jc w:val="left"/>
-            </w:pPr>
-            <w:r>
-              <w:rPr>
-                <w:sz w:val="20"/>
-              </w:rPr>
-              <w:t xml:space="preserve">Vitória: população; valor atribuível</w:t>
-            </w:r>
-          </w:p>
-        </w:tc>
-        <w:tc>
-          <w:tcPr/>
-          <w:p>
-            <w:pPr>
-              <w:pStyle w:val="Compact"/>
-              <w:spacing w:after="0" w:before="0"/>
-              <w:jc w:val="left"/>
-            </w:pPr>
-            <w:r>
-              <w:rPr>
-                <w:sz w:val="20"/>
-              </w:rPr>
-              <w:t xml:space="preserve">8%; 48%</w:t>
-            </w:r>
-          </w:p>
-        </w:tc>
-      </w:tr>
-      <w:tr>
-        <w:tc>
-          <w:tcPr/>
-          <w:p>
-            <w:pPr>
-              <w:pStyle w:val="Compact"/>
-              <w:spacing w:after="0" w:before="0"/>
-              <w:jc w:val="left"/>
-            </w:pPr>
-          </w:p>
-        </w:tc>
-        <w:tc>
-          <w:tcPr/>
-          <w:p>
-            <w:pPr>
-              <w:pStyle w:val="Compact"/>
-              <w:spacing w:after="0" w:before="0"/>
-              <w:jc w:val="left"/>
-            </w:pPr>
-            <w:r>
-              <w:rPr>
-                <w:sz w:val="20"/>
-              </w:rPr>
-              <w:t xml:space="preserve">Gini do valor atribuível entre os 78 municípios</w:t>
-            </w:r>
-          </w:p>
-        </w:tc>
-        <w:tc>
-          <w:tcPr/>
-          <w:p>
-            <w:pPr>
-              <w:pStyle w:val="Compact"/>
-              <w:spacing w:after="0" w:before="0"/>
-              <w:jc w:val="left"/>
-            </w:pPr>
-            <w:r>
-              <w:rPr>
-                <w:sz w:val="20"/>
-              </w:rPr>
-              <w:t xml:space="preserve">0,88</w:t>
-            </w:r>
-          </w:p>
-        </w:tc>
-      </w:tr>
-      <w:tr>
-        <w:tc>
-          <w:tcPr/>
-          <w:p>
-            <w:pPr>
-              <w:pStyle w:val="Compact"/>
-              <w:spacing w:after="0" w:before="0"/>
-              <w:jc w:val="left"/>
-            </w:pPr>
-          </w:p>
-        </w:tc>
-        <w:tc>
-          <w:tcPr/>
-          <w:p>
-            <w:pPr>
-              <w:pStyle w:val="Compact"/>
-              <w:spacing w:after="0" w:before="0"/>
-              <w:jc w:val="left"/>
-            </w:pPr>
-            <w:r>
-              <w:rPr>
-                <w:sz w:val="20"/>
-              </w:rPr>
-              <w:t xml:space="preserve">Municípios sem nenhum projeto habilitado em 2022-2026</w:t>
-            </w:r>
-          </w:p>
-        </w:tc>
-        <w:tc>
-          <w:tcPr/>
-          <w:p>
-            <w:pPr>
-              <w:pStyle w:val="Compact"/>
-              <w:spacing w:after="0" w:before="0"/>
-              <w:jc w:val="left"/>
-            </w:pPr>
-            <w:r>
-              <w:rPr>
-                <w:sz w:val="20"/>
-              </w:rPr>
-              <w:t xml:space="preserve">14</w:t>
-            </w:r>
-          </w:p>
-        </w:tc>
-      </w:tr>
-      <w:tr>
-        <w:tc>
-          <w:tcPr/>
-          <w:p>
-            <w:pPr>
-              <w:pStyle w:val="Compact"/>
-              <w:spacing w:after="0" w:before="0"/>
-              <w:jc w:val="left"/>
-            </w:pPr>
-            <w:r>
-              <w:rPr>
-                <w:sz w:val="20"/>
-              </w:rPr>
-              <w:t xml:space="preserve">Patrocinadores (2025)</w:t>
-            </w:r>
-          </w:p>
-        </w:tc>
-        <w:tc>
-          <w:tcPr/>
-          <w:p>
-            <w:pPr>
-              <w:pStyle w:val="Compact"/>
-              <w:spacing w:after="0" w:before="0"/>
-              <w:jc w:val="left"/>
-            </w:pPr>
-            <w:r>
-              <w:rPr>
-                <w:sz w:val="20"/>
-              </w:rPr>
-              <w:t xml:space="preserve">Empresas (raiz do CNPJ); maior empresa (distribuidora de energia)</w:t>
-            </w:r>
-          </w:p>
-        </w:tc>
-        <w:tc>
-          <w:tcPr/>
-          <w:p>
-            <w:pPr>
-              <w:pStyle w:val="Compact"/>
-              <w:spacing w:after="0" w:before="0"/>
-              <w:jc w:val="left"/>
-            </w:pPr>
-            <w:r>
-              <w:rPr>
-                <w:sz w:val="20"/>
-              </w:rPr>
-              <w:t xml:space="preserve">26; 44%</w:t>
-            </w:r>
-          </w:p>
-        </w:tc>
-      </w:tr>
-      <w:tr>
-        <w:tc>
-          <w:tcPr/>
-          <w:p>
-            <w:pPr>
-              <w:pStyle w:val="Compact"/>
-              <w:spacing w:after="0" w:before="0"/>
-              <w:jc w:val="left"/>
-            </w:pPr>
-          </w:p>
-        </w:tc>
-        <w:tc>
-          <w:tcPr/>
-          <w:p>
-            <w:pPr>
-              <w:pStyle w:val="Compact"/>
-              <w:spacing w:after="0" w:before="0"/>
-              <w:jc w:val="left"/>
-            </w:pPr>
-            <w:r>
-              <w:rPr>
-                <w:sz w:val="20"/>
-              </w:rPr>
-              <w:t xml:space="preserve">Empresas que somam metade da renúncia; parcela de energia e gás</w:t>
-            </w:r>
-          </w:p>
-        </w:tc>
-        <w:tc>
-          <w:tcPr/>
-          <w:p>
-            <w:pPr>
-              <w:pStyle w:val="Compact"/>
-              <w:spacing w:after="0" w:before="0"/>
-              <w:jc w:val="left"/>
-            </w:pPr>
-            <w:r>
-              <w:rPr>
-                <w:sz w:val="20"/>
-              </w:rPr>
-              <w:t xml:space="preserve">2; 52%</w:t>
+            <w:r>
+              <w:rPr>
+                <w:sz w:val="20"/>
+              </w:rPr>
+              <w:t xml:space="preserve">H2a</w:t>
+            </w:r>
+          </w:p>
+        </w:tc>
+        <w:tc>
+          <w:tcPr/>
+          <w:p>
+            <w:pPr>
+              <w:pStyle w:val="Compact"/>
+              <w:spacing w:after="0" w:before="0"/>
+              <w:jc w:val="left"/>
+            </w:pPr>
+            <w:r>
+              <w:rPr>
+                <w:sz w:val="20"/>
+              </w:rPr>
+              <w:t xml:space="preserve">A habilitação muda o destino do projeto, e a empresa segue o mérito avaliado pela SECULT?</w:t>
+            </w:r>
+          </w:p>
+        </w:tc>
+        <w:tc>
+          <w:tcPr/>
+          <w:p>
+            <w:pPr>
+              <w:pStyle w:val="Compact"/>
+              <w:spacing w:after="0" w:before="0"/>
+              <w:jc w:val="left"/>
+            </w:pPr>
+            <w:r>
+              <w:rPr>
+                <w:sz w:val="20"/>
+              </w:rPr>
+              <w:t xml:space="preserve">Projeto inscrito;</w:t>
+            </w:r>
+            <w:r>
+              <w:rPr>
+                <w:sz w:val="20"/>
+              </w:rPr>
+              <w:t xml:space="preserve"> </w:t>
+            </w:r>
+            <w:r>
+              <w:rPr>
+                <w:i/>
+                <w:iCs/>
+                <w:sz w:val="20"/>
+              </w:rPr>
+              <w:t xml:space="preserve">T</w:t>
+            </w:r>
+            <w:r>
+              <w:rPr>
+                <w:sz w:val="20"/>
+              </w:rPr>
+              <w:t xml:space="preserve"> </w:t>
+            </w:r>
+            <w:r>
+              <w:rPr>
+                <w:sz w:val="20"/>
+              </w:rPr>
+              <w:t xml:space="preserve">= habilitado;</w:t>
+            </w:r>
+            <w:r>
+              <w:rPr>
+                <w:sz w:val="20"/>
+              </w:rPr>
+              <w:t xml:space="preserve"> </w:t>
+            </w:r>
+            <w:r>
+              <w:rPr>
+                <w:i/>
+                <w:iCs/>
+                <w:sz w:val="20"/>
+              </w:rPr>
+              <w:t xml:space="preserve">Y</w:t>
+            </w:r>
+            <w:r>
+              <w:rPr>
+                <w:sz w:val="20"/>
+              </w:rPr>
+              <w:t xml:space="preserve"> </w:t>
+            </w:r>
+            <w:r>
+              <w:rPr>
+                <w:sz w:val="20"/>
+              </w:rPr>
+              <w:t xml:space="preserve">= o projeto é executado</w:t>
+            </w:r>
+          </w:p>
+        </w:tc>
+        <w:tc>
+          <w:tcPr/>
+          <w:p>
+            <w:pPr>
+              <w:pStyle w:val="Compact"/>
+              <w:spacing w:after="0" w:before="0"/>
+              <w:jc w:val="left"/>
+            </w:pPr>
+            <w:r>
+              <w:rPr>
+                <w:sz w:val="20"/>
+              </w:rPr>
+              <w:t xml:space="preserve">Efeito de ser habilitado (oferta) na margem da decisão</w:t>
+            </w:r>
+          </w:p>
+        </w:tc>
+        <w:tc>
+          <w:tcPr/>
+          <w:p>
+            <w:pPr>
+              <w:pStyle w:val="Compact"/>
+              <w:spacing w:after="0" w:before="0"/>
+              <w:jc w:val="left"/>
+            </w:pPr>
+            <w:r>
+              <w:rPr>
+                <w:sz w:val="20"/>
+              </w:rPr>
+              <w:t xml:space="preserve">Inabilitados diferem dos habilitados em qualidade e capacidade</w:t>
             </w:r>
           </w:p>
         </w:tc>
@@ -2385,575 +3067,161 @@
         <w:rPr>
           <w:sz w:val="20"/>
         </w:rPr>
-        <w:t xml:space="preserve">Fonte: elaboração própria com base em SECULT (2026b; 2026c), portarias de teto da SEFAZ, IBGE e SICONFI. Valor atribuível: projetos com um único município de execução (74% do valor autorizado). Tabelas de origem em</w:t>
+        <w:t xml:space="preserve">Fonte: elaboração própria, com base em Gertler</w:t>
       </w:r>
       <w:r>
         <w:rPr>
           <w:sz w:val="20"/>
         </w:rPr>
-        <w:t xml:space="preserve"> </w:t>
-      </w:r>
-      <w:r>
-        <w:rPr>
-          <w:rStyle w:val="VerbatimChar"/>
-          <w:sz w:val="20"/>
-        </w:rPr>
-        <w:t xml:space="preserve">analise/tabelas/</w:t>
-      </w:r>
-      <w:r>
-        <w:rPr>
-          <w:sz w:val="20"/>
-        </w:rPr>
-        <w:t xml:space="preserve"> </w:t>
-      </w:r>
-      <w:r>
-        <w:rPr>
-          <w:sz w:val="20"/>
-        </w:rPr>
-        <w:t xml:space="preserve">(</w:t>
-      </w:r>
-      <w:r>
-        <w:rPr>
-          <w:rStyle w:val="VerbatimChar"/>
-          <w:sz w:val="20"/>
-        </w:rPr>
-        <w:t xml:space="preserve">03_*.csv</w:t>
-      </w:r>
-      <w:r>
-        <w:rPr>
-          <w:sz w:val="20"/>
-        </w:rPr>
-        <w:t xml:space="preserve">,</w:t>
-      </w:r>
-      <w:r>
-        <w:rPr>
-          <w:sz w:val="20"/>
-        </w:rPr>
-        <w:t xml:space="preserve"> </w:t>
-      </w:r>
-      <w:r>
-        <w:rPr>
-          <w:rStyle w:val="VerbatimChar"/>
-          <w:sz w:val="20"/>
-        </w:rPr>
-        <w:t xml:space="preserve">03f_*.csv</w:t>
-      </w:r>
-      <w:r>
-        <w:rPr>
-          <w:sz w:val="20"/>
-        </w:rPr>
-        <w:t xml:space="preserve">,</w:t>
-      </w:r>
-      <w:r>
-        <w:rPr>
-          <w:sz w:val="20"/>
-        </w:rPr>
-        <w:t xml:space="preserve"> </w:t>
-      </w:r>
-      <w:r>
-        <w:rPr>
-          <w:rStyle w:val="VerbatimChar"/>
-          <w:sz w:val="20"/>
-        </w:rPr>
-        <w:t xml:space="preserve">dados/externos/licc_teto_vs_icms.csv</w:t>
-      </w:r>
-      <w:r>
-        <w:rPr>
-          <w:sz w:val="20"/>
-        </w:rPr>
-        <w:t xml:space="preserve">).</w:t>
-      </w:r>
-    </w:p>
-    <w:p>
-      <w:pPr>
-        <w:pStyle w:val="BodyText"/>
-        <w:keepNext/>
-      </w:pPr>
-      <w:r>
-        <w:rPr>
-          <w:b/>
-          <w:bCs/>
-        </w:rPr>
-        <w:t xml:space="preserve">Figura 1 – Execução por faixa de valor autorizado e concentração na RMGV</w:t>
-      </w:r>
-    </w:p>
-    <w:p>
-      <w:pPr>
-        <w:pStyle w:val="BodyText"/>
-      </w:pPr>
-      <w:r>
-        <w:drawing>
-          <wp:inline>
-            <wp:extent cx="5334000" cy="2543907"/>
-            <wp:effectExtent b="0" l="0" r="0" t="0"/>
-            <wp:docPr descr="" title="" id="17" name="Picture"/>
-            <a:graphic>
-              <a:graphicData uri="http://schemas.openxmlformats.org/drawingml/2006/picture">
-                <pic:pic>
-                  <pic:nvPicPr>
-                    <pic:cNvPr descr="../analise/figuras/04_fig1_conversao_territorio.png" id="18" name="Picture"/>
-                    <pic:cNvPicPr>
-                      <a:picLocks noChangeArrowheads="1" noChangeAspect="1"/>
-                    </pic:cNvPicPr>
-                  </pic:nvPicPr>
-                  <pic:blipFill>
-                    <a:blip r:embed="rId16"/>
-                    <a:stretch>
-                      <a:fillRect/>
-                    </a:stretch>
-                  </pic:blipFill>
-                  <pic:spPr bwMode="auto">
-                    <a:xfrm>
-                      <a:off x="0" y="0"/>
-                      <a:ext cx="5334000" cy="2543907"/>
-                    </a:xfrm>
-                    <a:prstGeom prst="rect">
-                      <a:avLst/>
-                    </a:prstGeom>
-                    <a:noFill/>
-                    <a:ln w="9525">
-                      <a:noFill/>
-                      <a:headEnd/>
-                      <a:tailEnd/>
-                    </a:ln>
-                  </pic:spPr>
-                </pic:pic>
-              </a:graphicData>
-            </a:graphic>
-          </wp:inline>
-        </w:drawing>
-      </w:r>
-    </w:p>
-    <w:p>
-      <w:pPr>
-        <w:pStyle w:val="BodyText"/>
-      </w:pPr>
-      <w:r>
-        <w:rPr>
-          <w:sz w:val="20"/>
-        </w:rPr>
-        <w:t xml:space="preserve">Fonte: elaboração própria com base em SECULT (2026b) e IBGE. (a) Projetos</w:t>
-      </w:r>
-      <w:r>
-        <w:rPr>
-          <w:sz w:val="20"/>
-        </w:rPr>
-        <w:t xml:space="preserve"> </w:t>
-      </w:r>
-      <w:r>
-        <w:rPr>
-          <w:sz w:val="20"/>
-        </w:rPr>
-        <w:t xml:space="preserve">“em execução”</w:t>
-      </w:r>
-      <w:r>
-        <w:rPr>
-          <w:sz w:val="20"/>
-        </w:rPr>
-        <w:t xml:space="preserve"> </w:t>
-      </w:r>
-      <w:r>
-        <w:rPr>
-          <w:sz w:val="20"/>
-        </w:rPr>
-        <w:t xml:space="preserve">ou com</w:t>
-      </w:r>
-      <w:r>
-        <w:rPr>
-          <w:sz w:val="20"/>
-        </w:rPr>
-        <w:t xml:space="preserve"> </w:t>
-      </w:r>
-      <w:r>
-        <w:rPr>
-          <w:sz w:val="20"/>
-        </w:rPr>
-        <w:t xml:space="preserve">“execução finalizada”</w:t>
-      </w:r>
-      <w:r>
-        <w:rPr>
-          <w:sz w:val="20"/>
-        </w:rPr>
-        <w:t xml:space="preserve"> </w:t>
-      </w:r>
-      <w:r>
-        <w:rPr>
-          <w:sz w:val="20"/>
-        </w:rPr>
-        <w:t xml:space="preserve">entre os habilitados sem captação em curso, ciclos 2022-2024. (b) Participação dos 7 municípios da RMGV em cada total, 2022-2026.</w:t>
-      </w:r>
-    </w:p>
-    <w:p>
-      <w:pPr>
-        <w:pStyle w:val="BodyText"/>
-      </w:pPr>
-      <w:r>
-        <w:rPr>
-          <w:b/>
-          <w:bCs/>
-        </w:rPr>
-        <w:t xml:space="preserve">Problema e objetivos.</w:t>
-      </w:r>
-      <w:r>
-        <w:t xml:space="preserve"> </w:t>
-      </w:r>
-      <w:r>
-        <w:t xml:space="preserve">A lei não tem artigo de objetivos. O decreto declara na ementa um objetivo de produto,</w:t>
-      </w:r>
-      <w:r>
-        <w:t xml:space="preserve"> </w:t>
-      </w:r>
-      <w:r>
-        <w:t xml:space="preserve">“estimular a realização de projetos culturais”</w:t>
-      </w:r>
-      <w:r>
-        <w:t xml:space="preserve">, e lista no art. 3º onze finalidades de</w:t>
-      </w:r>
-      <w:r>
-        <w:t xml:space="preserve"> </w:t>
-      </w:r>
-      <w:r>
-        <w:t xml:space="preserve">“interesse público”</w:t>
-      </w:r>
-      <w:r>
-        <w:t xml:space="preserve"> </w:t>
-      </w:r>
-      <w:r>
-        <w:t xml:space="preserve">que um projeto deve atender,</w:t>
-      </w:r>
-      <w:r>
-        <w:t xml:space="preserve"> </w:t>
-      </w:r>
-      <w:r>
-        <w:rPr>
-          <w:b/>
-          <w:bCs/>
-        </w:rPr>
-        <w:t xml:space="preserve">uma ou mais</w:t>
-      </w:r>
-      <w:r>
-        <w:t xml:space="preserve">. Essas finalidades definem quem é elegível, não o que a política pretende alcançar (ESPÍRITO SANTO, 2021b, art. 3º). Não há meta, magnitude esperada nem indicador, o que falha o critério de que programas declarem os resultados e a magnitude da contribuição esperada (BARROS; LIMA, 2017) e o padrão de governança de renúncias do TCU (BRASIL, 2014).</w:t>
-      </w:r>
-    </w:p>
-    <w:p>
-      <w:pPr>
-        <w:pStyle w:val="BodyText"/>
-      </w:pPr>
-      <w:r>
-        <w:rPr>
-          <w:b/>
-          <w:bCs/>
-        </w:rPr>
-        <w:t xml:space="preserve">Coerência e racionamento privado.</w:t>
-      </w:r>
-      <w:r>
-        <w:t xml:space="preserve"> </w:t>
-      </w:r>
-      <w:r>
-        <w:t xml:space="preserve">A LICC habilita mais do que pode pagar. O valor autorizado de cada ciclo foi de 1,1 a 1,9 vez o teto do ano em que o ciclo capta, e de 2023 a 2025 a captação esgotou o montante de cada ano ao centavo. Em 2023 e 2024, a SECULT ainda indeferiu, por ultrapassarem o montante, termos de patrocínio que somavam 28% e 35% dele (SECULT, 2026c). O excesso de demanda é racionado pela escolha das empresas e pela ordem em que os termos chegam à validação, não por critério de mérito da SECULT: entre 2022 e 2024, a fração de habilitados cujo prazo de captação expirou subiu de 16% para 45% à medida que a habilitação quase dobrou. Esse é o funil de atrito da teoria da mudança, medido com dado oficial.</w:t>
-      </w:r>
-    </w:p>
-    <w:p>
-      <w:pPr>
-        <w:pStyle w:val="BodyText"/>
-      </w:pPr>
-      <w:r>
-        <w:rPr>
-          <w:b/>
-          <w:bCs/>
-        </w:rPr>
-        <w:t xml:space="preserve">A premissa do patrocinador.</w:t>
-      </w:r>
-      <w:r>
-        <w:t xml:space="preserve"> </w:t>
-      </w:r>
-      <w:r>
-        <w:t xml:space="preserve">Os dados sustentam mal a premissa de que as empresas financiariam projetos fora do circuito consolidado. Primeiro, a captação favorece projetos maiores: dentro de cada ciclo, projetos que pediram exatamente o teto de R$ 500 mil foram executados com mais frequência que os de até R$ 400 mil — 78% contra 27% no ciclo 2024 (Figura 1a). A parcela de pedidos no teto exato triplicou entre 2022 e 2026, sinal de que o valor pedido responde à regra e não só ao custo do projeto. Segundo, a captação favorece quem já passou pela política, e a carteira se renova pouco: nos ciclos 2023 e 2024, 71% dos projetos de proponentes já habilitados antes foram executados, contra 57% dos de estreantes; nos ciclos 2025 e 2026, mais da metade dos proponentes já tinha sido habilitada antes, e os 17% que aparecem em três ou mais ciclos ficam com 47% do valor autorizado. Terceiro, o financiamento vem de poucas empresas: em 2025, 26 empresas patrocinadoras (46 estabelecimentos), das quais a distribuidora de energia respondeu por 44% da renúncia, e empresas de energia e gás, serviços regulados, por 52%. O limite por patrocinador, proporcional ao ICMS devido, dá aos grandes contribuintes mais espaço de patrocínio em valor absoluto.</w:t>
-      </w:r>
-    </w:p>
-    <w:p>
-      <w:pPr>
-        <w:pStyle w:val="BodyText"/>
-      </w:pPr>
-      <w:r>
-        <w:rPr>
-          <w:b/>
-          <w:bCs/>
-        </w:rPr>
-        <w:t xml:space="preserve">Distribuição territorial.</w:t>
-      </w:r>
-      <w:r>
-        <w:t xml:space="preserve"> </w:t>
-      </w:r>
-      <w:r>
-        <w:t xml:space="preserve">A RMGV tem 49% da população e fica com 67% do valor atribuível a um município; Vitória, com 8% da população, fica com 48% (Figura 1b). A concentração nasce sobretudo em quem é habilitado: nos ciclos 2022-2024, a taxa de execução pouco difere entre RMGV e interior (68% e 63%), mas, entre os projetos que captaram em 2025 com um único município identificado (42 de 63), 61% do valor captado ficou na RMGV. O Gini do valor entre os 78 municípios é 0,88, acima do Gini da população (0,64) e do PIB (0,75), e 14 municípios do interior não tiveram nenhum projeto habilitado em cinco ciclos. A reserva de 10% do teto para projetos fora da RMGV age sobre a menor parte dessa desigualdade: na decomposição de Theil, a diferença entre RMGV e interior explica só 7% do total, e o restante está dentro dos grupos. O padrão é o inverso do gasto municipal direto com cultura, maior por habitante no interior (R$ 93) que na RMGV (R$ 59) em 2025 (69 dos 71 municípios do interior com dado no SICONFI). A LICC não compensa essa distribuição; ela a concentra de novo na capital.</w:t>
-      </w:r>
-    </w:p>
-    <w:p>
-      <w:pPr>
-        <w:pStyle w:val="BodyText"/>
-      </w:pPr>
-      <w:r>
-        <w:rPr>
-          <w:b/>
-          <w:bCs/>
-        </w:rPr>
-        <w:t xml:space="preserve">Adicionalidade.</w:t>
-      </w:r>
-      <w:r>
-        <w:t xml:space="preserve"> </w:t>
-      </w:r>
-      <w:r>
-        <w:t xml:space="preserve">Como o crédito é integral, a LICC não alavanca recurso privado. A pergunta relevante é se os projetos patrocinados existiriam sem o incentivo. A maior reserva do teto, 30%, vai a eventos com mais de dez anos de existência, justamente os de maior chance de financiamento sem incentivo — uma tensão com o critério do TCU (BRASIL, 2016) que é hipótese a testar, não descumprimento apurado.</w:t>
-      </w:r>
-    </w:p>
-    <w:p>
-      <w:pPr>
-        <w:pStyle w:val="BodyText"/>
-      </w:pPr>
-      <w:r>
-        <w:rPr>
-          <w:b/>
-          <w:bCs/>
-        </w:rPr>
-        <w:t xml:space="preserve">Monitoramento.</w:t>
-      </w:r>
-      <w:r>
-        <w:t xml:space="preserve"> </w:t>
-      </w:r>
-      <w:r>
-        <w:t xml:space="preserve">O que a SECULT publica cobre insumos e produtos (valores autorizados, status, cota a partir de 2024, local de execução, captação por projeto e patrocinador desde 2022 e por cota desde 2025). Não cobre resultados. As contrapartidas de acesso são escolhidas pelo proponente, conferidas projeto a projeto e nunca agregadas. A estimativa de público é autodeclarada. Não há chave que ligue proponentes a bases de emprego ou de outras fontes de fomento, e as regras de acesso mudaram no meio do exercício em 2024 e em 2025. Em 2025, as reservas I e IV captaram exatamente o valor reservado, a de planos plurianuais 93% e a de projetos fora da RMGV 107% (SECULT, 2026c). Como o art. 18 manda aplicar a cota geral quando as demais se esgotam e permite remanejar sobras, esses números descrevem a execução das reservas, não o cumprimento da norma.</w:t>
-      </w:r>
-    </w:p>
-    <w:p>
-      <w:pPr>
-        <w:pStyle w:val="BodyText"/>
-      </w:pPr>
-      <w:r>
-        <w:t xml:space="preserve">Em síntese, a implementação funciona no lado da oferta (a renúncia é usada até o teto), mas o elo entre produto e resultado distributivo é o candidato a</w:t>
-      </w:r>
-      <w:r>
-        <w:t xml:space="preserve"> </w:t>
-      </w:r>
-      <w:r>
-        <w:t xml:space="preserve">“elo rompido”</w:t>
-      </w:r>
-      <w:r>
-        <w:t xml:space="preserve"> </w:t>
-      </w:r>
-      <w:r>
-        <w:t xml:space="preserve">da teoria da mudança. A política transfere a decisão alocativa a quem tem critérios próprios, e os dados mostram uma alocação que segue porte, recorrência e capital. Isso não mede impacto: é a pergunta que a avaliação da seção 5 precisa responder.</w:t>
-      </w:r>
-    </w:p>
-    <w:bookmarkEnd w:id="19"/>
-    <w:bookmarkEnd w:id="20"/>
-    <w:bookmarkStart w:id="26" w:name="proposta-de-avaliação-de-impacto"/>
-    <w:p>
-      <w:pPr>
-        <w:pStyle w:val="Heading1"/>
-      </w:pPr>
-      <w:r>
-        <w:t xml:space="preserve">5 Proposta de avaliação de impacto</w:t>
-      </w:r>
-    </w:p>
-    <w:bookmarkStart w:id="21" w:name="pergunta-e-parâmetro-de-interesse"/>
-    <w:p>
-      <w:pPr>
-        <w:pStyle w:val="Heading2"/>
-      </w:pPr>
-      <w:r>
-        <w:t xml:space="preserve">5.1 Pergunta e parâmetro de interesse</w:t>
-      </w:r>
-    </w:p>
-    <w:p>
-      <w:pPr>
-        <w:pStyle w:val="FirstParagraph"/>
-      </w:pPr>
-      <w:r>
-        <w:t xml:space="preserve">Propomos responder:</w:t>
-      </w:r>
-      <w:r>
-        <w:t xml:space="preserve"> </w:t>
-      </w:r>
-      <w:r>
-        <w:rPr>
-          <w:b/>
-          <w:bCs/>
-        </w:rPr>
-        <w:t xml:space="preserve">qual é o efeito de captar recursos pela LICC sobre a capacidade produtiva dos proponentes habilitados</w:t>
-      </w:r>
-      <w:r>
-        <w:t xml:space="preserve"> </w:t>
-      </w:r>
-      <w:r>
-        <w:t xml:space="preserve">— emprego formal, massa salarial, sobrevivência da organização e realização de novos projetos culturais — de um a três anos após a captação? O parâmetro é o efeito médio do tratamento sobre os tratados (EMPT), apropriado quando a participação é voluntária dos dois lados (proponente e empresa). Ele responde à pergunta de adicionalidade: se a captação muda a trajetória de quem capta em relação a quem, habilitado no mesmo ciclo, não captou.</w:t>
-      </w:r>
-    </w:p>
-    <w:bookmarkEnd w:id="21"/>
-    <w:bookmarkStart w:id="22" w:name="estratégia-de-identificação"/>
-    <w:p>
-      <w:pPr>
-        <w:pStyle w:val="Heading2"/>
-      </w:pPr>
-      <w:r>
-        <w:t xml:space="preserve">5.2 Estratégia de identificação</w:t>
-      </w:r>
-    </w:p>
-    <w:p>
-      <w:pPr>
-        <w:pStyle w:val="FirstParagraph"/>
-      </w:pPr>
-      <w:r>
-        <w:t xml:space="preserve">As regras da política determinam o método (GERTLER</w:t>
-      </w:r>
-      <w:r>
         <w:t xml:space="preserve"> </w:t>
       </w:r>
       <w:r>
         <w:rPr>
           <w:i/>
           <w:iCs/>
+          <w:sz w:val="20"/>
         </w:rPr>
         <w:t xml:space="preserve">et al.</w:t>
       </w:r>
       <w:r>
-        <w:t xml:space="preserve">, 2018). A seleção aleatória está fora de questão: a SECULT não aloca o benefício entre habilitados, e sortear seria redesenhar o mecanismo. A regressão descontínua não se aplica, porque a habilitação não usa pontuação nem nota de corte, e os únicos limiares numéricos, de patrocínio comprometido (50% do valor aprovado em 2023 e 2024, 35% no início de 2025), dependem dos próprios interessados. O pareamento isolado supõe seleção só em observáveis, o contrário do que se espera quando a empresa escolhe por visibilidade e rede.</w:t>
-      </w:r>
-    </w:p>
-    <w:p>
-      <w:pPr>
-        <w:pStyle w:val="BodyText"/>
-      </w:pPr>
-      <w:r>
-        <w:t xml:space="preserve">O desenho principal é</w:t>
-      </w:r>
-      <w:r>
-        <w:t xml:space="preserve"> </w:t>
-      </w:r>
-      <w:r>
-        <w:rPr>
-          <w:b/>
-          <w:bCs/>
-        </w:rPr>
-        <w:t xml:space="preserve">diferenças em diferenças com adoção escalonada no nível do proponente</w:t>
-      </w:r>
-      <w:r>
-        <w:t xml:space="preserve">, para os ciclos 2022-2024. O grupo tratado são os habilitados que captaram (status</w:t>
-      </w:r>
-      <w:r>
-        <w:t xml:space="preserve"> </w:t>
-      </w:r>
-      <w:r>
-        <w:t xml:space="preserve">“em execução”</w:t>
-      </w:r>
-      <w:r>
-        <w:t xml:space="preserve"> </w:t>
-      </w:r>
-      <w:r>
-        <w:t xml:space="preserve">ou</w:t>
-      </w:r>
-      <w:r>
-        <w:t xml:space="preserve"> </w:t>
-      </w:r>
-      <w:r>
-        <w:t xml:space="preserve">“execução finalizada”</w:t>
-      </w:r>
-      <w:r>
-        <w:t xml:space="preserve">); o grupo de comparação são os habilitados do mesmo ciclo cuja captação expirou e, como</w:t>
-      </w:r>
-      <w:r>
-        <w:t xml:space="preserve"> </w:t>
-      </w:r>
-      <w:r>
-        <w:t xml:space="preserve">“ainda não tratados”</w:t>
-      </w:r>
-      <w:r>
-        <w:t xml:space="preserve">, os habilitados de ciclos posteriores antes de captar. A lógica é a dos candidatos não escolhidos de Gomes e Librero-Cano (2018): todos passaram pelo mesmo filtro de mérito. A janela se restringe a 2022-2024 porque, nas instruções de 2023 e 2024, a habilitação precedia a busca por patrocinador e o projeto sem compromissos suficientes ao fim do prazo era arquivado, o que corresponde ao status</w:t>
-      </w:r>
-      <w:r>
-        <w:t xml:space="preserve"> </w:t>
-      </w:r>
-      <w:r>
-        <w:t xml:space="preserve">“prazo de captação expirado”</w:t>
-      </w:r>
-      <w:r>
-        <w:t xml:space="preserve">; a partir de 2025, com compromisso ou carta de intenção exigidos antes da comissão,</w:t>
-      </w:r>
-      <w:r>
-        <w:t xml:space="preserve"> </w:t>
-      </w:r>
-      <w:r>
-        <w:t xml:space="preserve">“habilitado”</w:t>
-      </w:r>
-      <w:r>
-        <w:t xml:space="preserve"> </w:t>
-      </w:r>
-      <w:r>
-        <w:t xml:space="preserve">e</w:t>
-      </w:r>
-      <w:r>
-        <w:t xml:space="preserve"> </w:t>
-      </w:r>
-      <w:r>
-        <w:t xml:space="preserve">“captou”</w:t>
-      </w:r>
-      <w:r>
-        <w:t xml:space="preserve"> </w:t>
-      </w:r>
-      <w:r>
-        <w:t xml:space="preserve">quase se confundem (3 expirados em 56 resolvidos no ciclo 2025). A instrução de 2022 não foi lida, e a regra do primeiro ciclo deve ser confirmada antes da coleta.</w:t>
-      </w:r>
-    </w:p>
-    <w:p>
-      <w:pPr>
-        <w:pStyle w:val="BodyText"/>
-      </w:pPr>
-      <w:r>
-        <w:t xml:space="preserve">Com tratamento em datas diferentes e efeitos possivelmente heterogêneos, a regressão de efeitos fixos de duas vias pode ponderar mal os efeitos (GOODMAN-BACON, 2021). Por isso usamos o estimador de Callaway e Sant’Anna (2021) na versão duplamente robusta (SANT’ANNA; ZHAO, 2020), condicionando em características anteriores à habilitação que afetam a captação: ciclo, cota, valor pedido, natureza jurídica, RMGV ou interior e histórico no SALIC. O estudo de evento testa tendências anteriores, e a análise de sensibilidade de Rambachan e Roth (2023) mostra quanto a conclusão resiste a violações das tendências paralelas. A heterogeneidade por cota do art. 18, por faixa de valor e por território é a principal pergunta secundária.</w:t>
-      </w:r>
-    </w:p>
-    <w:p>
-      <w:pPr>
-        <w:pStyle w:val="BodyText"/>
-      </w:pPr>
-      <w:r>
-        <w:t xml:space="preserve">Dois desenhos complementam o principal. O primeiro é um</w:t>
-      </w:r>
-      <w:r>
-        <w:t xml:space="preserve"> </w:t>
-      </w:r>
-      <w:r>
-        <w:rPr>
-          <w:b/>
-          <w:bCs/>
-        </w:rPr>
-        <w:t xml:space="preserve">diferenças em diferenças municipal</w:t>
-      </w:r>
-      <w:r>
-        <w:t xml:space="preserve">, com a primeira presença de projeto no município como tratamento escalonado (coortes de 39, 16, 3, 3 e 3 municípios entre 2022 e 2026, e 14 nunca tratados) e emprego e estabelecimentos culturais da RAIS como resultado. Ele tem baixo poder e choques simultâneos (Lei Paulo Gustavo e Política Nacional Aldir Blanc), então serve para descrever heterogeneidade e testar efeitos grandes. O segundo é um</w:t>
-      </w:r>
-      <w:r>
-        <w:t xml:space="preserve"> </w:t>
-      </w:r>
-      <w:r>
-        <w:rPr>
-          <w:b/>
-          <w:bCs/>
-        </w:rPr>
-        <w:t xml:space="preserve">desenho prospectivo de encorajamento</w:t>
-      </w:r>
-      <w:r>
-        <w:t xml:space="preserve">: sortear, entre os projetos com parecer favorável, quem recebe apoio ativo para apresentação a contribuintes de ICMS. Isso não altera a regra de alocação e identifica o efeito para os projetos na margem da captação (ANGRIST; IMBENS; RUBIN, 1996), com a ressalva de que, sob teto vinculante, o encorajado pode captar no lugar de outro.</w:t>
+        <w:rPr>
+          <w:sz w:val="20"/>
+        </w:rPr>
+        <w:t xml:space="preserve"> </w:t>
+      </w:r>
+      <w:r>
+        <w:rPr>
+          <w:sz w:val="20"/>
+        </w:rPr>
+        <w:t xml:space="preserve">(2018) e no material da disciplina sobre resultados potenciais.</w:t>
+      </w:r>
+    </w:p>
+    <w:p>
+      <w:pPr>
+        <w:pStyle w:val="BodyText"/>
+      </w:pPr>
+      <w:r>
+        <w:t xml:space="preserve">O EMPT é o parâmetro indicado quando a participação é voluntária, e aqui ela é voluntária dos dois lados, do proponente e da empresa.</w:t>
+      </w:r>
+    </w:p>
+    <w:bookmarkEnd w:id="21"/>
+    <w:bookmarkStart w:id="22" w:name="estratégias-de-identificação-candidatas"/>
+    <w:p>
+      <w:pPr>
+        <w:pStyle w:val="Heading2"/>
+      </w:pPr>
+      <w:r>
+        <w:t xml:space="preserve">5.2 Estratégias de identificação candidatas</w:t>
+      </w:r>
+    </w:p>
+    <w:p>
+      <w:pPr>
+        <w:pStyle w:val="FirstParagraph"/>
+      </w:pPr>
+      <w:r>
+        <w:t xml:space="preserve">As regras de operação determinam o método (GERTLER</w:t>
+      </w:r>
+      <w:r>
+        <w:t xml:space="preserve"> </w:t>
+      </w:r>
+      <w:r>
+        <w:rPr>
+          <w:i/>
+          <w:iCs/>
+        </w:rPr>
+        <w:t xml:space="preserve">et al.</w:t>
+      </w:r>
+      <w:r>
+        <w:t xml:space="preserve">, 2018). Com excesso de demanda, ciclos anuais e nenhum índice publicado com ponto de corte, cabem sorteio, promoção aleatória, diferenças em diferenças e diferenças em diferenças com pareamento. A escolha depende dos dados que a SECULT liberar (seção 5.3).</w:t>
+      </w:r>
+    </w:p>
+    <w:p>
+      <w:pPr>
+        <w:pStyle w:val="Compact"/>
+        <w:numPr>
+          <w:ilvl w:val="0"/>
+          <w:numId w:val="1001"/>
+        </w:numPr>
+      </w:pPr>
+      <w:r>
+        <w:rPr>
+          <w:b/>
+          <w:bCs/>
+        </w:rPr>
+        <w:t xml:space="preserve">H1b.</w:t>
+      </w:r>
+      <w:r>
+        <w:t xml:space="preserve"> </w:t>
+      </w:r>
+      <w:r>
+        <w:t xml:space="preserve">Em 2023 e 2024, os termos validados pouco antes do esgotamento do teto e os indeferidos logo depois tinham, todos, patrocinador disposto. Se a ordem de chegada não depender das características do projeto, o que se testa pelo balanço dos observáveis, a comparação é quase experimental. Os 95 habilitados que expiraram sem captar, comparados aos que captaram com diferenças em diferenças e pareamento dentro do ciclo, delimitam o efeito sem afastar a seleção. O SALIC mostra se as mesmas empresas deixaram de patrocinar pela Rouanet ao entrar na LICC (substituição).</w:t>
+      </w:r>
+    </w:p>
+    <w:p>
+      <w:pPr>
+        <w:pStyle w:val="Compact"/>
+        <w:numPr>
+          <w:ilvl w:val="0"/>
+          <w:numId w:val="1001"/>
+        </w:numPr>
+      </w:pPr>
+      <w:r>
+        <w:rPr>
+          <w:b/>
+          <w:bCs/>
+        </w:rPr>
+        <w:t xml:space="preserve">H3.</w:t>
+      </w:r>
+      <w:r>
+        <w:t xml:space="preserve"> </w:t>
+      </w:r>
+      <w:r>
+        <w:t xml:space="preserve">Uma promoção aleatória de apoio à inscrição (informação, orientação sobre CNPJ e documentação) sorteada entre municípios do interior não altera nenhuma regra de alocação. Ela estima o efeito da oferta e, para quem responde a ela, o efeito local (ANGRIST; IMBENS; RUBIN, 1996). Como o teto é fixo, novos entrantes deslocam outros, e sortear também a intensidade da oferta entre municípios mede esse deslocamento (BAIRD</w:t>
+      </w:r>
+      <w:r>
+        <w:t xml:space="preserve"> </w:t>
+      </w:r>
+      <w:r>
+        <w:rPr>
+          <w:i/>
+          <w:iCs/>
+        </w:rPr>
+        <w:t xml:space="preserve">et al.</w:t>
+      </w:r>
+      <w:r>
+        <w:t xml:space="preserve">, 2018).</w:t>
+      </w:r>
+    </w:p>
+    <w:p>
+      <w:pPr>
+        <w:pStyle w:val="Compact"/>
+        <w:numPr>
+          <w:ilvl w:val="0"/>
+          <w:numId w:val="1001"/>
+        </w:numPr>
+      </w:pPr>
+      <w:r>
+        <w:rPr>
+          <w:b/>
+          <w:bCs/>
+        </w:rPr>
+        <w:t xml:space="preserve">H2a.</w:t>
+      </w:r>
+      <w:r>
+        <w:t xml:space="preserve"> </w:t>
+      </w:r>
+      <w:r>
+        <w:t xml:space="preserve">Se o formulário de parecer atribuir nota com ponto de corte, a regressão descontínua na habilitação se torna candidata, desde que o proponente não manipule a nota. Sem nota, a pergunta fica descritiva: a associação entre a avaliação da SECULT e a captação.</w:t>
       </w:r>
     </w:p>
     <w:bookmarkEnd w:id="22"/>
-    <w:bookmarkStart w:id="23" w:name="população-amostra-e-fontes-de-dados"/>
+    <w:bookmarkStart w:id="23" w:name="desenho-da-amostra-e-fontes-de-dados"/>
     <w:p>
       <w:pPr>
         <w:pStyle w:val="Heading2"/>
       </w:pPr>
       <w:r>
-        <w:t xml:space="preserve">5.3 População, amostra e fontes de dados</w:t>
+        <w:t xml:space="preserve">5.3 Desenho da amostra e fontes de dados</w:t>
       </w:r>
     </w:p>
     <w:p>
@@ -2961,7 +3229,7 @@
         <w:pStyle w:val="FirstParagraph"/>
       </w:pPr>
       <w:r>
-        <w:t xml:space="preserve">A população são os 305 projetos habilitados nos ciclos 2022-2024, dos quais 293 já tinham situação resolvida (198 captaram e 95 tiveram o prazo expirado), de 199 proponentes. Não há amostragem: com dados administrativos, trabalha-se com o universo, e a listagem vem dos anexos oficiais. O gargalo é a chave de ligação. Os anexos publicados não trazem o CNPJ do proponente, mas a SECULT o tem, porque a inscrição o exige. O Quadro 3 lista as fontes.</w:t>
+        <w:t xml:space="preserve">Para H1b e H2a trabalha-se com o universo, e a listagem vem dos anexos oficiais. São 293 projetos habilitados em 2022-2024 com situação resolvida, de 172 proponentes, e os termos de 2023 e 2024 na margem do racionamento. Para H3, a listagem é o cadastro de agentes do Mapa Cultural, restrito aos que têm CNPJ e nunca se inscreveram. A amostra é por conglomerados: os municípios do interior são sorteados para receber a oferta, e dentro deles entram todos os agentes elegíveis. A listagem deixa de fora quem não está cadastrado, o que limita a validade externa (viés de cobertura). O gargalo comum é a chave: os anexos não trazem o CNPJ do proponente, mas a SECULT o tem, porque a inscrição o exige. O Quadro 4 lista as fontes.</w:t>
       </w:r>
     </w:p>
     <w:p>
@@ -2974,7 +3242,7 @@
           <w:b/>
           <w:bCs/>
         </w:rPr>
-        <w:t xml:space="preserve">Quadro 3 – Fontes de dados da avaliação</w:t>
+        <w:t xml:space="preserve">Quadro 4 – Fontes de dados da avaliação</w:t>
       </w:r>
     </w:p>
     <w:tbl>
@@ -3009,7 +3277,6 @@
           <w:p>
             <w:pPr>
               <w:pStyle w:val="Compact"/>
-              <w:keepNext/>
               <w:spacing w:after="0" w:before="0"/>
               <w:jc w:val="left"/>
             </w:pPr>
@@ -3027,7 +3294,6 @@
           <w:p>
             <w:pPr>
               <w:pStyle w:val="Compact"/>
-              <w:keepNext/>
               <w:spacing w:after="0" w:before="0"/>
               <w:jc w:val="left"/>
             </w:pPr>
@@ -3045,7 +3311,6 @@
           <w:p>
             <w:pPr>
               <w:pStyle w:val="Compact"/>
-              <w:keepNext/>
               <w:spacing w:after="0" w:before="0"/>
               <w:jc w:val="left"/>
             </w:pPr>
@@ -3063,7 +3328,6 @@
           <w:p>
             <w:pPr>
               <w:pStyle w:val="Compact"/>
-              <w:keepNext/>
               <w:spacing w:after="0" w:before="0"/>
               <w:jc w:val="left"/>
             </w:pPr>
@@ -3083,7 +3347,6 @@
           <w:p>
             <w:pPr>
               <w:pStyle w:val="Compact"/>
-              <w:keepNext/>
               <w:spacing w:after="0" w:before="0"/>
               <w:jc w:val="left"/>
             </w:pPr>
@@ -3100,49 +3363,46 @@
           <w:p>
             <w:pPr>
               <w:pStyle w:val="Compact"/>
-              <w:keepNext/>
-              <w:spacing w:after="0" w:before="0"/>
-              <w:jc w:val="left"/>
-            </w:pPr>
-            <w:r>
-              <w:rPr>
-                <w:sz w:val="20"/>
-              </w:rPr>
-              <w:t xml:space="preserve">CNPJ do proponente, linha, cota, sede, datas, inclusive inabilitados e arquivados</w:t>
-            </w:r>
-          </w:p>
-        </w:tc>
-        <w:tc>
-          <w:tcPr/>
-          <w:p>
-            <w:pPr>
-              <w:pStyle w:val="Compact"/>
-              <w:keepNext/>
-              <w:spacing w:after="0" w:before="0"/>
-              <w:jc w:val="left"/>
-            </w:pPr>
-            <w:r>
-              <w:rPr>
-                <w:sz w:val="20"/>
-              </w:rPr>
-              <w:t xml:space="preserve">Chave de ligação; tratamento; covariáveis</w:t>
-            </w:r>
-          </w:p>
-        </w:tc>
-        <w:tc>
-          <w:tcPr/>
-          <w:p>
-            <w:pPr>
-              <w:pStyle w:val="Compact"/>
-              <w:keepNext/>
-              <w:spacing w:after="0" w:before="0"/>
-              <w:jc w:val="left"/>
-            </w:pPr>
-            <w:r>
-              <w:rPr>
-                <w:sz w:val="20"/>
-              </w:rPr>
-              <w:t xml:space="preserve">Pedido por LAI ou convênio</w:t>
+              <w:spacing w:after="0" w:before="0"/>
+              <w:jc w:val="left"/>
+            </w:pPr>
+            <w:r>
+              <w:rPr>
+                <w:sz w:val="20"/>
+              </w:rPr>
+              <w:t xml:space="preserve">Todas as inscrições, inclusive inabilitadas e arquivadas, com motivo, parecer, CNPJ, sede e datas</w:t>
+            </w:r>
+          </w:p>
+        </w:tc>
+        <w:tc>
+          <w:tcPr/>
+          <w:p>
+            <w:pPr>
+              <w:pStyle w:val="Compact"/>
+              <w:spacing w:after="0" w:before="0"/>
+              <w:jc w:val="left"/>
+            </w:pPr>
+            <w:r>
+              <w:rPr>
+                <w:sz w:val="20"/>
+              </w:rPr>
+              <w:t xml:space="preserve">H2a, H3; chave de ligação</w:t>
+            </w:r>
+          </w:p>
+        </w:tc>
+        <w:tc>
+          <w:tcPr/>
+          <w:p>
+            <w:pPr>
+              <w:pStyle w:val="Compact"/>
+              <w:spacing w:after="0" w:before="0"/>
+              <w:jc w:val="left"/>
+            </w:pPr>
+            <w:r>
+              <w:rPr>
+                <w:sz w:val="20"/>
+              </w:rPr>
+              <w:t xml:space="preserve">Pedido por LAI</w:t>
             </w:r>
           </w:p>
         </w:tc>
@@ -3153,7 +3413,6 @@
           <w:p>
             <w:pPr>
               <w:pStyle w:val="Compact"/>
-              <w:keepNext/>
               <w:spacing w:after="0" w:before="0"/>
               <w:jc w:val="left"/>
             </w:pPr>
@@ -3170,7 +3429,6 @@
           <w:p>
             <w:pPr>
               <w:pStyle w:val="Compact"/>
-              <w:keepNext/>
               <w:spacing w:after="0" w:before="0"/>
               <w:jc w:val="left"/>
             </w:pPr>
@@ -3187,24 +3445,22 @@
           <w:p>
             <w:pPr>
               <w:pStyle w:val="Compact"/>
-              <w:keepNext/>
-              <w:spacing w:after="0" w:before="0"/>
-              <w:jc w:val="left"/>
-            </w:pPr>
-            <w:r>
-              <w:rPr>
-                <w:sz w:val="20"/>
-              </w:rPr>
-              <w:t xml:space="preserve">Tratamento e sua intensidade</w:t>
-            </w:r>
-          </w:p>
-        </w:tc>
-        <w:tc>
-          <w:tcPr/>
-          <w:p>
-            <w:pPr>
-              <w:pStyle w:val="Compact"/>
-              <w:keepNext/>
+              <w:spacing w:after="0" w:before="0"/>
+              <w:jc w:val="left"/>
+            </w:pPr>
+            <w:r>
+              <w:rPr>
+                <w:sz w:val="20"/>
+              </w:rPr>
+              <w:t xml:space="preserve">H1b; tratamento e intensidade</w:t>
+            </w:r>
+          </w:p>
+        </w:tc>
+        <w:tc>
+          <w:tcPr/>
+          <w:p>
+            <w:pPr>
+              <w:pStyle w:val="Compact"/>
               <w:spacing w:after="0" w:before="0"/>
               <w:jc w:val="left"/>
             </w:pPr>
@@ -3223,66 +3479,62 @@
           <w:p>
             <w:pPr>
               <w:pStyle w:val="Compact"/>
-              <w:keepNext/>
-              <w:spacing w:after="0" w:before="0"/>
-              <w:jc w:val="left"/>
-            </w:pPr>
-            <w:r>
-              <w:rPr>
-                <w:sz w:val="20"/>
-              </w:rPr>
-              <w:t xml:space="preserve">RAIS identificada</w:t>
-            </w:r>
-          </w:p>
-        </w:tc>
-        <w:tc>
-          <w:tcPr/>
-          <w:p>
-            <w:pPr>
-              <w:pStyle w:val="Compact"/>
-              <w:keepNext/>
-              <w:spacing w:after="0" w:before="0"/>
-              <w:jc w:val="left"/>
-            </w:pPr>
-            <w:r>
-              <w:rPr>
-                <w:sz w:val="20"/>
-              </w:rPr>
-              <w:t xml:space="preserve">Vínculos e massa salarial por CNPJ; estabelecimentos por município e CNAE</w:t>
-            </w:r>
-          </w:p>
-        </w:tc>
-        <w:tc>
-          <w:tcPr/>
-          <w:p>
-            <w:pPr>
-              <w:pStyle w:val="Compact"/>
-              <w:keepNext/>
-              <w:spacing w:after="0" w:before="0"/>
-              <w:jc w:val="left"/>
-            </w:pPr>
-            <w:r>
-              <w:rPr>
-                <w:sz w:val="20"/>
-              </w:rPr>
-              <w:t xml:space="preserve">Resultado principal e municipal</w:t>
-            </w:r>
-          </w:p>
-        </w:tc>
-        <w:tc>
-          <w:tcPr/>
-          <w:p>
-            <w:pPr>
-              <w:pStyle w:val="Compact"/>
-              <w:keepNext/>
-              <w:spacing w:after="0" w:before="0"/>
-              <w:jc w:val="left"/>
-            </w:pPr>
-            <w:r>
-              <w:rPr>
-                <w:sz w:val="20"/>
-              </w:rPr>
-              <w:t xml:space="preserve">Convênio com o MTE</w:t>
+              <w:spacing w:after="0" w:before="0"/>
+              <w:jc w:val="left"/>
+            </w:pPr>
+            <w:r>
+              <w:rPr>
+                <w:sz w:val="20"/>
+              </w:rPr>
+              <w:t xml:space="preserve">SEFAZ</w:t>
+            </w:r>
+          </w:p>
+        </w:tc>
+        <w:tc>
+          <w:tcPr/>
+          <w:p>
+            <w:pPr>
+              <w:pStyle w:val="Compact"/>
+              <w:spacing w:after="0" w:before="0"/>
+              <w:jc w:val="left"/>
+            </w:pPr>
+            <w:r>
+              <w:rPr>
+                <w:sz w:val="20"/>
+              </w:rPr>
+              <w:t xml:space="preserve">Data e ordem de validação dos termos, inclusive indeferidos</w:t>
+            </w:r>
+          </w:p>
+        </w:tc>
+        <w:tc>
+          <w:tcPr/>
+          <w:p>
+            <w:pPr>
+              <w:pStyle w:val="Compact"/>
+              <w:spacing w:after="0" w:before="0"/>
+              <w:jc w:val="left"/>
+            </w:pPr>
+            <w:r>
+              <w:rPr>
+                <w:sz w:val="20"/>
+              </w:rPr>
+              <w:t xml:space="preserve">H1b (racionamento)</w:t>
+            </w:r>
+          </w:p>
+        </w:tc>
+        <w:tc>
+          <w:tcPr/>
+          <w:p>
+            <w:pPr>
+              <w:pStyle w:val="Compact"/>
+              <w:spacing w:after="0" w:before="0"/>
+              <w:jc w:val="left"/>
+            </w:pPr>
+            <w:r>
+              <w:rPr>
+                <w:sz w:val="20"/>
+              </w:rPr>
+              <w:t xml:space="preserve">Pedido por LAI</w:t>
             </w:r>
           </w:p>
         </w:tc>
@@ -3293,66 +3545,76 @@
           <w:p>
             <w:pPr>
               <w:pStyle w:val="Compact"/>
-              <w:keepNext/>
-              <w:spacing w:after="0" w:before="0"/>
-              <w:jc w:val="left"/>
-            </w:pPr>
-            <w:r>
-              <w:rPr>
-                <w:sz w:val="20"/>
-              </w:rPr>
-              <w:t xml:space="preserve">Cadastro CNPJ (Receita Federal)</w:t>
-            </w:r>
-          </w:p>
-        </w:tc>
-        <w:tc>
-          <w:tcPr/>
-          <w:p>
-            <w:pPr>
-              <w:pStyle w:val="Compact"/>
-              <w:keepNext/>
-              <w:spacing w:after="0" w:before="0"/>
-              <w:jc w:val="left"/>
-            </w:pPr>
-            <w:r>
-              <w:rPr>
-                <w:sz w:val="20"/>
-              </w:rPr>
-              <w:t xml:space="preserve">Situação cadastral, CNAE, sede, sócios</w:t>
-            </w:r>
-          </w:p>
-        </w:tc>
-        <w:tc>
-          <w:tcPr/>
-          <w:p>
-            <w:pPr>
-              <w:pStyle w:val="Compact"/>
-              <w:keepNext/>
-              <w:spacing w:after="0" w:before="0"/>
-              <w:jc w:val="left"/>
-            </w:pPr>
-            <w:r>
-              <w:rPr>
-                <w:sz w:val="20"/>
-              </w:rPr>
-              <w:t xml:space="preserve">Sobrevivência; natureza; apuração da cota III</w:t>
-            </w:r>
-          </w:p>
-        </w:tc>
-        <w:tc>
-          <w:tcPr/>
-          <w:p>
-            <w:pPr>
-              <w:pStyle w:val="Compact"/>
-              <w:keepNext/>
-              <w:spacing w:after="0" w:before="0"/>
-              <w:jc w:val="left"/>
-            </w:pPr>
-            <w:r>
-              <w:rPr>
-                <w:sz w:val="20"/>
-              </w:rPr>
-              <w:t xml:space="preserve">Público</w:t>
+              <w:spacing w:after="0" w:before="0"/>
+              <w:jc w:val="left"/>
+            </w:pPr>
+            <w:r>
+              <w:rPr>
+                <w:sz w:val="20"/>
+              </w:rPr>
+              <w:t xml:space="preserve">Relatórios de execução</w:t>
+            </w:r>
+          </w:p>
+        </w:tc>
+        <w:tc>
+          <w:tcPr/>
+          <w:p>
+            <w:pPr>
+              <w:pStyle w:val="Compact"/>
+              <w:spacing w:after="0" w:before="0"/>
+              <w:jc w:val="left"/>
+            </w:pPr>
+            <w:r>
+              <w:rPr>
+                <w:sz w:val="20"/>
+              </w:rPr>
+              <w:t xml:space="preserve">Público, gratuidade, locais, contrapartidas</w:t>
+            </w:r>
+          </w:p>
+        </w:tc>
+        <w:tc>
+          <w:tcPr/>
+          <w:p>
+            <w:pPr>
+              <w:pStyle w:val="Compact"/>
+              <w:spacing w:after="0" w:before="0"/>
+              <w:jc w:val="left"/>
+            </w:pPr>
+            <w:r>
+              <w:rPr>
+                <w:i/>
+                <w:iCs/>
+                <w:sz w:val="20"/>
+              </w:rPr>
+              <w:t xml:space="preserve">Y</w:t>
+            </w:r>
+            <w:r>
+              <w:rPr>
+                <w:sz w:val="20"/>
+              </w:rPr>
+              <w:t xml:space="preserve"> </w:t>
+            </w:r>
+            <w:r>
+              <w:rPr>
+                <w:sz w:val="20"/>
+              </w:rPr>
+              <w:t xml:space="preserve">de H1b</w:t>
+            </w:r>
+          </w:p>
+        </w:tc>
+        <w:tc>
+          <w:tcPr/>
+          <w:p>
+            <w:pPr>
+              <w:pStyle w:val="Compact"/>
+              <w:spacing w:after="0" w:before="0"/>
+              <w:jc w:val="left"/>
+            </w:pPr>
+            <w:r>
+              <w:rPr>
+                <w:sz w:val="20"/>
+              </w:rPr>
+              <w:t xml:space="preserve">Interno</w:t>
             </w:r>
           </w:p>
         </w:tc>
@@ -3363,58 +3625,74 @@
           <w:p>
             <w:pPr>
               <w:pStyle w:val="Compact"/>
-              <w:keepNext/>
-              <w:spacing w:after="0" w:before="0"/>
-              <w:jc w:val="left"/>
-            </w:pPr>
-            <w:r>
-              <w:rPr>
-                <w:sz w:val="20"/>
-              </w:rPr>
-              <w:t xml:space="preserve">SALIC (Ministério da Cultura)</w:t>
-            </w:r>
-          </w:p>
-        </w:tc>
-        <w:tc>
-          <w:tcPr/>
-          <w:p>
-            <w:pPr>
-              <w:pStyle w:val="Compact"/>
-              <w:keepNext/>
-              <w:spacing w:after="0" w:before="0"/>
-              <w:jc w:val="left"/>
-            </w:pPr>
-            <w:r>
-              <w:rPr>
-                <w:sz w:val="20"/>
-              </w:rPr>
-              <w:t xml:space="preserve">Projetos e captação pela Lei Rouanet por CNPJ</w:t>
-            </w:r>
-          </w:p>
-        </w:tc>
-        <w:tc>
-          <w:tcPr/>
-          <w:p>
-            <w:pPr>
-              <w:pStyle w:val="Compact"/>
-              <w:keepNext/>
-              <w:spacing w:after="0" w:before="0"/>
-              <w:jc w:val="left"/>
-            </w:pPr>
-            <w:r>
-              <w:rPr>
-                <w:sz w:val="20"/>
-              </w:rPr>
-              <w:t xml:space="preserve">Histórico e substituição de fonte</w:t>
-            </w:r>
-          </w:p>
-        </w:tc>
-        <w:tc>
-          <w:tcPr/>
-          <w:p>
-            <w:pPr>
-              <w:pStyle w:val="Compact"/>
-              <w:keepNext/>
+              <w:spacing w:after="0" w:before="0"/>
+              <w:jc w:val="left"/>
+            </w:pPr>
+            <w:r>
+              <w:rPr>
+                <w:sz w:val="20"/>
+              </w:rPr>
+              <w:t xml:space="preserve">Mapa Cultural (API)</w:t>
+            </w:r>
+          </w:p>
+        </w:tc>
+        <w:tc>
+          <w:tcPr/>
+          <w:p>
+            <w:pPr>
+              <w:pStyle w:val="Compact"/>
+              <w:spacing w:after="0" w:before="0"/>
+              <w:jc w:val="left"/>
+            </w:pPr>
+            <w:r>
+              <w:rPr>
+                <w:sz w:val="20"/>
+              </w:rPr>
+              <w:t xml:space="preserve">Agentes, espaços e agenda de eventos por município</w:t>
+            </w:r>
+          </w:p>
+        </w:tc>
+        <w:tc>
+          <w:tcPr/>
+          <w:p>
+            <w:pPr>
+              <w:pStyle w:val="Compact"/>
+              <w:spacing w:after="0" w:before="0"/>
+              <w:jc w:val="left"/>
+            </w:pPr>
+            <w:r>
+              <w:rPr>
+                <w:sz w:val="20"/>
+              </w:rPr>
+              <w:t xml:space="preserve">Listagem de H3; ocorrência de eventos (</w:t>
+            </w:r>
+            <w:r>
+              <w:rPr>
+                <w:i/>
+                <w:iCs/>
+                <w:sz w:val="20"/>
+              </w:rPr>
+              <w:t xml:space="preserve">Y</w:t>
+            </w:r>
+            <w:r>
+              <w:rPr>
+                <w:sz w:val="20"/>
+              </w:rPr>
+              <w:t xml:space="preserve"> </w:t>
+            </w:r>
+            <w:r>
+              <w:rPr>
+                <w:sz w:val="20"/>
+              </w:rPr>
+              <w:t xml:space="preserve">de H1b)</w:t>
+            </w:r>
+          </w:p>
+        </w:tc>
+        <w:tc>
+          <w:tcPr/>
+          <w:p>
+            <w:pPr>
+              <w:pStyle w:val="Compact"/>
               <w:spacing w:after="0" w:before="0"/>
               <w:jc w:val="left"/>
             </w:pPr>
@@ -3440,55 +3718,55 @@
               <w:rPr>
                 <w:sz w:val="20"/>
               </w:rPr>
-              <w:t xml:space="preserve">Relatórios de execução da SECULT</w:t>
-            </w:r>
-          </w:p>
-        </w:tc>
-        <w:tc>
-          <w:tcPr/>
-          <w:p>
-            <w:pPr>
-              <w:pStyle w:val="Compact"/>
-              <w:spacing w:after="0" w:before="0"/>
-              <w:jc w:val="left"/>
-            </w:pPr>
-            <w:r>
-              <w:rPr>
-                <w:sz w:val="20"/>
-              </w:rPr>
-              <w:t xml:space="preserve">Estimativa de público, gratuidade, locais</w:t>
-            </w:r>
-          </w:p>
-        </w:tc>
-        <w:tc>
-          <w:tcPr/>
-          <w:p>
-            <w:pPr>
-              <w:pStyle w:val="Compact"/>
-              <w:spacing w:after="0" w:before="0"/>
-              <w:jc w:val="left"/>
-            </w:pPr>
-            <w:r>
-              <w:rPr>
-                <w:sz w:val="20"/>
-              </w:rPr>
-              <w:t xml:space="preserve">Resultados de acesso</w:t>
-            </w:r>
-          </w:p>
-        </w:tc>
-        <w:tc>
-          <w:tcPr/>
-          <w:p>
-            <w:pPr>
-              <w:pStyle w:val="Compact"/>
-              <w:spacing w:after="0" w:before="0"/>
-              <w:jc w:val="left"/>
-            </w:pPr>
-            <w:r>
-              <w:rPr>
-                <w:sz w:val="20"/>
-              </w:rPr>
-              <w:t xml:space="preserve">Interno</w:t>
+              <w:t xml:space="preserve">SALIC (Ministério da Cultura)</w:t>
+            </w:r>
+          </w:p>
+        </w:tc>
+        <w:tc>
+          <w:tcPr/>
+          <w:p>
+            <w:pPr>
+              <w:pStyle w:val="Compact"/>
+              <w:spacing w:after="0" w:before="0"/>
+              <w:jc w:val="left"/>
+            </w:pPr>
+            <w:r>
+              <w:rPr>
+                <w:sz w:val="20"/>
+              </w:rPr>
+              <w:t xml:space="preserve">Projetos e doações pela Rouanet, por CNPJ</w:t>
+            </w:r>
+          </w:p>
+        </w:tc>
+        <w:tc>
+          <w:tcPr/>
+          <w:p>
+            <w:pPr>
+              <w:pStyle w:val="Compact"/>
+              <w:spacing w:after="0" w:before="0"/>
+              <w:jc w:val="left"/>
+            </w:pPr>
+            <w:r>
+              <w:rPr>
+                <w:sz w:val="20"/>
+              </w:rPr>
+              <w:t xml:space="preserve">Substituição de fonte (H1b)</w:t>
+            </w:r>
+          </w:p>
+        </w:tc>
+        <w:tc>
+          <w:tcPr/>
+          <w:p>
+            <w:pPr>
+              <w:pStyle w:val="Compact"/>
+              <w:spacing w:after="0" w:before="0"/>
+              <w:jc w:val="left"/>
+            </w:pPr>
+            <w:r>
+              <w:rPr>
+                <w:sz w:val="20"/>
+              </w:rPr>
+              <w:t xml:space="preserve">Público</w:t>
             </w:r>
           </w:p>
         </w:tc>
@@ -3520,7 +3798,7 @@
         <w:pStyle w:val="FirstParagraph"/>
       </w:pPr>
       <w:r>
-        <w:t xml:space="preserve">Usamos a fórmula do efeito mínimo detectável (EMD) do material da disciplina, com resultado contínuo em desvios-padrão (σ = 1), α = 5% bicaudal e poder de 80% (DJIMEU; HOUNDOLO, 2016):</w:t>
+        <w:t xml:space="preserve">Para resultados binários, o efeito mínimo detectável (EMD), em pontos percentuais, é:</w:t>
       </w:r>
     </w:p>
     <w:p>
@@ -3617,12 +3895,6 @@
           <m:r>
             <m:t> </m:t>
           </m:r>
-          <m:r>
-            <m:t>σ</m:t>
-          </m:r>
-          <m:r>
-            <m:t> </m:t>
-          </m:r>
           <m:rad>
             <m:radPr>
               <m:degHide m:val="on"/>
@@ -3634,6 +3906,24 @@
                   <m:type m:val="bar"/>
                 </m:fPr>
                 <m:num>
+                  <m:sSub>
+                    <m:e>
+                      <m:r>
+                        <m:t>p</m:t>
+                      </m:r>
+                    </m:e>
+                    <m:sub>
+                      <m:r>
+                        <m:t>0</m:t>
+                      </m:r>
+                    </m:sub>
+                  </m:sSub>
+                  <m:r>
+                    <m:rPr>
+                      <m:sty m:val="p"/>
+                    </m:rPr>
+                    <m:t>(</m:t>
+                  </m:r>
                   <m:r>
                     <m:t>1</m:t>
                   </m:r>
@@ -3643,22 +3933,28 @@
                     </m:rPr>
                     <m:t>−</m:t>
                   </m:r>
-                  <m:sSup>
+                  <m:sSub>
                     <m:e>
                       <m:r>
-                        <m:t>R</m:t>
+                        <m:t>p</m:t>
                       </m:r>
                     </m:e>
-                    <m:sup>
+                    <m:sub>
                       <m:r>
-                        <m:t>2</m:t>
+                        <m:t>0</m:t>
                       </m:r>
-                    </m:sup>
-                  </m:sSup>
+                    </m:sub>
+                  </m:sSub>
+                  <m:r>
+                    <m:rPr>
+                      <m:sty m:val="p"/>
+                    </m:rPr>
+                    <m:t>)</m:t>
+                  </m:r>
                 </m:num>
                 <m:den>
                   <m:r>
-                    <m:t>P</m:t>
+                    <m:t>T</m:t>
                   </m:r>
                   <m:r>
                     <m:rPr>
@@ -3676,7 +3972,7 @@
                     <m:t>−</m:t>
                   </m:r>
                   <m:r>
-                    <m:t>P</m:t>
+                    <m:t>T</m:t>
                   </m:r>
                   <m:r>
                     <m:rPr>
@@ -3789,7 +4085,7 @@
             <m:rPr>
               <m:sty m:val="p"/>
             </m:rPr>
-            <m:t>,</m:t>
+            <m:t>.</m:t>
           </m:r>
         </m:oMath>
       </m:oMathPara>
@@ -3799,7 +4095,56 @@
         <w:pStyle w:val="FirstParagraph"/>
       </w:pPr>
       <w:r>
-        <w:t xml:space="preserve">em que</w:t>
+        <w:t xml:space="preserve">A fórmula segue o material da disciplina (DJIMEU; HOUNDOLO, 2016), com α = 5% bicaudal e poder de 80%. Nela:</w:t>
+      </w:r>
+    </w:p>
+    <w:p>
+      <w:pPr>
+        <w:pStyle w:val="Compact"/>
+        <w:numPr>
+          <w:ilvl w:val="0"/>
+          <w:numId w:val="1002"/>
+        </w:numPr>
+      </w:pPr>
+      <m:oMath>
+        <m:sSub>
+          <m:e>
+            <m:r>
+              <m:t>p</m:t>
+            </m:r>
+          </m:e>
+          <m:sub>
+            <m:r>
+              <m:t>0</m:t>
+            </m:r>
+          </m:sub>
+        </m:sSub>
+      </m:oMath>
+      <w:r>
+        <w:t xml:space="preserve"> </w:t>
+      </w:r>
+      <w:r>
+        <w:t xml:space="preserve">é a proporção no grupo de comparação;</w:t>
+      </w:r>
+    </w:p>
+    <w:p>
+      <w:pPr>
+        <w:pStyle w:val="Compact"/>
+        <w:numPr>
+          <w:ilvl w:val="0"/>
+          <w:numId w:val="1002"/>
+        </w:numPr>
+      </w:pPr>
+      <m:oMath>
+        <m:r>
+          <m:t>T</m:t>
+        </m:r>
+      </m:oMath>
+      <w:r>
+        <w:t xml:space="preserve"> </w:t>
+      </w:r>
+      <w:r>
+        <w:t xml:space="preserve">é a fração tratada e</w:t>
       </w:r>
       <w:r>
         <w:t xml:space="preserve"> </w:t>
@@ -3813,44 +4158,19 @@
         <w:t xml:space="preserve"> </w:t>
       </w:r>
       <w:r>
-        <w:t xml:space="preserve">= 293 projetos,</w:t>
-      </w:r>
-      <w:r>
-        <w:t xml:space="preserve"> </w:t>
-      </w:r>
-      <m:oMath>
-        <m:r>
-          <m:t>P</m:t>
-        </m:r>
-      </m:oMath>
-      <w:r>
-        <w:t xml:space="preserve"> </w:t>
-      </w:r>
-      <w:r>
-        <w:t xml:space="preserve">= 0,676 é a fração tratada,</w:t>
-      </w:r>
-      <w:r>
-        <w:t xml:space="preserve"> </w:t>
-      </w:r>
-      <m:oMath>
-        <m:sSup>
-          <m:e>
-            <m:r>
-              <m:t>R</m:t>
-            </m:r>
-          </m:e>
-          <m:sup>
-            <m:r>
-              <m:t>2</m:t>
-            </m:r>
-          </m:sup>
-        </m:sSup>
-      </m:oMath>
-      <w:r>
-        <w:t xml:space="preserve"> </w:t>
-      </w:r>
-      <w:r>
-        <w:t xml:space="preserve">é a variância explicada pela linha de base e pelas covariáveis, e o último termo é o efeito do desenho por haver, em média,</w:t>
+        <w:t xml:space="preserve">o número de unidades;</w:t>
+      </w:r>
+    </w:p>
+    <w:p>
+      <w:pPr>
+        <w:pStyle w:val="Compact"/>
+        <w:numPr>
+          <w:ilvl w:val="0"/>
+          <w:numId w:val="1002"/>
+        </w:numPr>
+      </w:pPr>
+      <w:r>
+        <w:t xml:space="preserve">o último termo é o efeito do desenho quando as unidades vêm em grupos (projetos de um mesmo proponente, agentes de um mesmo município), com tamanho médio</w:t>
       </w:r>
       <w:r>
         <w:t xml:space="preserve"> </w:t>
@@ -3868,10 +4188,7 @@
         </m:acc>
       </m:oMath>
       <w:r>
-        <w:t xml:space="preserve"> </w:t>
-      </w:r>
-      <w:r>
-        <w:t xml:space="preserve">= 1,47 projeto por proponente, com coeficiente de variação</w:t>
+        <w:t xml:space="preserve">, coeficiente de variação</w:t>
       </w:r>
       <w:r>
         <w:t xml:space="preserve"> </w:t>
@@ -3888,7 +4205,7 @@
         <w:t xml:space="preserve"> </w:t>
       </w:r>
       <w:r>
-        <w:t xml:space="preserve">= 0,73 do tamanho das carteiras e correlação intraproponente</w:t>
+        <w:t xml:space="preserve">e correlação intragrupo</w:t>
       </w:r>
       <w:r>
         <w:t xml:space="preserve"> </w:t>
@@ -3902,24 +4219,32 @@
         <w:t xml:space="preserve"> </w:t>
       </w:r>
       <w:r>
-        <w:t xml:space="preserve">(ELDRIDGE; ASHBY; KERRY, 2006). A Tabela 2 reporta cenários;</w:t>
+        <w:t xml:space="preserve">(ELDRIDGE; ASHBY; KERRY, 2006).</w:t>
+      </w:r>
+    </w:p>
+    <w:p>
+      <w:pPr>
+        <w:pStyle w:val="FirstParagraph"/>
+      </w:pPr>
+      <w:r>
+        <w:t xml:space="preserve">Com conglomerados sorteados, usa-se a forma equivalente por número de conglomerados. A Tabela 2 reporta os cenários.</w:t>
       </w:r>
       <w:r>
         <w:t xml:space="preserve"> </w:t>
       </w:r>
       <m:oMath>
-        <m:sSup>
+        <m:sSub>
           <m:e>
             <m:r>
-              <m:t>R</m:t>
+              <m:t>p</m:t>
             </m:r>
           </m:e>
-          <m:sup>
+          <m:sub>
             <m:r>
-              <m:t>2</m:t>
+              <m:t>0</m:t>
             </m:r>
-          </m:sup>
-        </m:sSup>
+          </m:sub>
+        </m:sSub>
       </m:oMath>
       <w:r>
         <w:t xml:space="preserve"> </w:t>
@@ -3939,7 +4264,7 @@
         <w:t xml:space="preserve"> </w:t>
       </w:r>
       <w:r>
-        <w:t xml:space="preserve">são hipóteses, a calibrar com a RAIS anterior a 2022.</w:t>
+        <w:t xml:space="preserve">são hipóteses, a calibrar com os dados pedidos.</w:t>
       </w:r>
     </w:p>
     <w:p>
@@ -3952,7 +4277,7 @@
           <w:b/>
           <w:bCs/>
         </w:rPr>
-        <w:t xml:space="preserve">Tabela 2 – Efeito mínimo detectável do desenho principal (em desvios-padrão)</w:t>
+        <w:t xml:space="preserve">Tabela 2 – Efeito mínimo detectável por pergunta (pontos percentuais)</w:t>
       </w:r>
     </w:p>
     <w:tbl>
@@ -3969,9 +4294,10 @@
         </w:tblBorders>
       </w:tblPr>
       <w:tblGrid>
-        <w:gridCol w:w="5040"/>
-        <w:gridCol w:w="1440"/>
-        <w:gridCol w:w="1440"/>
+        <w:gridCol w:w="3615"/>
+        <w:gridCol w:w="1807"/>
+        <w:gridCol w:w="1721"/>
+        <w:gridCol w:w="774"/>
       </w:tblGrid>
       <w:tr>
         <w:trPr>
@@ -3992,7 +4318,7 @@
                 <w:b/>
                 <w:sz w:val="20"/>
               </w:rPr>
-              <w:t xml:space="preserve">Cenário</w:t>
+              <w:t xml:space="preserve">Pergunta e comparação</w:t>
             </w:r>
           </w:p>
         </w:tc>
@@ -4010,7 +4336,7 @@
                 <w:b/>
                 <w:sz w:val="20"/>
               </w:rPr>
-              <w:t xml:space="preserve">Poder 80%</w:t>
+              <w:t xml:space="preserve">Unidades</w:t>
             </w:r>
           </w:p>
         </w:tc>
@@ -4028,7 +4354,25 @@
                 <w:b/>
                 <w:sz w:val="20"/>
               </w:rPr>
-              <w:t xml:space="preserve">Poder 90%</w:t>
+              <w:t xml:space="preserve">Cenários</w:t>
+            </w:r>
+          </w:p>
+        </w:tc>
+        <w:tc>
+          <w:tcPr/>
+          <w:p>
+            <w:pPr>
+              <w:pStyle w:val="Compact"/>
+              <w:keepNext/>
+              <w:spacing w:after="0" w:before="0"/>
+              <w:jc w:val="left"/>
+            </w:pPr>
+            <w:r>
+              <w:rPr>
+                <w:b/>
+                <w:sz w:val="20"/>
+              </w:rPr>
+              <w:t xml:space="preserve">EMD</w:t>
             </w:r>
           </w:p>
         </w:tc>
@@ -4047,7 +4391,7 @@
               <w:rPr>
                 <w:sz w:val="20"/>
               </w:rPr>
-              <w:t xml:space="preserve">Sem covariáveis, sem correlação intraproponente</w:t>
+              <w:t xml:space="preserve">H1b: captou × expirou, 2022-2024</w:t>
             </w:r>
           </w:p>
         </w:tc>
@@ -4064,7 +4408,77 @@
               <w:rPr>
                 <w:sz w:val="20"/>
               </w:rPr>
-              <w:t xml:space="preserve">0,35</w:t>
+              <w:t xml:space="preserve">293 projetos (</w:t>
+            </w:r>
+            <w:r>
+              <w:rPr>
+                <w:i/>
+                <w:iCs/>
+                <w:sz w:val="20"/>
+              </w:rPr>
+              <w:t xml:space="preserve">T</w:t>
+            </w:r>
+            <w:r>
+              <w:rPr>
+                <w:sz w:val="20"/>
+              </w:rPr>
+              <w:t xml:space="preserve"> </w:t>
+            </w:r>
+            <w:r>
+              <w:rPr>
+                <w:sz w:val="20"/>
+              </w:rPr>
+              <w:t xml:space="preserve">= 0,68), 172 proponentes (</w:t>
+            </w:r>
+            <m:oMath>
+              <m:acc>
+                <m:accPr>
+                  <m:chr m:val="‾"/>
+                </m:accPr>
+                <m:e>
+                  <m:r>
+                    <m:t>m</m:t>
+                  </m:r>
+                </m:e>
+              </m:acc>
+            </m:oMath>
+            <w:r>
+              <w:rPr>
+                <w:sz w:val="20"/>
+              </w:rPr>
+              <w:t xml:space="preserve"> </w:t>
+            </w:r>
+            <w:r>
+              <w:rPr>
+                <w:sz w:val="20"/>
+              </w:rPr>
+              <w:t xml:space="preserve">= 1,70;</w:t>
+            </w:r>
+            <w:r>
+              <w:rPr>
+                <w:sz w:val="20"/>
+              </w:rPr>
+              <w:t xml:space="preserve"> </w:t>
+            </w:r>
+            <w:r>
+              <w:rPr>
+                <w:i/>
+                <w:iCs/>
+                <w:sz w:val="20"/>
+              </w:rPr>
+              <w:t xml:space="preserve">cv</w:t>
+            </w:r>
+            <w:r>
+              <w:rPr>
+                <w:sz w:val="20"/>
+              </w:rPr>
+              <w:t xml:space="preserve"> </w:t>
+            </w:r>
+            <w:r>
+              <w:rPr>
+                <w:sz w:val="20"/>
+              </w:rPr>
+              <w:t xml:space="preserve">= 0,75)</w:t>
             </w:r>
           </w:p>
         </w:tc>
@@ -4077,11 +4491,48 @@
               <w:spacing w:after="0" w:before="0"/>
               <w:jc w:val="left"/>
             </w:pPr>
-            <w:r>
-              <w:rPr>
-                <w:sz w:val="20"/>
-              </w:rPr>
-              <w:t xml:space="preserve">0,41</w:t>
+            <m:oMath>
+              <m:sSub>
+                <m:e>
+                  <m:r>
+                    <m:t>p</m:t>
+                  </m:r>
+                </m:e>
+                <m:sub>
+                  <m:r>
+                    <m:t>0</m:t>
+                  </m:r>
+                </m:sub>
+              </m:sSub>
+            </m:oMath>
+            <w:r>
+              <w:rPr>
+                <w:sz w:val="20"/>
+              </w:rPr>
+              <w:t xml:space="preserve"> </w:t>
+            </w:r>
+            <w:r>
+              <w:rPr>
+                <w:sz w:val="20"/>
+              </w:rPr>
+              <w:t xml:space="preserve">de 0,2 a 0,6; ρ = 0 ou 0,2</w:t>
+            </w:r>
+          </w:p>
+        </w:tc>
+        <w:tc>
+          <w:tcPr/>
+          <w:p>
+            <w:pPr>
+              <w:pStyle w:val="Compact"/>
+              <w:keepNext/>
+              <w:spacing w:after="0" w:before="0"/>
+              <w:jc w:val="left"/>
+            </w:pPr>
+            <w:r>
+              <w:rPr>
+                <w:sz w:val="20"/>
+              </w:rPr>
+              <w:t xml:space="preserve">14 a 20</w:t>
             </w:r>
           </w:p>
         </w:tc>
@@ -4100,7 +4551,7 @@
               <w:rPr>
                 <w:sz w:val="20"/>
               </w:rPr>
-              <w:t xml:space="preserve">Sem covariáveis, ρ = 0,2</w:t>
+              <w:t xml:space="preserve">H1b: margem do racionamento, 2023-2024</w:t>
             </w:r>
           </w:p>
         </w:tc>
@@ -4117,7 +4568,7 @@
               <w:rPr>
                 <w:sz w:val="20"/>
               </w:rPr>
-              <w:t xml:space="preserve">0,39</w:t>
+              <w:t xml:space="preserve">20 a 30 projetos por grupo</w:t>
             </w:r>
           </w:p>
         </w:tc>
@@ -4130,11 +4581,48 @@
               <w:spacing w:after="0" w:before="0"/>
               <w:jc w:val="left"/>
             </w:pPr>
-            <w:r>
-              <w:rPr>
-                <w:sz w:val="20"/>
-              </w:rPr>
-              <w:t xml:space="preserve">0,45</w:t>
+            <m:oMath>
+              <m:sSub>
+                <m:e>
+                  <m:r>
+                    <m:t>p</m:t>
+                  </m:r>
+                </m:e>
+                <m:sub>
+                  <m:r>
+                    <m:t>0</m:t>
+                  </m:r>
+                </m:sub>
+              </m:sSub>
+            </m:oMath>
+            <w:r>
+              <w:rPr>
+                <w:sz w:val="20"/>
+              </w:rPr>
+              <w:t xml:space="preserve"> </w:t>
+            </w:r>
+            <w:r>
+              <w:rPr>
+                <w:sz w:val="20"/>
+              </w:rPr>
+              <w:t xml:space="preserve">de 0,2 a 0,6</w:t>
+            </w:r>
+          </w:p>
+        </w:tc>
+        <w:tc>
+          <w:tcPr/>
+          <w:p>
+            <w:pPr>
+              <w:pStyle w:val="Compact"/>
+              <w:keepNext/>
+              <w:spacing w:after="0" w:before="0"/>
+              <w:jc w:val="left"/>
+            </w:pPr>
+            <w:r>
+              <w:rPr>
+                <w:sz w:val="20"/>
+              </w:rPr>
+              <w:t xml:space="preserve">29 a 43</w:t>
             </w:r>
           </w:p>
         </w:tc>
@@ -4153,7 +4641,7 @@
               <w:rPr>
                 <w:sz w:val="20"/>
               </w:rPr>
-              <w:t xml:space="preserve">R² = 0,3, ρ = 0</w:t>
+              <w:t xml:space="preserve">H3: oferta sorteada por agente</w:t>
             </w:r>
           </w:p>
         </w:tc>
@@ -4170,7 +4658,7 @@
               <w:rPr>
                 <w:sz w:val="20"/>
               </w:rPr>
-              <w:t xml:space="preserve">0,29</w:t>
+              <w:t xml:space="preserve">1.000 a 4.000 agentes</w:t>
             </w:r>
           </w:p>
         </w:tc>
@@ -4183,11 +4671,48 @@
               <w:spacing w:after="0" w:before="0"/>
               <w:jc w:val="left"/>
             </w:pPr>
-            <w:r>
-              <w:rPr>
-                <w:sz w:val="20"/>
-              </w:rPr>
-              <w:t xml:space="preserve">0,34</w:t>
+            <m:oMath>
+              <m:sSub>
+                <m:e>
+                  <m:r>
+                    <m:t>p</m:t>
+                  </m:r>
+                </m:e>
+                <m:sub>
+                  <m:r>
+                    <m:t>0</m:t>
+                  </m:r>
+                </m:sub>
+              </m:sSub>
+            </m:oMath>
+            <w:r>
+              <w:rPr>
+                <w:sz w:val="20"/>
+              </w:rPr>
+              <w:t xml:space="preserve"> </w:t>
+            </w:r>
+            <w:r>
+              <w:rPr>
+                <w:sz w:val="20"/>
+              </w:rPr>
+              <w:t xml:space="preserve">de 2% a 10%</w:t>
+            </w:r>
+          </w:p>
+        </w:tc>
+        <w:tc>
+          <w:tcPr/>
+          <w:p>
+            <w:pPr>
+              <w:pStyle w:val="Compact"/>
+              <w:keepNext/>
+              <w:spacing w:after="0" w:before="0"/>
+              <w:jc w:val="left"/>
+            </w:pPr>
+            <w:r>
+              <w:rPr>
+                <w:sz w:val="20"/>
+              </w:rPr>
+              <w:t xml:space="preserve">1,2 a 5,3</w:t>
             </w:r>
           </w:p>
         </w:tc>
@@ -4198,205 +4723,82 @@
           <w:p>
             <w:pPr>
               <w:pStyle w:val="Compact"/>
-              <w:keepNext/>
-              <w:spacing w:after="0" w:before="0"/>
-              <w:jc w:val="left"/>
-            </w:pPr>
-            <w:r>
-              <w:rPr>
-                <w:sz w:val="20"/>
-              </w:rPr>
-              <w:t xml:space="preserve">R² = 0,5, ρ = 0</w:t>
-            </w:r>
-          </w:p>
-        </w:tc>
-        <w:tc>
-          <w:tcPr/>
-          <w:p>
-            <w:pPr>
-              <w:pStyle w:val="Compact"/>
-              <w:keepNext/>
-              <w:spacing w:after="0" w:before="0"/>
-              <w:jc w:val="left"/>
-            </w:pPr>
-            <w:r>
-              <w:rPr>
-                <w:sz w:val="20"/>
-              </w:rPr>
-              <w:t xml:space="preserve">0,25</w:t>
-            </w:r>
-          </w:p>
-        </w:tc>
-        <w:tc>
-          <w:tcPr/>
-          <w:p>
-            <w:pPr>
-              <w:pStyle w:val="Compact"/>
-              <w:keepNext/>
-              <w:spacing w:after="0" w:before="0"/>
-              <w:jc w:val="left"/>
-            </w:pPr>
-            <w:r>
-              <w:rPr>
-                <w:sz w:val="20"/>
-              </w:rPr>
-              <w:t xml:space="preserve">0,29</w:t>
-            </w:r>
-          </w:p>
-        </w:tc>
-      </w:tr>
-      <w:tr>
-        <w:tc>
-          <w:tcPr/>
-          <w:p>
-            <w:pPr>
-              <w:pStyle w:val="Compact"/>
-              <w:keepNext/>
-              <w:spacing w:after="0" w:before="0"/>
-              <w:jc w:val="left"/>
-            </w:pPr>
-            <w:r>
-              <w:rPr>
-                <w:sz w:val="20"/>
-              </w:rPr>
-              <w:t xml:space="preserve">R² = 0,5, ρ = 0,2</w:t>
-            </w:r>
-          </w:p>
-        </w:tc>
-        <w:tc>
-          <w:tcPr/>
-          <w:p>
-            <w:pPr>
-              <w:pStyle w:val="Compact"/>
-              <w:keepNext/>
-              <w:spacing w:after="0" w:before="0"/>
-              <w:jc w:val="left"/>
-            </w:pPr>
-            <w:r>
-              <w:rPr>
-                <w:sz w:val="20"/>
-              </w:rPr>
-              <w:t xml:space="preserve">0,28</w:t>
-            </w:r>
-          </w:p>
-        </w:tc>
-        <w:tc>
-          <w:tcPr/>
-          <w:p>
-            <w:pPr>
-              <w:pStyle w:val="Compact"/>
-              <w:keepNext/>
-              <w:spacing w:after="0" w:before="0"/>
-              <w:jc w:val="left"/>
-            </w:pPr>
-            <w:r>
-              <w:rPr>
-                <w:sz w:val="20"/>
-              </w:rPr>
-              <w:t xml:space="preserve">0,32</w:t>
-            </w:r>
-          </w:p>
-        </w:tc>
-      </w:tr>
-      <w:tr>
-        <w:tc>
-          <w:tcPr/>
-          <w:p>
-            <w:pPr>
-              <w:pStyle w:val="Compact"/>
-              <w:keepNext/>
-              <w:spacing w:after="0" w:before="0"/>
-              <w:jc w:val="left"/>
-            </w:pPr>
-            <w:r>
-              <w:rPr>
-                <w:sz w:val="20"/>
-              </w:rPr>
-              <w:t xml:space="preserve">Um ciclo isolado (2023 ou 2024), sem covariáveis</w:t>
-            </w:r>
-          </w:p>
-        </w:tc>
-        <w:tc>
-          <w:tcPr/>
-          <w:p>
-            <w:pPr>
-              <w:pStyle w:val="Compact"/>
-              <w:keepNext/>
-              <w:spacing w:after="0" w:before="0"/>
-              <w:jc w:val="left"/>
-            </w:pPr>
-            <w:r>
-              <w:rPr>
-                <w:sz w:val="20"/>
-              </w:rPr>
-              <w:t xml:space="preserve">0,53 a 0,58</w:t>
-            </w:r>
-          </w:p>
-        </w:tc>
-        <w:tc>
-          <w:tcPr/>
-          <w:p>
-            <w:pPr>
-              <w:pStyle w:val="Compact"/>
-              <w:keepNext/>
-              <w:spacing w:after="0" w:before="0"/>
-              <w:jc w:val="left"/>
-            </w:pPr>
-            <w:r>
-              <w:rPr>
-                <w:sz w:val="20"/>
-              </w:rPr>
-              <w:t xml:space="preserve">0,62 a 0,67</w:t>
-            </w:r>
-          </w:p>
-        </w:tc>
-      </w:tr>
-      <w:tr>
-        <w:tc>
-          <w:tcPr/>
-          <w:p>
-            <w:pPr>
-              <w:pStyle w:val="Compact"/>
-              <w:spacing w:after="0" w:before="0"/>
-              <w:jc w:val="left"/>
-            </w:pPr>
-            <w:r>
-              <w:rPr>
-                <w:sz w:val="20"/>
-              </w:rPr>
-              <w:t xml:space="preserve">Municipal, 78 municípios, 25% a 50% tratados</w:t>
-            </w:r>
-          </w:p>
-        </w:tc>
-        <w:tc>
-          <w:tcPr/>
-          <w:p>
-            <w:pPr>
-              <w:pStyle w:val="Compact"/>
-              <w:spacing w:after="0" w:before="0"/>
-              <w:jc w:val="left"/>
-            </w:pPr>
-            <w:r>
-              <w:rPr>
-                <w:sz w:val="20"/>
-              </w:rPr>
-              <w:t xml:space="preserve">0,43 a 1,04</w:t>
-            </w:r>
-          </w:p>
-        </w:tc>
-        <w:tc>
-          <w:tcPr/>
-          <w:p>
-            <w:pPr>
-              <w:pStyle w:val="Compact"/>
-              <w:spacing w:after="0" w:before="0"/>
-              <w:jc w:val="left"/>
-            </w:pPr>
-            <w:r>
-              <w:rPr>
-                <w:sz w:val="20"/>
-              </w:rPr>
-              <w:t xml:space="preserve">—</w:t>
+              <w:spacing w:after="0" w:before="0"/>
+              <w:jc w:val="left"/>
+            </w:pPr>
+            <w:r>
+              <w:rPr>
+                <w:sz w:val="20"/>
+              </w:rPr>
+              <w:t xml:space="preserve">H3: oferta sorteada por município</w:t>
+            </w:r>
+          </w:p>
+        </w:tc>
+        <w:tc>
+          <w:tcPr/>
+          <w:p>
+            <w:pPr>
+              <w:pStyle w:val="Compact"/>
+              <w:spacing w:after="0" w:before="0"/>
+              <w:jc w:val="left"/>
+            </w:pPr>
+            <w:r>
+              <w:rPr>
+                <w:sz w:val="20"/>
+              </w:rPr>
+              <w:t xml:space="preserve">71 municípios do interior, 20 a 50 agentes cada</w:t>
+            </w:r>
+          </w:p>
+        </w:tc>
+        <w:tc>
+          <w:tcPr/>
+          <w:p>
+            <w:pPr>
+              <w:pStyle w:val="Compact"/>
+              <w:spacing w:after="0" w:before="0"/>
+              <w:jc w:val="left"/>
+            </w:pPr>
+            <m:oMath>
+              <m:sSub>
+                <m:e>
+                  <m:r>
+                    <m:t>p</m:t>
+                  </m:r>
+                </m:e>
+                <m:sub>
+                  <m:r>
+                    <m:t>0</m:t>
+                  </m:r>
+                </m:sub>
+              </m:sSub>
+            </m:oMath>
+            <w:r>
+              <w:rPr>
+                <w:sz w:val="20"/>
+              </w:rPr>
+              <w:t xml:space="preserve"> </w:t>
+            </w:r>
+            <w:r>
+              <w:rPr>
+                <w:sz w:val="20"/>
+              </w:rPr>
+              <w:t xml:space="preserve">de 5% a 10%; ρ de 0,02 a 0,05</w:t>
+            </w:r>
+          </w:p>
+        </w:tc>
+        <w:tc>
+          <w:tcPr/>
+          <w:p>
+            <w:pPr>
+              <w:pStyle w:val="Compact"/>
+              <w:spacing w:after="0" w:before="0"/>
+              <w:jc w:val="left"/>
+            </w:pPr>
+            <w:r>
+              <w:rPr>
+                <w:sz w:val="20"/>
+              </w:rPr>
+              <w:t xml:space="preserve">2,9 a 6,3</w:t>
             </w:r>
           </w:p>
         </w:tc>
@@ -4423,13 +4825,19 @@
           <w:rStyle w:val="VerbatimChar"/>
           <w:sz w:val="20"/>
         </w:rPr>
-        <w:t xml:space="preserve">analise/tabelas/05_poder_d1_proponente.csv</w:t>
+        <w:t xml:space="preserve">analise/tabelas/07_poder_hipoteses.csv</w:t>
       </w:r>
       <w:r>
         <w:rPr>
           <w:sz w:val="20"/>
         </w:rPr>
-        <w:t xml:space="preserve">,</w:t>
+        <w:t xml:space="preserve"> </w:t>
+      </w:r>
+      <w:r>
+        <w:rPr>
+          <w:sz w:val="20"/>
+        </w:rPr>
+        <w:t xml:space="preserve">(script</w:t>
       </w:r>
       <w:r>
         <w:rPr>
@@ -4442,19 +4850,13 @@
           <w:rStyle w:val="VerbatimChar"/>
           <w:sz w:val="20"/>
         </w:rPr>
-        <w:t xml:space="preserve">licc_emd_ilustrativo.csv</w:t>
+        <w:t xml:space="preserve">analise/07_hipoteses_h1_h3.py</w:t>
       </w:r>
       <w:r>
         <w:rPr>
           <w:sz w:val="20"/>
         </w:rPr>
-        <w:t xml:space="preserve"> </w:t>
-      </w:r>
-      <w:r>
-        <w:rPr>
-          <w:sz w:val="20"/>
-        </w:rPr>
-        <w:t xml:space="preserve">e</w:t>
+        <w:t xml:space="preserve">, com as funções de</w:t>
       </w:r>
       <w:r>
         <w:rPr>
@@ -4467,33 +4869,33 @@
           <w:rStyle w:val="VerbatimChar"/>
           <w:sz w:val="20"/>
         </w:rPr>
-        <w:t xml:space="preserve">05_poder_mde_municipal_did.csv</w:t>
+        <w:t xml:space="preserve">analise/05_poder_mde.py</w:t>
       </w:r>
       <w:r>
         <w:rPr>
           <w:sz w:val="20"/>
         </w:rPr>
-        <w:t xml:space="preserve">. No desenho municipal, o EMD está em desvios-padrão do erro idiossincrático, e a faixa depende de um a cinco anos antes e de um a quatro depois e da autocorrelação do resultado (MCKENZIE, 2012).</w:t>
-      </w:r>
-    </w:p>
-    <w:p>
-      <w:pPr>
-        <w:pStyle w:val="BodyText"/>
-      </w:pPr>
-      <w:r>
-        <w:t xml:space="preserve">O universo disponível detecta, portanto, efeitos a partir de 0,25 a 0,45 desvio-padrão, conforme o cenário. Três implicações seguem. Primeiro, empilhar os três ciclos e usar a linha de base é indispensável: um ciclo isolado só detecta efeitos grandes. Segundo, como a evidência internacional aponta efeitos pequenos, um resultado nulo não pode ser lido como ausência de efeito, e um resultado</w:t>
-      </w:r>
-      <w:r>
-        <w:t xml:space="preserve"> </w:t>
-      </w:r>
-      <w:r>
-        <w:t xml:space="preserve">“significativo”</w:t>
-      </w:r>
-      <w:r>
-        <w:t xml:space="preserve"> </w:t>
-      </w:r>
-      <w:r>
-        <w:t xml:space="preserve">com poder baixo tende a exagerar a magnitude. Com poder de 17%, a estimativa significativa superestima em média o efeito verdadeiro 2,5 vezes (GELMAN; CARLIN, 2014). Terceiro, o desenho municipal serve para descrever, não para concluir. Por isso recomendamos pré-registrar o plano de análise e reportar intervalos de confiança, não só testes.</w:t>
+        <w:t xml:space="preserve">).</w:t>
+      </w:r>
+    </w:p>
+    <w:p>
+      <w:pPr>
+        <w:pStyle w:val="BodyText"/>
+      </w:pPr>
+      <w:r>
+        <w:t xml:space="preserve">A comparação na margem do racionamento só detecta efeitos muito grandes e serve como verificação de robustez. A comparação entre quem captou e quem expirou tem poder razoável, mas seu problema é o viés, não a amostra. O desenho de H3 detecta efeitos de poucos pontos. Com poder baixo, uma estimativa</w:t>
+      </w:r>
+      <w:r>
+        <w:t xml:space="preserve"> </w:t>
+      </w:r>
+      <w:r>
+        <w:t xml:space="preserve">“significativa”</w:t>
+      </w:r>
+      <w:r>
+        <w:t xml:space="preserve"> </w:t>
+      </w:r>
+      <w:r>
+        <w:t xml:space="preserve">tende a exagerar o efeito verdadeiro (GELMAN; CARLIN, 2014), o que recomenda pré-registrar o plano de análise.</w:t>
       </w:r>
     </w:p>
     <w:bookmarkEnd w:id="24"/>
@@ -4511,7 +4913,7 @@
         <w:pStyle w:val="FirstParagraph"/>
       </w:pPr>
       <w:r>
-        <w:t xml:space="preserve">A principal ameaça à validade interna é a seleção por fatores que variam no tempo: um proponente em ascensão pode ter mais chance de captar e crescer de qualquer forma. As tendências anteriores e a análise de sensibilidade mitigam o risco, sem eliminá-lo. A segunda é a violação da hipótese de ausência de interferência entre unidades (SUTVA): com teto vinculante, o que um projeto capta pode faltar a outro, e o grupo de comparação é afetado pelo tratamento. A terceira é a substituição, porque quem não capta pode executar com outra fonte (Rouanet, editais). Por isso o SALIC e os editais entram como resultado e como covariável. A validade externa é limitada: o efeito estimado vale para os habilitados de 2022-2024, sob regras que já mudaram. No plano ético, nenhum desenho proposto nega ou adia acesso a elegíveis. O uso de dados identificados exige anonimização e cuidado com combinações que revelem pequenos proponentes, conforme a LGPD.</w:t>
+        <w:t xml:space="preserve">A primeira ameaça à validade interna é a violação da hipótese de ausência de interferência entre unidades (SUTVA): com o teto fixo, o que um projeto capta falta a outro. Seguem-se a substituição (quem não capta pode executar com outra fonte, por isso o SALIC entra como resultado), a seleção por fatores que mudam no tempo, os eventos externos do período (Lei Paulo Gustavo e Política Nacional Aldir Blanc) e o atrito dos dados: projeto sem registro não é projeto que não aconteceu. A validade externa é limitada. As comparações de H1b valem para o regime de 2022-2024, em que a habilitação precedia a busca por patrocinador. Desde 2025 essa ordem se inverteu e os expirados quase desapareceram (3 em 56 resolvidos no ciclo 2025). No plano ético, nenhum desenho nega ou adia o acesso de elegíveis, e a oferta de apoio só acrescenta informação. O uso de dados identificados exige anonimização, conforme a LGPD, e uma pesquisa com o público exigiria aprovação de comitê de ética.</w:t>
       </w:r>
     </w:p>
     <w:bookmarkEnd w:id="25"/>
@@ -4530,23 +4932,23 @@
         <w:pStyle w:val="FirstParagraph"/>
       </w:pPr>
       <w:r>
-        <w:t xml:space="preserve">A LICC é um gasto tributário de crescimento rápido, sem problema declarado, sem objetivos mensuráveis e sem previsão de avaliação, em que o Estado define quem pode receber e as empresas decidem quem recebe. A avaliação do desenho, feita com os dados oficiais, indica que a premissa central, a de que as empresas escolheriam projetos alinhados aos objetivos públicos, se sustenta mal. A captação favorece projetos que pedem o teto e proponentes recorrentes, o valor habilitado concentra-se na capital, e o financiamento vem de poucos patrocinadores de serviços regulados. As reservas do art. 18 foram preenchidas em 2025, mas atuam sobre a menor parte da desigualdade territorial.</w:t>
-      </w:r>
-    </w:p>
-    <w:p>
-      <w:pPr>
-        <w:pStyle w:val="BodyText"/>
-      </w:pPr>
-      <w:r>
-        <w:t xml:space="preserve">Sem mexer no mecanismo, fora do escopo deste trabalho, há recomendações que dependem só da gestão: declarar objetivos, metas e indicadores; publicar, por projeto, o CNPJ do proponente, a linha, a sede, a captação por cota e as datas; agregar e publicar as contrapartidas executadas e o público; preservar os dados dos inscritos inabilitados e arquivados. Sem isso, nenhuma avaliação de resultado é possível.</w:t>
-      </w:r>
-    </w:p>
-    <w:p>
-      <w:pPr>
-        <w:pStyle w:val="BodyText"/>
-      </w:pPr>
-      <w:r>
-        <w:t xml:space="preserve">A proposta de avaliação de impacto aproveita a janela de 2022-2024, em que a habilitação precedia a busca por patrocinador, para comparar quem captou com quem não captou dentro do mesmo filtro de mérito. O poder alcança efeitos a partir de 0,25 a 0,45 desvio-padrão, e o desenho depende de uma única decisão administrativa: dar acesso ao CNPJ dos proponentes. As limitações deste artigo são as dos dados. A conversão habilitado-captou usa a situação publicada como aproximação, que os anexos de captação de 2022 a 2024 permitem substituir pela captação de cada projeto, a natureza dos proponentes foi inferida do nome, e o retrato territorial cobre 74% do valor.</w:t>
+        <w:t xml:space="preserve">A LICC é um gasto tributário de crescimento rápido, sem problema declarado, sem objetivos mensuráveis e sem previsão de avaliação. Nela o Estado define quem pode receber e as empresas decidem quem recebe. A teoria da mudança reconstruída mostra onde isso pesa. A habilitação qualifica, mas não prioriza, e o racionamento no teto segue a ordem de chegada: duas premissas de critério que o desenho não atende. A premissa de que as empresas escolheriam projetos alinhados aos objetivos públicos é contestada. O financiamento vem de poucas empresas de serviços regulados, mas a escolha não mostra viés territorial forte. A entrada e a entrega, os dois extremos da cadeia, são indeterminadas porque a SECULT não publica os inscritos nem o público alcançado.</w:t>
+      </w:r>
+    </w:p>
+    <w:p>
+      <w:pPr>
+        <w:pStyle w:val="BodyText"/>
+      </w:pPr>
+      <w:r>
+        <w:t xml:space="preserve">Sem mexer no mecanismo, fora do escopo deste trabalho, há recomendações que dependem só da gestão: declarar objetivos, metas e indicadores; publicar os inscritos e os motivos de inabilitação; publicar, por projeto, o CNPJ do proponente, a sede, a captação por cota e as datas; e agregar e publicar as contrapartidas executadas e o público, como a própria lei já exige para os benefícios concedidos.</w:t>
+      </w:r>
+    </w:p>
+    <w:p>
+      <w:pPr>
+        <w:pStyle w:val="BodyText"/>
+      </w:pPr>
+      <w:r>
+        <w:t xml:space="preserve">A proposta de avaliação transforma as premissas em três perguntas: a adicionalidade do financiamento (H1b), identificável pelo racionamento no teto e pelos habilitados que não captaram; o efeito do atrito na entrada (H3), identificável por uma oferta sorteada de apoio à inscrição, com bom poder; e o papel da avaliação da SECULT (H2a), que depende de haver nota no parecer. As limitações são as dos dados. A situação publicada serve de aproximação para a captação, a estreia é medida por nome de proponente, e o retrato territorial cobre 74% do valor.</w:t>
       </w:r>
     </w:p>
     <w:bookmarkEnd w:id="27"/>
@@ -4619,6 +5021,27 @@
         <w:pStyle w:val="BodyText"/>
       </w:pPr>
       <w:r>
+        <w:t xml:space="preserve">BAIRD, Sarah; BOHREN, J. Aislinn; McINTOSH, Craig; ÖZLER, Berk. Optimal design of experiments in the presence of interference.</w:t>
+      </w:r>
+      <w:r>
+        <w:t xml:space="preserve"> </w:t>
+      </w:r>
+      <w:r>
+        <w:rPr>
+          <w:b/>
+          <w:bCs/>
+        </w:rPr>
+        <w:t xml:space="preserve">The Review of Economics and Statistics</w:t>
+      </w:r>
+      <w:r>
+        <w:t xml:space="preserve">, v. 100, n. 5, p. 844-860, 2018. DOI: 10.1162/rest_a_00716.</w:t>
+      </w:r>
+    </w:p>
+    <w:p>
+      <w:pPr>
+        <w:pStyle w:val="BodyText"/>
+      </w:pPr>
+      <w:r>
         <w:t xml:space="preserve">BAUMOL, William J.; BOWEN, William G.</w:t>
       </w:r>
       <w:r>
@@ -4670,6 +5093,27 @@
         <w:pStyle w:val="BodyText"/>
       </w:pPr>
       <w:r>
+        <w:t xml:space="preserve">BERTRAND, Marianne; BOMBARDINI, Matilde; FISMAN, Raymond; TREBBI, Francesco. Tax-exempt lobbying: corporate philanthropy as a tool for political influence.</w:t>
+      </w:r>
+      <w:r>
+        <w:t xml:space="preserve"> </w:t>
+      </w:r>
+      <w:r>
+        <w:rPr>
+          <w:b/>
+          <w:bCs/>
+        </w:rPr>
+        <w:t xml:space="preserve">American Economic Review</w:t>
+      </w:r>
+      <w:r>
+        <w:t xml:space="preserve">, v. 110, n. 7, p. 2065-2102, 2020. DOI: 10.1257/aer.20180615.</w:t>
+      </w:r>
+    </w:p>
+    <w:p>
+      <w:pPr>
+        <w:pStyle w:val="BodyText"/>
+      </w:pPr>
+      <w:r>
         <w:t xml:space="preserve">BORGONOVI, Francesca; O’HARE, Michael. The impact of the National Endowment for the Arts in the United States: institutional and sectoral effects on private funding.</w:t>
       </w:r>
       <w:r>
@@ -4754,20 +5198,41 @@
         <w:pStyle w:val="BodyText"/>
       </w:pPr>
       <w:r>
-        <w:t xml:space="preserve">BRONZINI, R.; MOCETTI, S.; MONGARDINI, M. The economic effects of big events: evidence from the Great Jubilee 2000 in Rome.</w:t>
-      </w:r>
-      <w:r>
-        <w:t xml:space="preserve"> </w:t>
-      </w:r>
-      <w:r>
-        <w:rPr>
-          <w:b/>
-          <w:bCs/>
-        </w:rPr>
-        <w:t xml:space="preserve">Journal of Regional Science</w:t>
-      </w:r>
-      <w:r>
-        <w:t xml:space="preserve">, v. 60, n. 4, p. 801-822, 2020. DOI: 10.1111/jors.12485.</w:t>
+        <w:t xml:space="preserve">BRASIL. Secretaria do Tesouro Nacional.</w:t>
+      </w:r>
+      <w:r>
+        <w:t xml:space="preserve"> </w:t>
+      </w:r>
+      <w:r>
+        <w:rPr>
+          <w:b/>
+          <w:bCs/>
+        </w:rPr>
+        <w:t xml:space="preserve">SICONFI</w:t>
+      </w:r>
+      <w:r>
+        <w:t xml:space="preserve">: Declaração de Contas Anuais (DCA) do Estado do Espírito Santo e de seus municípios, 2021-2025. Brasília: STN, 2026a. Disponível em: https://apidatalake.tesouro.gov.br/ords/siconfi/tt/dca. Acesso em: 23 set. 2026.</w:t>
+      </w:r>
+    </w:p>
+    <w:p>
+      <w:pPr>
+        <w:pStyle w:val="BodyText"/>
+      </w:pPr>
+      <w:r>
+        <w:t xml:space="preserve">BRASIL. Ministério da Cultura.</w:t>
+      </w:r>
+      <w:r>
+        <w:t xml:space="preserve"> </w:t>
+      </w:r>
+      <w:r>
+        <w:rPr>
+          <w:b/>
+          <w:bCs/>
+        </w:rPr>
+        <w:t xml:space="preserve">SALIC</w:t>
+      </w:r>
+      <w:r>
+        <w:t xml:space="preserve">: API de dados abertos (projetos e incentivadores da Lei Rouanet). Brasília: MinC, 2026b. Disponível em: https://api.salic.cultura.gov.br/api/v1. Acesso em: 24 set. 2026.</w:t>
       </w:r>
     </w:p>
     <w:p>
@@ -4817,27 +5282,6 @@
         <w:pStyle w:val="BodyText"/>
       </w:pPr>
       <w:r>
-        <w:t xml:space="preserve">CALLAWAY, Brantly; SANT’ANNA, Pedro H. C. Difference-in-differences with multiple time periods.</w:t>
-      </w:r>
-      <w:r>
-        <w:t xml:space="preserve"> </w:t>
-      </w:r>
-      <w:r>
-        <w:rPr>
-          <w:b/>
-          <w:bCs/>
-        </w:rPr>
-        <w:t xml:space="preserve">Journal of Econometrics</w:t>
-      </w:r>
-      <w:r>
-        <w:t xml:space="preserve">, v. 225, n. 2, p. 200-230, 2021. DOI: 10.1016/j.jeconom.2020.12.001.</w:t>
-      </w:r>
-    </w:p>
-    <w:p>
-      <w:pPr>
-        <w:pStyle w:val="BodyText"/>
-      </w:pPr>
-      <w:r>
         <w:t xml:space="preserve">COSTA, Camila Furlan da; MEDEIROS, Igor Baptista de Oliveira; BUCCO, Guilherme Brandelli. O financiamento da cultura no Brasil no período 2003-15: um caminho para geração de renda monopolista.</w:t>
       </w:r>
       <w:r>
@@ -4985,6 +5429,27 @@
         <w:pStyle w:val="BodyText"/>
       </w:pPr>
       <w:r>
+        <w:t xml:space="preserve">FINKELSTEIN, Amy; NOTOWIDIGDO, Matthew J. Take-up and targeting: experimental evidence from SNAP.</w:t>
+      </w:r>
+      <w:r>
+        <w:t xml:space="preserve"> </w:t>
+      </w:r>
+      <w:r>
+        <w:rPr>
+          <w:b/>
+          <w:bCs/>
+        </w:rPr>
+        <w:t xml:space="preserve">The Quarterly Journal of Economics</w:t>
+      </w:r>
+      <w:r>
+        <w:t xml:space="preserve">, v. 134, n. 3, p. 1505-1556, 2019. DOI: 10.1093/qje/qjz013.</w:t>
+      </w:r>
+    </w:p>
+    <w:p>
+      <w:pPr>
+        <w:pStyle w:val="BodyText"/>
+      </w:pPr>
+      <w:r>
         <w:t xml:space="preserve">GELMAN, Andrew; CARLIN, John. Beyond power calculations: assessing type S (sign) and type M (magnitude) errors.</w:t>
       </w:r>
       <w:r>
@@ -5048,27 +5513,6 @@
         <w:pStyle w:val="BodyText"/>
       </w:pPr>
       <w:r>
-        <w:t xml:space="preserve">GOODMAN-BACON, Andrew. Difference-in-differences with variation in treatment timing.</w:t>
-      </w:r>
-      <w:r>
-        <w:t xml:space="preserve"> </w:t>
-      </w:r>
-      <w:r>
-        <w:rPr>
-          <w:b/>
-          <w:bCs/>
-        </w:rPr>
-        <w:t xml:space="preserve">Journal of Econometrics</w:t>
-      </w:r>
-      <w:r>
-        <w:t xml:space="preserve">, v. 225, n. 2, p. 254-277, 2021. DOI: 10.1016/j.jeconom.2021.03.014.</w:t>
-      </w:r>
-    </w:p>
-    <w:p>
-      <w:pPr>
-        <w:pStyle w:val="BodyText"/>
-      </w:pPr>
-      <w:r>
         <w:t xml:space="preserve">GUIMARÃES, Bruno Costa. Concentração cultural: por que podemos dizer que, no Brasil, o investimento na cultura está mais concentrado que o PIB?</w:t>
       </w:r>
       <w:r>
@@ -5132,20 +5576,41 @@
         <w:pStyle w:val="BodyText"/>
       </w:pPr>
       <w:r>
-        <w:t xml:space="preserve">MCKENZIE, David. Beyond baseline and follow-up: the case for more T in experiments.</w:t>
-      </w:r>
-      <w:r>
-        <w:t xml:space="preserve"> </w:t>
-      </w:r>
-      <w:r>
-        <w:rPr>
-          <w:b/>
-          <w:bCs/>
-        </w:rPr>
-        <w:t xml:space="preserve">Journal of Development Economics</w:t>
-      </w:r>
-      <w:r>
-        <w:t xml:space="preserve">, v. 99, n. 2, p. 210-221, 2012. DOI: 10.1016/j.jdeveco.2012.01.002.</w:t>
+        <w:t xml:space="preserve">MAYNE, John. Useful theory of change models.</w:t>
+      </w:r>
+      <w:r>
+        <w:t xml:space="preserve"> </w:t>
+      </w:r>
+      <w:r>
+        <w:rPr>
+          <w:b/>
+          <w:bCs/>
+        </w:rPr>
+        <w:t xml:space="preserve">Canadian Journal of Program Evaluation</w:t>
+      </w:r>
+      <w:r>
+        <w:t xml:space="preserve">, v. 30, n. 2, p. 119-142, 2015. DOI: 10.3138/cjpe.230.</w:t>
+      </w:r>
+    </w:p>
+    <w:p>
+      <w:pPr>
+        <w:pStyle w:val="BodyText"/>
+      </w:pPr>
+      <w:r>
+        <w:t xml:space="preserve">MOYNIHAN, Donald; HERD, Pamela; HARVEY, Hope. Administrative burden: learning, psychological, and compliance costs in citizen-state interactions.</w:t>
+      </w:r>
+      <w:r>
+        <w:t xml:space="preserve"> </w:t>
+      </w:r>
+      <w:r>
+        <w:rPr>
+          <w:b/>
+          <w:bCs/>
+        </w:rPr>
+        <w:t xml:space="preserve">Journal of Public Administration Research and Theory</w:t>
+      </w:r>
+      <w:r>
+        <w:t xml:space="preserve">, v. 25, n. 1, p. 43-69, 2015. DOI: 10.1093/jopart/muu009.</w:t>
       </w:r>
     </w:p>
     <w:p>
@@ -5167,48 +5632,6 @@
       </w:r>
       <w:r>
         <w:t xml:space="preserve">, v. 24, n. 3, p. 205-224, 2000. DOI: 10.1023/A:1007653328733.</w:t>
-      </w:r>
-    </w:p>
-    <w:p>
-      <w:pPr>
-        <w:pStyle w:val="BodyText"/>
-      </w:pPr>
-      <w:r>
-        <w:t xml:space="preserve">RAMBACHAN, Ashesh; ROTH, Jonathan. A more credible approach to parallel trends.</w:t>
-      </w:r>
-      <w:r>
-        <w:t xml:space="preserve"> </w:t>
-      </w:r>
-      <w:r>
-        <w:rPr>
-          <w:b/>
-          <w:bCs/>
-        </w:rPr>
-        <w:t xml:space="preserve">The Review of Economic Studies</w:t>
-      </w:r>
-      <w:r>
-        <w:t xml:space="preserve">, v. 90, n. 5, p. 2555-2591, 2023. DOI: 10.1093/restud/rdad018.</w:t>
-      </w:r>
-    </w:p>
-    <w:p>
-      <w:pPr>
-        <w:pStyle w:val="BodyText"/>
-      </w:pPr>
-      <w:r>
-        <w:t xml:space="preserve">SANT’ANNA, Pedro H. C.; ZHAO, Jun. Doubly robust difference-in-differences estimators.</w:t>
-      </w:r>
-      <w:r>
-        <w:t xml:space="preserve"> </w:t>
-      </w:r>
-      <w:r>
-        <w:rPr>
-          <w:b/>
-          <w:bCs/>
-        </w:rPr>
-        <w:t xml:space="preserve">Journal of Econometrics</w:t>
-      </w:r>
-      <w:r>
-        <w:t xml:space="preserve">, v. 219, n. 1, p. 101-122, 2020. DOI: 10.1016/j.jeconom.2020.06.003.</w:t>
       </w:r>
     </w:p>
     <w:p>
@@ -5263,7 +5686,28 @@
         <w:t xml:space="preserve">Diário Oficial dos Poderes do Estado</w:t>
       </w:r>
       <w:r>
-        <w:t xml:space="preserve">, Vitória, 1º fev. 2023. Disponível em: https://secult.es.gov.br/instrucao-normativa-licc-2023. Acesso em: 24 set. 2026.</w:t>
+        <w:t xml:space="preserve">, Vitória, 1º fev. 2023a. Disponível em: https://secult.es.gov.br/instrucao-normativa-licc-2023. Acesso em: 24 set. 2026.</w:t>
+      </w:r>
+    </w:p>
+    <w:p>
+      <w:pPr>
+        <w:pStyle w:val="BodyText"/>
+      </w:pPr>
+      <w:r>
+        <w:t xml:space="preserve">SECULT – SECRETARIA DE ESTADO DA CULTURA DO ESPÍRITO SANTO. Regimento interno da Comissão de Avaliação Permanente (CAP) da Lei de Incentivo à Cultura Capixaba.</w:t>
+      </w:r>
+      <w:r>
+        <w:t xml:space="preserve"> </w:t>
+      </w:r>
+      <w:r>
+        <w:rPr>
+          <w:b/>
+          <w:bCs/>
+        </w:rPr>
+        <w:t xml:space="preserve">Diário Oficial dos Poderes do Estado</w:t>
+      </w:r>
+      <w:r>
+        <w:t xml:space="preserve">, Vitória, 16 fev. 2023b. Disponível em: https://secult.es.gov.br/legislacao-licc. Acesso em: 23 set. 2026.</w:t>
       </w:r>
     </w:p>
     <w:p>
@@ -5427,6 +5871,27 @@
           <w:b/>
           <w:bCs/>
         </w:rPr>
+        <w:t xml:space="preserve">Mapa Cultural do Espírito Santo</w:t>
+      </w:r>
+      <w:r>
+        <w:t xml:space="preserve">: API pública de agentes e oportunidades (inclusive as fases de avaliação da LICC). Vitória: SECULT, 2026e. Disponível em: https://mapa.cultura.es.gov.br. Acesso em: 24 set. 2026.</w:t>
+      </w:r>
+    </w:p>
+    <w:p>
+      <w:pPr>
+        <w:pStyle w:val="BodyText"/>
+      </w:pPr>
+      <w:r>
+        <w:t xml:space="preserve">SECULT – SECRETARIA DE ESTADO DA CULTURA DO ESPÍRITO SANTO.</w:t>
+      </w:r>
+      <w:r>
+        <w:t xml:space="preserve"> </w:t>
+      </w:r>
+      <w:r>
+        <w:rPr>
+          <w:b/>
+          <w:bCs/>
+        </w:rPr>
         <w:t xml:space="preserve">Sobre a LICC</w:t>
       </w:r>
       <w:r>
@@ -5496,27 +5961,6 @@
         <w:pStyle w:val="BodyText"/>
       </w:pPr>
       <w:r>
-        <w:t xml:space="preserve">SMITH, T. M. The impact of government funding on private contributions to nonprofit performing arts organizations.</w:t>
-      </w:r>
-      <w:r>
-        <w:t xml:space="preserve"> </w:t>
-      </w:r>
-      <w:r>
-        <w:rPr>
-          <w:b/>
-          <w:bCs/>
-        </w:rPr>
-        <w:t xml:space="preserve">Annals of Public and Cooperative Economics</w:t>
-      </w:r>
-      <w:r>
-        <w:t xml:space="preserve">, v. 78, n. 1, p. 137-160, 2007. DOI: 10.1111/j.1467-8292.2007.00329.x.</w:t>
-      </w:r>
-    </w:p>
-    <w:p>
-      <w:pPr>
-        <w:pStyle w:val="BodyText"/>
-      </w:pPr>
-      <w:r>
         <w:t xml:space="preserve">TEIXEIRA, Lusvânio Carlos; XAVIER, Wescley Silva; FARIA, Evandro Rodrigues de; BRAVIM, Márcio Teixeira. Relação entre os equipamentos e políticas culturais dos municípios de Minas Gerais e a captação de recursos via Lei Estadual de Incentivo à Cultura.</w:t>
       </w:r>
       <w:r>
@@ -5615,6 +6059,27 @@
       </w:r>
       <w:r>
         <w:t xml:space="preserve">: a practical guide. Mandaluyong City: Asian Development Bank, 2017. DOI: 10.22617/TCS179188-2.</w:t>
+      </w:r>
+    </w:p>
+    <w:p>
+      <w:pPr>
+        <w:pStyle w:val="BodyText"/>
+      </w:pPr>
+      <w:r>
+        <w:t xml:space="preserve">WILLIAMS, Martin J. External validity and policy adaptation: from impact evaluation to policy design.</w:t>
+      </w:r>
+      <w:r>
+        <w:t xml:space="preserve"> </w:t>
+      </w:r>
+      <w:r>
+        <w:rPr>
+          <w:b/>
+          <w:bCs/>
+        </w:rPr>
+        <w:t xml:space="preserve">The World Bank Research Observer</w:t>
+      </w:r>
+      <w:r>
+        <w:t xml:space="preserve">, v. 35, n. 2, p. 158-191, 2020. [VERIFICAR DOI]</w:t>
       </w:r>
     </w:p>
     <w:bookmarkEnd w:id="28"/>
@@ -5632,7 +6097,7 @@
         <w:pStyle w:val="FirstParagraph"/>
       </w:pPr>
       <w:r>
-        <w:t xml:space="preserve">[MODELO A CONFERIR — a instrução da disciplina remete a um modelo anexo, conforme a Portaria CNPq nº 2.664/2026, que não foi localizado.] Os autores declaram que utilizaram ferramenta de inteligência artificial generativa (Claude, da Anthropic) como apoio na organização dos dados administrativos, na programação dos scripts de análise, na busca e conferência de referências e na redação de versões preliminares do texto. Todo o conteúdo foi revisado pelos autores, que assumem integral responsabilidade pelos dados, análises, interpretações e conclusões apresentados. As referências foram conferidas nas fontes indicadas, e os dados e scripts estão disponíveis para verificação no repositório citado.</w:t>
+        <w:t xml:space="preserve">[Adequar ao modelo anexo às instruções da disciplina.] Os autores utilizaram ferramenta de inteligência artificial generativa (Claude, da Anthropic) como apoio na organização dos dados, na programação dos scripts de análise e das figuras, na busca e conferência de referências e na redação de versões preliminares do texto, conforme a Portaria CNPq nº 2.664/2026. Todo o conteúdo foi revisado pelos autores, que assumem integral responsabilidade pelos dados, análises e conclusões. Dados e scripts estão no repositório citado.</w:t>
       </w:r>
     </w:p>
     <w:bookmarkEnd w:id="29"/>
@@ -5868,8 +6333,117 @@
       </w:pPr>
     </w:lvl>
   </w:abstractNum>
+  <w:abstractNum w:abstractNumId="991">
+    <w:nsid w:val="0000A991"/>
+    <w:multiLevelType w:val="multilevel"/>
+    <w:lvl w:ilvl="0">
+      <w:numFmt w:val="bullet"/>
+      <w:lvlText w:val=""/>
+      <w:lvlJc w:val="left"/>
+      <w:pPr>
+        <w:ind w:left="720" w:hanging="360"/>
+      </w:pPr>
+      <w:rPr>
+        <w:rFonts w:ascii="Symbol" w:hAnsi="Symbol" w:cs="Symbol" w:hint="default"/>
+      </w:rPr>
+    </w:lvl>
+    <w:lvl w:ilvl="1">
+      <w:numFmt w:val="bullet"/>
+      <w:lvlText w:val="o"/>
+      <w:lvlJc w:val="left"/>
+      <w:pPr>
+        <w:ind w:left="1440" w:hanging="360"/>
+      </w:pPr>
+      <w:rPr>
+        <w:rFonts w:ascii="Courier New" w:hAnsi="Courier New" w:cs="Courier New" w:hint="default"/>
+      </w:rPr>
+    </w:lvl>
+    <w:lvl w:ilvl="2">
+      <w:numFmt w:val="bullet"/>
+      <w:lvlText w:val=""/>
+      <w:lvlJc w:val="left"/>
+      <w:pPr>
+        <w:ind w:left="2160" w:hanging="360"/>
+      </w:pPr>
+      <w:rPr>
+        <w:rFonts w:ascii="Wingdings" w:hAnsi="Wingdings" w:cs="Wingdings" w:hint="default"/>
+      </w:rPr>
+    </w:lvl>
+    <w:lvl w:ilvl="3">
+      <w:numFmt w:val="bullet"/>
+      <w:lvlText w:val=""/>
+      <w:lvlJc w:val="left"/>
+      <w:pPr>
+        <w:ind w:left="2880" w:hanging="360"/>
+      </w:pPr>
+      <w:rPr>
+        <w:rFonts w:ascii="Symbol" w:hAnsi="Symbol" w:cs="Symbol" w:hint="default"/>
+      </w:rPr>
+    </w:lvl>
+    <w:lvl w:ilvl="4">
+      <w:numFmt w:val="bullet"/>
+      <w:lvlText w:val="o"/>
+      <w:lvlJc w:val="left"/>
+      <w:pPr>
+        <w:ind w:left="3600" w:hanging="360"/>
+      </w:pPr>
+      <w:rPr>
+        <w:rFonts w:ascii="Courier New" w:hAnsi="Courier New" w:cs="Courier New" w:hint="default"/>
+      </w:rPr>
+    </w:lvl>
+    <w:lvl w:ilvl="5">
+      <w:numFmt w:val="bullet"/>
+      <w:lvlText w:val=""/>
+      <w:lvlJc w:val="left"/>
+      <w:pPr>
+        <w:ind w:left="4320" w:hanging="360"/>
+      </w:pPr>
+      <w:rPr>
+        <w:rFonts w:ascii="Wingdings" w:hAnsi="Wingdings" w:cs="Wingdings" w:hint="default"/>
+      </w:rPr>
+    </w:lvl>
+    <w:lvl w:ilvl="6">
+      <w:numFmt w:val="bullet"/>
+      <w:lvlText w:val=""/>
+      <w:lvlJc w:val="left"/>
+      <w:pPr>
+        <w:ind w:left="5040" w:hanging="360"/>
+      </w:pPr>
+      <w:rPr>
+        <w:rFonts w:ascii="Symbol" w:hAnsi="Symbol" w:cs="Symbol" w:hint="default"/>
+      </w:rPr>
+    </w:lvl>
+    <w:lvl w:ilvl="7">
+      <w:numFmt w:val="bullet"/>
+      <w:lvlText w:val="o"/>
+      <w:lvlJc w:val="left"/>
+      <w:pPr>
+        <w:ind w:left="5760" w:hanging="360"/>
+      </w:pPr>
+      <w:rPr>
+        <w:rFonts w:ascii="Courier New" w:hAnsi="Courier New" w:cs="Courier New" w:hint="default"/>
+      </w:rPr>
+    </w:lvl>
+    <w:lvl w:ilvl="8">
+      <w:numFmt w:val="bullet"/>
+      <w:lvlText w:val=""/>
+      <w:lvlJc w:val="left"/>
+      <w:pPr>
+        <w:ind w:left="6480" w:hanging="360"/>
+      </w:pPr>
+      <w:rPr>
+        <w:rFonts w:ascii="Wingdings" w:hAnsi="Wingdings" w:cs="Wingdings" w:hint="default"/>
+      </w:rPr>
+    </w:lvl>
+  </w:abstractNum>
   <w:num w:numId="1000">
     <w:abstractNumId w:val="990"/>
+  </w:num>
+  <w:num w:numId="1001">
+    <w:abstractNumId w:val="991"/>
+  </w:num>
+  <w:num w:numId="1002">
+    <w:abstractNumId w:val="991"/>
   </w:num>
 </w:numbering>
 </file>

--- a/artigo/rascunho-artigo.docx
+++ b/artigo/rascunho-artigo.docx
@@ -1979,7 +1979,7 @@
               <w:rPr>
                 <w:sz w:val="20"/>
               </w:rPr>
-              <w:t xml:space="preserve">Parecer e CAP decidem só habilitar ou não, em fluxo contínuo; nenhuma norma prevê nota ou ordem de prioridade. Em 2022-2024, 95 de 293 habilitados expiraram sem captar</w:t>
+              <w:t xml:space="preserve">O parecer indica, por critério, se o projeto atende ou não, e a CAP decide só habilitar ou não, em fluxo contínuo; não há nota nem ordem de prioridade. Em 2022-2024, 95 de 293 habilitados expiraram sem captar</w:t>
             </w:r>
           </w:p>
         </w:tc>
@@ -2333,7 +2333,19 @@
         <w:t xml:space="preserve">“avaliação simplificada”</w:t>
       </w:r>
       <w:r>
-        <w:t xml:space="preserve">, não como avaliação técnica (SECULT, 2026e). Se o formulário de parecer atribui nota aos critérios, ela não é publicada e não decide quem recebe. A habilitação qualifica, mas não prioriza, e autoriza mais do que o teto financia. A escolha entre projetos considerados aptos passa, assim, à empresa e à fila de validação. De 2023 a 2025 a captação esgotou o montante de cada ano ao centavo, e o excesso de demanda com patrocinador foi racionado pela ordem de chegada dos termos, não por mérito (SECULT, 2026c).</w:t>
+        <w:t xml:space="preserve">, não como avaliação técnica (SECULT, 2026e). O modelo de parecer também não atribui nota: para cada critério, o parecerista indica se o projeto</w:t>
+      </w:r>
+      <w:r>
+        <w:t xml:space="preserve"> </w:t>
+      </w:r>
+      <w:r>
+        <w:t xml:space="preserve">“atende ou não”</w:t>
+      </w:r>
+      <w:r>
+        <w:t xml:space="preserve"> </w:t>
+      </w:r>
+      <w:r>
+        <w:t xml:space="preserve">e, ao final, sugere habilitação, inabilitação ou diligência (SECULT, 2026f). A única pontuação do processo é a dos pareceristas, no edital que os credencia. A habilitação qualifica, mas não prioriza, e autoriza mais do que o teto financia. A escolha entre projetos considerados aptos passa, assim, à empresa e à fila de validação. De 2023 a 2025 a captação esgotou o montante de cada ano ao centavo, e o excesso de demanda com patrocinador foi racionado pela ordem de chegada dos termos, não por mérito (SECULT, 2026c).</w:t>
       </w:r>
     </w:p>
     <w:p>
@@ -3211,7 +3223,7 @@
         <w:t xml:space="preserve"> </w:t>
       </w:r>
       <w:r>
-        <w:t xml:space="preserve">Se o formulário de parecer atribuir nota com ponto de corte, a regressão descontínua na habilitação se torna candidata, desde que o proponente não manipule a nota. Sem nota, a pergunta fica descritiva: a associação entre a avaliação da SECULT e a captação.</w:t>
+        <w:t xml:space="preserve">Como o parecer não atribui nota, não há ponto de corte para regressão descontínua. A pergunta fica descritiva: se a captação se associa ao que o parecer registrou (critérios atendidos, diligências), com os pareceres obtidos por LAI.</w:t>
       </w:r>
     </w:p>
     <w:bookmarkEnd w:id="22"/>
@@ -4948,7 +4960,7 @@
         <w:pStyle w:val="BodyText"/>
       </w:pPr>
       <w:r>
-        <w:t xml:space="preserve">A proposta de avaliação transforma as premissas em três perguntas: a adicionalidade do financiamento (H1b), identificável pelo racionamento no teto e pelos habilitados que não captaram; o efeito do atrito na entrada (H3), identificável por uma oferta sorteada de apoio à inscrição, com bom poder; e o papel da avaliação da SECULT (H2a), que depende de haver nota no parecer. As limitações são as dos dados. A situação publicada serve de aproximação para a captação, a estreia é medida por nome de proponente, e o retrato territorial cobre 74% do valor.</w:t>
+        <w:t xml:space="preserve">A proposta de avaliação transforma as premissas em três perguntas: a adicionalidade do financiamento (H1b), identificável pelo racionamento no teto e pelos habilitados que não captaram; o efeito do atrito na entrada (H3), identificável por uma oferta sorteada de apoio à inscrição, com bom poder; e o papel da avaliação da SECULT (H2a), que, sem nota no parecer, fica descritivo. As limitações são as dos dados. A situação publicada serve de aproximação para a captação, a estreia é medida por nome de proponente, e o retrato territorial cobre 74% do valor.</w:t>
       </w:r>
     </w:p>
     <w:bookmarkEnd w:id="27"/>
@@ -5892,6 +5904,27 @@
           <w:b/>
           <w:bCs/>
         </w:rPr>
+        <w:t xml:space="preserve">Parecer técnico cultural LICC</w:t>
+      </w:r>
+      <w:r>
+        <w:t xml:space="preserve">: modelo padrão. Vitória: SECULT, 2026f. Disponível em: https://secult.es.gov.br/LICC. Acesso em: 24 set. 2026.</w:t>
+      </w:r>
+    </w:p>
+    <w:p>
+      <w:pPr>
+        <w:pStyle w:val="BodyText"/>
+      </w:pPr>
+      <w:r>
+        <w:t xml:space="preserve">SECULT – SECRETARIA DE ESTADO DA CULTURA DO ESPÍRITO SANTO.</w:t>
+      </w:r>
+      <w:r>
+        <w:t xml:space="preserve"> </w:t>
+      </w:r>
+      <w:r>
+        <w:rPr>
+          <w:b/>
+          <w:bCs/>
+        </w:rPr>
         <w:t xml:space="preserve">Sobre a LICC</w:t>
       </w:r>
       <w:r>
@@ -6079,7 +6112,7 @@
         <w:t xml:space="preserve">The World Bank Research Observer</w:t>
       </w:r>
       <w:r>
-        <w:t xml:space="preserve">, v. 35, n. 2, p. 158-191, 2020. [VERIFICAR DOI]</w:t>
+        <w:t xml:space="preserve">, v. 35, n. 2, p. 158-191, 2020. DOI: 10.1093/wbro/lky010.</w:t>
       </w:r>
     </w:p>
     <w:bookmarkEnd w:id="28"/>

--- a/artigo/rascunho-artigo.docx
+++ b/artigo/rascunho-artigo.docx
@@ -123,7 +123,7 @@
         <w:pStyle w:val="BodyText"/>
       </w:pPr>
       <w:r>
-        <w:t xml:space="preserve">Avaliar a LICC se justifica por três razões. Primeiro, é gasto público que não passa pelo lado da despesa do orçamento: a renúncia efetiva equivale a 14% a 21% do gasto estadual direto na função cultura em 2022-2025 (SECULT, 2026c; BRASIL, 2026a). Segundo, quem decide o destino do recurso é a empresa patrocinadora, e não o Estado, o que torna a política exposta às críticas de concentração e de lógica de marketing feitas à Lei Rouanet (SILVA, 2017; DEKKER; RODRIGUES, 2019). Terceiro, a política é nova e muda de regra a cada ano; sua primeira avaliação, conduzida pelo Instituto Jones dos Santos Neves (IJSN) com a SECULT e a FAPES, teve resultados preliminares apresentados em julho de 2026 (SECULT, 2026d), aos quais este artigo não teve acesso.</w:t>
+        <w:t xml:space="preserve">Avaliar a LICC se justifica por três razões. Primeiro, é gasto público que não passa pelo lado da despesa do orçamento: a renúncia efetiva equivale a 14% a 21% do gasto estadual direto na função cultura em 2022-2025 (SECULT, 2026c; BRASIL, 2026a). Segundo, quem decide o destino do recurso é a empresa patrocinadora, e não o Estado, o que torna a política exposta às críticas de concentração e de lógica de marketing feitas à Lei Rouanet (SILVA, 2017; DEKKER; RODRIGUES, 2019). Terceiro, a política é nova e muda de regra a cada ano; sua primeira avaliação, conduzida pelo Instituto Jones dos Santos Neves com a SECULT e a FAPES, teve resultados preliminares apresentados em julho de 2026 (SECULT, 2026d), aos quais este artigo não teve acesso.</w:t>
       </w:r>
     </w:p>
     <w:p>
@@ -144,7 +144,7 @@
         <w:t xml:space="preserve">como ela está</w:t>
       </w:r>
       <w:r>
-        <w:t xml:space="preserve">, sem propor redesenho do mecanismo, e estruturar uma avaliação de impacto, com desenho amostral, fontes de dados e cálculo de poder. A seção 2 caracteriza a política; a seção 3 revisa a literatura; a seção 4 reconstrói a teoria da mudança e audita suas premissas com os dados administrativos; a seção 5 transforma as premissas em perguntas de avaliação de impacto, com desenho da amostra, fontes de dados e cálculo do poder; a seção 6 conclui.</w:t>
+        <w:t xml:space="preserve">, sem propor redesenho do mecanismo, e estruturar uma avaliação de impacto, com desenho amostral, fontes de dados e cálculo de poder. A seção 2 caracteriza a política; a seção 3 revisa a literatura; a seção 4 reconstrói a teoria da mudança e audita suas premissas com os dados administrativos; a seção 5 transforma as premissas em perguntas de avaliação de impacto; a seção 6 conclui.</w:t>
       </w:r>
     </w:p>
     <w:bookmarkEnd w:id="12"/>
@@ -762,7 +762,7 @@
         <w:t xml:space="preserve">instabilidade</w:t>
       </w:r>
       <w:r>
-        <w:t xml:space="preserve">: a SECULT edita uma instrução normativa por ano e, alegando esgotamento do teto, fechou as inscrições no meio de 2024 e alterou o fluxo de habilitação no meio de 2025 (SECULT, 2024b; 2025b). Em 2023 e 2024, a comissão habilitava o projeto e abria um prazo de captação de um ano, prorrogável uma vez; o projeto que terminasse o prazo sem compromissos de ao menos 50% do valor aprovado era arquivado (SECULT, 2023a, arts. 32-36; 2024a, arts. 32-36). Em 2025 a ordem se inverteu: o projeto só vai à comissão com termos de patrocínio de ao menos 35% do valor (SECULT, 2025a, arts. 41-45) ou, desde maio, com carta de intenção de patrocínio apresentada em 120 dias, sob pena de arquivamento (SECULT, 2025b). A terceira é a</w:t>
+        <w:t xml:space="preserve">: a SECULT edita uma instrução normativa por ano e, alegando esgotamento do teto, fechou as inscrições no meio de 2024 e alterou o fluxo de habilitação no meio de 2025 (SECULT, 2024b; 2025b). Em 2023 e 2024, a comissão habilitava o projeto e abria um prazo de captação de um ano, prorrogável uma vez; o projeto que terminasse o prazo sem compromissos de ao menos 50% do valor aprovado era arquivado (SECULT, 2023a; 2024a, arts. 32-36). Em 2025 a ordem se inverteu: o projeto só vai à comissão com termos de patrocínio de ao menos 35% do valor (SECULT, 2025a, arts. 41-45) ou, desde maio, com carta de intenção de patrocínio apresentada em 120 dias, sob pena de arquivamento (SECULT, 2025b). A terceira é a</w:t>
       </w:r>
       <w:r>
         <w:t xml:space="preserve"> </w:t>
@@ -860,7 +860,7 @@
         <w:t xml:space="preserve"> </w:t>
       </w:r>
       <w:r>
-        <w:t xml:space="preserve">Não localizamos avaliação causal de incentivo cultural no Brasil. Para leis estaduais via ICMS, os estudos localizados são descritivos: em Minas Gerais, a captação pela lei estadual concentrou-se na região metropolitana de Belo Horizonte, e municípios com museu, teatro ou cinema tinham mais chance de captar (TEIXEIRA</w:t>
+        <w:t xml:space="preserve">Não localizamos avaliação causal de incentivo cultural no Brasil; os estudos de leis estaduais via ICMS são descritivos: em Minas Gerais, a captação pela lei estadual concentrou-se na região metropolitana de Belo Horizonte, e municípios com museu, teatro ou cinema tinham mais chance de captar (TEIXEIRA</w:t>
       </w:r>
       <w:r>
         <w:t xml:space="preserve"> </w:t>
@@ -873,7 +873,7 @@
         <w:t xml:space="preserve">et al.</w:t>
       </w:r>
       <w:r>
-        <w:t xml:space="preserve">, 2021). O análogo internacional mais próximo em instrumento são os créditos estaduais à produção audiovisual nos Estados Unidos. As avaliações com adoção escalonada e variáveis instrumentais encontram efeitos pequenos e concentrados na atividade incentivada — mais filmagens de séries, pouco ou nenhum emprego adicional — e nenhum efeito macroeconômico (THOM, 2018; BUTTON, 2019; BRADBURY, 2020). Com grandes eventos, a Capital Europeia da Cultura elevou em 4,5% o PIB per capita das regiões das cidades-sede (GOMES; LIBRERO-CANO, 2018). Sobre a interação entre recurso público e privado, os resultados variam de leve</w:t>
+        <w:t xml:space="preserve">, 2021). Fora da cultura, Colombo e Cruz (2023) avaliam outro gasto tributário, a Lei do Bem, com pareamento e diferenças em diferenças: há efeito sobre o gasto em P&amp;D, o pessoal de pesquisa e o emprego, mas não sobre os resultados de inovação. No exterior, o análogo mais próximo em instrumento são os créditos estaduais ao audiovisual nos Estados Unidos, cujas avaliações, com adoção escalonada e variáveis instrumentais, encontram efeitos pequenos e concentrados na atividade incentivada — mais filmagens de séries, pouco ou nenhum emprego adicional — e nenhum efeito macroeconômico (THOM, 2018; BUTTON, 2019; BRADBURY, 2020). Com grandes eventos, a Capital Europeia da Cultura elevou em 4,5% o PIB per capita das regiões das cidades-sede (GOMES; LIBRERO-CANO, 2018). Entre recurso público e privado, os resultados vão de leve</w:t>
       </w:r>
       <w:r>
         <w:t xml:space="preserve"> </w:t>
@@ -889,7 +889,7 @@
         <w:t xml:space="preserve"> </w:t>
       </w:r>
       <w:r>
-        <w:t xml:space="preserve">a independência (BORGONOVI; O’HARE, 2004). Duas lições servem à LICC. Para instrumentos que financiam produções dispersas, e não um grande evento, os efeitos plausíveis são proximais e pequenos. E os desenhos críveis exploram candidatos não escolhidos como grupo de comparação: Gomes e Librero-Cano (2018) comparam cidades que sediaram a Capital Europeia da Cultura com cidades candidatas.</w:t>
+        <w:t xml:space="preserve">à independência (BORGONOVI; O’HARE, 2004). Duas lições servem à LICC: em instrumentos que financiam produções dispersas, os efeitos plausíveis são proximais e pequenos; e os desenhos críveis usam como comparação candidatos não escolhidos, como as cidades candidatas à Capital Europeia da Cultura.</w:t>
       </w:r>
     </w:p>
     <w:bookmarkEnd w:id="14"/>
@@ -916,7 +916,7 @@
         <w:pStyle w:val="FirstParagraph"/>
       </w:pPr>
       <w:r>
-        <w:t xml:space="preserve">Como a LICC não explicita sua lógica, reconstruímos a teoria da mudança pelos cinco passos do J-PAL: propósito, cadeia causal, premissas e riscos, hipótese causal e indicadores. Usamos o formato de árvore adotado na disciplina (Figura 1). A cadeia tem uma particularidade. Na cadeia de resultados de Gertler</w:t>
+        <w:t xml:space="preserve">Como a LICC não explicita sua lógica, reconstruímos a teoria da mudança (Figura 1) pelos cinco passos do J-PAL usados na disciplina: propósito, cadeia causal, premissas e riscos, hipótese causal e indicadores. Na cadeia de resultados de Gertler</w:t>
       </w:r>
       <w:r>
         <w:t xml:space="preserve"> </w:t>
@@ -944,7 +944,7 @@
         <w:t xml:space="preserve"> </w:t>
       </w:r>
       <w:r>
-        <w:t xml:space="preserve">depende de um terceiro ator, a empresa, que decide quem recebe. Por isso a Figura 1 separa três cadeias, como recomendam White e Raitzer (2017): a entrada (inscrição e habilitação), o financiamento (escolha da empresa e validação até o teto) e a entrega. A figura também indica quem decide em cada elo.</w:t>
+        <w:t xml:space="preserve">depende de um terceiro ator, a empresa, que decide quem recebe. Por isso a Figura 1 separa três cadeias, como recomendam White e Raitzer (2017): a entrada (inscrição e habilitação), o financiamento (escolha da empresa e validação até o teto) e a entrega, e indica quem decide em cada elo.</w:t>
       </w:r>
     </w:p>
     <w:p>
@@ -1155,7 +1155,7 @@
         <w:pStyle w:val="FirstParagraph"/>
       </w:pPr>
       <w:r>
-        <w:t xml:space="preserve">Aplicamos as perguntas de avaliação de desenho do material da disciplina: o problema está formulado? os objetivos são mensuráveis? cada elo tem premissa crível e indicador? quanto se perde ao longo da cadeia? Para as premissas usamos o mecanismo de mapeamento de Williams (2020). A premissa de cada elo é confrontada com o contexto real e classificada como sustentada, não atendida, contestada ou indeterminada (Quadro 2).</w:t>
+        <w:t xml:space="preserve">Aplicamos as perguntas de avaliação de desenho do material da disciplina: o problema está formulado? os objetivos são mensuráveis? cada elo tem premissa crível e indicador? quanto se perde ao longo da cadeia? Pelo mecanismo de mapeamento de Williams (2020), a premissa de cada elo é confrontada com o contexto real e classificada como sustentada, não atendida, contestada ou indeterminada (Quadro 2).</w:t>
       </w:r>
     </w:p>
     <w:p>
@@ -1756,7 +1756,7 @@
         <w:rPr>
           <w:sz w:val="20"/>
         </w:rPr>
-        <w:t xml:space="preserve">. Cadastro no Mapa Cultural não é elegibilidade, porque a inscrição exige CNPJ.</w:t>
+        <w:t xml:space="preserve">.</w:t>
       </w:r>
     </w:p>
     <w:p>
@@ -2324,7 +2324,7 @@
         <w:t xml:space="preserve"> </w:t>
       </w:r>
       <w:r>
-        <w:t xml:space="preserve">(ESPÍRITO SANTO, 2021b, art. 14; SECULT, 2025a, arts. 37-42). A comissão se reúne semanalmente (SECULT, 2023b, art. 9º), e o certificado de aptidão é emitido projeto a projeto, depois do parecer (SECULT, 2025a, arts. 40 e 45). Os inscritos não disputam vagas entre si, e por isso não há classificação. Nenhuma norma lida prevê nota, peso, nota de corte ou ordem de prioridade, e no Mapa Cultural as fases de parecer e de comissão estão registradas como</w:t>
+        <w:t xml:space="preserve">(ESPÍRITO SANTO, 2021b, art. 14; SECULT, 2025a, arts. 37-42). A comissão se reúne semanalmente e o certificado de aptidão sai projeto a projeto (SECULT, 2023b, art. 9º; 2025a, arts. 40 e 45): os inscritos não disputam vagas entre si, e por isso não há classificação. Nenhuma norma lida prevê nota, peso, nota de corte ou ordem de prioridade, e no Mapa Cultural as fases de parecer e de comissão estão registradas como</w:t>
       </w:r>
       <w:r>
         <w:t xml:space="preserve"> </w:t>
@@ -2345,7 +2345,7 @@
         <w:t xml:space="preserve"> </w:t>
       </w:r>
       <w:r>
-        <w:t xml:space="preserve">e, ao final, sugere habilitação, inabilitação ou diligência (SECULT, 2026f). A única pontuação do processo é a dos pareceristas, no edital que os credencia. A habilitação qualifica, mas não prioriza, e autoriza mais do que o teto financia. A escolha entre projetos considerados aptos passa, assim, à empresa e à fila de validação. De 2023 a 2025 a captação esgotou o montante de cada ano ao centavo, e o excesso de demanda com patrocinador foi racionado pela ordem de chegada dos termos, não por mérito (SECULT, 2026c).</w:t>
+        <w:t xml:space="preserve">e, ao final, sugere habilitação, inabilitação ou diligência (SECULT, 2026f). A única pontuação do processo é a dos pareceristas, no edital que os credencia. A habilitação qualifica, mas não prioriza, e autoriza mais do que o teto financia. A escolha entre projetos considerados aptos passa, assim, à empresa e à fila de validação. Com o montante esgotado de 2023 a 2025, o excesso de demanda com patrocinador foi racionado pela ordem de chegada dos termos, não por mérito (SECULT, 2026c).</w:t>
       </w:r>
     </w:p>
     <w:p>
@@ -2363,7 +2363,7 @@
         <w:t xml:space="preserve"> </w:t>
       </w:r>
       <w:r>
-        <w:t xml:space="preserve">Com crédito integral, a empresa escolhe o destino do ICMS que pagaria e fica com a marca. Imagem e relações de negócio estão entre os motivos do patrocínio (O’HAGAN; HARVEY, 2000), e a filantropia empresarial também serve de canal de influência política (BERTRAND</w:t>
+        <w:t xml:space="preserve">Com crédito integral, a empresa escolhe o destino do ICMS que pagaria e fica com a marca; como o limite por patrocinador é uma fração do ICMS recolhido (Quadro 1), as maiores contribuintes têm mais espaço para patrocinar. Imagem e relações de negócio estão entre os motivos do patrocínio (O’HAGAN; HARVEY, 2000), e a filantropia empresarial também serve de canal de influência política (BERTRAND</w:t>
       </w:r>
       <w:r>
         <w:t xml:space="preserve"> </w:t>
@@ -2376,7 +2376,7 @@
         <w:t xml:space="preserve">et al.</w:t>
       </w:r>
       <w:r>
-        <w:t xml:space="preserve">, 2020). Das 26 empresas que patrocinaram em 2025, 13 também aparecem como incentivadoras da Lei Rouanet, e elas responderam por 86% da renúncia daquele ano (BRASIL, 2026b). A evidência sobre o destino é mista. Quando a busca de patrocinador passou para antes da comissão, a parcela da RMGV no valor habilitado atribuível a um município caiu de 74% (ciclo 2024) para 57% (2025). Projetos que pediram exatamente o teto de R$ 500 mil foram executados com mais frequência que os menores. Esses fatos têm explicações que não dependem da marca: quem já tem patrocinador acertado pede o teto, e quem já captou tem rede e experiência. Daí a premissa ficar contestada.</w:t>
+        <w:t xml:space="preserve">, 2020). Entre as companhias abertas brasileiras, a chance de patrocinar cultura cresce com o porte da empresa e com a concentração do setor (ALCÂNTARA; BENEDICTO; SILVA, 2019). Das 26 empresas que patrocinaram em 2025, 13 também aparecem como incentivadoras da Lei Rouanet, e elas responderam por 86% da renúncia daquele ano (BRASIL, 2026b). A evidência sobre o destino é mista. Quando a busca de patrocinador passou para antes da comissão, a parcela da RMGV no valor habilitado atribuível a um município caiu de 74% (ciclo 2024) para 57% (2025). Projetos que pediram exatamente o teto de R$ 500 mil foram executados com mais frequência que os menores. Esses fatos têm explicações que não dependem da marca: quem já tem patrocinador acertado pede o teto, e quem já captou tem rede e experiência. Daí a premissa ficar contestada.</w:t>
       </w:r>
     </w:p>
     <w:p>
@@ -2460,7 +2460,7 @@
         <w:pStyle w:val="FirstParagraph"/>
       </w:pPr>
       <w:r>
-        <w:t xml:space="preserve">No material do J-PAL, premissas e riscos podem ser perguntas de pesquisa. Das premissas do Quadro 2 derivamos três perguntas de avaliação (Quadro 3), escritas na notação de resultados potenciais. Seja</w:t>
+        <w:t xml:space="preserve">Como no material do J-PAL, as premissas do Quadro 2 viram perguntas de pesquisa: três perguntas de avaliação (Quadro 3), na notação de resultados potenciais. Seja</w:t>
       </w:r>
       <w:r>
         <w:t xml:space="preserve"> </w:t>
@@ -3113,7 +3113,7 @@
         <w:pStyle w:val="BodyText"/>
       </w:pPr>
       <w:r>
-        <w:t xml:space="preserve">O EMPT é o parâmetro indicado quando a participação é voluntária, e aqui ela é voluntária dos dois lados, do proponente e da empresa.</w:t>
+        <w:t xml:space="preserve">O EMPT é o parâmetro indicado porque a participação é voluntária, do proponente e da empresa.</w:t>
       </w:r>
     </w:p>
     <w:bookmarkEnd w:id="21"/>
@@ -3166,7 +3166,7 @@
         <w:t xml:space="preserve"> </w:t>
       </w:r>
       <w:r>
-        <w:t xml:space="preserve">Em 2023 e 2024, os termos validados pouco antes do esgotamento do teto e os indeferidos logo depois tinham, todos, patrocinador disposto. Se a ordem de chegada não depender das características do projeto, o que se testa pelo balanço dos observáveis, a comparação é quase experimental. Os 95 habilitados que expiraram sem captar, comparados aos que captaram com diferenças em diferenças e pareamento dentro do ciclo, delimitam o efeito sem afastar a seleção. O SALIC mostra se as mesmas empresas deixaram de patrocinar pela Rouanet ao entrar na LICC (substituição).</w:t>
+        <w:t xml:space="preserve">Em 2023 e 2024, os termos validados pouco antes do esgotamento do teto e os indeferidos logo depois tinham, todos, patrocinador disposto. Se a ordem de chegada não depender das características do projeto, o que se testa pelo balanço dos observáveis, a comparação é quase experimental. Os 95 habilitados que expiraram sem captar, comparados aos que captaram com diferenças em diferenças e pareamento dentro do ciclo (o desenho de Colombo e Cruz, 2023), delimitam o efeito sem afastar a seleção. O SALIC mostra se as mesmas empresas deixaram de patrocinar pela Rouanet ao entrar na LICC (substituição).</w:t>
       </w:r>
     </w:p>
     <w:p>
@@ -4107,17 +4107,11 @@
         <w:pStyle w:val="FirstParagraph"/>
       </w:pPr>
       <w:r>
-        <w:t xml:space="preserve">A fórmula segue o material da disciplina (DJIMEU; HOUNDOLO, 2016), com α = 5% bicaudal e poder de 80%. Nela:</w:t>
-      </w:r>
-    </w:p>
-    <w:p>
-      <w:pPr>
-        <w:pStyle w:val="Compact"/>
-        <w:numPr>
-          <w:ilvl w:val="0"/>
-          <w:numId w:val="1002"/>
-        </w:numPr>
-      </w:pPr>
+        <w:t xml:space="preserve">A fórmula segue o material da disciplina (DJIMEU; HOUNDOLO, 2016), com α = 5% bicaudal e poder de 80%. Nela,</w:t>
+      </w:r>
+      <w:r>
+        <w:t xml:space="preserve"> </w:t>
+      </w:r>
       <m:oMath>
         <m:sSub>
           <m:e>
@@ -4136,17 +4130,11 @@
         <w:t xml:space="preserve"> </w:t>
       </w:r>
       <w:r>
-        <w:t xml:space="preserve">é a proporção no grupo de comparação;</w:t>
-      </w:r>
-    </w:p>
-    <w:p>
-      <w:pPr>
-        <w:pStyle w:val="Compact"/>
-        <w:numPr>
-          <w:ilvl w:val="0"/>
-          <w:numId w:val="1002"/>
-        </w:numPr>
-      </w:pPr>
+        <w:t xml:space="preserve">é a proporção no grupo de comparação,</w:t>
+      </w:r>
+      <w:r>
+        <w:t xml:space="preserve"> </w:t>
+      </w:r>
       <m:oMath>
         <m:r>
           <m:t>T</m:t>
@@ -4156,7 +4144,7 @@
         <w:t xml:space="preserve"> </w:t>
       </w:r>
       <w:r>
-        <w:t xml:space="preserve">é a fração tratada e</w:t>
+        <w:t xml:space="preserve">a fração tratada,</w:t>
       </w:r>
       <w:r>
         <w:t xml:space="preserve"> </w:t>
@@ -4170,19 +4158,7 @@
         <w:t xml:space="preserve"> </w:t>
       </w:r>
       <w:r>
-        <w:t xml:space="preserve">o número de unidades;</w:t>
-      </w:r>
-    </w:p>
-    <w:p>
-      <w:pPr>
-        <w:pStyle w:val="Compact"/>
-        <w:numPr>
-          <w:ilvl w:val="0"/>
-          <w:numId w:val="1002"/>
-        </w:numPr>
-      </w:pPr>
-      <w:r>
-        <w:t xml:space="preserve">o último termo é o efeito do desenho quando as unidades vêm em grupos (projetos de um mesmo proponente, agentes de um mesmo município), com tamanho médio</w:t>
+        <w:t xml:space="preserve">o número de unidades, e o último termo é o efeito do desenho quando as unidades vêm em grupos (projetos de um mesmo proponente, agentes de um mesmo município), com tamanho médio</w:t>
       </w:r>
       <w:r>
         <w:t xml:space="preserve"> </w:t>
@@ -4231,15 +4207,7 @@
         <w:t xml:space="preserve"> </w:t>
       </w:r>
       <w:r>
-        <w:t xml:space="preserve">(ELDRIDGE; ASHBY; KERRY, 2006).</w:t>
-      </w:r>
-    </w:p>
-    <w:p>
-      <w:pPr>
-        <w:pStyle w:val="FirstParagraph"/>
-      </w:pPr>
-      <w:r>
-        <w:t xml:space="preserve">Com conglomerados sorteados, usa-se a forma equivalente por número de conglomerados. A Tabela 2 reporta os cenários.</w:t>
+        <w:t xml:space="preserve">(ELDRIDGE; ASHBY; KERRY, 2006). Com conglomerados sorteados, usa-se a forma equivalente por número de conglomerados. A Tabela 2 reporta os cenários.</w:t>
       </w:r>
       <w:r>
         <w:t xml:space="preserve"> </w:t>
@@ -4925,7 +4893,7 @@
         <w:pStyle w:val="FirstParagraph"/>
       </w:pPr>
       <w:r>
-        <w:t xml:space="preserve">A primeira ameaça à validade interna é a violação da hipótese de ausência de interferência entre unidades (SUTVA): com o teto fixo, o que um projeto capta falta a outro. Seguem-se a substituição (quem não capta pode executar com outra fonte, por isso o SALIC entra como resultado), a seleção por fatores que mudam no tempo, os eventos externos do período (Lei Paulo Gustavo e Política Nacional Aldir Blanc) e o atrito dos dados: projeto sem registro não é projeto que não aconteceu. A validade externa é limitada. As comparações de H1b valem para o regime de 2022-2024, em que a habilitação precedia a busca por patrocinador. Desde 2025 essa ordem se inverteu e os expirados quase desapareceram (3 em 56 resolvidos no ciclo 2025). No plano ético, nenhum desenho nega ou adia o acesso de elegíveis, e a oferta de apoio só acrescenta informação. O uso de dados identificados exige anonimização, conforme a LGPD, e uma pesquisa com o público exigiria aprovação de comitê de ética.</w:t>
+        <w:t xml:space="preserve">A primeira ameaça à validade interna é a violação da hipótese de ausência de interferência entre unidades (SUTVA): com o teto fixo, o que um projeto capta falta a outro. Seguem-se a substituição (quem não capta pode executar com outra fonte; o SALIC entra como resultado), a seleção por fatores que mudam no tempo, os eventos externos do período (Lei Paulo Gustavo e Política Nacional Aldir Blanc) e o atrito dos dados: projeto sem registro não é projeto que não aconteceu. A validade externa é limitada. As comparações de H1b valem para o regime de 2022-2024, em que a habilitação precedia a busca por patrocinador. Desde 2025 essa ordem se inverteu e os expirados quase desapareceram (3 em 56 resolvidos no ciclo 2025). No plano ético, nenhum desenho nega ou adia o acesso de elegíveis, e a oferta de apoio só acrescenta informação. O uso de dados identificados exige anonimização, conforme a LGPD, e uma pesquisa com o público exigiria aprovação de comitê de ética.</w:t>
       </w:r>
     </w:p>
     <w:bookmarkEnd w:id="25"/>
@@ -4944,23 +4912,23 @@
         <w:pStyle w:val="FirstParagraph"/>
       </w:pPr>
       <w:r>
-        <w:t xml:space="preserve">A LICC é um gasto tributário de crescimento rápido, sem problema declarado, sem objetivos mensuráveis e sem previsão de avaliação. Nela o Estado define quem pode receber e as empresas decidem quem recebe. A teoria da mudança reconstruída mostra onde isso pesa. A habilitação qualifica, mas não prioriza, e o racionamento no teto segue a ordem de chegada: duas premissas de critério que o desenho não atende. A premissa de que as empresas escolheriam projetos alinhados aos objetivos públicos é contestada. O financiamento vem de poucas empresas de serviços regulados, mas a escolha não mostra viés territorial forte. A entrada e a entrega, os dois extremos da cadeia, são indeterminadas porque a SECULT não publica os inscritos nem o público alcançado.</w:t>
-      </w:r>
-    </w:p>
-    <w:p>
-      <w:pPr>
-        <w:pStyle w:val="BodyText"/>
-      </w:pPr>
-      <w:r>
-        <w:t xml:space="preserve">Sem mexer no mecanismo, fora do escopo deste trabalho, há recomendações que dependem só da gestão: declarar objetivos, metas e indicadores; publicar os inscritos e os motivos de inabilitação; publicar, por projeto, o CNPJ do proponente, a sede, a captação por cota e as datas; e agregar e publicar as contrapartidas executadas e o público, como a própria lei já exige para os benefícios concedidos.</w:t>
-      </w:r>
-    </w:p>
-    <w:p>
-      <w:pPr>
-        <w:pStyle w:val="BodyText"/>
-      </w:pPr>
-      <w:r>
-        <w:t xml:space="preserve">A proposta de avaliação transforma as premissas em três perguntas: a adicionalidade do financiamento (H1b), identificável pelo racionamento no teto e pelos habilitados que não captaram; o efeito do atrito na entrada (H3), identificável por uma oferta sorteada de apoio à inscrição, com bom poder; e o papel da avaliação da SECULT (H2a), que, sem nota no parecer, fica descritivo. As limitações são as dos dados. A situação publicada serve de aproximação para a captação, a estreia é medida por nome de proponente, e o retrato territorial cobre 74% do valor.</w:t>
+        <w:t xml:space="preserve">A LICC é um gasto tributário de crescimento rápido, sem problema declarado, sem objetivos mensuráveis e sem previsão de avaliação, em que o Estado define quem pode receber e as empresas decidem quem recebe. Duas premissas de critério não são atendidas pelo desenho: a habilitação qualifica sem priorizar, e o racionamento no teto segue a ordem de chegada. A escolha pelas empresas é contestada: o financiamento vem de poucas empresas de serviços regulados, mas sem viés territorial forte. A entrada e a entrega, os extremos da cadeia, são indeterminadas, porque a SECULT não publica os inscritos nem o público alcançado.</w:t>
+      </w:r>
+    </w:p>
+    <w:p>
+      <w:pPr>
+        <w:pStyle w:val="BodyText"/>
+      </w:pPr>
+      <w:r>
+        <w:t xml:space="preserve">Sem mexer no mecanismo, há recomendações que dependem só da gestão: declarar objetivos, metas e indicadores; publicar os inscritos e os motivos de inabilitação; publicar, por projeto, o CNPJ do proponente, a sede, a captação por cota e as datas; e publicar as contrapartidas executadas e o público alcançado.</w:t>
+      </w:r>
+    </w:p>
+    <w:p>
+      <w:pPr>
+        <w:pStyle w:val="BodyText"/>
+      </w:pPr>
+      <w:r>
+        <w:t xml:space="preserve">A proposta de avaliação transforma as premissas em três perguntas: a adicionalidade do financiamento (H1b), pelo racionamento no teto e pelos habilitados que não captaram; o efeito do atrito na entrada (H3), por uma oferta sorteada de apoio à inscrição, com bom poder; e o papel da avaliação da SECULT (H2a), descritivo porque o parecer não dá nota. As limitações são as dos dados. A situação publicada serve de aproximação para a captação, a estreia é medida por nome de proponente, e o retrato territorial cobre 74% do valor.</w:t>
       </w:r>
     </w:p>
     <w:bookmarkEnd w:id="27"/>
@@ -4978,6 +4946,27 @@
         <w:pStyle w:val="FirstParagraph"/>
       </w:pPr>
       <w:r>
+        <w:t xml:space="preserve">ALCÂNTARA, Jessica Nunes de; BENEDICTO, Gideon Carvalho de; SILVA, Sabrina Soares da. Possible key factors for Brazilian publicly traded companies to adopt a sponsorship strategy.</w:t>
+      </w:r>
+      <w:r>
+        <w:t xml:space="preserve"> </w:t>
+      </w:r>
+      <w:r>
+        <w:rPr>
+          <w:b/>
+          <w:bCs/>
+        </w:rPr>
+        <w:t xml:space="preserve">Journal of Strategy and Management</w:t>
+      </w:r>
+      <w:r>
+        <w:t xml:space="preserve">, v. 12, n. 4, p. 429-446, 2019. DOI: 10.1108/JSMA-04-2018-0029.</w:t>
+      </w:r>
+    </w:p>
+    <w:p>
+      <w:pPr>
+        <w:pStyle w:val="BodyText"/>
+      </w:pPr>
+      <w:r>
         <w:t xml:space="preserve">ANGRIST, Joshua D.; IMBENS, Guido W.; RUBIN, Donald B. Identification of causal effects using instrumental variables.</w:t>
       </w:r>
       <w:r>
@@ -4992,6 +4981,27 @@
       </w:r>
       <w:r>
         <w:t xml:space="preserve">, v. 91, n. 434, p. 444-455, 1996. DOI: 10.1080/01621459.1996.10476902.</w:t>
+      </w:r>
+    </w:p>
+    <w:p>
+      <w:pPr>
+        <w:pStyle w:val="BodyText"/>
+      </w:pPr>
+      <w:r>
+        <w:t xml:space="preserve">BAIRD, Sarah; BOHREN, J. Aislinn; McINTOSH, Craig; ÖZLER, Berk. Optimal design of experiments in the presence of interference.</w:t>
+      </w:r>
+      <w:r>
+        <w:t xml:space="preserve"> </w:t>
+      </w:r>
+      <w:r>
+        <w:rPr>
+          <w:b/>
+          <w:bCs/>
+        </w:rPr>
+        <w:t xml:space="preserve">The Review of Economics and Statistics</w:t>
+      </w:r>
+      <w:r>
+        <w:t xml:space="preserve">, v. 100, n. 5, p. 844-860, 2018. DOI: 10.1162/rest_a_00716.</w:t>
       </w:r>
     </w:p>
     <w:p>
@@ -5033,27 +5043,6 @@
         <w:pStyle w:val="BodyText"/>
       </w:pPr>
       <w:r>
-        <w:t xml:space="preserve">BAIRD, Sarah; BOHREN, J. Aislinn; McINTOSH, Craig; ÖZLER, Berk. Optimal design of experiments in the presence of interference.</w:t>
-      </w:r>
-      <w:r>
-        <w:t xml:space="preserve"> </w:t>
-      </w:r>
-      <w:r>
-        <w:rPr>
-          <w:b/>
-          <w:bCs/>
-        </w:rPr>
-        <w:t xml:space="preserve">The Review of Economics and Statistics</w:t>
-      </w:r>
-      <w:r>
-        <w:t xml:space="preserve">, v. 100, n. 5, p. 844-860, 2018. DOI: 10.1162/rest_a_00716.</w:t>
-      </w:r>
-    </w:p>
-    <w:p>
-      <w:pPr>
-        <w:pStyle w:val="BodyText"/>
-      </w:pPr>
-      <w:r>
         <w:t xml:space="preserve">BAUMOL, William J.; BOWEN, William G.</w:t>
       </w:r>
       <w:r>
@@ -5287,6 +5276,27 @@
       </w:r>
       <w:r>
         <w:t xml:space="preserve">, v. 77, p. 315-339, 2019. DOI: 10.1016/j.regsciurbeco.2019.06.002.</w:t>
+      </w:r>
+    </w:p>
+    <w:p>
+      <w:pPr>
+        <w:pStyle w:val="BodyText"/>
+      </w:pPr>
+      <w:r>
+        <w:t xml:space="preserve">COLOMBO, Daniel Gama e; CRUZ, Hélio Nogueira da. Impact assessment of innovation tax incentives in Brazil.</w:t>
+      </w:r>
+      <w:r>
+        <w:t xml:space="preserve"> </w:t>
+      </w:r>
+      <w:r>
+        <w:rPr>
+          <w:b/>
+          <w:bCs/>
+        </w:rPr>
+        <w:t xml:space="preserve">Innovation &amp; Management Review</w:t>
+      </w:r>
+      <w:r>
+        <w:t xml:space="preserve">, v. 20, n. 1, p. 28-42, 2023. DOI: 10.1108/INMR-11-2020-0167.</w:t>
       </w:r>
     </w:p>
     <w:p>
@@ -5748,7 +5758,7 @@
         <w:pStyle w:val="BodyText"/>
       </w:pPr>
       <w:r>
-        <w:t xml:space="preserve">SECULT – SECRETARIA DE ESTADO DA CULTURA DO ESPÍRITO SANTO. Portaria nº 078, de 31 de julho de 2024. Introduz alterações no artigo 12 da Instrução Normativa nº 001 de 31 de janeiro de 2024 e traz outras diretrizes. Vitória: SECULT, 2024b. Disponível em: https://secult.es.gov.br/media/2024/PORTARIA_SECULT_N%C2%BA_078%2C_DE_31_DE_JULHO_DE_2024.pdf. Acesso em: 23 set. 2026.</w:t>
+        <w:t xml:space="preserve">SECULT – SECRETARIA DE ESTADO DA CULTURA DO ESPÍRITO SANTO. Portaria nº 078, de 31 de julho de 2024. Introduz alterações no artigo 12 da Instrução Normativa nº 001 de 31 de janeiro de 2024. Vitória: SECULT, 2024b. Disponível em: https://secult.es.gov.br/media/2024/PORTARIA_SECULT_N%C2%BA_078%2C_DE_31_DE_JULHO_DE_2024.pdf. Acesso em: 23 set. 2026.</w:t>
       </w:r>
     </w:p>
     <w:p>
@@ -5865,7 +5875,7 @@
         <w:t xml:space="preserve">Cultura em Dados</w:t>
       </w:r>
       <w:r>
-        <w:t xml:space="preserve">: evento apresenta resultados de pesquisa sobre a Lei de Incentivo à Cultura Capixaba (LICC) e o Boletim da Economia Criativa. Vitória: SECULT, 2026d. Disponível em: https://secult.es.gov.br/cultura-em-dados-evento-apresenta-resultados-de-pesquisa-sobre-a-lei-de-incentivo-a-cultura-capixaba-licc-e-o-boletim-da-economia-criativa. Acesso em: 24 set. 2026. [VERIFICAR: conteúdo lido só pelo resumo do buscador; a página não abriu na coleta automática.]</w:t>
+        <w:t xml:space="preserve">: evento apresenta resultados de pesquisa sobre a Lei de Incentivo à Cultura Capixaba (LICC) e o Boletim da Economia Criativa. Vitória: SECULT, 2026d. Disponível em: https://secult.es.gov.br/cultura-em-dados-evento-apresenta-resultados-de-pesquisa-sobre-a-lei-de-incentivo-a-cultura-capixaba-licc-e-o-boletim-da-economia-criativa. Acesso em: 24 set. 2026. [VERIFICAR: página lida só pelo resumo do buscador.]</w:t>
       </w:r>
     </w:p>
     <w:p>
@@ -6130,7 +6140,7 @@
         <w:pStyle w:val="FirstParagraph"/>
       </w:pPr>
       <w:r>
-        <w:t xml:space="preserve">[Adequar ao modelo anexo às instruções da disciplina.] Os autores utilizaram ferramenta de inteligência artificial generativa (Claude, da Anthropic) como apoio na organização dos dados, na programação dos scripts de análise e das figuras, na busca e conferência de referências e na redação de versões preliminares do texto, conforme a Portaria CNPq nº 2.664/2026. Todo o conteúdo foi revisado pelos autores, que assumem integral responsabilidade pelos dados, análises e conclusões. Dados e scripts estão no repositório citado.</w:t>
+        <w:t xml:space="preserve">[Adequar ao modelo anexo às instruções da disciplina.] Os autores utilizaram ferramenta de inteligência artificial generativa (Claude, da Anthropic) como apoio na organização dos dados, na programação dos scripts de análise e das figuras, na busca e conferência de referências e na redação de versões preliminares do texto, conforme a Portaria CNPq nº 2.664/2026. Todo o conteúdo foi revisado pelos autores, que assumem integral responsabilidade pelos dados, análises e conclusões.</w:t>
       </w:r>
     </w:p>
     <w:bookmarkEnd w:id="29"/>
@@ -6179,7 +6189,7 @@
         <w:t xml:space="preserve"> </w:t>
       </w:r>
       <w:r>
-        <w:t xml:space="preserve">Para 2022, a Portaria SEFAZ nº 09-R fixou R$ 10 milhões; o anexo de captação de 2022 da SECULT informa R$ 15 milhões disponíveis e R$ 11,5 milhões em termos validados. Não localizamos o ato de ampliação, e o montante de 2022 fica indeterminado entre os dois valores.</w:t>
+        <w:t xml:space="preserve">Para 2022, a Portaria SEFAZ nº 09-R fixou R$ 10 milhões, e o anexo de captação da SECULT informa R$ 15 milhões disponíveis (R$ 11,5 milhões validados). Sem o ato de ampliação, o montante de 2022 fica indeterminado entre os dois valores.</w:t>
       </w:r>
     </w:p>
   </w:footnote>
@@ -6213,22 +6223,10 @@
         <w:t xml:space="preserve"> </w:t>
       </w:r>
       <w:r>
-        <w:t xml:space="preserve">“Recurso financeiro captado - 2025”</w:t>
-      </w:r>
-      <w:r>
-        <w:t xml:space="preserve">), dos anexos</w:t>
-      </w:r>
-      <w:r>
-        <w:t xml:space="preserve"> </w:t>
-      </w:r>
-      <w:r>
         <w:t xml:space="preserve">“Recurso financeiro captado”</w:t>
       </w:r>
       <w:r>
-        <w:t xml:space="preserve"> </w:t>
-      </w:r>
-      <w:r>
-        <w:t xml:space="preserve">de 2022 a 2026, de bases públicas do IBGE, do Tesouro Nacional (SICONFI) e do Ministério da Cultura (SALIC). A lista de habilitados foi transcrita na versão disponível em 3 set. 2026 (repositório licc.gov); a SECULT atualizou o arquivo em 10 set. 2026, e os status publicados podem ter mudado desde então. Dados, scripts e tabelas estão em</w:t>
+        <w:t xml:space="preserve">, de 2022 a 2026), de bases públicas do IBGE, do Tesouro Nacional (SICONFI) e do Ministério da Cultura (SALIC). A lista de habilitados foi transcrita na versão disponível em 3 set. 2026 (repositório licc.gov); a SECULT atualizou o arquivo em 10 set. 2026, e os status publicados podem ter mudado desde então. Dados, scripts e tabelas estão em</w:t>
       </w:r>
       <w:r>
         <w:t xml:space="preserve"> </w:t>
@@ -6473,9 +6471,6 @@
     <w:abstractNumId w:val="990"/>
   </w:num>
   <w:num w:numId="1001">
-    <w:abstractNumId w:val="991"/>
-  </w:num>
-  <w:num w:numId="1002">
     <w:abstractNumId w:val="991"/>
   </w:num>
 </w:numbering>

--- a/artigo/rascunho-artigo.docx
+++ b/artigo/rascunho-artigo.docx
@@ -1791,8 +1791,8 @@
       <w:tblGrid>
         <w:gridCol w:w="931"/>
         <w:gridCol w:w="2329"/>
-        <w:gridCol w:w="3540"/>
-        <w:gridCol w:w="1118"/>
+        <w:gridCol w:w="3354"/>
+        <w:gridCol w:w="1304"/>
       </w:tblGrid>
       <w:tr>
         <w:trPr>

--- a/artigo/rascunho-artigo.docx
+++ b/artigo/rascunho-artigo.docx
@@ -41,7 +41,7 @@
         <w:t xml:space="preserve"> </w:t>
       </w:r>
       <w:r>
-        <w:t xml:space="preserve">A Lei de Incentivo à Cultura Capixaba (LICC) permite que contribuintes do ICMS destinem a projetos culturais habilitados pela Secretaria da Cultura (SECULT) valores que recuperam integralmente como crédito presumido do imposto. Este artigo avalia o desenho da política como ela está e estrutura uma avaliação de impacto. Reconstruímos a teoria da mudança, separando entrada, financiamento e entrega, e auditamos cinco premissas com os anexos oficiais de 2022 a 2026 e o Mapa Cultural. Duas premissas não são atendidas pelo desenho: a habilitação qualifica sem priorizar, e o excesso de demanda é racionado pela ordem de chegada dos termos de patrocínio. Em 2023 e 2024, termos equivalentes a 28% e 35% do montante foram indeferidos. A premissa de que as empresas escolhem pelo interesse público é contestada: duas empresas respondem por metade da renúncia de 2025, mas a escolha não mostra viés territorial forte. A entrada e a entrega são indeterminadas, porque a SECULT não publica os inscritos nem o público alcançado. Propomos três perguntas de avaliação (a adicionalidade do financiamento, o efeito do atrito na entrada e o papel da avaliação da SECULT), com parâmetros, vieses, estratégias candidatas, fontes de dados e poder estatístico.</w:t>
+        <w:t xml:space="preserve">A Lei de Incentivo à Cultura Capixaba (LICC) permite que contribuintes do ICMS destinem a projetos culturais habilitados pela Secretaria da Cultura (SECULT) valores que recuperam integralmente como crédito presumido do imposto. Este artigo avalia o desenho da política como ela está e estrutura uma avaliação de impacto. Reconstruímos a teoria da mudança, separando entrada, financiamento e entrega, e auditamos cinco premissas com os anexos oficiais de 2022 a 2026 e o Mapa Cultural. Duas premissas não são asseguradas pelo desenho: a habilitação qualifica sem priorizar, e o excesso de demanda é racionado pela ordem de recebimento e validação dos termos de patrocínio. Em 2023 e 2024, termos equivalentes a 28% e 35% do montante foram recusados; em 2025, a cota de 50% se completou com termos recebidos até 28 de janeiro. A premissa de que as empresas escolhem pelo interesse público é contestada: duas empresas respondem por metade da renúncia de 2025, mas a escolha não mostra viés territorial forte. A entrada e a entrega são indeterminadas, porque a SECULT não publica os inscritos nem o público alcançado. Propomos três perguntas de avaliação (a adicionalidade do financiamento, o efeito do atrito na entrada e o papel da avaliação da SECULT), com parâmetros, vieses, estratégias candidatas, fontes de dados e poder estatístico. A adicionalidade é a mais difícil: mais da metade dos projetos recusados por falta de teto captou no ano seguinte.</w:t>
       </w:r>
     </w:p>
     <w:p>
@@ -76,7 +76,7 @@
         <w:pStyle w:val="FirstParagraph"/>
       </w:pPr>
       <w:r>
-        <w:t xml:space="preserve">Em 2021, o Espírito Santo criou um mecanismo estadual de incentivo fiscal à cultura, descrito pela própria Secretaria da Cultura como iniciativa inédita no estado (SECULT, [202-]). A Lei estadual nº 11.246/2021 incluiu na lei do ICMS um crédito presumido igual ao valor que o contribuinte destina a projetos culturais credenciados pela SECULT, com efeitos a partir de 2022 (ESPÍRITO SANTO, 2021a). A Lei de Incentivo à Cultura Capixaba, como o mecanismo passou a ser chamado no regulamento (ESPÍRITO SANTO, 2021b), cresceu depressa: o montante anual de renúncia passou de R$ 15 milhões em 2023 para R$ 31 milhões em 2026,</w:t>
+        <w:t xml:space="preserve">A Lei estadual nº 11.246/2021 incluiu na lei do ICMS um crédito presumido igual ao valor que o contribuinte destina a projetos culturais credenciados pela Secretaria da Cultura (SECULT), com efeitos a partir de 2022 (ESPÍRITO SANTO, 2021a). A Lei de Incentivo à Cultura Capixaba, como o mecanismo passou a ser chamado no regulamento (ESPÍRITO SANTO, 2021b), cresceu depressa: o montante anual de renúncia passou de R$ 15 milhões em 2023 para R$ 31 milhões em 2026,</w:t>
       </w:r>
       <w:r>
         <w:rPr>
@@ -88,7 +88,7 @@
         <w:t xml:space="preserve"> </w:t>
       </w:r>
       <w:r>
-        <w:t xml:space="preserve">e 463 projetos foram habilitados a captar R$ 184 milhões nos cinco ciclos (459 com valor publicado). De 2023 a 2025, a captação esgotou o montante de cada ano ao centavo; em 2025, 63 projetos captaram exatamente R$ 25.000.000,00.</w:t>
+        <w:t xml:space="preserve">e 463 projetos foram habilitados a captar R$ 184 milhões nos cinco ciclos (459 com valor publicado). De 2023 a 2025, a captação esgotou o montante de cada ano ao centavo; em 2025, 63 projetos captaram, juntos, exatamente R$ 25.000.000,00.</w:t>
       </w:r>
       <w:r>
         <w:rPr>
@@ -123,7 +123,7 @@
         <w:pStyle w:val="BodyText"/>
       </w:pPr>
       <w:r>
-        <w:t xml:space="preserve">Avaliar a LICC se justifica por três razões. Primeiro, é gasto público que não passa pelo lado da despesa do orçamento: a renúncia efetiva equivale a 14% a 21% do gasto estadual direto na função cultura em 2022-2025 (SECULT, 2026c; BRASIL, 2026a). Segundo, quem decide o destino do recurso é a empresa patrocinadora, e não o Estado, o que torna a política exposta às críticas de concentração e de lógica de marketing feitas à Lei Rouanet (SILVA, 2017; DEKKER; RODRIGUES, 2019). Terceiro, a política é nova e muda de regra a cada ano; sua primeira avaliação, conduzida pelo Instituto Jones dos Santos Neves com a SECULT e a FAPES, teve resultados preliminares apresentados em julho de 2026 (SECULT, 2026d), aos quais este artigo não teve acesso.</w:t>
+        <w:t xml:space="preserve">Avaliar a LICC se justifica por três razões. Primeiro, é gasto público que não passa pelo lado da despesa do orçamento: a renúncia efetiva equivale a 14% a 21% do gasto estadual direto na função cultura em 2022-2025 (SECULT, 2026c; BRASIL, 2026a). Segundo, quem decide o destino do recurso é a empresa patrocinadora, e não o Estado, o que torna a política exposta às críticas de concentração e de lógica de marketing feitas à Lei Rouanet (SILVA, 2017; DEKKER; RODRIGUES, 2019). Terceiro, a política é nova e muda de regra a cada ano; resultados de pesquisa sobre ela foram apresentados pela SECULT no evento Cultura em Dados, em 2026 (SECULT, 2026d), e este artigo não teve acesso a eles.</w:t>
       </w:r>
     </w:p>
     <w:p>
@@ -348,7 +348,7 @@
               <w:rPr>
                 <w:sz w:val="20"/>
               </w:rPr>
-              <w:t xml:space="preserve">Fixado pela SEFAZ até 31/01, ampliável no exercício, limitado a 2% do ICMS estadual do ano anterior: R$ 10 mi em 2022 (15 mi no anexo de captação da SECULT), 15 mi (2023), 25 mi (2024 e 2025), 31 mi (2026)</w:t>
+              <w:t xml:space="preserve">Fixado pela SEFAZ até 31/01, ampliável no exercício, limitado a 2% do ICMS estadual do ano anterior: R$ 10 mi em 2022, 15 mi (2023), 25 mi (2024 e 2025), 31 mi (2026)</w:t>
             </w:r>
           </w:p>
         </w:tc>
@@ -812,7 +812,7 @@
         <w:t xml:space="preserve">“mecenas apesar de si mesmos”</w:t>
       </w:r>
       <w:r>
-        <w:t xml:space="preserve">; Schuster (2006) sistematiza os instrumentos; Brooks (2004) mostra que, nos Estados Unidos, a renúncia supera muitas vezes o apoio federal direto às artes e serve a públicos diferentes. A justificativa econômica usual é de falha de mercado: a produtividade estagnada das artes ao vivo (BAUMOL; BOWEN, 1966) e o caráter de bem público ou meritório da cultura (THROSBY, 1994). O crédito de 100% da LICC ocupa o extremo desse espectro: o doador não tem custo líquido algum.</w:t>
+        <w:t xml:space="preserve">; Brooks (2004) mostra que, nos Estados Unidos, a renúncia supera muitas vezes o apoio federal direto às artes e serve a públicos diferentes. A justificativa econômica usual é de falha de mercado: a produtividade estagnada das artes ao vivo (BAUMOL; BOWEN, 1966) e o caráter de bem público ou meritório da cultura (THROSBY, 1994). O crédito de 100% da LICC ocupa o extremo desse espectro: o doador não tem custo líquido algum. Sem custo, não há efeito-preço sobre o patrocínio, e restam duas margens a avaliar: a troca de fonte (da Rouanet ou da verba de marketing para o ICMS) e o efeito sobre o projeto.</w:t>
       </w:r>
     </w:p>
     <w:p>
@@ -860,7 +860,7 @@
         <w:t xml:space="preserve"> </w:t>
       </w:r>
       <w:r>
-        <w:t xml:space="preserve">Não localizamos avaliação causal de incentivo cultural no Brasil; os estudos de leis estaduais via ICMS são descritivos: em Minas Gerais, a captação pela lei estadual concentrou-se na região metropolitana de Belo Horizonte, e municípios com museu, teatro ou cinema tinham mais chance de captar (TEIXEIRA</w:t>
+        <w:t xml:space="preserve">Não localizamos avaliação causal de incentivo cultural no Brasil; as avaliações localizadas de leis estaduais via ICMS são descritivas: em Minas Gerais, a captação pela lei estadual concentrou-se na região metropolitana de Belo Horizonte, e municípios com museu, teatro ou cinema tinham mais chance de captar (TEIXEIRA</w:t>
       </w:r>
       <w:r>
         <w:t xml:space="preserve"> </w:t>
@@ -889,7 +889,7 @@
         <w:t xml:space="preserve"> </w:t>
       </w:r>
       <w:r>
-        <w:t xml:space="preserve">à independência (BORGONOVI; O’HARE, 2004). Duas lições servem à LICC: em instrumentos que financiam produções dispersas, os efeitos plausíveis são proximais e pequenos; e os desenhos críveis usam como comparação candidatos não escolhidos, como as cidades candidatas à Capital Europeia da Cultura.</w:t>
+        <w:t xml:space="preserve">à independência (BORGONOVI; O’HARE, 2004). Para a LICC, que financia produções dispersas, os efeitos plausíveis são proximais e pequenos.</w:t>
       </w:r>
     </w:p>
     <w:bookmarkEnd w:id="14"/>
@@ -1040,7 +1040,7 @@
         <w:pStyle w:val="BodyText"/>
       </w:pPr>
       <w:r>
-        <w:t xml:space="preserve">Cada seta da cadeia carrega uma premissa, uma condição que precisa valer para que um passo leve ao seguinte (MAYNE, 2015). Tratamos cinco delas como hipóteses a testar, marcadas nos elos da Figura 1 e auditadas no Quadro 2: o atrito na entrada (H3), a habilitação que qualifica sem priorizar (H2a), a escolha da empresa (H1a), o racionamento no teto (H2b) e a adicionalidade (H1b). H2 descreve o que se perde ao longo do funil; H1 e H3 são explicações concorrentes para a perda.</w:t>
+        <w:t xml:space="preserve">Cada seta da cadeia carrega uma premissa, uma condição que precisa valer para que um passo leve ao seguinte (MAYNE, 2015). Tratamos cinco delas como hipóteses a testar, marcadas nos elos da Figura 1 e auditadas no Quadro 2: o atrito na entrada (H3), a habilitação que qualifica sem priorizar (H2a), a escolha da empresa (H1a), o racionamento no teto (H2b) e a adicionalidade (H1b). H2a e H2b descrevem como o desenho seleciona; H1a e H3 são explicações concorrentes para quem fica de fora; H1b pergunta se o que é financiado é adicional.</w:t>
       </w:r>
     </w:p>
     <w:p>
@@ -1155,7 +1155,7 @@
         <w:pStyle w:val="FirstParagraph"/>
       </w:pPr>
       <w:r>
-        <w:t xml:space="preserve">Aplicamos as perguntas de avaliação de desenho do material da disciplina: o problema está formulado? os objetivos são mensuráveis? cada elo tem premissa crível e indicador? quanto se perde ao longo da cadeia? Pelo mecanismo de mapeamento de Williams (2020), a premissa de cada elo é confrontada com o contexto real e classificada como sustentada, não atendida, contestada ou indeterminada (Quadro 2).</w:t>
+        <w:t xml:space="preserve">Aplicamos as perguntas de avaliação de desenho do material da disciplina: o problema está formulado? os objetivos são mensuráveis? cada elo tem premissa crível e indicador? quanto se perde ao longo da cadeia? Pelo mecanismo de mapeamento de Williams (2020), a premissa de cada elo é confrontada com o contexto real e classificada como sustentada, não assegurada pelo desenho, contestada ou indeterminada (Quadro 2).</w:t>
       </w:r>
     </w:p>
     <w:p>
@@ -1979,23 +1979,23 @@
               <w:rPr>
                 <w:sz w:val="20"/>
               </w:rPr>
-              <w:t xml:space="preserve">O parecer indica, por critério, se o projeto atende ou não, e a CAP decide só habilitar ou não, em fluxo contínuo; não há nota nem ordem de prioridade. Em 2022-2024, 95 de 293 habilitados expiraram sem captar</w:t>
-            </w:r>
-          </w:p>
-        </w:tc>
-        <w:tc>
-          <w:tcPr/>
-          <w:p>
-            <w:pPr>
-              <w:pStyle w:val="Compact"/>
-              <w:spacing w:after="0" w:before="0"/>
-              <w:jc w:val="left"/>
-            </w:pPr>
-            <w:r>
-              <w:rPr>
-                <w:sz w:val="20"/>
-              </w:rPr>
-              <w:t xml:space="preserve">Não atendida</w:t>
+              <w:t xml:space="preserve">O parecer indica, por critério, se o projeto atende ou não, e a CAP decide só habilitar ou não, em fluxo contínuo; não há nota nem ordem de prioridade</w:t>
+            </w:r>
+          </w:p>
+        </w:tc>
+        <w:tc>
+          <w:tcPr/>
+          <w:p>
+            <w:pPr>
+              <w:pStyle w:val="Compact"/>
+              <w:spacing w:after="0" w:before="0"/>
+              <w:jc w:val="left"/>
+            </w:pPr>
+            <w:r>
+              <w:rPr>
+                <w:sz w:val="20"/>
+              </w:rPr>
+              <w:t xml:space="preserve">Não assegurada pelo desenho</w:t>
             </w:r>
           </w:p>
         </w:tc>
@@ -2045,7 +2045,7 @@
               <w:rPr>
                 <w:sz w:val="20"/>
               </w:rPr>
-              <w:t xml:space="preserve">Duas empresas somam metade da renúncia de 2025; energia e gás, 52%. Execução de 68% na RMGV e 63% no interior. Recorrentes captam mais (71% contra 57%)</w:t>
+              <w:t xml:space="preserve">Duas empresas somam metade da renúncia de 2025; energia e gás, 52%. Captação de 68% dos habilitados na RMGV e 63% no interior. Recorrentes captam mais (71% contra 57%)</w:t>
             </w:r>
           </w:p>
         </w:tc>
@@ -2111,23 +2111,23 @@
               <w:rPr>
                 <w:sz w:val="20"/>
               </w:rPr>
-              <w:t xml:space="preserve">Em 2023 e 2024, termos com patrocinador de 28% e 35% do montante foram indeferidos pela ordem de chegada</w:t>
-            </w:r>
-          </w:p>
-        </w:tc>
-        <w:tc>
-          <w:tcPr/>
-          <w:p>
-            <w:pPr>
-              <w:pStyle w:val="Compact"/>
-              <w:spacing w:after="0" w:before="0"/>
-              <w:jc w:val="left"/>
-            </w:pPr>
-            <w:r>
-              <w:rPr>
-                <w:sz w:val="20"/>
-              </w:rPr>
-              <w:t xml:space="preserve">Não atendida</w:t>
+              <w:t xml:space="preserve">Termos com patrocinador de 28% e 35% do montante recusados em 2023 e 2024; em 2025, a cota de 50% se completou com termos recebidos até 28/01. Nenhuma norma fixa a ordem</w:t>
+            </w:r>
+          </w:p>
+        </w:tc>
+        <w:tc>
+          <w:tcPr/>
+          <w:p>
+            <w:pPr>
+              <w:pStyle w:val="Compact"/>
+              <w:spacing w:after="0" w:before="0"/>
+              <w:jc w:val="left"/>
+            </w:pPr>
+            <w:r>
+              <w:rPr>
+                <w:sz w:val="20"/>
+              </w:rPr>
+              <w:t xml:space="preserve">Não assegurada pelo desenho</w:t>
             </w:r>
           </w:p>
         </w:tc>
@@ -2294,7 +2294,7 @@
         <w:t xml:space="preserve"> </w:t>
       </w:r>
       <w:r>
-        <w:t xml:space="preserve">Pessoa física não se inscreve e o microempreendedor individual tem limite de valor (SECULT, 2025a, arts. 17 e 19). Em 2024 as inscrições foram fechadas no meio do ano por esgotamento do teto (SECULT, 2024b), e desde 2025 o proponente precisa conseguir o patrocinador antes da comissão. No mesmo período, a entrada de proponentes novos caiu (estreante é quem não foi habilitado nos dois ciclos anteriores). A difusão territorial parou: 39 municípios tiveram o primeiro projeto habilitado em 2022, 16 em 2023 e 3 por ciclo desde então. Nada disso isola o atrito, porque teto, janelas e regras mudaram ao mesmo tempo. O custo de entrada é o que a literatura chama de custo administrativo (MOYNIHAN; HERD; HARVEY, 2015). Ele pode excluir sem selecionar ou funcionar como triagem (FINKELSTEIN; NOTOWIDIGDO, 2019), e só uma variação exógena desse custo distingue os dois casos.</w:t>
+        <w:t xml:space="preserve">Pessoa física não se inscreve e o microempreendedor individual tem limite de valor (SECULT, 2025a, arts. 17 e 19). Em 2024 as inscrições foram fechadas no meio do ano por esgotamento do teto (SECULT, 2024b), e desde 2025 o proponente precisa conseguir o patrocinador antes da comissão. No mesmo período, a parcela de proponentes estreantes (não habilitados nos dois ciclos anteriores) caiu de 59% no ciclo 2024 para 46% em 2025 e voltou a 55% em 2026, ciclo ainda aberto. A difusão territorial desacelerou: 39 municípios tiveram o primeiro projeto habilitado em 2022, 16 em 2023 e 3 por ciclo desde então, e restam 14 municípios do interior sem projeto. Nada disso isola o atrito, porque teto, janelas e regras mudaram ao mesmo tempo. O custo de entrada é o que a literatura chama de custo administrativo (MOYNIHAN; HERD; HARVEY, 2015). Ele pode excluir sem selecionar ou funcionar como triagem (FINKELSTEIN; NOTOWIDIGDO, 2019), e só uma variação exógena desse custo distingue os dois casos.</w:t>
       </w:r>
     </w:p>
     <w:p>
@@ -2312,7 +2312,7 @@
         <w:t xml:space="preserve"> </w:t>
       </w:r>
       <w:r>
-        <w:t xml:space="preserve">A análise tem três etapas: documentação, parecer técnico sobre os nove critérios do decreto e deliberação da comissão por maioria simples. O parecer</w:t>
+        <w:t xml:space="preserve">O parecer</w:t>
       </w:r>
       <w:r>
         <w:t xml:space="preserve"> </w:t>
@@ -2345,7 +2345,16 @@
         <w:t xml:space="preserve"> </w:t>
       </w:r>
       <w:r>
-        <w:t xml:space="preserve">e, ao final, sugere habilitação, inabilitação ou diligência (SECULT, 2026f). A única pontuação do processo é a dos pareceristas, no edital que os credencia. A habilitação qualifica, mas não prioriza, e autoriza mais do que o teto financia. A escolha entre projetos considerados aptos passa, assim, à empresa e à fila de validação. Com o montante esgotado de 2023 a 2025, o excesso de demanda com patrocinador foi racionado pela ordem de chegada dos termos, não por mérito (SECULT, 2026c).</w:t>
+        <w:t xml:space="preserve">e, ao final, sugere habilitação, inabilitação ou diligência (SECULT, 2026f). A única pontuação do processo é a dos pareceristas, no edital que os credencia. A habilitação qualifica, mas não prioriza, e autoriza mais do que o teto financia. A escolha entre projetos considerados aptos passa, assim, à empresa e à fila de validação. Com o montante esgotado de 2023 a 2025, o excesso de demanda com patrocinador foi racionado pelo momento em que o termo chegou e foi validado, não por mérito. Os anexos de 2023 e 2024 listam termos</w:t>
+      </w:r>
+      <w:r>
+        <w:t xml:space="preserve"> </w:t>
+      </w:r>
+      <w:r>
+        <w:t xml:space="preserve">“indeferidos por ultrapassar o montante”</w:t>
+      </w:r>
+      <w:r>
+        <w:t xml:space="preserve">; o de 2025, que dá a data de recebimento de cada termo, mostra a cota de 50% completa com termos recebidos até 28 de janeiro e a de 30% até 20 de maio (SECULT, 2026c). Nenhuma norma lida fixa a ordem de validação.</w:t>
       </w:r>
     </w:p>
     <w:p>
@@ -2363,7 +2372,7 @@
         <w:t xml:space="preserve"> </w:t>
       </w:r>
       <w:r>
-        <w:t xml:space="preserve">Com crédito integral, a empresa escolhe o destino do ICMS que pagaria e fica com a marca; como o limite por patrocinador é uma fração do ICMS recolhido (Quadro 1), as maiores contribuintes têm mais espaço para patrocinar. Imagem e relações de negócio estão entre os motivos do patrocínio (O’HAGAN; HARVEY, 2000), e a filantropia empresarial também serve de canal de influência política (BERTRAND</w:t>
+        <w:t xml:space="preserve">Com crédito integral, a empresa escolhe o destino do ICMS que pagaria e fica com a marca; como o limite por patrocinador é uma fração do ICMS recolhido (Quadro 1), as maiores contribuintes têm mais espaço para patrocinar, e a concentração da renúncia em poucas empresas (Quadro 2) reflete também a do próprio imposto. Imagem e relações de negócio estão entre os motivos do patrocínio (O’HAGAN; HARVEY, 2000), e a filantropia empresarial também serve de canal de influência política (BERTRAND</w:t>
       </w:r>
       <w:r>
         <w:t xml:space="preserve"> </w:t>
@@ -2376,7 +2385,19 @@
         <w:t xml:space="preserve">et al.</w:t>
       </w:r>
       <w:r>
-        <w:t xml:space="preserve">, 2020). Entre as companhias abertas brasileiras, a chance de patrocinar cultura cresce com o porte da empresa e com a concentração do setor (ALCÂNTARA; BENEDICTO; SILVA, 2019). Das 26 empresas que patrocinaram em 2025, 13 também aparecem como incentivadoras da Lei Rouanet, e elas responderam por 86% da renúncia daquele ano (BRASIL, 2026b). A evidência sobre o destino é mista. Quando a busca de patrocinador passou para antes da comissão, a parcela da RMGV no valor habilitado atribuível a um município caiu de 74% (ciclo 2024) para 57% (2025). Projetos que pediram exatamente o teto de R$ 500 mil foram executados com mais frequência que os menores. Esses fatos têm explicações que não dependem da marca: quem já tem patrocinador acertado pede o teto, e quem já captou tem rede e experiência. Daí a premissa ficar contestada.</w:t>
+        <w:t xml:space="preserve">, 2020). Entre as companhias abertas brasileiras, a chance de patrocinar cultura cresce com o porte da empresa e com a concentração do setor (ALCÂNTARA; BENEDICTO; SILVA, 2019). Das 26 empresas que patrocinaram em 2025, 13 também aparecem como incentivadoras da Lei Rouanet, e elas responderam por 86% da renúncia daquele ano (BRASIL, 2026b). O fato admite duas leituras: um marketing cultural já estruturado, o</w:t>
+      </w:r>
+      <w:r>
+        <w:t xml:space="preserve"> </w:t>
+      </w:r>
+      <w:r>
+        <w:t xml:space="preserve">“mercado de patrocínios”</w:t>
+      </w:r>
+      <w:r>
+        <w:t xml:space="preserve"> </w:t>
+      </w:r>
+      <w:r>
+        <w:t xml:space="preserve">de Belem e Donadone (2013), ou a troca de fonte, que reduz a adicionalidade (H1b). A evidência sobre o destino é mista. Quando a busca de patrocinador passou para antes da comissão, a parcela da RMGV no valor habilitado atribuível a um município caiu de 74% (ciclo 2024) para 57% (2025). Projetos que pediram exatamente o teto de R$ 500 mil captaram mais que os menores: 83% contra 52% dos que pediram até R$ 200 mil, em 2022-2024. Esses fatos têm explicações que não dependem da marca: quem já tem patrocinador acertado pede o teto, e quem já captou tem rede e experiência. Daí a premissa ficar contestada.</w:t>
       </w:r>
     </w:p>
     <w:p>
@@ -2394,7 +2415,7 @@
         <w:t xml:space="preserve"> </w:t>
       </w:r>
       <w:r>
-        <w:t xml:space="preserve">A maior reserva do teto, 30%, vai a eventos com mais de dez anos de existência, justamente os de maior chance de financiamento sem incentivo. É uma tensão com o critério do TCU (BRASIL, 2016) que fica como hipótese a testar, não como descumprimento apurado. A RMGV tem 49% da população e fica com 67% do valor atribuível a um município. O Gini do valor entre os 78 municípios é 0,88, e a diferença entre RMGV e interior explica só 7% da desigualdade na decomposição de Theil. Por isso a reserva de 10% para projetos fora da RMGV age sobre a menor parte dela.</w:t>
+        <w:t xml:space="preserve">A maior reserva do teto, 30%, vai a eventos com mais de dez anos de existência, provavelmente os de maior chance de financiamento sem incentivo. É uma tensão com o critério do TCU (BRASIL, 2016) que fica como hipótese a testar, não como descumprimento apurado. A RMGV tem 49% da população e fica com 67% do valor atribuível a um município em 2022-2026. O Gini do valor entre os 78 municípios é 0,88, e a diferença entre RMGV e interior explica só 7% da desigualdade na decomposição de Theil. Por isso a reserva de 10% para projetos fora da RMGV age sobre a menor parte dela.</w:t>
       </w:r>
     </w:p>
     <w:p>
@@ -2412,7 +2433,7 @@
         <w:t xml:space="preserve"> </w:t>
       </w:r>
       <w:r>
-        <w:t xml:space="preserve">O que a SECULT publica cobre insumos e produtos, mas não a entrada (inscritos e inabilitados) nem o resultado (público, gratuidade, contrapartidas executadas). Os dois indicadores que a teoria da mudança mais exige falham no critério SMART de ser mensurável e atribuível. A lei já manda o regulamento definir a divulgação dos benefícios,</w:t>
+        <w:t xml:space="preserve">O que a SECULT publica cobre insumos e produtos, mas não a entrada (inscritos e inabilitados) nem o resultado (público, gratuidade, contrapartidas executadas). Os dois indicadores que a teoria da mudança mais exige falham no critério SMART de ser mensurável. A lei já manda divulgar os benefícios,</w:t>
       </w:r>
       <w:r>
         <w:t xml:space="preserve"> </w:t>
@@ -2432,7 +2453,7 @@
         <w:pStyle w:val="BodyText"/>
       </w:pPr>
       <w:r>
-        <w:t xml:space="preserve">Em síntese, com o dado público nenhum elo aparece claramente rompido. Duas premissas de critério não são atendidas pelo desenho: habilitar sem priorizar e racionar pela ordem de chegada. A escolha da empresa é contestada, e a entrada e a entrega ficam indeterminadas por falta de dado. A avaliação de impacto da seção 5 é desenhada para resolver as três últimas.</w:t>
+        <w:t xml:space="preserve">Em síntese, com o dado público nenhum elo aparece claramente rompido. Para desconcentrar o financiamento, algo na cadeia precisaria dirigir recursos para fora do circuito consolidado; nem a habilitação, que qualifica sem priorizar, nem o racionamento, que segue o calendário dos termos, faz isso. Essas duas premissas não são asseguradas pelo desenho, o que não quer dizer que sejam violadas: sem nota, não se sabe se as empresas escolhem os melhores projetos. A escolha da empresa é contestada, e a entrada e a entrega ficam indeterminadas por falta de dado. A seção 5 trata das três últimas.</w:t>
       </w:r>
     </w:p>
     <w:bookmarkEnd w:id="19"/>
@@ -2677,7 +2698,7 @@
               <w:rPr>
                 <w:sz w:val="20"/>
               </w:rPr>
-              <w:t xml:space="preserve">Qual é o efeito de captar pela LICC sobre a realização e o alcance do projeto?</w:t>
+              <w:t xml:space="preserve">Captar pela LICC muda a realização e o alcance do projeto?</w:t>
             </w:r>
           </w:p>
         </w:tc>
@@ -2745,39 +2766,39 @@
               <w:rPr>
                 <w:sz w:val="20"/>
               </w:rPr>
-              <w:t xml:space="preserve">= o bem cultural acontece; público e gratuidade</w:t>
-            </w:r>
-          </w:p>
-        </w:tc>
-        <w:tc>
-          <w:tcPr/>
-          <w:p>
-            <w:pPr>
-              <w:pStyle w:val="Compact"/>
-              <w:spacing w:after="0" w:before="0"/>
-              <w:jc w:val="left"/>
-            </w:pPr>
-            <w:r>
-              <w:rPr>
-                <w:sz w:val="20"/>
-              </w:rPr>
-              <w:t xml:space="preserve">Efeito médio sobre os tratados (EMPT) e seu contraste com o efeito sobre os não tratados (EMPNT)</w:t>
-            </w:r>
-          </w:p>
-        </w:tc>
-        <w:tc>
-          <w:tcPr/>
-          <w:p>
-            <w:pPr>
-              <w:pStyle w:val="Compact"/>
-              <w:spacing w:after="0" w:before="0"/>
-              <w:jc w:val="left"/>
-            </w:pPr>
-            <w:r>
-              <w:rPr>
-                <w:sz w:val="20"/>
-              </w:rPr>
-              <w:t xml:space="preserve">Se a empresa escolhe eventos consolidados,</w:t>
+              <w:t xml:space="preserve">= o bem cultural acontece no ano previsto; público e gratuidade</w:t>
+            </w:r>
+          </w:p>
+        </w:tc>
+        <w:tc>
+          <w:tcPr/>
+          <w:p>
+            <w:pPr>
+              <w:pStyle w:val="Compact"/>
+              <w:spacing w:after="0" w:before="0"/>
+              <w:jc w:val="left"/>
+            </w:pPr>
+            <w:r>
+              <w:rPr>
+                <w:sz w:val="20"/>
+              </w:rPr>
+              <w:t xml:space="preserve">Efeito médio sobre os tratados (EMPT), contrastado com o dos não tratados (EMPNT)</w:t>
+            </w:r>
+          </w:p>
+        </w:tc>
+        <w:tc>
+          <w:tcPr/>
+          <w:p>
+            <w:pPr>
+              <w:pStyle w:val="Compact"/>
+              <w:spacing w:after="0" w:before="0"/>
+              <w:jc w:val="left"/>
+            </w:pPr>
+            <w:r>
+              <w:rPr>
+                <w:sz w:val="20"/>
+              </w:rPr>
+              <w:t xml:space="preserve">A empresa escolhe eventos consolidados:</w:t>
             </w:r>
             <w:r>
               <w:rPr>
@@ -2797,7 +2818,7 @@
               <w:rPr>
                 <w:sz w:val="20"/>
               </w:rPr>
-              <w:t xml:space="preserve">(0) é maior entre os escolhidos e o efeito é menor onde ela escolhe: os dois vieses subestimam a adicionalidade</w:t>
+              <w:t xml:space="preserve">(0) maior entre os escolhidos, viés de seleção positivo, e a comparação superestima o EMPT; efeito menor onde ela escolhe puxa no sentido oposto em relação ao efeito médio</w:t>
             </w:r>
           </w:p>
         </w:tc>
@@ -2831,7 +2852,7 @@
               <w:rPr>
                 <w:sz w:val="20"/>
               </w:rPr>
-              <w:t xml:space="preserve">Qual é o efeito de reduzir o custo de entrada sobre a inscrição, a habilitação e o perfil de quem entra?</w:t>
+              <w:t xml:space="preserve">Reduzir o custo de entrada muda a inscrição, a habilitação e o perfil de quem entra?</w:t>
             </w:r>
           </w:p>
         </w:tc>
@@ -2873,7 +2894,7 @@
               <w:rPr>
                 <w:sz w:val="20"/>
               </w:rPr>
-              <w:t xml:space="preserve">= oferta de apoio à inscrição;</w:t>
+              <w:t xml:space="preserve">= oferta de apoio à inscrição e à busca de patrocínio;</w:t>
             </w:r>
             <w:r>
               <w:rPr>
@@ -2965,23 +2986,23 @@
               <w:rPr>
                 <w:sz w:val="20"/>
               </w:rPr>
-              <w:t xml:space="preserve">A habilitação muda o destino do projeto, e a empresa segue o mérito avaliado pela SECULT?</w:t>
-            </w:r>
-          </w:p>
-        </w:tc>
-        <w:tc>
-          <w:tcPr/>
-          <w:p>
-            <w:pPr>
-              <w:pStyle w:val="Compact"/>
-              <w:spacing w:after="0" w:before="0"/>
-              <w:jc w:val="left"/>
-            </w:pPr>
-            <w:r>
-              <w:rPr>
-                <w:sz w:val="20"/>
-              </w:rPr>
-              <w:t xml:space="preserve">Projeto inscrito;</w:t>
+              <w:t xml:space="preserve">A captação acompanha o que o parecer registrou?</w:t>
+            </w:r>
+          </w:p>
+        </w:tc>
+        <w:tc>
+          <w:tcPr/>
+          <w:p>
+            <w:pPr>
+              <w:pStyle w:val="Compact"/>
+              <w:spacing w:after="0" w:before="0"/>
+              <w:jc w:val="left"/>
+            </w:pPr>
+            <w:r>
+              <w:rPr>
+                <w:sz w:val="20"/>
+              </w:rPr>
+              <w:t xml:space="preserve">Projeto habilitado; critérios atendidos e diligências;</w:t>
             </w:r>
             <w:r>
               <w:rPr>
@@ -2995,7 +3016,7 @@
                 <w:iCs/>
                 <w:sz w:val="20"/>
               </w:rPr>
-              <w:t xml:space="preserve">T</w:t>
+              <w:t xml:space="preserve">Y</w:t>
             </w:r>
             <w:r>
               <w:rPr>
@@ -3007,65 +3028,39 @@
               <w:rPr>
                 <w:sz w:val="20"/>
               </w:rPr>
-              <w:t xml:space="preserve">= habilitado;</w:t>
-            </w:r>
-            <w:r>
-              <w:rPr>
-                <w:sz w:val="20"/>
-              </w:rPr>
-              <w:t xml:space="preserve"> </w:t>
-            </w:r>
-            <w:r>
-              <w:rPr>
-                <w:i/>
-                <w:iCs/>
-                <w:sz w:val="20"/>
-              </w:rPr>
-              <w:t xml:space="preserve">Y</w:t>
-            </w:r>
-            <w:r>
-              <w:rPr>
-                <w:sz w:val="20"/>
-              </w:rPr>
-              <w:t xml:space="preserve"> </w:t>
-            </w:r>
-            <w:r>
-              <w:rPr>
-                <w:sz w:val="20"/>
-              </w:rPr>
-              <w:t xml:space="preserve">= o projeto é executado</w:t>
-            </w:r>
-          </w:p>
-        </w:tc>
-        <w:tc>
-          <w:tcPr/>
-          <w:p>
-            <w:pPr>
-              <w:pStyle w:val="Compact"/>
-              <w:spacing w:after="0" w:before="0"/>
-              <w:jc w:val="left"/>
-            </w:pPr>
-            <w:r>
-              <w:rPr>
-                <w:sz w:val="20"/>
-              </w:rPr>
-              <w:t xml:space="preserve">Efeito de ser habilitado (oferta) na margem da decisão</w:t>
-            </w:r>
-          </w:p>
-        </w:tc>
-        <w:tc>
-          <w:tcPr/>
-          <w:p>
-            <w:pPr>
-              <w:pStyle w:val="Compact"/>
-              <w:spacing w:after="0" w:before="0"/>
-              <w:jc w:val="left"/>
-            </w:pPr>
-            <w:r>
-              <w:rPr>
-                <w:sz w:val="20"/>
-              </w:rPr>
-              <w:t xml:space="preserve">Inabilitados diferem dos habilitados em qualidade e capacidade</w:t>
+              <w:t xml:space="preserve">= captou</w:t>
+            </w:r>
+          </w:p>
+        </w:tc>
+        <w:tc>
+          <w:tcPr/>
+          <w:p>
+            <w:pPr>
+              <w:pStyle w:val="Compact"/>
+              <w:spacing w:after="0" w:before="0"/>
+              <w:jc w:val="left"/>
+            </w:pPr>
+            <w:r>
+              <w:rPr>
+                <w:sz w:val="20"/>
+              </w:rPr>
+              <w:t xml:space="preserve">Associação condicional (descritiva, não causal)</w:t>
+            </w:r>
+          </w:p>
+        </w:tc>
+        <w:tc>
+          <w:tcPr/>
+          <w:p>
+            <w:pPr>
+              <w:pStyle w:val="Compact"/>
+              <w:spacing w:after="0" w:before="0"/>
+              <w:jc w:val="left"/>
+            </w:pPr>
+            <w:r>
+              <w:rPr>
+                <w:sz w:val="20"/>
+              </w:rPr>
+              <w:t xml:space="preserve">O parecer não é sorteado nem pontuado: sem variação exógena, não há efeito identificável</w:t>
             </w:r>
           </w:p>
         </w:tc>
@@ -3144,7 +3139,7 @@
         <w:t xml:space="preserve">et al.</w:t>
       </w:r>
       <w:r>
-        <w:t xml:space="preserve">, 2018). Com excesso de demanda, ciclos anuais e nenhum índice publicado com ponto de corte, cabem sorteio, promoção aleatória, diferenças em diferenças e diferenças em diferenças com pareamento. A escolha depende dos dados que a SECULT liberar (seção 5.3).</w:t>
+        <w:t xml:space="preserve">, 2018). Com excesso de demanda, ciclos anuais e nenhum índice publicado com ponto de corte, cabem sorteio, promoção aleatória, diferenças em diferenças e diferenças em diferenças com pareamento. O sorteio mudaria a regra de alocação e fica fora do escopo; o racionamento no teto é o seu análogo natural. A escolha depende dos dados que a SECULT liberar (seção 5.3).</w:t>
       </w:r>
     </w:p>
     <w:p>
@@ -3166,7 +3161,7 @@
         <w:t xml:space="preserve"> </w:t>
       </w:r>
       <w:r>
-        <w:t xml:space="preserve">Em 2023 e 2024, os termos validados pouco antes do esgotamento do teto e os indeferidos logo depois tinham, todos, patrocinador disposto. Se a ordem de chegada não depender das características do projeto, o que se testa pelo balanço dos observáveis, a comparação é quase experimental. Os 95 habilitados que expiraram sem captar, comparados aos que captaram com diferenças em diferenças e pareamento dentro do ciclo (o desenho de Colombo e Cruz, 2023), delimitam o efeito sem afastar a seleção. O SALIC mostra se as mesmas empresas deixaram de patrocinar pela Rouanet ao entrar na LICC (substituição).</w:t>
+        <w:t xml:space="preserve">Os termos validados pouco antes do esgotamento do teto e os de 32 projetos recusados em 2023 e 2024 tinham, todos, patrocinador disposto. Mas 6 dos 11 recusados em 2023 e 12 dos 21 recusados em 2024 captaram no ano seguinte: a comparação mede o efeito de receber agora, não o de receber. Com resultado datado (realização no ano previsto), o indeferimento vira instrumento para o financiamento no ano, com a reentrada como primeiro estágio, se a ordem de validação não se ligar ao projeto (testável com as datas de protocolo e validação). Os 95 que expiraram, pareados aos que captaram dentro do ciclo, delimitam o efeito sob seleção nos observáveis; diferenças em diferenças exigiriam o proponente-ano como unidade, com resultados antes e depois (agenda do Mapa Cultural, SALIC), como em Colombo e Cruz (2023). O SALIC mostra ainda se as empresas deixaram a Rouanet ao entrar na LICC (substituição).</w:t>
       </w:r>
     </w:p>
     <w:p>
@@ -3188,7 +3183,7 @@
         <w:t xml:space="preserve"> </w:t>
       </w:r>
       <w:r>
-        <w:t xml:space="preserve">Uma promoção aleatória de apoio à inscrição (informação, orientação sobre CNPJ e documentação) sorteada entre municípios do interior não altera nenhuma regra de alocação. Ela estima o efeito da oferta e, para quem responde a ela, o efeito local (ANGRIST; IMBENS; RUBIN, 1996). Como o teto é fixo, novos entrantes deslocam outros, e sortear também a intensidade da oferta entre municípios mede esse deslocamento (BAIRD</w:t>
+        <w:t xml:space="preserve">Uma promoção aleatória de apoio à inscrição sorteada entre municípios do interior não altera nenhuma regra de alocação. Como, desde 2025, o projeto só vai à comissão com patrocinador, a oferta cobre a documentação (CNPJ, certidões) e a busca de patrocínio (patrocinadores já publicados nos anexos, termo e carta de intenção); dois braços sorteados separam os dois atritos. Ela estima o efeito da oferta e, para quem responde a ela, o efeito local (ANGRIST; IMBENS; RUBIN, 1996). Como o teto é fixo, novos entrantes deslocam outros, e sortear também a intensidade da oferta entre municípios mede esse deslocamento (BAIRD</w:t>
       </w:r>
       <w:r>
         <w:t xml:space="preserve"> </w:t>
@@ -3241,7 +3236,7 @@
         <w:pStyle w:val="FirstParagraph"/>
       </w:pPr>
       <w:r>
-        <w:t xml:space="preserve">Para H1b e H2a trabalha-se com o universo, e a listagem vem dos anexos oficiais. São 293 projetos habilitados em 2022-2024 com situação resolvida, de 172 proponentes, e os termos de 2023 e 2024 na margem do racionamento. Para H3, a listagem é o cadastro de agentes do Mapa Cultural, restrito aos que têm CNPJ e nunca se inscreveram. A amostra é por conglomerados: os municípios do interior são sorteados para receber a oferta, e dentro deles entram todos os agentes elegíveis. A listagem deixa de fora quem não está cadastrado, o que limita a validade externa (viés de cobertura). O gargalo comum é a chave: os anexos não trazem o CNPJ do proponente, mas a SECULT o tem, porque a inscrição o exige. O Quadro 4 lista as fontes.</w:t>
+        <w:t xml:space="preserve">Para H1b e H2a trabalha-se com o universo, e a listagem vem dos anexos oficiais. São 293 projetos habilitados em 2022-2024 com situação resolvida, de 172 proponentes, e os termos de 2023 e 2024 na margem do racionamento. Para H3, a listagem é o cadastro de agentes do Mapa Cultural. O município é campo público, mas o CNPJ não, e 79% dos coletivos e 78% dos individuais não informam município. Com município no interior, há 257 coletivos em 52 municípios e 2.389 agentes, somados os individuais, nos 71. A amostra é por conglomerados: os municípios do interior são sorteados para receber a oferta, e dentro deles entram todos os agentes sem inscrição anterior. A listagem deixa de fora quem não está cadastrado ou não informa município (viés de cobertura), e a restrição a quem tem CNPJ depende do cadastro da SECULT. O gargalo comum é a chave: os anexos não trazem o CNPJ do proponente, mas a SECULT o tem, porque a inscrição o exige. O Quadro 4 lista as fontes. Os pedidos seguem a Lei de Acesso à Informação; se negados, a ocorrência se aproxima pela agenda do Mapa Cultural e pelos extratos do Diário Oficial.</w:t>
       </w:r>
     </w:p>
     <w:p>
@@ -4207,7 +4202,7 @@
         <w:t xml:space="preserve"> </w:t>
       </w:r>
       <w:r>
-        <w:t xml:space="preserve">(ELDRIDGE; ASHBY; KERRY, 2006). Com conglomerados sorteados, usa-se a forma equivalente por número de conglomerados. A Tabela 2 reporta os cenários.</w:t>
+        <w:t xml:space="preserve">(ELDRIDGE; ASHBY; KERRY, 2006). A Tabela 2 reporta os cenários.</w:t>
       </w:r>
       <w:r>
         <w:t xml:space="preserve"> </w:t>
@@ -4548,7 +4543,7 @@
               <w:rPr>
                 <w:sz w:val="20"/>
               </w:rPr>
-              <w:t xml:space="preserve">20 a 30 projetos por grupo</w:t>
+              <w:t xml:space="preserve">32 recusados × 32 validados antes do esgotamento</w:t>
             </w:r>
           </w:p>
         </w:tc>
@@ -4602,7 +4597,7 @@
               <w:rPr>
                 <w:sz w:val="20"/>
               </w:rPr>
-              <w:t xml:space="preserve">29 a 43</w:t>
+              <w:t xml:space="preserve">28 a 34</w:t>
             </w:r>
           </w:p>
         </w:tc>
@@ -4621,7 +4616,7 @@
               <w:rPr>
                 <w:sz w:val="20"/>
               </w:rPr>
-              <w:t xml:space="preserve">H3: oferta sorteada por agente</w:t>
+              <w:t xml:space="preserve">H3: oferta por município, só coletivos</w:t>
             </w:r>
           </w:p>
         </w:tc>
@@ -4638,7 +4633,57 @@
               <w:rPr>
                 <w:sz w:val="20"/>
               </w:rPr>
-              <w:t xml:space="preserve">1.000 a 4.000 agentes</w:t>
+              <w:t xml:space="preserve">52 municípios, 257 coletivos (</w:t>
+            </w:r>
+            <m:oMath>
+              <m:acc>
+                <m:accPr>
+                  <m:chr m:val="‾"/>
+                </m:accPr>
+                <m:e>
+                  <m:r>
+                    <m:t>m</m:t>
+                  </m:r>
+                </m:e>
+              </m:acc>
+            </m:oMath>
+            <w:r>
+              <w:rPr>
+                <w:sz w:val="20"/>
+              </w:rPr>
+              <w:t xml:space="preserve"> </w:t>
+            </w:r>
+            <w:r>
+              <w:rPr>
+                <w:sz w:val="20"/>
+              </w:rPr>
+              <w:t xml:space="preserve">= 4,9;</w:t>
+            </w:r>
+            <w:r>
+              <w:rPr>
+                <w:sz w:val="20"/>
+              </w:rPr>
+              <w:t xml:space="preserve"> </w:t>
+            </w:r>
+            <w:r>
+              <w:rPr>
+                <w:i/>
+                <w:iCs/>
+                <w:sz w:val="20"/>
+              </w:rPr>
+              <w:t xml:space="preserve">cv</w:t>
+            </w:r>
+            <w:r>
+              <w:rPr>
+                <w:sz w:val="20"/>
+              </w:rPr>
+              <w:t xml:space="preserve"> </w:t>
+            </w:r>
+            <w:r>
+              <w:rPr>
+                <w:sz w:val="20"/>
+              </w:rPr>
+              <w:t xml:space="preserve">= 1,32)</w:t>
             </w:r>
           </w:p>
         </w:tc>
@@ -4675,7 +4720,7 @@
               <w:rPr>
                 <w:sz w:val="20"/>
               </w:rPr>
-              <w:t xml:space="preserve">de 2% a 10%</w:t>
+              <w:t xml:space="preserve">de 2% a 10%; ρ de 0,02 a 0,05</w:t>
             </w:r>
           </w:p>
         </w:tc>
@@ -4692,7 +4737,7 @@
               <w:rPr>
                 <w:sz w:val="20"/>
               </w:rPr>
-              <w:t xml:space="preserve">1,2 a 5,3</w:t>
+              <w:t xml:space="preserve">5,5 a 13,4</w:t>
             </w:r>
           </w:p>
         </w:tc>
@@ -4710,23 +4755,73 @@
               <w:rPr>
                 <w:sz w:val="20"/>
               </w:rPr>
-              <w:t xml:space="preserve">H3: oferta sorteada por município</w:t>
-            </w:r>
-          </w:p>
-        </w:tc>
-        <w:tc>
-          <w:tcPr/>
-          <w:p>
-            <w:pPr>
-              <w:pStyle w:val="Compact"/>
-              <w:spacing w:after="0" w:before="0"/>
-              <w:jc w:val="left"/>
-            </w:pPr>
-            <w:r>
-              <w:rPr>
-                <w:sz w:val="20"/>
-              </w:rPr>
-              <w:t xml:space="preserve">71 municípios do interior, 20 a 50 agentes cada</w:t>
+              <w:t xml:space="preserve">H3: oferta por município, todos os agentes</w:t>
+            </w:r>
+          </w:p>
+        </w:tc>
+        <w:tc>
+          <w:tcPr/>
+          <w:p>
+            <w:pPr>
+              <w:pStyle w:val="Compact"/>
+              <w:spacing w:after="0" w:before="0"/>
+              <w:jc w:val="left"/>
+            </w:pPr>
+            <w:r>
+              <w:rPr>
+                <w:sz w:val="20"/>
+              </w:rPr>
+              <w:t xml:space="preserve">71 municípios, 2.389 agentes (</w:t>
+            </w:r>
+            <m:oMath>
+              <m:acc>
+                <m:accPr>
+                  <m:chr m:val="‾"/>
+                </m:accPr>
+                <m:e>
+                  <m:r>
+                    <m:t>m</m:t>
+                  </m:r>
+                </m:e>
+              </m:acc>
+            </m:oMath>
+            <w:r>
+              <w:rPr>
+                <w:sz w:val="20"/>
+              </w:rPr>
+              <w:t xml:space="preserve"> </w:t>
+            </w:r>
+            <w:r>
+              <w:rPr>
+                <w:sz w:val="20"/>
+              </w:rPr>
+              <w:t xml:space="preserve">= 33,6;</w:t>
+            </w:r>
+            <w:r>
+              <w:rPr>
+                <w:sz w:val="20"/>
+              </w:rPr>
+              <w:t xml:space="preserve"> </w:t>
+            </w:r>
+            <w:r>
+              <w:rPr>
+                <w:i/>
+                <w:iCs/>
+                <w:sz w:val="20"/>
+              </w:rPr>
+              <w:t xml:space="preserve">cv</w:t>
+            </w:r>
+            <w:r>
+              <w:rPr>
+                <w:sz w:val="20"/>
+              </w:rPr>
+              <w:t xml:space="preserve"> </w:t>
+            </w:r>
+            <w:r>
+              <w:rPr>
+                <w:sz w:val="20"/>
+              </w:rPr>
+              <w:t xml:space="preserve">= 1,43)</w:t>
             </w:r>
           </w:p>
         </w:tc>
@@ -4762,23 +4857,23 @@
               <w:rPr>
                 <w:sz w:val="20"/>
               </w:rPr>
-              <w:t xml:space="preserve">de 5% a 10%; ρ de 0,02 a 0,05</w:t>
-            </w:r>
-          </w:p>
-        </w:tc>
-        <w:tc>
-          <w:tcPr/>
-          <w:p>
-            <w:pPr>
-              <w:pStyle w:val="Compact"/>
-              <w:spacing w:after="0" w:before="0"/>
-              <w:jc w:val="left"/>
-            </w:pPr>
-            <w:r>
-              <w:rPr>
-                <w:sz w:val="20"/>
-              </w:rPr>
-              <w:t xml:space="preserve">2,9 a 6,3</w:t>
+              <w:t xml:space="preserve">de 2% a 10%; ρ de 0,02 a 0,05</w:t>
+            </w:r>
+          </w:p>
+        </w:tc>
+        <w:tc>
+          <w:tcPr/>
+          <w:p>
+            <w:pPr>
+              <w:pStyle w:val="Compact"/>
+              <w:spacing w:after="0" w:before="0"/>
+              <w:jc w:val="left"/>
+            </w:pPr>
+            <w:r>
+              <w:rPr>
+                <w:sz w:val="20"/>
+              </w:rPr>
+              <w:t xml:space="preserve">2,8 a 8,5</w:t>
             </w:r>
           </w:p>
         </w:tc>
@@ -4817,7 +4912,7 @@
         <w:rPr>
           <w:sz w:val="20"/>
         </w:rPr>
-        <w:t xml:space="preserve">(script</w:t>
+        <w:t xml:space="preserve">e</w:t>
       </w:r>
       <w:r>
         <w:rPr>
@@ -4830,13 +4925,19 @@
           <w:rStyle w:val="VerbatimChar"/>
           <w:sz w:val="20"/>
         </w:rPr>
-        <w:t xml:space="preserve">analise/07_hipoteses_h1_h3.py</w:t>
+        <w:t xml:space="preserve">07_mapa_quadro_h3.csv</w:t>
       </w:r>
       <w:r>
         <w:rPr>
           <w:sz w:val="20"/>
         </w:rPr>
-        <w:t xml:space="preserve">, com as funções de</w:t>
+        <w:t xml:space="preserve"> </w:t>
+      </w:r>
+      <w:r>
+        <w:rPr>
+          <w:sz w:val="20"/>
+        </w:rPr>
+        <w:t xml:space="preserve">(script</w:t>
       </w:r>
       <w:r>
         <w:rPr>
@@ -4849,6 +4950,25 @@
           <w:rStyle w:val="VerbatimChar"/>
           <w:sz w:val="20"/>
         </w:rPr>
+        <w:t xml:space="preserve">analise/07_hipoteses_h1_h3.py</w:t>
+      </w:r>
+      <w:r>
+        <w:rPr>
+          <w:sz w:val="20"/>
+        </w:rPr>
+        <w:t xml:space="preserve">, com as funções de</w:t>
+      </w:r>
+      <w:r>
+        <w:rPr>
+          <w:sz w:val="20"/>
+        </w:rPr>
+        <w:t xml:space="preserve"> </w:t>
+      </w:r>
+      <w:r>
+        <w:rPr>
+          <w:rStyle w:val="VerbatimChar"/>
+          <w:sz w:val="20"/>
+        </w:rPr>
         <w:t xml:space="preserve">analise/05_poder_mde.py</w:t>
       </w:r>
       <w:r>
@@ -4863,7 +4983,7 @@
         <w:pStyle w:val="BodyText"/>
       </w:pPr>
       <w:r>
-        <w:t xml:space="preserve">A comparação na margem do racionamento só detecta efeitos muito grandes e serve como verificação de robustez. A comparação entre quem captou e quem expirou tem poder razoável, mas seu problema é o viés, não a amostra. O desenho de H3 detecta efeitos de poucos pontos. Com poder baixo, uma estimativa</w:t>
+        <w:t xml:space="preserve">A comparação na margem do racionamento só detecta efeitos muito grandes e serve como verificação de robustez. A comparação entre quem captou e quem expirou tem poder razoável, mas seu problema é o viés, não a amostra. O desenho de H3 detecta efeitos de poucos pontos se incluir os agentes individuais, que precisariam de CNPJ (MEI) para se inscrever; só com os coletivos, o efeito mínimo passa de 5 pontos. Com poder baixo, uma estimativa</w:t>
       </w:r>
       <w:r>
         <w:t xml:space="preserve"> </w:t>
@@ -4893,7 +5013,7 @@
         <w:pStyle w:val="FirstParagraph"/>
       </w:pPr>
       <w:r>
-        <w:t xml:space="preserve">A primeira ameaça à validade interna é a violação da hipótese de ausência de interferência entre unidades (SUTVA): com o teto fixo, o que um projeto capta falta a outro. Seguem-se a substituição (quem não capta pode executar com outra fonte; o SALIC entra como resultado), a seleção por fatores que mudam no tempo, os eventos externos do período (Lei Paulo Gustavo e Política Nacional Aldir Blanc) e o atrito dos dados: projeto sem registro não é projeto que não aconteceu. A validade externa é limitada. As comparações de H1b valem para o regime de 2022-2024, em que a habilitação precedia a busca por patrocinador. Desde 2025 essa ordem se inverteu e os expirados quase desapareceram (3 em 56 resolvidos no ciclo 2025). No plano ético, nenhum desenho nega ou adia o acesso de elegíveis, e a oferta de apoio só acrescenta informação. O uso de dados identificados exige anonimização, conforme a LGPD, e uma pesquisa com o público exigiria aprovação de comitê de ética.</w:t>
+        <w:t xml:space="preserve">A primeira ameaça à validade interna é a violação da hipótese de ausência de interferência entre unidades (SUTVA): com o teto fixo, o que um projeto capta falta a outro. Seguem-se a substituição (quem não capta pode executar com outra fonte; o SALIC entra como resultado), a seleção por fatores que mudam no tempo, os eventos externos do período (Lei Paulo Gustavo e Política Nacional Aldir Blanc) e o atrito dos dados: projeto sem registro não é projeto que não aconteceu. A validade externa é limitada. As comparações de H1b valem para o regime de 2022-2024, em que a habilitação precedia a busca por patrocinador. Desde 2025 essa ordem se inverteu e os expirados quase desapareceram (3 em 56 resolvidos no ciclo 2025). No plano ético, nenhum desenho nega o acesso de elegíveis à política: o apoio chega aos municípios de controle ao fim do acompanhamento (implementação gradual), o deslocamento pelo teto é um custo para terceiros que a saturação mede, e a oferta é feita pela SECULT. O uso de dados identificados exige anonimização, conforme a LGPD, e uma pesquisa com o público exigiria aprovação de comitê de ética.</w:t>
       </w:r>
     </w:p>
     <w:bookmarkEnd w:id="25"/>
@@ -4912,23 +5032,23 @@
         <w:pStyle w:val="FirstParagraph"/>
       </w:pPr>
       <w:r>
-        <w:t xml:space="preserve">A LICC é um gasto tributário de crescimento rápido, sem problema declarado, sem objetivos mensuráveis e sem previsão de avaliação, em que o Estado define quem pode receber e as empresas decidem quem recebe. Duas premissas de critério não são atendidas pelo desenho: a habilitação qualifica sem priorizar, e o racionamento no teto segue a ordem de chegada. A escolha pelas empresas é contestada: o financiamento vem de poucas empresas de serviços regulados, mas sem viés territorial forte. A entrada e a entrega, os extremos da cadeia, são indeterminadas, porque a SECULT não publica os inscritos nem o público alcançado.</w:t>
-      </w:r>
-    </w:p>
-    <w:p>
-      <w:pPr>
-        <w:pStyle w:val="BodyText"/>
-      </w:pPr>
-      <w:r>
-        <w:t xml:space="preserve">Sem mexer no mecanismo, há recomendações que dependem só da gestão: declarar objetivos, metas e indicadores; publicar os inscritos e os motivos de inabilitação; publicar, por projeto, o CNPJ do proponente, a sede, a captação por cota e as datas; e publicar as contrapartidas executadas e o público alcançado.</w:t>
-      </w:r>
-    </w:p>
-    <w:p>
-      <w:pPr>
-        <w:pStyle w:val="BodyText"/>
-      </w:pPr>
-      <w:r>
-        <w:t xml:space="preserve">A proposta de avaliação transforma as premissas em três perguntas: a adicionalidade do financiamento (H1b), pelo racionamento no teto e pelos habilitados que não captaram; o efeito do atrito na entrada (H3), por uma oferta sorteada de apoio à inscrição, com bom poder; e o papel da avaliação da SECULT (H2a), descritivo porque o parecer não dá nota. As limitações são as dos dados. A situação publicada serve de aproximação para a captação, a estreia é medida por nome de proponente, e o retrato territorial cobre 74% do valor.</w:t>
+        <w:t xml:space="preserve">A LICC é um gasto tributário de crescimento rápido, sem problema declarado, sem objetivos mensuráveis e sem previsão de avaliação, em que o Estado define quem pode receber e as empresas decidem quem recebe. Duas premissas de critério não são asseguradas pelo desenho: a habilitação qualifica sem priorizar, e o racionamento no teto segue o calendário dos termos. A escolha pelas empresas é contestada: o financiamento vem de poucas empresas de serviços regulados, mas sem viés territorial forte. A entrada e a entrega, os extremos da cadeia, são indeterminadas, porque a SECULT não publica os inscritos nem o público alcançado.</w:t>
+      </w:r>
+    </w:p>
+    <w:p>
+      <w:pPr>
+        <w:pStyle w:val="BodyText"/>
+      </w:pPr>
+      <w:r>
+        <w:t xml:space="preserve">Sem mexer no mecanismo, há recomendações que dependem só da gestão: declarar objetivos, metas e indicadores; publicar os inscritos e os motivos de inabilitação; publicar, por projeto, o CNPJ do proponente, a sede e a captação por cota; publicar a fila de termos, com as datas de protocolo e de validação, inclusive dos recusados; e publicar as contrapartidas executadas e o público alcançado.</w:t>
+      </w:r>
+    </w:p>
+    <w:p>
+      <w:pPr>
+        <w:pStyle w:val="BodyText"/>
+      </w:pPr>
+      <w:r>
+        <w:t xml:space="preserve">A proposta de avaliação transforma as premissas em três perguntas. A adicionalidade (H1b) é a que mais importa e a menos respondível: mais da metade dos recusados por falta de teto captou no ano seguinte, e a comparação com os que expiraram não afasta a seleção; receber × não receber exige resultado datado e a fila de termos com as datas. O efeito do atrito na entrada (H3) é identificável por uma oferta sorteada de apoio à inscrição e à busca de patrocínio, com bom poder se incluir os agentes individuais; o papel da avaliação da SECULT (H2a) fica descritivo, porque o parecer não dá nota. As limitações são as dos dados. A situação publicada serve de aproximação para a captação, a estreia é medida por nome de proponente, e o retrato territorial cobre 74% do valor.</w:t>
       </w:r>
     </w:p>
     <w:bookmarkEnd w:id="27"/>
@@ -5661,40 +5781,6 @@
         <w:pStyle w:val="BodyText"/>
       </w:pPr>
       <w:r>
-        <w:t xml:space="preserve">SCHUSTER, J. Mark. Tax incentives in cultural policy.</w:t>
-      </w:r>
-      <w:r>
-        <w:t xml:space="preserve"> </w:t>
-      </w:r>
-      <w:r>
-        <w:rPr>
-          <w:i/>
-          <w:iCs/>
-        </w:rPr>
-        <w:t xml:space="preserve">In</w:t>
-      </w:r>
-      <w:r>
-        <w:t xml:space="preserve">: GINSBURGH, V. A.; THROSBY, D. (ed.).</w:t>
-      </w:r>
-      <w:r>
-        <w:t xml:space="preserve"> </w:t>
-      </w:r>
-      <w:r>
-        <w:rPr>
-          <w:b/>
-          <w:bCs/>
-        </w:rPr>
-        <w:t xml:space="preserve">Handbook of the economics of art and culture</w:t>
-      </w:r>
-      <w:r>
-        <w:t xml:space="preserve">. Amsterdam: Elsevier, 2006. v. 1, p. 1253-1298. DOI: 10.1016/S1574-0676(06)01036-2.</w:t>
-      </w:r>
-    </w:p>
-    <w:p>
-      <w:pPr>
-        <w:pStyle w:val="BodyText"/>
-      </w:pPr>
-      <w:r>
         <w:t xml:space="preserve">SECULT – SECRETARIA DE ESTADO DA CULTURA DO ESPÍRITO SANTO. Instrução Normativa nº 001, de 31 de janeiro de 2023.</w:t>
       </w:r>
       <w:r>
@@ -5875,7 +5961,7 @@
         <w:t xml:space="preserve">Cultura em Dados</w:t>
       </w:r>
       <w:r>
-        <w:t xml:space="preserve">: evento apresenta resultados de pesquisa sobre a Lei de Incentivo à Cultura Capixaba (LICC) e o Boletim da Economia Criativa. Vitória: SECULT, 2026d. Disponível em: https://secult.es.gov.br/cultura-em-dados-evento-apresenta-resultados-de-pesquisa-sobre-a-lei-de-incentivo-a-cultura-capixaba-licc-e-o-boletim-da-economia-criativa. Acesso em: 24 set. 2026. [VERIFICAR: página lida só pelo resumo do buscador.]</w:t>
+        <w:t xml:space="preserve">: evento apresenta resultados de pesquisa sobre a Lei de Incentivo à Cultura Capixaba (LICC) e o Boletim da Economia Criativa. Vitória: SECULT, 2026d. Disponível em: https://secult.es.gov.br/cultura-em-dados-evento-apresenta-resultados-de-pesquisa-sobre-a-lei-de-incentivo-a-cultura-capixaba-licc-e-o-boletim-da-economia-criativa. Acesso em: 24 set. 2026.</w:t>
       </w:r>
     </w:p>
     <w:p>
@@ -5935,27 +6021,6 @@
           <w:b/>
           <w:bCs/>
         </w:rPr>
-        <w:t xml:space="preserve">Sobre a LICC</w:t>
-      </w:r>
-      <w:r>
-        <w:t xml:space="preserve">. Vitória: SECULT, [202-]. Disponível em: https://secult.es.gov.br/sobre-a-licc. Acesso em: 24 set. 2026.</w:t>
-      </w:r>
-    </w:p>
-    <w:p>
-      <w:pPr>
-        <w:pStyle w:val="BodyText"/>
-      </w:pPr>
-      <w:r>
-        <w:t xml:space="preserve">SECULT – SECRETARIA DE ESTADO DA CULTURA DO ESPÍRITO SANTO.</w:t>
-      </w:r>
-      <w:r>
-        <w:t xml:space="preserve"> </w:t>
-      </w:r>
-      <w:r>
-        <w:rPr>
-          <w:b/>
-          <w:bCs/>
-        </w:rPr>
         <w:t xml:space="preserve">Lista de projetos habilitados</w:t>
       </w:r>
       <w:r>
@@ -6126,24 +6191,6 @@
       </w:r>
     </w:p>
     <w:bookmarkEnd w:id="28"/>
-    <w:bookmarkStart w:id="29" w:name="X6e5363a2ea64c40705be1be4ad3b57716cacb0d"/>
-    <w:p>
-      <w:pPr>
-        <w:pStyle w:val="Heading1"/>
-      </w:pPr>
-      <w:r>
-        <w:t xml:space="preserve">Declaração de uso de inteligência artificial</w:t>
-      </w:r>
-    </w:p>
-    <w:p>
-      <w:pPr>
-        <w:pStyle w:val="FirstParagraph"/>
-      </w:pPr>
-      <w:r>
-        <w:t xml:space="preserve">[Adequar ao modelo anexo às instruções da disciplina.] Os autores utilizaram ferramenta de inteligência artificial generativa (Claude, da Anthropic) como apoio na organização dos dados, na programação dos scripts de análise e das figuras, na busca e conferência de referências e na redação de versões preliminares do texto, conforme a Portaria CNPq nº 2.664/2026. Todo o conteúdo foi revisado pelos autores, que assumem integral responsabilidade pelos dados, análises e conclusões.</w:t>
-      </w:r>
-    </w:p>
-    <w:bookmarkEnd w:id="29"/>
     <w:sectPr>
       <w:footnotePr>
         <w:numRestart w:val="eachSect"/>
@@ -6226,7 +6273,7 @@
         <w:t xml:space="preserve">“Recurso financeiro captado”</w:t>
       </w:r>
       <w:r>
-        <w:t xml:space="preserve">, de 2022 a 2026), de bases públicas do IBGE, do Tesouro Nacional (SICONFI) e do Ministério da Cultura (SALIC). A lista de habilitados foi transcrita na versão disponível em 3 set. 2026 (repositório licc.gov); a SECULT atualizou o arquivo em 10 set. 2026, e os status publicados podem ter mudado desde então. Dados, scripts e tabelas estão em</w:t>
+        <w:t xml:space="preserve">, de 2022 a 2026), de bases públicas do IBGE, do Tesouro Nacional (SICONFI) e do Ministério da Cultura (SALIC). Quatro processos aparecem em dois ciclos: são 463 processos e 467 registros por ciclo. A lista de habilitados foi transcrita na versão disponível em 3 set. 2026 (repositório licc.gov); a SECULT atualizou o arquivo em 10 set. 2026, e os status publicados podem ter mudado desde então. Dados, scripts e tabelas estão em</w:t>
       </w:r>
       <w:r>
         <w:t xml:space="preserve"> </w:t>
@@ -6498,7 +6545,7 @@
     <w:name w:val="Normal"/>
     <w:qFormat/>
     <w:pPr>
-      <w:spacing w:after="120" w:before="0" w:line="240" w:lineRule="auto"/>
+      <w:spacing w:after="80" w:before="0" w:line="240" w:lineRule="auto"/>
       <w:jc w:val="both"/>
     </w:pPr>
     <w:rPr>
@@ -6513,7 +6560,7 @@
     <w:link w:val="BodyTextChar"/>
     <w:qFormat/>
     <w:pPr>
-      <w:spacing w:after="120" w:before="0" w:line="240" w:lineRule="auto"/>
+      <w:spacing w:after="80" w:before="0" w:line="240" w:lineRule="auto"/>
       <w:jc w:val="both"/>
     </w:pPr>
     <w:rPr>
@@ -6528,7 +6575,7 @@
     <w:next w:val="BodyText"/>
     <w:qFormat/>
     <w:pPr>
-      <w:spacing w:after="120" w:before="0" w:line="240" w:lineRule="auto"/>
+      <w:spacing w:after="80" w:before="0" w:line="240" w:lineRule="auto"/>
       <w:jc w:val="both"/>
     </w:pPr>
     <w:rPr>
@@ -6542,7 +6589,7 @@
     <w:basedOn w:val="BodyText"/>
     <w:qFormat/>
     <w:pPr>
-      <w:spacing w:after="120" w:before="0" w:line="240" w:lineRule="auto"/>
+      <w:spacing w:after="80" w:before="0" w:line="240" w:lineRule="auto"/>
       <w:jc w:val="both"/>
     </w:pPr>
     <w:rPr>

--- a/artigo/rascunho-artigo.docx
+++ b/artigo/rascunho-artigo.docx
@@ -15,7 +15,7 @@
         <w:pStyle w:val="Author"/>
       </w:pPr>
       <w:r>
-        <w:t xml:space="preserve">[Autor(a) 1] e [Autor(a) 2] — PPGEco/UFES, PECO 5046-6046 Avaliação de Políticas Públicas</w:t>
+        <w:t xml:space="preserve">Felipe Carvalho Souza Santos — PPGEco/UFES, PECO 5046-6046 Avaliação de Políticas Públicas</w:t>
       </w:r>
     </w:p>
     <w:p>
@@ -41,7 +41,7 @@
         <w:t xml:space="preserve"> </w:t>
       </w:r>
       <w:r>
-        <w:t xml:space="preserve">A Lei de Incentivo à Cultura Capixaba (LICC) permite que contribuintes do ICMS destinem a projetos culturais habilitados pela Secretaria da Cultura (SECULT) valores que recuperam integralmente como crédito presumido do imposto. Este artigo avalia o desenho da política como ela está e estrutura uma avaliação de impacto. Reconstruímos a teoria da mudança, separando entrada, financiamento e entrega, e auditamos cinco premissas com os anexos oficiais de 2022 a 2026 e o Mapa Cultural. Duas premissas não são asseguradas pelo desenho: a habilitação qualifica sem priorizar, e o excesso de demanda é racionado pela ordem de recebimento e validação dos termos de patrocínio. Em 2023 e 2024, termos equivalentes a 28% e 35% do montante foram recusados; em 2025, a cota de 50% se completou com termos recebidos até 28 de janeiro. A premissa de que as empresas escolhem pelo interesse público é contestada: duas empresas respondem por metade da renúncia de 2025, mas a escolha não mostra viés territorial forte. A entrada e a entrega são indeterminadas, porque a SECULT não publica os inscritos nem o público alcançado. Propomos três perguntas de avaliação (a adicionalidade do financiamento, o efeito do atrito na entrada e o papel da avaliação da SECULT), com parâmetros, vieses, estratégias candidatas, fontes de dados e poder estatístico. A adicionalidade é a mais difícil: mais da metade dos projetos recusados por falta de teto captou no ano seguinte.</w:t>
+        <w:t xml:space="preserve">A Lei de Incentivo à Cultura Capixaba (LICC) permite que empresas contribuintes do ICMS destinem a projetos culturais habilitados pela Secretaria da Cultura (SECULT) valores que recuperam integralmente como crédito presumido do imposto: o Estado paga, a empresa escolhe, e o público a quem o bem cultural se destina não entra na escolha. Avalia-se o desenho como ele está, com a auditoria de cinco premissas da teoria da mudança a partir de normas, anexos oficiais e atas da comissão de 2022 a 2026, e estrutura-se uma avaliação de impacto. A escolha não se mostra orientada pelo valor público: duas empresas respondem por metade da renúncia de 2025, e as peças de comunicação dos projetos trazem a marca do patrocinador. A decisão se concentra em poucos atores: a habilitação qualifica sem priorizar, e o que excede o teto é racionado pela ordem de recebimento e validação dos termos de patrocínio. Até 13% do valor captado em 2025 poderia remunerar captação e elaboração, projetos pequenos captam cada vez menos, e só pessoas jurídicas contribuintes patrocinam. A entrega é indeterminada, porque a SECULT não publica o público alcançado. Propõem-se quatro perguntas de avaliação, com estratégias, dados e poder estatístico, entre elas um experimento conjunto com decisores de empresas.</w:t>
       </w:r>
     </w:p>
     <w:p>
@@ -59,7 +59,7 @@
         <w:t xml:space="preserve"> </w:t>
       </w:r>
       <w:r>
-        <w:t xml:space="preserve">incentivo fiscal à cultura; gasto tributário; teoria da mudança; funil de atrito; avaliação de impacto.</w:t>
+        <w:t xml:space="preserve">incentivo fiscal à cultura; gasto tributário; patrocínio; bens públicos; teoria da mudança; avaliação de impacto.</w:t>
       </w:r>
     </w:p>
     <w:bookmarkStart w:id="12" w:name="introdução"/>
@@ -76,7 +76,7 @@
         <w:pStyle w:val="FirstParagraph"/>
       </w:pPr>
       <w:r>
-        <w:t xml:space="preserve">A Lei estadual nº 11.246/2021 incluiu na lei do ICMS um crédito presumido igual ao valor que o contribuinte destina a projetos culturais credenciados pela Secretaria da Cultura (SECULT), com efeitos a partir de 2022 (ESPÍRITO SANTO, 2021a). A Lei de Incentivo à Cultura Capixaba, como o mecanismo passou a ser chamado no regulamento (ESPÍRITO SANTO, 2021b), cresceu depressa: o montante anual de renúncia passou de R$ 15 milhões em 2023 para R$ 31 milhões em 2026,</w:t>
+        <w:t xml:space="preserve">A Lei estadual nº 11.246/2021 incluiu na lei do ICMS um crédito presumido igual ao valor que o contribuinte destina a projetos culturais credenciados pela Secretaria da Cultura (SECULT), com efeitos a partir de 2022 (ESPÍRITO SANTO, 2021a). A Lei de Incentivo à Cultura Capixaba, como o mecanismo passou a ser chamado no regulamento (ESPÍRITO SANTO, 2021b), cresceu rapidamente: o montante anual de renúncia passou de R$ 15 milhões em 2023 para R$ 31 milhões em 2026,</w:t>
       </w:r>
       <w:r>
         <w:rPr>
@@ -88,7 +88,19 @@
         <w:t xml:space="preserve"> </w:t>
       </w:r>
       <w:r>
-        <w:t xml:space="preserve">e 463 projetos foram habilitados a captar R$ 184 milhões nos cinco ciclos (459 com valor publicado). De 2023 a 2025, a captação esgotou o montante de cada ano ao centavo; em 2025, 63 projetos captaram, juntos, exatamente R$ 25.000.000,00.</w:t>
+        <w:t xml:space="preserve">e 463 projetos foram habilitados a captar R$ 184 milhões nos cinco ciclos (459 com valor publicado). De 2023 a 2025, os termos listados pela SECULT somam exatamente o montante de cada ano; em 2025, 62 projetos validados somam R$ 24,64 milhões, e um ainda</w:t>
+      </w:r>
+      <w:r>
+        <w:t xml:space="preserve"> </w:t>
+      </w:r>
+      <w:r>
+        <w:t xml:space="preserve">“em análise na SEFAZ”</w:t>
+      </w:r>
+      <w:r>
+        <w:t xml:space="preserve"> </w:t>
+      </w:r>
+      <w:r>
+        <w:t xml:space="preserve">completa os R$ 25 milhões (os demais números de 2025 usam o anexo inteiro).</w:t>
       </w:r>
       <w:r>
         <w:rPr>
@@ -102,7 +114,7 @@
         <w:pStyle w:val="BodyText"/>
       </w:pPr>
       <w:r>
-        <w:t xml:space="preserve">Nenhuma das normas da LICC diz qual problema ela enfrenta. O diagnóstico precisa ser reconstruído. O setor cultural capixaba é pequeno para o tamanho da economia do estado: em 2024, ocupava 4,2% dos trabalhadores do ES, contra 5,8% no país, a 18ª participação entre as 27 unidades da federação (IBGE, 2025). A desigualdade relevante, porém, é interna. Em 2021, 95% da população da Região Metropolitana da Grande Vitória (RMGV) vivia em município com cinema, contra 34% da população do interior; metade dos municípios do interior não tinha fundo municipal de cultura e só 16% tinham plano municipal (IBGE, 2022). Propomos, por isso, formular o problema como uma carência:</w:t>
+        <w:t xml:space="preserve">Nenhuma norma da LICC declara o problema que ela enfrenta; o diagnóstico precisa ser reconstruído. O setor cultural capixaba é pequeno para o tamanho da economia do estado: em 2024, ocupava 4,2% dos trabalhadores do ES, contra 5,8% no país, a 18ª participação entre as 27 unidades da federação (IBGE, 2025). Na economia criativa, que soma às artes atividades de mercado como design e publicidade, o estado ficava perto da média: 8,2% dos ocupados no 2º trimestre de 2020, contra 8,5% no país, a 8ª posição (SECULT, 2020). O contraste sugere que o atraso está no núcleo cultural, e não na atividade criativa como um todo. A desigualdade relevante, porém, é interna: em 2021, 95% da população da Região Metropolitana da Grande Vitória (RMGV) vivia em município com cinema, contra 34% da do interior, e metade dos municípios do interior não tinha fundo municipal de cultura (IBGE, 2022). O problema é, assim,</w:t>
       </w:r>
       <w:r>
         <w:t xml:space="preserve"> </w:t>
@@ -115,23 +127,23 @@
         <w:t xml:space="preserve">a baixa e desigual capacidade de financiar a produção e a oferta cultural fora do circuito já consolidado</w:t>
       </w:r>
       <w:r>
-        <w:t xml:space="preserve">, com causas na restrição de financiamento de pequenos produtores, na concentração de equipamentos e de capacidade institucional e na dependência de poucos financiadores.</w:t>
-      </w:r>
-    </w:p>
-    <w:p>
-      <w:pPr>
-        <w:pStyle w:val="BodyText"/>
-      </w:pPr>
-      <w:r>
-        <w:t xml:space="preserve">Avaliar a LICC se justifica por três razões. Primeiro, é gasto público que não passa pelo lado da despesa do orçamento: a renúncia efetiva equivale a 14% a 21% do gasto estadual direto na função cultura em 2022-2025 (SECULT, 2026c; BRASIL, 2026a). Segundo, quem decide o destino do recurso é a empresa patrocinadora, e não o Estado, o que torna a política exposta às críticas de concentração e de lógica de marketing feitas à Lei Rouanet (SILVA, 2017; DEKKER; RODRIGUES, 2019). Terceiro, a política é nova e muda de regra a cada ano; resultados de pesquisa sobre ela foram apresentados pela SECULT no evento Cultura em Dados, em 2026 (SECULT, 2026d), e este artigo não teve acesso a eles.</w:t>
-      </w:r>
-    </w:p>
-    <w:p>
-      <w:pPr>
-        <w:pStyle w:val="BodyText"/>
-      </w:pPr>
-      <w:r>
-        <w:t xml:space="preserve">O artigo tem dois objetivos, definidos pela disciplina: avaliar o desenho da LICC</w:t>
+        <w:t xml:space="preserve">, com causas na restrição de financiamento de pequenos produtores, na concentração de equipamentos e na dependência de poucos financiadores.</w:t>
+      </w:r>
+    </w:p>
+    <w:p>
+      <w:pPr>
+        <w:pStyle w:val="BodyText"/>
+      </w:pPr>
+      <w:r>
+        <w:t xml:space="preserve">A avaliação da LICC se justifica por três razões. Primeiro, trata-se de gasto público que não passa pelo lado da despesa do orçamento: a renúncia efetiva equivale a 14% a 21% do gasto estadual direto na função cultura em 2022-2025 (SECULT, 2026c; BRASIL, 2026). Segundo, quem decide o destino do recurso é a empresa patrocinadora, e não o Estado, o que expõe a política às críticas de concentração e de lógica de marketing feitas à Lei Rouanet (SILVA, 2017; DEKKER; RODRIGUES, 2019). Terceiro, a política é nova e muda de regra a cada ano.</w:t>
+      </w:r>
+    </w:p>
+    <w:p>
+      <w:pPr>
+        <w:pStyle w:val="BodyText"/>
+      </w:pPr>
+      <w:r>
+        <w:t xml:space="preserve">O artigo tem dois objetivos: avaliar o desenho da LICC</w:t>
       </w:r>
       <w:r>
         <w:t xml:space="preserve"> </w:t>
@@ -144,7 +156,7 @@
         <w:t xml:space="preserve">como ela está</w:t>
       </w:r>
       <w:r>
-        <w:t xml:space="preserve">, sem propor redesenho do mecanismo, e estruturar uma avaliação de impacto, com desenho amostral, fontes de dados e cálculo de poder. A seção 2 caracteriza a política; a seção 3 revisa a literatura; a seção 4 reconstrói a teoria da mudança e audita suas premissas com os dados administrativos; a seção 5 transforma as premissas em perguntas de avaliação de impacto; a seção 6 conclui.</w:t>
+        <w:t xml:space="preserve">, sem propor redesenho do mecanismo, e estruturar uma avaliação de impacto, com desenho amostral, fontes de dados e cálculo de poder. A seção 2 caracteriza a política; a seção 3 revisa a literatura; a seção 4 reconstrói a teoria da mudança e audita suas premissas; a seção 5 transforma as premissas em perguntas de avaliação de impacto; a seção 6 conclui.</w:t>
       </w:r>
     </w:p>
     <w:bookmarkEnd w:id="12"/>
@@ -172,10 +184,10 @@
           <w:b/>
           <w:bCs/>
         </w:rPr>
-        <w:t xml:space="preserve">gasto tributário com escolha privada</w:t>
-      </w:r>
-      <w:r>
-        <w:t xml:space="preserve">. O proponente, pessoa jurídica com finalidade cultural e sede no estado há dois anos, inscreve o projeto na SECULT. Se o projeto for habilitado, o proponente procura uma empresa contribuinte do ICMS que aceite patrocinar. A empresa deposita o valor numa conta do projeto e compensa até 100% dele com o ICMS devido (ESPÍRITO SANTO, 2021b, art. 10). Não há contrapartida financeira da empresa. O Quadro 1 resume as regras.</w:t>
+        <w:t xml:space="preserve">gasto tributário alocado por empresas</w:t>
+      </w:r>
+      <w:r>
+        <w:t xml:space="preserve">. O proponente inscreve o projeto na SECULT. Se o projeto for habilitado, o proponente procura uma empresa contribuinte do ICMS que aceite patrocinar. A empresa deposita o valor numa conta do projeto e compensa até 100% dele com o ICMS devido, sem contrapartida financeira (ESPÍRITO SANTO, 2021b, art. 10). O Quadro 1 resume as regras.</w:t>
       </w:r>
     </w:p>
     <w:p>
@@ -186,9 +198,14 @@
       <w:r>
         <w:rPr>
           <w:b/>
-          <w:bCs/>
-        </w:rPr>
-        <w:t xml:space="preserve">Quadro 1 – Elementos do desenho da LICC</w:t>
+        </w:rPr>
+        <w:t>Quadro 1</w:t>
+      </w:r>
+      <w:r>
+        <w:rPr>
+          <w:b w:val="0"/>
+        </w:rPr>
+        <w:t xml:space="preserve"> – Elementos do desenho da LICC</w:t>
       </w:r>
     </w:p>
     <w:tbl>
@@ -199,12 +216,12 @@
         <w:tblLayout w:type="fixed"/>
         <w:tblLook w:firstRow="1" w:lastRow="0" w:firstColumn="0" w:lastColumn="0" w:noHBand="0" w:noVBand="0" w:val="0020"/>
         <w:tblBorders>
-          <w:top w:val="single" w:sz="4" w:space="0" w:color="000000"/>
-          <w:left w:val="single" w:sz="4" w:space="0" w:color="000000"/>
-          <w:bottom w:val="single" w:sz="4" w:space="0" w:color="000000"/>
-          <w:right w:val="single" w:sz="4" w:space="0" w:color="000000"/>
-          <w:insideH w:val="single" w:sz="4" w:space="0" w:color="000000"/>
-          <w:insideV w:val="single" w:sz="4" w:space="0" w:color="000000"/>
+          <w:top w:val="single" w:sz="8" w:space="0" w:color="000000"/>
+          <w:bottom w:val="single" w:sz="8" w:space="0" w:color="000000"/>
+          <w:left w:val="nil"/>
+          <w:right w:val="nil"/>
+          <w:insideH w:val="nil"/>
+          <w:insideV w:val="nil"/>
         </w:tblBorders>
       </w:tblPr>
       <w:tblGrid>
@@ -218,16 +235,19 @@
           <w:tblHeader w:val="true"/>
         </w:trPr>
         <w:tc>
-          <w:tcPr/>
-          <w:p>
-            <w:pPr>
-              <w:pStyle w:val="Compact"/>
-              <w:spacing w:after="0" w:before="0"/>
-              <w:jc w:val="left"/>
-            </w:pPr>
-            <w:r>
-              <w:rPr>
-                <w:b/>
+          <w:tcPr>
+            <w:tcBorders>
+              <w:bottom w:val="single" w:sz="4" w:space="0" w:color="000000"/>
+            </w:tcBorders>
+          </w:tcPr>
+          <w:p>
+            <w:pPr>
+              <w:pStyle w:val="Compact"/>
+              <w:spacing w:after="0" w:before="0"/>
+              <w:jc w:val="left"/>
+            </w:pPr>
+            <w:r>
+              <w:rPr>
                 <w:sz w:val="20"/>
               </w:rPr>
               <w:t xml:space="preserve">Elemento</w:t>
@@ -235,16 +255,19 @@
           </w:p>
         </w:tc>
         <w:tc>
-          <w:tcPr/>
-          <w:p>
-            <w:pPr>
-              <w:pStyle w:val="Compact"/>
-              <w:spacing w:after="0" w:before="0"/>
-              <w:jc w:val="left"/>
-            </w:pPr>
-            <w:r>
-              <w:rPr>
-                <w:b/>
+          <w:tcPr>
+            <w:tcBorders>
+              <w:bottom w:val="single" w:sz="4" w:space="0" w:color="000000"/>
+            </w:tcBorders>
+          </w:tcPr>
+          <w:p>
+            <w:pPr>
+              <w:pStyle w:val="Compact"/>
+              <w:spacing w:after="0" w:before="0"/>
+              <w:jc w:val="left"/>
+            </w:pPr>
+            <w:r>
+              <w:rPr>
                 <w:sz w:val="20"/>
               </w:rPr>
               <w:t xml:space="preserve">Regra vigente</w:t>
@@ -252,16 +275,19 @@
           </w:p>
         </w:tc>
         <w:tc>
-          <w:tcPr/>
-          <w:p>
-            <w:pPr>
-              <w:pStyle w:val="Compact"/>
-              <w:spacing w:after="0" w:before="0"/>
-              <w:jc w:val="left"/>
-            </w:pPr>
-            <w:r>
-              <w:rPr>
-                <w:b/>
+          <w:tcPr>
+            <w:tcBorders>
+              <w:bottom w:val="single" w:sz="4" w:space="0" w:color="000000"/>
+            </w:tcBorders>
+          </w:tcPr>
+          <w:p>
+            <w:pPr>
+              <w:pStyle w:val="Compact"/>
+              <w:spacing w:after="0" w:before="0"/>
+              <w:jc w:val="left"/>
+            </w:pPr>
+            <w:r>
+              <w:rPr>
                 <w:sz w:val="20"/>
               </w:rPr>
               <w:t xml:space="preserve">Norma</w:t>
@@ -382,39 +408,39 @@
               <w:rPr>
                 <w:sz w:val="20"/>
               </w:rPr>
-              <w:t xml:space="preserve">Limite por patrocinador</w:t>
-            </w:r>
-          </w:p>
-        </w:tc>
-        <w:tc>
-          <w:tcPr/>
-          <w:p>
-            <w:pPr>
-              <w:pStyle w:val="Compact"/>
-              <w:spacing w:after="0" w:before="0"/>
-              <w:jc w:val="left"/>
-            </w:pPr>
-            <w:r>
-              <w:rPr>
-                <w:sz w:val="20"/>
-              </w:rPr>
-              <w:t xml:space="preserve">20%, 15%, 10% ou 5% do ICMS recolhido no ano anterior, conforme a faixa de imposto</w:t>
-            </w:r>
-          </w:p>
-        </w:tc>
-        <w:tc>
-          <w:tcPr/>
-          <w:p>
-            <w:pPr>
-              <w:pStyle w:val="Compact"/>
-              <w:spacing w:after="0" w:before="0"/>
-              <w:jc w:val="left"/>
-            </w:pPr>
-            <w:r>
-              <w:rPr>
-                <w:sz w:val="20"/>
-              </w:rPr>
-              <w:t xml:space="preserve">Dec. 5.035-R/2021, art. 10, § 1º</w:t>
+              <w:t xml:space="preserve">Patrocinador</w:t>
+            </w:r>
+          </w:p>
+        </w:tc>
+        <w:tc>
+          <w:tcPr/>
+          <w:p>
+            <w:pPr>
+              <w:pStyle w:val="Compact"/>
+              <w:spacing w:after="0" w:before="0"/>
+              <w:jc w:val="left"/>
+            </w:pPr>
+            <w:r>
+              <w:rPr>
+                <w:sz w:val="20"/>
+              </w:rPr>
+              <w:t xml:space="preserve">Pessoa jurídica contribuinte do ICMS fora do Simples Nacional, até 20%, 15%, 10% ou 5% do ICMS recolhido no ano anterior, conforme a faixa de imposto</w:t>
+            </w:r>
+          </w:p>
+        </w:tc>
+        <w:tc>
+          <w:tcPr/>
+          <w:p>
+            <w:pPr>
+              <w:pStyle w:val="Compact"/>
+              <w:spacing w:after="0" w:before="0"/>
+              <w:jc w:val="left"/>
+            </w:pPr>
+            <w:r>
+              <w:rPr>
+                <w:sz w:val="20"/>
+              </w:rPr>
+              <w:t xml:space="preserve">Dec. 5.035-R/2021, arts. 2º e 10, § 1º; LC 123/2006, art. 24; IN 001/2026, art. 40</w:t>
             </w:r>
           </w:p>
         </w:tc>
@@ -482,39 +508,39 @@
               <w:rPr>
                 <w:sz w:val="20"/>
               </w:rPr>
-              <w:t xml:space="preserve">Limite por projeto</w:t>
-            </w:r>
-          </w:p>
-        </w:tc>
-        <w:tc>
-          <w:tcPr/>
-          <w:p>
-            <w:pPr>
-              <w:pStyle w:val="Compact"/>
-              <w:spacing w:after="0" w:before="0"/>
-              <w:jc w:val="left"/>
-            </w:pPr>
-            <w:r>
-              <w:rPr>
-                <w:sz w:val="20"/>
-              </w:rPr>
-              <w:t xml:space="preserve">R$ 500 mil; R$ 300 mil em primeira edição; R$ 1 milhão para patrimônio e longa-metragem</w:t>
-            </w:r>
-          </w:p>
-        </w:tc>
-        <w:tc>
-          <w:tcPr/>
-          <w:p>
-            <w:pPr>
-              <w:pStyle w:val="Compact"/>
-              <w:spacing w:after="0" w:before="0"/>
-              <w:jc w:val="left"/>
-            </w:pPr>
-            <w:r>
-              <w:rPr>
-                <w:sz w:val="20"/>
-              </w:rPr>
-              <w:t xml:space="preserve">IN 001/2025, arts. 14-16</w:t>
+              <w:t xml:space="preserve">Linhas e limite por projeto</w:t>
+            </w:r>
+          </w:p>
+        </w:tc>
+        <w:tc>
+          <w:tcPr/>
+          <w:p>
+            <w:pPr>
+              <w:pStyle w:val="Compact"/>
+              <w:spacing w:after="0" w:before="0"/>
+              <w:jc w:val="left"/>
+            </w:pPr>
+            <w:r>
+              <w:rPr>
+                <w:sz w:val="20"/>
+              </w:rPr>
+              <w:t xml:space="preserve">Seis linhas, das linguagens artísticas ao audiovisual, sem reserva do teto por linha; até 2023, 5% do montante anual; desde 2024, R$ 500 mil (R$ 1 milhão para obra em patrimônio e longa-metragem; R$ 300 mil em primeira edição, desde 2025)</w:t>
+            </w:r>
+          </w:p>
+        </w:tc>
+        <w:tc>
+          <w:tcPr/>
+          <w:p>
+            <w:pPr>
+              <w:pStyle w:val="Compact"/>
+              <w:spacing w:after="0" w:before="0"/>
+              <w:jc w:val="left"/>
+            </w:pPr>
+            <w:r>
+              <w:rPr>
+                <w:sz w:val="20"/>
+              </w:rPr>
+              <w:t xml:space="preserve">IN 002/2022 e 001/2023, art. 8º; IN 001/2025, arts. 9º e 14-16</w:t>
             </w:r>
           </w:p>
         </w:tc>
@@ -548,23 +574,35 @@
               <w:rPr>
                 <w:sz w:val="20"/>
               </w:rPr>
-              <w:t xml:space="preserve">Parecer técnico e deliberação de comissão paritária (CAP) sobre nove critérios qualitativos, sem pontuação prevista em norma; resultado binário</w:t>
-            </w:r>
-          </w:p>
-        </w:tc>
-        <w:tc>
-          <w:tcPr/>
-          <w:p>
-            <w:pPr>
-              <w:pStyle w:val="Compact"/>
-              <w:spacing w:after="0" w:before="0"/>
-              <w:jc w:val="left"/>
-            </w:pPr>
-            <w:r>
-              <w:rPr>
-                <w:sz w:val="20"/>
-              </w:rPr>
-              <w:t xml:space="preserve">Dec. 5.035-R/2021, art. 14; IN 001/2025, arts. 37-42</w:t>
+              <w:t xml:space="preserve">Parecer técnico sobre nove critérios qualitativos (</w:t>
+            </w:r>
+            <w:r>
+              <w:rPr>
+                <w:sz w:val="20"/>
+              </w:rPr>
+              <w:t xml:space="preserve">“atende ou não”</w:t>
+            </w:r>
+            <w:r>
+              <w:rPr>
+                <w:sz w:val="20"/>
+              </w:rPr>
+              <w:t xml:space="preserve">), sem nota; o parecer favorável emite o certificado, e a comissão paritária (CAP) habilita ou não, podendo exigir ajustes</w:t>
+            </w:r>
+          </w:p>
+        </w:tc>
+        <w:tc>
+          <w:tcPr/>
+          <w:p>
+            <w:pPr>
+              <w:pStyle w:val="Compact"/>
+              <w:spacing w:after="0" w:before="0"/>
+              <w:jc w:val="left"/>
+            </w:pPr>
+            <w:r>
+              <w:rPr>
+                <w:sz w:val="20"/>
+              </w:rPr>
+              <w:t xml:space="preserve">Dec. 5.035-R/2021, art. 14; IN 001/2025, arts. 37-45</w:t>
             </w:r>
           </w:p>
         </w:tc>
@@ -632,39 +670,39 @@
               <w:rPr>
                 <w:sz w:val="20"/>
               </w:rPr>
-              <w:t xml:space="preserve">Contrapartidas</w:t>
-            </w:r>
-          </w:p>
-        </w:tc>
-        <w:tc>
-          <w:tcPr/>
-          <w:p>
-            <w:pPr>
-              <w:pStyle w:val="Compact"/>
-              <w:spacing w:after="0" w:before="0"/>
-              <w:jc w:val="left"/>
-            </w:pPr>
-            <w:r>
-              <w:rPr>
-                <w:sz w:val="20"/>
-              </w:rPr>
-              <w:t xml:space="preserve">Ao menos cinco, de um cardápio de acesso, gratuidade, descentralização, ações afirmativas e acessibilidade</w:t>
-            </w:r>
-          </w:p>
-        </w:tc>
-        <w:tc>
-          <w:tcPr/>
-          <w:p>
-            <w:pPr>
-              <w:pStyle w:val="Compact"/>
-              <w:spacing w:after="0" w:before="0"/>
-              <w:jc w:val="left"/>
-            </w:pPr>
-            <w:r>
-              <w:rPr>
-                <w:sz w:val="20"/>
-              </w:rPr>
-              <w:t xml:space="preserve">IN 001/2025, arts. 35-36</w:t>
+              <w:t xml:space="preserve">Custos com o recurso incentivado</w:t>
+            </w:r>
+          </w:p>
+        </w:tc>
+        <w:tc>
+          <w:tcPr/>
+          <w:p>
+            <w:pPr>
+              <w:pStyle w:val="Compact"/>
+              <w:spacing w:after="0" w:before="0"/>
+              <w:jc w:val="left"/>
+            </w:pPr>
+            <w:r>
+              <w:rPr>
+                <w:sz w:val="20"/>
+              </w:rPr>
+              <w:t xml:space="preserve">Captação até 10% (R$ 50 mil) e elaboração até 5% (R$ 15 mil); em 2026, despesa única de até 10%, paga até ao proponente; divulgação até 25%; marca do patrocinador em proporção com a do Governo</w:t>
+            </w:r>
+          </w:p>
+        </w:tc>
+        <w:tc>
+          <w:tcPr/>
+          <w:p>
+            <w:pPr>
+              <w:pStyle w:val="Compact"/>
+              <w:spacing w:after="0" w:before="0"/>
+              <w:jc w:val="left"/>
+            </w:pPr>
+            <w:r>
+              <w:rPr>
+                <w:sz w:val="20"/>
+              </w:rPr>
+              <w:t xml:space="preserve">IN 001/2025, arts. 23, 27-28, 55 e 64; IN 001/2026, art. 28</w:t>
             </w:r>
           </w:p>
         </w:tc>
@@ -682,6 +720,56 @@
               <w:rPr>
                 <w:sz w:val="20"/>
               </w:rPr>
+              <w:t xml:space="preserve">Contrapartidas</w:t>
+            </w:r>
+          </w:p>
+        </w:tc>
+        <w:tc>
+          <w:tcPr/>
+          <w:p>
+            <w:pPr>
+              <w:pStyle w:val="Compact"/>
+              <w:spacing w:after="0" w:before="0"/>
+              <w:jc w:val="left"/>
+            </w:pPr>
+            <w:r>
+              <w:rPr>
+                <w:sz w:val="20"/>
+              </w:rPr>
+              <w:t xml:space="preserve">Ao menos cinco, de um cardápio de acesso, gratuidade, descentralização, ações afirmativas e acessibilidade</w:t>
+            </w:r>
+          </w:p>
+        </w:tc>
+        <w:tc>
+          <w:tcPr/>
+          <w:p>
+            <w:pPr>
+              <w:pStyle w:val="Compact"/>
+              <w:spacing w:after="0" w:before="0"/>
+              <w:jc w:val="left"/>
+            </w:pPr>
+            <w:r>
+              <w:rPr>
+                <w:sz w:val="20"/>
+              </w:rPr>
+              <w:t xml:space="preserve">IN 001/2025, arts. 35-36</w:t>
+            </w:r>
+          </w:p>
+        </w:tc>
+      </w:tr>
+      <w:tr>
+        <w:tc>
+          <w:tcPr/>
+          <w:p>
+            <w:pPr>
+              <w:pStyle w:val="Compact"/>
+              <w:spacing w:after="0" w:before="0"/>
+              <w:jc w:val="left"/>
+            </w:pPr>
+            <w:r>
+              <w:rPr>
+                <w:sz w:val="20"/>
+              </w:rPr>
               <w:t xml:space="preserve">Controle</w:t>
             </w:r>
           </w:p>
@@ -698,7 +786,7 @@
               <w:rPr>
                 <w:sz w:val="20"/>
               </w:rPr>
-              <w:t xml:space="preserve">Extrato no Diário Oficial a cada repasse; prestação de contas focada no cumprimento do objeto; fiscalização presencial por amostragem</w:t>
+              <w:t xml:space="preserve">Extrato no Diário Oficial a cada repasse; prestação de contas do objeto; fiscalização por amostragem</w:t>
             </w:r>
           </w:p>
         </w:tc>
@@ -726,9 +814,16 @@
       </w:pPr>
       <w:r>
         <w:rPr>
+          <w:i/>
           <w:sz w:val="20"/>
         </w:rPr>
-        <w:t xml:space="preserve">Fonte: elaboração própria a partir das normas citadas (ESPÍRITO SANTO, 2021a; 2021b; SECULT, 2025a; 2026a).</w:t>
+        <w:t>Fonte</w:t>
+      </w:r>
+      <w:r>
+        <w:rPr>
+          <w:sz w:val="20"/>
+        </w:rPr>
+        <w:t>: elaboração própria a partir das normas citadas (ESPÍRITO SANTO, 2021a; 2021b; SECULT, 2022; 2023a; 2025a; 2026a).</w:t>
       </w:r>
     </w:p>
     <w:p>
@@ -762,7 +857,7 @@
         <w:t xml:space="preserve">instabilidade</w:t>
       </w:r>
       <w:r>
-        <w:t xml:space="preserve">: a SECULT edita uma instrução normativa por ano e, alegando esgotamento do teto, fechou as inscrições no meio de 2024 e alterou o fluxo de habilitação no meio de 2025 (SECULT, 2024b; 2025b). Em 2023 e 2024, a comissão habilitava o projeto e abria um prazo de captação de um ano, prorrogável uma vez; o projeto que terminasse o prazo sem compromissos de ao menos 50% do valor aprovado era arquivado (SECULT, 2023a; 2024a, arts. 32-36). Em 2025 a ordem se inverteu: o projeto só vai à comissão com termos de patrocínio de ao menos 35% do valor (SECULT, 2025a, arts. 41-45) ou, desde maio, com carta de intenção de patrocínio apresentada em 120 dias, sob pena de arquivamento (SECULT, 2025b). A terceira é a</w:t>
+        <w:t xml:space="preserve">: a SECULT edita uma instrução normativa por ano, fechou as inscrições em meados de 2024 e alterou o fluxo em meados de 2025 (SECULT, 2024b; 2025b); até 2024 a comissão habilitava antes da captação, e desde 2025 o projeto só vai à comissão com patrocinador (SECULT, 2025a, arts. 41-45). A terceira é a</w:t>
       </w:r>
       <w:r>
         <w:t xml:space="preserve"> </w:t>
@@ -775,7 +870,7 @@
         <w:t xml:space="preserve">pouca informação publicada</w:t>
       </w:r>
       <w:r>
-        <w:t xml:space="preserve">: os anexos não trazem o CNPJ do proponente, a sede, os inscritos não habilitados nem qualquer indicador de resultado.</w:t>
+        <w:t xml:space="preserve">: os anexos não trazem o CNPJ do proponente, a sede nem indicador de resultado, e os inabilitados só aparecem, sem motivo, nos extratos das atas da comissão (SECULT, 2026f).</w:t>
       </w:r>
     </w:p>
     <w:bookmarkEnd w:id="13"/>
@@ -803,7 +898,7 @@
         <w:t xml:space="preserve"> </w:t>
       </w:r>
       <w:r>
-        <w:t xml:space="preserve">A literatura de economia da cultura trata o incentivo fiscal como um subsídio em que o contribuinte decide a alocação e o Tesouro paga a conta. Feld, O’Hare e Schuster (1983) chamaram os contribuintes americanos de</w:t>
+        <w:t xml:space="preserve">A literatura de economia da cultura trata o incentivo fiscal como um subsídio em que o doador decide a alocação e o Tesouro paga a conta: para Feld, O’Hare e Schuster (1983), os contribuintes americanos se tornaram</w:t>
       </w:r>
       <w:r>
         <w:t xml:space="preserve"> </w:t>
@@ -812,7 +907,19 @@
         <w:t xml:space="preserve">“mecenas apesar de si mesmos”</w:t>
       </w:r>
       <w:r>
-        <w:t xml:space="preserve">; Brooks (2004) mostra que, nos Estados Unidos, a renúncia supera muitas vezes o apoio federal direto às artes e serve a públicos diferentes. A justificativa econômica usual é de falha de mercado: a produtividade estagnada das artes ao vivo (BAUMOL; BOWEN, 1966) e o caráter de bem público ou meritório da cultura (THROSBY, 1994). O crédito de 100% da LICC ocupa o extremo desse espectro: o doador não tem custo líquido algum. Sem custo, não há efeito-preço sobre o patrocínio, e restam duas margens a avaliar: a troca de fonte (da Rouanet ou da verba de marketing para o ICMS) e o efeito sobre o projeto.</w:t>
+        <w:t xml:space="preserve">, porque financiam pela renúncia escolhas que não fazem. A justificativa econômica usual é de falha de mercado: a produtividade estagnada das artes ao vivo (BAUMOL; BOWEN, 1966) e os benefícios que a cultura gera também para quem não a consome, que fazem dela bem público ou meritório (THROSBY, 1994). Bens públicos são consumidos em grupo, e não por indivíduos, e por isso são</w:t>
+      </w:r>
+      <w:r>
+        <w:t xml:space="preserve"> </w:t>
+      </w:r>
+      <w:r>
+        <w:t xml:space="preserve">“o tecido que conecta as pessoas”</w:t>
+      </w:r>
+      <w:r>
+        <w:t xml:space="preserve"> </w:t>
+      </w:r>
+      <w:r>
+        <w:t xml:space="preserve">(HITZIG, 2021, tradução nossa); Buterin, Hitzig e Weyl (2019) tratam seu financiamento como formação de comunidades e mostram que, se o valor recebido cresce com o número de contribuintes, e não só com o total aportado, a provisão é ótima no modelo padrão. Nesse espectro de subsídios, o crédito de 100% da LICC ocupa o extremo: o doador não tem custo líquido algum. Sem custo, não há efeito-preço sobre o patrocínio, e restam duas margens: a troca de fonte (a empresa paga com ICMS o patrocínio que já faria com verba própria ou pela Rouanet) e o efeito sobre o projeto.</w:t>
       </w:r>
     </w:p>
     <w:p>
@@ -830,7 +937,7 @@
         <w:t xml:space="preserve"> </w:t>
       </w:r>
       <w:r>
-        <w:t xml:space="preserve">A LICC reproduz o núcleo do mecenato federal, que acumula três décadas de crítica. Os estudos documentam concentração regional no Sudeste, sobretudo em São Paulo e no Rio de Janeiro (SILVA, 2017; TEIXEIRA; XAVIER; FARIA, 2024), maior que a do PIB (GUIMARÃES, 2020), concentração persistente de patrocinadores e proponentes (COSTA; MEDEIROS; BUCCO, 2017) e a formação de um</w:t>
+        <w:t xml:space="preserve">A LICC reproduz o núcleo do mecenato federal, que acumula três décadas de crítica: concentração regional no Sudeste (SILVA, 2017), concentração persistente de patrocinadores e proponentes (COSTA; MEDEIROS; BUCCO, 2017) e um</w:t>
       </w:r>
       <w:r>
         <w:t xml:space="preserve"> </w:t>
@@ -842,7 +949,7 @@
         <w:t xml:space="preserve"> </w:t>
       </w:r>
       <w:r>
-        <w:t xml:space="preserve">com intermediários e departamentos de marketing (BELEM; DONADONE, 2013). Dekker e Rodrigues (2019) concluem que a lei beneficiou sobretudo projetos já bem-sucedidos e que não fica claro qual falha de mercado ela corrige. O Tribunal de Contas da União recomendou que as ações financiadas por renúncias tenham objetivos, indicadores e metas (BRASIL, 2014) e determinou ao Ministério da Cultura que não autorizasse a captação por projetos com forte potencial lucrativo ou capacidade de atrair investimento privado suficiente (BRASIL, 2016). Silva (2017) oferece o contraponto: a concentração convive com uma cauda longa de projetos pequenos, e faltam estudos sobre o efeito no acesso da população.</w:t>
+        <w:t xml:space="preserve">com intermediários e departamentos de marketing (BELEM; DONADONE, 2013). Dekker e Rodrigues (2019) concluem que a lei beneficiou sobretudo projetos já bem-sucedidos e que não está claro qual falha de mercado ela corrige, dúvida que vale para a LICC (seção 4.2). O Tribunal de Contas da União recomendou objetivos, indicadores e metas para as renúncias (BRASIL, 2014) e determinou que não se autorizasse captação a projetos com forte potencial lucrativo ou capacidade de atrair investimento privado (BRASIL, 2016). Em 2010-2019, o maior doador destinou 853 vezes o valor do doador médio, e o número de doadores de um projeto não se relaciona com a parcela do aprovado que ele capta (OGAVA; GALVÃO; ADAMCZYK, 2022).</w:t>
       </w:r>
     </w:p>
     <w:p>
@@ -860,7 +967,7 @@
         <w:t xml:space="preserve"> </w:t>
       </w:r>
       <w:r>
-        <w:t xml:space="preserve">Não localizamos avaliação causal de incentivo cultural no Brasil; as avaliações localizadas de leis estaduais via ICMS são descritivas: em Minas Gerais, a captação pela lei estadual concentrou-se na região metropolitana de Belo Horizonte, e municípios com museu, teatro ou cinema tinham mais chance de captar (TEIXEIRA</w:t>
+        <w:t xml:space="preserve">Não se localizou avaliação causal de incentivo cultural no Brasil; as avaliações encontradas de leis estaduais via ICMS são descritivas: em Minas Gerais, a captação pela lei estadual concentrou-se na região metropolitana de Belo Horizonte, e municípios com museu, teatro ou cinema tinham mais chance de captar (TEIXEIRA</w:t>
       </w:r>
       <w:r>
         <w:t xml:space="preserve"> </w:t>
@@ -873,7 +980,34 @@
         <w:t xml:space="preserve">et al.</w:t>
       </w:r>
       <w:r>
-        <w:t xml:space="preserve">, 2021). Fora da cultura, Colombo e Cruz (2023) avaliam outro gasto tributário, a Lei do Bem, com pareamento e diferenças em diferenças: há efeito sobre o gasto em P&amp;D, o pessoal de pesquisa e o emprego, mas não sobre os resultados de inovação. No exterior, o análogo mais próximo em instrumento são os créditos estaduais ao audiovisual nos Estados Unidos, cujas avaliações, com adoção escalonada e variáveis instrumentais, encontram efeitos pequenos e concentrados na atividade incentivada — mais filmagens de séries, pouco ou nenhum emprego adicional — e nenhum efeito macroeconômico (THOM, 2018; BUTTON, 2019; BRADBURY, 2020). Com grandes eventos, a Capital Europeia da Cultura elevou em 4,5% o PIB per capita das regiões das cidades-sede (GOMES; LIBRERO-CANO, 2018). Entre recurso público e privado, os resultados vão de leve</w:t>
+        <w:t xml:space="preserve">, 2021). Fora do Brasil, os créditos estaduais ao audiovisual nos Estados Unidos têm efeitos pequenos, restritos à própria atividade incentivada (THOM, 2018). Para a LICC, que financia produções dispersas, os efeitos plausíveis são proximais e pequenos.</w:t>
+      </w:r>
+    </w:p>
+    <w:bookmarkEnd w:id="14"/>
+    <w:bookmarkStart w:id="24" w:name="desenho-da-política-e-sua-avaliação"/>
+    <w:p>
+      <w:pPr>
+        <w:pStyle w:val="Heading1"/>
+      </w:pPr>
+      <w:r>
+        <w:t xml:space="preserve">4 Desenho da política e sua avaliação</w:t>
+      </w:r>
+    </w:p>
+    <w:bookmarkStart w:id="18" w:name="teoria-da-mudança"/>
+    <w:p>
+      <w:pPr>
+        <w:pStyle w:val="Heading2"/>
+      </w:pPr>
+      <w:r>
+        <w:t xml:space="preserve">4.1 Teoria da mudança</w:t>
+      </w:r>
+    </w:p>
+    <w:p>
+      <w:pPr>
+        <w:pStyle w:val="FirstParagraph"/>
+      </w:pPr>
+      <w:r>
+        <w:t xml:space="preserve">Como nenhuma norma da LICC explicita como ela produziria resultados, a teoria da mudança (Figura 1) é reconstruída pelos cinco passos do J-PAL: propósito, cadeia causal, premissas e riscos, hipótese causal e indicadores. Na cadeia de resultados de Gertler</w:t>
       </w:r>
       <w:r>
         <w:t xml:space="preserve"> </w:t>
@@ -883,40 +1017,33 @@
           <w:i/>
           <w:iCs/>
         </w:rPr>
-        <w:t xml:space="preserve">crowding-in</w:t>
-      </w:r>
-      <w:r>
-        <w:t xml:space="preserve"> </w:t>
-      </w:r>
-      <w:r>
-        <w:t xml:space="preserve">à independência (BORGONOVI; O’HARE, 2004). Para a LICC, que financia produções dispersas, os efeitos plausíveis são proximais e pequenos.</w:t>
-      </w:r>
-    </w:p>
-    <w:bookmarkEnd w:id="14"/>
-    <w:bookmarkStart w:id="20" w:name="desenho-da-política-e-sua-avaliação"/>
-    <w:p>
-      <w:pPr>
-        <w:pStyle w:val="Heading1"/>
-      </w:pPr>
-      <w:r>
-        <w:t xml:space="preserve">4 Desenho da política e sua avaliação</w:t>
-      </w:r>
-    </w:p>
-    <w:bookmarkStart w:id="18" w:name="teoria-da-mudança"/>
-    <w:p>
-      <w:pPr>
-        <w:pStyle w:val="Heading2"/>
-      </w:pPr>
-      <w:r>
-        <w:t xml:space="preserve">4.1 Teoria da mudança</w:t>
-      </w:r>
-    </w:p>
-    <w:p>
-      <w:pPr>
-        <w:pStyle w:val="FirstParagraph"/>
-      </w:pPr>
-      <w:r>
-        <w:t xml:space="preserve">Como a LICC não explicita sua lógica, reconstruímos a teoria da mudança (Figura 1) pelos cinco passos do J-PAL usados na disciplina: propósito, cadeia causal, premissas e riscos, hipótese causal e indicadores. Na cadeia de resultados de Gertler</w:t>
+        <w:t xml:space="preserve">et al.</w:t>
+      </w:r>
+      <w:r>
+        <w:t xml:space="preserve"> </w:t>
+      </w:r>
+      <w:r>
+        <w:t xml:space="preserve">(2018), os produtos estão sob controle da agência; na LICC, o produto</w:t>
+      </w:r>
+      <w:r>
+        <w:t xml:space="preserve"> </w:t>
+      </w:r>
+      <w:r>
+        <w:t xml:space="preserve">“projeto patrocinado”</w:t>
+      </w:r>
+      <w:r>
+        <w:t xml:space="preserve"> </w:t>
+      </w:r>
+      <w:r>
+        <w:t xml:space="preserve">depende de um terceiro, a empresa. Por isso a Figura 1 separa três cadeias, como recomendam White e Raitzer (2017): a entrada, o financiamento e a entrega, e indica quem decide em cada elo.</w:t>
+      </w:r>
+    </w:p>
+    <w:p>
+      <w:pPr>
+        <w:pStyle w:val="BodyText"/>
+      </w:pPr>
+      <w:r>
+        <w:t xml:space="preserve">Na forma do J-PAL, a hipótese causal é:</w:t>
       </w:r>
       <w:r>
         <w:t xml:space="preserve"> </w:t>
@@ -926,33 +1053,13 @@
           <w:i/>
           <w:iCs/>
         </w:rPr>
-        <w:t xml:space="preserve">et al.</w:t>
-      </w:r>
-      <w:r>
-        <w:t xml:space="preserve"> </w:t>
-      </w:r>
-      <w:r>
-        <w:t xml:space="preserve">(2018), os produtos estão sob controle da agência que implementa. Na LICC, o produto</w:t>
-      </w:r>
-      <w:r>
-        <w:t xml:space="preserve"> </w:t>
-      </w:r>
-      <w:r>
-        <w:t xml:space="preserve">“projeto patrocinado”</w:t>
-      </w:r>
-      <w:r>
-        <w:t xml:space="preserve"> </w:t>
-      </w:r>
-      <w:r>
-        <w:t xml:space="preserve">depende de um terceiro ator, a empresa, que decide quem recebe. Por isso a Figura 1 separa três cadeias, como recomendam White e Raitzer (2017): a entrada (inscrição e habilitação), o financiamento (escolha da empresa e validação até o teto) e a entrega, e indica quem decide em cada elo.</w:t>
-      </w:r>
-    </w:p>
-    <w:p>
-      <w:pPr>
-        <w:pStyle w:val="BodyText"/>
-      </w:pPr>
-      <w:r>
-        <w:t xml:space="preserve">A hipótese causal, no gabarito do J-PAL, é:</w:t>
+        <w:t xml:space="preserve">se</w:t>
+      </w:r>
+      <w:r>
+        <w:t xml:space="preserve"> </w:t>
+      </w:r>
+      <w:r>
+        <w:t xml:space="preserve">a SECULT abre a inscrição e habilita projetos culturais, e empresas contribuintes patrocinam parte deles com o ICMS que pagariam,</w:t>
       </w:r>
       <w:r>
         <w:t xml:space="preserve"> </w:t>
@@ -962,13 +1069,13 @@
           <w:i/>
           <w:iCs/>
         </w:rPr>
-        <w:t xml:space="preserve">se</w:t>
-      </w:r>
-      <w:r>
-        <w:t xml:space="preserve"> </w:t>
-      </w:r>
-      <w:r>
-        <w:t xml:space="preserve">a SECULT abre a inscrição e habilita projetos culturais, e empresas contribuintes patrocinam parte deles com o ICMS que pagariam,</w:t>
+        <w:t xml:space="preserve">então</w:t>
+      </w:r>
+      <w:r>
+        <w:t xml:space="preserve"> </w:t>
+      </w:r>
+      <w:r>
+        <w:t xml:space="preserve">se forma um cardápio de projetos habilitados e um conjunto de projetos patrocinados e executados,</w:t>
       </w:r>
       <w:r>
         <w:t xml:space="preserve"> </w:t>
@@ -978,13 +1085,13 @@
           <w:i/>
           <w:iCs/>
         </w:rPr>
-        <w:t xml:space="preserve">então</w:t>
-      </w:r>
-      <w:r>
-        <w:t xml:space="preserve"> </w:t>
-      </w:r>
-      <w:r>
-        <w:t xml:space="preserve">se forma um cardápio de projetos habilitados e um conjunto de projetos patrocinados e executados,</w:t>
+        <w:t xml:space="preserve">o que deveria levar</w:t>
+      </w:r>
+      <w:r>
+        <w:t xml:space="preserve"> </w:t>
+      </w:r>
+      <w:r>
+        <w:t xml:space="preserve">a mais bens culturais de acesso público, executados por proponentes mais diversos e mais capazes,</w:t>
       </w:r>
       <w:r>
         <w:t xml:space="preserve"> </w:t>
@@ -994,13 +1101,13 @@
           <w:i/>
           <w:iCs/>
         </w:rPr>
-        <w:t xml:space="preserve">o que deveria levar</w:t>
-      </w:r>
-      <w:r>
-        <w:t xml:space="preserve"> </w:t>
-      </w:r>
-      <w:r>
-        <w:t xml:space="preserve">a mais bens culturais de acesso público, executados por proponentes mais diversos e mais capazes,</w:t>
+        <w:t xml:space="preserve">que ao final melhorarão</w:t>
+      </w:r>
+      <w:r>
+        <w:t xml:space="preserve"> </w:t>
+      </w:r>
+      <w:r>
+        <w:t xml:space="preserve">o acesso da população à cultura e reduzirão sua desigualdade territorial,</w:t>
       </w:r>
       <w:r>
         <w:t xml:space="preserve"> </w:t>
@@ -1010,22 +1117,6 @@
           <w:i/>
           <w:iCs/>
         </w:rPr>
-        <w:t xml:space="preserve">que ao final melhorarão</w:t>
-      </w:r>
-      <w:r>
-        <w:t xml:space="preserve"> </w:t>
-      </w:r>
-      <w:r>
-        <w:t xml:space="preserve">o acesso da população à cultura e reduzirão sua desigualdade territorial,</w:t>
-      </w:r>
-      <w:r>
-        <w:t xml:space="preserve"> </w:t>
-      </w:r>
-      <w:r>
-        <w:rPr>
-          <w:i/>
-          <w:iCs/>
-        </w:rPr>
         <w:t xml:space="preserve">contribuindo para</w:t>
       </w:r>
       <w:r>
@@ -1040,7 +1131,7 @@
         <w:pStyle w:val="BodyText"/>
       </w:pPr>
       <w:r>
-        <w:t xml:space="preserve">Cada seta da cadeia carrega uma premissa, uma condição que precisa valer para que um passo leve ao seguinte (MAYNE, 2015). Tratamos cinco delas como hipóteses a testar, marcadas nos elos da Figura 1 e auditadas no Quadro 2: o atrito na entrada (H3), a habilitação que qualifica sem priorizar (H2a), a escolha da empresa (H1a), o racionamento no teto (H2b) e a adicionalidade (H1b). H2a e H2b descrevem como o desenho seleciona; H1a e H3 são explicações concorrentes para quem fica de fora; H1b pergunta se o que é financiado é adicional.</w:t>
+        <w:t xml:space="preserve">Cada seta da cadeia carrega uma premissa, uma condição que precisa valer para que um passo leve ao seguinte (MAYNE, 2015). Cinco delas são tratadas como hipóteses a testar, marcadas nos elos da Figura 1 e auditadas no Quadro 2. H1 (marketing): a empresa escolhe pela marca, único retorno privado do crédito integral, sem deixar de fora bem público que a população valorizaria. H2 (decisão concentrada): a decisão sobre recurso público segue critério público e não fica com poucos decisores. H3 (taxa de serviço): o recurso chega ao bem cultural, e não à intermediação. H4 (exclusão): quem não tem acesso a grandes contribuintes consegue entrar. H5 (entrega): o bem financiado não existiria sem a LICC. H1 a H4 perguntam quem decide e a que custo; H5, se o que se financia é adicional.</w:t>
       </w:r>
     </w:p>
     <w:p>
@@ -1051,9 +1142,14 @@
       <w:r>
         <w:rPr>
           <w:b/>
-          <w:bCs/>
-        </w:rPr>
-        <w:t xml:space="preserve">Figura 1 – Teoria da mudança da LICC, com as premissas testadas</w:t>
+        </w:rPr>
+        <w:t>Figura 1</w:t>
+      </w:r>
+      <w:r>
+        <w:rPr>
+          <w:b w:val="0"/>
+        </w:rPr>
+        <w:t xml:space="preserve"> – Teoria da mudança da LICC, com as premissas testadas</w:t>
       </w:r>
     </w:p>
     <w:p>
@@ -1063,7 +1159,7 @@
       <w:r>
         <w:drawing>
           <wp:inline>
-            <wp:extent cx="5334000" cy="7222066"/>
+            <wp:extent cx="5039999" cy="6823999"/>
             <wp:effectExtent b="0" l="0" r="0" t="0"/>
             <wp:docPr descr="" title="" id="16" name="Picture"/>
             <a:graphic>
@@ -1084,7 +1180,7 @@
                   <pic:spPr bwMode="auto">
                     <a:xfrm>
                       <a:off x="0" y="0"/>
-                      <a:ext cx="5334000" cy="7222066"/>
+                      <a:ext cx="5039999" cy="6823999"/>
                     </a:xfrm>
                     <a:prstGeom prst="rect">
                       <a:avLst/>
@@ -1109,9 +1205,16 @@
       </w:pPr>
       <w:r>
         <w:rPr>
+          <w:i/>
           <w:sz w:val="20"/>
         </w:rPr>
-        <w:t xml:space="preserve">Fonte: elaboração própria, no formato de cadeia de resultados do J-PAL usado por Gertler</w:t>
+        <w:t>Fonte</w:t>
+      </w:r>
+      <w:r>
+        <w:rPr>
+          <w:sz w:val="20"/>
+        </w:rPr>
+        <w:t>: elaboração própria, no formato do J-PAL (GERTLER</w:t>
       </w:r>
       <w:r>
         <w:rPr>
@@ -1131,17 +1234,11 @@
         <w:rPr>
           <w:sz w:val="20"/>
         </w:rPr>
-        <w:t xml:space="preserve"> </w:t>
-      </w:r>
-      <w:r>
-        <w:rPr>
-          <w:sz w:val="20"/>
-        </w:rPr>
-        <w:t xml:space="preserve">(2018), com base nas normas do Quadro 1. Setas tracejadas indicam elos sem dado público.</w:t>
+        <w:t xml:space="preserve">, 2018), com base nas normas do Quadro 1. Setas tracejadas: elos sem dado público.</w:t>
       </w:r>
     </w:p>
     <w:bookmarkEnd w:id="18"/>
-    <w:bookmarkStart w:id="19" w:name="avaliação-do-desenho"/>
+    <w:bookmarkStart w:id="23" w:name="avaliação-do-desenho"/>
     <w:p>
       <w:pPr>
         <w:pStyle w:val="Heading2"/>
@@ -1155,7 +1252,7 @@
         <w:pStyle w:val="FirstParagraph"/>
       </w:pPr>
       <w:r>
-        <w:t xml:space="preserve">Aplicamos as perguntas de avaliação de desenho do material da disciplina: o problema está formulado? os objetivos são mensuráveis? cada elo tem premissa crível e indicador? quanto se perde ao longo da cadeia? Pelo mecanismo de mapeamento de Williams (2020), a premissa de cada elo é confrontada com o contexto real e classificada como sustentada, não assegurada pelo desenho, contestada ou indeterminada (Quadro 2).</w:t>
+        <w:t xml:space="preserve">Aplicam-se as perguntas usuais de avaliação de desenho: o problema está formulado? Os objetivos são mensuráveis? Cada elo tem premissa crível e indicador? Quanto se perde ao longo da cadeia? Pelo mecanismo de mapeamento de Williams (2020), a premissa de cada elo é confrontada com o contexto real e classificada como sustentada, não assegurada pelo desenho, não sustentada (evidência mista) ou indeterminada (Quadro 2).</w:t>
       </w:r>
     </w:p>
     <w:p>
@@ -1173,7 +1270,7 @@
         <w:t xml:space="preserve"> </w:t>
       </w:r>
       <w:r>
-        <w:t xml:space="preserve">A lei não tem artigo de objetivos. O decreto declara na ementa um objetivo de produto,</w:t>
+        <w:t xml:space="preserve">A lei não tem artigo de objetivos, e o decreto declara na ementa um objetivo de produto,</w:t>
       </w:r>
       <w:r>
         <w:t xml:space="preserve"> </w:t>
@@ -1182,7 +1279,7 @@
         <w:t xml:space="preserve">“estimular a realização de projetos culturais”</w:t>
       </w:r>
       <w:r>
-        <w:t xml:space="preserve">. O art. 3º lista onze finalidades de</w:t>
+        <w:t xml:space="preserve">; suas onze finalidades de</w:t>
       </w:r>
       <w:r>
         <w:t xml:space="preserve"> </w:t>
@@ -1191,7 +1288,7 @@
         <w:t xml:space="preserve">“interesse público”</w:t>
       </w:r>
       <w:r>
-        <w:t xml:space="preserve">, das quais o projeto deve atender</w:t>
+        <w:t xml:space="preserve">, das quais o projeto atende</w:t>
       </w:r>
       <w:r>
         <w:t xml:space="preserve"> </w:t>
@@ -1204,7 +1301,7 @@
         <w:t xml:space="preserve">uma ou mais</w:t>
       </w:r>
       <w:r>
-        <w:t xml:space="preserve">. Essas finalidades definem quem é elegível, não o que a política pretende alcançar (ESPÍRITO SANTO, 2021b, art. 3º). Não há meta, magnitude esperada nem indicador. Isso falha o critério de que programas declarem os resultados e a magnitude da contribuição esperada (BARROS; LIMA, 2017) e o padrão de governança de renúncias do TCU (BRASIL, 2014).</w:t>
+        <w:t xml:space="preserve">, definem quem é elegível, não o que a política pretende alcançar (ESPÍRITO SANTO, 2021b, art. 3º). Não há meta, magnitude esperada nem indicador. A LICC não atende ao critério de que um programa declare resultados e magnitude esperados (BARROS; LIMA, 2017), nem ao padrão do TCU para renúncias, com objetivos, indicadores e metas (BRASIL, 2014).</w:t>
       </w:r>
     </w:p>
     <w:p>
@@ -1222,7 +1319,7 @@
         <w:t xml:space="preserve"> </w:t>
       </w:r>
       <w:r>
-        <w:t xml:space="preserve">O funil mede, elo a elo, quantos beneficiários potenciais chegam ao fim da cadeia (WHITE; RAITZER, 2017). A Tabela 1 mostra que ele se estreita justamente onde não há dado: antes da habilitação e depois da execução. Entre os 25.441 agentes cadastrados no Mapa Cultural e os cerca de 100 proponentes habilitados por ciclo, não se sabe quantos se inscreveram nem quantos foram inabilitados. Nas etapas observadas, a maioria passa: 68% dos habilitados de 2022-2024 com situação resolvida captaram.</w:t>
+        <w:t xml:space="preserve">O funil mede, elo a elo, quantos beneficiários potenciais chegam ao fim da cadeia (WHITE; RAITZER, 2017). A Tabela 1 mostra que ele se estreita onde não há dado: entre os 25.441 agentes cadastrados no Mapa Cultural e os 53 a 95 proponentes habilitados por ciclo, não se sabe quantos se inscreveram. Nas etapas observadas, a maioria passa: 68% dos habilitados de 2022-2024 com situação resolvida captaram.</w:t>
       </w:r>
     </w:p>
     <w:p>
@@ -1233,9 +1330,14 @@
       <w:r>
         <w:rPr>
           <w:b/>
-          <w:bCs/>
-        </w:rPr>
-        <w:t xml:space="preserve">Tabela 1 – Funil de atrito da LICC</w:t>
+        </w:rPr>
+        <w:t>Tabela 1</w:t>
+      </w:r>
+      <w:r>
+        <w:rPr>
+          <w:b w:val="0"/>
+        </w:rPr>
+        <w:t xml:space="preserve"> – Funil de atrito da LICC</w:t>
       </w:r>
     </w:p>
     <w:tbl>
@@ -1246,9 +1348,12 @@
         <w:tblLayout w:type="fixed"/>
         <w:tblLook w:firstRow="1" w:lastRow="0" w:firstColumn="0" w:lastColumn="0" w:noHBand="0" w:noVBand="0" w:val="0020"/>
         <w:tblBorders>
-          <w:top w:val="single" w:sz="4" w:space="0" w:color="000000"/>
-          <w:bottom w:val="single" w:sz="4" w:space="0" w:color="000000"/>
-          <w:insideH w:val="single" w:sz="4" w:space="0" w:color="000000"/>
+          <w:top w:val="single" w:sz="8" w:space="0" w:color="000000"/>
+          <w:bottom w:val="single" w:sz="8" w:space="0" w:color="000000"/>
+          <w:left w:val="nil"/>
+          <w:right w:val="nil"/>
+          <w:insideH w:val="nil"/>
+          <w:insideV w:val="nil"/>
         </w:tblBorders>
       </w:tblPr>
       <w:tblGrid>
@@ -1262,7 +1367,11 @@
           <w:tblHeader w:val="true"/>
         </w:trPr>
         <w:tc>
-          <w:tcPr/>
+          <w:tcPr>
+            <w:tcBorders>
+              <w:bottom w:val="single" w:sz="4" w:space="0" w:color="000000"/>
+            </w:tcBorders>
+          </w:tcPr>
           <w:p>
             <w:pPr>
               <w:pStyle w:val="Compact"/>
@@ -1272,7 +1381,6 @@
             </w:pPr>
             <w:r>
               <w:rPr>
-                <w:b/>
                 <w:sz w:val="20"/>
               </w:rPr>
               <w:t xml:space="preserve">Etapa</w:t>
@@ -1280,7 +1388,11 @@
           </w:p>
         </w:tc>
         <w:tc>
-          <w:tcPr/>
+          <w:tcPr>
+            <w:tcBorders>
+              <w:bottom w:val="single" w:sz="4" w:space="0" w:color="000000"/>
+            </w:tcBorders>
+          </w:tcPr>
           <w:p>
             <w:pPr>
               <w:pStyle w:val="Compact"/>
@@ -1290,7 +1402,6 @@
             </w:pPr>
             <w:r>
               <w:rPr>
-                <w:b/>
                 <w:sz w:val="20"/>
               </w:rPr>
               <w:t xml:space="preserve">Valor</w:t>
@@ -1298,7 +1409,11 @@
           </w:p>
         </w:tc>
         <w:tc>
-          <w:tcPr/>
+          <w:tcPr>
+            <w:tcBorders>
+              <w:bottom w:val="single" w:sz="4" w:space="0" w:color="000000"/>
+            </w:tcBorders>
+          </w:tcPr>
           <w:p>
             <w:pPr>
               <w:pStyle w:val="Compact"/>
@@ -1308,7 +1423,6 @@
             </w:pPr>
             <w:r>
               <w:rPr>
-                <w:b/>
                 <w:sz w:val="20"/>
               </w:rPr>
               <w:t xml:space="preserve">Período</w:t>
@@ -1542,7 +1656,7 @@
               <w:rPr>
                 <w:sz w:val="20"/>
               </w:rPr>
-              <w:t xml:space="preserve">Taxa de captação entre os resolvidos</w:t>
+              <w:t xml:space="preserve">Valor com patrocinador que coube no teto</w:t>
             </w:r>
           </w:p>
         </w:tc>
@@ -1559,7 +1673,7 @@
               <w:rPr>
                 <w:sz w:val="20"/>
               </w:rPr>
-              <w:t xml:space="preserve">84%; 70%; 55%</w:t>
+              <w:t xml:space="preserve">78%; 74%</w:t>
             </w:r>
           </w:p>
         </w:tc>
@@ -1576,7 +1690,7 @@
               <w:rPr>
                 <w:sz w:val="20"/>
               </w:rPr>
-              <w:t xml:space="preserve">ciclos 2022; 2023; 2024</w:t>
+              <w:t xml:space="preserve">captação 2023; 2024</w:t>
             </w:r>
           </w:p>
         </w:tc>
@@ -1587,59 +1701,6 @@
           <w:p>
             <w:pPr>
               <w:pStyle w:val="Compact"/>
-              <w:keepNext/>
-              <w:spacing w:after="0" w:before="0"/>
-              <w:jc w:val="left"/>
-            </w:pPr>
-            <w:r>
-              <w:rPr>
-                <w:sz w:val="20"/>
-              </w:rPr>
-              <w:t xml:space="preserve">Valor com patrocinador que coube no teto</w:t>
-            </w:r>
-          </w:p>
-        </w:tc>
-        <w:tc>
-          <w:tcPr/>
-          <w:p>
-            <w:pPr>
-              <w:pStyle w:val="Compact"/>
-              <w:keepNext/>
-              <w:spacing w:after="0" w:before="0"/>
-              <w:jc w:val="left"/>
-            </w:pPr>
-            <w:r>
-              <w:rPr>
-                <w:sz w:val="20"/>
-              </w:rPr>
-              <w:t xml:space="preserve">78%; 74%</w:t>
-            </w:r>
-          </w:p>
-        </w:tc>
-        <w:tc>
-          <w:tcPr/>
-          <w:p>
-            <w:pPr>
-              <w:pStyle w:val="Compact"/>
-              <w:keepNext/>
-              <w:spacing w:after="0" w:before="0"/>
-              <w:jc w:val="left"/>
-            </w:pPr>
-            <w:r>
-              <w:rPr>
-                <w:sz w:val="20"/>
-              </w:rPr>
-              <w:t xml:space="preserve">captação 2023; 2024</w:t>
-            </w:r>
-          </w:p>
-        </w:tc>
-      </w:tr>
-      <w:tr>
-        <w:tc>
-          <w:tcPr/>
-          <w:p>
-            <w:pPr>
-              <w:pStyle w:val="Compact"/>
               <w:spacing w:after="0" w:before="0"/>
               <w:jc w:val="left"/>
             </w:pPr>
@@ -1691,23 +1752,31 @@
       </w:pPr>
       <w:r>
         <w:rPr>
+          <w:i/>
           <w:sz w:val="20"/>
         </w:rPr>
-        <w:t xml:space="preserve">Fonte: elaboração própria com base em SECULT (2026b; 2026c) e na API pública do Mapa Cultural do Espírito Santo (SECULT, 2026e). Tabelas de origem:</w:t>
+        <w:t>Fonte</w:t>
       </w:r>
       <w:r>
         <w:rPr>
           <w:sz w:val="20"/>
         </w:rPr>
-        <w:t xml:space="preserve"> </w:t>
-      </w:r>
-      <w:r>
-        <w:rPr>
-          <w:rStyle w:val="VerbatimChar"/>
+        <w:t>: elaboração própria com base em SECULT (2026b; 2026c) e na API pública do Mapa Cultural do Espírito Santo (SECULT, 2026d). Tabelas de origem:</w:t>
+      </w:r>
+      <w:r>
+        <w:rPr>
           <w:sz w:val="20"/>
         </w:rPr>
-        <w:t xml:space="preserve">analise/tabelas/07_funil_por_ciclo.csv</w:t>
-      </w:r>
+        <w:t xml:space="preserve"> </w:t>
+      </w:r>
+      <w:hyperlink r:id="rId19">
+        <w:r>
+          <w:rPr>
+            <w:rStyle w:val="VerbatimChar"/>
+          </w:rPr>
+          <w:t xml:space="preserve">analise/tabelas/07_funil_por_ciclo.csv</w:t>
+        </w:r>
+      </w:hyperlink>
       <w:r>
         <w:rPr>
           <w:sz w:val="20"/>
@@ -1720,42 +1789,44 @@
         </w:rPr>
         <w:t xml:space="preserve"> </w:t>
       </w:r>
-      <w:r>
-        <w:rPr>
-          <w:rStyle w:val="VerbatimChar"/>
+      <w:hyperlink r:id="rId20">
+        <w:r>
+          <w:rPr>
+            <w:rStyle w:val="VerbatimChar"/>
+          </w:rPr>
+          <w:t xml:space="preserve">07_funil_captacao_anual.csv</w:t>
+        </w:r>
+      </w:hyperlink>
+      <w:r>
+        <w:rPr>
           <w:sz w:val="20"/>
         </w:rPr>
-        <w:t xml:space="preserve">07_funil_captacao_anual.csv</w:t>
+        <w:t xml:space="preserve"> </w:t>
       </w:r>
       <w:r>
         <w:rPr>
           <w:sz w:val="20"/>
         </w:rPr>
-        <w:t xml:space="preserve"> </w:t>
+        <w:t xml:space="preserve">e</w:t>
       </w:r>
       <w:r>
         <w:rPr>
           <w:sz w:val="20"/>
         </w:rPr>
-        <w:t xml:space="preserve">e</w:t>
-      </w:r>
+        <w:t xml:space="preserve"> </w:t>
+      </w:r>
+      <w:hyperlink r:id="rId21">
+        <w:r>
+          <w:rPr>
+            <w:rStyle w:val="VerbatimChar"/>
+          </w:rPr>
+          <w:t xml:space="preserve">07_mapa_cultural_universo.csv</w:t>
+        </w:r>
+      </w:hyperlink>
       <w:r>
         <w:rPr>
           <w:sz w:val="20"/>
         </w:rPr>
-        <w:t xml:space="preserve"> </w:t>
-      </w:r>
-      <w:r>
-        <w:rPr>
-          <w:rStyle w:val="VerbatimChar"/>
-          <w:sz w:val="20"/>
-        </w:rPr>
-        <w:t xml:space="preserve">07_mapa_cultural_universo.csv</w:t>
-      </w:r>
-      <w:r>
-        <w:rPr>
-          <w:sz w:val="20"/>
-        </w:rPr>
         <w:t xml:space="preserve">.</w:t>
       </w:r>
     </w:p>
@@ -1767,9 +1838,14 @@
       <w:r>
         <w:rPr>
           <w:b/>
-          <w:bCs/>
-        </w:rPr>
-        <w:t xml:space="preserve">Quadro 2 – Auditoria das premissas da teoria da mudança</w:t>
+        </w:rPr>
+        <w:t>Quadro 2</w:t>
+      </w:r>
+      <w:r>
+        <w:rPr>
+          <w:b w:val="0"/>
+        </w:rPr>
+        <w:t xml:space="preserve"> – Auditoria das premissas da teoria da mudança</w:t>
       </w:r>
     </w:p>
     <w:tbl>
@@ -1780,12 +1856,12 @@
         <w:tblLayout w:type="fixed"/>
         <w:tblLook w:firstRow="1" w:lastRow="0" w:firstColumn="0" w:lastColumn="0" w:noHBand="0" w:noVBand="0" w:val="0020"/>
         <w:tblBorders>
-          <w:top w:val="single" w:sz="4" w:space="0" w:color="000000"/>
-          <w:left w:val="single" w:sz="4" w:space="0" w:color="000000"/>
-          <w:bottom w:val="single" w:sz="4" w:space="0" w:color="000000"/>
-          <w:right w:val="single" w:sz="4" w:space="0" w:color="000000"/>
-          <w:insideH w:val="single" w:sz="4" w:space="0" w:color="000000"/>
-          <w:insideV w:val="single" w:sz="4" w:space="0" w:color="000000"/>
+          <w:top w:val="single" w:sz="8" w:space="0" w:color="000000"/>
+          <w:bottom w:val="single" w:sz="8" w:space="0" w:color="000000"/>
+          <w:left w:val="nil"/>
+          <w:right w:val="nil"/>
+          <w:insideH w:val="nil"/>
+          <w:insideV w:val="nil"/>
         </w:tblBorders>
       </w:tblPr>
       <w:tblGrid>
@@ -1800,16 +1876,19 @@
           <w:tblHeader w:val="true"/>
         </w:trPr>
         <w:tc>
-          <w:tcPr/>
-          <w:p>
-            <w:pPr>
-              <w:pStyle w:val="Compact"/>
-              <w:spacing w:after="0" w:before="0"/>
-              <w:jc w:val="left"/>
-            </w:pPr>
-            <w:r>
-              <w:rPr>
-                <w:b/>
+          <w:tcPr>
+            <w:tcBorders>
+              <w:bottom w:val="single" w:sz="4" w:space="0" w:color="000000"/>
+            </w:tcBorders>
+          </w:tcPr>
+          <w:p>
+            <w:pPr>
+              <w:pStyle w:val="Compact"/>
+              <w:spacing w:after="0" w:before="0"/>
+              <w:jc w:val="left"/>
+            </w:pPr>
+            <w:r>
+              <w:rPr>
                 <w:sz w:val="20"/>
               </w:rPr>
               <w:t xml:space="preserve">Elo</w:t>
@@ -1817,16 +1896,19 @@
           </w:p>
         </w:tc>
         <w:tc>
-          <w:tcPr/>
-          <w:p>
-            <w:pPr>
-              <w:pStyle w:val="Compact"/>
-              <w:spacing w:after="0" w:before="0"/>
-              <w:jc w:val="left"/>
-            </w:pPr>
-            <w:r>
-              <w:rPr>
-                <w:b/>
+          <w:tcPr>
+            <w:tcBorders>
+              <w:bottom w:val="single" w:sz="4" w:space="0" w:color="000000"/>
+            </w:tcBorders>
+          </w:tcPr>
+          <w:p>
+            <w:pPr>
+              <w:pStyle w:val="Compact"/>
+              <w:spacing w:after="0" w:before="0"/>
+              <w:jc w:val="left"/>
+            </w:pPr>
+            <w:r>
+              <w:rPr>
                 <w:sz w:val="20"/>
               </w:rPr>
               <w:t xml:space="preserve">Premissa</w:t>
@@ -1834,16 +1916,19 @@
           </w:p>
         </w:tc>
         <w:tc>
-          <w:tcPr/>
-          <w:p>
-            <w:pPr>
-              <w:pStyle w:val="Compact"/>
-              <w:spacing w:after="0" w:before="0"/>
-              <w:jc w:val="left"/>
-            </w:pPr>
-            <w:r>
-              <w:rPr>
-                <w:b/>
+          <w:tcPr>
+            <w:tcBorders>
+              <w:bottom w:val="single" w:sz="4" w:space="0" w:color="000000"/>
+            </w:tcBorders>
+          </w:tcPr>
+          <w:p>
+            <w:pPr>
+              <w:pStyle w:val="Compact"/>
+              <w:spacing w:after="0" w:before="0"/>
+              <w:jc w:val="left"/>
+            </w:pPr>
+            <w:r>
+              <w:rPr>
                 <w:sz w:val="20"/>
               </w:rPr>
               <w:t xml:space="preserve">Contexto real</w:t>
@@ -1851,16 +1936,19 @@
           </w:p>
         </w:tc>
         <w:tc>
-          <w:tcPr/>
-          <w:p>
-            <w:pPr>
-              <w:pStyle w:val="Compact"/>
-              <w:spacing w:after="0" w:before="0"/>
-              <w:jc w:val="left"/>
-            </w:pPr>
-            <w:r>
-              <w:rPr>
-                <w:b/>
+          <w:tcPr>
+            <w:tcBorders>
+              <w:bottom w:val="single" w:sz="4" w:space="0" w:color="000000"/>
+            </w:tcBorders>
+          </w:tcPr>
+          <w:p>
+            <w:pPr>
+              <w:pStyle w:val="Compact"/>
+              <w:spacing w:after="0" w:before="0"/>
+              <w:jc w:val="left"/>
+            </w:pPr>
+            <w:r>
+              <w:rPr>
                 <w:sz w:val="20"/>
               </w:rPr>
               <w:t xml:space="preserve">Situação</w:t>
@@ -1881,55 +1969,55 @@
               <w:rPr>
                 <w:sz w:val="20"/>
               </w:rPr>
-              <w:t xml:space="preserve">Entrada (H3)</w:t>
-            </w:r>
-          </w:p>
-        </w:tc>
-        <w:tc>
-          <w:tcPr/>
-          <w:p>
-            <w:pPr>
-              <w:pStyle w:val="Compact"/>
-              <w:spacing w:after="0" w:before="0"/>
-              <w:jc w:val="left"/>
-            </w:pPr>
-            <w:r>
-              <w:rPr>
-                <w:sz w:val="20"/>
-              </w:rPr>
-              <w:t xml:space="preserve">Quem tem projeto de valor público consegue se inscrever</w:t>
-            </w:r>
-          </w:p>
-        </w:tc>
-        <w:tc>
-          <w:tcPr/>
-          <w:p>
-            <w:pPr>
-              <w:pStyle w:val="Compact"/>
-              <w:spacing w:after="0" w:before="0"/>
-              <w:jc w:val="left"/>
-            </w:pPr>
-            <w:r>
-              <w:rPr>
-                <w:sz w:val="20"/>
-              </w:rPr>
-              <w:t xml:space="preserve">A inscrição exige CNPJ com finalidade cultural, sede em nome próprio e certidão estadual. 14 municípios do interior nunca tiveram projeto habilitado. Estreantes: 56 no ciclo 2024, 26 em 2025, 40 em 2026</w:t>
-            </w:r>
-          </w:p>
-        </w:tc>
-        <w:tc>
-          <w:tcPr/>
-          <w:p>
-            <w:pPr>
-              <w:pStyle w:val="Compact"/>
-              <w:spacing w:after="0" w:before="0"/>
-              <w:jc w:val="left"/>
-            </w:pPr>
-            <w:r>
-              <w:rPr>
-                <w:sz w:val="20"/>
-              </w:rPr>
-              <w:t xml:space="preserve">Indeterminado: sem inscritos</w:t>
+              <w:t xml:space="preserve">Escolha (H1)</w:t>
+            </w:r>
+          </w:p>
+        </w:tc>
+        <w:tc>
+          <w:tcPr/>
+          <w:p>
+            <w:pPr>
+              <w:pStyle w:val="Compact"/>
+              <w:spacing w:after="0" w:before="0"/>
+              <w:jc w:val="left"/>
+            </w:pPr>
+            <w:r>
+              <w:rPr>
+                <w:sz w:val="20"/>
+              </w:rPr>
+              <w:t xml:space="preserve">A escolha pela marca, único retorno privado da empresa, não deixa de fora bem público que a população valorizaria</w:t>
+            </w:r>
+          </w:p>
+        </w:tc>
+        <w:tc>
+          <w:tcPr/>
+          <w:p>
+            <w:pPr>
+              <w:pStyle w:val="Compact"/>
+              <w:spacing w:after="0" w:before="0"/>
+              <w:jc w:val="left"/>
+            </w:pPr>
+            <w:r>
+              <w:rPr>
+                <w:sz w:val="20"/>
+              </w:rPr>
+              <w:t xml:space="preserve">Duas empresas somam metade da renúncia de 2025; energia e gás, 52%. As peças de divulgação (até 25%) trazem a marca. Recorrentes captam mais (71% contra 57%); 48 pares patrocinador–proponente se repetem (44% do valor)</w:t>
+            </w:r>
+          </w:p>
+        </w:tc>
+        <w:tc>
+          <w:tcPr/>
+          <w:p>
+            <w:pPr>
+              <w:pStyle w:val="Compact"/>
+              <w:spacing w:after="0" w:before="0"/>
+              <w:jc w:val="left"/>
+            </w:pPr>
+            <w:r>
+              <w:rPr>
+                <w:sz w:val="20"/>
+              </w:rPr>
+              <w:t xml:space="preserve">Não sustentada: evidência mista</w:t>
             </w:r>
           </w:p>
         </w:tc>
@@ -1947,39 +2035,39 @@
               <w:rPr>
                 <w:sz w:val="20"/>
               </w:rPr>
-              <w:t xml:space="preserve">Habilitação (H2a)</w:t>
-            </w:r>
-          </w:p>
-        </w:tc>
-        <w:tc>
-          <w:tcPr/>
-          <w:p>
-            <w:pPr>
-              <w:pStyle w:val="Compact"/>
-              <w:spacing w:after="0" w:before="0"/>
-              <w:jc w:val="left"/>
-            </w:pPr>
-            <w:r>
-              <w:rPr>
-                <w:sz w:val="20"/>
-              </w:rPr>
-              <w:t xml:space="preserve">O mérito avaliado pela SECULT orienta quem é financiado</w:t>
-            </w:r>
-          </w:p>
-        </w:tc>
-        <w:tc>
-          <w:tcPr/>
-          <w:p>
-            <w:pPr>
-              <w:pStyle w:val="Compact"/>
-              <w:spacing w:after="0" w:before="0"/>
-              <w:jc w:val="left"/>
-            </w:pPr>
-            <w:r>
-              <w:rPr>
-                <w:sz w:val="20"/>
-              </w:rPr>
-              <w:t xml:space="preserve">O parecer indica, por critério, se o projeto atende ou não, e a CAP decide só habilitar ou não, em fluxo contínuo; não há nota nem ordem de prioridade</w:t>
+              <w:t xml:space="preserve">Habilitação e validação (H2)</w:t>
+            </w:r>
+          </w:p>
+        </w:tc>
+        <w:tc>
+          <w:tcPr/>
+          <w:p>
+            <w:pPr>
+              <w:pStyle w:val="Compact"/>
+              <w:spacing w:after="0" w:before="0"/>
+              <w:jc w:val="left"/>
+            </w:pPr>
+            <w:r>
+              <w:rPr>
+                <w:sz w:val="20"/>
+              </w:rPr>
+              <w:t xml:space="preserve">A decisão sobre recurso público segue critério público</w:t>
+            </w:r>
+          </w:p>
+        </w:tc>
+        <w:tc>
+          <w:tcPr/>
+          <w:p>
+            <w:pPr>
+              <w:pStyle w:val="Compact"/>
+              <w:spacing w:after="0" w:before="0"/>
+              <w:jc w:val="left"/>
+            </w:pPr>
+            <w:r>
+              <w:rPr>
+                <w:sz w:val="20"/>
+              </w:rPr>
+              <w:t xml:space="preserve">Parecer sem nota nem ordem. Termos com patrocinador de 28% e 35% do montante recusados em 2023 e 2024; em 2025, a cota de 50% se completou com termos recebidos até 28/01. O público não escolhe</w:t>
             </w:r>
           </w:p>
         </w:tc>
@@ -2013,55 +2101,55 @@
               <w:rPr>
                 <w:sz w:val="20"/>
               </w:rPr>
-              <w:t xml:space="preserve">Escolha (H1a)</w:t>
-            </w:r>
-          </w:p>
-        </w:tc>
-        <w:tc>
-          <w:tcPr/>
-          <w:p>
-            <w:pPr>
-              <w:pStyle w:val="Compact"/>
-              <w:spacing w:after="0" w:before="0"/>
-              <w:jc w:val="left"/>
-            </w:pPr>
-            <w:r>
-              <w:rPr>
-                <w:sz w:val="20"/>
-              </w:rPr>
-              <w:t xml:space="preserve">A empresa escolhe pelo interesse público, também fora do circuito consolidado</w:t>
-            </w:r>
-          </w:p>
-        </w:tc>
-        <w:tc>
-          <w:tcPr/>
-          <w:p>
-            <w:pPr>
-              <w:pStyle w:val="Compact"/>
-              <w:spacing w:after="0" w:before="0"/>
-              <w:jc w:val="left"/>
-            </w:pPr>
-            <w:r>
-              <w:rPr>
-                <w:sz w:val="20"/>
-              </w:rPr>
-              <w:t xml:space="preserve">Duas empresas somam metade da renúncia de 2025; energia e gás, 52%. Captação de 68% dos habilitados na RMGV e 63% no interior. Recorrentes captam mais (71% contra 57%)</w:t>
-            </w:r>
-          </w:p>
-        </w:tc>
-        <w:tc>
-          <w:tcPr/>
-          <w:p>
-            <w:pPr>
-              <w:pStyle w:val="Compact"/>
-              <w:spacing w:after="0" w:before="0"/>
-              <w:jc w:val="left"/>
-            </w:pPr>
-            <w:r>
-              <w:rPr>
-                <w:sz w:val="20"/>
-              </w:rPr>
-              <w:t xml:space="preserve">Contestada</w:t>
+              <w:t xml:space="preserve">Custos (H3)</w:t>
+            </w:r>
+          </w:p>
+        </w:tc>
+        <w:tc>
+          <w:tcPr/>
+          <w:p>
+            <w:pPr>
+              <w:pStyle w:val="Compact"/>
+              <w:spacing w:after="0" w:before="0"/>
+              <w:jc w:val="left"/>
+            </w:pPr>
+            <w:r>
+              <w:rPr>
+                <w:sz w:val="20"/>
+              </w:rPr>
+              <w:t xml:space="preserve">O recurso incentivado chega ao bem cultural, e não à intermediação</w:t>
+            </w:r>
+          </w:p>
+        </w:tc>
+        <w:tc>
+          <w:tcPr/>
+          <w:p>
+            <w:pPr>
+              <w:pStyle w:val="Compact"/>
+              <w:spacing w:after="0" w:before="0"/>
+              <w:jc w:val="left"/>
+            </w:pPr>
+            <w:r>
+              <w:rPr>
+                <w:sz w:val="20"/>
+              </w:rPr>
+              <w:t xml:space="preserve">Captação e elaboração poderiam levar até 13% do valor captado em 2025; em 2026, a taxa pode ir ao proponente. Não há planilha de custos publicada</w:t>
+            </w:r>
+          </w:p>
+        </w:tc>
+        <w:tc>
+          <w:tcPr/>
+          <w:p>
+            <w:pPr>
+              <w:pStyle w:val="Compact"/>
+              <w:spacing w:after="0" w:before="0"/>
+              <w:jc w:val="left"/>
+            </w:pPr>
+            <w:r>
+              <w:rPr>
+                <w:sz w:val="20"/>
+              </w:rPr>
+              <w:t xml:space="preserve">Indeterminada: sem planilhas</w:t>
             </w:r>
           </w:p>
         </w:tc>
@@ -2079,55 +2167,55 @@
               <w:rPr>
                 <w:sz w:val="20"/>
               </w:rPr>
-              <w:t xml:space="preserve">Validação (H2b)</w:t>
-            </w:r>
-          </w:p>
-        </w:tc>
-        <w:tc>
-          <w:tcPr/>
-          <w:p>
-            <w:pPr>
-              <w:pStyle w:val="Compact"/>
-              <w:spacing w:after="0" w:before="0"/>
-              <w:jc w:val="left"/>
-            </w:pPr>
-            <w:r>
-              <w:rPr>
-                <w:sz w:val="20"/>
-              </w:rPr>
-              <w:t xml:space="preserve">O racionamento no teto segue critério público</w:t>
-            </w:r>
-          </w:p>
-        </w:tc>
-        <w:tc>
-          <w:tcPr/>
-          <w:p>
-            <w:pPr>
-              <w:pStyle w:val="Compact"/>
-              <w:spacing w:after="0" w:before="0"/>
-              <w:jc w:val="left"/>
-            </w:pPr>
-            <w:r>
-              <w:rPr>
-                <w:sz w:val="20"/>
-              </w:rPr>
-              <w:t xml:space="preserve">Termos com patrocinador de 28% e 35% do montante recusados em 2023 e 2024; em 2025, a cota de 50% se completou com termos recebidos até 28/01. Nenhuma norma fixa a ordem</w:t>
-            </w:r>
-          </w:p>
-        </w:tc>
-        <w:tc>
-          <w:tcPr/>
-          <w:p>
-            <w:pPr>
-              <w:pStyle w:val="Compact"/>
-              <w:spacing w:after="0" w:before="0"/>
-              <w:jc w:val="left"/>
-            </w:pPr>
-            <w:r>
-              <w:rPr>
-                <w:sz w:val="20"/>
-              </w:rPr>
-              <w:t xml:space="preserve">Não assegurada pelo desenho</w:t>
+              <w:t xml:space="preserve">Entrada (H4)</w:t>
+            </w:r>
+          </w:p>
+        </w:tc>
+        <w:tc>
+          <w:tcPr/>
+          <w:p>
+            <w:pPr>
+              <w:pStyle w:val="Compact"/>
+              <w:spacing w:after="0" w:before="0"/>
+              <w:jc w:val="left"/>
+            </w:pPr>
+            <w:r>
+              <w:rPr>
+                <w:sz w:val="20"/>
+              </w:rPr>
+              <w:t xml:space="preserve">Quem não chega a grandes contribuintes consegue se inscrever e captar</w:t>
+            </w:r>
+          </w:p>
+        </w:tc>
+        <w:tc>
+          <w:tcPr/>
+          <w:p>
+            <w:pPr>
+              <w:pStyle w:val="Compact"/>
+              <w:spacing w:after="0" w:before="0"/>
+              <w:jc w:val="left"/>
+            </w:pPr>
+            <w:r>
+              <w:rPr>
+                <w:sz w:val="20"/>
+              </w:rPr>
+              <w:t xml:space="preserve">A inscrição exige CNPJ com finalidade cultural, sede e certidão; só pessoa jurídica contribuinte patrocina. 14 municípios do interior nunca tiveram projeto habilitado; pedidos até R$ 400 mil captaram 79% em 2022 e 27% em 2024; 44 de 107 proponentes voltaram a captar (68% do valor)</w:t>
+            </w:r>
+          </w:p>
+        </w:tc>
+        <w:tc>
+          <w:tcPr/>
+          <w:p>
+            <w:pPr>
+              <w:pStyle w:val="Compact"/>
+              <w:spacing w:after="0" w:before="0"/>
+              <w:jc w:val="left"/>
+            </w:pPr>
+            <w:r>
+              <w:rPr>
+                <w:sz w:val="20"/>
+              </w:rPr>
+              <w:t xml:space="preserve">Não sustentada: evidência mista</w:t>
             </w:r>
           </w:p>
         </w:tc>
@@ -2145,7 +2233,7 @@
               <w:rPr>
                 <w:sz w:val="20"/>
               </w:rPr>
-              <w:t xml:space="preserve">Entrega (H1b)</w:t>
+              <w:t xml:space="preserve">Entrega (H5)</w:t>
             </w:r>
           </w:p>
         </w:tc>
@@ -2177,23 +2265,23 @@
               <w:rPr>
                 <w:sz w:val="20"/>
               </w:rPr>
-              <w:t xml:space="preserve">A maior reserva do teto (30%) vai a eventos com mais de dez anos. Não há dado de público nem de gratuidade</w:t>
-            </w:r>
-          </w:p>
-        </w:tc>
-        <w:tc>
-          <w:tcPr/>
-          <w:p>
-            <w:pPr>
-              <w:pStyle w:val="Compact"/>
-              <w:spacing w:after="0" w:before="0"/>
-              <w:jc w:val="left"/>
-            </w:pPr>
-            <w:r>
-              <w:rPr>
-                <w:sz w:val="20"/>
-              </w:rPr>
-              <w:t xml:space="preserve">Indeterminado: sem dado</w:t>
+              <w:t xml:space="preserve">A maior reserva do teto (30%) vai a eventos com mais de dez anos; o público alcançado não é publicado</w:t>
+            </w:r>
+          </w:p>
+        </w:tc>
+        <w:tc>
+          <w:tcPr/>
+          <w:p>
+            <w:pPr>
+              <w:pStyle w:val="Compact"/>
+              <w:spacing w:after="0" w:before="0"/>
+              <w:jc w:val="left"/>
+            </w:pPr>
+            <w:r>
+              <w:rPr>
+                <w:sz w:val="20"/>
+              </w:rPr>
+              <w:t xml:space="preserve">Indeterminada: sem dado</w:t>
             </w:r>
           </w:p>
         </w:tc>
@@ -2205,33 +2293,121 @@
       </w:pPr>
       <w:r>
         <w:rPr>
+          <w:i/>
           <w:sz w:val="20"/>
         </w:rPr>
-        <w:t xml:space="preserve">Fonte: elaboração própria, no formato do mecanismo de mapeamento de Williams (2020), com base nas normas do Quadro 1, em SECULT (2026b; 2026c) e nas tabelas</w:t>
+        <w:t>Fonte</w:t>
       </w:r>
       <w:r>
         <w:rPr>
           <w:sz w:val="20"/>
         </w:rPr>
-        <w:t xml:space="preserve"> </w:t>
-      </w:r>
-      <w:r>
-        <w:rPr>
-          <w:rStyle w:val="VerbatimChar"/>
+        <w:t>: elaboração própria, no formato do mecanismo de mapeamento de Williams (2020), com base nas normas do Quadro 1, em SECULT (2026b; 2026c; 2026d), no Portal da Transparência (ESPÍRITO SANTO, 2026) e nas tabelas</w:t>
+      </w:r>
+      <w:r>
+        <w:rPr>
           <w:sz w:val="20"/>
         </w:rPr>
-        <w:t xml:space="preserve">03_*.csv</w:t>
-      </w:r>
+        <w:t xml:space="preserve"> </w:t>
+      </w:r>
+      <w:hyperlink r:id="rId22">
+        <w:r>
+          <w:rPr>
+            <w:rStyle w:val="VerbatimChar"/>
+          </w:rPr>
+          <w:t xml:space="preserve">03_*.csv</w:t>
+        </w:r>
+      </w:hyperlink>
       <w:r>
         <w:rPr>
           <w:sz w:val="20"/>
         </w:rPr>
-        <w:t xml:space="preserve"> </w:t>
+        <w:t xml:space="preserve">,</w:t>
       </w:r>
       <w:r>
         <w:rPr>
           <w:sz w:val="20"/>
         </w:rPr>
+        <w:t xml:space="preserve"> </w:t>
+      </w:r>
+      <w:hyperlink r:id="rId22">
+        <w:r>
+          <w:rPr>
+            <w:rStyle w:val="VerbatimChar"/>
+          </w:rPr>
+          <w:t xml:space="preserve">07_*.csv</w:t>
+        </w:r>
+      </w:hyperlink>
+      <w:r>
+        <w:rPr>
+          <w:sz w:val="20"/>
+        </w:rPr>
+        <w:t xml:space="preserve">,</w:t>
+      </w:r>
+      <w:r>
+        <w:rPr>
+          <w:sz w:val="20"/>
+        </w:rPr>
+        <w:t xml:space="preserve"> </w:t>
+      </w:r>
+      <w:hyperlink r:id="rId22">
+        <w:r>
+          <w:rPr>
+            <w:rStyle w:val="VerbatimChar"/>
+          </w:rPr>
+          <w:t xml:space="preserve">09_*.csv</w:t>
+        </w:r>
+      </w:hyperlink>
+      <w:r>
+        <w:rPr>
+          <w:sz w:val="20"/>
+        </w:rPr>
+        <w:t xml:space="preserve">,</w:t>
+      </w:r>
+      <w:r>
+        <w:rPr>
+          <w:sz w:val="20"/>
+        </w:rPr>
+        <w:t xml:space="preserve"> </w:t>
+      </w:r>
+      <w:hyperlink r:id="rId22">
+        <w:r>
+          <w:rPr>
+            <w:rStyle w:val="VerbatimChar"/>
+          </w:rPr>
+          <w:t xml:space="preserve">10_*.csv</w:t>
+        </w:r>
+      </w:hyperlink>
+      <w:r>
+        <w:rPr>
+          <w:sz w:val="20"/>
+        </w:rPr>
+        <w:t xml:space="preserve">,</w:t>
+      </w:r>
+      <w:r>
+        <w:rPr>
+          <w:sz w:val="20"/>
+        </w:rPr>
+        <w:t xml:space="preserve"> </w:t>
+      </w:r>
+      <w:hyperlink r:id="rId22">
+        <w:r>
+          <w:rPr>
+            <w:rStyle w:val="VerbatimChar"/>
+          </w:rPr>
+          <w:t xml:space="preserve">14_*.csv</w:t>
+        </w:r>
+      </w:hyperlink>
+      <w:r>
+        <w:rPr>
+          <w:sz w:val="20"/>
+        </w:rPr>
+        <w:t xml:space="preserve"> </w:t>
+      </w:r>
+      <w:r>
+        <w:rPr>
+          <w:sz w:val="20"/>
+        </w:rPr>
         <w:t xml:space="preserve">e</w:t>
       </w:r>
       <w:r>
@@ -2240,38 +2416,40 @@
         </w:rPr>
         <w:t xml:space="preserve"> </w:t>
       </w:r>
-      <w:r>
-        <w:rPr>
-          <w:rStyle w:val="VerbatimChar"/>
+      <w:hyperlink r:id="rId22">
+        <w:r>
+          <w:rPr>
+            <w:rStyle w:val="VerbatimChar"/>
+          </w:rPr>
+          <w:t xml:space="preserve">16_*.csv</w:t>
+        </w:r>
+      </w:hyperlink>
+      <w:r>
+        <w:rPr>
           <w:sz w:val="20"/>
         </w:rPr>
-        <w:t xml:space="preserve">07_*.csv</w:t>
+        <w:t xml:space="preserve"> </w:t>
       </w:r>
       <w:r>
         <w:rPr>
           <w:sz w:val="20"/>
         </w:rPr>
-        <w:t xml:space="preserve"> </w:t>
+        <w:t xml:space="preserve">de</w:t>
       </w:r>
       <w:r>
         <w:rPr>
           <w:sz w:val="20"/>
         </w:rPr>
-        <w:t xml:space="preserve">de</w:t>
-      </w:r>
-      <w:r>
-        <w:rPr>
-          <w:sz w:val="20"/>
-        </w:rPr>
-        <w:t xml:space="preserve"> </w:t>
-      </w:r>
-      <w:r>
-        <w:rPr>
-          <w:rStyle w:val="VerbatimChar"/>
-          <w:sz w:val="20"/>
-        </w:rPr>
-        <w:t xml:space="preserve">analise/tabelas/</w:t>
-      </w:r>
+        <w:t xml:space="preserve"> </w:t>
+      </w:r>
+      <w:hyperlink r:id="rId22">
+        <w:r>
+          <w:rPr>
+            <w:rStyle w:val="VerbatimChar"/>
+          </w:rPr>
+          <w:t xml:space="preserve">analise/tabelas/</w:t>
+        </w:r>
+      </w:hyperlink>
       <w:r>
         <w:rPr>
           <w:sz w:val="20"/>
@@ -2288,13 +2466,13 @@
           <w:b/>
           <w:bCs/>
         </w:rPr>
-        <w:t xml:space="preserve">Entrada.</w:t>
-      </w:r>
-      <w:r>
-        <w:t xml:space="preserve"> </w:t>
-      </w:r>
-      <w:r>
-        <w:t xml:space="preserve">Pessoa física não se inscreve e o microempreendedor individual tem limite de valor (SECULT, 2025a, arts. 17 e 19). Em 2024 as inscrições foram fechadas no meio do ano por esgotamento do teto (SECULT, 2024b), e desde 2025 o proponente precisa conseguir o patrocinador antes da comissão. No mesmo período, a parcela de proponentes estreantes (não habilitados nos dois ciclos anteriores) caiu de 59% no ciclo 2024 para 46% em 2025 e voltou a 55% em 2026, ciclo ainda aberto. A difusão territorial desacelerou: 39 municípios tiveram o primeiro projeto habilitado em 2022, 16 em 2023 e 3 por ciclo desde então, e restam 14 municípios do interior sem projeto. Nada disso isola o atrito, porque teto, janelas e regras mudaram ao mesmo tempo. O custo de entrada é o que a literatura chama de custo administrativo (MOYNIHAN; HERD; HARVEY, 2015). Ele pode excluir sem selecionar ou funcionar como triagem (FINKELSTEIN; NOTOWIDIGDO, 2019), e só uma variação exógena desse custo distingue os dois casos.</w:t>
+        <w:t xml:space="preserve">Exclusão na entrada (H4).</w:t>
+      </w:r>
+      <w:r>
+        <w:t xml:space="preserve"> </w:t>
+      </w:r>
+      <w:r>
+        <w:t xml:space="preserve">Pessoa física não se inscreve, e o microempreendedor individual tem limite de valor (SECULT, 2025a, arts. 17 e 19). Do lado de quem financia, só pessoa jurídica contribuinte do ICMS patrocina (ESPÍRITO SANTO, 2021b, art. 2º), e as optantes do Simples Nacional, que não podem destinar valor a título de incentivo fiscal (BRASIL, 2006, art. 24), tampouco emitem a carta de intenção (SECULT, 2026a, art. 40): o público financia, pelo imposto que deixa de ser arrecadado, mas nem ele nem a pequena empresa local escolhem o que financiar. A difusão territorial desacelerou: 39 municípios tiveram o primeiro projeto habilitado em 2022, 16 em 2023 e 3 por ciclo desde então, e restam 14 municípios do interior sem projeto. Entre os que pediram até R$ 400 mil, a captação caiu de 79% no ciclo 2022 para 27% em 2024, enquanto no teto ficou entre 78% e 89%. O teto por projeto fixa um piso de projetos, ao menos 50 com os R$ 25 milhões de 2025 (captaram 63), e os pedidos se acumulam nele: 36% dos habilitados do ciclo 2025 pediram exatamente R$ 500 mil. O acúmulo, porém, também ocorre se quem já tem patrocinador pede o teto. O custo de entrada é o que a literatura chama de custo administrativo (MOYNIHAN; HERD; HARVEY, 2015); ele pode excluir sem selecionar ou funcionar como triagem (FINKELSTEIN; NOTOWIDIGDO, 2019), e só uma variação exógena desse custo distingue os dois casos.</w:t>
       </w:r>
     </w:p>
     <w:p>
@@ -2306,7 +2484,7 @@
           <w:b/>
           <w:bCs/>
         </w:rPr>
-        <w:t xml:space="preserve">Habilitação e validação.</w:t>
+        <w:t xml:space="preserve">Decisão concentrada (H2).</w:t>
       </w:r>
       <w:r>
         <w:t xml:space="preserve"> </w:t>
@@ -2324,16 +2502,7 @@
         <w:t xml:space="preserve"> </w:t>
       </w:r>
       <w:r>
-        <w:t xml:space="preserve">(ESPÍRITO SANTO, 2021b, art. 14; SECULT, 2025a, arts. 37-42). A comissão se reúne semanalmente e o certificado de aptidão sai projeto a projeto (SECULT, 2023b, art. 9º; 2025a, arts. 40 e 45): os inscritos não disputam vagas entre si, e por isso não há classificação. Nenhuma norma lida prevê nota, peso, nota de corte ou ordem de prioridade, e no Mapa Cultural as fases de parecer e de comissão estão registradas como</w:t>
-      </w:r>
-      <w:r>
-        <w:t xml:space="preserve"> </w:t>
-      </w:r>
-      <w:r>
-        <w:t xml:space="preserve">“avaliação simplificada”</w:t>
-      </w:r>
-      <w:r>
-        <w:t xml:space="preserve">, não como avaliação técnica (SECULT, 2026e). O modelo de parecer também não atribui nota: para cada critério, o parecerista indica se o projeto</w:t>
+        <w:t xml:space="preserve">(ESPÍRITO SANTO, 2021b, art. 14): para cada critério, o parecerista indica se o projeto</w:t>
       </w:r>
       <w:r>
         <w:t xml:space="preserve"> </w:t>
@@ -2345,16 +2514,7 @@
         <w:t xml:space="preserve"> </w:t>
       </w:r>
       <w:r>
-        <w:t xml:space="preserve">e, ao final, sugere habilitação, inabilitação ou diligência (SECULT, 2026f). A única pontuação do processo é a dos pareceristas, no edital que os credencia. A habilitação qualifica, mas não prioriza, e autoriza mais do que o teto financia. A escolha entre projetos considerados aptos passa, assim, à empresa e à fila de validação. Com o montante esgotado de 2023 a 2025, o excesso de demanda com patrocinador foi racionado pelo momento em que o termo chegou e foi validado, não por mérito. Os anexos de 2023 e 2024 listam termos</w:t>
-      </w:r>
-      <w:r>
-        <w:t xml:space="preserve"> </w:t>
-      </w:r>
-      <w:r>
-        <w:t xml:space="preserve">“indeferidos por ultrapassar o montante”</w:t>
-      </w:r>
-      <w:r>
-        <w:t xml:space="preserve">; o de 2025, que dá a data de recebimento de cada termo, mostra a cota de 50% completa com termos recebidos até 28 de janeiro e a de 30% até 20 de maio (SECULT, 2026c). Nenhuma norma lida fixa a ordem de validação.</w:t>
+        <w:t xml:space="preserve">(SECULT, 2026e), e o Mapa Cultural registra só a situação da inscrição (SECULT, 2026d). Nenhuma das normas examinadas prevê nota, peso ou ordem de prioridade; a única pontuação é a do credenciamento dos pareceristas, que recebem os projetos por ordem de inscrição e área (SECULT, 2025c). Desde 2025, o parecer favorável já emite o certificado, e a comissão só delibera sobre inabilitações e, com 35% de patrocínio, sobre a habilitação (SECULT, 2025a, arts. 40, 41 e 45). Os extratos das atas de 158 reuniões com deliberação, de 2022 a 2026, listam 86 projetos inabilitados, 15% dos deliberados, sem motivo nem critério publicados (SECULT, 2026f). A habilitação qualifica, mas não prioriza, e o que excedeu o teto em 2023-2025 ficou de fora pelo momento em que o termo chegou e foi validado (SECULT, 2026c). A ordenação seria possível: no Funcultura, a SECULT atribui nota e ordena os projetos por linha e porte do município (SECULT, 2026g); na lei análoga do Rio Grande do Sul, também com 100% do ICMS, contempla-se por nota (mínimo de 60), com descentralização regional, e o patrocinador repassa 5% ou 10% a mais, sem incentivo, a um fundo de cultura (RIO GRANDE DO SUL, 2024; 2026). Nenhuma delas fixa a ordem de validação.</w:t>
       </w:r>
     </w:p>
     <w:p>
@@ -2366,13 +2526,13 @@
           <w:b/>
           <w:bCs/>
         </w:rPr>
-        <w:t xml:space="preserve">Escolha da empresa.</w:t>
-      </w:r>
-      <w:r>
-        <w:t xml:space="preserve"> </w:t>
-      </w:r>
-      <w:r>
-        <w:t xml:space="preserve">Com crédito integral, a empresa escolhe o destino do ICMS que pagaria e fica com a marca; como o limite por patrocinador é uma fração do ICMS recolhido (Quadro 1), as maiores contribuintes têm mais espaço para patrocinar, e a concentração da renúncia em poucas empresas (Quadro 2) reflete também a do próprio imposto. Imagem e relações de negócio estão entre os motivos do patrocínio (O’HAGAN; HARVEY, 2000), e a filantropia empresarial também serve de canal de influência política (BERTRAND</w:t>
+        <w:t xml:space="preserve">Marketing (H1).</w:t>
+      </w:r>
+      <w:r>
+        <w:t xml:space="preserve"> </w:t>
+      </w:r>
+      <w:r>
+        <w:t xml:space="preserve">Com crédito integral, a empresa escolhe o destino do ICMS que pagaria e fica com a marca: as peças de comunicação, parte do objeto, trazem a marca do patrocinador em proporção à do Governo, e a divulgação pode consumir até 25% dos recursos (SECULT, 2025a, arts. 23, 55 e 64). Como o limite por patrocinador é uma fração do ICMS recolhido, o peso de cada empresa na escolha cresce com o imposto que ela paga, e a concentração da renúncia (Quadro 2) reflete também a do próprio imposto. Imagem e relações de negócio estão entre os motivos do patrocínio (O’HAGAN; HARVEY, 2000), e a filantropia empresarial também serve de canal de influência política (BERTRAND</w:t>
       </w:r>
       <w:r>
         <w:t xml:space="preserve"> </w:t>
@@ -2385,19 +2545,7 @@
         <w:t xml:space="preserve">et al.</w:t>
       </w:r>
       <w:r>
-        <w:t xml:space="preserve">, 2020). Entre as companhias abertas brasileiras, a chance de patrocinar cultura cresce com o porte da empresa e com a concentração do setor (ALCÂNTARA; BENEDICTO; SILVA, 2019). Das 26 empresas que patrocinaram em 2025, 13 também aparecem como incentivadoras da Lei Rouanet, e elas responderam por 86% da renúncia daquele ano (BRASIL, 2026b). O fato admite duas leituras: um marketing cultural já estruturado, o</w:t>
-      </w:r>
-      <w:r>
-        <w:t xml:space="preserve"> </w:t>
-      </w:r>
-      <w:r>
-        <w:t xml:space="preserve">“mercado de patrocínios”</w:t>
-      </w:r>
-      <w:r>
-        <w:t xml:space="preserve"> </w:t>
-      </w:r>
-      <w:r>
-        <w:t xml:space="preserve">de Belem e Donadone (2013), ou a troca de fonte, que reduz a adicionalidade (H1b). A evidência sobre o destino é mista. Quando a busca de patrocinador passou para antes da comissão, a parcela da RMGV no valor habilitado atribuível a um município caiu de 74% (ciclo 2024) para 57% (2025). Projetos que pediram exatamente o teto de R$ 500 mil captaram mais que os menores: 83% contra 52% dos que pediram até R$ 200 mil, em 2022-2024. Esses fatos têm explicações que não dependem da marca: quem já tem patrocinador acertado pede o teto, e quem já captou tem rede e experiência. Daí a premissa ficar contestada.</w:t>
+        <w:t xml:space="preserve">, 2020); a maior patrocinadora de 2025 é uma distribuidora de energia, serviço regulado sob concessão. Com o dado público, marca e valor público não se separam, porque os eventos grandes e antigos são os mais visíveis e os de maior público: a premissa fica não sustentada, com evidência mista. Sob crédito integral, escolher pela marca é o esperado. O limite está no mecanismo: cada escolha pesa pelo imposto de quem escolhe, e o número de pessoas que valorizam o bem não entra no cálculo (BUTERIN; HITZIG; WEYL, 2019); a questão é o que essa escolha deixa de fora (H4) e se o escolhido ocorreria de todo modo (H5).</w:t>
       </w:r>
     </w:p>
     <w:p>
@@ -2409,13 +2557,22 @@
           <w:b/>
           <w:bCs/>
         </w:rPr>
-        <w:t xml:space="preserve">Entrega e território.</w:t>
-      </w:r>
-      <w:r>
-        <w:t xml:space="preserve"> </w:t>
-      </w:r>
-      <w:r>
-        <w:t xml:space="preserve">A maior reserva do teto, 30%, vai a eventos com mais de dez anos de existência, provavelmente os de maior chance de financiamento sem incentivo. É uma tensão com o critério do TCU (BRASIL, 2016) que fica como hipótese a testar, não como descumprimento apurado. A RMGV tem 49% da população e fica com 67% do valor atribuível a um município em 2022-2026. O Gini do valor entre os 78 municípios é 0,88, e a diferença entre RMGV e interior explica só 7% da desigualdade na decomposição de Theil. Por isso a reserva de 10% para projetos fora da RMGV age sobre a menor parte dela.</w:t>
+        <w:t xml:space="preserve">Taxa de serviço (H3).</w:t>
+      </w:r>
+      <w:r>
+        <w:t xml:space="preserve"> </w:t>
+      </w:r>
+      <w:r>
+        <w:t xml:space="preserve">Parte do recurso incentivado pode remunerar quem intermedia. A captação pode custar até 10% (R$ 50 mil) e a elaboração do projeto até 5% (R$ 15 mil), pagas a uma empresa contratada, e o proponente pode receber até 1/3 como remuneração (SECULT, 2025a, arts. 26-28). Aplicados ao valor captado de cada projeto de 2025, os dois primeiros limites somam R$ 3,36 milhões, 13% dos R$ 25 milhões. Em 2026, captação e elaboração tornaram-se uma despesa única de até 10%, que pode ser paga ao próprio proponente (SECULT, 2026a, art. 28). Os limites fixam o preço máximo do</w:t>
+      </w:r>
+      <w:r>
+        <w:t xml:space="preserve"> </w:t>
+      </w:r>
+      <w:r>
+        <w:t xml:space="preserve">“mercado de patrocínios”</w:t>
+      </w:r>
+      <w:r>
+        <w:t xml:space="preserve">, mas quanto se gasta de fato é indeterminado, porque as planilhas de custos não são publicadas.</w:t>
       </w:r>
     </w:p>
     <w:p>
@@ -2427,38 +2584,26 @@
           <w:b/>
           <w:bCs/>
         </w:rPr>
-        <w:t xml:space="preserve">Monitoramento.</w:t>
-      </w:r>
-      <w:r>
-        <w:t xml:space="preserve"> </w:t>
-      </w:r>
-      <w:r>
-        <w:t xml:space="preserve">O que a SECULT publica cobre insumos e produtos, mas não a entrada (inscritos e inabilitados) nem o resultado (público, gratuidade, contrapartidas executadas). Os dois indicadores que a teoria da mudança mais exige falham no critério SMART de ser mensurável. A lei já manda divulgar os benefícios,</w:t>
-      </w:r>
-      <w:r>
-        <w:t xml:space="preserve"> </w:t>
-      </w:r>
-      <w:r>
-        <w:t xml:space="preserve">“inclusive no Portal da Transparência do Estado”</w:t>
-      </w:r>
-      <w:r>
-        <w:t xml:space="preserve"> </w:t>
-      </w:r>
-      <w:r>
-        <w:t xml:space="preserve">(ESPÍRITO SANTO, 2021a).</w:t>
-      </w:r>
-    </w:p>
-    <w:p>
-      <w:pPr>
-        <w:pStyle w:val="BodyText"/>
-      </w:pPr>
-      <w:r>
-        <w:t xml:space="preserve">Em síntese, com o dado público nenhum elo aparece claramente rompido. Para desconcentrar o financiamento, algo na cadeia precisaria dirigir recursos para fora do circuito consolidado; nem a habilitação, que qualifica sem priorizar, nem o racionamento, que segue o calendário dos termos, faz isso. Essas duas premissas não são asseguradas pelo desenho, o que não quer dizer que sejam violadas: sem nota, não se sabe se as empresas escolhem os melhores projetos. A escolha da empresa é contestada, e a entrada e a entrega ficam indeterminadas por falta de dado. A seção 5 trata das três últimas.</w:t>
-      </w:r>
-    </w:p>
-    <w:bookmarkEnd w:id="19"/>
-    <w:bookmarkEnd w:id="20"/>
-    <w:bookmarkStart w:id="26" w:name="proposta-de-avaliação-de-impacto"/>
+        <w:t xml:space="preserve">Entrega e território.</w:t>
+      </w:r>
+      <w:r>
+        <w:t xml:space="preserve"> </w:t>
+      </w:r>
+      <w:r>
+        <w:t xml:space="preserve">A maior reserva do teto, 30%, vai a eventos com mais de dez anos, provavelmente os de maior chance de financiamento sem incentivo, em tensão com o critério do TCU (BRASIL, 2016). A RMGV tem 49% da população e fica com 67% do valor atribuível a um município em 2022-2026. O Gini do valor entre os 78 municípios é 0,88, mas quase toda essa desigualdade está dentro de cada região: a diferença entre RMGV e interior explica só 7% do índice de Theil, e é sobre essa parte que age a reserva de 10% para fora da RMGV.</w:t>
+      </w:r>
+    </w:p>
+    <w:p>
+      <w:pPr>
+        <w:pStyle w:val="BodyText"/>
+      </w:pPr>
+      <w:r>
+        <w:t xml:space="preserve">Em síntese, o desenho entrega a escolha a quem recolhe mais imposto e raciona pela ordem de chegada: nenhum elo agrega a preferência de quem usa o bem cultural. O critério público na decisão (H2) não é assegurado pelo desenho, o que não implica que as escolhas sejam ruins; marketing (H1) e exclusão (H4) não se sustentam, com evidência mista; taxa de serviço (H3) e entrega (H5) ficam indeterminadas por falta de dado. A seção 5 trata de H1, H2, H4 e H5 e deixa H3 em aberto.</w:t>
+      </w:r>
+    </w:p>
+    <w:bookmarkEnd w:id="23"/>
+    <w:bookmarkEnd w:id="24"/>
+    <w:bookmarkStart w:id="36" w:name="proposta-de-avaliação-de-impacto"/>
     <w:p>
       <w:pPr>
         <w:pStyle w:val="Heading1"/>
@@ -2467,7 +2612,7 @@
         <w:t xml:space="preserve">5 Proposta de avaliação de impacto</w:t>
       </w:r>
     </w:p>
-    <w:bookmarkStart w:id="21" w:name="perguntas-e-parâmetros"/>
+    <w:bookmarkStart w:id="25" w:name="perguntas-e-parâmetros"/>
     <w:p>
       <w:pPr>
         <w:pStyle w:val="Heading2"/>
@@ -2481,7 +2626,7 @@
         <w:pStyle w:val="FirstParagraph"/>
       </w:pPr>
       <w:r>
-        <w:t xml:space="preserve">Como no material do J-PAL, as premissas do Quadro 2 viram perguntas de pesquisa: três perguntas de avaliação (Quadro 3), na notação de resultados potenciais. Seja</w:t>
+        <w:t xml:space="preserve">As premissas do Quadro 2 convertem-se em perguntas de pesquisa: quatro perguntas de avaliação (Quadro 3), na notação de resultados potenciais. Seja</w:t>
       </w:r>
       <w:r>
         <w:t xml:space="preserve"> </w:t>
@@ -2539,7 +2684,123 @@
         <w:t xml:space="preserve">Y</w:t>
       </w:r>
       <w:r>
-        <w:t xml:space="preserve">(0) os resultados com e sem ele. O Quadro 3 mostra também por que a comparação simples entre grupos não responde a nenhuma delas. A diferença simples de médias é igual ao efeito médio mais um viés de seleção e um viés de efeitos heterogêneos.</w:t>
+        <w:t xml:space="preserve">(0) os resultados com e sem ele. O Quadro 3 mostra também por que a comparação simples entre grupos não responde a nenhuma delas. A diferença simples de médias soma ao efeito médio o viés de seleção,</w:t>
+      </w:r>
+      <w:r>
+        <w:t xml:space="preserve"> </w:t>
+      </w:r>
+      <m:oMath>
+        <m:r>
+          <m:t>E</m:t>
+        </m:r>
+        <m:r>
+          <m:rPr>
+            <m:sty m:val="p"/>
+          </m:rPr>
+          <m:t>[</m:t>
+        </m:r>
+        <m:r>
+          <m:t>Y</m:t>
+        </m:r>
+        <m:r>
+          <m:rPr>
+            <m:sty m:val="p"/>
+          </m:rPr>
+          <m:t>(</m:t>
+        </m:r>
+        <m:r>
+          <m:t>0</m:t>
+        </m:r>
+        <m:r>
+          <m:rPr>
+            <m:sty m:val="p"/>
+          </m:rPr>
+          <m:t>)</m:t>
+        </m:r>
+        <m:r>
+          <m:rPr>
+            <m:sty m:val="p"/>
+          </m:rPr>
+          <m:t>∣</m:t>
+        </m:r>
+        <m:r>
+          <m:t>T</m:t>
+        </m:r>
+        <m:r>
+          <m:rPr>
+            <m:sty m:val="p"/>
+          </m:rPr>
+          <m:t>=</m:t>
+        </m:r>
+        <m:r>
+          <m:t>1</m:t>
+        </m:r>
+        <m:r>
+          <m:rPr>
+            <m:sty m:val="p"/>
+          </m:rPr>
+          <m:t>]</m:t>
+        </m:r>
+        <m:r>
+          <m:rPr>
+            <m:sty m:val="p"/>
+          </m:rPr>
+          <m:t>−</m:t>
+        </m:r>
+        <m:r>
+          <m:t>E</m:t>
+        </m:r>
+        <m:r>
+          <m:rPr>
+            <m:sty m:val="p"/>
+          </m:rPr>
+          <m:t>[</m:t>
+        </m:r>
+        <m:r>
+          <m:t>Y</m:t>
+        </m:r>
+        <m:r>
+          <m:rPr>
+            <m:sty m:val="p"/>
+          </m:rPr>
+          <m:t>(</m:t>
+        </m:r>
+        <m:r>
+          <m:t>0</m:t>
+        </m:r>
+        <m:r>
+          <m:rPr>
+            <m:sty m:val="p"/>
+          </m:rPr>
+          <m:t>)</m:t>
+        </m:r>
+        <m:r>
+          <m:rPr>
+            <m:sty m:val="p"/>
+          </m:rPr>
+          <m:t>∣</m:t>
+        </m:r>
+        <m:r>
+          <m:t>T</m:t>
+        </m:r>
+        <m:r>
+          <m:rPr>
+            <m:sty m:val="p"/>
+          </m:rPr>
+          <m:t>=</m:t>
+        </m:r>
+        <m:r>
+          <m:t>0</m:t>
+        </m:r>
+        <m:r>
+          <m:rPr>
+            <m:sty m:val="p"/>
+          </m:rPr>
+          <m:t>]</m:t>
+        </m:r>
+      </m:oMath>
+      <w:r>
+        <w:t xml:space="preserve">, e o de efeitos heterogêneos.</w:t>
       </w:r>
     </w:p>
     <w:p>
@@ -2550,9 +2811,14 @@
       <w:r>
         <w:rPr>
           <w:b/>
-          <w:bCs/>
-        </w:rPr>
-        <w:t xml:space="preserve">Quadro 3 – Perguntas de avaliação</w:t>
+        </w:rPr>
+        <w:t>Quadro 3</w:t>
+      </w:r>
+      <w:r>
+        <w:rPr>
+          <w:b w:val="0"/>
+        </w:rPr>
+        <w:t xml:space="preserve"> – Perguntas de avaliação</w:t>
       </w:r>
     </w:p>
     <w:tbl>
@@ -2563,12 +2829,12 @@
         <w:tblLayout w:type="fixed"/>
         <w:tblLook w:firstRow="1" w:lastRow="0" w:firstColumn="0" w:lastColumn="0" w:noHBand="0" w:noVBand="0" w:val="0020"/>
         <w:tblBorders>
-          <w:top w:val="single" w:sz="4" w:space="0" w:color="000000"/>
-          <w:left w:val="single" w:sz="4" w:space="0" w:color="000000"/>
-          <w:bottom w:val="single" w:sz="4" w:space="0" w:color="000000"/>
-          <w:right w:val="single" w:sz="4" w:space="0" w:color="000000"/>
-          <w:insideH w:val="single" w:sz="4" w:space="0" w:color="000000"/>
-          <w:insideV w:val="single" w:sz="4" w:space="0" w:color="000000"/>
+          <w:top w:val="single" w:sz="8" w:space="0" w:color="000000"/>
+          <w:bottom w:val="single" w:sz="8" w:space="0" w:color="000000"/>
+          <w:left w:val="nil"/>
+          <w:right w:val="nil"/>
+          <w:insideH w:val="nil"/>
+          <w:insideV w:val="nil"/>
         </w:tblBorders>
       </w:tblPr>
       <w:tblGrid>
@@ -2584,16 +2850,19 @@
           <w:tblHeader w:val="true"/>
         </w:trPr>
         <w:tc>
-          <w:tcPr/>
-          <w:p>
-            <w:pPr>
-              <w:pStyle w:val="Compact"/>
-              <w:spacing w:after="0" w:before="0"/>
-              <w:jc w:val="left"/>
-            </w:pPr>
-            <w:r>
-              <w:rPr>
-                <w:b/>
+          <w:tcPr>
+            <w:tcBorders>
+              <w:bottom w:val="single" w:sz="4" w:space="0" w:color="000000"/>
+            </w:tcBorders>
+          </w:tcPr>
+          <w:p>
+            <w:pPr>
+              <w:pStyle w:val="Compact"/>
+              <w:spacing w:after="0" w:before="0"/>
+              <w:jc w:val="left"/>
+            </w:pPr>
+            <w:r>
+              <w:rPr>
                 <w:sz w:val="20"/>
               </w:rPr>
               <w:t xml:space="preserve">Hipótese</w:t>
@@ -2601,16 +2870,19 @@
           </w:p>
         </w:tc>
         <w:tc>
-          <w:tcPr/>
-          <w:p>
-            <w:pPr>
-              <w:pStyle w:val="Compact"/>
-              <w:spacing w:after="0" w:before="0"/>
-              <w:jc w:val="left"/>
-            </w:pPr>
-            <w:r>
-              <w:rPr>
-                <w:b/>
+          <w:tcPr>
+            <w:tcBorders>
+              <w:bottom w:val="single" w:sz="4" w:space="0" w:color="000000"/>
+            </w:tcBorders>
+          </w:tcPr>
+          <w:p>
+            <w:pPr>
+              <w:pStyle w:val="Compact"/>
+              <w:spacing w:after="0" w:before="0"/>
+              <w:jc w:val="left"/>
+            </w:pPr>
+            <w:r>
+              <w:rPr>
                 <w:sz w:val="20"/>
               </w:rPr>
               <w:t xml:space="preserve">Pergunta</w:t>
@@ -2618,16 +2890,19 @@
           </w:p>
         </w:tc>
         <w:tc>
-          <w:tcPr/>
-          <w:p>
-            <w:pPr>
-              <w:pStyle w:val="Compact"/>
-              <w:spacing w:after="0" w:before="0"/>
-              <w:jc w:val="left"/>
-            </w:pPr>
-            <w:r>
-              <w:rPr>
-                <w:b/>
+          <w:tcPr>
+            <w:tcBorders>
+              <w:bottom w:val="single" w:sz="4" w:space="0" w:color="000000"/>
+            </w:tcBorders>
+          </w:tcPr>
+          <w:p>
+            <w:pPr>
+              <w:pStyle w:val="Compact"/>
+              <w:spacing w:after="0" w:before="0"/>
+              <w:jc w:val="left"/>
+            </w:pPr>
+            <w:r>
+              <w:rPr>
                 <w:sz w:val="20"/>
               </w:rPr>
               <w:t xml:space="preserve">Unidade, tratamento e resultado</w:t>
@@ -2635,16 +2910,19 @@
           </w:p>
         </w:tc>
         <w:tc>
-          <w:tcPr/>
-          <w:p>
-            <w:pPr>
-              <w:pStyle w:val="Compact"/>
-              <w:spacing w:after="0" w:before="0"/>
-              <w:jc w:val="left"/>
-            </w:pPr>
-            <w:r>
-              <w:rPr>
-                <w:b/>
+          <w:tcPr>
+            <w:tcBorders>
+              <w:bottom w:val="single" w:sz="4" w:space="0" w:color="000000"/>
+            </w:tcBorders>
+          </w:tcPr>
+          <w:p>
+            <w:pPr>
+              <w:pStyle w:val="Compact"/>
+              <w:spacing w:after="0" w:before="0"/>
+              <w:jc w:val="left"/>
+            </w:pPr>
+            <w:r>
+              <w:rPr>
                 <w:sz w:val="20"/>
               </w:rPr>
               <w:t xml:space="preserve">Parâmetro</w:t>
@@ -2652,16 +2930,19 @@
           </w:p>
         </w:tc>
         <w:tc>
-          <w:tcPr/>
-          <w:p>
-            <w:pPr>
-              <w:pStyle w:val="Compact"/>
-              <w:spacing w:after="0" w:before="0"/>
-              <w:jc w:val="left"/>
-            </w:pPr>
-            <w:r>
-              <w:rPr>
-                <w:b/>
+          <w:tcPr>
+            <w:tcBorders>
+              <w:bottom w:val="single" w:sz="4" w:space="0" w:color="000000"/>
+            </w:tcBorders>
+          </w:tcPr>
+          <w:p>
+            <w:pPr>
+              <w:pStyle w:val="Compact"/>
+              <w:spacing w:after="0" w:before="0"/>
+              <w:jc w:val="left"/>
+            </w:pPr>
+            <w:r>
+              <w:rPr>
                 <w:sz w:val="20"/>
               </w:rPr>
               <w:t xml:space="preserve">Viés da comparação simples</w:t>
@@ -2682,39 +2963,39 @@
               <w:rPr>
                 <w:sz w:val="20"/>
               </w:rPr>
-              <w:t xml:space="preserve">H1b</w:t>
-            </w:r>
-          </w:p>
-        </w:tc>
-        <w:tc>
-          <w:tcPr/>
-          <w:p>
-            <w:pPr>
-              <w:pStyle w:val="Compact"/>
-              <w:spacing w:after="0" w:before="0"/>
-              <w:jc w:val="left"/>
-            </w:pPr>
-            <w:r>
-              <w:rPr>
-                <w:sz w:val="20"/>
-              </w:rPr>
-              <w:t xml:space="preserve">Captar pela LICC muda a realização e o alcance do projeto?</w:t>
-            </w:r>
-          </w:p>
-        </w:tc>
-        <w:tc>
-          <w:tcPr/>
-          <w:p>
-            <w:pPr>
-              <w:pStyle w:val="Compact"/>
-              <w:spacing w:after="0" w:before="0"/>
-              <w:jc w:val="left"/>
-            </w:pPr>
-            <w:r>
-              <w:rPr>
-                <w:sz w:val="20"/>
-              </w:rPr>
-              <w:t xml:space="preserve">Projeto habilitado;</w:t>
+              <w:t xml:space="preserve">H5</w:t>
+            </w:r>
+          </w:p>
+        </w:tc>
+        <w:tc>
+          <w:tcPr/>
+          <w:p>
+            <w:pPr>
+              <w:pStyle w:val="Compact"/>
+              <w:spacing w:after="0" w:before="0"/>
+              <w:jc w:val="left"/>
+            </w:pPr>
+            <w:r>
+              <w:rPr>
+                <w:sz w:val="20"/>
+              </w:rPr>
+              <w:t xml:space="preserve">Receber pela LICC muda a realização e o alcance do projeto?</w:t>
+            </w:r>
+          </w:p>
+        </w:tc>
+        <w:tc>
+          <w:tcPr/>
+          <w:p>
+            <w:pPr>
+              <w:pStyle w:val="Compact"/>
+              <w:spacing w:after="0" w:before="0"/>
+              <w:jc w:val="left"/>
+            </w:pPr>
+            <w:r>
+              <w:rPr>
+                <w:sz w:val="20"/>
+              </w:rPr>
+              <w:t xml:space="preserve">Projeto na margem do teto;</w:t>
             </w:r>
             <w:r>
               <w:rPr>
@@ -2740,7 +3021,7 @@
               <w:rPr>
                 <w:sz w:val="20"/>
               </w:rPr>
-              <w:t xml:space="preserve">= captou;</w:t>
+              <w:t xml:space="preserve">= termo validado;</w:t>
             </w:r>
             <w:r>
               <w:rPr>
@@ -2766,46 +3047,34 @@
               <w:rPr>
                 <w:sz w:val="20"/>
               </w:rPr>
-              <w:t xml:space="preserve">= o bem cultural acontece no ano previsto; público e gratuidade</w:t>
-            </w:r>
-          </w:p>
-        </w:tc>
-        <w:tc>
-          <w:tcPr/>
-          <w:p>
-            <w:pPr>
-              <w:pStyle w:val="Compact"/>
-              <w:spacing w:after="0" w:before="0"/>
-              <w:jc w:val="left"/>
-            </w:pPr>
-            <w:r>
-              <w:rPr>
-                <w:sz w:val="20"/>
-              </w:rPr>
-              <w:t xml:space="preserve">Efeito médio sobre os tratados (EMPT), contrastado com o dos não tratados (EMPNT)</w:t>
-            </w:r>
-          </w:p>
-        </w:tc>
-        <w:tc>
-          <w:tcPr/>
-          <w:p>
-            <w:pPr>
-              <w:pStyle w:val="Compact"/>
-              <w:spacing w:after="0" w:before="0"/>
-              <w:jc w:val="left"/>
-            </w:pPr>
-            <w:r>
-              <w:rPr>
-                <w:sz w:val="20"/>
-              </w:rPr>
-              <w:t xml:space="preserve">A empresa escolhe eventos consolidados:</w:t>
-            </w:r>
-            <w:r>
-              <w:rPr>
-                <w:sz w:val="20"/>
-              </w:rPr>
-              <w:t xml:space="preserve"> </w:t>
-            </w:r>
+              <w:t xml:space="preserve">= acontece em janela fixa após o protocolo (agenda, Diário Oficial); público</w:t>
+            </w:r>
+          </w:p>
+        </w:tc>
+        <w:tc>
+          <w:tcPr/>
+          <w:p>
+            <w:pPr>
+              <w:pStyle w:val="Compact"/>
+              <w:spacing w:after="0" w:before="0"/>
+              <w:jc w:val="left"/>
+            </w:pPr>
+            <w:r>
+              <w:rPr>
+                <w:sz w:val="20"/>
+              </w:rPr>
+              <w:t xml:space="preserve">Efeito de receber agora, na margem; fora dela, efeito médio sobre os tratados (EMPT)</w:t>
+            </w:r>
+          </w:p>
+        </w:tc>
+        <w:tc>
+          <w:tcPr/>
+          <w:p>
+            <w:pPr>
+              <w:pStyle w:val="Compact"/>
+              <w:spacing w:after="0" w:before="0"/>
+              <w:jc w:val="left"/>
+            </w:pPr>
             <w:r>
               <w:rPr>
                 <w:i/>
@@ -2818,7 +3087,7 @@
               <w:rPr>
                 <w:sz w:val="20"/>
               </w:rPr>
-              <w:t xml:space="preserve">(0) maior entre os escolhidos, viés de seleção positivo, e a comparação superestima o EMPT; efeito menor onde ela escolhe puxa no sentido oposto em relação ao efeito médio</w:t>
+              <w:t xml:space="preserve">(0) maior entre os escolhidos pela empresa: viés de seleção positivo</w:t>
             </w:r>
           </w:p>
         </w:tc>
@@ -2836,39 +3105,39 @@
               <w:rPr>
                 <w:sz w:val="20"/>
               </w:rPr>
-              <w:t xml:space="preserve">H3</w:t>
-            </w:r>
-          </w:p>
-        </w:tc>
-        <w:tc>
-          <w:tcPr/>
-          <w:p>
-            <w:pPr>
-              <w:pStyle w:val="Compact"/>
-              <w:spacing w:after="0" w:before="0"/>
-              <w:jc w:val="left"/>
-            </w:pPr>
-            <w:r>
-              <w:rPr>
-                <w:sz w:val="20"/>
-              </w:rPr>
-              <w:t xml:space="preserve">Reduzir o custo de entrada muda a inscrição, a habilitação e o perfil de quem entra?</w:t>
-            </w:r>
-          </w:p>
-        </w:tc>
-        <w:tc>
-          <w:tcPr/>
-          <w:p>
-            <w:pPr>
-              <w:pStyle w:val="Compact"/>
-              <w:spacing w:after="0" w:before="0"/>
-              <w:jc w:val="left"/>
-            </w:pPr>
-            <w:r>
-              <w:rPr>
-                <w:sz w:val="20"/>
-              </w:rPr>
-              <w:t xml:space="preserve">Agente cultural sem inscrição prévia;</w:t>
+              <w:t xml:space="preserve">H1</w:t>
+            </w:r>
+          </w:p>
+        </w:tc>
+        <w:tc>
+          <w:tcPr/>
+          <w:p>
+            <w:pPr>
+              <w:pStyle w:val="Compact"/>
+              <w:spacing w:after="0" w:before="0"/>
+              <w:jc w:val="left"/>
+            </w:pPr>
+            <w:r>
+              <w:rPr>
+                <w:sz w:val="20"/>
+              </w:rPr>
+              <w:t xml:space="preserve">O que pesa na escolha da empresa: marca ou valor público?</w:t>
+            </w:r>
+          </w:p>
+        </w:tc>
+        <w:tc>
+          <w:tcPr/>
+          <w:p>
+            <w:pPr>
+              <w:pStyle w:val="Compact"/>
+              <w:spacing w:after="0" w:before="0"/>
+              <w:jc w:val="left"/>
+            </w:pPr>
+            <w:r>
+              <w:rPr>
+                <w:sz w:val="20"/>
+              </w:rPr>
+              <w:t xml:space="preserve">Decisor de empresa;</w:t>
             </w:r>
             <w:r>
               <w:rPr>
@@ -2894,7 +3163,7 @@
               <w:rPr>
                 <w:sz w:val="20"/>
               </w:rPr>
-              <w:t xml:space="preserve">= oferta de apoio à inscrição e à busca de patrocínio;</w:t>
+              <w:t xml:space="preserve">= atributos sorteados de perfis de projeto;</w:t>
             </w:r>
             <w:r>
               <w:rPr>
@@ -2920,39 +3189,39 @@
               <w:rPr>
                 <w:sz w:val="20"/>
               </w:rPr>
-              <w:t xml:space="preserve">= inscreveu-se, foi habilitado, captou</w:t>
-            </w:r>
-          </w:p>
-        </w:tc>
-        <w:tc>
-          <w:tcPr/>
-          <w:p>
-            <w:pPr>
-              <w:pStyle w:val="Compact"/>
-              <w:spacing w:after="0" w:before="0"/>
-              <w:jc w:val="left"/>
-            </w:pPr>
-            <w:r>
-              <w:rPr>
-                <w:sz w:val="20"/>
-              </w:rPr>
-              <w:t xml:space="preserve">Efeito da oferta (intenção de tratar) e efeito local para quem responde a ela</w:t>
-            </w:r>
-          </w:p>
-        </w:tc>
-        <w:tc>
-          <w:tcPr/>
-          <w:p>
-            <w:pPr>
-              <w:pStyle w:val="Compact"/>
-              <w:spacing w:after="0" w:before="0"/>
-              <w:jc w:val="left"/>
-            </w:pPr>
-            <w:r>
-              <w:rPr>
-                <w:sz w:val="20"/>
-              </w:rPr>
-              <w:t xml:space="preserve">Quem se inscreve por conta própria tem mais capacidade: viés de seleção</w:t>
+              <w:t xml:space="preserve">= escolhe o perfil</w:t>
+            </w:r>
+          </w:p>
+        </w:tc>
+        <w:tc>
+          <w:tcPr/>
+          <w:p>
+            <w:pPr>
+              <w:pStyle w:val="Compact"/>
+              <w:spacing w:after="0" w:before="0"/>
+              <w:jc w:val="left"/>
+            </w:pPr>
+            <w:r>
+              <w:rPr>
+                <w:sz w:val="20"/>
+              </w:rPr>
+              <w:t xml:space="preserve">Efeito marginal médio de cada atributo</w:t>
+            </w:r>
+          </w:p>
+        </w:tc>
+        <w:tc>
+          <w:tcPr/>
+          <w:p>
+            <w:pPr>
+              <w:pStyle w:val="Compact"/>
+              <w:spacing w:after="0" w:before="0"/>
+              <w:jc w:val="left"/>
+            </w:pPr>
+            <w:r>
+              <w:rPr>
+                <w:sz w:val="20"/>
+              </w:rPr>
+              <w:t xml:space="preserve">Visibilidade e valor público andam juntos: confundimento</w:t>
             </w:r>
           </w:p>
         </w:tc>
@@ -2970,39 +3239,39 @@
               <w:rPr>
                 <w:sz w:val="20"/>
               </w:rPr>
-              <w:t xml:space="preserve">H2a</w:t>
-            </w:r>
-          </w:p>
-        </w:tc>
-        <w:tc>
-          <w:tcPr/>
-          <w:p>
-            <w:pPr>
-              <w:pStyle w:val="Compact"/>
-              <w:spacing w:after="0" w:before="0"/>
-              <w:jc w:val="left"/>
-            </w:pPr>
-            <w:r>
-              <w:rPr>
-                <w:sz w:val="20"/>
-              </w:rPr>
-              <w:t xml:space="preserve">A captação acompanha o que o parecer registrou?</w:t>
-            </w:r>
-          </w:p>
-        </w:tc>
-        <w:tc>
-          <w:tcPr/>
-          <w:p>
-            <w:pPr>
-              <w:pStyle w:val="Compact"/>
-              <w:spacing w:after="0" w:before="0"/>
-              <w:jc w:val="left"/>
-            </w:pPr>
-            <w:r>
-              <w:rPr>
-                <w:sz w:val="20"/>
-              </w:rPr>
-              <w:t xml:space="preserve">Projeto habilitado; critérios atendidos e diligências;</w:t>
+              <w:t xml:space="preserve">H4</w:t>
+            </w:r>
+          </w:p>
+        </w:tc>
+        <w:tc>
+          <w:tcPr/>
+          <w:p>
+            <w:pPr>
+              <w:pStyle w:val="Compact"/>
+              <w:spacing w:after="0" w:before="0"/>
+              <w:jc w:val="left"/>
+            </w:pPr>
+            <w:r>
+              <w:rPr>
+                <w:sz w:val="20"/>
+              </w:rPr>
+              <w:t xml:space="preserve">Reduzir o custo de entrada muda quem entra?</w:t>
+            </w:r>
+          </w:p>
+        </w:tc>
+        <w:tc>
+          <w:tcPr/>
+          <w:p>
+            <w:pPr>
+              <w:pStyle w:val="Compact"/>
+              <w:spacing w:after="0" w:before="0"/>
+              <w:jc w:val="left"/>
+            </w:pPr>
+            <w:r>
+              <w:rPr>
+                <w:sz w:val="20"/>
+              </w:rPr>
+              <w:t xml:space="preserve">Agente sem inscrição prévia;</w:t>
             </w:r>
             <w:r>
               <w:rPr>
@@ -3016,6 +3285,32 @@
                 <w:iCs/>
                 <w:sz w:val="20"/>
               </w:rPr>
+              <w:t xml:space="preserve">T</w:t>
+            </w:r>
+            <w:r>
+              <w:rPr>
+                <w:sz w:val="20"/>
+              </w:rPr>
+              <w:t xml:space="preserve"> </w:t>
+            </w:r>
+            <w:r>
+              <w:rPr>
+                <w:sz w:val="20"/>
+              </w:rPr>
+              <w:t xml:space="preserve">= oferta de apoio à inscrição e à busca de patrocínio;</w:t>
+            </w:r>
+            <w:r>
+              <w:rPr>
+                <w:sz w:val="20"/>
+              </w:rPr>
+              <w:t xml:space="preserve"> </w:t>
+            </w:r>
+            <w:r>
+              <w:rPr>
+                <w:i/>
+                <w:iCs/>
+                <w:sz w:val="20"/>
+              </w:rPr>
               <w:t xml:space="preserve">Y</w:t>
             </w:r>
             <w:r>
@@ -3028,39 +3323,173 @@
               <w:rPr>
                 <w:sz w:val="20"/>
               </w:rPr>
-              <w:t xml:space="preserve">= captou</w:t>
-            </w:r>
-          </w:p>
-        </w:tc>
-        <w:tc>
-          <w:tcPr/>
-          <w:p>
-            <w:pPr>
-              <w:pStyle w:val="Compact"/>
-              <w:spacing w:after="0" w:before="0"/>
-              <w:jc w:val="left"/>
-            </w:pPr>
-            <w:r>
-              <w:rPr>
-                <w:sz w:val="20"/>
-              </w:rPr>
-              <w:t xml:space="preserve">Associação condicional (descritiva, não causal)</w:t>
-            </w:r>
-          </w:p>
-        </w:tc>
-        <w:tc>
-          <w:tcPr/>
-          <w:p>
-            <w:pPr>
-              <w:pStyle w:val="Compact"/>
-              <w:spacing w:after="0" w:before="0"/>
-              <w:jc w:val="left"/>
-            </w:pPr>
-            <w:r>
-              <w:rPr>
-                <w:sz w:val="20"/>
-              </w:rPr>
-              <w:t xml:space="preserve">O parecer não é sorteado nem pontuado: sem variação exógena, não há efeito identificável</w:t>
+              <w:t xml:space="preserve">= inscreveu-se, foi habilitado, captou</w:t>
+            </w:r>
+          </w:p>
+        </w:tc>
+        <w:tc>
+          <w:tcPr/>
+          <w:p>
+            <w:pPr>
+              <w:pStyle w:val="Compact"/>
+              <w:spacing w:after="0" w:before="0"/>
+              <w:jc w:val="left"/>
+            </w:pPr>
+            <w:r>
+              <w:rPr>
+                <w:sz w:val="20"/>
+              </w:rPr>
+              <w:t xml:space="preserve">Efeito da oferta (intenção de tratar) e efeito local para quem responde a ela</w:t>
+            </w:r>
+          </w:p>
+        </w:tc>
+        <w:tc>
+          <w:tcPr/>
+          <w:p>
+            <w:pPr>
+              <w:pStyle w:val="Compact"/>
+              <w:spacing w:after="0" w:before="0"/>
+              <w:jc w:val="left"/>
+            </w:pPr>
+            <w:r>
+              <w:rPr>
+                <w:sz w:val="20"/>
+              </w:rPr>
+              <w:t xml:space="preserve">Quem se inscreve por conta própria tem mais capacidade: viés de seleção</w:t>
+            </w:r>
+          </w:p>
+        </w:tc>
+      </w:tr>
+      <w:tr>
+        <w:tc>
+          <w:tcPr/>
+          <w:p>
+            <w:pPr>
+              <w:pStyle w:val="Compact"/>
+              <w:spacing w:after="0" w:before="0"/>
+              <w:jc w:val="left"/>
+            </w:pPr>
+            <w:r>
+              <w:rPr>
+                <w:sz w:val="20"/>
+              </w:rPr>
+              <w:t xml:space="preserve">H2</w:t>
+            </w:r>
+          </w:p>
+        </w:tc>
+        <w:tc>
+          <w:tcPr/>
+          <w:p>
+            <w:pPr>
+              <w:pStyle w:val="Compact"/>
+              <w:spacing w:after="0" w:before="0"/>
+              <w:jc w:val="left"/>
+            </w:pPr>
+            <w:r>
+              <w:rPr>
+                <w:sz w:val="20"/>
+              </w:rPr>
+              <w:t xml:space="preserve">O parecer favorável muda o destino do projeto?</w:t>
+            </w:r>
+          </w:p>
+        </w:tc>
+        <w:tc>
+          <w:tcPr/>
+          <w:p>
+            <w:pPr>
+              <w:pStyle w:val="Compact"/>
+              <w:spacing w:after="0" w:before="0"/>
+              <w:jc w:val="left"/>
+            </w:pPr>
+            <w:r>
+              <w:rPr>
+                <w:sz w:val="20"/>
+              </w:rPr>
+              <w:t xml:space="preserve">Projeto inscrito;</w:t>
+            </w:r>
+            <w:r>
+              <w:rPr>
+                <w:sz w:val="20"/>
+              </w:rPr>
+              <w:t xml:space="preserve"> </w:t>
+            </w:r>
+            <w:r>
+              <w:rPr>
+                <w:i/>
+                <w:iCs/>
+                <w:sz w:val="20"/>
+              </w:rPr>
+              <w:t xml:space="preserve">T</w:t>
+            </w:r>
+            <w:r>
+              <w:rPr>
+                <w:sz w:val="20"/>
+              </w:rPr>
+              <w:t xml:space="preserve"> </w:t>
+            </w:r>
+            <w:r>
+              <w:rPr>
+                <w:sz w:val="20"/>
+              </w:rPr>
+              <w:t xml:space="preserve">= parecer favorável;</w:t>
+            </w:r>
+            <w:r>
+              <w:rPr>
+                <w:sz w:val="20"/>
+              </w:rPr>
+              <w:t xml:space="preserve"> </w:t>
+            </w:r>
+            <w:r>
+              <w:rPr>
+                <w:i/>
+                <w:iCs/>
+                <w:sz w:val="20"/>
+              </w:rPr>
+              <w:t xml:space="preserve">Y</w:t>
+            </w:r>
+            <w:r>
+              <w:rPr>
+                <w:sz w:val="20"/>
+              </w:rPr>
+              <w:t xml:space="preserve"> </w:t>
+            </w:r>
+            <w:r>
+              <w:rPr>
+                <w:sz w:val="20"/>
+              </w:rPr>
+              <w:t xml:space="preserve">= captou, realizou</w:t>
+            </w:r>
+          </w:p>
+        </w:tc>
+        <w:tc>
+          <w:tcPr/>
+          <w:p>
+            <w:pPr>
+              <w:pStyle w:val="Compact"/>
+              <w:spacing w:after="0" w:before="0"/>
+              <w:jc w:val="left"/>
+            </w:pPr>
+            <w:r>
+              <w:rPr>
+                <w:sz w:val="20"/>
+              </w:rPr>
+              <w:t xml:space="preserve">Efeito local, se a designação do parecerista for como sorteio; senão, descritivo</w:t>
+            </w:r>
+          </w:p>
+        </w:tc>
+        <w:tc>
+          <w:tcPr/>
+          <w:p>
+            <w:pPr>
+              <w:pStyle w:val="Compact"/>
+              <w:spacing w:after="0" w:before="0"/>
+              <w:jc w:val="left"/>
+            </w:pPr>
+            <w:r>
+              <w:rPr>
+                <w:sz w:val="20"/>
+              </w:rPr>
+              <w:t xml:space="preserve">Sem nota não há corte; a designação por ordem e área é a variação candidata</w:t>
             </w:r>
           </w:p>
         </w:tc>
@@ -3072,9 +3501,16 @@
       </w:pPr>
       <w:r>
         <w:rPr>
+          <w:i/>
           <w:sz w:val="20"/>
         </w:rPr>
-        <w:t xml:space="preserve">Fonte: elaboração própria, com base em Gertler</w:t>
+        <w:t>Fonte</w:t>
+      </w:r>
+      <w:r>
+        <w:rPr>
+          <w:sz w:val="20"/>
+        </w:rPr>
+        <w:t>: elaboração própria, com base em Gertler</w:t>
       </w:r>
       <w:r>
         <w:rPr>
@@ -3100,19 +3536,11 @@
         <w:rPr>
           <w:sz w:val="20"/>
         </w:rPr>
-        <w:t xml:space="preserve">(2018) e no material da disciplina sobre resultados potenciais.</w:t>
-      </w:r>
-    </w:p>
-    <w:p>
-      <w:pPr>
-        <w:pStyle w:val="BodyText"/>
-      </w:pPr>
-      <w:r>
-        <w:t xml:space="preserve">O EMPT é o parâmetro indicado porque a participação é voluntária, do proponente e da empresa.</w:t>
-      </w:r>
-    </w:p>
-    <w:bookmarkEnd w:id="21"/>
-    <w:bookmarkStart w:id="22" w:name="estratégias-de-identificação-candidatas"/>
+        <w:t xml:space="preserve">(2018).</w:t>
+      </w:r>
+    </w:p>
+    <w:bookmarkEnd w:id="25"/>
+    <w:bookmarkStart w:id="26" w:name="estratégias-de-identificação-candidatas"/>
     <w:p>
       <w:pPr>
         <w:pStyle w:val="Heading2"/>
@@ -3139,7 +3567,7 @@
         <w:t xml:space="preserve">et al.</w:t>
       </w:r>
       <w:r>
-        <w:t xml:space="preserve">, 2018). Com excesso de demanda, ciclos anuais e nenhum índice publicado com ponto de corte, cabem sorteio, promoção aleatória, diferenças em diferenças e diferenças em diferenças com pareamento. O sorteio mudaria a regra de alocação e fica fora do escopo; o racionamento no teto é o seu análogo natural. A escolha depende dos dados que a SECULT liberar (seção 5.3).</w:t>
+        <w:t xml:space="preserve">, 2018). Com excesso de demanda, ciclos anuais e nenhum índice publicado com ponto de corte, cabem promoção aleatória, experimento com decisores, variáveis instrumentais e diferenças em diferenças. O sorteio mudaria a regra de alocação e fica fora do escopo.</w:t>
       </w:r>
     </w:p>
     <w:p>
@@ -3155,13 +3583,13 @@
           <w:b/>
           <w:bCs/>
         </w:rPr>
-        <w:t xml:space="preserve">H1b.</w:t>
-      </w:r>
-      <w:r>
-        <w:t xml:space="preserve"> </w:t>
-      </w:r>
-      <w:r>
-        <w:t xml:space="preserve">Os termos validados pouco antes do esgotamento do teto e os de 32 projetos recusados em 2023 e 2024 tinham, todos, patrocinador disposto. Mas 6 dos 11 recusados em 2023 e 12 dos 21 recusados em 2024 captaram no ano seguinte: a comparação mede o efeito de receber agora, não o de receber. Com resultado datado (realização no ano previsto), o indeferimento vira instrumento para o financiamento no ano, com a reentrada como primeiro estágio, se a ordem de validação não se ligar ao projeto (testável com as datas de protocolo e validação). Os 95 que expiraram, pareados aos que captaram dentro do ciclo, delimitam o efeito sob seleção nos observáveis; diferenças em diferenças exigiriam o proponente-ano como unidade, com resultados antes e depois (agenda do Mapa Cultural, SALIC), como em Colombo e Cruz (2023). O SALIC mostra ainda se as empresas deixaram a Rouanet ao entrar na LICC (substituição).</w:t>
+        <w:t xml:space="preserve">H5.</w:t>
+      </w:r>
+      <w:r>
+        <w:t xml:space="preserve"> </w:t>
+      </w:r>
+      <w:r>
+        <w:t xml:space="preserve">Os termos validados pouco antes do esgotamento do teto e os de 32 projetos recusados em 2023 e 2024 tinham, todos, patrocinador disposto. Mas 6 dos 11 recusados em 2023 e 12 dos 21 recusados em 2024 captaram no ano seguinte: com resultado datado (realização em janela fixa após o protocolo), a comparação estima o efeito de receber agora; para o de receber em algum momento, o indeferimento serve de instrumento, com primeiro estágio de 41% (13 dos 32 recusados não captaram depois). As duas leituras valem se a ordem de validação não se ligar ao projeto, o que as datas de protocolo permitem testar.</w:t>
       </w:r>
     </w:p>
     <w:p>
@@ -3177,26 +3605,13 @@
           <w:b/>
           <w:bCs/>
         </w:rPr>
-        <w:t xml:space="preserve">H3.</w:t>
-      </w:r>
-      <w:r>
-        <w:t xml:space="preserve"> </w:t>
-      </w:r>
-      <w:r>
-        <w:t xml:space="preserve">Uma promoção aleatória de apoio à inscrição sorteada entre municípios do interior não altera nenhuma regra de alocação. Como, desde 2025, o projeto só vai à comissão com patrocinador, a oferta cobre a documentação (CNPJ, certidões) e a busca de patrocínio (patrocinadores já publicados nos anexos, termo e carta de intenção); dois braços sorteados separam os dois atritos. Ela estima o efeito da oferta e, para quem responde a ela, o efeito local (ANGRIST; IMBENS; RUBIN, 1996). Como o teto é fixo, novos entrantes deslocam outros, e sortear também a intensidade da oferta entre municípios mede esse deslocamento (BAIRD</w:t>
-      </w:r>
-      <w:r>
-        <w:t xml:space="preserve"> </w:t>
-      </w:r>
-      <w:r>
-        <w:rPr>
-          <w:i/>
-          <w:iCs/>
-        </w:rPr>
-        <w:t xml:space="preserve">et al.</w:t>
-      </w:r>
-      <w:r>
-        <w:t xml:space="preserve">, 2018).</w:t>
+        <w:t xml:space="preserve">H1.</w:t>
+      </w:r>
+      <w:r>
+        <w:t xml:space="preserve"> </w:t>
+      </w:r>
+      <w:r>
+        <w:t xml:space="preserve">Um experimento conjunto separa marca e valor público: decisores de empresas contribuintes escolhem entre pares de perfis de projeto com atributos sorteados (escala, visibilidade, local, gratuidade, público estimado), e o sorteio identifica o efeito marginal médio de cada atributo sobre a escolha (HAINMUELLER; HOPKINS; YAMAMOTO, 2014). É uma pergunta de mecanismo: aplicados aos habilitados, os pesos estimados indicam o que fica sem patrocínio (o pequeno, o gratuito, o do interior), a confrontar com H4 e H5.</w:t>
       </w:r>
     </w:p>
     <w:p>
@@ -3212,44 +3627,102 @@
           <w:b/>
           <w:bCs/>
         </w:rPr>
-        <w:t xml:space="preserve">H2a.</w:t>
-      </w:r>
-      <w:r>
-        <w:t xml:space="preserve"> </w:t>
-      </w:r>
-      <w:r>
-        <w:t xml:space="preserve">Como o parecer não atribui nota, não há ponto de corte para regressão descontínua. A pergunta fica descritiva: se a captação se associa ao que o parecer registrou (critérios atendidos, diligências), com os pareceres obtidos por LAI.</w:t>
-      </w:r>
-    </w:p>
-    <w:bookmarkEnd w:id="22"/>
-    <w:bookmarkStart w:id="23" w:name="desenho-da-amostra-e-fontes-de-dados"/>
-    <w:p>
-      <w:pPr>
-        <w:pStyle w:val="Heading2"/>
-      </w:pPr>
-      <w:r>
-        <w:t xml:space="preserve">5.3 Desenho da amostra e fontes de dados</w:t>
-      </w:r>
-    </w:p>
-    <w:p>
-      <w:pPr>
-        <w:pStyle w:val="FirstParagraph"/>
-      </w:pPr>
-      <w:r>
-        <w:t xml:space="preserve">Para H1b e H2a trabalha-se com o universo, e a listagem vem dos anexos oficiais. São 293 projetos habilitados em 2022-2024 com situação resolvida, de 172 proponentes, e os termos de 2023 e 2024 na margem do racionamento. Para H3, a listagem é o cadastro de agentes do Mapa Cultural. O município é campo público, mas o CNPJ não, e 79% dos coletivos e 78% dos individuais não informam município. Com município no interior, há 257 coletivos em 52 municípios e 2.389 agentes, somados os individuais, nos 71. A amostra é por conglomerados: os municípios do interior são sorteados para receber a oferta, e dentro deles entram todos os agentes sem inscrição anterior. A listagem deixa de fora quem não está cadastrado ou não informa município (viés de cobertura), e a restrição a quem tem CNPJ depende do cadastro da SECULT. O gargalo comum é a chave: os anexos não trazem o CNPJ do proponente, mas a SECULT o tem, porque a inscrição o exige. O Quadro 4 lista as fontes. Os pedidos seguem a Lei de Acesso à Informação; se negados, a ocorrência se aproxima pela agenda do Mapa Cultural e pelos extratos do Diário Oficial.</w:t>
-      </w:r>
-    </w:p>
-    <w:p>
-      <w:pPr>
-        <w:pStyle w:val="BodyText"/>
-        <w:keepNext/>
+        <w:t xml:space="preserve">H4.</w:t>
+      </w:r>
+      <w:r>
+        <w:t xml:space="preserve"> </w:t>
+      </w:r>
+      <w:r>
+        <w:t xml:space="preserve">Uma promoção aleatória de apoio à inscrição e à busca de patrocínio, sorteada entre municípios do interior, não altera nenhuma regra de alocação; dois braços sorteados separam o atrito documental do de patrocínio. A promoção estima o efeito da oferta e, para quem responde a ela, o efeito local (ANGRIST; IMBENS; RUBIN, 1996). Como o teto é fixo, sortear também a intensidade da oferta entre municípios mede o deslocamento de outros proponentes (BAIRD</w:t>
+      </w:r>
+      <w:r>
+        <w:t xml:space="preserve"> </w:t>
+      </w:r>
+      <w:r>
+        <w:rPr>
+          <w:i/>
+          <w:iCs/>
+        </w:rPr>
+        <w:t xml:space="preserve">et al.</w:t>
+      </w:r>
+      <w:r>
+        <w:t xml:space="preserve">, 2018).</w:t>
+      </w:r>
+    </w:p>
+    <w:p>
+      <w:pPr>
+        <w:pStyle w:val="Compact"/>
+        <w:numPr>
+          <w:ilvl w:val="0"/>
+          <w:numId w:val="1001"/>
+        </w:numPr>
       </w:pPr>
       <w:r>
         <w:rPr>
           <w:b/>
           <w:bCs/>
         </w:rPr>
-        <w:t xml:space="preserve">Quadro 4 – Fontes de dados da avaliação</w:t>
+        <w:t xml:space="preserve">H2.</w:t>
+      </w:r>
+      <w:r>
+        <w:t xml:space="preserve"> </w:t>
+      </w:r>
+      <w:r>
+        <w:t xml:space="preserve">Sem nota, não há corte para regressão descontínua, mas os projetos são distribuídos aos pareceristas por ordem de inscrição e área (SECULT, 2025c). Se essa designação se comportar como sorteio dentro de área e período, a severidade do parecerista (a parcela de pareceres favoráveis nos seus outros projetos) é instrumento para o parecer, como o examinador designado em Maestas, Mullen e Strand (2013), sob exclusão e monotonicidade testáveis e com o parecerista de cada inscrição obtido por LAI. Como são 41 pareceristas credenciados, de 4 a 20 por área, o instrumento por área é fraco, e o desenho fica exploratório, com áreas afins agrupadas.</w:t>
+      </w:r>
+    </w:p>
+    <w:p>
+      <w:pPr>
+        <w:pStyle w:val="FirstParagraph"/>
+      </w:pPr>
+      <w:r>
+        <w:rPr>
+          <w:b/>
+          <w:bCs/>
+        </w:rPr>
+        <w:t xml:space="preserve">O que fica aberto.</w:t>
+      </w:r>
+      <w:r>
+        <w:t xml:space="preserve"> </w:t>
+      </w:r>
+      <w:r>
+        <w:t xml:space="preserve">Cada estratégia pede um método próprio: regressão descontínua no tempo, com a hora de protocolo em torno do esgotamento de cada cota; variáveis instrumentais, com a recusa pelo teto e a severidade do parecerista; e diferenças em diferenças para H3, com as regras de custo novas de 2025 e 2026.</w:t>
+      </w:r>
+    </w:p>
+    <w:bookmarkEnd w:id="26"/>
+    <w:bookmarkStart w:id="27" w:name="desenho-da-amostra-e-fontes-de-dados"/>
+    <w:p>
+      <w:pPr>
+        <w:pStyle w:val="Heading2"/>
+      </w:pPr>
+      <w:r>
+        <w:t xml:space="preserve">5.3 Desenho da amostra e fontes de dados</w:t>
+      </w:r>
+    </w:p>
+    <w:p>
+      <w:pPr>
+        <w:pStyle w:val="FirstParagraph"/>
+      </w:pPr>
+      <w:r>
+        <w:t xml:space="preserve">Para H5 e H2, trabalha-se com o universo, e a listagem vem dos anexos oficiais: 293 projetos habilitados em 2022-2024 com situação resolvida, de 172 proponentes, e os termos de 2023 e 2024 na margem do racionamento. Para H1, a população principal é quem decide o patrocínio (marketing, diretoria ou relações institucionais): a listagem parte das 26 patrocinadoras de 2025, e os maiores contribuintes fora do Simples Nacional, listados com a SEFAZ, formam uma extensão, com parâmetro possivelmente diferente. Para H4, a listagem é o cadastro de agentes do Mapa Cultural, em que 79% dos coletivos e 78% dos individuais não informam município; com município no interior, há 257 coletivos em 52 municípios e 2.389 agentes, somados os individuais, nos 71. A oferta é sorteada entre municípios do interior e chega a todos os agentes cadastrados sem inscrição anterior; quem não está no Mapa fica de fora, um viés de cobertura. A chave de ligação é o CNPJ do proponente: o Portal da Transparência o traz para quem captou (ESPÍRITO SANTO, 2026), e a SECULT, para os demais, por pedido de acesso à informação (Quadro 4).</w:t>
+      </w:r>
+    </w:p>
+    <w:p>
+      <w:pPr>
+        <w:pStyle w:val="BodyText"/>
+        <w:keepNext/>
+      </w:pPr>
+      <w:r>
+        <w:rPr>
+          <w:b/>
+        </w:rPr>
+        <w:t>Quadro 4</w:t>
+      </w:r>
+      <w:r>
+        <w:rPr>
+          <w:b w:val="0"/>
+        </w:rPr>
+        <w:t xml:space="preserve"> – Fontes de dados da avaliação</w:t>
       </w:r>
     </w:p>
     <w:tbl>
@@ -3260,12 +3733,12 @@
         <w:tblLayout w:type="fixed"/>
         <w:tblLook w:firstRow="1" w:lastRow="0" w:firstColumn="0" w:lastColumn="0" w:noHBand="0" w:noVBand="0" w:val="0020"/>
         <w:tblBorders>
-          <w:top w:val="single" w:sz="4" w:space="0" w:color="000000"/>
-          <w:left w:val="single" w:sz="4" w:space="0" w:color="000000"/>
-          <w:bottom w:val="single" w:sz="4" w:space="0" w:color="000000"/>
-          <w:right w:val="single" w:sz="4" w:space="0" w:color="000000"/>
-          <w:insideH w:val="single" w:sz="4" w:space="0" w:color="000000"/>
-          <w:insideV w:val="single" w:sz="4" w:space="0" w:color="000000"/>
+          <w:top w:val="single" w:sz="8" w:space="0" w:color="000000"/>
+          <w:bottom w:val="single" w:sz="8" w:space="0" w:color="000000"/>
+          <w:left w:val="nil"/>
+          <w:right w:val="nil"/>
+          <w:insideH w:val="nil"/>
+          <w:insideV w:val="nil"/>
         </w:tblBorders>
       </w:tblPr>
       <w:tblGrid>
@@ -3280,16 +3753,19 @@
           <w:tblHeader w:val="true"/>
         </w:trPr>
         <w:tc>
-          <w:tcPr/>
-          <w:p>
-            <w:pPr>
-              <w:pStyle w:val="Compact"/>
-              <w:spacing w:after="0" w:before="0"/>
-              <w:jc w:val="left"/>
-            </w:pPr>
-            <w:r>
-              <w:rPr>
-                <w:b/>
+          <w:tcPr>
+            <w:tcBorders>
+              <w:bottom w:val="single" w:sz="4" w:space="0" w:color="000000"/>
+            </w:tcBorders>
+          </w:tcPr>
+          <w:p>
+            <w:pPr>
+              <w:pStyle w:val="Compact"/>
+              <w:spacing w:after="0" w:before="0"/>
+              <w:jc w:val="left"/>
+            </w:pPr>
+            <w:r>
+              <w:rPr>
                 <w:sz w:val="20"/>
               </w:rPr>
               <w:t xml:space="preserve">Fonte</w:t>
@@ -3297,16 +3773,19 @@
           </w:p>
         </w:tc>
         <w:tc>
-          <w:tcPr/>
-          <w:p>
-            <w:pPr>
-              <w:pStyle w:val="Compact"/>
-              <w:spacing w:after="0" w:before="0"/>
-              <w:jc w:val="left"/>
-            </w:pPr>
-            <w:r>
-              <w:rPr>
-                <w:b/>
+          <w:tcPr>
+            <w:tcBorders>
+              <w:bottom w:val="single" w:sz="4" w:space="0" w:color="000000"/>
+            </w:tcBorders>
+          </w:tcPr>
+          <w:p>
+            <w:pPr>
+              <w:pStyle w:val="Compact"/>
+              <w:spacing w:after="0" w:before="0"/>
+              <w:jc w:val="left"/>
+            </w:pPr>
+            <w:r>
+              <w:rPr>
                 <w:sz w:val="20"/>
               </w:rPr>
               <w:t xml:space="preserve">Conteúdo</w:t>
@@ -3314,16 +3793,19 @@
           </w:p>
         </w:tc>
         <w:tc>
-          <w:tcPr/>
-          <w:p>
-            <w:pPr>
-              <w:pStyle w:val="Compact"/>
-              <w:spacing w:after="0" w:before="0"/>
-              <w:jc w:val="left"/>
-            </w:pPr>
-            <w:r>
-              <w:rPr>
-                <w:b/>
+          <w:tcPr>
+            <w:tcBorders>
+              <w:bottom w:val="single" w:sz="4" w:space="0" w:color="000000"/>
+            </w:tcBorders>
+          </w:tcPr>
+          <w:p>
+            <w:pPr>
+              <w:pStyle w:val="Compact"/>
+              <w:spacing w:after="0" w:before="0"/>
+              <w:jc w:val="left"/>
+            </w:pPr>
+            <w:r>
+              <w:rPr>
                 <w:sz w:val="20"/>
               </w:rPr>
               <w:t xml:space="preserve">Uso</w:t>
@@ -3331,16 +3813,19 @@
           </w:p>
         </w:tc>
         <w:tc>
-          <w:tcPr/>
-          <w:p>
-            <w:pPr>
-              <w:pStyle w:val="Compact"/>
-              <w:spacing w:after="0" w:before="0"/>
-              <w:jc w:val="left"/>
-            </w:pPr>
-            <w:r>
-              <w:rPr>
-                <w:b/>
+          <w:tcPr>
+            <w:tcBorders>
+              <w:bottom w:val="single" w:sz="4" w:space="0" w:color="000000"/>
+            </w:tcBorders>
+          </w:tcPr>
+          <w:p>
+            <w:pPr>
+              <w:pStyle w:val="Compact"/>
+              <w:spacing w:after="0" w:before="0"/>
+              <w:jc w:val="left"/>
+            </w:pPr>
+            <w:r>
+              <w:rPr>
                 <w:sz w:val="20"/>
               </w:rPr>
               <w:t xml:space="preserve">Acesso</w:t>
@@ -3377,23 +3862,23 @@
               <w:rPr>
                 <w:sz w:val="20"/>
               </w:rPr>
-              <w:t xml:space="preserve">Todas as inscrições, inclusive inabilitadas e arquivadas, com motivo, parecer, CNPJ, sede e datas</w:t>
-            </w:r>
-          </w:p>
-        </w:tc>
-        <w:tc>
-          <w:tcPr/>
-          <w:p>
-            <w:pPr>
-              <w:pStyle w:val="Compact"/>
-              <w:spacing w:after="0" w:before="0"/>
-              <w:jc w:val="left"/>
-            </w:pPr>
-            <w:r>
-              <w:rPr>
-                <w:sz w:val="20"/>
-              </w:rPr>
-              <w:t xml:space="preserve">H2a, H3; chave de ligação</w:t>
+              <w:t xml:space="preserve">Todas as inscrições, inclusive inabilitadas e arquivadas, com linha, área, parecerista, parecer, CNPJ, sede e datas</w:t>
+            </w:r>
+          </w:p>
+        </w:tc>
+        <w:tc>
+          <w:tcPr/>
+          <w:p>
+            <w:pPr>
+              <w:pStyle w:val="Compact"/>
+              <w:spacing w:after="0" w:before="0"/>
+              <w:jc w:val="left"/>
+            </w:pPr>
+            <w:r>
+              <w:rPr>
+                <w:sz w:val="20"/>
+              </w:rPr>
+              <w:t xml:space="preserve">H2, H4; chave de ligação</w:t>
             </w:r>
           </w:p>
         </w:tc>
@@ -3427,55 +3912,55 @@
               <w:rPr>
                 <w:sz w:val="20"/>
               </w:rPr>
-              <w:t xml:space="preserve">Anexos de habilitados e captados; extratos do Diário Oficial</w:t>
-            </w:r>
-          </w:p>
-        </w:tc>
-        <w:tc>
-          <w:tcPr/>
-          <w:p>
-            <w:pPr>
-              <w:pStyle w:val="Compact"/>
-              <w:spacing w:after="0" w:before="0"/>
-              <w:jc w:val="left"/>
-            </w:pPr>
-            <w:r>
-              <w:rPr>
-                <w:sz w:val="20"/>
-              </w:rPr>
-              <w:t xml:space="preserve">Status, valores, patrocinador e data de cada repasse</w:t>
-            </w:r>
-          </w:p>
-        </w:tc>
-        <w:tc>
-          <w:tcPr/>
-          <w:p>
-            <w:pPr>
-              <w:pStyle w:val="Compact"/>
-              <w:spacing w:after="0" w:before="0"/>
-              <w:jc w:val="left"/>
-            </w:pPr>
-            <w:r>
-              <w:rPr>
-                <w:sz w:val="20"/>
-              </w:rPr>
-              <w:t xml:space="preserve">H1b; tratamento e intensidade</w:t>
-            </w:r>
-          </w:p>
-        </w:tc>
-        <w:tc>
-          <w:tcPr/>
-          <w:p>
-            <w:pPr>
-              <w:pStyle w:val="Compact"/>
-              <w:spacing w:after="0" w:before="0"/>
-              <w:jc w:val="left"/>
-            </w:pPr>
-            <w:r>
-              <w:rPr>
-                <w:sz w:val="20"/>
-              </w:rPr>
-              <w:t xml:space="preserve">Público</w:t>
+              <w:t xml:space="preserve">Planilhas de custos</w:t>
+            </w:r>
+          </w:p>
+        </w:tc>
+        <w:tc>
+          <w:tcPr/>
+          <w:p>
+            <w:pPr>
+              <w:pStyle w:val="Compact"/>
+              <w:spacing w:after="0" w:before="0"/>
+              <w:jc w:val="left"/>
+            </w:pPr>
+            <w:r>
+              <w:rPr>
+                <w:sz w:val="20"/>
+              </w:rPr>
+              <w:t xml:space="preserve">Rubricas de captação, elaboração, divulgação e remuneração, por projeto</w:t>
+            </w:r>
+          </w:p>
+        </w:tc>
+        <w:tc>
+          <w:tcPr/>
+          <w:p>
+            <w:pPr>
+              <w:pStyle w:val="Compact"/>
+              <w:spacing w:after="0" w:before="0"/>
+              <w:jc w:val="left"/>
+            </w:pPr>
+            <w:r>
+              <w:rPr>
+                <w:sz w:val="20"/>
+              </w:rPr>
+              <w:t xml:space="preserve">H3</w:t>
+            </w:r>
+          </w:p>
+        </w:tc>
+        <w:tc>
+          <w:tcPr/>
+          <w:p>
+            <w:pPr>
+              <w:pStyle w:val="Compact"/>
+              <w:spacing w:after="0" w:before="0"/>
+              <w:jc w:val="left"/>
+            </w:pPr>
+            <w:r>
+              <w:rPr>
+                <w:sz w:val="20"/>
+              </w:rPr>
+              <w:t xml:space="preserve">Pedido por LAI</w:t>
             </w:r>
           </w:p>
         </w:tc>
@@ -3493,55 +3978,55 @@
               <w:rPr>
                 <w:sz w:val="20"/>
               </w:rPr>
-              <w:t xml:space="preserve">SEFAZ</w:t>
-            </w:r>
-          </w:p>
-        </w:tc>
-        <w:tc>
-          <w:tcPr/>
-          <w:p>
-            <w:pPr>
-              <w:pStyle w:val="Compact"/>
-              <w:spacing w:after="0" w:before="0"/>
-              <w:jc w:val="left"/>
-            </w:pPr>
-            <w:r>
-              <w:rPr>
-                <w:sz w:val="20"/>
-              </w:rPr>
-              <w:t xml:space="preserve">Data e ordem de validação dos termos, inclusive indeferidos</w:t>
-            </w:r>
-          </w:p>
-        </w:tc>
-        <w:tc>
-          <w:tcPr/>
-          <w:p>
-            <w:pPr>
-              <w:pStyle w:val="Compact"/>
-              <w:spacing w:after="0" w:before="0"/>
-              <w:jc w:val="left"/>
-            </w:pPr>
-            <w:r>
-              <w:rPr>
-                <w:sz w:val="20"/>
-              </w:rPr>
-              <w:t xml:space="preserve">H1b (racionamento)</w:t>
-            </w:r>
-          </w:p>
-        </w:tc>
-        <w:tc>
-          <w:tcPr/>
-          <w:p>
-            <w:pPr>
-              <w:pStyle w:val="Compact"/>
-              <w:spacing w:after="0" w:before="0"/>
-              <w:jc w:val="left"/>
-            </w:pPr>
-            <w:r>
-              <w:rPr>
-                <w:sz w:val="20"/>
-              </w:rPr>
-              <w:t xml:space="preserve">Pedido por LAI</w:t>
+              <w:t xml:space="preserve">Anexos de habilitados e captados; extratos do Diário Oficial e das atas da CAP</w:t>
+            </w:r>
+          </w:p>
+        </w:tc>
+        <w:tc>
+          <w:tcPr/>
+          <w:p>
+            <w:pPr>
+              <w:pStyle w:val="Compact"/>
+              <w:spacing w:after="0" w:before="0"/>
+              <w:jc w:val="left"/>
+            </w:pPr>
+            <w:r>
+              <w:rPr>
+                <w:sz w:val="20"/>
+              </w:rPr>
+              <w:t xml:space="preserve">Status, valores, patrocinador e data de cada repasse; inabilitados e data da habilitação</w:t>
+            </w:r>
+          </w:p>
+        </w:tc>
+        <w:tc>
+          <w:tcPr/>
+          <w:p>
+            <w:pPr>
+              <w:pStyle w:val="Compact"/>
+              <w:spacing w:after="0" w:before="0"/>
+              <w:jc w:val="left"/>
+            </w:pPr>
+            <w:r>
+              <w:rPr>
+                <w:sz w:val="20"/>
+              </w:rPr>
+              <w:t xml:space="preserve">H5 (tratamento e intensidade); H2</w:t>
+            </w:r>
+          </w:p>
+        </w:tc>
+        <w:tc>
+          <w:tcPr/>
+          <w:p>
+            <w:pPr>
+              <w:pStyle w:val="Compact"/>
+              <w:spacing w:after="0" w:before="0"/>
+              <w:jc w:val="left"/>
+            </w:pPr>
+            <w:r>
+              <w:rPr>
+                <w:sz w:val="20"/>
+              </w:rPr>
+              <w:t xml:space="preserve">Público</w:t>
             </w:r>
           </w:p>
         </w:tc>
@@ -3559,6 +4044,138 @@
               <w:rPr>
                 <w:sz w:val="20"/>
               </w:rPr>
+              <w:t xml:space="preserve">Portal da Transparência (SEFAZ); Receita Federal</w:t>
+            </w:r>
+          </w:p>
+        </w:tc>
+        <w:tc>
+          <w:tcPr/>
+          <w:p>
+            <w:pPr>
+              <w:pStyle w:val="Compact"/>
+              <w:spacing w:after="0" w:before="0"/>
+              <w:jc w:val="left"/>
+            </w:pPr>
+            <w:r>
+              <w:rPr>
+                <w:sz w:val="20"/>
+              </w:rPr>
+              <w:t xml:space="preserve">Termos de 2022-2025: data, patrocinador e proponente (CNPJ); pelo CNPJ, porte, idade e sede</w:t>
+            </w:r>
+          </w:p>
+        </w:tc>
+        <w:tc>
+          <w:tcPr/>
+          <w:p>
+            <w:pPr>
+              <w:pStyle w:val="Compact"/>
+              <w:spacing w:after="0" w:before="0"/>
+              <w:jc w:val="left"/>
+            </w:pPr>
+            <w:r>
+              <w:rPr>
+                <w:sz w:val="20"/>
+              </w:rPr>
+              <w:t xml:space="preserve">Fila (H5); pares e porte (H1, H4)</w:t>
+            </w:r>
+          </w:p>
+        </w:tc>
+        <w:tc>
+          <w:tcPr/>
+          <w:p>
+            <w:pPr>
+              <w:pStyle w:val="Compact"/>
+              <w:spacing w:after="0" w:before="0"/>
+              <w:jc w:val="left"/>
+            </w:pPr>
+            <w:r>
+              <w:rPr>
+                <w:sz w:val="20"/>
+              </w:rPr>
+              <w:t xml:space="preserve">Público</w:t>
+            </w:r>
+          </w:p>
+        </w:tc>
+      </w:tr>
+      <w:tr>
+        <w:tc>
+          <w:tcPr/>
+          <w:p>
+            <w:pPr>
+              <w:pStyle w:val="Compact"/>
+              <w:spacing w:after="0" w:before="0"/>
+              <w:jc w:val="left"/>
+            </w:pPr>
+            <w:r>
+              <w:rPr>
+                <w:sz w:val="20"/>
+              </w:rPr>
+              <w:t xml:space="preserve">SEFAZ</w:t>
+            </w:r>
+          </w:p>
+        </w:tc>
+        <w:tc>
+          <w:tcPr/>
+          <w:p>
+            <w:pPr>
+              <w:pStyle w:val="Compact"/>
+              <w:spacing w:after="0" w:before="0"/>
+              <w:jc w:val="left"/>
+            </w:pPr>
+            <w:r>
+              <w:rPr>
+                <w:sz w:val="20"/>
+              </w:rPr>
+              <w:t xml:space="preserve">Data de protocolo e de validação dos termos, cota e indeferidos</w:t>
+            </w:r>
+          </w:p>
+        </w:tc>
+        <w:tc>
+          <w:tcPr/>
+          <w:p>
+            <w:pPr>
+              <w:pStyle w:val="Compact"/>
+              <w:spacing w:after="0" w:before="0"/>
+              <w:jc w:val="left"/>
+            </w:pPr>
+            <w:r>
+              <w:rPr>
+                <w:sz w:val="20"/>
+              </w:rPr>
+              <w:t xml:space="preserve">H5 (racionamento)</w:t>
+            </w:r>
+          </w:p>
+        </w:tc>
+        <w:tc>
+          <w:tcPr/>
+          <w:p>
+            <w:pPr>
+              <w:pStyle w:val="Compact"/>
+              <w:spacing w:after="0" w:before="0"/>
+              <w:jc w:val="left"/>
+            </w:pPr>
+            <w:r>
+              <w:rPr>
+                <w:sz w:val="20"/>
+              </w:rPr>
+              <w:t xml:space="preserve">Pedido por LAI</w:t>
+            </w:r>
+          </w:p>
+        </w:tc>
+      </w:tr>
+      <w:tr>
+        <w:tc>
+          <w:tcPr/>
+          <w:p>
+            <w:pPr>
+              <w:pStyle w:val="Compact"/>
+              <w:spacing w:after="0" w:before="0"/>
+              <w:jc w:val="left"/>
+            </w:pPr>
+            <w:r>
+              <w:rPr>
+                <w:sz w:val="20"/>
+              </w:rPr>
               <w:t xml:space="preserve">Relatórios de execução</w:t>
             </w:r>
           </w:p>
@@ -3575,7 +4192,7 @@
               <w:rPr>
                 <w:sz w:val="20"/>
               </w:rPr>
-              <w:t xml:space="preserve">Público, gratuidade, locais, contrapartidas</w:t>
+              <w:t xml:space="preserve">Lista de presença e estimativa de público (IN 001/2025, art. 66), gratuidade, locais, contrapartidas</w:t>
             </w:r>
           </w:p>
         </w:tc>
@@ -3605,7 +4222,7 @@
               <w:rPr>
                 <w:sz w:val="20"/>
               </w:rPr>
-              <w:t xml:space="preserve">de H1b</w:t>
+              <w:t xml:space="preserve">de H5</w:t>
             </w:r>
           </w:p>
         </w:tc>
@@ -3671,7 +4288,7 @@
               <w:rPr>
                 <w:sz w:val="20"/>
               </w:rPr>
-              <w:t xml:space="preserve">Listagem de H3; ocorrência de eventos (</w:t>
+              <w:t xml:space="preserve">Listagem de H4; ocorrência de eventos (</w:t>
             </w:r>
             <w:r>
               <w:rPr>
@@ -3691,73 +4308,7 @@
               <w:rPr>
                 <w:sz w:val="20"/>
               </w:rPr>
-              <w:t xml:space="preserve">de H1b)</w:t>
-            </w:r>
-          </w:p>
-        </w:tc>
-        <w:tc>
-          <w:tcPr/>
-          <w:p>
-            <w:pPr>
-              <w:pStyle w:val="Compact"/>
-              <w:spacing w:after="0" w:before="0"/>
-              <w:jc w:val="left"/>
-            </w:pPr>
-            <w:r>
-              <w:rPr>
-                <w:sz w:val="20"/>
-              </w:rPr>
-              <w:t xml:space="preserve">Público</w:t>
-            </w:r>
-          </w:p>
-        </w:tc>
-      </w:tr>
-      <w:tr>
-        <w:tc>
-          <w:tcPr/>
-          <w:p>
-            <w:pPr>
-              <w:pStyle w:val="Compact"/>
-              <w:spacing w:after="0" w:before="0"/>
-              <w:jc w:val="left"/>
-            </w:pPr>
-            <w:r>
-              <w:rPr>
-                <w:sz w:val="20"/>
-              </w:rPr>
-              <w:t xml:space="preserve">SALIC (Ministério da Cultura)</w:t>
-            </w:r>
-          </w:p>
-        </w:tc>
-        <w:tc>
-          <w:tcPr/>
-          <w:p>
-            <w:pPr>
-              <w:pStyle w:val="Compact"/>
-              <w:spacing w:after="0" w:before="0"/>
-              <w:jc w:val="left"/>
-            </w:pPr>
-            <w:r>
-              <w:rPr>
-                <w:sz w:val="20"/>
-              </w:rPr>
-              <w:t xml:space="preserve">Projetos e doações pela Rouanet, por CNPJ</w:t>
-            </w:r>
-          </w:p>
-        </w:tc>
-        <w:tc>
-          <w:tcPr/>
-          <w:p>
-            <w:pPr>
-              <w:pStyle w:val="Compact"/>
-              <w:spacing w:after="0" w:before="0"/>
-              <w:jc w:val="left"/>
-            </w:pPr>
-            <w:r>
-              <w:rPr>
-                <w:sz w:val="20"/>
-              </w:rPr>
-              <w:t xml:space="preserve">Substituição de fonte (H1b)</w:t>
+              <w:t xml:space="preserve">de H5)</w:t>
             </w:r>
           </w:p>
         </w:tc>
@@ -3785,13 +4336,20 @@
       </w:pPr>
       <w:r>
         <w:rPr>
+          <w:i/>
           <w:sz w:val="20"/>
         </w:rPr>
-        <w:t xml:space="preserve">Fonte: elaboração própria.</w:t>
-      </w:r>
-    </w:p>
-    <w:bookmarkEnd w:id="23"/>
-    <w:bookmarkStart w:id="24" w:name="cálculo-do-poder-estatístico"/>
+        <w:t>Fonte</w:t>
+      </w:r>
+      <w:r>
+        <w:rPr>
+          <w:sz w:val="20"/>
+        </w:rPr>
+        <w:t>: elaboração própria.</w:t>
+      </w:r>
+    </w:p>
+    <w:bookmarkEnd w:id="27"/>
+    <w:bookmarkStart w:id="34" w:name="cálculo-do-poder-estatístico"/>
     <w:p>
       <w:pPr>
         <w:pStyle w:val="Heading2"/>
@@ -4102,7 +4660,7 @@
         <w:pStyle w:val="FirstParagraph"/>
       </w:pPr>
       <w:r>
-        <w:t xml:space="preserve">A fórmula segue o material da disciplina (DJIMEU; HOUNDOLO, 2016), com α = 5% bicaudal e poder de 80%. Nela,</w:t>
+        <w:t xml:space="preserve">A fórmula segue Djimeu e Houndolo (2016), com α = 5% bicaudal e poder de 80%. Nela,</w:t>
       </w:r>
       <w:r>
         <w:t xml:space="preserve"> </w:t>
@@ -4153,7 +4711,7 @@
         <w:t xml:space="preserve"> </w:t>
       </w:r>
       <w:r>
-        <w:t xml:space="preserve">o número de unidades, e o último termo é o efeito do desenho quando as unidades vêm em grupos (projetos de um mesmo proponente, agentes de um mesmo município), com tamanho médio</w:t>
+        <w:t xml:space="preserve">o número de unidades, e o último termo é o efeito do desenho com unidades em grupos (agentes de um município, perfis de um decisor), com tamanho médio</w:t>
       </w:r>
       <w:r>
         <w:t xml:space="preserve"> </w:t>
@@ -4202,7 +4760,7 @@
         <w:t xml:space="preserve"> </w:t>
       </w:r>
       <w:r>
-        <w:t xml:space="preserve">(ELDRIDGE; ASHBY; KERRY, 2006). A Tabela 2 reporta os cenários.</w:t>
+        <w:t xml:space="preserve">(ELDRIDGE; ASHBY; KERRY, 2006);</w:t>
       </w:r>
       <w:r>
         <w:t xml:space="preserve"> </w:t>
@@ -4239,7 +4797,7 @@
         <w:t xml:space="preserve"> </w:t>
       </w:r>
       <w:r>
-        <w:t xml:space="preserve">são hipóteses, a calibrar com os dados pedidos.</w:t>
+        <w:t xml:space="preserve">são hipóteses a calibrar.</w:t>
       </w:r>
     </w:p>
     <w:p>
@@ -4250,9 +4808,14 @@
       <w:r>
         <w:rPr>
           <w:b/>
-          <w:bCs/>
-        </w:rPr>
-        <w:t xml:space="preserve">Tabela 2 – Efeito mínimo detectável por pergunta (pontos percentuais)</w:t>
+        </w:rPr>
+        <w:t>Tabela 2</w:t>
+      </w:r>
+      <w:r>
+        <w:rPr>
+          <w:b w:val="0"/>
+        </w:rPr>
+        <w:t xml:space="preserve"> – Efeito mínimo detectável por pergunta (pontos percentuais)</w:t>
       </w:r>
     </w:p>
     <w:tbl>
@@ -4263,9 +4826,12 @@
         <w:tblLayout w:type="fixed"/>
         <w:tblLook w:firstRow="1" w:lastRow="0" w:firstColumn="0" w:lastColumn="0" w:noHBand="0" w:noVBand="0" w:val="0020"/>
         <w:tblBorders>
-          <w:top w:val="single" w:sz="4" w:space="0" w:color="000000"/>
-          <w:bottom w:val="single" w:sz="4" w:space="0" w:color="000000"/>
-          <w:insideH w:val="single" w:sz="4" w:space="0" w:color="000000"/>
+          <w:top w:val="single" w:sz="8" w:space="0" w:color="000000"/>
+          <w:bottom w:val="single" w:sz="8" w:space="0" w:color="000000"/>
+          <w:left w:val="nil"/>
+          <w:right w:val="nil"/>
+          <w:insideH w:val="nil"/>
+          <w:insideV w:val="nil"/>
         </w:tblBorders>
       </w:tblPr>
       <w:tblGrid>
@@ -4280,7 +4846,11 @@
           <w:tblHeader w:val="true"/>
         </w:trPr>
         <w:tc>
-          <w:tcPr/>
+          <w:tcPr>
+            <w:tcBorders>
+              <w:bottom w:val="single" w:sz="4" w:space="0" w:color="000000"/>
+            </w:tcBorders>
+          </w:tcPr>
           <w:p>
             <w:pPr>
               <w:pStyle w:val="Compact"/>
@@ -4290,7 +4860,6 @@
             </w:pPr>
             <w:r>
               <w:rPr>
-                <w:b/>
                 <w:sz w:val="20"/>
               </w:rPr>
               <w:t xml:space="preserve">Pergunta e comparação</w:t>
@@ -4298,7 +4867,11 @@
           </w:p>
         </w:tc>
         <w:tc>
-          <w:tcPr/>
+          <w:tcPr>
+            <w:tcBorders>
+              <w:bottom w:val="single" w:sz="4" w:space="0" w:color="000000"/>
+            </w:tcBorders>
+          </w:tcPr>
           <w:p>
             <w:pPr>
               <w:pStyle w:val="Compact"/>
@@ -4308,7 +4881,6 @@
             </w:pPr>
             <w:r>
               <w:rPr>
-                <w:b/>
                 <w:sz w:val="20"/>
               </w:rPr>
               <w:t xml:space="preserve">Unidades</w:t>
@@ -4316,7 +4888,11 @@
           </w:p>
         </w:tc>
         <w:tc>
-          <w:tcPr/>
+          <w:tcPr>
+            <w:tcBorders>
+              <w:bottom w:val="single" w:sz="4" w:space="0" w:color="000000"/>
+            </w:tcBorders>
+          </w:tcPr>
           <w:p>
             <w:pPr>
               <w:pStyle w:val="Compact"/>
@@ -4326,7 +4902,6 @@
             </w:pPr>
             <w:r>
               <w:rPr>
-                <w:b/>
                 <w:sz w:val="20"/>
               </w:rPr>
               <w:t xml:space="preserve">Cenários</w:t>
@@ -4334,7 +4909,11 @@
           </w:p>
         </w:tc>
         <w:tc>
-          <w:tcPr/>
+          <w:tcPr>
+            <w:tcBorders>
+              <w:bottom w:val="single" w:sz="4" w:space="0" w:color="000000"/>
+            </w:tcBorders>
+          </w:tcPr>
           <w:p>
             <w:pPr>
               <w:pStyle w:val="Compact"/>
@@ -4344,7 +4923,6 @@
             </w:pPr>
             <w:r>
               <w:rPr>
-                <w:b/>
                 <w:sz w:val="20"/>
               </w:rPr>
               <w:t xml:space="preserve">EMD</w:t>
@@ -4366,7 +4944,7 @@
               <w:rPr>
                 <w:sz w:val="20"/>
               </w:rPr>
-              <w:t xml:space="preserve">H1b: captou × expirou, 2022-2024</w:t>
+              <w:t xml:space="preserve">H1: experimento conjunto</w:t>
             </w:r>
           </w:p>
         </w:tc>
@@ -4383,77 +4961,7 @@
               <w:rPr>
                 <w:sz w:val="20"/>
               </w:rPr>
-              <w:t xml:space="preserve">293 projetos (</w:t>
-            </w:r>
-            <w:r>
-              <w:rPr>
-                <w:i/>
-                <w:iCs/>
-                <w:sz w:val="20"/>
-              </w:rPr>
-              <w:t xml:space="preserve">T</w:t>
-            </w:r>
-            <w:r>
-              <w:rPr>
-                <w:sz w:val="20"/>
-              </w:rPr>
-              <w:t xml:space="preserve"> </w:t>
-            </w:r>
-            <w:r>
-              <w:rPr>
-                <w:sz w:val="20"/>
-              </w:rPr>
-              <w:t xml:space="preserve">= 0,68), 172 proponentes (</w:t>
-            </w:r>
-            <m:oMath>
-              <m:acc>
-                <m:accPr>
-                  <m:chr m:val="‾"/>
-                </m:accPr>
-                <m:e>
-                  <m:r>
-                    <m:t>m</m:t>
-                  </m:r>
-                </m:e>
-              </m:acc>
-            </m:oMath>
-            <w:r>
-              <w:rPr>
-                <w:sz w:val="20"/>
-              </w:rPr>
-              <w:t xml:space="preserve"> </w:t>
-            </w:r>
-            <w:r>
-              <w:rPr>
-                <w:sz w:val="20"/>
-              </w:rPr>
-              <w:t xml:space="preserve">= 1,70;</w:t>
-            </w:r>
-            <w:r>
-              <w:rPr>
-                <w:sz w:val="20"/>
-              </w:rPr>
-              <w:t xml:space="preserve"> </w:t>
-            </w:r>
-            <w:r>
-              <w:rPr>
-                <w:i/>
-                <w:iCs/>
-                <w:sz w:val="20"/>
-              </w:rPr>
-              <w:t xml:space="preserve">cv</w:t>
-            </w:r>
-            <w:r>
-              <w:rPr>
-                <w:sz w:val="20"/>
-              </w:rPr>
-              <w:t xml:space="preserve"> </w:t>
-            </w:r>
-            <w:r>
-              <w:rPr>
-                <w:sz w:val="20"/>
-              </w:rPr>
-              <w:t xml:space="preserve">= 0,75)</w:t>
+              <w:t xml:space="preserve">30 a 60 decisores × 12 tarefas (720 a 1.440 perfis)</w:t>
             </w:r>
           </w:p>
         </w:tc>
@@ -4490,7 +4998,7 @@
               <w:rPr>
                 <w:sz w:val="20"/>
               </w:rPr>
-              <w:t xml:space="preserve">de 0,2 a 0,6; ρ = 0 ou 0,2</w:t>
+              <w:t xml:space="preserve">= 0,5; ρ = 0 ou 0,1 no decisor</w:t>
             </w:r>
           </w:p>
         </w:tc>
@@ -4507,7 +5015,7 @@
               <w:rPr>
                 <w:sz w:val="20"/>
               </w:rPr>
-              <w:t xml:space="preserve">14 a 20</w:t>
+              <w:t xml:space="preserve">7,4 a 19,0</w:t>
             </w:r>
           </w:p>
         </w:tc>
@@ -4526,7 +5034,7 @@
               <w:rPr>
                 <w:sz w:val="20"/>
               </w:rPr>
-              <w:t xml:space="preserve">H1b: margem do racionamento, 2023-2024</w:t>
+              <w:t xml:space="preserve">H5: margem do racionamento, 2023-2024</w:t>
             </w:r>
           </w:p>
         </w:tc>
@@ -4616,7 +5124,7 @@
               <w:rPr>
                 <w:sz w:val="20"/>
               </w:rPr>
-              <w:t xml:space="preserve">H3: oferta por município, só coletivos</w:t>
+              <w:t xml:space="preserve">H4: oferta por município, só coletivos</w:t>
             </w:r>
           </w:p>
         </w:tc>
@@ -4755,7 +5263,7 @@
               <w:rPr>
                 <w:sz w:val="20"/>
               </w:rPr>
-              <w:t xml:space="preserve">H3: oferta por município, todos os agentes</w:t>
+              <w:t xml:space="preserve">H4: oferta por município, todos os agentes</w:t>
             </w:r>
           </w:p>
         </w:tc>
@@ -4885,33 +5393,61 @@
       </w:pPr>
       <w:r>
         <w:rPr>
+          <w:i/>
           <w:sz w:val="20"/>
         </w:rPr>
-        <w:t xml:space="preserve">Fonte: elaboração própria;</w:t>
+        <w:t>Fonte</w:t>
       </w:r>
       <w:r>
         <w:rPr>
           <w:sz w:val="20"/>
         </w:rPr>
-        <w:t xml:space="preserve"> </w:t>
-      </w:r>
-      <w:r>
-        <w:rPr>
-          <w:rStyle w:val="VerbatimChar"/>
+        <w:t>: elaboração própria;</w:t>
+      </w:r>
+      <w:r>
+        <w:rPr>
           <w:sz w:val="20"/>
         </w:rPr>
-        <w:t xml:space="preserve">analise/tabelas/07_poder_hipoteses.csv</w:t>
-      </w:r>
+        <w:t xml:space="preserve"> </w:t>
+      </w:r>
+      <w:hyperlink r:id="rId28">
+        <w:r>
+          <w:rPr>
+            <w:rStyle w:val="VerbatimChar"/>
+          </w:rPr>
+          <w:t xml:space="preserve">analise/tabelas/07_poder_hipoteses.csv</w:t>
+        </w:r>
+      </w:hyperlink>
       <w:r>
         <w:rPr>
           <w:sz w:val="20"/>
         </w:rPr>
-        <w:t xml:space="preserve"> </w:t>
+        <w:t xml:space="preserve">,</w:t>
       </w:r>
       <w:r>
         <w:rPr>
           <w:sz w:val="20"/>
         </w:rPr>
+        <w:t xml:space="preserve"> </w:t>
+      </w:r>
+      <w:hyperlink r:id="rId29">
+        <w:r>
+          <w:rPr>
+            <w:rStyle w:val="VerbatimChar"/>
+          </w:rPr>
+          <w:t xml:space="preserve">07_mapa_quadro_h3.csv</w:t>
+        </w:r>
+      </w:hyperlink>
+      <w:r>
+        <w:rPr>
+          <w:sz w:val="20"/>
+        </w:rPr>
+        <w:t xml:space="preserve"> </w:t>
+      </w:r>
+      <w:r>
+        <w:rPr>
+          <w:sz w:val="20"/>
+        </w:rPr>
         <w:t xml:space="preserve">e</w:t>
       </w:r>
       <w:r>
@@ -4920,25 +5456,40 @@
         </w:rPr>
         <w:t xml:space="preserve"> </w:t>
       </w:r>
-      <w:r>
-        <w:rPr>
-          <w:rStyle w:val="VerbatimChar"/>
+      <w:hyperlink r:id="rId30">
+        <w:r>
+          <w:rPr>
+            <w:rStyle w:val="VerbatimChar"/>
+          </w:rPr>
+          <w:t xml:space="preserve">10_poder_conjoint.csv</w:t>
+        </w:r>
+      </w:hyperlink>
+      <w:r>
+        <w:rPr>
           <w:sz w:val="20"/>
         </w:rPr>
-        <w:t xml:space="preserve">07_mapa_quadro_h3.csv</w:t>
+        <w:t xml:space="preserve"> </w:t>
       </w:r>
       <w:r>
         <w:rPr>
           <w:sz w:val="20"/>
         </w:rPr>
-        <w:t xml:space="preserve"> </w:t>
+        <w:t xml:space="preserve">(scripts</w:t>
       </w:r>
       <w:r>
         <w:rPr>
           <w:sz w:val="20"/>
         </w:rPr>
-        <w:t xml:space="preserve">(script</w:t>
-      </w:r>
+        <w:t xml:space="preserve"> </w:t>
+      </w:r>
+      <w:hyperlink r:id="rId31">
+        <w:r>
+          <w:rPr>
+            <w:rStyle w:val="VerbatimChar"/>
+          </w:rPr>
+          <w:t xml:space="preserve">analise/07_hipoteses_h1_h3.py</w:t>
+        </w:r>
+      </w:hyperlink>
       <w:r>
         <w:rPr>
           <w:sz w:val="20"/>
@@ -4947,15 +5498,28 @@
       </w:r>
       <w:r>
         <w:rPr>
-          <w:rStyle w:val="VerbatimChar"/>
           <w:sz w:val="20"/>
         </w:rPr>
-        <w:t xml:space="preserve">analise/07_hipoteses_h1_h3.py</w:t>
+        <w:t xml:space="preserve">e</w:t>
       </w:r>
       <w:r>
         <w:rPr>
           <w:sz w:val="20"/>
         </w:rPr>
+        <w:t xml:space="preserve"> </w:t>
+      </w:r>
+      <w:hyperlink r:id="rId32">
+        <w:r>
+          <w:rPr>
+            <w:rStyle w:val="VerbatimChar"/>
+          </w:rPr>
+          <w:t xml:space="preserve">10_poder_mercado_rubricas.py</w:t>
+        </w:r>
+      </w:hyperlink>
+      <w:r>
+        <w:rPr>
+          <w:sz w:val="20"/>
+        </w:rPr>
         <w:t xml:space="preserve">, com as funções de</w:t>
       </w:r>
       <w:r>
@@ -4964,17 +5528,18 @@
         </w:rPr>
         <w:t xml:space="preserve"> </w:t>
       </w:r>
-      <w:r>
-        <w:rPr>
-          <w:rStyle w:val="VerbatimChar"/>
+      <w:hyperlink r:id="rId33">
+        <w:r>
+          <w:rPr>
+            <w:rStyle w:val="VerbatimChar"/>
+          </w:rPr>
+          <w:t xml:space="preserve">analise/05_poder_mde.py</w:t>
+        </w:r>
+      </w:hyperlink>
+      <w:r>
+        <w:rPr>
           <w:sz w:val="20"/>
         </w:rPr>
-        <w:t xml:space="preserve">analise/05_poder_mde.py</w:t>
-      </w:r>
-      <w:r>
-        <w:rPr>
-          <w:sz w:val="20"/>
-        </w:rPr>
         <w:t xml:space="preserve">).</w:t>
       </w:r>
     </w:p>
@@ -4983,7 +5548,7 @@
         <w:pStyle w:val="BodyText"/>
       </w:pPr>
       <w:r>
-        <w:t xml:space="preserve">A comparação na margem do racionamento só detecta efeitos muito grandes e serve como verificação de robustez. A comparação entre quem captou e quem expirou tem poder razoável, mas seu problema é o viés, não a amostra. O desenho de H3 detecta efeitos de poucos pontos se incluir os agentes individuais, que precisariam de CNPJ (MEI) para se inscrever; só com os coletivos, o efeito mínimo passa de 5 pontos. Com poder baixo, uma estimativa</w:t>
+        <w:t xml:space="preserve">A comparação na margem do racionamento só detecta efeitos muito grandes, acima dos esperados (seção 3), e serve como verificação de robustez. O experimento conjunto detecta diferenças de 7 a 13 pontos na probabilidade de escolha com 60 decisores, e de 10 a 19 com 30. O desenho de H4 detecta efeitos de poucos pontos se incluir os agentes individuais, que precisariam de CNPJ (MEI) para se inscrever; só com os coletivos, o efeito mínimo passa de 5 pontos. Com poder baixo, uma estimativa</w:t>
       </w:r>
       <w:r>
         <w:t xml:space="preserve"> </w:t>
@@ -4995,11 +5560,11 @@
         <w:t xml:space="preserve"> </w:t>
       </w:r>
       <w:r>
-        <w:t xml:space="preserve">tende a exagerar o efeito verdadeiro (GELMAN; CARLIN, 2014), o que recomenda pré-registrar o plano de análise.</w:t>
-      </w:r>
-    </w:p>
-    <w:bookmarkEnd w:id="24"/>
-    <w:bookmarkStart w:id="25" w:name="ameaças-à-validade-e-ética"/>
+        <w:t xml:space="preserve">tende a exagerar o efeito verdadeiro (GELMAN; CARLIN, 2014), o que recomenda pré-registrar a análise e corrigir comparações múltiplas.</w:t>
+      </w:r>
+    </w:p>
+    <w:bookmarkEnd w:id="34"/>
+    <w:bookmarkStart w:id="35" w:name="ameaças-à-validade-e-ética"/>
     <w:p>
       <w:pPr>
         <w:pStyle w:val="Heading2"/>
@@ -5013,12 +5578,12 @@
         <w:pStyle w:val="FirstParagraph"/>
       </w:pPr>
       <w:r>
-        <w:t xml:space="preserve">A primeira ameaça à validade interna é a violação da hipótese de ausência de interferência entre unidades (SUTVA): com o teto fixo, o que um projeto capta falta a outro. Seguem-se a substituição (quem não capta pode executar com outra fonte; o SALIC entra como resultado), a seleção por fatores que mudam no tempo, os eventos externos do período (Lei Paulo Gustavo e Política Nacional Aldir Blanc) e o atrito dos dados: projeto sem registro não é projeto que não aconteceu. A validade externa é limitada. As comparações de H1b valem para o regime de 2022-2024, em que a habilitação precedia a busca por patrocinador. Desde 2025 essa ordem se inverteu e os expirados quase desapareceram (3 em 56 resolvidos no ciclo 2025). No plano ético, nenhum desenho nega o acesso de elegíveis à política: o apoio chega aos municípios de controle ao fim do acompanhamento (implementação gradual), o deslocamento pelo teto é um custo para terceiros que a saturação mede, e a oferta é feita pela SECULT. O uso de dados identificados exige anonimização, conforme a LGPD, e uma pesquisa com o público exigiria aprovação de comitê de ética.</w:t>
-      </w:r>
-    </w:p>
-    <w:bookmarkEnd w:id="25"/>
-    <w:bookmarkEnd w:id="26"/>
-    <w:bookmarkStart w:id="27" w:name="conclusão"/>
+        <w:t xml:space="preserve">A primeira ameaça à validade interna é a violação da hipótese de ausência de interferência entre unidades (SUTVA): com o teto fixo, o que um projeto capta falta a outro. Seguem-se a substituição de fonte (a captação pela Lei Rouanet entra como resultado), os eventos externos do período (Lei Paulo Gustavo e Política Nacional Aldir Blanc) e o atrito dos dados. No experimento conjunto, a escolha declarada pode pender para o socialmente desejável; a escolha forçada entre perfis reduz o viés, e os patrocínios observados servem de validação. A validade externa é limitada: as comparações de H5 valem para o regime de 2022-2024, em que a habilitação precedia a busca por patrocinador, e desde 2025 os expirados quase desapareceram (3 em 56 resolvidos no ciclo 2025). No plano ético, nenhum desenho nega acesso a elegíveis: o apoio chega aos controles ao fim, e o deslocamento pelo teto é medido pela saturação. Dados identificados exigem anonimização (LGPD), e pesquisas com pessoas, aprovação de comitê de ética.</w:t>
+      </w:r>
+    </w:p>
+    <w:bookmarkEnd w:id="35"/>
+    <w:bookmarkEnd w:id="36"/>
+    <w:bookmarkStart w:id="37" w:name="conclusão"/>
     <w:p>
       <w:pPr>
         <w:pStyle w:val="Heading1"/>
@@ -5032,27 +5597,27 @@
         <w:pStyle w:val="FirstParagraph"/>
       </w:pPr>
       <w:r>
-        <w:t xml:space="preserve">A LICC é um gasto tributário de crescimento rápido, sem problema declarado, sem objetivos mensuráveis e sem previsão de avaliação, em que o Estado define quem pode receber e as empresas decidem quem recebe. Duas premissas de critério não são asseguradas pelo desenho: a habilitação qualifica sem priorizar, e o racionamento no teto segue o calendário dos termos. A escolha pelas empresas é contestada: o financiamento vem de poucas empresas de serviços regulados, mas sem viés territorial forte. A entrada e a entrega, os extremos da cadeia, são indeterminadas, porque a SECULT não publica os inscritos nem o público alcançado.</w:t>
-      </w:r>
-    </w:p>
-    <w:p>
-      <w:pPr>
-        <w:pStyle w:val="BodyText"/>
-      </w:pPr>
-      <w:r>
-        <w:t xml:space="preserve">Sem mexer no mecanismo, há recomendações que dependem só da gestão: declarar objetivos, metas e indicadores; publicar os inscritos e os motivos de inabilitação; publicar, por projeto, o CNPJ do proponente, a sede e a captação por cota; publicar a fila de termos, com as datas de protocolo e de validação, inclusive dos recusados; e publicar as contrapartidas executadas e o público alcançado.</w:t>
-      </w:r>
-    </w:p>
-    <w:p>
-      <w:pPr>
-        <w:pStyle w:val="BodyText"/>
-      </w:pPr>
-      <w:r>
-        <w:t xml:space="preserve">A proposta de avaliação transforma as premissas em três perguntas. A adicionalidade (H1b) é a que mais importa e a menos respondível: mais da metade dos recusados por falta de teto captou no ano seguinte, e a comparação com os que expiraram não afasta a seleção; receber × não receber exige resultado datado e a fila de termos com as datas. O efeito do atrito na entrada (H3) é identificável por uma oferta sorteada de apoio à inscrição e à busca de patrocínio, com bom poder se incluir os agentes individuais; o papel da avaliação da SECULT (H2a) fica descritivo, porque o parecer não dá nota. As limitações são as dos dados. A situação publicada serve de aproximação para a captação, a estreia é medida por nome de proponente, e o retrato territorial cobre 74% do valor.</w:t>
-      </w:r>
-    </w:p>
-    <w:bookmarkEnd w:id="27"/>
-    <w:bookmarkStart w:id="28" w:name="referências"/>
+        <w:t xml:space="preserve">A LICC é um gasto tributário que mais que dobrou de 2023 a 2026, sem problema declarado, objetivos mensuráveis ou previsão de avaliação: o Estado paga, as empresas escolhem, e o público que usaria o bem cultural não passa pelo mecanismo. A escolha se concentra em poucas empresas de serviços regulados, que expõem a marca nas peças do projeto; entre os habilitados, a decisão fica com a empresa e com a fila dos termos; parte do recurso pode remunerar a intermediação; e quem não chega a um grande contribuinte fica de fora. A entrega, extremo da cadeia, é indeterminada, porque a SECULT não publica o público alcançado.</w:t>
+      </w:r>
+    </w:p>
+    <w:p>
+      <w:pPr>
+        <w:pStyle w:val="BodyText"/>
+      </w:pPr>
+      <w:r>
+        <w:t xml:space="preserve">Sem alterar o mecanismo, a gestão pode declarar objetivos, metas e indicadores e publicar os inscritos, com CNPJ, sede e motivo de inabilitação; a captação por cota; a fila de termos, com datas de protocolo e validação, também dos recusados; e custos, contrapartidas e público alcançado.</w:t>
+      </w:r>
+    </w:p>
+    <w:p>
+      <w:pPr>
+        <w:pStyle w:val="BodyText"/>
+      </w:pPr>
+      <w:r>
+        <w:t xml:space="preserve">Das quatro perguntas de avaliação, a da entrega (H5) é a mais importante e a de resposta mais difícil: mais da metade dos recusados por falta de teto captou no ano seguinte, e comparar quem recebe com quem não recebe exige resultado datado e a fila de termos com as datas. Se a adicionalidade na margem for baixa, ampliar o teto financia sobretudo o que ocorreria de todo modo, e as decisões que importam passam a ser quem entra e o que se entrega. Limitações dos dados: a situação publicada aproxima a captação, a estreia é medida por nome de proponente, e o retrato territorial cobre 74% do valor.</w:t>
+      </w:r>
+    </w:p>
+    <w:bookmarkEnd w:id="37"/>
+    <w:bookmarkStart w:id="57" w:name="referências"/>
     <w:p>
       <w:pPr>
         <w:pStyle w:val="Heading1"/>
@@ -5066,7 +5631,7 @@
         <w:pStyle w:val="FirstParagraph"/>
       </w:pPr>
       <w:r>
-        <w:t xml:space="preserve">ALCÂNTARA, Jessica Nunes de; BENEDICTO, Gideon Carvalho de; SILVA, Sabrina Soares da. Possible key factors for Brazilian publicly traded companies to adopt a sponsorship strategy.</w:t>
+        <w:t xml:space="preserve">ANGRIST, Joshua D.; IMBENS, Guido W.; RUBIN, Donald B. Identification of causal effects using instrumental variables.</w:t>
       </w:r>
       <w:r>
         <w:t xml:space="preserve"> </w:t>
@@ -5076,18 +5641,32 @@
           <w:b/>
           <w:bCs/>
         </w:rPr>
-        <w:t xml:space="preserve">Journal of Strategy and Management</w:t>
-      </w:r>
-      <w:r>
-        <w:t xml:space="preserve">, v. 12, n. 4, p. 429-446, 2019. DOI: 10.1108/JSMA-04-2018-0029.</w:t>
-      </w:r>
-    </w:p>
-    <w:p>
-      <w:pPr>
-        <w:pStyle w:val="BodyText"/>
-      </w:pPr>
-      <w:r>
-        <w:t xml:space="preserve">ANGRIST, Joshua D.; IMBENS, Guido W.; RUBIN, Donald B. Identification of causal effects using instrumental variables.</w:t>
+        <w:t xml:space="preserve">Journal of the American Statistical Association</w:t>
+      </w:r>
+      <w:r>
+        <w:t xml:space="preserve">, v. 91, n. 434, p. 444-455, 1996. DOI:</w:t>
+      </w:r>
+      <w:r>
+        <w:t xml:space="preserve"> </w:t>
+      </w:r>
+      <w:hyperlink r:id="rId38">
+        <w:r>
+          <w:rPr>
+            <w:rStyle w:val="Hyperlink"/>
+          </w:rPr>
+          <w:t xml:space="preserve">10.1080/01621459.1996.10476902</w:t>
+        </w:r>
+      </w:hyperlink>
+      <w:r>
+        <w:t xml:space="preserve">.</w:t>
+      </w:r>
+    </w:p>
+    <w:p>
+      <w:pPr>
+        <w:pStyle w:val="BodyText"/>
+      </w:pPr>
+      <w:r>
+        <w:t xml:space="preserve">BAIRD, Sarah; BOHREN, J. Aislinn; McINTOSH, Craig; ÖZLER, Berk. Optimal design of experiments in the presence of interference.</w:t>
       </w:r>
       <w:r>
         <w:t xml:space="preserve"> </w:t>
@@ -5097,18 +5676,45 @@
           <w:b/>
           <w:bCs/>
         </w:rPr>
-        <w:t xml:space="preserve">Journal of the American Statistical Association</w:t>
-      </w:r>
-      <w:r>
-        <w:t xml:space="preserve">, v. 91, n. 434, p. 444-455, 1996. DOI: 10.1080/01621459.1996.10476902.</w:t>
-      </w:r>
-    </w:p>
-    <w:p>
-      <w:pPr>
-        <w:pStyle w:val="BodyText"/>
-      </w:pPr>
-      <w:r>
-        <w:t xml:space="preserve">BAIRD, Sarah; BOHREN, J. Aislinn; McINTOSH, Craig; ÖZLER, Berk. Optimal design of experiments in the presence of interference.</w:t>
+        <w:t xml:space="preserve">The Review of Economics and Statistics</w:t>
+      </w:r>
+      <w:r>
+        <w:t xml:space="preserve">, v. 100, n. 5, p. 844-860, 2018. DOI:</w:t>
+      </w:r>
+      <w:r>
+        <w:t xml:space="preserve"> </w:t>
+      </w:r>
+      <w:hyperlink r:id="rId39">
+        <w:r>
+          <w:rPr>
+            <w:rStyle w:val="Hyperlink"/>
+          </w:rPr>
+          <w:t xml:space="preserve">10.1162/rest_a_00716</w:t>
+        </w:r>
+      </w:hyperlink>
+      <w:r>
+        <w:t xml:space="preserve">.</w:t>
+      </w:r>
+    </w:p>
+    <w:p>
+      <w:pPr>
+        <w:pStyle w:val="BodyText"/>
+      </w:pPr>
+      <w:r>
+        <w:t xml:space="preserve">BARROS, Ricardo Paes de; LIMA, Lycia. Avaliação de impacto de programas sociais: por que, para que e quando fazer?</w:t>
+      </w:r>
+      <w:r>
+        <w:t xml:space="preserve"> </w:t>
+      </w:r>
+      <w:r>
+        <w:rPr>
+          <w:i/>
+          <w:iCs/>
+        </w:rPr>
+        <w:t xml:space="preserve">In</w:t>
+      </w:r>
+      <w:r>
+        <w:t xml:space="preserve">: MENEZES FILHO, Naercio Aquino; PINTO, Cristine Campos de Xavier (org.).</w:t>
       </w:r>
       <w:r>
         <w:t xml:space="preserve"> </w:t>
@@ -5118,31 +5724,891 @@
           <w:b/>
           <w:bCs/>
         </w:rPr>
-        <w:t xml:space="preserve">The Review of Economics and Statistics</w:t>
-      </w:r>
-      <w:r>
-        <w:t xml:space="preserve">, v. 100, n. 5, p. 844-860, 2018. DOI: 10.1162/rest_a_00716.</w:t>
-      </w:r>
-    </w:p>
-    <w:p>
-      <w:pPr>
-        <w:pStyle w:val="BodyText"/>
-      </w:pPr>
-      <w:r>
-        <w:t xml:space="preserve">BARROS, Ricardo Paes de; LIMA, Lycia. Avaliação de impacto de programas sociais: por que, para que e quando fazer?</w:t>
-      </w:r>
-      <w:r>
-        <w:t xml:space="preserve"> </w:t>
+        <w:t xml:space="preserve">Avaliação econômica de projetos sociais</w:t>
+      </w:r>
+      <w:r>
+        <w:t xml:space="preserve">. 3. ed. São Paulo: Fundação Itaú Social, 2017. p. 13-37.</w:t>
+      </w:r>
+    </w:p>
+    <w:p>
+      <w:pPr>
+        <w:pStyle w:val="BodyText"/>
+      </w:pPr>
+      <w:r>
+        <w:t xml:space="preserve">BAUMOL, William J.; BOWEN, William G.</w:t>
+      </w:r>
+      <w:r>
+        <w:t xml:space="preserve"> </w:t>
+      </w:r>
+      <w:r>
+        <w:rPr>
+          <w:b/>
+          <w:bCs/>
+        </w:rPr>
+        <w:t xml:space="preserve">Performing arts</w:t>
+      </w:r>
+      <w:r>
+        <w:t xml:space="preserve">: the economic dilemma. New York: The Twentieth Century Fund, 1966.</w:t>
+      </w:r>
+    </w:p>
+    <w:p>
+      <w:pPr>
+        <w:pStyle w:val="BodyText"/>
+      </w:pPr>
+      <w:r>
+        <w:t xml:space="preserve">BELEM, Marcela Purini; DONADONE, Julio Cesar. A Lei Rouanet e a construção do</w:t>
+      </w:r>
+      <w:r>
+        <w:t xml:space="preserve"> </w:t>
+      </w:r>
+      <w:r>
+        <w:t xml:space="preserve">“mercado de patrocínios culturais”</w:t>
+      </w:r>
+      <w:r>
+        <w:t xml:space="preserve">.</w:t>
+      </w:r>
+      <w:r>
+        <w:t xml:space="preserve"> </w:t>
+      </w:r>
+      <w:r>
+        <w:rPr>
+          <w:b/>
+          <w:bCs/>
+        </w:rPr>
+        <w:t xml:space="preserve">NORUS – Novos Rumos Sociológicos</w:t>
+      </w:r>
+      <w:r>
+        <w:t xml:space="preserve">, Pelotas, v. 1, n. 1, 2013. Disponível em: https://periodicos.ufpel.edu.br/index.php/NORUS/article/view/2761.</w:t>
+      </w:r>
+    </w:p>
+    <w:p>
+      <w:pPr>
+        <w:pStyle w:val="BodyText"/>
+      </w:pPr>
+      <w:r>
+        <w:t xml:space="preserve">BERTRAND, Marianne; BOMBARDINI, Matilde; FISMAN, Raymond; TREBBI, Francesco. Tax-exempt lobbying: corporate philanthropy as a tool for political influence.</w:t>
+      </w:r>
+      <w:r>
+        <w:t xml:space="preserve"> </w:t>
+      </w:r>
+      <w:r>
+        <w:rPr>
+          <w:b/>
+          <w:bCs/>
+        </w:rPr>
+        <w:t xml:space="preserve">American Economic Review</w:t>
+      </w:r>
+      <w:r>
+        <w:t xml:space="preserve">, v. 110, n. 7, p. 2065-2102, 2020. DOI:</w:t>
+      </w:r>
+      <w:r>
+        <w:t xml:space="preserve"> </w:t>
+      </w:r>
+      <w:hyperlink r:id="rId40">
+        <w:r>
+          <w:rPr>
+            <w:rStyle w:val="Hyperlink"/>
+          </w:rPr>
+          <w:t xml:space="preserve">10.1257/aer.20180615</w:t>
+        </w:r>
+      </w:hyperlink>
+      <w:r>
+        <w:t xml:space="preserve">.</w:t>
+      </w:r>
+    </w:p>
+    <w:p>
+      <w:pPr>
+        <w:pStyle w:val="BodyText"/>
+      </w:pPr>
+      <w:r>
+        <w:t xml:space="preserve">BRASIL. Lei Complementar nº 123, de 14 de dezembro de 2006. Institui o Estatuto Nacional da Microempresa e da Empresa de Pequeno Porte.</w:t>
+      </w:r>
+      <w:r>
+        <w:t xml:space="preserve"> </w:t>
+      </w:r>
+      <w:r>
+        <w:rPr>
+          <w:b/>
+          <w:bCs/>
+        </w:rPr>
+        <w:t xml:space="preserve">Diário Oficial da União</w:t>
+      </w:r>
+      <w:r>
+        <w:t xml:space="preserve">, Brasília, 15 dez. 2006. Disponível em: https://www.planalto.gov.br/ccivil_03/leis/lcp/lcp123.htm. Acesso em: 27 set. 2026.</w:t>
+      </w:r>
+    </w:p>
+    <w:p>
+      <w:pPr>
+        <w:pStyle w:val="BodyText"/>
+      </w:pPr>
+      <w:r>
+        <w:t xml:space="preserve">BRASIL. Tribunal de Contas da União.</w:t>
+      </w:r>
+      <w:r>
+        <w:t xml:space="preserve"> </w:t>
+      </w:r>
+      <w:r>
+        <w:rPr>
+          <w:b/>
+          <w:bCs/>
+        </w:rPr>
+        <w:t xml:space="preserve">Acórdão nº 1.205/2014 – Plenário</w:t>
+      </w:r>
+      <w:r>
+        <w:t xml:space="preserve">. Relator: Raimundo Carreiro. Brasília, 14 maio 2014.</w:t>
+      </w:r>
+    </w:p>
+    <w:p>
+      <w:pPr>
+        <w:pStyle w:val="BodyText"/>
+      </w:pPr>
+      <w:r>
+        <w:t xml:space="preserve">BRASIL. Tribunal de Contas da União.</w:t>
+      </w:r>
+      <w:r>
+        <w:t xml:space="preserve"> </w:t>
+      </w:r>
+      <w:r>
+        <w:rPr>
+          <w:b/>
+          <w:bCs/>
+        </w:rPr>
+        <w:t xml:space="preserve">Acórdão nº 191/2016 – Plenário</w:t>
+      </w:r>
+      <w:r>
+        <w:t xml:space="preserve">. Relator: Augusto Sherman Cavalcanti. Brasília, 3 fev. 2016.</w:t>
+      </w:r>
+    </w:p>
+    <w:p>
+      <w:pPr>
+        <w:pStyle w:val="BodyText"/>
+      </w:pPr>
+      <w:r>
+        <w:t xml:space="preserve">BRASIL. Secretaria do Tesouro Nacional.</w:t>
+      </w:r>
+      <w:r>
+        <w:t xml:space="preserve"> </w:t>
+      </w:r>
+      <w:r>
+        <w:rPr>
+          <w:b/>
+          <w:bCs/>
+        </w:rPr>
+        <w:t xml:space="preserve">SICONFI</w:t>
+      </w:r>
+      <w:r>
+        <w:t xml:space="preserve">: Declaração de Contas Anuais (DCA) do Estado do Espírito Santo e de seus municípios, 2021-2025. Brasília: STN, 2026. Disponível em: https://apidatalake.tesouro.gov.br/ords/siconfi/tt/dca. Acesso em: 23 set. 2026.</w:t>
+      </w:r>
+    </w:p>
+    <w:p>
+      <w:pPr>
+        <w:pStyle w:val="BodyText"/>
+      </w:pPr>
+      <w:r>
+        <w:t xml:space="preserve">BUTERIN, Vitalik; HITZIG, Zoë; WEYL, E. Glen. A flexible design for funding public goods.</w:t>
+      </w:r>
+      <w:r>
+        <w:t xml:space="preserve"> </w:t>
+      </w:r>
+      <w:r>
+        <w:rPr>
+          <w:b/>
+          <w:bCs/>
+        </w:rPr>
+        <w:t xml:space="preserve">Management Science</w:t>
+      </w:r>
+      <w:r>
+        <w:t xml:space="preserve">, v. 65, n. 11, p. 5171-5187, 2019. DOI:</w:t>
+      </w:r>
+      <w:r>
+        <w:t xml:space="preserve"> </w:t>
+      </w:r>
+      <w:hyperlink r:id="rId41">
+        <w:r>
+          <w:rPr>
+            <w:rStyle w:val="Hyperlink"/>
+          </w:rPr>
+          <w:t xml:space="preserve">10.1287/mnsc.2019.3337</w:t>
+        </w:r>
+      </w:hyperlink>
+      <w:r>
+        <w:t xml:space="preserve">.</w:t>
+      </w:r>
+    </w:p>
+    <w:p>
+      <w:pPr>
+        <w:pStyle w:val="BodyText"/>
+      </w:pPr>
+      <w:r>
+        <w:t xml:space="preserve">COSTA, Camila Furlan da; MEDEIROS, Igor Baptista de Oliveira; BUCCO, Guilherme Brandelli. O financiamento da cultura no Brasil no período 2003-15: um caminho para geração de renda monopolista.</w:t>
+      </w:r>
+      <w:r>
+        <w:t xml:space="preserve"> </w:t>
+      </w:r>
+      <w:r>
+        <w:rPr>
+          <w:b/>
+          <w:bCs/>
+        </w:rPr>
+        <w:t xml:space="preserve">Revista de Administração Pública</w:t>
+      </w:r>
+      <w:r>
+        <w:t xml:space="preserve">, Rio de Janeiro, v. 51, n. 4, p. 509-527, 2017. DOI:</w:t>
+      </w:r>
+      <w:r>
+        <w:t xml:space="preserve"> </w:t>
+      </w:r>
+      <w:hyperlink r:id="rId42">
+        <w:r>
+          <w:rPr>
+            <w:rStyle w:val="Hyperlink"/>
+          </w:rPr>
+          <w:t xml:space="preserve">10.1590/0034-7612162254</w:t>
+        </w:r>
+      </w:hyperlink>
+      <w:r>
+        <w:t xml:space="preserve">.</w:t>
+      </w:r>
+    </w:p>
+    <w:p>
+      <w:pPr>
+        <w:pStyle w:val="BodyText"/>
+      </w:pPr>
+      <w:r>
+        <w:t xml:space="preserve">DEKKER, Erwin; RODRIGUES, Ana Carolina. The political economy of Brazilian cultural policy: a case study of the Rouanet Law.</w:t>
+      </w:r>
+      <w:r>
+        <w:t xml:space="preserve"> </w:t>
+      </w:r>
+      <w:r>
+        <w:rPr>
+          <w:b/>
+          <w:bCs/>
+        </w:rPr>
+        <w:t xml:space="preserve">Journal of Public Finance and Public Choice</w:t>
+      </w:r>
+      <w:r>
+        <w:t xml:space="preserve">, v. 34, n. 2, p. 149-171, 2019. DOI:</w:t>
+      </w:r>
+      <w:r>
+        <w:t xml:space="preserve"> </w:t>
+      </w:r>
+      <w:hyperlink r:id="rId43">
+        <w:r>
+          <w:rPr>
+            <w:rStyle w:val="Hyperlink"/>
+          </w:rPr>
+          <w:t xml:space="preserve">10.1332/251569119X15675896589688</w:t>
+        </w:r>
+      </w:hyperlink>
+      <w:r>
+        <w:t xml:space="preserve">.</w:t>
+      </w:r>
+    </w:p>
+    <w:p>
+      <w:pPr>
+        <w:pStyle w:val="BodyText"/>
+      </w:pPr>
+      <w:r>
+        <w:t xml:space="preserve">DJIMEU, Eric W.; HOUNDOLO, Deo-Gracias. Power calculation for causal inference in social science: sample size and minimum detectable effect determination.</w:t>
+      </w:r>
+      <w:r>
+        <w:t xml:space="preserve"> </w:t>
+      </w:r>
+      <w:r>
+        <w:rPr>
+          <w:b/>
+          <w:bCs/>
+        </w:rPr>
+        <w:t xml:space="preserve">Journal of Development Effectiveness</w:t>
+      </w:r>
+      <w:r>
+        <w:t xml:space="preserve">, v. 8, n. 4, p. 508-527, 2016. DOI:</w:t>
+      </w:r>
+      <w:r>
+        <w:t xml:space="preserve"> </w:t>
+      </w:r>
+      <w:hyperlink r:id="rId44">
+        <w:r>
+          <w:rPr>
+            <w:rStyle w:val="Hyperlink"/>
+          </w:rPr>
+          <w:t xml:space="preserve">10.1080/19439342.2016.1244555</w:t>
+        </w:r>
+      </w:hyperlink>
+      <w:r>
+        <w:t xml:space="preserve">.</w:t>
+      </w:r>
+    </w:p>
+    <w:p>
+      <w:pPr>
+        <w:pStyle w:val="BodyText"/>
+      </w:pPr>
+      <w:r>
+        <w:t xml:space="preserve">ELDRIDGE, Sandra M.; ASHBY, Deborah; KERRY, Sally. Sample size for cluster randomized trials: effect of coefficient of variation of cluster size and analysis method.</w:t>
+      </w:r>
+      <w:r>
+        <w:t xml:space="preserve"> </w:t>
+      </w:r>
+      <w:r>
+        <w:rPr>
+          <w:b/>
+          <w:bCs/>
+        </w:rPr>
+        <w:t xml:space="preserve">International Journal of Epidemiology</w:t>
+      </w:r>
+      <w:r>
+        <w:t xml:space="preserve">, v. 35, n. 5, p. 1292-1300, 2006. DOI:</w:t>
+      </w:r>
+      <w:r>
+        <w:t xml:space="preserve"> </w:t>
+      </w:r>
+      <w:hyperlink r:id="rId45">
+        <w:r>
+          <w:rPr>
+            <w:rStyle w:val="Hyperlink"/>
+          </w:rPr>
+          <w:t xml:space="preserve">10.1093/ije/dyl129</w:t>
+        </w:r>
+      </w:hyperlink>
+      <w:r>
+        <w:t xml:space="preserve">.</w:t>
+      </w:r>
+    </w:p>
+    <w:p>
+      <w:pPr>
+        <w:pStyle w:val="BodyText"/>
+      </w:pPr>
+      <w:r>
+        <w:t xml:space="preserve">ESPÍRITO SANTO (Estado). Lei nº 11.246, de 7 de abril de 2021. Introduz alterações na Lei nº 7.000, de 27 de dezembro de 2001.</w:t>
+      </w:r>
+      <w:r>
+        <w:t xml:space="preserve"> </w:t>
+      </w:r>
+      <w:r>
+        <w:rPr>
+          <w:b/>
+          <w:bCs/>
+        </w:rPr>
+        <w:t xml:space="preserve">Diário Oficial dos Poderes do Estado</w:t>
+      </w:r>
+      <w:r>
+        <w:t xml:space="preserve">, Vitória, 8 abr. 2021a.</w:t>
+      </w:r>
+    </w:p>
+    <w:p>
+      <w:pPr>
+        <w:pStyle w:val="BodyText"/>
+      </w:pPr>
+      <w:r>
+        <w:t xml:space="preserve">ESPÍRITO SANTO (Estado). Decreto nº 5.035-R, de 15 de dezembro de 2021. Dispõe sobre a regulamentação do incentivo fiscal concedido nos termos do art. 5º-B, IX, da Lei nº 7.000, de 27 de dezembro de 2001.</w:t>
+      </w:r>
+      <w:r>
+        <w:t xml:space="preserve"> </w:t>
+      </w:r>
+      <w:r>
+        <w:rPr>
+          <w:b/>
+          <w:bCs/>
+        </w:rPr>
+        <w:t xml:space="preserve">Diário Oficial dos Poderes do Estado</w:t>
+      </w:r>
+      <w:r>
+        <w:t xml:space="preserve">, Vitória, 16 dez. 2021b.</w:t>
+      </w:r>
+    </w:p>
+    <w:p>
+      <w:pPr>
+        <w:pStyle w:val="BodyText"/>
+      </w:pPr>
+      <w:r>
+        <w:t xml:space="preserve">ESPÍRITO SANTO (Estado).</w:t>
+      </w:r>
+      <w:r>
+        <w:t xml:space="preserve"> </w:t>
+      </w:r>
+      <w:r>
+        <w:rPr>
+          <w:b/>
+          <w:bCs/>
+        </w:rPr>
+        <w:t xml:space="preserve">Portal da Transparência</w:t>
+      </w:r>
+      <w:r>
+        <w:t xml:space="preserve">: incentivos, isenções e beneficiários. Vitória: SECONT, 2026. Disponível em: https://transparencia.es.gov.br/comum/incentivosfiscais. Acesso em: 27 set. 2026.</w:t>
+      </w:r>
+    </w:p>
+    <w:p>
+      <w:pPr>
+        <w:pStyle w:val="BodyText"/>
+      </w:pPr>
+      <w:r>
+        <w:t xml:space="preserve">FELD, Alan L.; O’HARE, Michael; SCHUSTER, J. Mark Davidson.</w:t>
+      </w:r>
+      <w:r>
+        <w:t xml:space="preserve"> </w:t>
+      </w:r>
+      <w:r>
+        <w:rPr>
+          <w:b/>
+          <w:bCs/>
+        </w:rPr>
+        <w:t xml:space="preserve">Patrons despite themselves</w:t>
+      </w:r>
+      <w:r>
+        <w:t xml:space="preserve">: taxpayers and arts policy. New York: New York University Press, 1983.</w:t>
+      </w:r>
+    </w:p>
+    <w:p>
+      <w:pPr>
+        <w:pStyle w:val="BodyText"/>
+      </w:pPr>
+      <w:r>
+        <w:t xml:space="preserve">FINKELSTEIN, Amy; NOTOWIDIGDO, Matthew J. Take-up and targeting: experimental evidence from SNAP.</w:t>
+      </w:r>
+      <w:r>
+        <w:t xml:space="preserve"> </w:t>
+      </w:r>
+      <w:r>
+        <w:rPr>
+          <w:b/>
+          <w:bCs/>
+        </w:rPr>
+        <w:t xml:space="preserve">The Quarterly Journal of Economics</w:t>
+      </w:r>
+      <w:r>
+        <w:t xml:space="preserve">, v. 134, n. 3, p. 1505-1556, 2019. DOI:</w:t>
+      </w:r>
+      <w:r>
+        <w:t xml:space="preserve"> </w:t>
+      </w:r>
+      <w:hyperlink r:id="rId46">
+        <w:r>
+          <w:rPr>
+            <w:rStyle w:val="Hyperlink"/>
+          </w:rPr>
+          <w:t xml:space="preserve">10.1093/qje/qjz013</w:t>
+        </w:r>
+      </w:hyperlink>
+      <w:r>
+        <w:t xml:space="preserve">.</w:t>
+      </w:r>
+    </w:p>
+    <w:p>
+      <w:pPr>
+        <w:pStyle w:val="BodyText"/>
+      </w:pPr>
+      <w:r>
+        <w:t xml:space="preserve">GELMAN, Andrew; CARLIN, John. Beyond power calculations: assessing type S (sign) and type M (magnitude) errors.</w:t>
+      </w:r>
+      <w:r>
+        <w:t xml:space="preserve"> </w:t>
+      </w:r>
+      <w:r>
+        <w:rPr>
+          <w:b/>
+          <w:bCs/>
+        </w:rPr>
+        <w:t xml:space="preserve">Perspectives on Psychological Science</w:t>
+      </w:r>
+      <w:r>
+        <w:t xml:space="preserve">, v. 9, n. 6, p. 641-651, 2014. DOI:</w:t>
+      </w:r>
+      <w:r>
+        <w:t xml:space="preserve"> </w:t>
+      </w:r>
+      <w:hyperlink r:id="rId47">
+        <w:r>
+          <w:rPr>
+            <w:rStyle w:val="Hyperlink"/>
+          </w:rPr>
+          <w:t xml:space="preserve">10.1177/1745691614551642</w:t>
+        </w:r>
+      </w:hyperlink>
+      <w:r>
+        <w:t xml:space="preserve">.</w:t>
+      </w:r>
+    </w:p>
+    <w:p>
+      <w:pPr>
+        <w:pStyle w:val="BodyText"/>
+      </w:pPr>
+      <w:r>
+        <w:t xml:space="preserve">GERTLER, Paul J.; MARTÍNEZ, Sebastián; PREMAND, Patrick; RAWLINGS, Laura B.; VERMEERSCH, Christel M. J.</w:t>
+      </w:r>
+      <w:r>
+        <w:t xml:space="preserve"> </w:t>
+      </w:r>
+      <w:r>
+        <w:rPr>
+          <w:b/>
+          <w:bCs/>
+        </w:rPr>
+        <w:t xml:space="preserve">Avaliação de impacto na prática</w:t>
+      </w:r>
+      <w:r>
+        <w:t xml:space="preserve">. 2. ed. Washington, DC: Banco Interamericano de Desenvolvimento; Banco Mundial, 2018.</w:t>
+      </w:r>
+    </w:p>
+    <w:p>
+      <w:pPr>
+        <w:pStyle w:val="BodyText"/>
+      </w:pPr>
+      <w:r>
+        <w:t xml:space="preserve">HAINMUELLER, Jens; HOPKINS, Daniel J.; YAMAMOTO, Teppei. Causal inference in conjoint analysis: understanding multidimensional choices via stated preference experiments.</w:t>
+      </w:r>
+      <w:r>
+        <w:t xml:space="preserve"> </w:t>
+      </w:r>
+      <w:r>
+        <w:rPr>
+          <w:b/>
+          <w:bCs/>
+        </w:rPr>
+        <w:t xml:space="preserve">Political Analysis</w:t>
+      </w:r>
+      <w:r>
+        <w:t xml:space="preserve">, v. 22, n. 1, p. 1-30, 2014. DOI:</w:t>
+      </w:r>
+      <w:r>
+        <w:t xml:space="preserve"> </w:t>
+      </w:r>
+      <w:hyperlink r:id="rId48">
+        <w:r>
+          <w:rPr>
+            <w:rStyle w:val="Hyperlink"/>
+          </w:rPr>
+          <w:t xml:space="preserve">10.1093/pan/mpt024</w:t>
+        </w:r>
+      </w:hyperlink>
+      <w:r>
+        <w:t xml:space="preserve">.</w:t>
+      </w:r>
+    </w:p>
+    <w:p>
+      <w:pPr>
+        <w:pStyle w:val="BodyText"/>
+      </w:pPr>
+      <w:r>
+        <w:t xml:space="preserve">HITZIG, Zoë. What are public goods and how do they link people in a society?</w:t>
+      </w:r>
+      <w:r>
+        <w:t xml:space="preserve"> </w:t>
+      </w:r>
+      <w:r>
+        <w:rPr>
+          <w:b/>
+          <w:bCs/>
+        </w:rPr>
+        <w:t xml:space="preserve">EXPeditions</w:t>
+      </w:r>
+      <w:r>
+        <w:t xml:space="preserve">, 13 set. 2021. Disponível em: https://www.joinexpeditions.com/exps/332-what-are-public-goods-and-how-do-they-link-people-in-a-society-. Acesso em: 27 set. 2026.</w:t>
+      </w:r>
+    </w:p>
+    <w:p>
+      <w:pPr>
+        <w:pStyle w:val="BodyText"/>
+      </w:pPr>
+      <w:r>
+        <w:t xml:space="preserve">IBGE.</w:t>
+      </w:r>
+      <w:r>
+        <w:t xml:space="preserve"> </w:t>
+      </w:r>
+      <w:r>
+        <w:rPr>
+          <w:b/>
+          <w:bCs/>
+        </w:rPr>
+        <w:t xml:space="preserve">Sistema de Informações e Indicadores Culturais</w:t>
+      </w:r>
+      <w:r>
+        <w:t xml:space="preserve">. Rio de Janeiro: IBGE, 2025. Base de dados; períodos 2023 e 2024 publicados em 12 dez. 2025. Disponível em: https://servicodados.ibge.gov.br/api/v1/pesquisas/10092. Acesso em: 23 set. 2026.</w:t>
+      </w:r>
+    </w:p>
+    <w:p>
+      <w:pPr>
+        <w:pStyle w:val="BodyText"/>
+      </w:pPr>
+      <w:r>
+        <w:t xml:space="preserve">IBGE.</w:t>
+      </w:r>
+      <w:r>
+        <w:t xml:space="preserve"> </w:t>
+      </w:r>
+      <w:r>
+        <w:rPr>
+          <w:b/>
+          <w:bCs/>
+        </w:rPr>
+        <w:t xml:space="preserve">Pesquisa de Informações Básicas Municipais – MUNIC 2021</w:t>
+      </w:r>
+      <w:r>
+        <w:t xml:space="preserve">. Rio de Janeiro: IBGE, 2022. Dados consultados pela API de pesquisas do IBGE em 23 set. 2026.</w:t>
+      </w:r>
+    </w:p>
+    <w:p>
+      <w:pPr>
+        <w:pStyle w:val="BodyText"/>
+      </w:pPr>
+      <w:r>
+        <w:t xml:space="preserve">MAESTAS, Nicole; MULLEN, Kathleen J.; STRAND, Alexander. Does disability insurance receipt discourage work? Using examiner assignment to estimate causal effects of SSDI receipt.</w:t>
+      </w:r>
+      <w:r>
+        <w:t xml:space="preserve"> </w:t>
+      </w:r>
+      <w:r>
+        <w:rPr>
+          <w:b/>
+          <w:bCs/>
+        </w:rPr>
+        <w:t xml:space="preserve">American Economic Review</w:t>
+      </w:r>
+      <w:r>
+        <w:t xml:space="preserve">, v. 103, n. 5, p. 1797-1829, 2013. DOI:</w:t>
+      </w:r>
+      <w:r>
+        <w:t xml:space="preserve"> </w:t>
+      </w:r>
+      <w:hyperlink r:id="rId49">
+        <w:r>
+          <w:rPr>
+            <w:rStyle w:val="Hyperlink"/>
+          </w:rPr>
+          <w:t xml:space="preserve">10.1257/aer.103.5.1797</w:t>
+        </w:r>
+      </w:hyperlink>
+      <w:r>
+        <w:t xml:space="preserve">.</w:t>
+      </w:r>
+    </w:p>
+    <w:p>
+      <w:pPr>
+        <w:pStyle w:val="BodyText"/>
+      </w:pPr>
+      <w:r>
+        <w:t xml:space="preserve">MAYNE, John. Useful theory of change models.</w:t>
+      </w:r>
+      <w:r>
+        <w:t xml:space="preserve"> </w:t>
+      </w:r>
+      <w:r>
+        <w:rPr>
+          <w:b/>
+          <w:bCs/>
+        </w:rPr>
+        <w:t xml:space="preserve">Canadian Journal of Program Evaluation</w:t>
+      </w:r>
+      <w:r>
+        <w:t xml:space="preserve">, v. 30, n. 2, p. 119-142, 2015. DOI:</w:t>
+      </w:r>
+      <w:r>
+        <w:t xml:space="preserve"> </w:t>
+      </w:r>
+      <w:hyperlink r:id="rId50">
+        <w:r>
+          <w:rPr>
+            <w:rStyle w:val="Hyperlink"/>
+          </w:rPr>
+          <w:t xml:space="preserve">10.3138/cjpe.230</w:t>
+        </w:r>
+      </w:hyperlink>
+      <w:r>
+        <w:t xml:space="preserve">.</w:t>
+      </w:r>
+    </w:p>
+    <w:p>
+      <w:pPr>
+        <w:pStyle w:val="BodyText"/>
+      </w:pPr>
+      <w:r>
+        <w:t xml:space="preserve">MOYNIHAN, Donald; HERD, Pamela; HARVEY, Hope. Administrative burden: learning, psychological, and compliance costs in citizen-state interactions.</w:t>
+      </w:r>
+      <w:r>
+        <w:t xml:space="preserve"> </w:t>
+      </w:r>
+      <w:r>
+        <w:rPr>
+          <w:b/>
+          <w:bCs/>
+        </w:rPr>
+        <w:t xml:space="preserve">Journal of Public Administration Research and Theory</w:t>
+      </w:r>
+      <w:r>
+        <w:t xml:space="preserve">, v. 25, n. 1, p. 43-69, 2015. DOI:</w:t>
+      </w:r>
+      <w:r>
+        <w:t xml:space="preserve"> </w:t>
+      </w:r>
+      <w:hyperlink r:id="rId51">
+        <w:r>
+          <w:rPr>
+            <w:rStyle w:val="Hyperlink"/>
+          </w:rPr>
+          <w:t xml:space="preserve">10.1093/jopart/muu009</w:t>
+        </w:r>
+      </w:hyperlink>
+      <w:r>
+        <w:t xml:space="preserve">.</w:t>
+      </w:r>
+    </w:p>
+    <w:p>
+      <w:pPr>
+        <w:pStyle w:val="BodyText"/>
+      </w:pPr>
+      <w:r>
+        <w:t xml:space="preserve">OGAVA, Bruno; GALVÃO, César Augusto; ADAMCZYK, Willian.</w:t>
+      </w:r>
+      <w:r>
+        <w:t xml:space="preserve"> </w:t>
+      </w:r>
+      <w:r>
+        <w:rPr>
+          <w:b/>
+          <w:bCs/>
+        </w:rPr>
+        <w:t xml:space="preserve">Financiamento quadrático para os incentivos à cultura no Brasil</w:t>
+      </w:r>
+      <w:r>
+        <w:t xml:space="preserve">: simulações sobre a Lei Rouanet. Brasília: Enap; UnB, 2022. (Evidência Express). Disponível em: https://repositorio.enap.gov.br/handle/1/7004. Acesso em: 27 set. 2026.</w:t>
+      </w:r>
+    </w:p>
+    <w:p>
+      <w:pPr>
+        <w:pStyle w:val="BodyText"/>
+      </w:pPr>
+      <w:r>
+        <w:t xml:space="preserve">O’HAGAN, J.; HARVEY, D. Why do companies sponsor arts events? Some evidence and a proposed classification.</w:t>
+      </w:r>
+      <w:r>
+        <w:t xml:space="preserve"> </w:t>
+      </w:r>
+      <w:r>
+        <w:rPr>
+          <w:b/>
+          <w:bCs/>
+        </w:rPr>
+        <w:t xml:space="preserve">Journal of Cultural Economics</w:t>
+      </w:r>
+      <w:r>
+        <w:t xml:space="preserve">, v. 24, n. 3, p. 205-224, 2000. DOI:</w:t>
+      </w:r>
+      <w:r>
+        <w:t xml:space="preserve"> </w:t>
+      </w:r>
+      <w:hyperlink r:id="rId52">
+        <w:r>
+          <w:rPr>
+            <w:rStyle w:val="Hyperlink"/>
+          </w:rPr>
+          <w:t xml:space="preserve">10.1023/A:1007653328733</w:t>
+        </w:r>
+      </w:hyperlink>
+      <w:r>
+        <w:t xml:space="preserve">.</w:t>
+      </w:r>
+    </w:p>
+    <w:p>
+      <w:pPr>
+        <w:pStyle w:val="BodyText"/>
+      </w:pPr>
+      <w:r>
+        <w:t xml:space="preserve">RIO GRANDE DO SUL. Governo do Estado.</w:t>
+      </w:r>
+      <w:r>
+        <w:t xml:space="preserve"> </w:t>
+      </w:r>
+      <w:r>
+        <w:rPr>
+          <w:b/>
+          <w:bCs/>
+        </w:rPr>
+        <w:t xml:space="preserve">Estado divulga lista de projetos classificados no edital da Lei de Incentivo à Cultura</w:t>
+      </w:r>
+      <w:r>
+        <w:t xml:space="preserve">. Porto Alegre, 20 jun. 2024. Disponível em: https://www.estado.rs.gov.br/estado-divulga-lista-de-projetos-classificados-no-edital-da-lei-de-incentivo-a-cultura. Acesso em: 27 set. 2026.</w:t>
+      </w:r>
+    </w:p>
+    <w:p>
+      <w:pPr>
+        <w:pStyle w:val="BodyText"/>
+      </w:pPr>
+      <w:r>
+        <w:t xml:space="preserve">RIO GRANDE DO SUL. Secretaria da Cultura.</w:t>
+      </w:r>
+      <w:r>
+        <w:t xml:space="preserve"> </w:t>
+      </w:r>
+      <w:r>
+        <w:rPr>
+          <w:b/>
+          <w:bCs/>
+        </w:rPr>
+        <w:t xml:space="preserve">Lei de Incentivo à Cultura</w:t>
+      </w:r>
+      <w:r>
+        <w:t xml:space="preserve">: sobre. Porto Alegre: Sedac, 2026. Disponível em: https://cultura.rs.gov.br/lei-de-incentivo-a-cultura. Acesso em: 27 set. 2026.</w:t>
+      </w:r>
+    </w:p>
+    <w:p>
+      <w:pPr>
+        <w:pStyle w:val="BodyText"/>
+      </w:pPr>
+      <w:r>
+        <w:t xml:space="preserve">SECULT – SECRETARIA DE ESTADO DA CULTURA DO ESPÍRITO SANTO.</w:t>
+      </w:r>
+      <w:r>
+        <w:t xml:space="preserve"> </w:t>
+      </w:r>
+      <w:r>
+        <w:rPr>
+          <w:b/>
+          <w:bCs/>
+        </w:rPr>
+        <w:t xml:space="preserve">Boletim de Economia Criativa</w:t>
+      </w:r>
+      <w:r>
+        <w:t xml:space="preserve">: Espírito Santo, 2º trimestre de 2020. Vitória: SECULT, 2020. Disponível em: https://secult.es.gov.br/media/002/Boletim_Economia_Criativa_02T_2020.pdf. Acesso em: 27 set. 2026.</w:t>
+      </w:r>
+    </w:p>
+    <w:p>
+      <w:pPr>
+        <w:pStyle w:val="BodyText"/>
+      </w:pPr>
+      <w:r>
+        <w:t xml:space="preserve">SECULT – SECRETARIA DE ESTADO DA CULTURA DO ESPÍRITO SANTO.</w:t>
+      </w:r>
+      <w:r>
+        <w:t xml:space="preserve"> </w:t>
+      </w:r>
+      <w:r>
+        <w:rPr>
+          <w:b/>
+          <w:bCs/>
+        </w:rPr>
+        <w:t xml:space="preserve">Instrução Normativa nº 002, de 31 de janeiro de 2022</w:t>
+      </w:r>
+      <w:r>
+        <w:t xml:space="preserve">. Vitória: SECULT, 2022. Disponível em: https://secult.es.gov.br/media/2022/INSTRU_</w:t>
       </w:r>
       <w:r>
         <w:rPr>
           <w:i/>
           <w:iCs/>
         </w:rPr>
-        <w:t xml:space="preserve">In</w:t>
-      </w:r>
-      <w:r>
-        <w:t xml:space="preserve">: MENEZES FILHO, Naercio Aquino; PINTO, Cristine Campos de Xavier (org.).</w:t>
+        <w:t xml:space="preserve">O_NORMATIVA_LICC</w:t>
+      </w:r>
+      <w:r>
+        <w:t xml:space="preserve">-_SECULT.pdf. Acesso em: 27 set. 2026.</w:t>
+      </w:r>
+    </w:p>
+    <w:p>
+      <w:pPr>
+        <w:pStyle w:val="BodyText"/>
+      </w:pPr>
+      <w:r>
+        <w:t xml:space="preserve">SECULT – SECRETARIA DE ESTADO DA CULTURA DO ESPÍRITO SANTO. Instrução Normativa nº 001, de 31 de janeiro de 2023.</w:t>
       </w:r>
       <w:r>
         <w:t xml:space="preserve"> </w:t>
@@ -5152,18 +6618,18 @@
           <w:b/>
           <w:bCs/>
         </w:rPr>
-        <w:t xml:space="preserve">Avaliação econômica de projetos sociais</w:t>
-      </w:r>
-      <w:r>
-        <w:t xml:space="preserve">. 3. ed. São Paulo: Fundação Itaú Social, 2017. p. 13-37.</w:t>
-      </w:r>
-    </w:p>
-    <w:p>
-      <w:pPr>
-        <w:pStyle w:val="BodyText"/>
-      </w:pPr>
-      <w:r>
-        <w:t xml:space="preserve">BAUMOL, William J.; BOWEN, William G.</w:t>
+        <w:t xml:space="preserve">Diário Oficial dos Poderes do Estado</w:t>
+      </w:r>
+      <w:r>
+        <w:t xml:space="preserve">, Vitória, 1º fev. 2023a. Disponível em: https://secult.es.gov.br/instrucao-normativa-licc-2023. Acesso em: 24 set. 2026.</w:t>
+      </w:r>
+    </w:p>
+    <w:p>
+      <w:pPr>
+        <w:pStyle w:val="BodyText"/>
+      </w:pPr>
+      <w:r>
+        <w:t xml:space="preserve">SECULT – SECRETARIA DE ESTADO DA CULTURA DO ESPÍRITO SANTO. Regimento interno da Comissão de Avaliação Permanente (CAP) da Lei de Incentivo à Cultura Capixaba.</w:t>
       </w:r>
       <w:r>
         <w:t xml:space="preserve"> </w:t>
@@ -5173,27 +6639,18 @@
           <w:b/>
           <w:bCs/>
         </w:rPr>
-        <w:t xml:space="preserve">Performing arts</w:t>
-      </w:r>
-      <w:r>
-        <w:t xml:space="preserve">: the economic dilemma. New York: The Twentieth Century Fund, 1966.</w:t>
-      </w:r>
-    </w:p>
-    <w:p>
-      <w:pPr>
-        <w:pStyle w:val="BodyText"/>
-      </w:pPr>
-      <w:r>
-        <w:t xml:space="preserve">BELEM, Marcela Purini; DONADONE, Julio Cesar. A Lei Rouanet e a construção do</w:t>
-      </w:r>
-      <w:r>
-        <w:t xml:space="preserve"> </w:t>
-      </w:r>
-      <w:r>
-        <w:t xml:space="preserve">“mercado de patrocínios culturais”</w:t>
-      </w:r>
-      <w:r>
-        <w:t xml:space="preserve">.</w:t>
+        <w:t xml:space="preserve">Diário Oficial dos Poderes do Estado</w:t>
+      </w:r>
+      <w:r>
+        <w:t xml:space="preserve">, Vitória, 16 fev. 2023b. Disponível em: https://secult.es.gov.br/legislacao-licc. Acesso em: 23 set. 2026.</w:t>
+      </w:r>
+    </w:p>
+    <w:p>
+      <w:pPr>
+        <w:pStyle w:val="BodyText"/>
+      </w:pPr>
+      <w:r>
+        <w:t xml:space="preserve">SECULT – SECRETARIA DE ESTADO DA CULTURA DO ESPÍRITO SANTO. Instrução Normativa nº 001, de 31 de janeiro de 2024.</w:t>
       </w:r>
       <w:r>
         <w:t xml:space="preserve"> </w:t>
@@ -5203,18 +6660,26 @@
           <w:b/>
           <w:bCs/>
         </w:rPr>
-        <w:t xml:space="preserve">NORUS – Novos Rumos Sociológicos</w:t>
-      </w:r>
-      <w:r>
-        <w:t xml:space="preserve">, Pelotas, v. 1, n. 1, 2013. Disponível em: https://periodicos.ufpel.edu.br/index.php/NORUS/article/view/2761.</w:t>
-      </w:r>
-    </w:p>
-    <w:p>
-      <w:pPr>
-        <w:pStyle w:val="BodyText"/>
-      </w:pPr>
-      <w:r>
-        <w:t xml:space="preserve">BERTRAND, Marianne; BOMBARDINI, Matilde; FISMAN, Raymond; TREBBI, Francesco. Tax-exempt lobbying: corporate philanthropy as a tool for political influence.</w:t>
+        <w:t xml:space="preserve">Diário Oficial dos Poderes do Estado</w:t>
+      </w:r>
+      <w:r>
+        <w:t xml:space="preserve">, Vitória, 1º fev. 2024a. Disponível em: https://secult.es.gov.br/instrucao-normativa-licc-2024. Acesso em: 24 set. 2026.</w:t>
+      </w:r>
+    </w:p>
+    <w:p>
+      <w:pPr>
+        <w:pStyle w:val="BodyText"/>
+      </w:pPr>
+      <w:r>
+        <w:t xml:space="preserve">SECULT – SECRETARIA DE ESTADO DA CULTURA DO ESPÍRITO SANTO. Portaria nº 078, de 31 de julho de 2024. Introduz alterações no artigo 12 da Instrução Normativa nº 001 de 31 de janeiro de 2024. Vitória: SECULT, 2024b. Disponível em: https://secult.es.gov.br/media/2024/PORTARIA_SECULT_N%C2%BA_078%2C_DE_31_DE_JULHO_DE_2024.pdf. Acesso em: 23 set. 2026.</w:t>
+      </w:r>
+    </w:p>
+    <w:p>
+      <w:pPr>
+        <w:pStyle w:val="BodyText"/>
+      </w:pPr>
+      <w:r>
+        <w:t xml:space="preserve">SECULT – SECRETARIA DE ESTADO DA CULTURA DO ESPÍRITO SANTO.</w:t>
       </w:r>
       <w:r>
         <w:t xml:space="preserve"> </w:t>
@@ -5224,18 +6689,18 @@
           <w:b/>
           <w:bCs/>
         </w:rPr>
-        <w:t xml:space="preserve">American Economic Review</w:t>
-      </w:r>
-      <w:r>
-        <w:t xml:space="preserve">, v. 110, n. 7, p. 2065-2102, 2020. DOI: 10.1257/aer.20180615.</w:t>
-      </w:r>
-    </w:p>
-    <w:p>
-      <w:pPr>
-        <w:pStyle w:val="BodyText"/>
-      </w:pPr>
-      <w:r>
-        <w:t xml:space="preserve">BORGONOVI, Francesca; O’HARE, Michael. The impact of the National Endowment for the Arts in the United States: institutional and sectoral effects on private funding.</w:t>
+        <w:t xml:space="preserve">Instrução Normativa nº 001/2025, de 14 de janeiro de 2025</w:t>
+      </w:r>
+      <w:r>
+        <w:t xml:space="preserve">. Vitória: SECULT, 2025a.</w:t>
+      </w:r>
+    </w:p>
+    <w:p>
+      <w:pPr>
+        <w:pStyle w:val="BodyText"/>
+      </w:pPr>
+      <w:r>
+        <w:t xml:space="preserve">SECULT – SECRETARIA DE ESTADO DA CULTURA DO ESPÍRITO SANTO. Portaria nº 062-S, de 9 de maio de 2025. Altera a Instrução Normativa nº 001 de 31 de janeiro de 2025.</w:t>
       </w:r>
       <w:r>
         <w:t xml:space="preserve"> </w:t>
@@ -5245,18 +6710,18 @@
           <w:b/>
           <w:bCs/>
         </w:rPr>
-        <w:t xml:space="preserve">Journal of Cultural Economics</w:t>
-      </w:r>
-      <w:r>
-        <w:t xml:space="preserve">, v. 28, n. 1, p. 21-36, 2004. DOI: 10.1023/B:JCEC.0000009823.76834.64.</w:t>
-      </w:r>
-    </w:p>
-    <w:p>
-      <w:pPr>
-        <w:pStyle w:val="BodyText"/>
-      </w:pPr>
-      <w:r>
-        <w:t xml:space="preserve">BRADBURY, J. C. Do movie production incentives generate economic development?</w:t>
+        <w:t xml:space="preserve">Diário Oficial dos Poderes do Estado</w:t>
+      </w:r>
+      <w:r>
+        <w:t xml:space="preserve">, Vitória, 2025b.</w:t>
+      </w:r>
+    </w:p>
+    <w:p>
+      <w:pPr>
+        <w:pStyle w:val="BodyText"/>
+      </w:pPr>
+      <w:r>
+        <w:t xml:space="preserve">SECULT – SECRETARIA DE ESTADO DA CULTURA DO ESPÍRITO SANTO.</w:t>
       </w:r>
       <w:r>
         <w:t xml:space="preserve"> </w:t>
@@ -5266,18 +6731,18 @@
           <w:b/>
           <w:bCs/>
         </w:rPr>
-        <w:t xml:space="preserve">Contemporary Economic Policy</w:t>
-      </w:r>
-      <w:r>
-        <w:t xml:space="preserve">, v. 38, n. 2, p. 327-342, 2020. DOI: 10.1111/coep.12443.</w:t>
-      </w:r>
-    </w:p>
-    <w:p>
-      <w:pPr>
-        <w:pStyle w:val="BodyText"/>
-      </w:pPr>
-      <w:r>
-        <w:t xml:space="preserve">BRASIL. Tribunal de Contas da União.</w:t>
+        <w:t xml:space="preserve">Edital de credenciamento nº 001/2025</w:t>
+      </w:r>
+      <w:r>
+        <w:t xml:space="preserve">: serviços de pareceristas da Lei de Incentivo à Cultura Capixaba; lista de credenciados por área, atualizada em 18 set. 2026. Vitória: SECULT, 2025c. Disponível em: https://secult.es.gov.br/credenciamento. Acesso em: 27 set. 2026.</w:t>
+      </w:r>
+    </w:p>
+    <w:p>
+      <w:pPr>
+        <w:pStyle w:val="BodyText"/>
+      </w:pPr>
+      <w:r>
+        <w:t xml:space="preserve">SECULT – SECRETARIA DE ESTADO DA CULTURA DO ESPÍRITO SANTO.</w:t>
       </w:r>
       <w:r>
         <w:t xml:space="preserve"> </w:t>
@@ -5287,18 +6752,18 @@
           <w:b/>
           <w:bCs/>
         </w:rPr>
-        <w:t xml:space="preserve">Acórdão nº 1.205/2014 – Plenário</w:t>
-      </w:r>
-      <w:r>
-        <w:t xml:space="preserve">. Relator: Raimundo Carreiro. Brasília, 14 maio 2014.</w:t>
-      </w:r>
-    </w:p>
-    <w:p>
-      <w:pPr>
-        <w:pStyle w:val="BodyText"/>
-      </w:pPr>
-      <w:r>
-        <w:t xml:space="preserve">BRASIL. Tribunal de Contas da União.</w:t>
+        <w:t xml:space="preserve">Instrução Normativa nº 001/2026, de 12 de janeiro de 2026</w:t>
+      </w:r>
+      <w:r>
+        <w:t xml:space="preserve">. Vitória: SECULT, 2026a.</w:t>
+      </w:r>
+    </w:p>
+    <w:p>
+      <w:pPr>
+        <w:pStyle w:val="BodyText"/>
+      </w:pPr>
+      <w:r>
+        <w:t xml:space="preserve">SECULT – SECRETARIA DE ESTADO DA CULTURA DO ESPÍRITO SANTO.</w:t>
       </w:r>
       <w:r>
         <w:t xml:space="preserve"> </w:t>
@@ -5308,18 +6773,30 @@
           <w:b/>
           <w:bCs/>
         </w:rPr>
-        <w:t xml:space="preserve">Acórdão nº 191/2016 – Plenário</w:t>
-      </w:r>
-      <w:r>
-        <w:t xml:space="preserve">. Relator: Augusto Sherman Cavalcanti. Brasília, 3 fev. 2016.</w:t>
-      </w:r>
-    </w:p>
-    <w:p>
-      <w:pPr>
-        <w:pStyle w:val="BodyText"/>
-      </w:pPr>
-      <w:r>
-        <w:t xml:space="preserve">BRASIL. Secretaria do Tesouro Nacional.</w:t>
+        <w:t xml:space="preserve">Recursos financeiros captados</w:t>
+      </w:r>
+      <w:r>
+        <w:t xml:space="preserve">: anexos</w:t>
+      </w:r>
+      <w:r>
+        <w:t xml:space="preserve"> </w:t>
+      </w:r>
+      <w:r>
+        <w:t xml:space="preserve">“Recurso financeiro captado”</w:t>
+      </w:r>
+      <w:r>
+        <w:t xml:space="preserve"> </w:t>
+      </w:r>
+      <w:r>
+        <w:t xml:space="preserve">de 2022 a 2026. Vitória: SECULT, 2026c. Disponível em: https://secult.es.gov.br/recursos-financeiros-captados. Acesso em: 24 set. 2026.</w:t>
+      </w:r>
+    </w:p>
+    <w:p>
+      <w:pPr>
+        <w:pStyle w:val="BodyText"/>
+      </w:pPr>
+      <w:r>
+        <w:t xml:space="preserve">SECULT – SECRETARIA DE ESTADO DA CULTURA DO ESPÍRITO SANTO.</w:t>
       </w:r>
       <w:r>
         <w:t xml:space="preserve"> </w:t>
@@ -5329,18 +6806,18 @@
           <w:b/>
           <w:bCs/>
         </w:rPr>
-        <w:t xml:space="preserve">SICONFI</w:t>
-      </w:r>
-      <w:r>
-        <w:t xml:space="preserve">: Declaração de Contas Anuais (DCA) do Estado do Espírito Santo e de seus municípios, 2021-2025. Brasília: STN, 2026a. Disponível em: https://apidatalake.tesouro.gov.br/ords/siconfi/tt/dca. Acesso em: 23 set. 2026.</w:t>
-      </w:r>
-    </w:p>
-    <w:p>
-      <w:pPr>
-        <w:pStyle w:val="BodyText"/>
-      </w:pPr>
-      <w:r>
-        <w:t xml:space="preserve">BRASIL. Ministério da Cultura.</w:t>
+        <w:t xml:space="preserve">Mapa Cultural do Espírito Santo</w:t>
+      </w:r>
+      <w:r>
+        <w:t xml:space="preserve">: API pública de agentes e oportunidades (inclusive as fases de avaliação da LICC). Vitória: SECULT, 2026d. Disponível em: https://mapa.cultura.es.gov.br. Acesso em: 24 set. 2026.</w:t>
+      </w:r>
+    </w:p>
+    <w:p>
+      <w:pPr>
+        <w:pStyle w:val="BodyText"/>
+      </w:pPr>
+      <w:r>
+        <w:t xml:space="preserve">SECULT – SECRETARIA DE ESTADO DA CULTURA DO ESPÍRITO SANTO.</w:t>
       </w:r>
       <w:r>
         <w:t xml:space="preserve"> </w:t>
@@ -5350,18 +6827,18 @@
           <w:b/>
           <w:bCs/>
         </w:rPr>
-        <w:t xml:space="preserve">SALIC</w:t>
-      </w:r>
-      <w:r>
-        <w:t xml:space="preserve">: API de dados abertos (projetos e incentivadores da Lei Rouanet). Brasília: MinC, 2026b. Disponível em: https://api.salic.cultura.gov.br/api/v1. Acesso em: 24 set. 2026.</w:t>
-      </w:r>
-    </w:p>
-    <w:p>
-      <w:pPr>
-        <w:pStyle w:val="BodyText"/>
-      </w:pPr>
-      <w:r>
-        <w:t xml:space="preserve">BROOKS, A. C. In search of true public arts support.</w:t>
+        <w:t xml:space="preserve">Parecer técnico cultural LICC</w:t>
+      </w:r>
+      <w:r>
+        <w:t xml:space="preserve">: modelo padrão. Vitória: SECULT, 2026e. Disponível em: https://secult.es.gov.br/LICC. Acesso em: 24 set. 2026.</w:t>
+      </w:r>
+    </w:p>
+    <w:p>
+      <w:pPr>
+        <w:pStyle w:val="BodyText"/>
+      </w:pPr>
+      <w:r>
+        <w:t xml:space="preserve">SECULT – SECRETARIA DE ESTADO DA CULTURA DO ESPÍRITO SANTO.</w:t>
       </w:r>
       <w:r>
         <w:t xml:space="preserve"> </w:t>
@@ -5371,18 +6848,13 @@
           <w:b/>
           <w:bCs/>
         </w:rPr>
-        <w:t xml:space="preserve">Public Budgeting &amp; Finance</w:t>
-      </w:r>
-      <w:r>
-        <w:t xml:space="preserve">, v. 24, n. 2, p. 88-100, 2004. DOI: 10.1111/j.0275-1100.2004.02402006.x.</w:t>
-      </w:r>
-    </w:p>
-    <w:p>
-      <w:pPr>
-        <w:pStyle w:val="BodyText"/>
-      </w:pPr>
-      <w:r>
-        <w:t xml:space="preserve">BUTTON, Patrick. Do tax incentives affect business location and economic development? Evidence from state film incentives.</w:t>
+        <w:t xml:space="preserve">Lista de projetos habilitados</w:t>
+      </w:r>
+      <w:r>
+        <w:t xml:space="preserve"> </w:t>
+      </w:r>
+      <w:r>
+        <w:t xml:space="preserve">(seções 2022 a 2026) e</w:t>
       </w:r>
       <w:r>
         <w:t xml:space="preserve"> </w:t>
@@ -5392,18 +6864,18 @@
           <w:b/>
           <w:bCs/>
         </w:rPr>
-        <w:t xml:space="preserve">Regional Science and Urban Economics</w:t>
-      </w:r>
-      <w:r>
-        <w:t xml:space="preserve">, v. 77, p. 315-339, 2019. DOI: 10.1016/j.regsciurbeco.2019.06.002.</w:t>
-      </w:r>
-    </w:p>
-    <w:p>
-      <w:pPr>
-        <w:pStyle w:val="BodyText"/>
-      </w:pPr>
-      <w:r>
-        <w:t xml:space="preserve">COLOMBO, Daniel Gama e; CRUZ, Hélio Nogueira da. Impact assessment of innovation tax incentives in Brazil.</w:t>
+        <w:t xml:space="preserve">Recurso financeiro captado – 2025</w:t>
+      </w:r>
+      <w:r>
+        <w:t xml:space="preserve">. Vitória: SECULT, 2026b. Disponível em: https://secult.es.gov.br/lista-de-projetos-habilitados. Acesso em: 3 set. 2026.</w:t>
+      </w:r>
+    </w:p>
+    <w:p>
+      <w:pPr>
+        <w:pStyle w:val="BodyText"/>
+      </w:pPr>
+      <w:r>
+        <w:t xml:space="preserve">SECULT – SECRETARIA DE ESTADO DA CULTURA DO ESPÍRITO SANTO.</w:t>
       </w:r>
       <w:r>
         <w:t xml:space="preserve"> </w:t>
@@ -5413,18 +6885,18 @@
           <w:b/>
           <w:bCs/>
         </w:rPr>
-        <w:t xml:space="preserve">Innovation &amp; Management Review</w:t>
-      </w:r>
-      <w:r>
-        <w:t xml:space="preserve">, v. 20, n. 1, p. 28-42, 2023. DOI: 10.1108/INMR-11-2020-0167.</w:t>
-      </w:r>
-    </w:p>
-    <w:p>
-      <w:pPr>
-        <w:pStyle w:val="BodyText"/>
-      </w:pPr>
-      <w:r>
-        <w:t xml:space="preserve">COSTA, Camila Furlan da; MEDEIROS, Igor Baptista de Oliveira; BUCCO, Guilherme Brandelli. O financiamento da cultura no Brasil no período 2003-15: um caminho para geração de renda monopolista.</w:t>
+        <w:t xml:space="preserve">Comissão de Avaliação Permanente (CAP)</w:t>
+      </w:r>
+      <w:r>
+        <w:t xml:space="preserve">: extratos das atas das reuniões, 2023 a 2026. Vitória: SECULT, 2026f. Disponível em: https://secult.es.gov.br/cap-2026. Acesso em: 27 set. 2026.</w:t>
+      </w:r>
+    </w:p>
+    <w:p>
+      <w:pPr>
+        <w:pStyle w:val="BodyText"/>
+      </w:pPr>
+      <w:r>
+        <w:t xml:space="preserve">SECULT – SECRETARIA DE ESTADO DA CULTURA DO ESPÍRITO SANTO.</w:t>
       </w:r>
       <w:r>
         <w:t xml:space="preserve"> </w:t>
@@ -5434,18 +6906,18 @@
           <w:b/>
           <w:bCs/>
         </w:rPr>
-        <w:t xml:space="preserve">Revista de Administração Pública</w:t>
-      </w:r>
-      <w:r>
-        <w:t xml:space="preserve">, Rio de Janeiro, v. 51, n. 4, p. 509-527, 2017. DOI: 10.1590/0034-7612162254.</w:t>
-      </w:r>
-    </w:p>
-    <w:p>
-      <w:pPr>
-        <w:pStyle w:val="BodyText"/>
-      </w:pPr>
-      <w:r>
-        <w:t xml:space="preserve">DEKKER, Erwin; RODRIGUES, Ana Carolina. The political economy of Brazilian cultural policy: a case study of the Rouanet Law.</w:t>
+        <w:t xml:space="preserve">Ata de julgamento de recursos e resultado final da etapa de pré-seleção de projetos</w:t>
+      </w:r>
+      <w:r>
+        <w:t xml:space="preserve">: Edital nº 29/2025, produção de curta e média-metragem. Vitória: SECULT, 2026g. Disponível em: https://secult.es.gov.br/media/ata-de-julgamento-de-recursos-pre-selecao-29-2025.pdf. Acesso em: 27 set. 2026.</w:t>
+      </w:r>
+    </w:p>
+    <w:p>
+      <w:pPr>
+        <w:pStyle w:val="BodyText"/>
+      </w:pPr>
+      <w:r>
+        <w:t xml:space="preserve">SILVA, Frederico Augusto Barbosa da.</w:t>
       </w:r>
       <w:r>
         <w:t xml:space="preserve"> </w:t>
@@ -5455,18 +6927,18 @@
           <w:b/>
           <w:bCs/>
         </w:rPr>
-        <w:t xml:space="preserve">Journal of Public Finance and Public Choice</w:t>
-      </w:r>
-      <w:r>
-        <w:t xml:space="preserve">, v. 34, n. 2, p. 149-171, 2019. DOI: 10.1332/251569119X15675896589688.</w:t>
-      </w:r>
-    </w:p>
-    <w:p>
-      <w:pPr>
-        <w:pStyle w:val="BodyText"/>
-      </w:pPr>
-      <w:r>
-        <w:t xml:space="preserve">DJIMEU, Eric W.; HOUNDOLO, Deo-Gracias. Power calculation for causal inference in social science: sample size and minimum detectable effect determination.</w:t>
+        <w:t xml:space="preserve">Financiamento cultural no Brasil contemporâneo</w:t>
+      </w:r>
+      <w:r>
+        <w:t xml:space="preserve">. Brasília: Ipea, 2017. (Texto para Discussão, 2280).</w:t>
+      </w:r>
+    </w:p>
+    <w:p>
+      <w:pPr>
+        <w:pStyle w:val="BodyText"/>
+      </w:pPr>
+      <w:r>
+        <w:t xml:space="preserve">TEIXEIRA, Lusvânio Carlos; XAVIER, Wescley Silva; FARIA, Evandro Rodrigues de; BRAVIM, Márcio Teixeira. Relação entre os equipamentos e políticas culturais dos municípios de Minas Gerais e a captação de recursos via Lei Estadual de Incentivo à Cultura.</w:t>
       </w:r>
       <w:r>
         <w:t xml:space="preserve"> </w:t>
@@ -5476,18 +6948,32 @@
           <w:b/>
           <w:bCs/>
         </w:rPr>
-        <w:t xml:space="preserve">Journal of Development Effectiveness</w:t>
-      </w:r>
-      <w:r>
-        <w:t xml:space="preserve">, v. 8, n. 4, p. 508-527, 2016. DOI: 10.1080/19439342.2016.1244555.</w:t>
-      </w:r>
-    </w:p>
-    <w:p>
-      <w:pPr>
-        <w:pStyle w:val="BodyText"/>
-      </w:pPr>
-      <w:r>
-        <w:t xml:space="preserve">ELDRIDGE, Sandra M.; ASHBY, Deborah; KERRY, Sally. Sample size for cluster randomized trials: effect of coefficient of variation of cluster size and analysis method.</w:t>
+        <w:t xml:space="preserve">Interações</w:t>
+      </w:r>
+      <w:r>
+        <w:t xml:space="preserve">, Campo Grande, v. 22, n. 2, p. 405-419, 2021. DOI:</w:t>
+      </w:r>
+      <w:r>
+        <w:t xml:space="preserve"> </w:t>
+      </w:r>
+      <w:hyperlink r:id="rId53">
+        <w:r>
+          <w:rPr>
+            <w:rStyle w:val="Hyperlink"/>
+          </w:rPr>
+          <w:t xml:space="preserve">10.20435/inter.v22i2.2965</w:t>
+        </w:r>
+      </w:hyperlink>
+      <w:r>
+        <w:t xml:space="preserve">.</w:t>
+      </w:r>
+    </w:p>
+    <w:p>
+      <w:pPr>
+        <w:pStyle w:val="BodyText"/>
+      </w:pPr>
+      <w:r>
+        <w:t xml:space="preserve">THOM, Michael. Lights, camera, but no action? Tax and economic development lessons from state motion picture incentive programs.</w:t>
       </w:r>
       <w:r>
         <w:t xml:space="preserve"> </w:t>
@@ -5497,18 +6983,32 @@
           <w:b/>
           <w:bCs/>
         </w:rPr>
-        <w:t xml:space="preserve">International Journal of Epidemiology</w:t>
-      </w:r>
-      <w:r>
-        <w:t xml:space="preserve">, v. 35, n. 5, p. 1292-1300, 2006. DOI: 10.1093/ije/dyl129.</w:t>
-      </w:r>
-    </w:p>
-    <w:p>
-      <w:pPr>
-        <w:pStyle w:val="BodyText"/>
-      </w:pPr>
-      <w:r>
-        <w:t xml:space="preserve">ESPÍRITO SANTO (Estado). Lei nº 11.246, de 7 de abril de 2021. Introduz alterações na Lei nº 7.000, de 27 de dezembro de 2001.</w:t>
+        <w:t xml:space="preserve">The American Review of Public Administration</w:t>
+      </w:r>
+      <w:r>
+        <w:t xml:space="preserve">, v. 48, n. 1, p. 33-51, 2018. DOI:</w:t>
+      </w:r>
+      <w:r>
+        <w:t xml:space="preserve"> </w:t>
+      </w:r>
+      <w:hyperlink r:id="rId54">
+        <w:r>
+          <w:rPr>
+            <w:rStyle w:val="Hyperlink"/>
+          </w:rPr>
+          <w:t xml:space="preserve">10.1177/0275074016651958</w:t>
+        </w:r>
+      </w:hyperlink>
+      <w:r>
+        <w:t xml:space="preserve">.</w:t>
+      </w:r>
+    </w:p>
+    <w:p>
+      <w:pPr>
+        <w:pStyle w:val="BodyText"/>
+      </w:pPr>
+      <w:r>
+        <w:t xml:space="preserve">THROSBY, David. The production and consumption of the arts: a view of cultural economics.</w:t>
       </w:r>
       <w:r>
         <w:t xml:space="preserve"> </w:t>
@@ -5518,18 +7018,18 @@
           <w:b/>
           <w:bCs/>
         </w:rPr>
-        <w:t xml:space="preserve">Diário Oficial dos Poderes do Estado</w:t>
-      </w:r>
-      <w:r>
-        <w:t xml:space="preserve">, Vitória, 8 abr. 2021a.</w:t>
-      </w:r>
-    </w:p>
-    <w:p>
-      <w:pPr>
-        <w:pStyle w:val="BodyText"/>
-      </w:pPr>
-      <w:r>
-        <w:t xml:space="preserve">ESPÍRITO SANTO (Estado). Decreto nº 5.035-R, de 15 de dezembro de 2021. Dispõe sobre a regulamentação do incentivo fiscal concedido nos termos do art. 5º-B, IX, da Lei nº 7.000, de 27 de dezembro de 2001.</w:t>
+        <w:t xml:space="preserve">Journal of Economic Literature</w:t>
+      </w:r>
+      <w:r>
+        <w:t xml:space="preserve">, v. 32, n. 1, p. 1-29, 1994.</w:t>
+      </w:r>
+    </w:p>
+    <w:p>
+      <w:pPr>
+        <w:pStyle w:val="BodyText"/>
+      </w:pPr>
+      <w:r>
+        <w:t xml:space="preserve">WHITE, Howard; RAITZER, David A.</w:t>
       </w:r>
       <w:r>
         <w:t xml:space="preserve"> </w:t>
@@ -5539,18 +7039,32 @@
           <w:b/>
           <w:bCs/>
         </w:rPr>
-        <w:t xml:space="preserve">Diário Oficial dos Poderes do Estado</w:t>
-      </w:r>
-      <w:r>
-        <w:t xml:space="preserve">, Vitória, 16 dez. 2021b.</w:t>
-      </w:r>
-    </w:p>
-    <w:p>
-      <w:pPr>
-        <w:pStyle w:val="BodyText"/>
-      </w:pPr>
-      <w:r>
-        <w:t xml:space="preserve">FELD, Alan L.; O’HARE, Michael; SCHUSTER, J. Mark Davidson.</w:t>
+        <w:t xml:space="preserve">Impact evaluation of development interventions</w:t>
+      </w:r>
+      <w:r>
+        <w:t xml:space="preserve">: a practical guide. Mandaluyong City: Asian Development Bank, 2017. DOI:</w:t>
+      </w:r>
+      <w:r>
+        <w:t xml:space="preserve"> </w:t>
+      </w:r>
+      <w:hyperlink r:id="rId55">
+        <w:r>
+          <w:rPr>
+            <w:rStyle w:val="Hyperlink"/>
+          </w:rPr>
+          <w:t xml:space="preserve">10.22617/TCS179188-2</w:t>
+        </w:r>
+      </w:hyperlink>
+      <w:r>
+        <w:t xml:space="preserve">.</w:t>
+      </w:r>
+    </w:p>
+    <w:p>
+      <w:pPr>
+        <w:pStyle w:val="BodyText"/>
+      </w:pPr>
+      <w:r>
+        <w:t xml:space="preserve">WILLIAMS, Martin J. External validity and policy adaptation: from impact evaluation to policy design.</w:t>
       </w:r>
       <w:r>
         <w:t xml:space="preserve"> </w:t>
@@ -5560,637 +7074,27 @@
           <w:b/>
           <w:bCs/>
         </w:rPr>
-        <w:t xml:space="preserve">Patrons despite themselves</w:t>
-      </w:r>
-      <w:r>
-        <w:t xml:space="preserve">: taxpayers and arts policy. New York: New York University Press, 1983.</w:t>
-      </w:r>
-    </w:p>
-    <w:p>
-      <w:pPr>
-        <w:pStyle w:val="BodyText"/>
-      </w:pPr>
-      <w:r>
-        <w:t xml:space="preserve">FINKELSTEIN, Amy; NOTOWIDIGDO, Matthew J. Take-up and targeting: experimental evidence from SNAP.</w:t>
-      </w:r>
-      <w:r>
-        <w:t xml:space="preserve"> </w:t>
-      </w:r>
-      <w:r>
-        <w:rPr>
-          <w:b/>
-          <w:bCs/>
-        </w:rPr>
-        <w:t xml:space="preserve">The Quarterly Journal of Economics</w:t>
-      </w:r>
-      <w:r>
-        <w:t xml:space="preserve">, v. 134, n. 3, p. 1505-1556, 2019. DOI: 10.1093/qje/qjz013.</w:t>
-      </w:r>
-    </w:p>
-    <w:p>
-      <w:pPr>
-        <w:pStyle w:val="BodyText"/>
-      </w:pPr>
-      <w:r>
-        <w:t xml:space="preserve">GELMAN, Andrew; CARLIN, John. Beyond power calculations: assessing type S (sign) and type M (magnitude) errors.</w:t>
-      </w:r>
-      <w:r>
-        <w:t xml:space="preserve"> </w:t>
-      </w:r>
-      <w:r>
-        <w:rPr>
-          <w:b/>
-          <w:bCs/>
-        </w:rPr>
-        <w:t xml:space="preserve">Perspectives on Psychological Science</w:t>
-      </w:r>
-      <w:r>
-        <w:t xml:space="preserve">, v. 9, n. 6, p. 641-651, 2014. DOI: 10.1177/1745691614551642.</w:t>
-      </w:r>
-    </w:p>
-    <w:p>
-      <w:pPr>
-        <w:pStyle w:val="BodyText"/>
-      </w:pPr>
-      <w:r>
-        <w:t xml:space="preserve">GERTLER, Paul J.; MARTÍNEZ, Sebastián; PREMAND, Patrick; RAWLINGS, Laura B.; VERMEERSCH, Christel M. J.</w:t>
-      </w:r>
-      <w:r>
-        <w:t xml:space="preserve"> </w:t>
-      </w:r>
-      <w:r>
-        <w:rPr>
-          <w:b/>
-          <w:bCs/>
-        </w:rPr>
-        <w:t xml:space="preserve">Avaliação de impacto na prática</w:t>
-      </w:r>
-      <w:r>
-        <w:t xml:space="preserve">. 2. ed. Washington, DC: Banco Interamericano de Desenvolvimento; Banco Mundial, 2018.</w:t>
-      </w:r>
-    </w:p>
-    <w:p>
-      <w:pPr>
-        <w:pStyle w:val="BodyText"/>
-      </w:pPr>
-      <w:r>
-        <w:t xml:space="preserve">GOMES, Pedro; LIBRERO-CANO, Alejandro. Evaluating three decades of the European Capital of Culture programme: a difference-in-differences approach.</w:t>
-      </w:r>
-      <w:r>
-        <w:t xml:space="preserve"> </w:t>
-      </w:r>
-      <w:r>
-        <w:rPr>
-          <w:b/>
-          <w:bCs/>
-        </w:rPr>
-        <w:t xml:space="preserve">Journal of Cultural Economics</w:t>
-      </w:r>
-      <w:r>
-        <w:t xml:space="preserve">, v. 42, n. 1, p. 57-73, 2018. DOI: 10.1007/s10824-016-9281-x.</w:t>
-      </w:r>
-    </w:p>
-    <w:p>
-      <w:pPr>
-        <w:pStyle w:val="BodyText"/>
-      </w:pPr>
-      <w:r>
-        <w:t xml:space="preserve">GUIMARÃES, Bruno Costa. Concentração cultural: por que podemos dizer que, no Brasil, o investimento na cultura está mais concentrado que o PIB?</w:t>
-      </w:r>
-      <w:r>
-        <w:t xml:space="preserve"> </w:t>
-      </w:r>
-      <w:r>
-        <w:rPr>
-          <w:b/>
-          <w:bCs/>
-        </w:rPr>
-        <w:t xml:space="preserve">Mediações – Revista de Ciências Sociais</w:t>
-      </w:r>
-      <w:r>
-        <w:t xml:space="preserve">, Londrina, v. 25, n. 2, 2020. DOI: 10.5433/2176-6665.2020v25n2p412.</w:t>
-      </w:r>
-    </w:p>
-    <w:p>
-      <w:pPr>
-        <w:pStyle w:val="BodyText"/>
-      </w:pPr>
-      <w:r>
-        <w:t xml:space="preserve">IBGE.</w:t>
-      </w:r>
-      <w:r>
-        <w:t xml:space="preserve"> </w:t>
-      </w:r>
-      <w:r>
-        <w:rPr>
-          <w:b/>
-          <w:bCs/>
-        </w:rPr>
-        <w:t xml:space="preserve">Sistema de Informações e Indicadores Culturais</w:t>
-      </w:r>
-      <w:r>
-        <w:t xml:space="preserve">. Rio de Janeiro: IBGE, 2025. Base de dados; períodos 2023 e 2024 publicados em 12 dez. 2025. Disponível em: https://servicodados.ibge.gov.br/api/v1/pesquisas/10092. Acesso em: 23 set. 2026.</w:t>
-      </w:r>
-    </w:p>
-    <w:p>
-      <w:pPr>
-        <w:pStyle w:val="BodyText"/>
-      </w:pPr>
-      <w:r>
-        <w:t xml:space="preserve">IBGE.</w:t>
-      </w:r>
-      <w:r>
-        <w:t xml:space="preserve"> </w:t>
-      </w:r>
-      <w:r>
-        <w:rPr>
-          <w:b/>
-          <w:bCs/>
-        </w:rPr>
-        <w:t xml:space="preserve">Pesquisa de Informações Básicas Municipais – MUNIC 2021</w:t>
-      </w:r>
-      <w:r>
-        <w:t xml:space="preserve">. Rio de Janeiro: IBGE, 2022. Dados consultados pela API de pesquisas do IBGE em 23 set. 2026.</w:t>
-      </w:r>
-    </w:p>
-    <w:p>
-      <w:pPr>
-        <w:pStyle w:val="BodyText"/>
-      </w:pPr>
-      <w:r>
-        <w:t xml:space="preserve">MAYNE, John. Useful theory of change models.</w:t>
-      </w:r>
-      <w:r>
-        <w:t xml:space="preserve"> </w:t>
-      </w:r>
-      <w:r>
-        <w:rPr>
-          <w:b/>
-          <w:bCs/>
-        </w:rPr>
-        <w:t xml:space="preserve">Canadian Journal of Program Evaluation</w:t>
-      </w:r>
-      <w:r>
-        <w:t xml:space="preserve">, v. 30, n. 2, p. 119-142, 2015. DOI: 10.3138/cjpe.230.</w:t>
-      </w:r>
-    </w:p>
-    <w:p>
-      <w:pPr>
-        <w:pStyle w:val="BodyText"/>
-      </w:pPr>
-      <w:r>
-        <w:t xml:space="preserve">MOYNIHAN, Donald; HERD, Pamela; HARVEY, Hope. Administrative burden: learning, psychological, and compliance costs in citizen-state interactions.</w:t>
-      </w:r>
-      <w:r>
-        <w:t xml:space="preserve"> </w:t>
-      </w:r>
-      <w:r>
-        <w:rPr>
-          <w:b/>
-          <w:bCs/>
-        </w:rPr>
-        <w:t xml:space="preserve">Journal of Public Administration Research and Theory</w:t>
-      </w:r>
-      <w:r>
-        <w:t xml:space="preserve">, v. 25, n. 1, p. 43-69, 2015. DOI: 10.1093/jopart/muu009.</w:t>
-      </w:r>
-    </w:p>
-    <w:p>
-      <w:pPr>
-        <w:pStyle w:val="BodyText"/>
-      </w:pPr>
-      <w:r>
-        <w:t xml:space="preserve">O’HAGAN, J.; HARVEY, D. Why do companies sponsor arts events? Some evidence and a proposed classification.</w:t>
-      </w:r>
-      <w:r>
-        <w:t xml:space="preserve"> </w:t>
-      </w:r>
-      <w:r>
-        <w:rPr>
-          <w:b/>
-          <w:bCs/>
-        </w:rPr>
-        <w:t xml:space="preserve">Journal of Cultural Economics</w:t>
-      </w:r>
-      <w:r>
-        <w:t xml:space="preserve">, v. 24, n. 3, p. 205-224, 2000. DOI: 10.1023/A:1007653328733.</w:t>
-      </w:r>
-    </w:p>
-    <w:p>
-      <w:pPr>
-        <w:pStyle w:val="BodyText"/>
-      </w:pPr>
-      <w:r>
-        <w:t xml:space="preserve">SECULT – SECRETARIA DE ESTADO DA CULTURA DO ESPÍRITO SANTO. Instrução Normativa nº 001, de 31 de janeiro de 2023.</w:t>
-      </w:r>
-      <w:r>
-        <w:t xml:space="preserve"> </w:t>
-      </w:r>
-      <w:r>
-        <w:rPr>
-          <w:b/>
-          <w:bCs/>
-        </w:rPr>
-        <w:t xml:space="preserve">Diário Oficial dos Poderes do Estado</w:t>
-      </w:r>
-      <w:r>
-        <w:t xml:space="preserve">, Vitória, 1º fev. 2023a. Disponível em: https://secult.es.gov.br/instrucao-normativa-licc-2023. Acesso em: 24 set. 2026.</w:t>
-      </w:r>
-    </w:p>
-    <w:p>
-      <w:pPr>
-        <w:pStyle w:val="BodyText"/>
-      </w:pPr>
-      <w:r>
-        <w:t xml:space="preserve">SECULT – SECRETARIA DE ESTADO DA CULTURA DO ESPÍRITO SANTO. Regimento interno da Comissão de Avaliação Permanente (CAP) da Lei de Incentivo à Cultura Capixaba.</w:t>
-      </w:r>
-      <w:r>
-        <w:t xml:space="preserve"> </w:t>
-      </w:r>
-      <w:r>
-        <w:rPr>
-          <w:b/>
-          <w:bCs/>
-        </w:rPr>
-        <w:t xml:space="preserve">Diário Oficial dos Poderes do Estado</w:t>
-      </w:r>
-      <w:r>
-        <w:t xml:space="preserve">, Vitória, 16 fev. 2023b. Disponível em: https://secult.es.gov.br/legislacao-licc. Acesso em: 23 set. 2026.</w:t>
-      </w:r>
-    </w:p>
-    <w:p>
-      <w:pPr>
-        <w:pStyle w:val="BodyText"/>
-      </w:pPr>
-      <w:r>
-        <w:t xml:space="preserve">SECULT – SECRETARIA DE ESTADO DA CULTURA DO ESPÍRITO SANTO. Instrução Normativa nº 001, de 31 de janeiro de 2024.</w:t>
-      </w:r>
-      <w:r>
-        <w:t xml:space="preserve"> </w:t>
-      </w:r>
-      <w:r>
-        <w:rPr>
-          <w:b/>
-          <w:bCs/>
-        </w:rPr>
-        <w:t xml:space="preserve">Diário Oficial dos Poderes do Estado</w:t>
-      </w:r>
-      <w:r>
-        <w:t xml:space="preserve">, Vitória, 1º fev. 2024a. Disponível em: https://secult.es.gov.br/instrucao-normativa-licc-2024. Acesso em: 24 set. 2026.</w:t>
-      </w:r>
-    </w:p>
-    <w:p>
-      <w:pPr>
-        <w:pStyle w:val="BodyText"/>
-      </w:pPr>
-      <w:r>
-        <w:t xml:space="preserve">SECULT – SECRETARIA DE ESTADO DA CULTURA DO ESPÍRITO SANTO. Portaria nº 078, de 31 de julho de 2024. Introduz alterações no artigo 12 da Instrução Normativa nº 001 de 31 de janeiro de 2024. Vitória: SECULT, 2024b. Disponível em: https://secult.es.gov.br/media/2024/PORTARIA_SECULT_N%C2%BA_078%2C_DE_31_DE_JULHO_DE_2024.pdf. Acesso em: 23 set. 2026.</w:t>
-      </w:r>
-    </w:p>
-    <w:p>
-      <w:pPr>
-        <w:pStyle w:val="BodyText"/>
-      </w:pPr>
-      <w:r>
-        <w:t xml:space="preserve">SECULT – SECRETARIA DE ESTADO DA CULTURA DO ESPÍRITO SANTO.</w:t>
-      </w:r>
-      <w:r>
-        <w:t xml:space="preserve"> </w:t>
-      </w:r>
-      <w:r>
-        <w:rPr>
-          <w:b/>
-          <w:bCs/>
-        </w:rPr>
-        <w:t xml:space="preserve">Instrução Normativa nº 001/2025, de 14 de janeiro de 2025</w:t>
-      </w:r>
-      <w:r>
-        <w:t xml:space="preserve">. Vitória: SECULT, 2025a.</w:t>
-      </w:r>
-    </w:p>
-    <w:p>
-      <w:pPr>
-        <w:pStyle w:val="BodyText"/>
-      </w:pPr>
-      <w:r>
-        <w:t xml:space="preserve">SECULT – SECRETARIA DE ESTADO DA CULTURA DO ESPÍRITO SANTO. Portaria nº 062-S, de 9 de maio de 2025. Altera a Instrução Normativa nº 001 de 31 de janeiro de 2025.</w:t>
-      </w:r>
-      <w:r>
-        <w:t xml:space="preserve"> </w:t>
-      </w:r>
-      <w:r>
-        <w:rPr>
-          <w:b/>
-          <w:bCs/>
-        </w:rPr>
-        <w:t xml:space="preserve">Diário Oficial dos Poderes do Estado</w:t>
-      </w:r>
-      <w:r>
-        <w:t xml:space="preserve">, Vitória, 2025b.</w:t>
-      </w:r>
-    </w:p>
-    <w:p>
-      <w:pPr>
-        <w:pStyle w:val="BodyText"/>
-      </w:pPr>
-      <w:r>
-        <w:t xml:space="preserve">SECULT – SECRETARIA DE ESTADO DA CULTURA DO ESPÍRITO SANTO.</w:t>
-      </w:r>
-      <w:r>
-        <w:t xml:space="preserve"> </w:t>
-      </w:r>
-      <w:r>
-        <w:rPr>
-          <w:b/>
-          <w:bCs/>
-        </w:rPr>
-        <w:t xml:space="preserve">Instrução Normativa nº 001/2026, de 12 de janeiro de 2026</w:t>
-      </w:r>
-      <w:r>
-        <w:t xml:space="preserve">. Vitória: SECULT, 2026a.</w:t>
-      </w:r>
-    </w:p>
-    <w:p>
-      <w:pPr>
-        <w:pStyle w:val="BodyText"/>
-      </w:pPr>
-      <w:r>
-        <w:t xml:space="preserve">SECULT – SECRETARIA DE ESTADO DA CULTURA DO ESPÍRITO SANTO.</w:t>
-      </w:r>
-      <w:r>
-        <w:t xml:space="preserve"> </w:t>
-      </w:r>
-      <w:r>
-        <w:rPr>
-          <w:b/>
-          <w:bCs/>
-        </w:rPr>
-        <w:t xml:space="preserve">Recursos financeiros captados</w:t>
-      </w:r>
-      <w:r>
-        <w:t xml:space="preserve">: anexos</w:t>
-      </w:r>
-      <w:r>
-        <w:t xml:space="preserve"> </w:t>
-      </w:r>
-      <w:r>
-        <w:t xml:space="preserve">“Recurso financeiro captado”</w:t>
-      </w:r>
-      <w:r>
-        <w:t xml:space="preserve"> </w:t>
-      </w:r>
-      <w:r>
-        <w:t xml:space="preserve">de 2022 a 2026. Vitória: SECULT, 2026c. Disponível em: https://secult.es.gov.br/recursos-financeiros-captados. Acesso em: 24 set. 2026.</w:t>
-      </w:r>
-    </w:p>
-    <w:p>
-      <w:pPr>
-        <w:pStyle w:val="BodyText"/>
-      </w:pPr>
-      <w:r>
-        <w:t xml:space="preserve">SECULT – SECRETARIA DE ESTADO DA CULTURA DO ESPÍRITO SANTO.</w:t>
-      </w:r>
-      <w:r>
-        <w:t xml:space="preserve"> </w:t>
-      </w:r>
-      <w:r>
-        <w:rPr>
-          <w:b/>
-          <w:bCs/>
-        </w:rPr>
-        <w:t xml:space="preserve">Cultura em Dados</w:t>
-      </w:r>
-      <w:r>
-        <w:t xml:space="preserve">: evento apresenta resultados de pesquisa sobre a Lei de Incentivo à Cultura Capixaba (LICC) e o Boletim da Economia Criativa. Vitória: SECULT, 2026d. Disponível em: https://secult.es.gov.br/cultura-em-dados-evento-apresenta-resultados-de-pesquisa-sobre-a-lei-de-incentivo-a-cultura-capixaba-licc-e-o-boletim-da-economia-criativa. Acesso em: 24 set. 2026.</w:t>
-      </w:r>
-    </w:p>
-    <w:p>
-      <w:pPr>
-        <w:pStyle w:val="BodyText"/>
-      </w:pPr>
-      <w:r>
-        <w:t xml:space="preserve">SECULT – SECRETARIA DE ESTADO DA CULTURA DO ESPÍRITO SANTO.</w:t>
-      </w:r>
-      <w:r>
-        <w:t xml:space="preserve"> </w:t>
-      </w:r>
-      <w:r>
-        <w:rPr>
-          <w:b/>
-          <w:bCs/>
-        </w:rPr>
-        <w:t xml:space="preserve">Mapa Cultural do Espírito Santo</w:t>
-      </w:r>
-      <w:r>
-        <w:t xml:space="preserve">: API pública de agentes e oportunidades (inclusive as fases de avaliação da LICC). Vitória: SECULT, 2026e. Disponível em: https://mapa.cultura.es.gov.br. Acesso em: 24 set. 2026.</w:t>
-      </w:r>
-    </w:p>
-    <w:p>
-      <w:pPr>
-        <w:pStyle w:val="BodyText"/>
-      </w:pPr>
-      <w:r>
-        <w:t xml:space="preserve">SECULT – SECRETARIA DE ESTADO DA CULTURA DO ESPÍRITO SANTO.</w:t>
-      </w:r>
-      <w:r>
-        <w:t xml:space="preserve"> </w:t>
-      </w:r>
-      <w:r>
-        <w:rPr>
-          <w:b/>
-          <w:bCs/>
-        </w:rPr>
-        <w:t xml:space="preserve">Parecer técnico cultural LICC</w:t>
-      </w:r>
-      <w:r>
-        <w:t xml:space="preserve">: modelo padrão. Vitória: SECULT, 2026f. Disponível em: https://secult.es.gov.br/LICC. Acesso em: 24 set. 2026.</w:t>
-      </w:r>
-    </w:p>
-    <w:p>
-      <w:pPr>
-        <w:pStyle w:val="BodyText"/>
-      </w:pPr>
-      <w:r>
-        <w:t xml:space="preserve">SECULT – SECRETARIA DE ESTADO DA CULTURA DO ESPÍRITO SANTO.</w:t>
-      </w:r>
-      <w:r>
-        <w:t xml:space="preserve"> </w:t>
-      </w:r>
-      <w:r>
-        <w:rPr>
-          <w:b/>
-          <w:bCs/>
-        </w:rPr>
-        <w:t xml:space="preserve">Lista de projetos habilitados</w:t>
-      </w:r>
-      <w:r>
-        <w:t xml:space="preserve"> </w:t>
-      </w:r>
-      <w:r>
-        <w:t xml:space="preserve">(seções 2022 a 2026) e</w:t>
-      </w:r>
-      <w:r>
-        <w:t xml:space="preserve"> </w:t>
-      </w:r>
-      <w:r>
-        <w:rPr>
-          <w:b/>
-          <w:bCs/>
-        </w:rPr>
-        <w:t xml:space="preserve">Recurso financeiro captado – 2025</w:t>
-      </w:r>
-      <w:r>
-        <w:t xml:space="preserve">. Vitória: SECULT, 2026b. Disponível em: https://secult.es.gov.br/lista-de-projetos-habilitados. Acesso em: 3 set. 2026.</w:t>
-      </w:r>
-    </w:p>
-    <w:p>
-      <w:pPr>
-        <w:pStyle w:val="BodyText"/>
-      </w:pPr>
-      <w:r>
-        <w:t xml:space="preserve">SILVA, Frederico Augusto Barbosa da.</w:t>
-      </w:r>
-      <w:r>
-        <w:t xml:space="preserve"> </w:t>
-      </w:r>
-      <w:r>
-        <w:rPr>
-          <w:b/>
-          <w:bCs/>
-        </w:rPr>
-        <w:t xml:space="preserve">Financiamento cultural no Brasil contemporâneo</w:t>
-      </w:r>
-      <w:r>
-        <w:t xml:space="preserve">. Brasília: Ipea, 2017. (Texto para Discussão, 2280).</w:t>
-      </w:r>
-    </w:p>
-    <w:p>
-      <w:pPr>
-        <w:pStyle w:val="BodyText"/>
-      </w:pPr>
-      <w:r>
-        <w:t xml:space="preserve">TEIXEIRA, Lusvânio Carlos; XAVIER, Wescley Silva; FARIA, Evandro Rodrigues de; BRAVIM, Márcio Teixeira. Relação entre os equipamentos e políticas culturais dos municípios de Minas Gerais e a captação de recursos via Lei Estadual de Incentivo à Cultura.</w:t>
-      </w:r>
-      <w:r>
-        <w:t xml:space="preserve"> </w:t>
-      </w:r>
-      <w:r>
-        <w:rPr>
-          <w:b/>
-          <w:bCs/>
-        </w:rPr>
-        <w:t xml:space="preserve">Interações</w:t>
-      </w:r>
-      <w:r>
-        <w:t xml:space="preserve">, Campo Grande, v. 22, n. 2, p. 405-419, 2021. DOI: 10.20435/inter.v22i2.2965.</w:t>
-      </w:r>
-    </w:p>
-    <w:p>
-      <w:pPr>
-        <w:pStyle w:val="BodyText"/>
-      </w:pPr>
-      <w:r>
-        <w:t xml:space="preserve">TEIXEIRA, Lusvânio Carlos; XAVIER, Wescley Silva; FARIA, Evandro Rodrigues de. Distribuição geográfica de projetos culturais com captação de recursos via Lei Rouanet.</w:t>
-      </w:r>
-      <w:r>
-        <w:t xml:space="preserve"> </w:t>
-      </w:r>
-      <w:r>
-        <w:rPr>
-          <w:b/>
-          <w:bCs/>
-        </w:rPr>
-        <w:t xml:space="preserve">DRd – Desenvolvimento Regional em Debate</w:t>
-      </w:r>
-      <w:r>
-        <w:t xml:space="preserve">, v. 14, p. 556-578, 2024. DOI: 10.24302/drd.v14.5320.</w:t>
-      </w:r>
-    </w:p>
-    <w:p>
-      <w:pPr>
-        <w:pStyle w:val="BodyText"/>
-      </w:pPr>
-      <w:r>
-        <w:t xml:space="preserve">THOM, Michael. Lights, camera, but no action? Tax and economic development lessons from state motion picture incentive programs.</w:t>
-      </w:r>
-      <w:r>
-        <w:t xml:space="preserve"> </w:t>
-      </w:r>
-      <w:r>
-        <w:rPr>
-          <w:b/>
-          <w:bCs/>
-        </w:rPr>
-        <w:t xml:space="preserve">The American Review of Public Administration</w:t>
-      </w:r>
-      <w:r>
-        <w:t xml:space="preserve">, v. 48, n. 1, p. 33-51, 2018. DOI: 10.1177/0275074016651958.</w:t>
-      </w:r>
-    </w:p>
-    <w:p>
-      <w:pPr>
-        <w:pStyle w:val="BodyText"/>
-      </w:pPr>
-      <w:r>
-        <w:t xml:space="preserve">THROSBY, David. The production and consumption of the arts: a view of cultural economics.</w:t>
-      </w:r>
-      <w:r>
-        <w:t xml:space="preserve"> </w:t>
-      </w:r>
-      <w:r>
-        <w:rPr>
-          <w:b/>
-          <w:bCs/>
-        </w:rPr>
-        <w:t xml:space="preserve">Journal of Economic Literature</w:t>
-      </w:r>
-      <w:r>
-        <w:t xml:space="preserve">, v. 32, n. 1, p. 1-29, 1994.</w:t>
-      </w:r>
-    </w:p>
-    <w:p>
-      <w:pPr>
-        <w:pStyle w:val="BodyText"/>
-      </w:pPr>
-      <w:r>
-        <w:t xml:space="preserve">WHITE, Howard; RAITZER, David A.</w:t>
-      </w:r>
-      <w:r>
-        <w:t xml:space="preserve"> </w:t>
-      </w:r>
-      <w:r>
-        <w:rPr>
-          <w:b/>
-          <w:bCs/>
-        </w:rPr>
-        <w:t xml:space="preserve">Impact evaluation of development interventions</w:t>
-      </w:r>
-      <w:r>
-        <w:t xml:space="preserve">: a practical guide. Mandaluyong City: Asian Development Bank, 2017. DOI: 10.22617/TCS179188-2.</w:t>
-      </w:r>
-    </w:p>
-    <w:p>
-      <w:pPr>
-        <w:pStyle w:val="BodyText"/>
-      </w:pPr>
-      <w:r>
-        <w:t xml:space="preserve">WILLIAMS, Martin J. External validity and policy adaptation: from impact evaluation to policy design.</w:t>
-      </w:r>
-      <w:r>
-        <w:t xml:space="preserve"> </w:t>
-      </w:r>
-      <w:r>
-        <w:rPr>
-          <w:b/>
-          <w:bCs/>
-        </w:rPr>
         <w:t xml:space="preserve">The World Bank Research Observer</w:t>
       </w:r>
       <w:r>
-        <w:t xml:space="preserve">, v. 35, n. 2, p. 158-191, 2020. DOI: 10.1093/wbro/lky010.</w:t>
-      </w:r>
-    </w:p>
-    <w:bookmarkEnd w:id="28"/>
+        <w:t xml:space="preserve">, v. 35, n. 2, p. 158-191, 2020. DOI:</w:t>
+      </w:r>
+      <w:r>
+        <w:t xml:space="preserve"> </w:t>
+      </w:r>
+      <w:hyperlink r:id="rId56">
+        <w:r>
+          <w:rPr>
+            <w:rStyle w:val="Hyperlink"/>
+          </w:rPr>
+          <w:t xml:space="preserve">10.1093/wbro/lky010</w:t>
+        </w:r>
+      </w:hyperlink>
+      <w:r>
+        <w:t xml:space="preserve">.</w:t>
+      </w:r>
+    </w:p>
+    <w:bookmarkEnd w:id="57"/>
     <w:sectPr>
       <w:footnotePr>
         <w:numRestart w:val="eachSect"/>
@@ -6236,7 +7140,7 @@
         <w:t xml:space="preserve"> </w:t>
       </w:r>
       <w:r>
-        <w:t xml:space="preserve">Para 2022, a Portaria SEFAZ nº 09-R fixou R$ 10 milhões, e o anexo de captação da SECULT informa R$ 15 milhões disponíveis (R$ 11,5 milhões validados). Sem o ato de ampliação, o montante de 2022 fica indeterminado entre os dois valores.</w:t>
+        <w:t xml:space="preserve">Para 2022, a Portaria SEFAZ nº 09-R fixou R$ 10 milhões, e o anexo de captação da SECULT informa R$ 15 milhões disponíveis (R$ 11,5 milhões validados). Sem o ato de ampliação, o montante de 2022 fica indeterminado.</w:t>
       </w:r>
     </w:p>
   </w:footnote>
@@ -6273,7 +7177,7 @@
         <w:t xml:space="preserve">“Recurso financeiro captado”</w:t>
       </w:r>
       <w:r>
-        <w:t xml:space="preserve">, de 2022 a 2026), de bases públicas do IBGE, do Tesouro Nacional (SICONFI) e do Ministério da Cultura (SALIC). Quatro processos aparecem em dois ciclos: são 463 processos e 467 registros por ciclo. A lista de habilitados foi transcrita na versão disponível em 3 set. 2026 (repositório licc.gov); a SECULT atualizou o arquivo em 10 set. 2026, e os status publicados podem ter mudado desde então. Dados, scripts e tabelas estão em</w:t>
+        <w:t xml:space="preserve">, de 2022 a 2026), de bases públicas do IBGE, do Tesouro Nacional (SICONFI) e do Portal da Transparência do ES. A lista de habilitados foi transcrita na versão disponível em 3 set. 2026 (repositório licc.gov); a SECULT atualizou o arquivo em 10 set. 2026, e os status publicados podem ter mudado desde então. Dados, scripts e tabelas:</w:t>
       </w:r>
       <w:r>
         <w:t xml:space="preserve"> </w:t>
@@ -6286,45 +7190,6 @@
           <w:t xml:space="preserve">https://github.com/fcarva/aval-pol</w:t>
         </w:r>
       </w:hyperlink>
-      <w:r>
-        <w:t xml:space="preserve">, nos diretórios</w:t>
-      </w:r>
-      <w:r>
-        <w:t xml:space="preserve"> </w:t>
-      </w:r>
-      <w:r>
-        <w:rPr>
-          <w:rStyle w:val="VerbatimChar"/>
-        </w:rPr>
-        <w:t xml:space="preserve">dados/</w:t>
-      </w:r>
-      <w:r>
-        <w:t xml:space="preserve">,</w:t>
-      </w:r>
-      <w:r>
-        <w:t xml:space="preserve"> </w:t>
-      </w:r>
-      <w:r>
-        <w:rPr>
-          <w:rStyle w:val="VerbatimChar"/>
-        </w:rPr>
-        <w:t xml:space="preserve">analise/</w:t>
-      </w:r>
-      <w:r>
-        <w:t xml:space="preserve"> </w:t>
-      </w:r>
-      <w:r>
-        <w:t xml:space="preserve">e</w:t>
-      </w:r>
-      <w:r>
-        <w:t xml:space="preserve"> </w:t>
-      </w:r>
-      <w:r>
-        <w:rPr>
-          <w:rStyle w:val="VerbatimChar"/>
-        </w:rPr>
-        <w:t xml:space="preserve">analise/tabelas/</w:t>
-      </w:r>
       <w:r>
         <w:t xml:space="preserve">.</w:t>
       </w:r>

--- a/artigo/rascunho-artigo.docx
+++ b/artigo/rascunho-artigo.docx
@@ -76,7 +76,7 @@
         <w:pStyle w:val="FirstParagraph"/>
       </w:pPr>
       <w:r>
-        <w:t xml:space="preserve">A Lei estadual nº 11.246/2021 incluiu na lei do ICMS um crédito presumido igual ao valor que o contribuinte destina a projetos culturais credenciados pela Secretaria da Cultura (SECULT), com efeitos a partir de 2022 (ESPÍRITO SANTO, 2021a). A Lei de Incentivo à Cultura Capixaba, como o mecanismo passou a ser chamado no regulamento (ESPÍRITO SANTO, 2021b), cresceu rapidamente: o montante anual de renúncia passou de R$ 15 milhões em 2023 para R$ 31 milhões em 2026,</w:t>
+        <w:t xml:space="preserve">A Lei estadual nº 11.246/2021 incluiu na lei do ICMS um crédito presumido correspondente ao valor que o contribuinte destina a projetos culturais credenciados pela Secretaria da Cultura (SECULT), com efeitos a partir de 2022 (ESPÍRITO SANTO, 2021a). A Lei de Incentivo à Cultura Capixaba, como o mecanismo passou a ser chamado no regulamento (ESPÍRITO SANTO, 2021b), cresceu rapidamente: o teto anual de captação, o montante fixado pela SEFAZ, passou de R$ 15 milhões em 2023 para R$ 31 milhões em 2026.</w:t>
       </w:r>
       <w:r>
         <w:rPr>
@@ -88,7 +88,7 @@
         <w:t xml:space="preserve"> </w:t>
       </w:r>
       <w:r>
-        <w:t xml:space="preserve">e 463 projetos foram habilitados a captar R$ 184 milhões nos cinco ciclos (459 com valor publicado). De 2023 a 2025, os termos listados pela SECULT somam exatamente o montante de cada ano; em 2025, 62 projetos validados somam R$ 24,64 milhões, e um ainda</w:t>
+        <w:t xml:space="preserve">De 2023 a 2025, a captação esgotou o teto: os termos de patrocínio listados pela SECULT somam exatamente o montante de cada ano (em 2025, 62 projetos validados somam R$ 24,64 milhões, e um ainda</w:t>
       </w:r>
       <w:r>
         <w:t xml:space="preserve"> </w:t>
@@ -100,7 +100,7 @@
         <w:t xml:space="preserve"> </w:t>
       </w:r>
       <w:r>
-        <w:t xml:space="preserve">completa os R$ 25 milhões (os demais números de 2025 usam o anexo inteiro).</w:t>
+        <w:t xml:space="preserve">completa os R$ 25 milhões; os números de 2025 contam os 63). A demanda supera o teto: nos cinco ciclos de habilitação (2022-2026), 463 projetos foram autorizados a captar, somados, R$ 184 milhões (459 com valor válido), acima da soma dos tetos do período, de no máximo R$ 111 milhões.</w:t>
       </w:r>
       <w:r>
         <w:rPr>
@@ -156,7 +156,7 @@
         <w:t xml:space="preserve">como ela está</w:t>
       </w:r>
       <w:r>
-        <w:t xml:space="preserve">, sem propor redesenho do mecanismo, e estruturar uma avaliação de impacto, com desenho amostral, fontes de dados e cálculo de poder. A seção 2 caracteriza a política; a seção 3 revisa a literatura; a seção 4 reconstrói a teoria da mudança e audita suas premissas; a seção 5 transforma as premissas em perguntas de avaliação de impacto; a seção 6 conclui.</w:t>
+        <w:t xml:space="preserve">, sem propor redesenho do mecanismo, e estruturar uma avaliação de impacto, com desenho amostral, fontes de dados e cálculo de poder. A seção 2 caracteriza a política, a 3 revisa a literatura, a 4 reconstrói e audita a teoria da mudança, a 5 propõe a avaliação de impacto e a 6 conclui.</w:t>
       </w:r>
     </w:p>
     <w:bookmarkEnd w:id="12"/>
@@ -1331,514 +1331,6 @@
         <w:rPr>
           <w:b/>
         </w:rPr>
-        <w:t>Tabela 1</w:t>
-      </w:r>
-      <w:r>
-        <w:rPr>
-          <w:b w:val="0"/>
-        </w:rPr>
-        <w:t xml:space="preserve"> – Funil de atrito da LICC</w:t>
-      </w:r>
-    </w:p>
-    <w:tbl>
-      <w:tblPr>
-        <w:tblStyle w:val="Table"/>
-        <w:tblW w:type="pct" w:w="5000"/>
-        <w:jc w:val="center"/>
-        <w:tblLayout w:type="fixed"/>
-        <w:tblLook w:firstRow="1" w:lastRow="0" w:firstColumn="0" w:lastColumn="0" w:noHBand="0" w:noVBand="0" w:val="0020"/>
-        <w:tblBorders>
-          <w:top w:val="single" w:sz="8" w:space="0" w:color="000000"/>
-          <w:bottom w:val="single" w:sz="8" w:space="0" w:color="000000"/>
-          <w:left w:val="nil"/>
-          <w:right w:val="nil"/>
-          <w:insideH w:val="nil"/>
-          <w:insideV w:val="nil"/>
-        </w:tblBorders>
-      </w:tblPr>
-      <w:tblGrid>
-        <w:gridCol w:w="4054"/>
-        <w:gridCol w:w="2545"/>
-        <w:gridCol w:w="1320"/>
-      </w:tblGrid>
-      <w:tr>
-        <w:trPr>
-          <w:tblHeader w:val="on"/>
-          <w:tblHeader w:val="true"/>
-        </w:trPr>
-        <w:tc>
-          <w:tcPr>
-            <w:tcBorders>
-              <w:bottom w:val="single" w:sz="4" w:space="0" w:color="000000"/>
-            </w:tcBorders>
-          </w:tcPr>
-          <w:p>
-            <w:pPr>
-              <w:pStyle w:val="Compact"/>
-              <w:keepNext/>
-              <w:spacing w:after="0" w:before="0"/>
-              <w:jc w:val="left"/>
-            </w:pPr>
-            <w:r>
-              <w:rPr>
-                <w:sz w:val="20"/>
-              </w:rPr>
-              <w:t xml:space="preserve">Etapa</w:t>
-            </w:r>
-          </w:p>
-        </w:tc>
-        <w:tc>
-          <w:tcPr>
-            <w:tcBorders>
-              <w:bottom w:val="single" w:sz="4" w:space="0" w:color="000000"/>
-            </w:tcBorders>
-          </w:tcPr>
-          <w:p>
-            <w:pPr>
-              <w:pStyle w:val="Compact"/>
-              <w:keepNext/>
-              <w:spacing w:after="0" w:before="0"/>
-              <w:jc w:val="left"/>
-            </w:pPr>
-            <w:r>
-              <w:rPr>
-                <w:sz w:val="20"/>
-              </w:rPr>
-              <w:t xml:space="preserve">Valor</w:t>
-            </w:r>
-          </w:p>
-        </w:tc>
-        <w:tc>
-          <w:tcPr>
-            <w:tcBorders>
-              <w:bottom w:val="single" w:sz="4" w:space="0" w:color="000000"/>
-            </w:tcBorders>
-          </w:tcPr>
-          <w:p>
-            <w:pPr>
-              <w:pStyle w:val="Compact"/>
-              <w:keepNext/>
-              <w:spacing w:after="0" w:before="0"/>
-              <w:jc w:val="left"/>
-            </w:pPr>
-            <w:r>
-              <w:rPr>
-                <w:sz w:val="20"/>
-              </w:rPr>
-              <w:t xml:space="preserve">Período</w:t>
-            </w:r>
-          </w:p>
-        </w:tc>
-      </w:tr>
-      <w:tr>
-        <w:tc>
-          <w:tcPr/>
-          <w:p>
-            <w:pPr>
-              <w:pStyle w:val="Compact"/>
-              <w:keepNext/>
-              <w:spacing w:after="0" w:before="0"/>
-              <w:jc w:val="left"/>
-            </w:pPr>
-            <w:r>
-              <w:rPr>
-                <w:sz w:val="20"/>
-              </w:rPr>
-              <w:t xml:space="preserve">Agentes culturais cadastrados no Mapa Cultural (coletivos)</w:t>
-            </w:r>
-          </w:p>
-        </w:tc>
-        <w:tc>
-          <w:tcPr/>
-          <w:p>
-            <w:pPr>
-              <w:pStyle w:val="Compact"/>
-              <w:keepNext/>
-              <w:spacing w:after="0" w:before="0"/>
-              <w:jc w:val="left"/>
-            </w:pPr>
-            <w:r>
-              <w:rPr>
-                <w:sz w:val="20"/>
-              </w:rPr>
-              <w:t xml:space="preserve">25.441 (2.592)</w:t>
-            </w:r>
-          </w:p>
-        </w:tc>
-        <w:tc>
-          <w:tcPr/>
-          <w:p>
-            <w:pPr>
-              <w:pStyle w:val="Compact"/>
-              <w:keepNext/>
-              <w:spacing w:after="0" w:before="0"/>
-              <w:jc w:val="left"/>
-            </w:pPr>
-            <w:r>
-              <w:rPr>
-                <w:sz w:val="20"/>
-              </w:rPr>
-              <w:t xml:space="preserve">set. 2026</w:t>
-            </w:r>
-          </w:p>
-        </w:tc>
-      </w:tr>
-      <w:tr>
-        <w:tc>
-          <w:tcPr/>
-          <w:p>
-            <w:pPr>
-              <w:pStyle w:val="Compact"/>
-              <w:keepNext/>
-              <w:spacing w:after="0" w:before="0"/>
-              <w:jc w:val="left"/>
-            </w:pPr>
-            <w:r>
-              <w:rPr>
-                <w:sz w:val="20"/>
-              </w:rPr>
-              <w:t xml:space="preserve">Projetos inscritos</w:t>
-            </w:r>
-          </w:p>
-        </w:tc>
-        <w:tc>
-          <w:tcPr/>
-          <w:p>
-            <w:pPr>
-              <w:pStyle w:val="Compact"/>
-              <w:keepNext/>
-              <w:spacing w:after="0" w:before="0"/>
-              <w:jc w:val="left"/>
-            </w:pPr>
-            <w:r>
-              <w:rPr>
-                <w:sz w:val="20"/>
-              </w:rPr>
-              <w:t xml:space="preserve">não publicado</w:t>
-            </w:r>
-          </w:p>
-        </w:tc>
-        <w:tc>
-          <w:tcPr/>
-          <w:p>
-            <w:pPr>
-              <w:pStyle w:val="Compact"/>
-              <w:keepNext/>
-              <w:spacing w:after="0" w:before="0"/>
-              <w:jc w:val="left"/>
-            </w:pPr>
-            <w:r>
-              <w:rPr>
-                <w:sz w:val="20"/>
-              </w:rPr>
-              <w:t xml:space="preserve">—</w:t>
-            </w:r>
-          </w:p>
-        </w:tc>
-      </w:tr>
-      <w:tr>
-        <w:tc>
-          <w:tcPr/>
-          <w:p>
-            <w:pPr>
-              <w:pStyle w:val="Compact"/>
-              <w:keepNext/>
-              <w:spacing w:after="0" w:before="0"/>
-              <w:jc w:val="left"/>
-            </w:pPr>
-            <w:r>
-              <w:rPr>
-                <w:sz w:val="20"/>
-              </w:rPr>
-              <w:t xml:space="preserve">Projetos habilitados; proponentes por ciclo</w:t>
-            </w:r>
-          </w:p>
-        </w:tc>
-        <w:tc>
-          <w:tcPr/>
-          <w:p>
-            <w:pPr>
-              <w:pStyle w:val="Compact"/>
-              <w:keepNext/>
-              <w:spacing w:after="0" w:before="0"/>
-              <w:jc w:val="left"/>
-            </w:pPr>
-            <w:r>
-              <w:rPr>
-                <w:sz w:val="20"/>
-              </w:rPr>
-              <w:t xml:space="preserve">305; 53, 92 e 95</w:t>
-            </w:r>
-          </w:p>
-        </w:tc>
-        <w:tc>
-          <w:tcPr/>
-          <w:p>
-            <w:pPr>
-              <w:pStyle w:val="Compact"/>
-              <w:keepNext/>
-              <w:spacing w:after="0" w:before="0"/>
-              <w:jc w:val="left"/>
-            </w:pPr>
-            <w:r>
-              <w:rPr>
-                <w:sz w:val="20"/>
-              </w:rPr>
-              <w:t xml:space="preserve">ciclos 2022-2024</w:t>
-            </w:r>
-          </w:p>
-        </w:tc>
-      </w:tr>
-      <w:tr>
-        <w:tc>
-          <w:tcPr/>
-          <w:p>
-            <w:pPr>
-              <w:pStyle w:val="Compact"/>
-              <w:keepNext/>
-              <w:spacing w:after="0" w:before="0"/>
-              <w:jc w:val="left"/>
-            </w:pPr>
-            <w:r>
-              <w:rPr>
-                <w:sz w:val="20"/>
-              </w:rPr>
-              <w:t xml:space="preserve">Habilitados com situação resolvida; captaram</w:t>
-            </w:r>
-          </w:p>
-        </w:tc>
-        <w:tc>
-          <w:tcPr/>
-          <w:p>
-            <w:pPr>
-              <w:pStyle w:val="Compact"/>
-              <w:keepNext/>
-              <w:spacing w:after="0" w:before="0"/>
-              <w:jc w:val="left"/>
-            </w:pPr>
-            <w:r>
-              <w:rPr>
-                <w:sz w:val="20"/>
-              </w:rPr>
-              <w:t xml:space="preserve">293; 198</w:t>
-            </w:r>
-          </w:p>
-        </w:tc>
-        <w:tc>
-          <w:tcPr/>
-          <w:p>
-            <w:pPr>
-              <w:pStyle w:val="Compact"/>
-              <w:keepNext/>
-              <w:spacing w:after="0" w:before="0"/>
-              <w:jc w:val="left"/>
-            </w:pPr>
-            <w:r>
-              <w:rPr>
-                <w:sz w:val="20"/>
-              </w:rPr>
-              <w:t xml:space="preserve">ciclos 2022-2024</w:t>
-            </w:r>
-          </w:p>
-        </w:tc>
-      </w:tr>
-      <w:tr>
-        <w:tc>
-          <w:tcPr/>
-          <w:p>
-            <w:pPr>
-              <w:pStyle w:val="Compact"/>
-              <w:keepNext/>
-              <w:spacing w:after="0" w:before="0"/>
-              <w:jc w:val="left"/>
-            </w:pPr>
-            <w:r>
-              <w:rPr>
-                <w:sz w:val="20"/>
-              </w:rPr>
-              <w:t xml:space="preserve">Valor com patrocinador que coube no teto</w:t>
-            </w:r>
-          </w:p>
-        </w:tc>
-        <w:tc>
-          <w:tcPr/>
-          <w:p>
-            <w:pPr>
-              <w:pStyle w:val="Compact"/>
-              <w:keepNext/>
-              <w:spacing w:after="0" w:before="0"/>
-              <w:jc w:val="left"/>
-            </w:pPr>
-            <w:r>
-              <w:rPr>
-                <w:sz w:val="20"/>
-              </w:rPr>
-              <w:t xml:space="preserve">78%; 74%</w:t>
-            </w:r>
-          </w:p>
-        </w:tc>
-        <w:tc>
-          <w:tcPr/>
-          <w:p>
-            <w:pPr>
-              <w:pStyle w:val="Compact"/>
-              <w:keepNext/>
-              <w:spacing w:after="0" w:before="0"/>
-              <w:jc w:val="left"/>
-            </w:pPr>
-            <w:r>
-              <w:rPr>
-                <w:sz w:val="20"/>
-              </w:rPr>
-              <w:t xml:space="preserve">captação 2023; 2024</w:t>
-            </w:r>
-          </w:p>
-        </w:tc>
-      </w:tr>
-      <w:tr>
-        <w:tc>
-          <w:tcPr/>
-          <w:p>
-            <w:pPr>
-              <w:pStyle w:val="Compact"/>
-              <w:spacing w:after="0" w:before="0"/>
-              <w:jc w:val="left"/>
-            </w:pPr>
-            <w:r>
-              <w:rPr>
-                <w:sz w:val="20"/>
-              </w:rPr>
-              <w:t xml:space="preserve">Público alcançado e gratuidade</w:t>
-            </w:r>
-          </w:p>
-        </w:tc>
-        <w:tc>
-          <w:tcPr/>
-          <w:p>
-            <w:pPr>
-              <w:pStyle w:val="Compact"/>
-              <w:spacing w:after="0" w:before="0"/>
-              <w:jc w:val="left"/>
-            </w:pPr>
-            <w:r>
-              <w:rPr>
-                <w:sz w:val="20"/>
-              </w:rPr>
-              <w:t xml:space="preserve">não publicado</w:t>
-            </w:r>
-          </w:p>
-        </w:tc>
-        <w:tc>
-          <w:tcPr/>
-          <w:p>
-            <w:pPr>
-              <w:pStyle w:val="Compact"/>
-              <w:spacing w:after="0" w:before="0"/>
-              <w:jc w:val="left"/>
-            </w:pPr>
-            <w:r>
-              <w:rPr>
-                <w:sz w:val="20"/>
-              </w:rPr>
-              <w:t xml:space="preserve">—</w:t>
-            </w:r>
-          </w:p>
-        </w:tc>
-      </w:tr>
-    </w:tbl>
-    <w:p>
-      <w:pPr>
-        <w:pStyle w:val="BodyText"/>
-      </w:pPr>
-      <w:r>
-        <w:rPr>
-          <w:i/>
-          <w:sz w:val="20"/>
-        </w:rPr>
-        <w:t>Fonte</w:t>
-      </w:r>
-      <w:r>
-        <w:rPr>
-          <w:sz w:val="20"/>
-        </w:rPr>
-        <w:t>: elaboração própria com base em SECULT (2026b; 2026c) e na API pública do Mapa Cultural do Espírito Santo (SECULT, 2026d). Tabelas de origem:</w:t>
-      </w:r>
-      <w:r>
-        <w:rPr>
-          <w:sz w:val="20"/>
-        </w:rPr>
-        <w:t xml:space="preserve"> </w:t>
-      </w:r>
-      <w:hyperlink r:id="rId19">
-        <w:r>
-          <w:rPr>
-            <w:rStyle w:val="VerbatimChar"/>
-          </w:rPr>
-          <w:t xml:space="preserve">analise/tabelas/07_funil_por_ciclo.csv</w:t>
-        </w:r>
-      </w:hyperlink>
-      <w:r>
-        <w:rPr>
-          <w:sz w:val="20"/>
-        </w:rPr>
-        <w:t xml:space="preserve">,</w:t>
-      </w:r>
-      <w:r>
-        <w:rPr>
-          <w:sz w:val="20"/>
-        </w:rPr>
-        <w:t xml:space="preserve"> </w:t>
-      </w:r>
-      <w:hyperlink r:id="rId20">
-        <w:r>
-          <w:rPr>
-            <w:rStyle w:val="VerbatimChar"/>
-          </w:rPr>
-          <w:t xml:space="preserve">07_funil_captacao_anual.csv</w:t>
-        </w:r>
-      </w:hyperlink>
-      <w:r>
-        <w:rPr>
-          <w:sz w:val="20"/>
-        </w:rPr>
-        <w:t xml:space="preserve"> </w:t>
-      </w:r>
-      <w:r>
-        <w:rPr>
-          <w:sz w:val="20"/>
-        </w:rPr>
-        <w:t xml:space="preserve">e</w:t>
-      </w:r>
-      <w:r>
-        <w:rPr>
-          <w:sz w:val="20"/>
-        </w:rPr>
-        <w:t xml:space="preserve"> </w:t>
-      </w:r>
-      <w:hyperlink r:id="rId21">
-        <w:r>
-          <w:rPr>
-            <w:rStyle w:val="VerbatimChar"/>
-          </w:rPr>
-          <w:t xml:space="preserve">07_mapa_cultural_universo.csv</w:t>
-        </w:r>
-      </w:hyperlink>
-      <w:r>
-        <w:rPr>
-          <w:sz w:val="20"/>
-        </w:rPr>
-        <w:t xml:space="preserve">.</w:t>
-      </w:r>
-    </w:p>
-    <w:p>
-      <w:pPr>
-        <w:pStyle w:val="BodyText"/>
-        <w:keepNext/>
-      </w:pPr>
-      <w:r>
-        <w:rPr>
-          <w:b/>
-        </w:rPr>
         <w:t>Quadro 2</w:t>
       </w:r>
       <w:r>
@@ -2310,7 +1802,7 @@
         </w:rPr>
         <w:t xml:space="preserve"> </w:t>
       </w:r>
-      <w:hyperlink r:id="rId22">
+      <w:hyperlink r:id="rId19">
         <w:r>
           <w:rPr>
             <w:rStyle w:val="VerbatimChar"/>
@@ -2330,7 +1822,7 @@
         </w:rPr>
         <w:t xml:space="preserve"> </w:t>
       </w:r>
-      <w:hyperlink r:id="rId22">
+      <w:hyperlink r:id="rId19">
         <w:r>
           <w:rPr>
             <w:rStyle w:val="VerbatimChar"/>
@@ -2350,7 +1842,7 @@
         </w:rPr>
         <w:t xml:space="preserve"> </w:t>
       </w:r>
-      <w:hyperlink r:id="rId22">
+      <w:hyperlink r:id="rId19">
         <w:r>
           <w:rPr>
             <w:rStyle w:val="VerbatimChar"/>
@@ -2370,7 +1862,7 @@
         </w:rPr>
         <w:t xml:space="preserve"> </w:t>
       </w:r>
-      <w:hyperlink r:id="rId22">
+      <w:hyperlink r:id="rId19">
         <w:r>
           <w:rPr>
             <w:rStyle w:val="VerbatimChar"/>
@@ -2390,7 +1882,7 @@
         </w:rPr>
         <w:t xml:space="preserve"> </w:t>
       </w:r>
-      <w:hyperlink r:id="rId22">
+      <w:hyperlink r:id="rId19">
         <w:r>
           <w:rPr>
             <w:rStyle w:val="VerbatimChar"/>
@@ -2416,7 +1908,7 @@
         </w:rPr>
         <w:t xml:space="preserve"> </w:t>
       </w:r>
-      <w:hyperlink r:id="rId22">
+      <w:hyperlink r:id="rId19">
         <w:r>
           <w:rPr>
             <w:rStyle w:val="VerbatimChar"/>
@@ -2442,7 +1934,7 @@
         </w:rPr>
         <w:t xml:space="preserve"> </w:t>
       </w:r>
-      <w:hyperlink r:id="rId22">
+      <w:hyperlink r:id="rId19">
         <w:r>
           <w:rPr>
             <w:rStyle w:val="VerbatimChar"/>
@@ -2460,6 +1952,514 @@
     <w:p>
       <w:pPr>
         <w:pStyle w:val="BodyText"/>
+        <w:keepNext/>
+      </w:pPr>
+      <w:r>
+        <w:rPr>
+          <w:b/>
+        </w:rPr>
+        <w:t>Tabela 1</w:t>
+      </w:r>
+      <w:r>
+        <w:rPr>
+          <w:b w:val="0"/>
+        </w:rPr>
+        <w:t xml:space="preserve"> – Funil de atrito da LICC</w:t>
+      </w:r>
+    </w:p>
+    <w:tbl>
+      <w:tblPr>
+        <w:tblStyle w:val="Table"/>
+        <w:tblW w:type="pct" w:w="5000"/>
+        <w:jc w:val="center"/>
+        <w:tblLayout w:type="fixed"/>
+        <w:tblLook w:firstRow="1" w:lastRow="0" w:firstColumn="0" w:lastColumn="0" w:noHBand="0" w:noVBand="0" w:val="0020"/>
+        <w:tblBorders>
+          <w:top w:val="single" w:sz="8" w:space="0" w:color="000000"/>
+          <w:bottom w:val="single" w:sz="8" w:space="0" w:color="000000"/>
+          <w:left w:val="nil"/>
+          <w:right w:val="nil"/>
+          <w:insideH w:val="nil"/>
+          <w:insideV w:val="nil"/>
+        </w:tblBorders>
+      </w:tblPr>
+      <w:tblGrid>
+        <w:gridCol w:w="4054"/>
+        <w:gridCol w:w="2545"/>
+        <w:gridCol w:w="1320"/>
+      </w:tblGrid>
+      <w:tr>
+        <w:trPr>
+          <w:tblHeader w:val="on"/>
+          <w:tblHeader w:val="true"/>
+        </w:trPr>
+        <w:tc>
+          <w:tcPr>
+            <w:tcBorders>
+              <w:bottom w:val="single" w:sz="4" w:space="0" w:color="000000"/>
+            </w:tcBorders>
+          </w:tcPr>
+          <w:p>
+            <w:pPr>
+              <w:pStyle w:val="Compact"/>
+              <w:keepNext/>
+              <w:spacing w:after="0" w:before="0"/>
+              <w:jc w:val="left"/>
+            </w:pPr>
+            <w:r>
+              <w:rPr>
+                <w:sz w:val="20"/>
+              </w:rPr>
+              <w:t xml:space="preserve">Etapa</w:t>
+            </w:r>
+          </w:p>
+        </w:tc>
+        <w:tc>
+          <w:tcPr>
+            <w:tcBorders>
+              <w:bottom w:val="single" w:sz="4" w:space="0" w:color="000000"/>
+            </w:tcBorders>
+          </w:tcPr>
+          <w:p>
+            <w:pPr>
+              <w:pStyle w:val="Compact"/>
+              <w:keepNext/>
+              <w:spacing w:after="0" w:before="0"/>
+              <w:jc w:val="left"/>
+            </w:pPr>
+            <w:r>
+              <w:rPr>
+                <w:sz w:val="20"/>
+              </w:rPr>
+              <w:t xml:space="preserve">Valor</w:t>
+            </w:r>
+          </w:p>
+        </w:tc>
+        <w:tc>
+          <w:tcPr>
+            <w:tcBorders>
+              <w:bottom w:val="single" w:sz="4" w:space="0" w:color="000000"/>
+            </w:tcBorders>
+          </w:tcPr>
+          <w:p>
+            <w:pPr>
+              <w:pStyle w:val="Compact"/>
+              <w:keepNext/>
+              <w:spacing w:after="0" w:before="0"/>
+              <w:jc w:val="left"/>
+            </w:pPr>
+            <w:r>
+              <w:rPr>
+                <w:sz w:val="20"/>
+              </w:rPr>
+              <w:t xml:space="preserve">Período</w:t>
+            </w:r>
+          </w:p>
+        </w:tc>
+      </w:tr>
+      <w:tr>
+        <w:tc>
+          <w:tcPr/>
+          <w:p>
+            <w:pPr>
+              <w:pStyle w:val="Compact"/>
+              <w:keepNext/>
+              <w:spacing w:after="0" w:before="0"/>
+              <w:jc w:val="left"/>
+            </w:pPr>
+            <w:r>
+              <w:rPr>
+                <w:sz w:val="20"/>
+              </w:rPr>
+              <w:t xml:space="preserve">Agentes culturais cadastrados no Mapa Cultural (coletivos)</w:t>
+            </w:r>
+          </w:p>
+        </w:tc>
+        <w:tc>
+          <w:tcPr/>
+          <w:p>
+            <w:pPr>
+              <w:pStyle w:val="Compact"/>
+              <w:keepNext/>
+              <w:spacing w:after="0" w:before="0"/>
+              <w:jc w:val="left"/>
+            </w:pPr>
+            <w:r>
+              <w:rPr>
+                <w:sz w:val="20"/>
+              </w:rPr>
+              <w:t xml:space="preserve">25.441 (2.592)</w:t>
+            </w:r>
+          </w:p>
+        </w:tc>
+        <w:tc>
+          <w:tcPr/>
+          <w:p>
+            <w:pPr>
+              <w:pStyle w:val="Compact"/>
+              <w:keepNext/>
+              <w:spacing w:after="0" w:before="0"/>
+              <w:jc w:val="left"/>
+            </w:pPr>
+            <w:r>
+              <w:rPr>
+                <w:sz w:val="20"/>
+              </w:rPr>
+              <w:t xml:space="preserve">set. 2026</w:t>
+            </w:r>
+          </w:p>
+        </w:tc>
+      </w:tr>
+      <w:tr>
+        <w:tc>
+          <w:tcPr/>
+          <w:p>
+            <w:pPr>
+              <w:pStyle w:val="Compact"/>
+              <w:keepNext/>
+              <w:spacing w:after="0" w:before="0"/>
+              <w:jc w:val="left"/>
+            </w:pPr>
+            <w:r>
+              <w:rPr>
+                <w:sz w:val="20"/>
+              </w:rPr>
+              <w:t xml:space="preserve">Projetos inscritos</w:t>
+            </w:r>
+          </w:p>
+        </w:tc>
+        <w:tc>
+          <w:tcPr/>
+          <w:p>
+            <w:pPr>
+              <w:pStyle w:val="Compact"/>
+              <w:keepNext/>
+              <w:spacing w:after="0" w:before="0"/>
+              <w:jc w:val="left"/>
+            </w:pPr>
+            <w:r>
+              <w:rPr>
+                <w:sz w:val="20"/>
+              </w:rPr>
+              <w:t xml:space="preserve">não publicado</w:t>
+            </w:r>
+          </w:p>
+        </w:tc>
+        <w:tc>
+          <w:tcPr/>
+          <w:p>
+            <w:pPr>
+              <w:pStyle w:val="Compact"/>
+              <w:keepNext/>
+              <w:spacing w:after="0" w:before="0"/>
+              <w:jc w:val="left"/>
+            </w:pPr>
+            <w:r>
+              <w:rPr>
+                <w:sz w:val="20"/>
+              </w:rPr>
+              <w:t xml:space="preserve">—</w:t>
+            </w:r>
+          </w:p>
+        </w:tc>
+      </w:tr>
+      <w:tr>
+        <w:tc>
+          <w:tcPr/>
+          <w:p>
+            <w:pPr>
+              <w:pStyle w:val="Compact"/>
+              <w:keepNext/>
+              <w:spacing w:after="0" w:before="0"/>
+              <w:jc w:val="left"/>
+            </w:pPr>
+            <w:r>
+              <w:rPr>
+                <w:sz w:val="20"/>
+              </w:rPr>
+              <w:t xml:space="preserve">Projetos habilitados; proponentes por ciclo</w:t>
+            </w:r>
+          </w:p>
+        </w:tc>
+        <w:tc>
+          <w:tcPr/>
+          <w:p>
+            <w:pPr>
+              <w:pStyle w:val="Compact"/>
+              <w:keepNext/>
+              <w:spacing w:after="0" w:before="0"/>
+              <w:jc w:val="left"/>
+            </w:pPr>
+            <w:r>
+              <w:rPr>
+                <w:sz w:val="20"/>
+              </w:rPr>
+              <w:t xml:space="preserve">305; 53, 92 e 95</w:t>
+            </w:r>
+          </w:p>
+        </w:tc>
+        <w:tc>
+          <w:tcPr/>
+          <w:p>
+            <w:pPr>
+              <w:pStyle w:val="Compact"/>
+              <w:keepNext/>
+              <w:spacing w:after="0" w:before="0"/>
+              <w:jc w:val="left"/>
+            </w:pPr>
+            <w:r>
+              <w:rPr>
+                <w:sz w:val="20"/>
+              </w:rPr>
+              <w:t xml:space="preserve">ciclos 2022-2024</w:t>
+            </w:r>
+          </w:p>
+        </w:tc>
+      </w:tr>
+      <w:tr>
+        <w:tc>
+          <w:tcPr/>
+          <w:p>
+            <w:pPr>
+              <w:pStyle w:val="Compact"/>
+              <w:keepNext/>
+              <w:spacing w:after="0" w:before="0"/>
+              <w:jc w:val="left"/>
+            </w:pPr>
+            <w:r>
+              <w:rPr>
+                <w:sz w:val="20"/>
+              </w:rPr>
+              <w:t xml:space="preserve">Habilitados com situação resolvida; captaram</w:t>
+            </w:r>
+          </w:p>
+        </w:tc>
+        <w:tc>
+          <w:tcPr/>
+          <w:p>
+            <w:pPr>
+              <w:pStyle w:val="Compact"/>
+              <w:keepNext/>
+              <w:spacing w:after="0" w:before="0"/>
+              <w:jc w:val="left"/>
+            </w:pPr>
+            <w:r>
+              <w:rPr>
+                <w:sz w:val="20"/>
+              </w:rPr>
+              <w:t xml:space="preserve">293; 198</w:t>
+            </w:r>
+          </w:p>
+        </w:tc>
+        <w:tc>
+          <w:tcPr/>
+          <w:p>
+            <w:pPr>
+              <w:pStyle w:val="Compact"/>
+              <w:keepNext/>
+              <w:spacing w:after="0" w:before="0"/>
+              <w:jc w:val="left"/>
+            </w:pPr>
+            <w:r>
+              <w:rPr>
+                <w:sz w:val="20"/>
+              </w:rPr>
+              <w:t xml:space="preserve">ciclos 2022-2024</w:t>
+            </w:r>
+          </w:p>
+        </w:tc>
+      </w:tr>
+      <w:tr>
+        <w:tc>
+          <w:tcPr/>
+          <w:p>
+            <w:pPr>
+              <w:pStyle w:val="Compact"/>
+              <w:keepNext/>
+              <w:spacing w:after="0" w:before="0"/>
+              <w:jc w:val="left"/>
+            </w:pPr>
+            <w:r>
+              <w:rPr>
+                <w:sz w:val="20"/>
+              </w:rPr>
+              <w:t xml:space="preserve">Valor com patrocinador que coube no teto</w:t>
+            </w:r>
+          </w:p>
+        </w:tc>
+        <w:tc>
+          <w:tcPr/>
+          <w:p>
+            <w:pPr>
+              <w:pStyle w:val="Compact"/>
+              <w:keepNext/>
+              <w:spacing w:after="0" w:before="0"/>
+              <w:jc w:val="left"/>
+            </w:pPr>
+            <w:r>
+              <w:rPr>
+                <w:sz w:val="20"/>
+              </w:rPr>
+              <w:t xml:space="preserve">78%; 74%</w:t>
+            </w:r>
+          </w:p>
+        </w:tc>
+        <w:tc>
+          <w:tcPr/>
+          <w:p>
+            <w:pPr>
+              <w:pStyle w:val="Compact"/>
+              <w:keepNext/>
+              <w:spacing w:after="0" w:before="0"/>
+              <w:jc w:val="left"/>
+            </w:pPr>
+            <w:r>
+              <w:rPr>
+                <w:sz w:val="20"/>
+              </w:rPr>
+              <w:t xml:space="preserve">captação 2023; 2024</w:t>
+            </w:r>
+          </w:p>
+        </w:tc>
+      </w:tr>
+      <w:tr>
+        <w:tc>
+          <w:tcPr/>
+          <w:p>
+            <w:pPr>
+              <w:pStyle w:val="Compact"/>
+              <w:spacing w:after="0" w:before="0"/>
+              <w:jc w:val="left"/>
+            </w:pPr>
+            <w:r>
+              <w:rPr>
+                <w:sz w:val="20"/>
+              </w:rPr>
+              <w:t xml:space="preserve">Público alcançado e gratuidade</w:t>
+            </w:r>
+          </w:p>
+        </w:tc>
+        <w:tc>
+          <w:tcPr/>
+          <w:p>
+            <w:pPr>
+              <w:pStyle w:val="Compact"/>
+              <w:spacing w:after="0" w:before="0"/>
+              <w:jc w:val="left"/>
+            </w:pPr>
+            <w:r>
+              <w:rPr>
+                <w:sz w:val="20"/>
+              </w:rPr>
+              <w:t xml:space="preserve">não publicado</w:t>
+            </w:r>
+          </w:p>
+        </w:tc>
+        <w:tc>
+          <w:tcPr/>
+          <w:p>
+            <w:pPr>
+              <w:pStyle w:val="Compact"/>
+              <w:spacing w:after="0" w:before="0"/>
+              <w:jc w:val="left"/>
+            </w:pPr>
+            <w:r>
+              <w:rPr>
+                <w:sz w:val="20"/>
+              </w:rPr>
+              <w:t xml:space="preserve">—</w:t>
+            </w:r>
+          </w:p>
+        </w:tc>
+      </w:tr>
+    </w:tbl>
+    <w:p>
+      <w:pPr>
+        <w:pStyle w:val="BodyText"/>
+      </w:pPr>
+      <w:r>
+        <w:rPr>
+          <w:i/>
+          <w:sz w:val="20"/>
+        </w:rPr>
+        <w:t>Fonte</w:t>
+      </w:r>
+      <w:r>
+        <w:rPr>
+          <w:sz w:val="20"/>
+        </w:rPr>
+        <w:t>: elaboração própria com base em SECULT (2026b; 2026c) e na API pública do Mapa Cultural do Espírito Santo (SECULT, 2026d). Tabelas de origem:</w:t>
+      </w:r>
+      <w:r>
+        <w:rPr>
+          <w:sz w:val="20"/>
+        </w:rPr>
+        <w:t xml:space="preserve"> </w:t>
+      </w:r>
+      <w:hyperlink r:id="rId20">
+        <w:r>
+          <w:rPr>
+            <w:rStyle w:val="VerbatimChar"/>
+          </w:rPr>
+          <w:t xml:space="preserve">analise/tabelas/07_funil_por_ciclo.csv</w:t>
+        </w:r>
+      </w:hyperlink>
+      <w:r>
+        <w:rPr>
+          <w:sz w:val="20"/>
+        </w:rPr>
+        <w:t xml:space="preserve">,</w:t>
+      </w:r>
+      <w:r>
+        <w:rPr>
+          <w:sz w:val="20"/>
+        </w:rPr>
+        <w:t xml:space="preserve"> </w:t>
+      </w:r>
+      <w:hyperlink r:id="rId21">
+        <w:r>
+          <w:rPr>
+            <w:rStyle w:val="VerbatimChar"/>
+          </w:rPr>
+          <w:t xml:space="preserve">07_funil_captacao_anual.csv</w:t>
+        </w:r>
+      </w:hyperlink>
+      <w:r>
+        <w:rPr>
+          <w:sz w:val="20"/>
+        </w:rPr>
+        <w:t xml:space="preserve"> </w:t>
+      </w:r>
+      <w:r>
+        <w:rPr>
+          <w:sz w:val="20"/>
+        </w:rPr>
+        <w:t xml:space="preserve">e</w:t>
+      </w:r>
+      <w:r>
+        <w:rPr>
+          <w:sz w:val="20"/>
+        </w:rPr>
+        <w:t xml:space="preserve"> </w:t>
+      </w:r>
+      <w:hyperlink r:id="rId22">
+        <w:r>
+          <w:rPr>
+            <w:rStyle w:val="VerbatimChar"/>
+          </w:rPr>
+          <w:t xml:space="preserve">07_mapa_cultural_universo.csv</w:t>
+        </w:r>
+      </w:hyperlink>
+      <w:r>
+        <w:rPr>
+          <w:sz w:val="20"/>
+        </w:rPr>
+        <w:t xml:space="preserve">.</w:t>
+      </w:r>
+    </w:p>
+    <w:p>
+      <w:pPr>
+        <w:pStyle w:val="BodyText"/>
       </w:pPr>
       <w:r>
         <w:rPr>
@@ -2603,7 +2603,7 @@
     </w:p>
     <w:bookmarkEnd w:id="23"/>
     <w:bookmarkEnd w:id="24"/>
-    <w:bookmarkStart w:id="36" w:name="proposta-de-avaliação-de-impacto"/>
+    <w:bookmarkStart w:id="35" w:name="proposta-de-avaliação-de-impacto"/>
     <w:p>
       <w:pPr>
         <w:pStyle w:val="Heading1"/>
@@ -4349,7 +4349,7 @@
       </w:r>
     </w:p>
     <w:bookmarkEnd w:id="27"/>
-    <w:bookmarkStart w:id="34" w:name="cálculo-do-poder-estatístico"/>
+    <w:bookmarkStart w:id="33" w:name="cálculo-do-poder-estatístico"/>
     <w:p>
       <w:pPr>
         <w:pStyle w:val="Heading2"/>
@@ -5520,26 +5520,6 @@
         <w:rPr>
           <w:sz w:val="20"/>
         </w:rPr>
-        <w:t xml:space="preserve">, com as funções de</w:t>
-      </w:r>
-      <w:r>
-        <w:rPr>
-          <w:sz w:val="20"/>
-        </w:rPr>
-        <w:t xml:space="preserve"> </w:t>
-      </w:r>
-      <w:hyperlink r:id="rId33">
-        <w:r>
-          <w:rPr>
-            <w:rStyle w:val="VerbatimChar"/>
-          </w:rPr>
-          <w:t xml:space="preserve">analise/05_poder_mde.py</w:t>
-        </w:r>
-      </w:hyperlink>
-      <w:r>
-        <w:rPr>
-          <w:sz w:val="20"/>
-        </w:rPr>
         <w:t xml:space="preserve">).</w:t>
       </w:r>
     </w:p>
@@ -5563,14 +5543,33 @@
         <w:t xml:space="preserve">tende a exagerar o efeito verdadeiro (GELMAN; CARLIN, 2014), o que recomenda pré-registrar a análise e corrigir comparações múltiplas.</w:t>
       </w:r>
     </w:p>
+    <w:bookmarkEnd w:id="33"/>
+    <w:bookmarkStart w:id="34" w:name="ameaças-à-validade-e-ética"/>
+    <w:p>
+      <w:pPr>
+        <w:pStyle w:val="Heading2"/>
+      </w:pPr>
+      <w:r>
+        <w:t xml:space="preserve">5.5 Ameaças à validade e ética</w:t>
+      </w:r>
+    </w:p>
+    <w:p>
+      <w:pPr>
+        <w:pStyle w:val="FirstParagraph"/>
+      </w:pPr>
+      <w:r>
+        <w:t xml:space="preserve">A primeira ameaça à validade interna é a violação da hipótese de ausência de interferência entre unidades (SUTVA): com o teto fixo, o que um projeto capta falta a outro. Seguem-se a substituição de fonte (a captação pela Lei Rouanet entra como resultado), os eventos externos do período (Lei Paulo Gustavo e Política Nacional Aldir Blanc) e o atrito dos dados. No experimento conjunto, a escolha declarada pode pender para o socialmente desejável; a escolha forçada entre perfis reduz o viés, e os patrocínios observados servem de validação. A validade externa é limitada: as comparações de H5 valem para o regime de 2022-2024, em que a habilitação precedia a busca por patrocinador, e desde 2025 os expirados quase desapareceram (3 em 56 resolvidos no ciclo 2025). No plano ético, nenhum desenho nega acesso a elegíveis: o apoio chega aos controles ao fim, e o deslocamento pelo teto é medido pela saturação. Dados identificados exigem anonimização (LGPD), e pesquisas com pessoas, aprovação de comitê de ética.</w:t>
+      </w:r>
+    </w:p>
     <w:bookmarkEnd w:id="34"/>
-    <w:bookmarkStart w:id="35" w:name="ameaças-à-validade-e-ética"/>
-    <w:p>
-      <w:pPr>
-        <w:pStyle w:val="Heading2"/>
-      </w:pPr>
-      <w:r>
-        <w:t xml:space="preserve">5.5 Ameaças à validade e ética</w:t>
+    <w:bookmarkEnd w:id="35"/>
+    <w:bookmarkStart w:id="36" w:name="conclusão"/>
+    <w:p>
+      <w:pPr>
+        <w:pStyle w:val="Heading1"/>
+      </w:pPr>
+      <w:r>
+        <w:t xml:space="preserve">6 Conclusão</w:t>
       </w:r>
     </w:p>
     <w:p>
@@ -5578,46 +5577,27 @@
         <w:pStyle w:val="FirstParagraph"/>
       </w:pPr>
       <w:r>
-        <w:t xml:space="preserve">A primeira ameaça à validade interna é a violação da hipótese de ausência de interferência entre unidades (SUTVA): com o teto fixo, o que um projeto capta falta a outro. Seguem-se a substituição de fonte (a captação pela Lei Rouanet entra como resultado), os eventos externos do período (Lei Paulo Gustavo e Política Nacional Aldir Blanc) e o atrito dos dados. No experimento conjunto, a escolha declarada pode pender para o socialmente desejável; a escolha forçada entre perfis reduz o viés, e os patrocínios observados servem de validação. A validade externa é limitada: as comparações de H5 valem para o regime de 2022-2024, em que a habilitação precedia a busca por patrocinador, e desde 2025 os expirados quase desapareceram (3 em 56 resolvidos no ciclo 2025). No plano ético, nenhum desenho nega acesso a elegíveis: o apoio chega aos controles ao fim, e o deslocamento pelo teto é medido pela saturação. Dados identificados exigem anonimização (LGPD), e pesquisas com pessoas, aprovação de comitê de ética.</w:t>
-      </w:r>
-    </w:p>
-    <w:bookmarkEnd w:id="35"/>
+        <w:t xml:space="preserve">A LICC é um gasto tributário que mais que dobrou de 2023 a 2026, sem problema declarado, objetivos mensuráveis ou previsão de avaliação: o Estado paga, as empresas escolhem, e o público que usaria o bem cultural não passa pelo mecanismo. A escolha se concentra em poucas empresas de serviços regulados, que expõem a marca nas peças do projeto; entre os habilitados, a decisão fica com a empresa e com a fila dos termos; parte do recurso pode remunerar a intermediação; e quem não chega a um grande contribuinte fica de fora. A entrega, extremo da cadeia, é indeterminada, porque a SECULT não publica o público alcançado.</w:t>
+      </w:r>
+    </w:p>
+    <w:p>
+      <w:pPr>
+        <w:pStyle w:val="BodyText"/>
+      </w:pPr>
+      <w:r>
+        <w:t xml:space="preserve">Sem alterar o mecanismo, a gestão pode declarar objetivos, metas e indicadores e publicar os inscritos, com CNPJ, sede e motivo de inabilitação; a captação por cota; a fila de termos, com datas de protocolo e validação, também dos recusados; e custos, contrapartidas e público alcançado.</w:t>
+      </w:r>
+    </w:p>
+    <w:p>
+      <w:pPr>
+        <w:pStyle w:val="BodyText"/>
+      </w:pPr>
+      <w:r>
+        <w:t xml:space="preserve">Das quatro perguntas, a da entrega (H5) é a mais importante e a mais difícil: mais da metade dos recusados por falta de teto captou no ano seguinte, e comparar quem recebe com quem não recebe exige resultado datado e a fila de termos com as datas. Se a adicionalidade na margem for baixa, ampliar o teto financia sobretudo o que ocorreria de todo modo, e as decisões que importam passam a ser quem entra e o que se entrega. Limitações dos dados: a situação publicada aproxima a captação, a estreia é medida por nome de proponente, e o retrato territorial cobre 74% do valor.</w:t>
+      </w:r>
+    </w:p>
     <w:bookmarkEnd w:id="36"/>
-    <w:bookmarkStart w:id="37" w:name="conclusão"/>
-    <w:p>
-      <w:pPr>
-        <w:pStyle w:val="Heading1"/>
-      </w:pPr>
-      <w:r>
-        <w:t xml:space="preserve">6 Conclusão</w:t>
-      </w:r>
-    </w:p>
-    <w:p>
-      <w:pPr>
-        <w:pStyle w:val="FirstParagraph"/>
-      </w:pPr>
-      <w:r>
-        <w:t xml:space="preserve">A LICC é um gasto tributário que mais que dobrou de 2023 a 2026, sem problema declarado, objetivos mensuráveis ou previsão de avaliação: o Estado paga, as empresas escolhem, e o público que usaria o bem cultural não passa pelo mecanismo. A escolha se concentra em poucas empresas de serviços regulados, que expõem a marca nas peças do projeto; entre os habilitados, a decisão fica com a empresa e com a fila dos termos; parte do recurso pode remunerar a intermediação; e quem não chega a um grande contribuinte fica de fora. A entrega, extremo da cadeia, é indeterminada, porque a SECULT não publica o público alcançado.</w:t>
-      </w:r>
-    </w:p>
-    <w:p>
-      <w:pPr>
-        <w:pStyle w:val="BodyText"/>
-      </w:pPr>
-      <w:r>
-        <w:t xml:space="preserve">Sem alterar o mecanismo, a gestão pode declarar objetivos, metas e indicadores e publicar os inscritos, com CNPJ, sede e motivo de inabilitação; a captação por cota; a fila de termos, com datas de protocolo e validação, também dos recusados; e custos, contrapartidas e público alcançado.</w:t>
-      </w:r>
-    </w:p>
-    <w:p>
-      <w:pPr>
-        <w:pStyle w:val="BodyText"/>
-      </w:pPr>
-      <w:r>
-        <w:t xml:space="preserve">Das quatro perguntas de avaliação, a da entrega (H5) é a mais importante e a de resposta mais difícil: mais da metade dos recusados por falta de teto captou no ano seguinte, e comparar quem recebe com quem não recebe exige resultado datado e a fila de termos com as datas. Se a adicionalidade na margem for baixa, ampliar o teto financia sobretudo o que ocorreria de todo modo, e as decisões que importam passam a ser quem entra e o que se entrega. Limitações dos dados: a situação publicada aproxima a captação, a estreia é medida por nome de proponente, e o retrato territorial cobre 74% do valor.</w:t>
-      </w:r>
-    </w:p>
-    <w:bookmarkEnd w:id="37"/>
-    <w:bookmarkStart w:id="57" w:name="referências"/>
+    <w:bookmarkStart w:id="56" w:name="referências"/>
     <w:p>
       <w:pPr>
         <w:pStyle w:val="Heading1"/>
@@ -5649,7 +5629,7 @@
       <w:r>
         <w:t xml:space="preserve"> </w:t>
       </w:r>
-      <w:hyperlink r:id="rId38">
+      <w:hyperlink r:id="rId37">
         <w:r>
           <w:rPr>
             <w:rStyle w:val="Hyperlink"/>
@@ -5684,7 +5664,7 @@
       <w:r>
         <w:t xml:space="preserve"> </w:t>
       </w:r>
-      <w:hyperlink r:id="rId39">
+      <w:hyperlink r:id="rId38">
         <w:r>
           <w:rPr>
             <w:rStyle w:val="Hyperlink"/>
@@ -5804,7 +5784,7 @@
       <w:r>
         <w:t xml:space="preserve"> </w:t>
       </w:r>
-      <w:hyperlink r:id="rId40">
+      <w:hyperlink r:id="rId39">
         <w:r>
           <w:rPr>
             <w:rStyle w:val="Hyperlink"/>
@@ -5923,7 +5903,7 @@
       <w:r>
         <w:t xml:space="preserve"> </w:t>
       </w:r>
-      <w:hyperlink r:id="rId41">
+      <w:hyperlink r:id="rId40">
         <w:r>
           <w:rPr>
             <w:rStyle w:val="Hyperlink"/>
@@ -5958,7 +5938,7 @@
       <w:r>
         <w:t xml:space="preserve"> </w:t>
       </w:r>
-      <w:hyperlink r:id="rId42">
+      <w:hyperlink r:id="rId41">
         <w:r>
           <w:rPr>
             <w:rStyle w:val="Hyperlink"/>
@@ -5993,7 +5973,7 @@
       <w:r>
         <w:t xml:space="preserve"> </w:t>
       </w:r>
-      <w:hyperlink r:id="rId43">
+      <w:hyperlink r:id="rId42">
         <w:r>
           <w:rPr>
             <w:rStyle w:val="Hyperlink"/>
@@ -6028,7 +6008,7 @@
       <w:r>
         <w:t xml:space="preserve"> </w:t>
       </w:r>
-      <w:hyperlink r:id="rId44">
+      <w:hyperlink r:id="rId43">
         <w:r>
           <w:rPr>
             <w:rStyle w:val="Hyperlink"/>
@@ -6063,7 +6043,7 @@
       <w:r>
         <w:t xml:space="preserve"> </w:t>
       </w:r>
-      <w:hyperlink r:id="rId45">
+      <w:hyperlink r:id="rId44">
         <w:r>
           <w:rPr>
             <w:rStyle w:val="Hyperlink"/>
@@ -6182,7 +6162,7 @@
       <w:r>
         <w:t xml:space="preserve"> </w:t>
       </w:r>
-      <w:hyperlink r:id="rId46">
+      <w:hyperlink r:id="rId45">
         <w:r>
           <w:rPr>
             <w:rStyle w:val="Hyperlink"/>
@@ -6217,7 +6197,7 @@
       <w:r>
         <w:t xml:space="preserve"> </w:t>
       </w:r>
-      <w:hyperlink r:id="rId47">
+      <w:hyperlink r:id="rId46">
         <w:r>
           <w:rPr>
             <w:rStyle w:val="Hyperlink"/>
@@ -6273,7 +6253,7 @@
       <w:r>
         <w:t xml:space="preserve"> </w:t>
       </w:r>
-      <w:hyperlink r:id="rId48">
+      <w:hyperlink r:id="rId47">
         <w:r>
           <w:rPr>
             <w:rStyle w:val="Hyperlink"/>
@@ -6371,7 +6351,7 @@
       <w:r>
         <w:t xml:space="preserve"> </w:t>
       </w:r>
-      <w:hyperlink r:id="rId49">
+      <w:hyperlink r:id="rId48">
         <w:r>
           <w:rPr>
             <w:rStyle w:val="Hyperlink"/>
@@ -6406,7 +6386,7 @@
       <w:r>
         <w:t xml:space="preserve"> </w:t>
       </w:r>
-      <w:hyperlink r:id="rId50">
+      <w:hyperlink r:id="rId49">
         <w:r>
           <w:rPr>
             <w:rStyle w:val="Hyperlink"/>
@@ -6441,7 +6421,7 @@
       <w:r>
         <w:t xml:space="preserve"> </w:t>
       </w:r>
-      <w:hyperlink r:id="rId51">
+      <w:hyperlink r:id="rId50">
         <w:r>
           <w:rPr>
             <w:rStyle w:val="Hyperlink"/>
@@ -6497,7 +6477,7 @@
       <w:r>
         <w:t xml:space="preserve"> </w:t>
       </w:r>
-      <w:hyperlink r:id="rId52">
+      <w:hyperlink r:id="rId51">
         <w:r>
           <w:rPr>
             <w:rStyle w:val="Hyperlink"/>
@@ -6956,7 +6936,7 @@
       <w:r>
         <w:t xml:space="preserve"> </w:t>
       </w:r>
-      <w:hyperlink r:id="rId53">
+      <w:hyperlink r:id="rId52">
         <w:r>
           <w:rPr>
             <w:rStyle w:val="Hyperlink"/>
@@ -6991,7 +6971,7 @@
       <w:r>
         <w:t xml:space="preserve"> </w:t>
       </w:r>
-      <w:hyperlink r:id="rId54">
+      <w:hyperlink r:id="rId53">
         <w:r>
           <w:rPr>
             <w:rStyle w:val="Hyperlink"/>
@@ -7047,7 +7027,7 @@
       <w:r>
         <w:t xml:space="preserve"> </w:t>
       </w:r>
-      <w:hyperlink r:id="rId55">
+      <w:hyperlink r:id="rId54">
         <w:r>
           <w:rPr>
             <w:rStyle w:val="Hyperlink"/>
@@ -7082,7 +7062,7 @@
       <w:r>
         <w:t xml:space="preserve"> </w:t>
       </w:r>
-      <w:hyperlink r:id="rId56">
+      <w:hyperlink r:id="rId55">
         <w:r>
           <w:rPr>
             <w:rStyle w:val="Hyperlink"/>
@@ -7094,7 +7074,7 @@
         <w:t xml:space="preserve">.</w:t>
       </w:r>
     </w:p>
-    <w:bookmarkEnd w:id="57"/>
+    <w:bookmarkEnd w:id="56"/>
     <w:sectPr>
       <w:footnotePr>
         <w:numRestart w:val="eachSect"/>
@@ -7140,7 +7120,7 @@
         <w:t xml:space="preserve"> </w:t>
       </w:r>
       <w:r>
-        <w:t xml:space="preserve">Para 2022, a Portaria SEFAZ nº 09-R fixou R$ 10 milhões, e o anexo de captação da SECULT informa R$ 15 milhões disponíveis (R$ 11,5 milhões validados). Sem o ato de ampliação, o montante de 2022 fica indeterminado.</w:t>
+        <w:t xml:space="preserve">Para 2022, a Portaria SEFAZ nº 09-R fixou R$ 10 milhões, e o anexo de captação da SECULT informa R$ 15 milhões disponíveis (R$ 11,5 milhões validados), valor que a lista do Portal da Transparência atribui à mesma portaria (ESPÍRITO SANTO, 2026). Sem ato de ampliação localizado, o teto de 2022 fica indeterminado.</w:t>
       </w:r>
     </w:p>
   </w:footnote>

--- a/artigo/rascunho-artigo.docx
+++ b/artigo/rascunho-artigo.docx
@@ -1131,7 +1131,7 @@
         <w:pStyle w:val="BodyText"/>
       </w:pPr>
       <w:r>
-        <w:t xml:space="preserve">Cada seta da cadeia carrega uma premissa, uma condição que precisa valer para que um passo leve ao seguinte (MAYNE, 2015). Cinco delas são tratadas como hipóteses a testar, marcadas nos elos da Figura 1 e auditadas no Quadro 2. H1 (marketing): a empresa escolhe pela marca, único retorno privado do crédito integral, sem deixar de fora bem público que a população valorizaria. H2 (decisão concentrada): a decisão sobre recurso público segue critério público e não fica com poucos decisores. H3 (taxa de serviço): o recurso chega ao bem cultural, e não à intermediação. H4 (exclusão): quem não tem acesso a grandes contribuintes consegue entrar. H5 (entrega): o bem financiado não existiria sem a LICC. H1 a H4 perguntam quem decide e a que custo; H5, se o que se financia é adicional.</w:t>
+        <w:t xml:space="preserve">Cada seta da cadeia carrega uma premissa, uma condição que precisa valer para que um passo leve ao seguinte (MAYNE, 2015). Cinco delas são tratadas como hipóteses a testar, marcadas nos elos da Figura 1 e auditadas no Quadro 2. H1 (marketing): a empresa escolhe pela marca, único retorno privado do crédito integral, sem deixar de fora bem público que a população valorizaria. H2 (decisão concentrada): a decisão sobre recurso público segue critério público e não fica com poucos decisores. H3 (taxa de serviço): o recurso chega ao bem cultural, e não à intermediação. H4 (exclusão): quem não tem acesso a grandes contribuintes consegue entrar. H5 (entrega): o bem financiado não existiria sem a LICC. H1 a H4 perguntam quem decide e a que custo; H5, se o que se financia é adicional. Há dois riscos (efeitos não esperados): o teto fixo desloca outros projetos, e o crédito integral pode substituir o patrocínio próprio da empresa.</w:t>
       </w:r>
     </w:p>
     <w:p>
@@ -1313,13 +1313,29 @@
           <w:b/>
           <w:bCs/>
         </w:rPr>
-        <w:t xml:space="preserve">Funil de atrito.</w:t>
-      </w:r>
-      <w:r>
-        <w:t xml:space="preserve"> </w:t>
-      </w:r>
-      <w:r>
-        <w:t xml:space="preserve">O funil mede, elo a elo, quantos beneficiários potenciais chegam ao fim da cadeia (WHITE; RAITZER, 2017). A Tabela 1 mostra que ele se estreita onde não há dado: entre os 25.441 agentes cadastrados no Mapa Cultural e os 53 a 95 proponentes habilitados por ciclo, não se sabe quantos se inscreveram. Nas etapas observadas, a maioria passa: 68% dos habilitados de 2022-2024 com situação resolvida captaram.</w:t>
+        <w:t xml:space="preserve">Funil de atrito e indicadores.</w:t>
+      </w:r>
+      <w:r>
+        <w:t xml:space="preserve"> </w:t>
+      </w:r>
+      <w:r>
+        <w:t xml:space="preserve">O funil mede, elo a elo, quantos beneficiários potenciais chegam ao fim da cadeia (WHITE; RAITZER, 2017); suas etapas são os indicadores da cadeia, e os de resultado são os</w:t>
+      </w:r>
+      <w:r>
+        <w:t xml:space="preserve"> </w:t>
+      </w:r>
+      <w:r>
+        <w:rPr>
+          <w:i/>
+          <w:iCs/>
+        </w:rPr>
+        <w:t xml:space="preserve">Y</w:t>
+      </w:r>
+      <w:r>
+        <w:t xml:space="preserve"> </w:t>
+      </w:r>
+      <w:r>
+        <w:t xml:space="preserve">do Quadro 3. A Tabela 1 mostra que ele se estreita onde não há dado: entre os 25.441 agentes cadastrados no Mapa Cultural e os 53 a 95 proponentes habilitados por ciclo, não se sabe quantos se inscreveram. Nas etapas observadas, a maioria passa: 68% dos habilitados de 2022-2024 com situação resolvida captaram.</w:t>
       </w:r>
     </w:p>
     <w:p>
@@ -2514,7 +2530,7 @@
         <w:t xml:space="preserve"> </w:t>
       </w:r>
       <w:r>
-        <w:t xml:space="preserve">(SECULT, 2026e), e o Mapa Cultural registra só a situação da inscrição (SECULT, 2026d). Nenhuma das normas examinadas prevê nota, peso ou ordem de prioridade; a única pontuação é a do credenciamento dos pareceristas, que recebem os projetos por ordem de inscrição e área (SECULT, 2025c). Desde 2025, o parecer favorável já emite o certificado, e a comissão só delibera sobre inabilitações e, com 35% de patrocínio, sobre a habilitação (SECULT, 2025a, arts. 40, 41 e 45). Os extratos das atas de 158 reuniões com deliberação, de 2022 a 2026, listam 86 projetos inabilitados, 15% dos deliberados, sem motivo nem critério publicados (SECULT, 2026f). A habilitação qualifica, mas não prioriza, e o que excedeu o teto em 2023-2025 ficou de fora pelo momento em que o termo chegou e foi validado (SECULT, 2026c). A ordenação seria possível: no Funcultura, a SECULT atribui nota e ordena os projetos por linha e porte do município (SECULT, 2026g); na lei análoga do Rio Grande do Sul, também com 100% do ICMS, contempla-se por nota (mínimo de 60), com descentralização regional, e o patrocinador repassa 5% ou 10% a mais, sem incentivo, a um fundo de cultura (RIO GRANDE DO SUL, 2024; 2026). Nenhuma delas fixa a ordem de validação.</w:t>
+        <w:t xml:space="preserve">(SECULT, 2026e), e o Mapa Cultural registra só a situação da inscrição (SECULT, 2026d). Nenhuma das normas examinadas prevê nota, peso ou ordem de prioridade; a única pontuação é a do credenciamento dos pareceristas, que recebem os projetos por ordem de inscrição e área (SECULT, 2025c). Desde 2025, o parecer favorável já emite o certificado, e a comissão só delibera sobre inabilitações e, com 35% de patrocínio, sobre a habilitação (SECULT, 2025a, arts. 40, 41 e 45). Os extratos das atas de 158 reuniões com deliberação, de 2022 a 2026, listam 86 projetos inabilitados, 15% dos deliberados, sem motivo nem critério publicados (SECULT, 2026f). A habilitação qualifica, mas não prioriza, e o que excedeu o teto em 2023-2025 ficou de fora pelo momento em que o termo chegou e foi validado (SECULT, 2026c). A ordenação seria possível: no Funcultura, a mesma SECULT atribui nota e ordena os projetos por linha e porte do município (SECULT, 2026g).</w:t>
       </w:r>
     </w:p>
     <w:p>
@@ -2603,7 +2619,7 @@
     </w:p>
     <w:bookmarkEnd w:id="23"/>
     <w:bookmarkEnd w:id="24"/>
-    <w:bookmarkStart w:id="35" w:name="proposta-de-avaliação-de-impacto"/>
+    <w:bookmarkStart w:id="37" w:name="proposta-de-avaliação-de-impacto"/>
     <w:p>
       <w:pPr>
         <w:pStyle w:val="Heading1"/>
@@ -3633,7 +3649,7 @@
         <w:t xml:space="preserve"> </w:t>
       </w:r>
       <w:r>
-        <w:t xml:space="preserve">Uma promoção aleatória de apoio à inscrição e à busca de patrocínio, sorteada entre municípios do interior, não altera nenhuma regra de alocação; dois braços sorteados separam o atrito documental do de patrocínio. A promoção estima o efeito da oferta e, para quem responde a ela, o efeito local (ANGRIST; IMBENS; RUBIN, 1996). Como o teto é fixo, sortear também a intensidade da oferta entre municípios mede o deslocamento de outros proponentes (BAIRD</w:t>
+        <w:t xml:space="preserve">Uma promoção aleatória de apoio à inscrição e à busca de patrocínio, sorteada entre os 71 municípios do interior, não altera nenhuma regra de alocação; nos municípios sorteados, dois braços, sorteados entre os agentes, separam o atrito documental do de patrocínio. A promoção estima o efeito da oferta e, para quem responde a ela, o efeito local (ANGRIST; IMBENS; RUBIN, 1996). Como o teto é fixo, sortear também a intensidade da oferta mede o deslocamento de outros proponentes (BAIRD</w:t>
       </w:r>
       <w:r>
         <w:t xml:space="preserve"> </w:t>
@@ -3646,7 +3662,7 @@
         <w:t xml:space="preserve">et al.</w:t>
       </w:r>
       <w:r>
-        <w:t xml:space="preserve">, 2018).</w:t>
+        <w:t xml:space="preserve">, 2018), mas, com 71 municípios, só em caráter exploratório.</w:t>
       </w:r>
     </w:p>
     <w:p>
@@ -3668,7 +3684,7 @@
         <w:t xml:space="preserve"> </w:t>
       </w:r>
       <w:r>
-        <w:t xml:space="preserve">Sem nota, não há corte para regressão descontínua, mas os projetos são distribuídos aos pareceristas por ordem de inscrição e área (SECULT, 2025c). Se essa designação se comportar como sorteio dentro de área e período, a severidade do parecerista (a parcela de pareceres favoráveis nos seus outros projetos) é instrumento para o parecer, como o examinador designado em Maestas, Mullen e Strand (2013), sob exclusão e monotonicidade testáveis e com o parecerista de cada inscrição obtido por LAI. Como são 41 pareceristas credenciados, de 4 a 20 por área, o instrumento por área é fraco, e o desenho fica exploratório, com áreas afins agrupadas.</w:t>
+        <w:t xml:space="preserve">Sem nota, não há corte para regressão descontínua, mas os projetos são distribuídos aos pareceristas por ordem de inscrição e área (SECULT, 2025c). Se essa designação se comportar como sorteio dentro de área e período, a severidade do parecerista (a parcela de pareceres favoráveis nos seus outros projetos) é instrumento para o parecer, como o examinador designado em Maestas, Mullen e Strand (2013), sob exclusão e monotonicidade testáveis e com o parecerista de cada inscrição obtido pela Lei de Acesso à Informação (LAI). Como são 41 pareceristas credenciados, de 4 a 20 por área, o instrumento por área é fraco, e o desenho fica exploratório, com áreas afins agrupadas.</w:t>
       </w:r>
     </w:p>
     <w:p>
@@ -3686,7 +3702,7 @@
         <w:t xml:space="preserve"> </w:t>
       </w:r>
       <w:r>
-        <w:t xml:space="preserve">Cada estratégia pede um método próprio: regressão descontínua no tempo, com a hora de protocolo em torno do esgotamento de cada cota; variáveis instrumentais, com a recusa pelo teto e a severidade do parecerista; e diferenças em diferenças para H3, com as regras de custo novas de 2025 e 2026.</w:t>
+        <w:t xml:space="preserve">Regressão descontínua no tempo (protocolo em torno do esgotamento de cada cota), variáveis instrumentais (recusa pelo teto; severidade do parecerista) e, para H3, diferenças em diferenças com as regras de custo de 2025 e 2026.</w:t>
       </w:r>
     </w:p>
     <w:bookmarkEnd w:id="26"/>
@@ -3704,7 +3720,7 @@
         <w:pStyle w:val="FirstParagraph"/>
       </w:pPr>
       <w:r>
-        <w:t xml:space="preserve">Para H5 e H2, trabalha-se com o universo, e a listagem vem dos anexos oficiais: 293 projetos habilitados em 2022-2024 com situação resolvida, de 172 proponentes, e os termos de 2023 e 2024 na margem do racionamento. Para H1, a população principal é quem decide o patrocínio (marketing, diretoria ou relações institucionais): a listagem parte das 26 patrocinadoras de 2025, e os maiores contribuintes fora do Simples Nacional, listados com a SEFAZ, formam uma extensão, com parâmetro possivelmente diferente. Para H4, a listagem é o cadastro de agentes do Mapa Cultural, em que 79% dos coletivos e 78% dos individuais não informam município; com município no interior, há 257 coletivos em 52 municípios e 2.389 agentes, somados os individuais, nos 71. A oferta é sorteada entre municípios do interior e chega a todos os agentes cadastrados sem inscrição anterior; quem não está no Mapa fica de fora, um viés de cobertura. A chave de ligação é o CNPJ do proponente: o Portal da Transparência o traz para quem captou (ESPÍRITO SANTO, 2026), e a SECULT, para os demais, por pedido de acesso à informação (Quadro 4).</w:t>
+        <w:t xml:space="preserve">Para H5 e H2, trabalha-se com o universo, e a listagem vem dos anexos oficiais: 293 projetos habilitados em 2022-2024 com situação resolvida, de 172 proponentes, e os termos de 2023 e 2024 na margem do racionamento. Para H1, a população principal é quem decide o patrocínio (marketing, diretoria ou relações institucionais): a listagem parte das 26 patrocinadoras de 2025, e os maiores contribuintes fora do Simples Nacional, listados com a SEFAZ, formam uma extensão, com parâmetro possivelmente diferente. Para H4, a listagem é o cadastro de agentes do Mapa Cultural, em que 79% dos coletivos e 78% dos individuais não informam município; com município no interior, há 257 coletivos em 52 municípios e 2.389 agentes, somados os individuais, nos 71. A oferta é sorteada entre municípios do interior e chega a todos os agentes cadastrados sem inscrição anterior; quem não está no Mapa fica de fora, um viés de cobertura. A chave de ligação é o CNPJ do proponente: o Portal da Transparência o traz para quem captou (ESPÍRITO SANTO, 2026), e os avisos de habilitação no Diário Oficial, para a maior parte dos demais (DIO-ES, 2026); juntas, cobrem 385 dos 463 habilitados (83%), e o restante e os inabilitados ficam para a LAI (Quadro 4).</w:t>
       </w:r>
     </w:p>
     <w:p>
@@ -3978,23 +3994,23 @@
               <w:rPr>
                 <w:sz w:val="20"/>
               </w:rPr>
-              <w:t xml:space="preserve">Anexos de habilitados e captados; extratos do Diário Oficial e das atas da CAP</w:t>
-            </w:r>
-          </w:p>
-        </w:tc>
-        <w:tc>
-          <w:tcPr/>
-          <w:p>
-            <w:pPr>
-              <w:pStyle w:val="Compact"/>
-              <w:spacing w:after="0" w:before="0"/>
-              <w:jc w:val="left"/>
-            </w:pPr>
-            <w:r>
-              <w:rPr>
-                <w:sz w:val="20"/>
-              </w:rPr>
-              <w:t xml:space="preserve">Status, valores, patrocinador e data de cada repasse; inabilitados e data da habilitação</w:t>
+              <w:t xml:space="preserve">Anexos de habilitados e captados; avisos do Diário Oficial; extratos das atas da CAP</w:t>
+            </w:r>
+          </w:p>
+        </w:tc>
+        <w:tc>
+          <w:tcPr/>
+          <w:p>
+            <w:pPr>
+              <w:pStyle w:val="Compact"/>
+              <w:spacing w:after="0" w:before="0"/>
+              <w:jc w:val="left"/>
+            </w:pPr>
+            <w:r>
+              <w:rPr>
+                <w:sz w:val="20"/>
+              </w:rPr>
+              <w:t xml:space="preserve">Status, valores e patrocinador; CNPJ e data da habilitação; data de cada depósito (82% dos termos de 2022-2025); inabilitados</w:t>
             </w:r>
           </w:p>
         </w:tc>
@@ -4126,7 +4142,7 @@
               <w:rPr>
                 <w:sz w:val="20"/>
               </w:rPr>
-              <w:t xml:space="preserve">Data de protocolo e de validação dos termos, cota e indeferidos</w:t>
+              <w:t xml:space="preserve">Hora de protocolo (pública só nos validados de 2025) e de validação dos termos, cota e indeferidos</w:t>
             </w:r>
           </w:p>
         </w:tc>
@@ -4288,7 +4304,7 @@
               <w:rPr>
                 <w:sz w:val="20"/>
               </w:rPr>
-              <w:t xml:space="preserve">Listagem de H4; ocorrência de eventos (</w:t>
+              <w:t xml:space="preserve">Listagem de H4; eventos datados de 18 projetos (</w:t>
             </w:r>
             <w:r>
               <w:rPr>
@@ -4349,7 +4365,7 @@
       </w:r>
     </w:p>
     <w:bookmarkEnd w:id="27"/>
-    <w:bookmarkStart w:id="33" w:name="cálculo-do-poder-estatístico"/>
+    <w:bookmarkStart w:id="35" w:name="cálculo-do-poder-estatístico"/>
     <w:p>
       <w:pPr>
         <w:pStyle w:val="Heading2"/>
@@ -4835,8 +4851,8 @@
         </w:tblBorders>
       </w:tblPr>
       <w:tblGrid>
-        <w:gridCol w:w="3615"/>
-        <w:gridCol w:w="1807"/>
+        <w:gridCol w:w="2926"/>
+        <w:gridCol w:w="2496"/>
         <w:gridCol w:w="1721"/>
         <w:gridCol w:w="774"/>
       </w:tblGrid>
@@ -4961,7 +4977,7 @@
               <w:rPr>
                 <w:sz w:val="20"/>
               </w:rPr>
-              <w:t xml:space="preserve">30 a 60 decisores × 12 tarefas (720 a 1.440 perfis)</w:t>
+              <w:t xml:space="preserve">30 a 60 decisores × 12 tarefas</w:t>
             </w:r>
           </w:p>
         </w:tc>
@@ -5051,7 +5067,7 @@
               <w:rPr>
                 <w:sz w:val="20"/>
               </w:rPr>
-              <w:t xml:space="preserve">32 recusados × 32 validados antes do esgotamento</w:t>
+              <w:t xml:space="preserve">32 recusados × 32 validados</w:t>
             </w:r>
           </w:p>
         </w:tc>
@@ -5442,13 +5458,7 @@
         <w:rPr>
           <w:sz w:val="20"/>
         </w:rPr>
-        <w:t xml:space="preserve"> </w:t>
-      </w:r>
-      <w:r>
-        <w:rPr>
-          <w:sz w:val="20"/>
-        </w:rPr>
-        <w:t xml:space="preserve">e</w:t>
+        <w:t xml:space="preserve">,</w:t>
       </w:r>
       <w:r>
         <w:rPr>
@@ -5474,6 +5484,32 @@
         <w:rPr>
           <w:sz w:val="20"/>
         </w:rPr>
+        <w:t xml:space="preserve">e</w:t>
+      </w:r>
+      <w:r>
+        <w:rPr>
+          <w:sz w:val="20"/>
+        </w:rPr>
+        <w:t xml:space="preserve"> </w:t>
+      </w:r>
+      <w:hyperlink r:id="rId31">
+        <w:r>
+          <w:rPr>
+            <w:rStyle w:val="VerbatimChar"/>
+          </w:rPr>
+          <w:t xml:space="preserve">19_poder_revisao.csv</w:t>
+        </w:r>
+      </w:hyperlink>
+      <w:r>
+        <w:rPr>
+          <w:sz w:val="20"/>
+        </w:rPr>
+        <w:t xml:space="preserve"> </w:t>
+      </w:r>
+      <w:r>
+        <w:rPr>
+          <w:sz w:val="20"/>
+        </w:rPr>
         <w:t xml:space="preserve">(scripts</w:t>
       </w:r>
       <w:r>
@@ -5482,7 +5518,7 @@
         </w:rPr>
         <w:t xml:space="preserve"> </w:t>
       </w:r>
-      <w:hyperlink r:id="rId31">
+      <w:hyperlink r:id="rId32">
         <w:r>
           <w:rPr>
             <w:rStyle w:val="VerbatimChar"/>
@@ -5494,21 +5530,15 @@
         <w:rPr>
           <w:sz w:val="20"/>
         </w:rPr>
-        <w:t xml:space="preserve"> </w:t>
+        <w:t xml:space="preserve">,</w:t>
       </w:r>
       <w:r>
         <w:rPr>
           <w:sz w:val="20"/>
         </w:rPr>
-        <w:t xml:space="preserve">e</w:t>
-      </w:r>
-      <w:r>
-        <w:rPr>
-          <w:sz w:val="20"/>
-        </w:rPr>
-        <w:t xml:space="preserve"> </w:t>
-      </w:r>
-      <w:hyperlink r:id="rId32">
+        <w:t xml:space="preserve"> </w:t>
+      </w:r>
+      <w:hyperlink r:id="rId33">
         <w:r>
           <w:rPr>
             <w:rStyle w:val="VerbatimChar"/>
@@ -5520,6 +5550,32 @@
         <w:rPr>
           <w:sz w:val="20"/>
         </w:rPr>
+        <w:t xml:space="preserve"> </w:t>
+      </w:r>
+      <w:r>
+        <w:rPr>
+          <w:sz w:val="20"/>
+        </w:rPr>
+        <w:t xml:space="preserve">e</w:t>
+      </w:r>
+      <w:r>
+        <w:rPr>
+          <w:sz w:val="20"/>
+        </w:rPr>
+        <w:t xml:space="preserve"> </w:t>
+      </w:r>
+      <w:hyperlink r:id="rId34">
+        <w:r>
+          <w:rPr>
+            <w:rStyle w:val="VerbatimChar"/>
+          </w:rPr>
+          <w:t xml:space="preserve">19_poder_revisao.py</w:t>
+        </w:r>
+      </w:hyperlink>
+      <w:r>
+        <w:rPr>
+          <w:sz w:val="20"/>
+        </w:rPr>
         <w:t xml:space="preserve">).</w:t>
       </w:r>
     </w:p>
@@ -5528,7 +5584,20 @@
         <w:pStyle w:val="BodyText"/>
       </w:pPr>
       <w:r>
-        <w:t xml:space="preserve">A comparação na margem do racionamento só detecta efeitos muito grandes, acima dos esperados (seção 3), e serve como verificação de robustez. O experimento conjunto detecta diferenças de 7 a 13 pontos na probabilidade de escolha com 60 decisores, e de 10 a 19 com 30. O desenho de H4 detecta efeitos de poucos pontos se incluir os agentes individuais, que precisariam de CNPJ (MEI) para se inscrever; só com os coletivos, o efeito mínimo passa de 5 pontos. Com poder baixo, uma estimativa</w:t>
+        <w:t xml:space="preserve">A comparação na margem do racionamento só detecta efeitos muito grandes, acima dos esperados (seção 3), e serve como verificação de robustez; para o efeito de receber em algum momento, o EMD divide-se pelo primeiro estágio (0,41) e vai a 69 a 84 pontos. Com os recusados de 2025 e 2026 (LAI), se dobrarem a margem, o EMD de receber agora cai para 20 a 24 pontos. O experimento conjunto detecta diferenças de 7 a 13 pontos na probabilidade de escolha com 60 decisores, e de 10 a 19 com 30. O desenho de H4 detecta efeitos de poucos pontos se incluir os agentes individuais, que precisariam de CNPJ (MEI) para se inscrever, e só assim atende à regra de 30 a 50 conglomerados por grupo (GERTLER</w:t>
+      </w:r>
+      <w:r>
+        <w:t xml:space="preserve"> </w:t>
+      </w:r>
+      <w:r>
+        <w:rPr>
+          <w:i/>
+          <w:iCs/>
+        </w:rPr>
+        <w:t xml:space="preserve">et al.</w:t>
+      </w:r>
+      <w:r>
+        <w:t xml:space="preserve">, 2018): são 35 ou 36 municípios em cada, e a diferença entre os braços tem EMD de 2,3 a 4,9 pontos. Só com os coletivos, são 26 por grupo, e o efeito mínimo passa de 5 pontos. Para quem adere à oferta, o EMD é o da Tabela 2 dividido pela adesão. Com poder baixo, uma estimativa</w:t>
       </w:r>
       <w:r>
         <w:t xml:space="preserve"> </w:t>
@@ -5543,8 +5612,8 @@
         <w:t xml:space="preserve">tende a exagerar o efeito verdadeiro (GELMAN; CARLIN, 2014), o que recomenda pré-registrar a análise e corrigir comparações múltiplas.</w:t>
       </w:r>
     </w:p>
-    <w:bookmarkEnd w:id="33"/>
-    <w:bookmarkStart w:id="34" w:name="ameaças-à-validade-e-ética"/>
+    <w:bookmarkEnd w:id="35"/>
+    <w:bookmarkStart w:id="36" w:name="ameaças-à-validade-e-ética"/>
     <w:p>
       <w:pPr>
         <w:pStyle w:val="Heading2"/>
@@ -5561,9 +5630,9 @@
         <w:t xml:space="preserve">A primeira ameaça à validade interna é a violação da hipótese de ausência de interferência entre unidades (SUTVA): com o teto fixo, o que um projeto capta falta a outro. Seguem-se a substituição de fonte (a captação pela Lei Rouanet entra como resultado), os eventos externos do período (Lei Paulo Gustavo e Política Nacional Aldir Blanc) e o atrito dos dados. No experimento conjunto, a escolha declarada pode pender para o socialmente desejável; a escolha forçada entre perfis reduz o viés, e os patrocínios observados servem de validação. A validade externa é limitada: as comparações de H5 valem para o regime de 2022-2024, em que a habilitação precedia a busca por patrocinador, e desde 2025 os expirados quase desapareceram (3 em 56 resolvidos no ciclo 2025). No plano ético, nenhum desenho nega acesso a elegíveis: o apoio chega aos controles ao fim, e o deslocamento pelo teto é medido pela saturação. Dados identificados exigem anonimização (LGPD), e pesquisas com pessoas, aprovação de comitê de ética.</w:t>
       </w:r>
     </w:p>
-    <w:bookmarkEnd w:id="34"/>
-    <w:bookmarkEnd w:id="35"/>
-    <w:bookmarkStart w:id="36" w:name="conclusão"/>
+    <w:bookmarkEnd w:id="36"/>
+    <w:bookmarkEnd w:id="37"/>
+    <w:bookmarkStart w:id="38" w:name="conclusão"/>
     <w:p>
       <w:pPr>
         <w:pStyle w:val="Heading1"/>
@@ -5585,7 +5654,7 @@
         <w:pStyle w:val="BodyText"/>
       </w:pPr>
       <w:r>
-        <w:t xml:space="preserve">Sem alterar o mecanismo, a gestão pode declarar objetivos, metas e indicadores e publicar os inscritos, com CNPJ, sede e motivo de inabilitação; a captação por cota; a fila de termos, com datas de protocolo e validação, também dos recusados; e custos, contrapartidas e público alcançado.</w:t>
+        <w:t xml:space="preserve">Sem alterar o mecanismo, a gestão pode declarar objetivos, metas e indicadores e publicar, em formato aberto, os inscritos, com CNPJ, sede e motivo de inabilitação; a captação por cota; a fila de termos, com datas de protocolo e validação, também dos recusados; e custos, contrapartidas e público alcançado.</w:t>
       </w:r>
     </w:p>
     <w:p>
@@ -5596,8 +5665,8 @@
         <w:t xml:space="preserve">Das quatro perguntas, a da entrega (H5) é a mais importante e a mais difícil: mais da metade dos recusados por falta de teto captou no ano seguinte, e comparar quem recebe com quem não recebe exige resultado datado e a fila de termos com as datas. Se a adicionalidade na margem for baixa, ampliar o teto financia sobretudo o que ocorreria de todo modo, e as decisões que importam passam a ser quem entra e o que se entrega. Limitações dos dados: a situação publicada aproxima a captação, a estreia é medida por nome de proponente, e o retrato territorial cobre 74% do valor.</w:t>
       </w:r>
     </w:p>
-    <w:bookmarkEnd w:id="36"/>
-    <w:bookmarkStart w:id="56" w:name="referências"/>
+    <w:bookmarkEnd w:id="38"/>
+    <w:bookmarkStart w:id="58" w:name="referências"/>
     <w:p>
       <w:pPr>
         <w:pStyle w:val="Heading1"/>
@@ -5629,7 +5698,7 @@
       <w:r>
         <w:t xml:space="preserve"> </w:t>
       </w:r>
-      <w:hyperlink r:id="rId37">
+      <w:hyperlink r:id="rId39">
         <w:r>
           <w:rPr>
             <w:rStyle w:val="Hyperlink"/>
@@ -5664,7 +5733,7 @@
       <w:r>
         <w:t xml:space="preserve"> </w:t>
       </w:r>
-      <w:hyperlink r:id="rId38">
+      <w:hyperlink r:id="rId40">
         <w:r>
           <w:rPr>
             <w:rStyle w:val="Hyperlink"/>
@@ -5784,7 +5853,7 @@
       <w:r>
         <w:t xml:space="preserve"> </w:t>
       </w:r>
-      <w:hyperlink r:id="rId39">
+      <w:hyperlink r:id="rId41">
         <w:r>
           <w:rPr>
             <w:rStyle w:val="Hyperlink"/>
@@ -5903,7 +5972,7 @@
       <w:r>
         <w:t xml:space="preserve"> </w:t>
       </w:r>
-      <w:hyperlink r:id="rId40">
+      <w:hyperlink r:id="rId42">
         <w:r>
           <w:rPr>
             <w:rStyle w:val="Hyperlink"/>
@@ -5938,7 +6007,7 @@
       <w:r>
         <w:t xml:space="preserve"> </w:t>
       </w:r>
-      <w:hyperlink r:id="rId41">
+      <w:hyperlink r:id="rId43">
         <w:r>
           <w:rPr>
             <w:rStyle w:val="Hyperlink"/>
@@ -5973,7 +6042,7 @@
       <w:r>
         <w:t xml:space="preserve"> </w:t>
       </w:r>
-      <w:hyperlink r:id="rId42">
+      <w:hyperlink r:id="rId44">
         <w:r>
           <w:rPr>
             <w:rStyle w:val="Hyperlink"/>
@@ -5990,7 +6059,7 @@
         <w:pStyle w:val="BodyText"/>
       </w:pPr>
       <w:r>
-        <w:t xml:space="preserve">DJIMEU, Eric W.; HOUNDOLO, Deo-Gracias. Power calculation for causal inference in social science: sample size and minimum detectable effect determination.</w:t>
+        <w:t xml:space="preserve">DIO-ES – DEPARTAMENTO DE IMPRENSA OFICIAL DO ESPÍRITO SANTO.</w:t>
       </w:r>
       <w:r>
         <w:t xml:space="preserve"> </w:t>
@@ -6000,6 +6069,27 @@
           <w:b/>
           <w:bCs/>
         </w:rPr>
+        <w:t xml:space="preserve">Diário Oficial dos Poderes do Estado</w:t>
+      </w:r>
+      <w:r>
+        <w:t xml:space="preserve">: avisos de habilitação e de depósito da LICC, 2022-2026. Vitória: DIO-ES, 2026. Disponível em: https://ioes.dio.es.gov.br. Acesso em: 27 set. 2026.</w:t>
+      </w:r>
+    </w:p>
+    <w:p>
+      <w:pPr>
+        <w:pStyle w:val="BodyText"/>
+      </w:pPr>
+      <w:r>
+        <w:t xml:space="preserve">DJIMEU, Eric W.; HOUNDOLO, Deo-Gracias. Power calculation for causal inference in social science: sample size and minimum detectable effect determination.</w:t>
+      </w:r>
+      <w:r>
+        <w:t xml:space="preserve"> </w:t>
+      </w:r>
+      <w:r>
+        <w:rPr>
+          <w:b/>
+          <w:bCs/>
+        </w:rPr>
         <w:t xml:space="preserve">Journal of Development Effectiveness</w:t>
       </w:r>
       <w:r>
@@ -6008,7 +6098,7 @@
       <w:r>
         <w:t xml:space="preserve"> </w:t>
       </w:r>
-      <w:hyperlink r:id="rId43">
+      <w:hyperlink r:id="rId45">
         <w:r>
           <w:rPr>
             <w:rStyle w:val="Hyperlink"/>
@@ -6043,7 +6133,7 @@
       <w:r>
         <w:t xml:space="preserve"> </w:t>
       </w:r>
-      <w:hyperlink r:id="rId44">
+      <w:hyperlink r:id="rId46">
         <w:r>
           <w:rPr>
             <w:rStyle w:val="Hyperlink"/>
@@ -6162,7 +6252,7 @@
       <w:r>
         <w:t xml:space="preserve"> </w:t>
       </w:r>
-      <w:hyperlink r:id="rId45">
+      <w:hyperlink r:id="rId47">
         <w:r>
           <w:rPr>
             <w:rStyle w:val="Hyperlink"/>
@@ -6197,7 +6287,7 @@
       <w:r>
         <w:t xml:space="preserve"> </w:t>
       </w:r>
-      <w:hyperlink r:id="rId46">
+      <w:hyperlink r:id="rId48">
         <w:r>
           <w:rPr>
             <w:rStyle w:val="Hyperlink"/>
@@ -6253,7 +6343,7 @@
       <w:r>
         <w:t xml:space="preserve"> </w:t>
       </w:r>
-      <w:hyperlink r:id="rId47">
+      <w:hyperlink r:id="rId49">
         <w:r>
           <w:rPr>
             <w:rStyle w:val="Hyperlink"/>
@@ -6351,7 +6441,7 @@
       <w:r>
         <w:t xml:space="preserve"> </w:t>
       </w:r>
-      <w:hyperlink r:id="rId48">
+      <w:hyperlink r:id="rId50">
         <w:r>
           <w:rPr>
             <w:rStyle w:val="Hyperlink"/>
@@ -6386,7 +6476,7 @@
       <w:r>
         <w:t xml:space="preserve"> </w:t>
       </w:r>
-      <w:hyperlink r:id="rId49">
+      <w:hyperlink r:id="rId51">
         <w:r>
           <w:rPr>
             <w:rStyle w:val="Hyperlink"/>
@@ -6421,7 +6511,7 @@
       <w:r>
         <w:t xml:space="preserve"> </w:t>
       </w:r>
-      <w:hyperlink r:id="rId50">
+      <w:hyperlink r:id="rId52">
         <w:r>
           <w:rPr>
             <w:rStyle w:val="Hyperlink"/>
@@ -6477,7 +6567,7 @@
       <w:r>
         <w:t xml:space="preserve"> </w:t>
       </w:r>
-      <w:hyperlink r:id="rId51">
+      <w:hyperlink r:id="rId53">
         <w:r>
           <w:rPr>
             <w:rStyle w:val="Hyperlink"/>
@@ -6494,7 +6584,7 @@
         <w:pStyle w:val="BodyText"/>
       </w:pPr>
       <w:r>
-        <w:t xml:space="preserve">RIO GRANDE DO SUL. Governo do Estado.</w:t>
+        <w:t xml:space="preserve">SECULT – SECRETARIA DE ESTADO DA CULTURA DO ESPÍRITO SANTO.</w:t>
       </w:r>
       <w:r>
         <w:t xml:space="preserve"> </w:t>
@@ -6504,18 +6594,18 @@
           <w:b/>
           <w:bCs/>
         </w:rPr>
-        <w:t xml:space="preserve">Estado divulga lista de projetos classificados no edital da Lei de Incentivo à Cultura</w:t>
-      </w:r>
-      <w:r>
-        <w:t xml:space="preserve">. Porto Alegre, 20 jun. 2024. Disponível em: https://www.estado.rs.gov.br/estado-divulga-lista-de-projetos-classificados-no-edital-da-lei-de-incentivo-a-cultura. Acesso em: 27 set. 2026.</w:t>
-      </w:r>
-    </w:p>
-    <w:p>
-      <w:pPr>
-        <w:pStyle w:val="BodyText"/>
-      </w:pPr>
-      <w:r>
-        <w:t xml:space="preserve">RIO GRANDE DO SUL. Secretaria da Cultura.</w:t>
+        <w:t xml:space="preserve">Boletim de Economia Criativa</w:t>
+      </w:r>
+      <w:r>
+        <w:t xml:space="preserve">: Espírito Santo, 2º trimestre de 2020. Vitória: SECULT, 2020. Disponível em: https://secult.es.gov.br/media/002/Boletim_Economia_Criativa_02T_2020.pdf. Acesso em: 27 set. 2026.</w:t>
+      </w:r>
+    </w:p>
+    <w:p>
+      <w:pPr>
+        <w:pStyle w:val="BodyText"/>
+      </w:pPr>
+      <w:r>
+        <w:t xml:space="preserve">SECULT – SECRETARIA DE ESTADO DA CULTURA DO ESPÍRITO SANTO.</w:t>
       </w:r>
       <w:r>
         <w:t xml:space="preserve"> </w:t>
@@ -6525,18 +6615,28 @@
           <w:b/>
           <w:bCs/>
         </w:rPr>
-        <w:t xml:space="preserve">Lei de Incentivo à Cultura</w:t>
-      </w:r>
-      <w:r>
-        <w:t xml:space="preserve">: sobre. Porto Alegre: Sedac, 2026. Disponível em: https://cultura.rs.gov.br/lei-de-incentivo-a-cultura. Acesso em: 27 set. 2026.</w:t>
-      </w:r>
-    </w:p>
-    <w:p>
-      <w:pPr>
-        <w:pStyle w:val="BodyText"/>
-      </w:pPr>
-      <w:r>
-        <w:t xml:space="preserve">SECULT – SECRETARIA DE ESTADO DA CULTURA DO ESPÍRITO SANTO.</w:t>
+        <w:t xml:space="preserve">Instrução Normativa nº 002, de 31 de janeiro de 2022</w:t>
+      </w:r>
+      <w:r>
+        <w:t xml:space="preserve">. Vitória: SECULT, 2022. Disponível em: https://secult.es.gov.br/media/2022/INSTRU_</w:t>
+      </w:r>
+      <w:r>
+        <w:rPr>
+          <w:i/>
+          <w:iCs/>
+        </w:rPr>
+        <w:t xml:space="preserve">O_NORMATIVA_LICC</w:t>
+      </w:r>
+      <w:r>
+        <w:t xml:space="preserve">-_SECULT.pdf. Acesso em: 27 set. 2026.</w:t>
+      </w:r>
+    </w:p>
+    <w:p>
+      <w:pPr>
+        <w:pStyle w:val="BodyText"/>
+      </w:pPr>
+      <w:r>
+        <w:t xml:space="preserve">SECULT – SECRETARIA DE ESTADO DA CULTURA DO ESPÍRITO SANTO. Instrução Normativa nº 001, de 31 de janeiro de 2023.</w:t>
       </w:r>
       <w:r>
         <w:t xml:space="preserve"> </w:t>
@@ -6546,18 +6646,18 @@
           <w:b/>
           <w:bCs/>
         </w:rPr>
-        <w:t xml:space="preserve">Boletim de Economia Criativa</w:t>
-      </w:r>
-      <w:r>
-        <w:t xml:space="preserve">: Espírito Santo, 2º trimestre de 2020. Vitória: SECULT, 2020. Disponível em: https://secult.es.gov.br/media/002/Boletim_Economia_Criativa_02T_2020.pdf. Acesso em: 27 set. 2026.</w:t>
-      </w:r>
-    </w:p>
-    <w:p>
-      <w:pPr>
-        <w:pStyle w:val="BodyText"/>
-      </w:pPr>
-      <w:r>
-        <w:t xml:space="preserve">SECULT – SECRETARIA DE ESTADO DA CULTURA DO ESPÍRITO SANTO.</w:t>
+        <w:t xml:space="preserve">Diário Oficial dos Poderes do Estado</w:t>
+      </w:r>
+      <w:r>
+        <w:t xml:space="preserve">, Vitória, 1º fev. 2023a. Disponível em: https://secult.es.gov.br/instrucao-normativa-licc-2023. Acesso em: 24 set. 2026.</w:t>
+      </w:r>
+    </w:p>
+    <w:p>
+      <w:pPr>
+        <w:pStyle w:val="BodyText"/>
+      </w:pPr>
+      <w:r>
+        <w:t xml:space="preserve">SECULT – SECRETARIA DE ESTADO DA CULTURA DO ESPÍRITO SANTO. Regimento interno da Comissão de Avaliação Permanente (CAP) da Lei de Incentivo à Cultura Capixaba.</w:t>
       </w:r>
       <w:r>
         <w:t xml:space="preserve"> </w:t>
@@ -6567,28 +6667,18 @@
           <w:b/>
           <w:bCs/>
         </w:rPr>
-        <w:t xml:space="preserve">Instrução Normativa nº 002, de 31 de janeiro de 2022</w:t>
-      </w:r>
-      <w:r>
-        <w:t xml:space="preserve">. Vitória: SECULT, 2022. Disponível em: https://secult.es.gov.br/media/2022/INSTRU_</w:t>
-      </w:r>
-      <w:r>
-        <w:rPr>
-          <w:i/>
-          <w:iCs/>
-        </w:rPr>
-        <w:t xml:space="preserve">O_NORMATIVA_LICC</w:t>
-      </w:r>
-      <w:r>
-        <w:t xml:space="preserve">-_SECULT.pdf. Acesso em: 27 set. 2026.</w:t>
-      </w:r>
-    </w:p>
-    <w:p>
-      <w:pPr>
-        <w:pStyle w:val="BodyText"/>
-      </w:pPr>
-      <w:r>
-        <w:t xml:space="preserve">SECULT – SECRETARIA DE ESTADO DA CULTURA DO ESPÍRITO SANTO. Instrução Normativa nº 001, de 31 de janeiro de 2023.</w:t>
+        <w:t xml:space="preserve">Diário Oficial dos Poderes do Estado</w:t>
+      </w:r>
+      <w:r>
+        <w:t xml:space="preserve">, Vitória, 16 fev. 2023b. Disponível em: https://secult.es.gov.br/legislacao-licc. Acesso em: 23 set. 2026.</w:t>
+      </w:r>
+    </w:p>
+    <w:p>
+      <w:pPr>
+        <w:pStyle w:val="BodyText"/>
+      </w:pPr>
+      <w:r>
+        <w:t xml:space="preserve">SECULT – SECRETARIA DE ESTADO DA CULTURA DO ESPÍRITO SANTO. Instrução Normativa nº 001, de 31 de janeiro de 2024.</w:t>
       </w:r>
       <w:r>
         <w:t xml:space="preserve"> </w:t>
@@ -6601,15 +6691,23 @@
         <w:t xml:space="preserve">Diário Oficial dos Poderes do Estado</w:t>
       </w:r>
       <w:r>
-        <w:t xml:space="preserve">, Vitória, 1º fev. 2023a. Disponível em: https://secult.es.gov.br/instrucao-normativa-licc-2023. Acesso em: 24 set. 2026.</w:t>
-      </w:r>
-    </w:p>
-    <w:p>
-      <w:pPr>
-        <w:pStyle w:val="BodyText"/>
-      </w:pPr>
-      <w:r>
-        <w:t xml:space="preserve">SECULT – SECRETARIA DE ESTADO DA CULTURA DO ESPÍRITO SANTO. Regimento interno da Comissão de Avaliação Permanente (CAP) da Lei de Incentivo à Cultura Capixaba.</w:t>
+        <w:t xml:space="preserve">, Vitória, 1º fev. 2024a. Disponível em: https://secult.es.gov.br/instrucao-normativa-licc-2024. Acesso em: 24 set. 2026.</w:t>
+      </w:r>
+    </w:p>
+    <w:p>
+      <w:pPr>
+        <w:pStyle w:val="BodyText"/>
+      </w:pPr>
+      <w:r>
+        <w:t xml:space="preserve">SECULT – SECRETARIA DE ESTADO DA CULTURA DO ESPÍRITO SANTO. Portaria nº 078, de 31 de julho de 2024. Introduz alterações no artigo 12 da Instrução Normativa nº 001 de 31 de janeiro de 2024. Vitória: SECULT, 2024b. Disponível em: https://secult.es.gov.br/media/2024/PORTARIA_SECULT_N%C2%BA_078%2C_DE_31_DE_JULHO_DE_2024.pdf. Acesso em: 23 set. 2026.</w:t>
+      </w:r>
+    </w:p>
+    <w:p>
+      <w:pPr>
+        <w:pStyle w:val="BodyText"/>
+      </w:pPr>
+      <w:r>
+        <w:t xml:space="preserve">SECULT – SECRETARIA DE ESTADO DA CULTURA DO ESPÍRITO SANTO.</w:t>
       </w:r>
       <w:r>
         <w:t xml:space="preserve"> </w:t>
@@ -6619,18 +6717,18 @@
           <w:b/>
           <w:bCs/>
         </w:rPr>
-        <w:t xml:space="preserve">Diário Oficial dos Poderes do Estado</w:t>
-      </w:r>
-      <w:r>
-        <w:t xml:space="preserve">, Vitória, 16 fev. 2023b. Disponível em: https://secult.es.gov.br/legislacao-licc. Acesso em: 23 set. 2026.</w:t>
-      </w:r>
-    </w:p>
-    <w:p>
-      <w:pPr>
-        <w:pStyle w:val="BodyText"/>
-      </w:pPr>
-      <w:r>
-        <w:t xml:space="preserve">SECULT – SECRETARIA DE ESTADO DA CULTURA DO ESPÍRITO SANTO. Instrução Normativa nº 001, de 31 de janeiro de 2024.</w:t>
+        <w:t xml:space="preserve">Instrução Normativa nº 001/2025, de 14 de janeiro de 2025</w:t>
+      </w:r>
+      <w:r>
+        <w:t xml:space="preserve">. Vitória: SECULT, 2025a.</w:t>
+      </w:r>
+    </w:p>
+    <w:p>
+      <w:pPr>
+        <w:pStyle w:val="BodyText"/>
+      </w:pPr>
+      <w:r>
+        <w:t xml:space="preserve">SECULT – SECRETARIA DE ESTADO DA CULTURA DO ESPÍRITO SANTO. Portaria nº 062-S, de 9 de maio de 2025. Altera a Instrução Normativa nº 001 de 31 de janeiro de 2025.</w:t>
       </w:r>
       <w:r>
         <w:t xml:space="preserve"> </w:t>
@@ -6643,15 +6741,7 @@
         <w:t xml:space="preserve">Diário Oficial dos Poderes do Estado</w:t>
       </w:r>
       <w:r>
-        <w:t xml:space="preserve">, Vitória, 1º fev. 2024a. Disponível em: https://secult.es.gov.br/instrucao-normativa-licc-2024. Acesso em: 24 set. 2026.</w:t>
-      </w:r>
-    </w:p>
-    <w:p>
-      <w:pPr>
-        <w:pStyle w:val="BodyText"/>
-      </w:pPr>
-      <w:r>
-        <w:t xml:space="preserve">SECULT – SECRETARIA DE ESTADO DA CULTURA DO ESPÍRITO SANTO. Portaria nº 078, de 31 de julho de 2024. Introduz alterações no artigo 12 da Instrução Normativa nº 001 de 31 de janeiro de 2024. Vitória: SECULT, 2024b. Disponível em: https://secult.es.gov.br/media/2024/PORTARIA_SECULT_N%C2%BA_078%2C_DE_31_DE_JULHO_DE_2024.pdf. Acesso em: 23 set. 2026.</w:t>
+        <w:t xml:space="preserve">, Vitória, 2025b.</w:t>
       </w:r>
     </w:p>
     <w:p>
@@ -6669,18 +6759,18 @@
           <w:b/>
           <w:bCs/>
         </w:rPr>
-        <w:t xml:space="preserve">Instrução Normativa nº 001/2025, de 14 de janeiro de 2025</w:t>
-      </w:r>
-      <w:r>
-        <w:t xml:space="preserve">. Vitória: SECULT, 2025a.</w:t>
-      </w:r>
-    </w:p>
-    <w:p>
-      <w:pPr>
-        <w:pStyle w:val="BodyText"/>
-      </w:pPr>
-      <w:r>
-        <w:t xml:space="preserve">SECULT – SECRETARIA DE ESTADO DA CULTURA DO ESPÍRITO SANTO. Portaria nº 062-S, de 9 de maio de 2025. Altera a Instrução Normativa nº 001 de 31 de janeiro de 2025.</w:t>
+        <w:t xml:space="preserve">Edital de credenciamento nº 001/2025</w:t>
+      </w:r>
+      <w:r>
+        <w:t xml:space="preserve">: serviços de pareceristas da Lei de Incentivo à Cultura Capixaba; lista de credenciados por área, atualizada em 18 set. 2026. Vitória: SECULT, 2025c. Disponível em: https://secult.es.gov.br/credenciamento. Acesso em: 27 set. 2026.</w:t>
+      </w:r>
+    </w:p>
+    <w:p>
+      <w:pPr>
+        <w:pStyle w:val="BodyText"/>
+      </w:pPr>
+      <w:r>
+        <w:t xml:space="preserve">SECULT – SECRETARIA DE ESTADO DA CULTURA DO ESPÍRITO SANTO.</w:t>
       </w:r>
       <w:r>
         <w:t xml:space="preserve"> </w:t>
@@ -6690,10 +6780,10 @@
           <w:b/>
           <w:bCs/>
         </w:rPr>
-        <w:t xml:space="preserve">Diário Oficial dos Poderes do Estado</w:t>
-      </w:r>
-      <w:r>
-        <w:t xml:space="preserve">, Vitória, 2025b.</w:t>
+        <w:t xml:space="preserve">Instrução Normativa nº 001/2026, de 12 de janeiro de 2026</w:t>
+      </w:r>
+      <w:r>
+        <w:t xml:space="preserve">. Vitória: SECULT, 2026a.</w:t>
       </w:r>
     </w:p>
     <w:p>
@@ -6711,10 +6801,22 @@
           <w:b/>
           <w:bCs/>
         </w:rPr>
-        <w:t xml:space="preserve">Edital de credenciamento nº 001/2025</w:t>
-      </w:r>
-      <w:r>
-        <w:t xml:space="preserve">: serviços de pareceristas da Lei de Incentivo à Cultura Capixaba; lista de credenciados por área, atualizada em 18 set. 2026. Vitória: SECULT, 2025c. Disponível em: https://secult.es.gov.br/credenciamento. Acesso em: 27 set. 2026.</w:t>
+        <w:t xml:space="preserve">Recursos financeiros captados</w:t>
+      </w:r>
+      <w:r>
+        <w:t xml:space="preserve">: anexos</w:t>
+      </w:r>
+      <w:r>
+        <w:t xml:space="preserve"> </w:t>
+      </w:r>
+      <w:r>
+        <w:t xml:space="preserve">“Recurso financeiro captado”</w:t>
+      </w:r>
+      <w:r>
+        <w:t xml:space="preserve"> </w:t>
+      </w:r>
+      <w:r>
+        <w:t xml:space="preserve">de 2022 a 2026. Vitória: SECULT, 2026c. Disponível em: https://secult.es.gov.br/recursos-financeiros-captados. Acesso em: 24 set. 2026.</w:t>
       </w:r>
     </w:p>
     <w:p>
@@ -6732,10 +6834,10 @@
           <w:b/>
           <w:bCs/>
         </w:rPr>
-        <w:t xml:space="preserve">Instrução Normativa nº 001/2026, de 12 de janeiro de 2026</w:t>
-      </w:r>
-      <w:r>
-        <w:t xml:space="preserve">. Vitória: SECULT, 2026a.</w:t>
+        <w:t xml:space="preserve">Mapa Cultural do Espírito Santo</w:t>
+      </w:r>
+      <w:r>
+        <w:t xml:space="preserve">: API pública de agentes e oportunidades (inclusive as fases de avaliação da LICC). Vitória: SECULT, 2026d. Disponível em: https://mapa.cultura.es.gov.br. Acesso em: 24 set. 2026.</w:t>
       </w:r>
     </w:p>
     <w:p>
@@ -6753,22 +6855,10 @@
           <w:b/>
           <w:bCs/>
         </w:rPr>
-        <w:t xml:space="preserve">Recursos financeiros captados</w:t>
-      </w:r>
-      <w:r>
-        <w:t xml:space="preserve">: anexos</w:t>
-      </w:r>
-      <w:r>
-        <w:t xml:space="preserve"> </w:t>
-      </w:r>
-      <w:r>
-        <w:t xml:space="preserve">“Recurso financeiro captado”</w:t>
-      </w:r>
-      <w:r>
-        <w:t xml:space="preserve"> </w:t>
-      </w:r>
-      <w:r>
-        <w:t xml:space="preserve">de 2022 a 2026. Vitória: SECULT, 2026c. Disponível em: https://secult.es.gov.br/recursos-financeiros-captados. Acesso em: 24 set. 2026.</w:t>
+        <w:t xml:space="preserve">Parecer técnico cultural LICC</w:t>
+      </w:r>
+      <w:r>
+        <w:t xml:space="preserve">: modelo padrão. Vitória: SECULT, 2026e. Disponível em: https://secult.es.gov.br/LICC. Acesso em: 24 set. 2026.</w:t>
       </w:r>
     </w:p>
     <w:p>
@@ -6786,18 +6876,13 @@
           <w:b/>
           <w:bCs/>
         </w:rPr>
-        <w:t xml:space="preserve">Mapa Cultural do Espírito Santo</w:t>
-      </w:r>
-      <w:r>
-        <w:t xml:space="preserve">: API pública de agentes e oportunidades (inclusive as fases de avaliação da LICC). Vitória: SECULT, 2026d. Disponível em: https://mapa.cultura.es.gov.br. Acesso em: 24 set. 2026.</w:t>
-      </w:r>
-    </w:p>
-    <w:p>
-      <w:pPr>
-        <w:pStyle w:val="BodyText"/>
-      </w:pPr>
-      <w:r>
-        <w:t xml:space="preserve">SECULT – SECRETARIA DE ESTADO DA CULTURA DO ESPÍRITO SANTO.</w:t>
+        <w:t xml:space="preserve">Lista de projetos habilitados</w:t>
+      </w:r>
+      <w:r>
+        <w:t xml:space="preserve"> </w:t>
+      </w:r>
+      <w:r>
+        <w:t xml:space="preserve">(seções 2022 a 2026) e</w:t>
       </w:r>
       <w:r>
         <w:t xml:space="preserve"> </w:t>
@@ -6807,10 +6892,10 @@
           <w:b/>
           <w:bCs/>
         </w:rPr>
-        <w:t xml:space="preserve">Parecer técnico cultural LICC</w:t>
-      </w:r>
-      <w:r>
-        <w:t xml:space="preserve">: modelo padrão. Vitória: SECULT, 2026e. Disponível em: https://secult.es.gov.br/LICC. Acesso em: 24 set. 2026.</w:t>
+        <w:t xml:space="preserve">Recurso financeiro captado – 2025</w:t>
+      </w:r>
+      <w:r>
+        <w:t xml:space="preserve">. Vitória: SECULT, 2026b. Disponível em: https://secult.es.gov.br/lista-de-projetos-habilitados. Acesso em: 3 set. 2026.</w:t>
       </w:r>
     </w:p>
     <w:p>
@@ -6828,13 +6913,18 @@
           <w:b/>
           <w:bCs/>
         </w:rPr>
-        <w:t xml:space="preserve">Lista de projetos habilitados</w:t>
-      </w:r>
-      <w:r>
-        <w:t xml:space="preserve"> </w:t>
-      </w:r>
-      <w:r>
-        <w:t xml:space="preserve">(seções 2022 a 2026) e</w:t>
+        <w:t xml:space="preserve">Comissão de Avaliação Permanente (CAP)</w:t>
+      </w:r>
+      <w:r>
+        <w:t xml:space="preserve">: extratos das atas das reuniões, 2023 a 2026. Vitória: SECULT, 2026f. Disponível em: https://secult.es.gov.br/cap-2026. Acesso em: 27 set. 2026.</w:t>
+      </w:r>
+    </w:p>
+    <w:p>
+      <w:pPr>
+        <w:pStyle w:val="BodyText"/>
+      </w:pPr>
+      <w:r>
+        <w:t xml:space="preserve">SECULT – SECRETARIA DE ESTADO DA CULTURA DO ESPÍRITO SANTO.</w:t>
       </w:r>
       <w:r>
         <w:t xml:space="preserve"> </w:t>
@@ -6844,18 +6934,18 @@
           <w:b/>
           <w:bCs/>
         </w:rPr>
-        <w:t xml:space="preserve">Recurso financeiro captado – 2025</w:t>
-      </w:r>
-      <w:r>
-        <w:t xml:space="preserve">. Vitória: SECULT, 2026b. Disponível em: https://secult.es.gov.br/lista-de-projetos-habilitados. Acesso em: 3 set. 2026.</w:t>
-      </w:r>
-    </w:p>
-    <w:p>
-      <w:pPr>
-        <w:pStyle w:val="BodyText"/>
-      </w:pPr>
-      <w:r>
-        <w:t xml:space="preserve">SECULT – SECRETARIA DE ESTADO DA CULTURA DO ESPÍRITO SANTO.</w:t>
+        <w:t xml:space="preserve">Ata de julgamento de recursos e resultado final da etapa de pré-seleção de projetos</w:t>
+      </w:r>
+      <w:r>
+        <w:t xml:space="preserve">: Edital nº 29/2025, produção de curta e média-metragem. Vitória: SECULT, 2026g. Disponível em: https://secult.es.gov.br/media/ata-de-julgamento-de-recursos-pre-selecao-29-2025.pdf. Acesso em: 27 set. 2026.</w:t>
+      </w:r>
+    </w:p>
+    <w:p>
+      <w:pPr>
+        <w:pStyle w:val="BodyText"/>
+      </w:pPr>
+      <w:r>
+        <w:t xml:space="preserve">SILVA, Frederico Augusto Barbosa da.</w:t>
       </w:r>
       <w:r>
         <w:t xml:space="preserve"> </w:t>
@@ -6865,18 +6955,18 @@
           <w:b/>
           <w:bCs/>
         </w:rPr>
-        <w:t xml:space="preserve">Comissão de Avaliação Permanente (CAP)</w:t>
-      </w:r>
-      <w:r>
-        <w:t xml:space="preserve">: extratos das atas das reuniões, 2023 a 2026. Vitória: SECULT, 2026f. Disponível em: https://secult.es.gov.br/cap-2026. Acesso em: 27 set. 2026.</w:t>
-      </w:r>
-    </w:p>
-    <w:p>
-      <w:pPr>
-        <w:pStyle w:val="BodyText"/>
-      </w:pPr>
-      <w:r>
-        <w:t xml:space="preserve">SECULT – SECRETARIA DE ESTADO DA CULTURA DO ESPÍRITO SANTO.</w:t>
+        <w:t xml:space="preserve">Financiamento cultural no Brasil contemporâneo</w:t>
+      </w:r>
+      <w:r>
+        <w:t xml:space="preserve">. Brasília: Ipea, 2017. (Texto para Discussão, 2280).</w:t>
+      </w:r>
+    </w:p>
+    <w:p>
+      <w:pPr>
+        <w:pStyle w:val="BodyText"/>
+      </w:pPr>
+      <w:r>
+        <w:t xml:space="preserve">TEIXEIRA, Lusvânio Carlos; XAVIER, Wescley Silva; FARIA, Evandro Rodrigues de; BRAVIM, Márcio Teixeira. Relação entre os equipamentos e políticas culturais dos municípios de Minas Gerais e a captação de recursos via Lei Estadual de Incentivo à Cultura.</w:t>
       </w:r>
       <w:r>
         <w:t xml:space="preserve"> </w:t>
@@ -6886,48 +6976,6 @@
           <w:b/>
           <w:bCs/>
         </w:rPr>
-        <w:t xml:space="preserve">Ata de julgamento de recursos e resultado final da etapa de pré-seleção de projetos</w:t>
-      </w:r>
-      <w:r>
-        <w:t xml:space="preserve">: Edital nº 29/2025, produção de curta e média-metragem. Vitória: SECULT, 2026g. Disponível em: https://secult.es.gov.br/media/ata-de-julgamento-de-recursos-pre-selecao-29-2025.pdf. Acesso em: 27 set. 2026.</w:t>
-      </w:r>
-    </w:p>
-    <w:p>
-      <w:pPr>
-        <w:pStyle w:val="BodyText"/>
-      </w:pPr>
-      <w:r>
-        <w:t xml:space="preserve">SILVA, Frederico Augusto Barbosa da.</w:t>
-      </w:r>
-      <w:r>
-        <w:t xml:space="preserve"> </w:t>
-      </w:r>
-      <w:r>
-        <w:rPr>
-          <w:b/>
-          <w:bCs/>
-        </w:rPr>
-        <w:t xml:space="preserve">Financiamento cultural no Brasil contemporâneo</w:t>
-      </w:r>
-      <w:r>
-        <w:t xml:space="preserve">. Brasília: Ipea, 2017. (Texto para Discussão, 2280).</w:t>
-      </w:r>
-    </w:p>
-    <w:p>
-      <w:pPr>
-        <w:pStyle w:val="BodyText"/>
-      </w:pPr>
-      <w:r>
-        <w:t xml:space="preserve">TEIXEIRA, Lusvânio Carlos; XAVIER, Wescley Silva; FARIA, Evandro Rodrigues de; BRAVIM, Márcio Teixeira. Relação entre os equipamentos e políticas culturais dos municípios de Minas Gerais e a captação de recursos via Lei Estadual de Incentivo à Cultura.</w:t>
-      </w:r>
-      <w:r>
-        <w:t xml:space="preserve"> </w:t>
-      </w:r>
-      <w:r>
-        <w:rPr>
-          <w:b/>
-          <w:bCs/>
-        </w:rPr>
         <w:t xml:space="preserve">Interações</w:t>
       </w:r>
       <w:r>
@@ -6936,7 +6984,7 @@
       <w:r>
         <w:t xml:space="preserve"> </w:t>
       </w:r>
-      <w:hyperlink r:id="rId52">
+      <w:hyperlink r:id="rId54">
         <w:r>
           <w:rPr>
             <w:rStyle w:val="Hyperlink"/>
@@ -6971,7 +7019,7 @@
       <w:r>
         <w:t xml:space="preserve"> </w:t>
       </w:r>
-      <w:hyperlink r:id="rId53">
+      <w:hyperlink r:id="rId55">
         <w:r>
           <w:rPr>
             <w:rStyle w:val="Hyperlink"/>
@@ -7027,7 +7075,7 @@
       <w:r>
         <w:t xml:space="preserve"> </w:t>
       </w:r>
-      <w:hyperlink r:id="rId54">
+      <w:hyperlink r:id="rId56">
         <w:r>
           <w:rPr>
             <w:rStyle w:val="Hyperlink"/>
@@ -7062,7 +7110,7 @@
       <w:r>
         <w:t xml:space="preserve"> </w:t>
       </w:r>
-      <w:hyperlink r:id="rId55">
+      <w:hyperlink r:id="rId57">
         <w:r>
           <w:rPr>
             <w:rStyle w:val="Hyperlink"/>
@@ -7074,7 +7122,7 @@
         <w:t xml:space="preserve">.</w:t>
       </w:r>
     </w:p>
-    <w:bookmarkEnd w:id="56"/>
+    <w:bookmarkEnd w:id="58"/>
     <w:sectPr>
       <w:footnotePr>
         <w:numRestart w:val="eachSect"/>

--- a/artigo/rascunho-artigo.docx
+++ b/artigo/rascunho-artigo.docx
@@ -100,7 +100,7 @@
         <w:t xml:space="preserve"> </w:t>
       </w:r>
       <w:r>
-        <w:t xml:space="preserve">completa os R$ 25 milhões; os números de 2025 contam os 63). A demanda supera o teto: nos cinco ciclos de habilitação (2022-2026), 463 projetos foram autorizados a captar, somados, R$ 184 milhões (459 com valor válido), acima da soma dos tetos do período, de no máximo R$ 111 milhões.</w:t>
+        <w:t xml:space="preserve">completa os R$ 25 milhões; os números de 2025 contam os 63). A demanda supera o teto: nos cinco ciclos de habilitação (2022-2026), 463 projetos foram autorizados a captar, somados, R$ 184 milhões (459 com valor válido), acima da soma dos tetos do período, de R$ 111 milhões.</w:t>
       </w:r>
       <w:r>
         <w:rPr>
@@ -374,7 +374,7 @@
               <w:rPr>
                 <w:sz w:val="20"/>
               </w:rPr>
-              <w:t xml:space="preserve">Fixado pela SEFAZ até 31/01, ampliável no exercício, limitado a 2% do ICMS estadual do ano anterior: R$ 10 mi em 2022, 15 mi (2023), 25 mi (2024 e 2025), 31 mi (2026)</w:t>
+              <w:t xml:space="preserve">Fixado pela SEFAZ até 31/01, ampliável no exercício, limitado a 2% do ICMS estadual do ano anterior: R$ 15 mi em 2022 (10 mi ampliados em setembro) e 2023, 25 mi em 2024 e 2025, 31 mi em 2026</w:t>
             </w:r>
           </w:p>
         </w:tc>
@@ -6072,7 +6072,7 @@
         <w:t xml:space="preserve">Diário Oficial dos Poderes do Estado</w:t>
       </w:r>
       <w:r>
-        <w:t xml:space="preserve">: avisos de habilitação e de depósito da LICC, 2022-2026. Vitória: DIO-ES, 2026. Disponível em: https://ioes.dio.es.gov.br. Acesso em: 27 set. 2026.</w:t>
+        <w:t xml:space="preserve">: atos e avisos da LICC, 2022-2026. Vitória: DIO-ES, 2026. Disponível em: https://ioes.dio.es.gov.br. Acesso em: 27 set. 2026.</w:t>
       </w:r>
     </w:p>
     <w:p>
@@ -7168,7 +7168,7 @@
         <w:t xml:space="preserve"> </w:t>
       </w:r>
       <w:r>
-        <w:t xml:space="preserve">Para 2022, a Portaria SEFAZ nº 09-R fixou R$ 10 milhões, e o anexo de captação da SECULT informa R$ 15 milhões disponíveis (R$ 11,5 milhões validados), valor que a lista do Portal da Transparência atribui à mesma portaria (ESPÍRITO SANTO, 2026). Sem ato de ampliação localizado, o teto de 2022 fica indeterminado.</w:t>
+        <w:t xml:space="preserve">Para 2022, a Portaria SEFAZ nº 09-R fixou R$ 10 milhões, e a Portaria SEFAZ nº 83-R, de 26 de setembro, ampliou o montante em R$ 5 milhões (DIO-ES, 2026): o teto de 2022 foi de R$ 15 milhões, valor que o anexo de captação da SECULT e a lista do Portal da Transparência informam (ESPÍRITO SANTO, 2026), dos quais R$ 11,5 milhões foram validados.</w:t>
       </w:r>
     </w:p>
   </w:footnote>

--- a/artigo/rascunho-artigo.docx
+++ b/artigo/rascunho-artigo.docx
@@ -7,7 +7,7 @@
         <w:pStyle w:val="Title"/>
       </w:pPr>
       <w:r>
-        <w:t xml:space="preserve">Quem escolhe o que o Estado financia? Avaliação do desenho da Lei de Incentivo à Cultura Capixaba e proposta de avaliação de impacto</w:t>
+        <w:t xml:space="preserve">Avaliação do desenho da Lei de Incentivo à Cultura Capixaba e proposta de avaliação de impacto</w:t>
       </w:r>
     </w:p>
     <w:p>
@@ -15,7 +15,7 @@
         <w:pStyle w:val="Author"/>
       </w:pPr>
       <w:r>
-        <w:t xml:space="preserve">Felipe Carvalho Souza Santos — PPGEco/UFES, PECO 5046-6046 Avaliação de Políticas Públicas</w:t>
+        <w:t xml:space="preserve">Felipe Carvalho Souza Santos</w:t>
       </w:r>
     </w:p>
     <w:p>
@@ -41,7 +41,7 @@
         <w:t xml:space="preserve"> </w:t>
       </w:r>
       <w:r>
-        <w:t xml:space="preserve">A Lei de Incentivo à Cultura Capixaba (LICC) permite que empresas contribuintes do ICMS destinem a projetos culturais habilitados pela Secretaria da Cultura (SECULT) valores que recuperam integralmente como crédito presumido do imposto: o Estado paga, a empresa escolhe, e o público a quem o bem cultural se destina não entra na escolha. Avalia-se o desenho como ele está, com a auditoria de cinco premissas da teoria da mudança a partir de normas, anexos oficiais e atas da comissão de 2022 a 2026, e estrutura-se uma avaliação de impacto. A escolha não se mostra orientada pelo valor público: duas empresas respondem por metade da renúncia de 2025, e as peças de comunicação dos projetos trazem a marca do patrocinador. A decisão se concentra em poucos atores: a habilitação qualifica sem priorizar, e o que excede o teto é racionado pela ordem de recebimento e validação dos termos de patrocínio. Até 13% do valor captado em 2025 poderia remunerar captação e elaboração, projetos pequenos captam cada vez menos, e só pessoas jurídicas contribuintes patrocinam. A entrega é indeterminada, porque a SECULT não publica o público alcançado. Propõem-se quatro perguntas de avaliação, com estratégias, dados e poder estatístico, entre elas um experimento conjunto com decisores de empresas.</w:t>
+        <w:t xml:space="preserve">A Lei de Incentivo à Cultura Capixaba (LICC) permite que empresas contribuintes do ICMS destinem a projetos culturais habilitados pela Secretaria da Cultura (SECULT) valores que recuperam integralmente como crédito presumido do imposto: o Estado paga, a empresa escolhe, e o público a quem o bem cultural se destina não entra na escolha. Neste artigo, avalia-se o desenho da LICC: da teoria da mudança derivam-se cinco premissas, confrontadas com normas, anexos oficiais e atas da comissão de 2022 a 2026, que orientam uma proposta de avaliação de impacto. A decisão de financiamento não mostra orientação evidente pelo valor público: duas empresas respondem por metade da renúncia de 2025, e o bem cultural oferecido à população confunde-se com o marketing das empresas. A decisão se concentra em poucos atores: a habilitação qualifica sem priorizar, e o que excede o teto é racionado pela ordem de recebimento e validação dos termos de patrocínio. Até 13% do valor captado em 2025 poderia remunerar captação e elaboração, projetos pequenos captam cada vez menos, e só pessoas jurídicas contribuintes patrocinam. Propõem-se quatro perguntas de avaliação, com estratégias, dados e poder estatístico, entre elas um experimento conjunto com decisores de empresas.</w:t>
       </w:r>
     </w:p>
     <w:p>
@@ -76,7 +76,7 @@
         <w:pStyle w:val="FirstParagraph"/>
       </w:pPr>
       <w:r>
-        <w:t xml:space="preserve">A Lei estadual nº 11.246/2021 incluiu na lei do ICMS um crédito presumido correspondente ao valor que o contribuinte destina a projetos culturais credenciados pela Secretaria da Cultura (SECULT), com efeitos a partir de 2022 (ESPÍRITO SANTO, 2021a). A Lei de Incentivo à Cultura Capixaba, como o mecanismo passou a ser chamado no regulamento (ESPÍRITO SANTO, 2021b), cresceu rapidamente: o teto anual de captação, o montante fixado pela SEFAZ, passou de R$ 15 milhões em 2023 para R$ 31 milhões em 2026.</w:t>
+        <w:t xml:space="preserve">A Lei estadual nº 11.246/2021 incluiu na lei do ICMS um crédito presumido correspondente ao valor que o contribuinte destina a projetos culturais credenciados pela Secretaria da Cultura (SECULT), com efeitos a partir de 2022 (ESPÍRITO SANTO, 2021a). A Lei de Incentivo à Cultura Capixaba (LICC) cresceu: o teto anual de captação, o montante fixado pela SEFAZ, passou de R$ 15 milhões em 2023 para R$ 31 milhões em 2026.</w:t>
       </w:r>
       <w:r>
         <w:rPr>
@@ -114,20 +114,7 @@
         <w:pStyle w:val="BodyText"/>
       </w:pPr>
       <w:r>
-        <w:t xml:space="preserve">Nenhuma norma da LICC declara o problema que ela enfrenta; o diagnóstico precisa ser reconstruído. O setor cultural capixaba é pequeno para o tamanho da economia do estado: em 2024, ocupava 4,2% dos trabalhadores do ES, contra 5,8% no país, a 18ª participação entre as 27 unidades da federação (IBGE, 2025). Na economia criativa, que soma às artes atividades de mercado como design e publicidade, o estado ficava perto da média: 8,2% dos ocupados no 2º trimestre de 2020, contra 8,5% no país, a 8ª posição (SECULT, 2020). O contraste sugere que o atraso está no núcleo cultural, e não na atividade criativa como um todo. A desigualdade relevante, porém, é interna: em 2021, 95% da população da Região Metropolitana da Grande Vitória (RMGV) vivia em município com cinema, contra 34% da do interior, e metade dos municípios do interior não tinha fundo municipal de cultura (IBGE, 2022). O problema é, assim,</w:t>
-      </w:r>
-      <w:r>
-        <w:t xml:space="preserve"> </w:t>
-      </w:r>
-      <w:r>
-        <w:rPr>
-          <w:b/>
-          <w:bCs/>
-        </w:rPr>
-        <w:t xml:space="preserve">a baixa e desigual capacidade de financiar a produção e a oferta cultural fora do circuito já consolidado</w:t>
-      </w:r>
-      <w:r>
-        <w:t xml:space="preserve">, com causas na restrição de financiamento de pequenos produtores, na concentração de equipamentos e na dependência de poucos financiadores.</w:t>
+        <w:t xml:space="preserve">O setor cultural capixaba é pequeno para o tamanho da economia do estado: em 2024, ocupava 4,2% dos trabalhadores do ES, contra 5,8% no país, a 18ª participação entre as 27 unidades da federação (IBGE, 2025). Na economia criativa, que soma às artes atividades de mercado como design e publicidade, o estado ficava perto da média: 8,2% dos ocupados no 2º trimestre de 2020, contra 8,5% no país, a 8ª posição (SECULT, 2020). O contraste sugere que o atraso está no núcleo cultural, que a LICC financia, e não na atividade criativa como um todo. A desigualdade relevante, porém, é interna: em 2021, 95% da população da Região Metropolitana da Grande Vitória (RMGV) vivia em município com cinema, contra 34% da do interior, e metade dos municípios do interior não tinha fundo municipal de cultura (IBGE, 2022). O problema é, assim, a baixa e desigual capacidade de financiar a produção e a oferta cultural fora do circuito já consolidado, com causas na restrição de financiamento de pequenos produtores, na concentração de equipamentos e na dependência de poucos financiadores.</w:t>
       </w:r>
     </w:p>
     <w:p>
@@ -135,7 +122,7 @@
         <w:pStyle w:val="BodyText"/>
       </w:pPr>
       <w:r>
-        <w:t xml:space="preserve">A avaliação da LICC se justifica por três razões. Primeiro, trata-se de gasto público que não passa pelo lado da despesa do orçamento: a renúncia efetiva equivale a 14% a 21% do gasto estadual direto na função cultura em 2022-2025 (SECULT, 2026c; BRASIL, 2026). Segundo, quem decide o destino do recurso é a empresa patrocinadora, e não o Estado, o que expõe a política às críticas de concentração e de lógica de marketing feitas à Lei Rouanet (SILVA, 2017; DEKKER; RODRIGUES, 2019). Terceiro, a política é nova e muda de regra a cada ano.</w:t>
+        <w:t xml:space="preserve">A avaliação da LICC se justifica por duas razões. Primeiro, trata-se de gasto público que não passa pelo lado da despesa do orçamento: a renúncia efetiva equivale a 14% a 21% do gasto estadual direto na função cultura em 2022-2025 (SECULT, 2026c; BRASIL, 2026). Segundo, quem decide o destino do recurso é a empresa patrocinadora, e não o Estado, o que expõe a política às críticas de concentração e de lógica de marketing feitas à Lei Rouanet (SILVA, 2017; DEKKER; RODRIGUES, 2019).</w:t>
       </w:r>
     </w:p>
     <w:p>
@@ -143,20 +130,7 @@
         <w:pStyle w:val="BodyText"/>
       </w:pPr>
       <w:r>
-        <w:t xml:space="preserve">O artigo tem dois objetivos: avaliar o desenho da LICC</w:t>
-      </w:r>
-      <w:r>
-        <w:t xml:space="preserve"> </w:t>
-      </w:r>
-      <w:r>
-        <w:rPr>
-          <w:b/>
-          <w:bCs/>
-        </w:rPr>
-        <w:t xml:space="preserve">como ela está</w:t>
-      </w:r>
-      <w:r>
-        <w:t xml:space="preserve">, sem propor redesenho do mecanismo, e estruturar uma avaliação de impacto, com desenho amostral, fontes de dados e cálculo de poder. A seção 2 caracteriza a política, a 3 revisa a literatura, a 4 reconstrói e audita a teoria da mudança, a 5 propõe a avaliação de impacto e a 6 conclui.</w:t>
+        <w:t xml:space="preserve">O artigo tem dois objetivos: avaliar o desenho da LICC, sem propor redesenho do mecanismo, e estruturar uma avaliação de impacto, com desenho amostral, fontes de dados e cálculo de poder. A seção 2 caracteriza a política, a 3 revisa a literatura, a 4 reconstrói e audita a teoria da mudança, a 5 propõe a avaliação de impacto e a 6 conclui.</w:t>
       </w:r>
     </w:p>
     <w:bookmarkEnd w:id="12"/>
@@ -831,143 +805,104 @@
         <w:pStyle w:val="BodyText"/>
       </w:pPr>
       <w:r>
-        <w:t xml:space="preserve">Três características do arranjo pesam na avaliação. A primeira é a</w:t>
-      </w:r>
-      <w:r>
-        <w:t xml:space="preserve"> </w:t>
-      </w:r>
+        <w:t xml:space="preserve">Três características do arranjo pesam na avaliação. A primeira é a delegação da escolha: o Estado define quem pode receber; a empresa define quem recebe. A segunda é a instabilidade: a SECULT edita uma instrução normativa por ano, fechou as inscrições em meados de 2024 e alterou o fluxo em meados de 2025 (SECULT, 2024b; 2025b); até 2024 a comissão habilitava antes da captação, e desde 2025 o projeto só vai à comissão com patrocinador (SECULT, 2025a, arts. 41-45). A terceira é a pouca informação publicada: os anexos não trazem dados cadastrais do proponente, o local de atuação nem indicadores de resultado, e os inabilitados só aparecem nos extratos das atas da comissão (SECULT, 2026f).</w:t>
+      </w:r>
+    </w:p>
+    <w:bookmarkEnd w:id="13"/>
+    <w:bookmarkStart w:id="14" w:name="breve-revisão-da-literatura"/>
+    <w:p>
+      <w:pPr>
+        <w:pStyle w:val="Heading1"/>
+      </w:pPr>
+      <w:r>
+        <w:t xml:space="preserve">3 Breve revisão da literatura</w:t>
+      </w:r>
+    </w:p>
+    <w:p>
+      <w:pPr>
+        <w:pStyle w:val="FirstParagraph"/>
+      </w:pPr>
       <w:r>
         <w:rPr>
           <w:b/>
           <w:bCs/>
         </w:rPr>
-        <w:t xml:space="preserve">delegação da escolha</w:t>
-      </w:r>
-      <w:r>
-        <w:t xml:space="preserve">: o Estado define quem pode receber; a empresa define quem recebe. A segunda é a</w:t>
-      </w:r>
-      <w:r>
-        <w:t xml:space="preserve"> </w:t>
-      </w:r>
+        <w:t xml:space="preserve">Despesa tributária com decisão privada.</w:t>
+      </w:r>
+      <w:r>
+        <w:t xml:space="preserve"> </w:t>
+      </w:r>
+      <w:r>
+        <w:t xml:space="preserve">A literatura de economia da cultura trata o incentivo fiscal como um subsídio em que o doador decide a alocação e o Tesouro paga a conta: para Feld, O’Hare e Schuster (1983), os contribuintes americanos se tornaram</w:t>
+      </w:r>
+      <w:r>
+        <w:t xml:space="preserve"> </w:t>
+      </w:r>
+      <w:r>
+        <w:t xml:space="preserve">“mecenas apesar de si mesmos”</w:t>
+      </w:r>
+      <w:r>
+        <w:t xml:space="preserve">, porque financiam pela renúncia escolhas que não fazem. A justificativa econômica é o caráter de bem público da cultura: bens públicos são consumidos em grupo, e não por indivíduos, e por isso são</w:t>
+      </w:r>
+      <w:r>
+        <w:t xml:space="preserve"> </w:t>
+      </w:r>
+      <w:r>
+        <w:t xml:space="preserve">“o tecido que conecta as pessoas”</w:t>
+      </w:r>
+      <w:r>
+        <w:t xml:space="preserve"> </w:t>
+      </w:r>
+      <w:r>
+        <w:t xml:space="preserve">(HITZIG, 2021, tradução nossa); Buterin, Hitzig e Weyl (2019) tratam seu financiamento como formação de comunidades e mostram que, se o valor recebido cresce com o número de contribuintes, e não só com o total aportado, a provisão é ótima no modelo dos autores.</w:t>
+      </w:r>
+    </w:p>
+    <w:p>
+      <w:pPr>
+        <w:pStyle w:val="BodyText"/>
+      </w:pPr>
       <w:r>
         <w:rPr>
           <w:b/>
           <w:bCs/>
         </w:rPr>
-        <w:t xml:space="preserve">instabilidade</w:t>
-      </w:r>
-      <w:r>
-        <w:t xml:space="preserve">: a SECULT edita uma instrução normativa por ano, fechou as inscrições em meados de 2024 e alterou o fluxo em meados de 2025 (SECULT, 2024b; 2025b); até 2024 a comissão habilitava antes da captação, e desde 2025 o projeto só vai à comissão com patrocinador (SECULT, 2025a, arts. 41-45). A terceira é a</w:t>
-      </w:r>
-      <w:r>
-        <w:t xml:space="preserve"> </w:t>
-      </w:r>
+        <w:t xml:space="preserve">A experiência brasileira com a Lei Rouanet.</w:t>
+      </w:r>
+      <w:r>
+        <w:t xml:space="preserve"> </w:t>
+      </w:r>
+      <w:r>
+        <w:t xml:space="preserve">A LICC reproduz o núcleo do mecenato federal, que acumula três décadas de debate: concentração regional no Sudeste (SILVA, 2017), concentração persistente de patrocinadores e proponentes (COSTA; MEDEIROS; BUCCO, 2017) e um</w:t>
+      </w:r>
+      <w:r>
+        <w:t xml:space="preserve"> </w:t>
+      </w:r>
+      <w:r>
+        <w:t xml:space="preserve">“mercado de patrocínios”</w:t>
+      </w:r>
+      <w:r>
+        <w:t xml:space="preserve"> </w:t>
+      </w:r>
+      <w:r>
+        <w:t xml:space="preserve">com intermediários e departamentos de marketing (BELEM; DONADONE, 2013). Dekker e Rodrigues (2019) concluem que a lei beneficiou sobretudo projetos já bem-sucedidos e que não está claro qual falha de mercado ela corrige, dúvida que vale para a LICC (seção 4.2). Em 2010-2019, o maior doador destinou 853 vezes o valor do doador médio, e o número de doadores de um projeto não se relaciona com a parcela do aprovado que ele capta (OGAVA; GALVÃO; ADAMCZYK, 2022).</w:t>
+      </w:r>
+    </w:p>
+    <w:p>
+      <w:pPr>
+        <w:pStyle w:val="BodyText"/>
+      </w:pPr>
       <w:r>
         <w:rPr>
           <w:b/>
           <w:bCs/>
         </w:rPr>
-        <w:t xml:space="preserve">pouca informação publicada</w:t>
-      </w:r>
-      <w:r>
-        <w:t xml:space="preserve">: os anexos não trazem o CNPJ do proponente, a sede nem indicador de resultado, e os inabilitados só aparecem, sem motivo, nos extratos das atas da comissão (SECULT, 2026f).</w:t>
-      </w:r>
-    </w:p>
-    <w:bookmarkEnd w:id="13"/>
-    <w:bookmarkStart w:id="14" w:name="breve-revisão-da-literatura"/>
-    <w:p>
-      <w:pPr>
-        <w:pStyle w:val="Heading1"/>
-      </w:pPr>
-      <w:r>
-        <w:t xml:space="preserve">3 Breve revisão da literatura</w:t>
-      </w:r>
-    </w:p>
-    <w:p>
-      <w:pPr>
-        <w:pStyle w:val="FirstParagraph"/>
-      </w:pPr>
-      <w:r>
-        <w:rPr>
-          <w:b/>
-          <w:bCs/>
-        </w:rPr>
-        <w:t xml:space="preserve">Despesa tributária com decisão privada.</w:t>
-      </w:r>
-      <w:r>
-        <w:t xml:space="preserve"> </w:t>
-      </w:r>
-      <w:r>
-        <w:t xml:space="preserve">A literatura de economia da cultura trata o incentivo fiscal como um subsídio em que o doador decide a alocação e o Tesouro paga a conta: para Feld, O’Hare e Schuster (1983), os contribuintes americanos se tornaram</w:t>
-      </w:r>
-      <w:r>
-        <w:t xml:space="preserve"> </w:t>
-      </w:r>
-      <w:r>
-        <w:t xml:space="preserve">“mecenas apesar de si mesmos”</w:t>
-      </w:r>
-      <w:r>
-        <w:t xml:space="preserve">, porque financiam pela renúncia escolhas que não fazem. A justificativa econômica usual é de falha de mercado: a produtividade estagnada das artes ao vivo (BAUMOL; BOWEN, 1966) e os benefícios que a cultura gera também para quem não a consome, que fazem dela bem público ou meritório (THROSBY, 1994). Bens públicos são consumidos em grupo, e não por indivíduos, e por isso são</w:t>
-      </w:r>
-      <w:r>
-        <w:t xml:space="preserve"> </w:t>
-      </w:r>
-      <w:r>
-        <w:t xml:space="preserve">“o tecido que conecta as pessoas”</w:t>
-      </w:r>
-      <w:r>
-        <w:t xml:space="preserve"> </w:t>
-      </w:r>
-      <w:r>
-        <w:t xml:space="preserve">(HITZIG, 2021, tradução nossa); Buterin, Hitzig e Weyl (2019) tratam seu financiamento como formação de comunidades e mostram que, se o valor recebido cresce com o número de contribuintes, e não só com o total aportado, a provisão é ótima no modelo padrão. Nesse espectro de subsídios, o crédito de 100% da LICC ocupa o extremo: o doador não tem custo líquido algum. Sem custo, não há efeito-preço sobre o patrocínio, e restam duas margens: a troca de fonte (a empresa paga com ICMS o patrocínio que já faria com verba própria ou pela Rouanet) e o efeito sobre o projeto.</w:t>
-      </w:r>
-    </w:p>
-    <w:p>
-      <w:pPr>
-        <w:pStyle w:val="BodyText"/>
-      </w:pPr>
-      <w:r>
-        <w:rPr>
-          <w:b/>
-          <w:bCs/>
-        </w:rPr>
-        <w:t xml:space="preserve">A experiência brasileira com a Lei Rouanet.</w:t>
-      </w:r>
-      <w:r>
-        <w:t xml:space="preserve"> </w:t>
-      </w:r>
-      <w:r>
-        <w:t xml:space="preserve">A LICC reproduz o núcleo do mecenato federal, que acumula três décadas de crítica: concentração regional no Sudeste (SILVA, 2017), concentração persistente de patrocinadores e proponentes (COSTA; MEDEIROS; BUCCO, 2017) e um</w:t>
-      </w:r>
-      <w:r>
-        <w:t xml:space="preserve"> </w:t>
-      </w:r>
-      <w:r>
-        <w:t xml:space="preserve">“mercado de patrocínios”</w:t>
-      </w:r>
-      <w:r>
-        <w:t xml:space="preserve"> </w:t>
-      </w:r>
-      <w:r>
-        <w:t xml:space="preserve">com intermediários e departamentos de marketing (BELEM; DONADONE, 2013). Dekker e Rodrigues (2019) concluem que a lei beneficiou sobretudo projetos já bem-sucedidos e que não está claro qual falha de mercado ela corrige, dúvida que vale para a LICC (seção 4.2). O Tribunal de Contas da União recomendou objetivos, indicadores e metas para as renúncias (BRASIL, 2014) e determinou que não se autorizasse captação a projetos com forte potencial lucrativo ou capacidade de atrair investimento privado (BRASIL, 2016). Em 2010-2019, o maior doador destinou 853 vezes o valor do doador médio, e o número de doadores de um projeto não se relaciona com a parcela do aprovado que ele capta (OGAVA; GALVÃO; ADAMCZYK, 2022).</w:t>
-      </w:r>
-    </w:p>
-    <w:p>
-      <w:pPr>
-        <w:pStyle w:val="BodyText"/>
-      </w:pPr>
-      <w:r>
-        <w:rPr>
-          <w:b/>
-          <w:bCs/>
-        </w:rPr>
         <w:t xml:space="preserve">Evidência causal.</w:t>
       </w:r>
       <w:r>
         <w:t xml:space="preserve"> </w:t>
       </w:r>
       <w:r>
-        <w:t xml:space="preserve">Não se localizou avaliação causal de incentivo cultural no Brasil; as avaliações encontradas de leis estaduais via ICMS são descritivas: em Minas Gerais, a captação pela lei estadual concentrou-se na região metropolitana de Belo Horizonte, e municípios com museu, teatro ou cinema tinham mais chance de captar (TEIXEIRA</w:t>
+        <w:t xml:space="preserve">Existem poucos trabalhos de avaliação do incentivo cultural no Brasil; as avaliações encontradas de leis estaduais via ICMS são descritivas: em Minas Gerais, a captação pela lei estadual concentrou-se na região metropolitana de Belo Horizonte, e municípios com museu, teatro ou cinema tinham mais chance de captar (TEIXEIRA</w:t>
       </w:r>
       <w:r>
         <w:t xml:space="preserve"> </w:t>
@@ -980,7 +915,7 @@
         <w:t xml:space="preserve">et al.</w:t>
       </w:r>
       <w:r>
-        <w:t xml:space="preserve">, 2021). Fora do Brasil, os créditos estaduais ao audiovisual nos Estados Unidos têm efeitos pequenos, restritos à própria atividade incentivada (THOM, 2018). Para a LICC, que financia produções dispersas, os efeitos plausíveis são proximais e pequenos.</w:t>
+        <w:t xml:space="preserve">, 2021).</w:t>
       </w:r>
     </w:p>
     <w:bookmarkEnd w:id="14"/>
@@ -1007,7 +942,7 @@
         <w:pStyle w:val="FirstParagraph"/>
       </w:pPr>
       <w:r>
-        <w:t xml:space="preserve">Como nenhuma norma da LICC explicita como ela produziria resultados, a teoria da mudança (Figura 1) é reconstruída pelos cinco passos do J-PAL: propósito, cadeia causal, premissas e riscos, hipótese causal e indicadores. Na cadeia de resultados de Gertler</w:t>
+        <w:t xml:space="preserve">A teoria da mudança da LICC (Figura 1) segue cinco passos: propósito, cadeia causal, premissas e riscos, hipótese causal e indicadores. Na cadeia de resultados de Gertler</w:t>
       </w:r>
       <w:r>
         <w:t xml:space="preserve"> </w:t>
@@ -1023,7 +958,7 @@
         <w:t xml:space="preserve"> </w:t>
       </w:r>
       <w:r>
-        <w:t xml:space="preserve">(2018), os produtos estão sob controle da agência; na LICC, o produto</w:t>
+        <w:t xml:space="preserve">(2018), os produtos estão sob controle do órgão executor; na LICC, o produto</w:t>
       </w:r>
       <w:r>
         <w:t xml:space="preserve"> </w:t>
@@ -1035,7 +970,7 @@
         <w:t xml:space="preserve"> </w:t>
       </w:r>
       <w:r>
-        <w:t xml:space="preserve">depende de um terceiro, a empresa. Por isso a Figura 1 separa três cadeias, como recomendam White e Raitzer (2017): a entrada, o financiamento e a entrega, e indica quem decide em cada elo.</w:t>
+        <w:t xml:space="preserve">depende de um terceiro, a empresa. Por isso a Figura 1 separa três cadeias: a entrada, o financiamento e a entrega, e indica quem decide em cada elo.</w:t>
       </w:r>
     </w:p>
     <w:p>
@@ -1043,7 +978,7 @@
         <w:pStyle w:val="BodyText"/>
       </w:pPr>
       <w:r>
-        <w:t xml:space="preserve">Na forma do J-PAL, a hipótese causal é:</w:t>
+        <w:t xml:space="preserve">A hipótese causal é:</w:t>
       </w:r>
       <w:r>
         <w:t xml:space="preserve"> </w:t>
@@ -1149,7 +1084,7 @@
         <w:rPr>
           <w:b w:val="0"/>
         </w:rPr>
-        <w:t xml:space="preserve"> – Teoria da mudança da LICC, com as premissas testadas</w:t>
+        <w:t xml:space="preserve"> – Teoria da mudança da LICC</w:t>
       </w:r>
     </w:p>
     <w:p>
@@ -1301,7 +1236,7 @@
         <w:t xml:space="preserve">uma ou mais</w:t>
       </w:r>
       <w:r>
-        <w:t xml:space="preserve">, definem quem é elegível, não o que a política pretende alcançar (ESPÍRITO SANTO, 2021b, art. 3º). Não há meta, magnitude esperada nem indicador. A LICC não atende ao critério de que um programa declare resultados e magnitude esperados (BARROS; LIMA, 2017), nem ao padrão do TCU para renúncias, com objetivos, indicadores e metas (BRASIL, 2014).</w:t>
+        <w:t xml:space="preserve">, definem quem é elegível, não o que a política pretende alcançar (ESPÍRITO SANTO, 2021b, art. 3º). Não há meta, magnitude esperada nem indicador. A LICC não atende ao critério de que um programa declare resultados e magnitude esperados (BARROS; LIMA, 2017).</w:t>
       </w:r>
     </w:p>
     <w:p>
@@ -1353,7 +1288,7 @@
         <w:rPr>
           <w:b w:val="0"/>
         </w:rPr>
-        <w:t xml:space="preserve"> – Auditoria das premissas da teoria da mudança</w:t>
+        <w:t xml:space="preserve"> – Premissas da teoria da mudança</w:t>
       </w:r>
     </w:p>
     <w:tbl>
@@ -2548,7 +2483,7 @@
         <w:t xml:space="preserve"> </w:t>
       </w:r>
       <w:r>
-        <w:t xml:space="preserve">Com crédito integral, a empresa escolhe o destino do ICMS que pagaria e fica com a marca: as peças de comunicação, parte do objeto, trazem a marca do patrocinador em proporção à do Governo, e a divulgação pode consumir até 25% dos recursos (SECULT, 2025a, arts. 23, 55 e 64). Como o limite por patrocinador é uma fração do ICMS recolhido, o peso de cada empresa na escolha cresce com o imposto que ela paga, e a concentração da renúncia (Quadro 2) reflete também a do próprio imposto. Imagem e relações de negócio estão entre os motivos do patrocínio (O’HAGAN; HARVEY, 2000), e a filantropia empresarial também serve de canal de influência política (BERTRAND</w:t>
+        <w:t xml:space="preserve">Com crédito integral, a empresa escolhe o destino do ICMS que pagaria e fica com o retorno de marketing: as peças de comunicação, parte do objeto, trazem a marca do patrocinador em proporção à do Governo, e a divulgação pode consumir até 25% dos recursos (SECULT, 2025a, arts. 23, 55 e 64). Como o limite por patrocinador é uma fração do ICMS recolhido, o peso de cada empresa na escolha cresce com o imposto que ela paga, e a concentração da renúncia (Quadro 2) reflete também a do próprio imposto. Imagem e relações de negócio estão entre os motivos do patrocínio (O’HAGAN; HARVEY, 2000), e a filantropia empresarial também serve de canal de influência política (BERTRAND</w:t>
       </w:r>
       <w:r>
         <w:t xml:space="preserve"> </w:t>
@@ -5584,7 +5519,7 @@
         <w:pStyle w:val="BodyText"/>
       </w:pPr>
       <w:r>
-        <w:t xml:space="preserve">A comparação na margem do racionamento só detecta efeitos muito grandes, acima dos esperados (seção 3), e serve como verificação de robustez; para o efeito de receber em algum momento, o EMD divide-se pelo primeiro estágio (0,41) e vai a 69 a 84 pontos. Com os recusados de 2025 e 2026 (LAI), se dobrarem a margem, o EMD de receber agora cai para 20 a 24 pontos. O experimento conjunto detecta diferenças de 7 a 13 pontos na probabilidade de escolha com 60 decisores, e de 10 a 19 com 30. O desenho de H4 detecta efeitos de poucos pontos se incluir os agentes individuais, que precisariam de CNPJ (MEI) para se inscrever, e só assim atende à regra de 30 a 50 conglomerados por grupo (GERTLER</w:t>
+        <w:t xml:space="preserve">A comparação na margem do racionamento só detecta efeitos muito grandes e serve como verificação de robustez; para o efeito de receber em algum momento, o EMD divide-se pelo primeiro estágio (0,41) e vai a 69 a 84 pontos. Com os recusados de 2025 e 2026 (LAI), se dobrarem a margem, o EMD de receber agora cai para 20 a 24 pontos. O experimento conjunto detecta diferenças de 7 a 13 pontos na probabilidade de escolha com 60 decisores, e de 10 a 19 com 30. O desenho de H4 detecta efeitos de poucos pontos se incluir os agentes individuais, que precisariam de CNPJ (MEI) para se inscrever, e só assim atende à regra de 30 a 50 conglomerados por grupo (GERTLER</w:t>
       </w:r>
       <w:r>
         <w:t xml:space="preserve"> </w:t>
@@ -5666,7 +5601,7 @@
       </w:r>
     </w:p>
     <w:bookmarkEnd w:id="38"/>
-    <w:bookmarkStart w:id="58" w:name="referências"/>
+    <w:bookmarkStart w:id="57" w:name="referências"/>
     <w:p>
       <w:pPr>
         <w:pStyle w:val="Heading1"/>
@@ -5784,27 +5719,6 @@
         <w:pStyle w:val="BodyText"/>
       </w:pPr>
       <w:r>
-        <w:t xml:space="preserve">BAUMOL, William J.; BOWEN, William G.</w:t>
-      </w:r>
-      <w:r>
-        <w:t xml:space="preserve"> </w:t>
-      </w:r>
-      <w:r>
-        <w:rPr>
-          <w:b/>
-          <w:bCs/>
-        </w:rPr>
-        <w:t xml:space="preserve">Performing arts</w:t>
-      </w:r>
-      <w:r>
-        <w:t xml:space="preserve">: the economic dilemma. New York: The Twentieth Century Fund, 1966.</w:t>
-      </w:r>
-    </w:p>
-    <w:p>
-      <w:pPr>
-        <w:pStyle w:val="BodyText"/>
-      </w:pPr>
-      <w:r>
         <w:t xml:space="preserve">BELEM, Marcela Purini; DONADONE, Julio Cesar. A Lei Rouanet e a construção do</w:t>
       </w:r>
       <w:r>
@@ -5901,27 +5815,6 @@
           <w:b/>
           <w:bCs/>
         </w:rPr>
-        <w:t xml:space="preserve">Acórdão nº 1.205/2014 – Plenário</w:t>
-      </w:r>
-      <w:r>
-        <w:t xml:space="preserve">. Relator: Raimundo Carreiro. Brasília, 14 maio 2014.</w:t>
-      </w:r>
-    </w:p>
-    <w:p>
-      <w:pPr>
-        <w:pStyle w:val="BodyText"/>
-      </w:pPr>
-      <w:r>
-        <w:t xml:space="preserve">BRASIL. Tribunal de Contas da União.</w:t>
-      </w:r>
-      <w:r>
-        <w:t xml:space="preserve"> </w:t>
-      </w:r>
-      <w:r>
-        <w:rPr>
-          <w:b/>
-          <w:bCs/>
-        </w:rPr>
         <w:t xml:space="preserve">Acórdão nº 191/2016 – Plenário</w:t>
       </w:r>
       <w:r>
@@ -7001,7 +6894,7 @@
         <w:pStyle w:val="BodyText"/>
       </w:pPr>
       <w:r>
-        <w:t xml:space="preserve">THOM, Michael. Lights, camera, but no action? Tax and economic development lessons from state motion picture incentive programs.</w:t>
+        <w:t xml:space="preserve">WHITE, Howard; RAITZER, David A.</w:t>
       </w:r>
       <w:r>
         <w:t xml:space="preserve"> </w:t>
@@ -7011,71 +6904,15 @@
           <w:b/>
           <w:bCs/>
         </w:rPr>
-        <w:t xml:space="preserve">The American Review of Public Administration</w:t>
-      </w:r>
-      <w:r>
-        <w:t xml:space="preserve">, v. 48, n. 1, p. 33-51, 2018. DOI:</w:t>
+        <w:t xml:space="preserve">Impact evaluation of development interventions</w:t>
+      </w:r>
+      <w:r>
+        <w:t xml:space="preserve">: a practical guide. Mandaluyong City: Asian Development Bank, 2017. DOI:</w:t>
       </w:r>
       <w:r>
         <w:t xml:space="preserve"> </w:t>
       </w:r>
       <w:hyperlink r:id="rId55">
-        <w:r>
-          <w:rPr>
-            <w:rStyle w:val="Hyperlink"/>
-          </w:rPr>
-          <w:t xml:space="preserve">10.1177/0275074016651958</w:t>
-        </w:r>
-      </w:hyperlink>
-      <w:r>
-        <w:t xml:space="preserve">.</w:t>
-      </w:r>
-    </w:p>
-    <w:p>
-      <w:pPr>
-        <w:pStyle w:val="BodyText"/>
-      </w:pPr>
-      <w:r>
-        <w:t xml:space="preserve">THROSBY, David. The production and consumption of the arts: a view of cultural economics.</w:t>
-      </w:r>
-      <w:r>
-        <w:t xml:space="preserve"> </w:t>
-      </w:r>
-      <w:r>
-        <w:rPr>
-          <w:b/>
-          <w:bCs/>
-        </w:rPr>
-        <w:t xml:space="preserve">Journal of Economic Literature</w:t>
-      </w:r>
-      <w:r>
-        <w:t xml:space="preserve">, v. 32, n. 1, p. 1-29, 1994.</w:t>
-      </w:r>
-    </w:p>
-    <w:p>
-      <w:pPr>
-        <w:pStyle w:val="BodyText"/>
-      </w:pPr>
-      <w:r>
-        <w:t xml:space="preserve">WHITE, Howard; RAITZER, David A.</w:t>
-      </w:r>
-      <w:r>
-        <w:t xml:space="preserve"> </w:t>
-      </w:r>
-      <w:r>
-        <w:rPr>
-          <w:b/>
-          <w:bCs/>
-        </w:rPr>
-        <w:t xml:space="preserve">Impact evaluation of development interventions</w:t>
-      </w:r>
-      <w:r>
-        <w:t xml:space="preserve">: a practical guide. Mandaluyong City: Asian Development Bank, 2017. DOI:</w:t>
-      </w:r>
-      <w:r>
-        <w:t xml:space="preserve"> </w:t>
-      </w:r>
-      <w:hyperlink r:id="rId56">
         <w:r>
           <w:rPr>
             <w:rStyle w:val="Hyperlink"/>
@@ -7110,7 +6947,7 @@
       <w:r>
         <w:t xml:space="preserve"> </w:t>
       </w:r>
-      <w:hyperlink r:id="rId57">
+      <w:hyperlink r:id="rId56">
         <w:r>
           <w:rPr>
             <w:rStyle w:val="Hyperlink"/>
@@ -7122,7 +6959,7 @@
         <w:t xml:space="preserve">.</w:t>
       </w:r>
     </w:p>
-    <w:bookmarkEnd w:id="58"/>
+    <w:bookmarkEnd w:id="57"/>
     <w:sectPr>
       <w:footnotePr>
         <w:numRestart w:val="eachSect"/>

--- a/artigo/rascunho-artigo.docx
+++ b/artigo/rascunho-artigo.docx
@@ -41,7 +41,7 @@
         <w:t xml:space="preserve"> </w:t>
       </w:r>
       <w:r>
-        <w:t xml:space="preserve">A Lei de Incentivo à Cultura Capixaba (LICC) permite que empresas contribuintes do ICMS destinem a projetos culturais habilitados pela Secretaria da Cultura (SECULT) valores que recuperam integralmente como crédito presumido do imposto: o Estado paga, a empresa escolhe, e o público a quem o bem cultural se destina não entra na escolha. Neste artigo, avalia-se o desenho da LICC: da teoria da mudança derivam-se cinco premissas, confrontadas com normas, anexos oficiais e atas da comissão de 2022 a 2026, que orientam uma proposta de avaliação de impacto. A decisão de financiamento não mostra orientação evidente pelo valor público: duas empresas respondem por metade da renúncia de 2025, e o bem cultural oferecido à população confunde-se com o marketing das empresas. A decisão se concentra em poucos atores: a habilitação qualifica sem priorizar, e o que excede o teto é racionado pela ordem de recebimento e validação dos termos de patrocínio. Até 13% do valor captado em 2025 poderia remunerar captação e elaboração, projetos pequenos captam cada vez menos, e só pessoas jurídicas contribuintes patrocinam. Propõem-se quatro perguntas de avaliação, com estratégias, dados e poder estatístico, entre elas um experimento conjunto com decisores de empresas.</w:t>
+        <w:t xml:space="preserve">A Lei de Incentivo à Cultura Capixaba (LICC) permite que empresas contribuintes do ICMS destinem a projetos culturais habilitados pela Secretaria da Cultura (SECULT) valores que recuperam integralmente como crédito presumido do imposto: o Estado paga, a empresa escolhe, e o público a quem o bem cultural se destina não entra na escolha. Neste artigo, avalia-se o desenho da LICC: da teoria da mudança derivam-se cinco premissas, confrontadas com normas, anexos oficiais e atas da comissão de 2022 a 2026, que orientam uma proposta de avaliação de impacto. A decisão de financiamento não mostra orientação evidente pelo valor público: duas empresas respondem por metade da renúncia de 2025, e o bem cultural oferecido à população confunde-se com o marketing das empresas. A decisão se concentra em poucos atores: a habilitação qualifica sem priorizar, e o que excede o teto é racionado pela ordem de recebimento e validação dos termos de patrocínio. Até 13% do valor captado em 2025 poderia remunerar captação e elaboração, projetos pequenos captam cada vez menos, e só pessoas jurídicas contribuintes patrocinam. Para cada premissa, propõe-se um teste com regra de decisão, dados e poder estatístico, entre eles um experimento conjunto com decisores de empresas e residentes e uma avaliação cega dos projetos.</w:t>
       </w:r>
     </w:p>
     <w:p>
@@ -2549,7 +2549,7 @@
         <w:pStyle w:val="BodyText"/>
       </w:pPr>
       <w:r>
-        <w:t xml:space="preserve">Em síntese, o desenho entrega a escolha a quem recolhe mais imposto e raciona pela ordem de chegada: nenhum elo agrega a preferência de quem usa o bem cultural. O critério público na decisão (H2) não é assegurado pelo desenho, o que não implica que as escolhas sejam ruins; marketing (H1) e exclusão (H4) não se sustentam, com evidência mista; taxa de serviço (H3) e entrega (H5) ficam indeterminadas por falta de dado. A seção 5 trata de H1, H2, H4 e H5 e deixa H3 em aberto.</w:t>
+        <w:t xml:space="preserve">Em síntese, o desenho entrega a escolha a quem recolhe mais imposto e raciona pela ordem de chegada: nenhum elo agrega a preferência de quem usa o bem cultural. O critério público na decisão (H2) não é assegurado pelo desenho, o que não implica que as escolhas sejam ruins; marketing (H1) e exclusão (H4) não se sustentam, com evidência mista; taxa de serviço (H3) e entrega (H5) ficam indeterminadas por falta de dado. A seção 5 propõe um teste para cada premissa.</w:t>
       </w:r>
     </w:p>
     <w:bookmarkEnd w:id="23"/>
@@ -2577,7 +2577,7 @@
         <w:pStyle w:val="FirstParagraph"/>
       </w:pPr>
       <w:r>
-        <w:t xml:space="preserve">As premissas do Quadro 2 convertem-se em perguntas de pesquisa: quatro perguntas de avaliação (Quadro 3), na notação de resultados potenciais. Seja</w:t>
+        <w:t xml:space="preserve">Cada premissa do Quadro 2 vira uma pergunta de avaliação com uma regra de decisão, o resultado que a derruba (Quadro 3). O fio comum é saber se a escolha concentrada deixa de fora bens que muitos valorizariam e projetos pequenos que sinalizariam necessidades reais de financiamento: H1 compara os pesos das empresas com os da população, H2 compara a decisão com uma nota pública, e H4 mostra quem aparece quando o custo de entrada cai. Seja</w:t>
       </w:r>
       <w:r>
         <w:t xml:space="preserve"> </w:t>
@@ -2635,7 +2635,7 @@
         <w:t xml:space="preserve">Y</w:t>
       </w:r>
       <w:r>
-        <w:t xml:space="preserve">(0) os resultados com e sem ele. O Quadro 3 mostra também por que a comparação simples entre grupos não responde a nenhuma delas. A diferença simples de médias soma ao efeito médio o viés de seleção,</w:t>
+        <w:t xml:space="preserve">(0) os resultados com e sem ele. Em todas as perguntas há autosseleção (o proponente se inscreve, a empresa escolhe), e a diferença simples de médias soma ao efeito médio o viés de seleção,</w:t>
       </w:r>
       <w:r>
         <w:t xml:space="preserve"> </w:t>
@@ -2751,7 +2751,20 @@
         </m:r>
       </m:oMath>
       <w:r>
-        <w:t xml:space="preserve">, e o de efeitos heterogêneos.</w:t>
+        <w:t xml:space="preserve">, e o de efeitos heterogêneos. As perguntas testam elos da cadeia, como uma avaliação de mecanismo (GERTLER</w:t>
+      </w:r>
+      <w:r>
+        <w:t xml:space="preserve"> </w:t>
+      </w:r>
+      <w:r>
+        <w:rPr>
+          <w:i/>
+          <w:iCs/>
+        </w:rPr>
+        <w:t xml:space="preserve">et al.</w:t>
+      </w:r>
+      <w:r>
+        <w:t xml:space="preserve">, 2018), e não o efeito da LICC sobre o resultado final, que não tem grupo de comparação: a política vale para todo o estado desde 2022.</w:t>
       </w:r>
     </w:p>
     <w:p>
@@ -2769,7 +2782,7 @@
         <w:rPr>
           <w:b w:val="0"/>
         </w:rPr>
-        <w:t xml:space="preserve"> – Perguntas de avaliação</w:t>
+        <w:t xml:space="preserve"> – Perguntas de avaliação e regras de decisão</w:t>
       </w:r>
     </w:p>
     <w:tbl>
@@ -2896,7 +2909,7 @@
               <w:rPr>
                 <w:sz w:val="20"/>
               </w:rPr>
-              <w:t xml:space="preserve">Viés da comparação simples</w:t>
+              <w:t xml:space="preserve">A premissa cai se</w:t>
             </w:r>
           </w:p>
         </w:tc>
@@ -2914,39 +2927,39 @@
               <w:rPr>
                 <w:sz w:val="20"/>
               </w:rPr>
-              <w:t xml:space="preserve">H5</w:t>
-            </w:r>
-          </w:p>
-        </w:tc>
-        <w:tc>
-          <w:tcPr/>
-          <w:p>
-            <w:pPr>
-              <w:pStyle w:val="Compact"/>
-              <w:spacing w:after="0" w:before="0"/>
-              <w:jc w:val="left"/>
-            </w:pPr>
-            <w:r>
-              <w:rPr>
-                <w:sz w:val="20"/>
-              </w:rPr>
-              <w:t xml:space="preserve">Receber pela LICC muda a realização e o alcance do projeto?</w:t>
-            </w:r>
-          </w:p>
-        </w:tc>
-        <w:tc>
-          <w:tcPr/>
-          <w:p>
-            <w:pPr>
-              <w:pStyle w:val="Compact"/>
-              <w:spacing w:after="0" w:before="0"/>
-              <w:jc w:val="left"/>
-            </w:pPr>
-            <w:r>
-              <w:rPr>
-                <w:sz w:val="20"/>
-              </w:rPr>
-              <w:t xml:space="preserve">Projeto na margem do teto;</w:t>
+              <w:t xml:space="preserve">H1</w:t>
+            </w:r>
+          </w:p>
+        </w:tc>
+        <w:tc>
+          <w:tcPr/>
+          <w:p>
+            <w:pPr>
+              <w:pStyle w:val="Compact"/>
+              <w:spacing w:after="0" w:before="0"/>
+              <w:jc w:val="left"/>
+            </w:pPr>
+            <w:r>
+              <w:rPr>
+                <w:sz w:val="20"/>
+              </w:rPr>
+              <w:t xml:space="preserve">O que pesa na escolha da empresa, e pesaria o mesmo para a população?</w:t>
+            </w:r>
+          </w:p>
+        </w:tc>
+        <w:tc>
+          <w:tcPr/>
+          <w:p>
+            <w:pPr>
+              <w:pStyle w:val="Compact"/>
+              <w:spacing w:after="0" w:before="0"/>
+              <w:jc w:val="left"/>
+            </w:pPr>
+            <w:r>
+              <w:rPr>
+                <w:sz w:val="20"/>
+              </w:rPr>
+              <w:t xml:space="preserve">Decisor de empresa e residente;</w:t>
             </w:r>
             <w:r>
               <w:rPr>
@@ -2972,7 +2985,7 @@
               <w:rPr>
                 <w:sz w:val="20"/>
               </w:rPr>
-              <w:t xml:space="preserve">= termo validado;</w:t>
+              <w:t xml:space="preserve">= atributos sorteados de perfis de projeto;</w:t>
             </w:r>
             <w:r>
               <w:rPr>
@@ -2998,34 +3011,96 @@
               <w:rPr>
                 <w:sz w:val="20"/>
               </w:rPr>
-              <w:t xml:space="preserve">= acontece em janela fixa após o protocolo (agenda, Diário Oficial); público</w:t>
-            </w:r>
-          </w:p>
-        </w:tc>
-        <w:tc>
-          <w:tcPr/>
-          <w:p>
-            <w:pPr>
-              <w:pStyle w:val="Compact"/>
-              <w:spacing w:after="0" w:before="0"/>
-              <w:jc w:val="left"/>
-            </w:pPr>
-            <w:r>
-              <w:rPr>
-                <w:sz w:val="20"/>
-              </w:rPr>
-              <w:t xml:space="preserve">Efeito de receber agora, na margem; fora dela, efeito médio sobre os tratados (EMPT)</w:t>
-            </w:r>
-          </w:p>
-        </w:tc>
-        <w:tc>
-          <w:tcPr/>
-          <w:p>
-            <w:pPr>
-              <w:pStyle w:val="Compact"/>
-              <w:spacing w:after="0" w:before="0"/>
-              <w:jc w:val="left"/>
-            </w:pPr>
+              <w:t xml:space="preserve">= escolhe o perfil</w:t>
+            </w:r>
+          </w:p>
+        </w:tc>
+        <w:tc>
+          <w:tcPr/>
+          <w:p>
+            <w:pPr>
+              <w:pStyle w:val="Compact"/>
+              <w:spacing w:after="0" w:before="0"/>
+              <w:jc w:val="left"/>
+            </w:pPr>
+            <w:r>
+              <w:rPr>
+                <w:sz w:val="20"/>
+              </w:rPr>
+              <w:t xml:space="preserve">Efeito marginal médio de cada atributo, por grupo, e a diferença</w:t>
+            </w:r>
+          </w:p>
+        </w:tc>
+        <w:tc>
+          <w:tcPr/>
+          <w:p>
+            <w:pPr>
+              <w:pStyle w:val="Compact"/>
+              <w:spacing w:after="0" w:before="0"/>
+              <w:jc w:val="left"/>
+            </w:pPr>
+            <w:r>
+              <w:rPr>
+                <w:sz w:val="20"/>
+              </w:rPr>
+              <w:t xml:space="preserve">O peso da gratuidade, do interior ou da escala difere entre empresas e população</w:t>
+            </w:r>
+          </w:p>
+        </w:tc>
+      </w:tr>
+      <w:tr>
+        <w:tc>
+          <w:tcPr/>
+          <w:p>
+            <w:pPr>
+              <w:pStyle w:val="Compact"/>
+              <w:spacing w:after="0" w:before="0"/>
+              <w:jc w:val="left"/>
+            </w:pPr>
+            <w:r>
+              <w:rPr>
+                <w:sz w:val="20"/>
+              </w:rPr>
+              <w:t xml:space="preserve">H2</w:t>
+            </w:r>
+          </w:p>
+        </w:tc>
+        <w:tc>
+          <w:tcPr/>
+          <w:p>
+            <w:pPr>
+              <w:pStyle w:val="Compact"/>
+              <w:spacing w:after="0" w:before="0"/>
+              <w:jc w:val="left"/>
+            </w:pPr>
+            <w:r>
+              <w:rPr>
+                <w:sz w:val="20"/>
+              </w:rPr>
+              <w:t xml:space="preserve">A habilitação e a captação seguem critério público?</w:t>
+            </w:r>
+          </w:p>
+        </w:tc>
+        <w:tc>
+          <w:tcPr/>
+          <w:p>
+            <w:pPr>
+              <w:pStyle w:val="Compact"/>
+              <w:spacing w:after="0" w:before="0"/>
+              <w:jc w:val="left"/>
+            </w:pPr>
+            <w:r>
+              <w:rPr>
+                <w:sz w:val="20"/>
+              </w:rPr>
+              <w:t xml:space="preserve">Projeto inscrito; nota cega nos critérios do decreto;</w:t>
+            </w:r>
+            <w:r>
+              <w:rPr>
+                <w:sz w:val="20"/>
+              </w:rPr>
+              <w:t xml:space="preserve"> </w:t>
+            </w:r>
             <w:r>
               <w:rPr>
                 <w:i/>
@@ -3038,7 +3113,45 @@
               <w:rPr>
                 <w:sz w:val="20"/>
               </w:rPr>
-              <w:t xml:space="preserve">(0) maior entre os escolhidos pela empresa: viés de seleção positivo</w:t>
+              <w:t xml:space="preserve"> </w:t>
+            </w:r>
+            <w:r>
+              <w:rPr>
+                <w:sz w:val="20"/>
+              </w:rPr>
+              <w:t xml:space="preserve">= habilitado, captou</w:t>
+            </w:r>
+          </w:p>
+        </w:tc>
+        <w:tc>
+          <w:tcPr/>
+          <w:p>
+            <w:pPr>
+              <w:pStyle w:val="Compact"/>
+              <w:spacing w:after="0" w:before="0"/>
+              <w:jc w:val="left"/>
+            </w:pPr>
+            <w:r>
+              <w:rPr>
+                <w:sz w:val="20"/>
+              </w:rPr>
+              <w:t xml:space="preserve">Diferença de nota entre habilitados e inabilitados e entre quem capta e quem não capta</w:t>
+            </w:r>
+          </w:p>
+        </w:tc>
+        <w:tc>
+          <w:tcPr/>
+          <w:p>
+            <w:pPr>
+              <w:pStyle w:val="Compact"/>
+              <w:spacing w:after="0" w:before="0"/>
+              <w:jc w:val="left"/>
+            </w:pPr>
+            <w:r>
+              <w:rPr>
+                <w:sz w:val="20"/>
+              </w:rPr>
+              <w:t xml:space="preserve">A nota não separa os grupos, ou o par patrocinador–proponente recorrente explica mais que ela</w:t>
             </w:r>
           </w:p>
         </w:tc>
@@ -3056,39 +3169,39 @@
               <w:rPr>
                 <w:sz w:val="20"/>
               </w:rPr>
-              <w:t xml:space="preserve">H1</w:t>
-            </w:r>
-          </w:p>
-        </w:tc>
-        <w:tc>
-          <w:tcPr/>
-          <w:p>
-            <w:pPr>
-              <w:pStyle w:val="Compact"/>
-              <w:spacing w:after="0" w:before="0"/>
-              <w:jc w:val="left"/>
-            </w:pPr>
-            <w:r>
-              <w:rPr>
-                <w:sz w:val="20"/>
-              </w:rPr>
-              <w:t xml:space="preserve">O que pesa na escolha da empresa: marca ou valor público?</w:t>
-            </w:r>
-          </w:p>
-        </w:tc>
-        <w:tc>
-          <w:tcPr/>
-          <w:p>
-            <w:pPr>
-              <w:pStyle w:val="Compact"/>
-              <w:spacing w:after="0" w:before="0"/>
-              <w:jc w:val="left"/>
-            </w:pPr>
-            <w:r>
-              <w:rPr>
-                <w:sz w:val="20"/>
-              </w:rPr>
-              <w:t xml:space="preserve">Decisor de empresa;</w:t>
+              <w:t xml:space="preserve">H3</w:t>
+            </w:r>
+          </w:p>
+        </w:tc>
+        <w:tc>
+          <w:tcPr/>
+          <w:p>
+            <w:pPr>
+              <w:pStyle w:val="Compact"/>
+              <w:spacing w:after="0" w:before="0"/>
+              <w:jc w:val="left"/>
+            </w:pPr>
+            <w:r>
+              <w:rPr>
+                <w:sz w:val="20"/>
+              </w:rPr>
+              <w:t xml:space="preserve">O recurso chega ao bem cultural, e não à intermediação?</w:t>
+            </w:r>
+          </w:p>
+        </w:tc>
+        <w:tc>
+          <w:tcPr/>
+          <w:p>
+            <w:pPr>
+              <w:pStyle w:val="Compact"/>
+              <w:spacing w:after="0" w:before="0"/>
+              <w:jc w:val="left"/>
+            </w:pPr>
+            <w:r>
+              <w:rPr>
+                <w:sz w:val="20"/>
+              </w:rPr>
+              <w:t xml:space="preserve">Projeto com planilha de custos;</w:t>
             </w:r>
             <w:r>
               <w:rPr>
@@ -3102,7 +3215,7 @@
                 <w:iCs/>
                 <w:sz w:val="20"/>
               </w:rPr>
-              <w:t xml:space="preserve">T</w:t>
+              <w:t xml:space="preserve">Y</w:t>
             </w:r>
             <w:r>
               <w:rPr>
@@ -3114,7 +3227,89 @@
               <w:rPr>
                 <w:sz w:val="20"/>
               </w:rPr>
-              <w:t xml:space="preserve">= atributos sorteados de perfis de projeto;</w:t>
+              <w:t xml:space="preserve">= parcela de captação e elaboração</w:t>
+            </w:r>
+          </w:p>
+        </w:tc>
+        <w:tc>
+          <w:tcPr/>
+          <w:p>
+            <w:pPr>
+              <w:pStyle w:val="Compact"/>
+              <w:spacing w:after="0" w:before="0"/>
+              <w:jc w:val="left"/>
+            </w:pPr>
+            <w:r>
+              <w:rPr>
+                <w:sz w:val="20"/>
+              </w:rPr>
+              <w:t xml:space="preserve">Acúmulo no teto de 10%, antes e depois da regra de 2026</w:t>
+            </w:r>
+          </w:p>
+        </w:tc>
+        <w:tc>
+          <w:tcPr/>
+          <w:p>
+            <w:pPr>
+              <w:pStyle w:val="Compact"/>
+              <w:spacing w:after="0" w:before="0"/>
+              <w:jc w:val="left"/>
+            </w:pPr>
+            <w:r>
+              <w:rPr>
+                <w:sz w:val="20"/>
+              </w:rPr>
+              <w:t xml:space="preserve">As taxas se acumulam no teto e sobem quando podem ir ao proponente</w:t>
+            </w:r>
+          </w:p>
+        </w:tc>
+      </w:tr>
+      <w:tr>
+        <w:tc>
+          <w:tcPr/>
+          <w:p>
+            <w:pPr>
+              <w:pStyle w:val="Compact"/>
+              <w:spacing w:after="0" w:before="0"/>
+              <w:jc w:val="left"/>
+            </w:pPr>
+            <w:r>
+              <w:rPr>
+                <w:sz w:val="20"/>
+              </w:rPr>
+              <w:t xml:space="preserve">H4</w:t>
+            </w:r>
+          </w:p>
+        </w:tc>
+        <w:tc>
+          <w:tcPr/>
+          <w:p>
+            <w:pPr>
+              <w:pStyle w:val="Compact"/>
+              <w:spacing w:after="0" w:before="0"/>
+              <w:jc w:val="left"/>
+            </w:pPr>
+            <w:r>
+              <w:rPr>
+                <w:sz w:val="20"/>
+              </w:rPr>
+              <w:t xml:space="preserve">Reduzir o custo de entrada muda quem entra?</w:t>
+            </w:r>
+          </w:p>
+        </w:tc>
+        <w:tc>
+          <w:tcPr/>
+          <w:p>
+            <w:pPr>
+              <w:pStyle w:val="Compact"/>
+              <w:spacing w:after="0" w:before="0"/>
+              <w:jc w:val="left"/>
+            </w:pPr>
+            <w:r>
+              <w:rPr>
+                <w:sz w:val="20"/>
+              </w:rPr>
+              <w:t xml:space="preserve">Agente sem inscrição prévia;</w:t>
             </w:r>
             <w:r>
               <w:rPr>
@@ -3128,6 +3323,32 @@
                 <w:iCs/>
                 <w:sz w:val="20"/>
               </w:rPr>
+              <w:t xml:space="preserve">T</w:t>
+            </w:r>
+            <w:r>
+              <w:rPr>
+                <w:sz w:val="20"/>
+              </w:rPr>
+              <w:t xml:space="preserve"> </w:t>
+            </w:r>
+            <w:r>
+              <w:rPr>
+                <w:sz w:val="20"/>
+              </w:rPr>
+              <w:t xml:space="preserve">= oferta de apoio à inscrição e à busca de patrocínio;</w:t>
+            </w:r>
+            <w:r>
+              <w:rPr>
+                <w:sz w:val="20"/>
+              </w:rPr>
+              <w:t xml:space="preserve"> </w:t>
+            </w:r>
+            <w:r>
+              <w:rPr>
+                <w:i/>
+                <w:iCs/>
+                <w:sz w:val="20"/>
+              </w:rPr>
               <w:t xml:space="preserve">Y</w:t>
             </w:r>
             <w:r>
@@ -3140,39 +3361,39 @@
               <w:rPr>
                 <w:sz w:val="20"/>
               </w:rPr>
-              <w:t xml:space="preserve">= escolhe o perfil</w:t>
-            </w:r>
-          </w:p>
-        </w:tc>
-        <w:tc>
-          <w:tcPr/>
-          <w:p>
-            <w:pPr>
-              <w:pStyle w:val="Compact"/>
-              <w:spacing w:after="0" w:before="0"/>
-              <w:jc w:val="left"/>
-            </w:pPr>
-            <w:r>
-              <w:rPr>
-                <w:sz w:val="20"/>
-              </w:rPr>
-              <w:t xml:space="preserve">Efeito marginal médio de cada atributo</w:t>
-            </w:r>
-          </w:p>
-        </w:tc>
-        <w:tc>
-          <w:tcPr/>
-          <w:p>
-            <w:pPr>
-              <w:pStyle w:val="Compact"/>
-              <w:spacing w:after="0" w:before="0"/>
-              <w:jc w:val="left"/>
-            </w:pPr>
-            <w:r>
-              <w:rPr>
-                <w:sz w:val="20"/>
-              </w:rPr>
-              <w:t xml:space="preserve">Visibilidade e valor público andam juntos: confundimento</w:t>
+              <w:t xml:space="preserve">= inscreveu-se, foi habilitado, captou</w:t>
+            </w:r>
+          </w:p>
+        </w:tc>
+        <w:tc>
+          <w:tcPr/>
+          <w:p>
+            <w:pPr>
+              <w:pStyle w:val="Compact"/>
+              <w:spacing w:after="0" w:before="0"/>
+              <w:jc w:val="left"/>
+            </w:pPr>
+            <w:r>
+              <w:rPr>
+                <w:sz w:val="20"/>
+              </w:rPr>
+              <w:t xml:space="preserve">Efeito da oferta (intenção de tratar) e efeito local</w:t>
+            </w:r>
+          </w:p>
+        </w:tc>
+        <w:tc>
+          <w:tcPr/>
+          <w:p>
+            <w:pPr>
+              <w:pStyle w:val="Compact"/>
+              <w:spacing w:after="0" w:before="0"/>
+              <w:jc w:val="left"/>
+            </w:pPr>
+            <w:r>
+              <w:rPr>
+                <w:sz w:val="20"/>
+              </w:rPr>
+              <w:t xml:space="preserve">A oferta aumenta a entrada no interior</w:t>
             </w:r>
           </w:p>
         </w:tc>
@@ -3190,39 +3411,39 @@
               <w:rPr>
                 <w:sz w:val="20"/>
               </w:rPr>
-              <w:t xml:space="preserve">H4</w:t>
-            </w:r>
-          </w:p>
-        </w:tc>
-        <w:tc>
-          <w:tcPr/>
-          <w:p>
-            <w:pPr>
-              <w:pStyle w:val="Compact"/>
-              <w:spacing w:after="0" w:before="0"/>
-              <w:jc w:val="left"/>
-            </w:pPr>
-            <w:r>
-              <w:rPr>
-                <w:sz w:val="20"/>
-              </w:rPr>
-              <w:t xml:space="preserve">Reduzir o custo de entrada muda quem entra?</w:t>
-            </w:r>
-          </w:p>
-        </w:tc>
-        <w:tc>
-          <w:tcPr/>
-          <w:p>
-            <w:pPr>
-              <w:pStyle w:val="Compact"/>
-              <w:spacing w:after="0" w:before="0"/>
-              <w:jc w:val="left"/>
-            </w:pPr>
-            <w:r>
-              <w:rPr>
-                <w:sz w:val="20"/>
-              </w:rPr>
-              <w:t xml:space="preserve">Agente sem inscrição prévia;</w:t>
+              <w:t xml:space="preserve">H5</w:t>
+            </w:r>
+          </w:p>
+        </w:tc>
+        <w:tc>
+          <w:tcPr/>
+          <w:p>
+            <w:pPr>
+              <w:pStyle w:val="Compact"/>
+              <w:spacing w:after="0" w:before="0"/>
+              <w:jc w:val="left"/>
+            </w:pPr>
+            <w:r>
+              <w:rPr>
+                <w:sz w:val="20"/>
+              </w:rPr>
+              <w:t xml:space="preserve">Receber pela LICC muda a realização e o alcance do projeto?</w:t>
+            </w:r>
+          </w:p>
+        </w:tc>
+        <w:tc>
+          <w:tcPr/>
+          <w:p>
+            <w:pPr>
+              <w:pStyle w:val="Compact"/>
+              <w:spacing w:after="0" w:before="0"/>
+              <w:jc w:val="left"/>
+            </w:pPr>
+            <w:r>
+              <w:rPr>
+                <w:sz w:val="20"/>
+              </w:rPr>
+              <w:t xml:space="preserve">Termo na margem do esgotamento da cota;</w:t>
             </w:r>
             <w:r>
               <w:rPr>
@@ -3248,7 +3469,7 @@
               <w:rPr>
                 <w:sz w:val="20"/>
               </w:rPr>
-              <w:t xml:space="preserve">= oferta de apoio à inscrição e à busca de patrocínio;</w:t>
+              <w:t xml:space="preserve">= termo validado;</w:t>
             </w:r>
             <w:r>
               <w:rPr>
@@ -3274,173 +3495,39 @@
               <w:rPr>
                 <w:sz w:val="20"/>
               </w:rPr>
-              <w:t xml:space="preserve">= inscreveu-se, foi habilitado, captou</w:t>
-            </w:r>
-          </w:p>
-        </w:tc>
-        <w:tc>
-          <w:tcPr/>
-          <w:p>
-            <w:pPr>
-              <w:pStyle w:val="Compact"/>
-              <w:spacing w:after="0" w:before="0"/>
-              <w:jc w:val="left"/>
-            </w:pPr>
-            <w:r>
-              <w:rPr>
-                <w:sz w:val="20"/>
-              </w:rPr>
-              <w:t xml:space="preserve">Efeito da oferta (intenção de tratar) e efeito local para quem responde a ela</w:t>
-            </w:r>
-          </w:p>
-        </w:tc>
-        <w:tc>
-          <w:tcPr/>
-          <w:p>
-            <w:pPr>
-              <w:pStyle w:val="Compact"/>
-              <w:spacing w:after="0" w:before="0"/>
-              <w:jc w:val="left"/>
-            </w:pPr>
-            <w:r>
-              <w:rPr>
-                <w:sz w:val="20"/>
-              </w:rPr>
-              <w:t xml:space="preserve">Quem se inscreve por conta própria tem mais capacidade: viés de seleção</w:t>
-            </w:r>
-          </w:p>
-        </w:tc>
-      </w:tr>
-      <w:tr>
-        <w:tc>
-          <w:tcPr/>
-          <w:p>
-            <w:pPr>
-              <w:pStyle w:val="Compact"/>
-              <w:spacing w:after="0" w:before="0"/>
-              <w:jc w:val="left"/>
-            </w:pPr>
-            <w:r>
-              <w:rPr>
-                <w:sz w:val="20"/>
-              </w:rPr>
-              <w:t xml:space="preserve">H2</w:t>
-            </w:r>
-          </w:p>
-        </w:tc>
-        <w:tc>
-          <w:tcPr/>
-          <w:p>
-            <w:pPr>
-              <w:pStyle w:val="Compact"/>
-              <w:spacing w:after="0" w:before="0"/>
-              <w:jc w:val="left"/>
-            </w:pPr>
-            <w:r>
-              <w:rPr>
-                <w:sz w:val="20"/>
-              </w:rPr>
-              <w:t xml:space="preserve">O parecer favorável muda o destino do projeto?</w:t>
-            </w:r>
-          </w:p>
-        </w:tc>
-        <w:tc>
-          <w:tcPr/>
-          <w:p>
-            <w:pPr>
-              <w:pStyle w:val="Compact"/>
-              <w:spacing w:after="0" w:before="0"/>
-              <w:jc w:val="left"/>
-            </w:pPr>
-            <w:r>
-              <w:rPr>
-                <w:sz w:val="20"/>
-              </w:rPr>
-              <w:t xml:space="preserve">Projeto inscrito;</w:t>
-            </w:r>
-            <w:r>
-              <w:rPr>
-                <w:sz w:val="20"/>
-              </w:rPr>
-              <w:t xml:space="preserve"> </w:t>
-            </w:r>
-            <w:r>
-              <w:rPr>
-                <w:i/>
-                <w:iCs/>
-                <w:sz w:val="20"/>
-              </w:rPr>
-              <w:t xml:space="preserve">T</w:t>
-            </w:r>
-            <w:r>
-              <w:rPr>
-                <w:sz w:val="20"/>
-              </w:rPr>
-              <w:t xml:space="preserve"> </w:t>
-            </w:r>
-            <w:r>
-              <w:rPr>
-                <w:sz w:val="20"/>
-              </w:rPr>
-              <w:t xml:space="preserve">= parecer favorável;</w:t>
-            </w:r>
-            <w:r>
-              <w:rPr>
-                <w:sz w:val="20"/>
-              </w:rPr>
-              <w:t xml:space="preserve"> </w:t>
-            </w:r>
-            <w:r>
-              <w:rPr>
-                <w:i/>
-                <w:iCs/>
-                <w:sz w:val="20"/>
-              </w:rPr>
-              <w:t xml:space="preserve">Y</w:t>
-            </w:r>
-            <w:r>
-              <w:rPr>
-                <w:sz w:val="20"/>
-              </w:rPr>
-              <w:t xml:space="preserve"> </w:t>
-            </w:r>
-            <w:r>
-              <w:rPr>
-                <w:sz w:val="20"/>
-              </w:rPr>
-              <w:t xml:space="preserve">= captou, realizou</w:t>
-            </w:r>
-          </w:p>
-        </w:tc>
-        <w:tc>
-          <w:tcPr/>
-          <w:p>
-            <w:pPr>
-              <w:pStyle w:val="Compact"/>
-              <w:spacing w:after="0" w:before="0"/>
-              <w:jc w:val="left"/>
-            </w:pPr>
-            <w:r>
-              <w:rPr>
-                <w:sz w:val="20"/>
-              </w:rPr>
-              <w:t xml:space="preserve">Efeito local, se a designação do parecerista for como sorteio; senão, descritivo</w:t>
-            </w:r>
-          </w:p>
-        </w:tc>
-        <w:tc>
-          <w:tcPr/>
-          <w:p>
-            <w:pPr>
-              <w:pStyle w:val="Compact"/>
-              <w:spacing w:after="0" w:before="0"/>
-              <w:jc w:val="left"/>
-            </w:pPr>
-            <w:r>
-              <w:rPr>
-                <w:sz w:val="20"/>
-              </w:rPr>
-              <w:t xml:space="preserve">Sem nota não há corte; a designação por ordem e área é a variação candidata</w:t>
+              <w:t xml:space="preserve">= realizado em janela fixa após o protocolo; público</w:t>
+            </w:r>
+          </w:p>
+        </w:tc>
+        <w:tc>
+          <w:tcPr/>
+          <w:p>
+            <w:pPr>
+              <w:pStyle w:val="Compact"/>
+              <w:spacing w:after="0" w:before="0"/>
+              <w:jc w:val="left"/>
+            </w:pPr>
+            <w:r>
+              <w:rPr>
+                <w:sz w:val="20"/>
+              </w:rPr>
+              <w:t xml:space="preserve">Efeito de receber agora, na margem; fora dela, EMPT</w:t>
+            </w:r>
+          </w:p>
+        </w:tc>
+        <w:tc>
+          <w:tcPr/>
+          <w:p>
+            <w:pPr>
+              <w:pStyle w:val="Compact"/>
+              <w:spacing w:after="0" w:before="0"/>
+              <w:jc w:val="left"/>
+            </w:pPr>
+            <w:r>
+              <w:rPr>
+                <w:sz w:val="20"/>
+              </w:rPr>
+              <w:t xml:space="preserve">Os recusados realizam o projeto na mesma proporção que os validados</w:t>
             </w:r>
           </w:p>
         </w:tc>
@@ -3491,13 +3578,13 @@
       </w:r>
     </w:p>
     <w:bookmarkEnd w:id="25"/>
-    <w:bookmarkStart w:id="26" w:name="estratégias-de-identificação-candidatas"/>
+    <w:bookmarkStart w:id="26" w:name="estratégias-de-identificação"/>
     <w:p>
       <w:pPr>
         <w:pStyle w:val="Heading2"/>
       </w:pPr>
       <w:r>
-        <w:t xml:space="preserve">5.2 Estratégias de identificação candidatas</w:t>
+        <w:t xml:space="preserve">5.2 Estratégias de identificação</w:t>
       </w:r>
     </w:p>
     <w:p>
@@ -3518,7 +3605,7 @@
         <w:t xml:space="preserve">et al.</w:t>
       </w:r>
       <w:r>
-        <w:t xml:space="preserve">, 2018). Com excesso de demanda, ciclos anuais e nenhum índice publicado com ponto de corte, cabem promoção aleatória, experimento com decisores, variáveis instrumentais e diferenças em diferenças. O sorteio mudaria a regra de alocação e fica fora do escopo.</w:t>
+        <w:t xml:space="preserve">, 2018). Com excesso de demanda, ciclos anuais e nenhum índice publicado com ponto de corte, cabem experimentos de escolha, avaliação cega, promoção aleatória, regressão descontínua no tempo e variáveis instrumentais. O sorteio mudaria a regra de alocação e fica fora do escopo.</w:t>
       </w:r>
     </w:p>
     <w:p>
@@ -3534,13 +3621,13 @@
           <w:b/>
           <w:bCs/>
         </w:rPr>
-        <w:t xml:space="preserve">H5.</w:t>
-      </w:r>
-      <w:r>
-        <w:t xml:space="preserve"> </w:t>
-      </w:r>
-      <w:r>
-        <w:t xml:space="preserve">Os termos validados pouco antes do esgotamento do teto e os de 32 projetos recusados em 2023 e 2024 tinham, todos, patrocinador disposto. Mas 6 dos 11 recusados em 2023 e 12 dos 21 recusados em 2024 captaram no ano seguinte: com resultado datado (realização em janela fixa após o protocolo), a comparação estima o efeito de receber agora; para o de receber em algum momento, o indeferimento serve de instrumento, com primeiro estágio de 41% (13 dos 32 recusados não captaram depois). As duas leituras valem se a ordem de validação não se ligar ao projeto, o que as datas de protocolo permitem testar.</w:t>
+        <w:t xml:space="preserve">H1.</w:t>
+      </w:r>
+      <w:r>
+        <w:t xml:space="preserve"> </w:t>
+      </w:r>
+      <w:r>
+        <w:t xml:space="preserve">Um experimento conjunto separa marca e valor público: decisores de empresas contribuintes escolhem entre pares de perfis de projeto com atributos sorteados (escala, visibilidade, local, gratuidade, público estimado), e o sorteio identifica o efeito marginal médio de cada atributo sobre a escolha (HAINMUELLER; HOPKINS; YAMAMOTO, 2014). Os mesmos perfis vão a uma amostra de residentes do estado, e os grupos se comparam pelas médias marginais de escolha de cada atributo; aplicados aos projetos habilitados, os dois conjuntos de pesos indicam o que cada um financiaria, e a diferença, o bem público que a escolha privada deixa de fora.</w:t>
       </w:r>
     </w:p>
     <w:p>
@@ -3556,13 +3643,13 @@
           <w:b/>
           <w:bCs/>
         </w:rPr>
-        <w:t xml:space="preserve">H1.</w:t>
-      </w:r>
-      <w:r>
-        <w:t xml:space="preserve"> </w:t>
-      </w:r>
-      <w:r>
-        <w:t xml:space="preserve">Um experimento conjunto separa marca e valor público: decisores de empresas contribuintes escolhem entre pares de perfis de projeto com atributos sorteados (escala, visibilidade, local, gratuidade, público estimado), e o sorteio identifica o efeito marginal médio de cada atributo sobre a escolha (HAINMUELLER; HOPKINS; YAMAMOTO, 2014). É uma pergunta de mecanismo: aplicados aos habilitados, os pesos estimados indicam o que fica sem patrocínio (o pequeno, o gratuito, o do interior), a confrontar com H4 e H5.</w:t>
+        <w:t xml:space="preserve">H2.</w:t>
+      </w:r>
+      <w:r>
+        <w:t xml:space="preserve"> </w:t>
+      </w:r>
+      <w:r>
+        <w:t xml:space="preserve">Sem nota, não há corte para regressão descontínua. O teste, descritivo, é uma avaliação cega da regra de decisão: avaliadores independentes dão nota, nos critérios de interesse público do decreto, a uma amostra de inscritos, habilitados e inabilitados, sem saber o destino de cada projeto. Se a decisão segue critério público, a nota separa habilitados de inabilitados e, entre os habilitados, quem capta. A severidade do parecerista, designado por ordem de inscrição e área (SECULT, 2025c), seria instrumento para o efeito do parecer, como em Maestas, Mullen e Strand (2013), mas é fraca com 41 pareceristas e fica como extensão.</w:t>
       </w:r>
     </w:p>
     <w:p>
@@ -3578,26 +3665,13 @@
           <w:b/>
           <w:bCs/>
         </w:rPr>
-        <w:t xml:space="preserve">H4.</w:t>
-      </w:r>
-      <w:r>
-        <w:t xml:space="preserve"> </w:t>
-      </w:r>
-      <w:r>
-        <w:t xml:space="preserve">Uma promoção aleatória de apoio à inscrição e à busca de patrocínio, sorteada entre os 71 municípios do interior, não altera nenhuma regra de alocação; nos municípios sorteados, dois braços, sorteados entre os agentes, separam o atrito documental do de patrocínio. A promoção estima o efeito da oferta e, para quem responde a ela, o efeito local (ANGRIST; IMBENS; RUBIN, 1996). Como o teto é fixo, sortear também a intensidade da oferta mede o deslocamento de outros proponentes (BAIRD</w:t>
-      </w:r>
-      <w:r>
-        <w:t xml:space="preserve"> </w:t>
-      </w:r>
-      <w:r>
-        <w:rPr>
-          <w:i/>
-          <w:iCs/>
-        </w:rPr>
-        <w:t xml:space="preserve">et al.</w:t>
-      </w:r>
-      <w:r>
-        <w:t xml:space="preserve">, 2018), mas, com 71 municípios, só em caráter exploratório.</w:t>
+        <w:t xml:space="preserve">H3.</w:t>
+      </w:r>
+      <w:r>
+        <w:t xml:space="preserve"> </w:t>
+      </w:r>
+      <w:r>
+        <w:t xml:space="preserve">As planilhas de custos, pedidas pela Lei de Acesso à Informação (LAI), dão a parcela de captação e elaboração de cada projeto. Se as taxas se acumulam no teto de 10%, o preço é fixado pela regra, e não pelo custo do serviço; a regra de 2026, que permite pagá-las ao proponente, compara-se à de 2025 por diferenças em diferenças, entre projetos que contratavam captador e os demais.</w:t>
       </w:r>
     </w:p>
     <w:p>
@@ -3613,31 +3687,48 @@
           <w:b/>
           <w:bCs/>
         </w:rPr>
-        <w:t xml:space="preserve">H2.</w:t>
-      </w:r>
-      <w:r>
-        <w:t xml:space="preserve"> </w:t>
-      </w:r>
-      <w:r>
-        <w:t xml:space="preserve">Sem nota, não há corte para regressão descontínua, mas os projetos são distribuídos aos pareceristas por ordem de inscrição e área (SECULT, 2025c). Se essa designação se comportar como sorteio dentro de área e período, a severidade do parecerista (a parcela de pareceres favoráveis nos seus outros projetos) é instrumento para o parecer, como o examinador designado em Maestas, Mullen e Strand (2013), sob exclusão e monotonicidade testáveis e com o parecerista de cada inscrição obtido pela Lei de Acesso à Informação (LAI). Como são 41 pareceristas credenciados, de 4 a 20 por área, o instrumento por área é fraco, e o desenho fica exploratório, com áreas afins agrupadas.</w:t>
-      </w:r>
-    </w:p>
-    <w:p>
-      <w:pPr>
-        <w:pStyle w:val="FirstParagraph"/>
+        <w:t xml:space="preserve">H4.</w:t>
+      </w:r>
+      <w:r>
+        <w:t xml:space="preserve"> </w:t>
+      </w:r>
+      <w:r>
+        <w:t xml:space="preserve">Uma promoção aleatória de apoio à inscrição e à busca de patrocínio, sorteada entre os 71 municípios do interior, não altera nenhuma regra de alocação; nos municípios sorteados, dois braços, sorteados entre os agentes, separam o atrito documental do de patrocínio. A promoção estima o efeito da oferta e, para quem responde a ela, o efeito local (ANGRIST; IMBENS; RUBIN, 1996). Como o teto é fixo, sortear também a intensidade da oferta mede o deslocamento de outros proponentes (BAIRD</w:t>
+      </w:r>
+      <w:r>
+        <w:t xml:space="preserve"> </w:t>
+      </w:r>
+      <w:r>
+        <w:rPr>
+          <w:i/>
+          <w:iCs/>
+        </w:rPr>
+        <w:t xml:space="preserve">et al.</w:t>
+      </w:r>
+      <w:r>
+        <w:t xml:space="preserve">, 2018), mas, com 71 municípios, só em caráter exploratório.</w:t>
+      </w:r>
+    </w:p>
+    <w:p>
+      <w:pPr>
+        <w:pStyle w:val="Compact"/>
+        <w:numPr>
+          <w:ilvl w:val="0"/>
+          <w:numId w:val="1001"/>
+        </w:numPr>
       </w:pPr>
       <w:r>
         <w:rPr>
           <w:b/>
           <w:bCs/>
         </w:rPr>
-        <w:t xml:space="preserve">O que fica aberto.</w:t>
-      </w:r>
-      <w:r>
-        <w:t xml:space="preserve"> </w:t>
-      </w:r>
-      <w:r>
-        <w:t xml:space="preserve">Regressão descontínua no tempo (protocolo em torno do esgotamento de cada cota), variáveis instrumentais (recusa pelo teto; severidade do parecerista) e, para H3, diferenças em diferenças com as regras de custo de 2025 e 2026.</w:t>
+        <w:t xml:space="preserve">H5.</w:t>
+      </w:r>
+      <w:r>
+        <w:t xml:space="preserve"> </w:t>
+      </w:r>
+      <w:r>
+        <w:t xml:space="preserve">Os termos validados pouco antes do esgotamento do teto e os de 32 projetos recusados em 2023 e 2024 tinham, todos, patrocinador disposto. Mas 6 dos 11 recusados em 2023 e 12 dos 21 recusados em 2024 captaram no ano seguinte: com resultado datado, a comparação estima o efeito de receber agora; para o de receber em algum momento, o indeferimento serve de instrumento, com primeiro estágio de 41% (13 dos 32 recusados não captaram depois). Em 2024, das 47 recusas registradas nas versões sucessivas do anexo, 27 viraram validação em versão posterior, no ano em que o teto passou de R$ 15 para R$ 25 milhões: a comparação com as 20 que não viraram mede o efeito de receber mais tarde. Para decidir, o desenho precisa ser prospectivo: a SEFAZ registra a hora de protocolo e a recusa de cada termo, a SECULT padroniza no relatório de execução a realização e o público, e a comparação vira regressão descontínua no tempo em torno do esgotamento de cada cota, acumulada ano a ano. Como o momento do esgotamento não é conhecido de antemão, é difícil manipular a posição na fila, e a ordem de validação não deve se ligar ao projeto, o que as datas de protocolo permitem testar.</w:t>
       </w:r>
     </w:p>
     <w:bookmarkEnd w:id="26"/>
@@ -3655,7 +3746,7 @@
         <w:pStyle w:val="FirstParagraph"/>
       </w:pPr>
       <w:r>
-        <w:t xml:space="preserve">Para H5 e H2, trabalha-se com o universo, e a listagem vem dos anexos oficiais: 293 projetos habilitados em 2022-2024 com situação resolvida, de 172 proponentes, e os termos de 2023 e 2024 na margem do racionamento. Para H1, a população principal é quem decide o patrocínio (marketing, diretoria ou relações institucionais): a listagem parte das 26 patrocinadoras de 2025, e os maiores contribuintes fora do Simples Nacional, listados com a SEFAZ, formam uma extensão, com parâmetro possivelmente diferente. Para H4, a listagem é o cadastro de agentes do Mapa Cultural, em que 79% dos coletivos e 78% dos individuais não informam município; com município no interior, há 257 coletivos em 52 municípios e 2.389 agentes, somados os individuais, nos 71. A oferta é sorteada entre municípios do interior e chega a todos os agentes cadastrados sem inscrição anterior; quem não está no Mapa fica de fora, um viés de cobertura. A chave de ligação é o CNPJ do proponente: o Portal da Transparência o traz para quem captou (ESPÍRITO SANTO, 2026), e os avisos de habilitação no Diário Oficial, para a maior parte dos demais (DIO-ES, 2026); juntas, cobrem 385 dos 463 habilitados (83%), e o restante e os inabilitados ficam para a LAI (Quadro 4).</w:t>
+        <w:t xml:space="preserve">Para H5, a listagem são os termos de 2023 e 2024 na margem do racionamento e, no desenho prospectivo, todos os protocolados a partir de 2027. Para H2, o universo são os 293 projetos habilitados em 2022-2024 com situação resolvida, de 172 proponentes, e os 86 inabilitados das atas da CAP, de onde se sorteia a amostra da avaliação cega; para H3, as planilhas de 2025 e 2026. Para H1, a população principal é quem decide o patrocínio (marketing, diretoria ou relações institucionais): a listagem parte das 26 patrocinadoras de 2025, e os maiores contribuintes fora do Simples Nacional, listados com a SEFAZ, formam uma extensão; o braço da população é uma amostra de residentes por cotas de região. Para H4, a listagem é o cadastro de agentes do Mapa Cultural, em que 79% dos coletivos e 78% dos individuais não informam município; com município no interior, há 257 coletivos em 52 municípios e 2.389 agentes, somados os individuais, nos 71. A oferta é sorteada entre municípios do interior e chega a todos os agentes cadastrados sem inscrição anterior; quem não está no Mapa fica de fora, um viés de cobertura. O Mapa serve, assim, de retrato da demanda: agentes e eventos que nunca aparecem nos anexos da LICC são os projetos pequenos que a escolha concentrada não alcança. A chave de ligação é o CNPJ do proponente: o Portal da Transparência o traz para quem captou (ESPÍRITO SANTO, 2026), e os avisos de habilitação no Diário Oficial, para a maior parte dos demais (DIO-ES, 2026); juntas, cobrem 385 dos 463 habilitados (83%), e o restante e os inabilitados ficam para a LAI (Quadro 4).</w:t>
       </w:r>
     </w:p>
     <w:p>
@@ -4093,7 +4184,7 @@
               <w:rPr>
                 <w:sz w:val="20"/>
               </w:rPr>
-              <w:t xml:space="preserve">H5 (racionamento)</w:t>
+              <w:t xml:space="preserve">H5 (margem; desenho prospectivo)</w:t>
             </w:r>
           </w:p>
         </w:tc>
@@ -4127,6 +4218,72 @@
               <w:rPr>
                 <w:sz w:val="20"/>
               </w:rPr>
+              <w:t xml:space="preserve">Pesquisa própria</w:t>
+            </w:r>
+          </w:p>
+        </w:tc>
+        <w:tc>
+          <w:tcPr/>
+          <w:p>
+            <w:pPr>
+              <w:pStyle w:val="Compact"/>
+              <w:spacing w:after="0" w:before="0"/>
+              <w:jc w:val="left"/>
+            </w:pPr>
+            <w:r>
+              <w:rPr>
+                <w:sz w:val="20"/>
+              </w:rPr>
+              <w:t xml:space="preserve">Escolhas de decisores e residentes entre perfis de projeto; nota cega dos projetos inscritos</w:t>
+            </w:r>
+          </w:p>
+        </w:tc>
+        <w:tc>
+          <w:tcPr/>
+          <w:p>
+            <w:pPr>
+              <w:pStyle w:val="Compact"/>
+              <w:spacing w:after="0" w:before="0"/>
+              <w:jc w:val="left"/>
+            </w:pPr>
+            <w:r>
+              <w:rPr>
+                <w:sz w:val="20"/>
+              </w:rPr>
+              <w:t xml:space="preserve">H1, H2</w:t>
+            </w:r>
+          </w:p>
+        </w:tc>
+        <w:tc>
+          <w:tcPr/>
+          <w:p>
+            <w:pPr>
+              <w:pStyle w:val="Compact"/>
+              <w:spacing w:after="0" w:before="0"/>
+              <w:jc w:val="left"/>
+            </w:pPr>
+            <w:r>
+              <w:rPr>
+                <w:sz w:val="20"/>
+              </w:rPr>
+              <w:t xml:space="preserve">Coleta</w:t>
+            </w:r>
+          </w:p>
+        </w:tc>
+      </w:tr>
+      <w:tr>
+        <w:tc>
+          <w:tcPr/>
+          <w:p>
+            <w:pPr>
+              <w:pStyle w:val="Compact"/>
+              <w:spacing w:after="0" w:before="0"/>
+              <w:jc w:val="left"/>
+            </w:pPr>
+            <w:r>
+              <w:rPr>
+                <w:sz w:val="20"/>
+              </w:rPr>
               <w:t xml:space="preserve">Relatórios de execução</w:t>
             </w:r>
           </w:p>
@@ -4173,7 +4330,7 @@
               <w:rPr>
                 <w:sz w:val="20"/>
               </w:rPr>
-              <w:t xml:space="preserve">de H5</w:t>
+              <w:t xml:space="preserve">de H5 (a padronizar)</w:t>
             </w:r>
           </w:p>
         </w:tc>
@@ -4766,7 +4923,7 @@
         <w:rPr>
           <w:b w:val="0"/>
         </w:rPr>
-        <w:t xml:space="preserve"> – Efeito mínimo detectável por pergunta (pontos percentuais)</w:t>
+        <w:t xml:space="preserve"> – Efeito mínimo detectável por pergunta (pontos percentuais, salvo indicação)</w:t>
       </w:r>
     </w:p>
     <w:tbl>
@@ -4985,6 +5142,216 @@
               <w:rPr>
                 <w:sz w:val="20"/>
               </w:rPr>
+              <w:t xml:space="preserve">H1: diferença empresas − população</w:t>
+            </w:r>
+          </w:p>
+        </w:tc>
+        <w:tc>
+          <w:tcPr/>
+          <w:p>
+            <w:pPr>
+              <w:pStyle w:val="Compact"/>
+              <w:keepNext/>
+              <w:spacing w:after="0" w:before="0"/>
+              <w:jc w:val="left"/>
+            </w:pPr>
+            <w:r>
+              <w:rPr>
+                <w:sz w:val="20"/>
+              </w:rPr>
+              <w:t xml:space="preserve">e 500 residentes × 6 tarefas</w:t>
+            </w:r>
+          </w:p>
+        </w:tc>
+        <w:tc>
+          <w:tcPr/>
+          <w:p>
+            <w:pPr>
+              <w:pStyle w:val="Compact"/>
+              <w:keepNext/>
+              <w:spacing w:after="0" w:before="0"/>
+              <w:jc w:val="left"/>
+            </w:pPr>
+            <w:r>
+              <w:rPr>
+                <w:sz w:val="20"/>
+              </w:rPr>
+              <w:t xml:space="preserve">idem</w:t>
+            </w:r>
+          </w:p>
+        </w:tc>
+        <w:tc>
+          <w:tcPr/>
+          <w:p>
+            <w:pPr>
+              <w:pStyle w:val="Compact"/>
+              <w:keepNext/>
+              <w:spacing w:after="0" w:before="0"/>
+              <w:jc w:val="left"/>
+            </w:pPr>
+            <w:r>
+              <w:rPr>
+                <w:sz w:val="20"/>
+              </w:rPr>
+              <w:t xml:space="preserve">8,2 a 19,7</w:t>
+            </w:r>
+          </w:p>
+        </w:tc>
+      </w:tr>
+      <w:tr>
+        <w:tc>
+          <w:tcPr/>
+          <w:p>
+            <w:pPr>
+              <w:pStyle w:val="Compact"/>
+              <w:keepNext/>
+              <w:spacing w:after="0" w:before="0"/>
+              <w:jc w:val="left"/>
+            </w:pPr>
+            <w:r>
+              <w:rPr>
+                <w:sz w:val="20"/>
+              </w:rPr>
+              <w:t xml:space="preserve">H2: nota cega, habilitados × inabilitados</w:t>
+            </w:r>
+          </w:p>
+        </w:tc>
+        <w:tc>
+          <w:tcPr/>
+          <w:p>
+            <w:pPr>
+              <w:pStyle w:val="Compact"/>
+              <w:keepNext/>
+              <w:spacing w:after="0" w:before="0"/>
+              <w:jc w:val="left"/>
+            </w:pPr>
+            <w:r>
+              <w:rPr>
+                <w:sz w:val="20"/>
+              </w:rPr>
+              <w:t xml:space="preserve">86 × 86 projetos</w:t>
+            </w:r>
+          </w:p>
+        </w:tc>
+        <w:tc>
+          <w:tcPr/>
+          <w:p>
+            <w:pPr>
+              <w:pStyle w:val="Compact"/>
+              <w:keepNext/>
+              <w:spacing w:after="0" w:before="0"/>
+              <w:jc w:val="left"/>
+            </w:pPr>
+            <w:r>
+              <w:rPr>
+                <w:sz w:val="20"/>
+              </w:rPr>
+              <w:t xml:space="preserve">nota padronizada</w:t>
+            </w:r>
+          </w:p>
+        </w:tc>
+        <w:tc>
+          <w:tcPr/>
+          <w:p>
+            <w:pPr>
+              <w:pStyle w:val="Compact"/>
+              <w:keepNext/>
+              <w:spacing w:after="0" w:before="0"/>
+              <w:jc w:val="left"/>
+            </w:pPr>
+            <w:r>
+              <w:rPr>
+                <w:sz w:val="20"/>
+              </w:rPr>
+              <w:t xml:space="preserve">0,43 DP</w:t>
+            </w:r>
+          </w:p>
+        </w:tc>
+      </w:tr>
+      <w:tr>
+        <w:tc>
+          <w:tcPr/>
+          <w:p>
+            <w:pPr>
+              <w:pStyle w:val="Compact"/>
+              <w:keepNext/>
+              <w:spacing w:after="0" w:before="0"/>
+              <w:jc w:val="left"/>
+            </w:pPr>
+            <w:r>
+              <w:rPr>
+                <w:sz w:val="20"/>
+              </w:rPr>
+              <w:t xml:space="preserve">H2: nota cega, captou × não captou</w:t>
+            </w:r>
+          </w:p>
+        </w:tc>
+        <w:tc>
+          <w:tcPr/>
+          <w:p>
+            <w:pPr>
+              <w:pStyle w:val="Compact"/>
+              <w:keepNext/>
+              <w:spacing w:after="0" w:before="0"/>
+              <w:jc w:val="left"/>
+            </w:pPr>
+            <w:r>
+              <w:rPr>
+                <w:sz w:val="20"/>
+              </w:rPr>
+              <w:t xml:space="preserve">198 × 95 habilitados</w:t>
+            </w:r>
+          </w:p>
+        </w:tc>
+        <w:tc>
+          <w:tcPr/>
+          <w:p>
+            <w:pPr>
+              <w:pStyle w:val="Compact"/>
+              <w:keepNext/>
+              <w:spacing w:after="0" w:before="0"/>
+              <w:jc w:val="left"/>
+            </w:pPr>
+            <w:r>
+              <w:rPr>
+                <w:sz w:val="20"/>
+              </w:rPr>
+              <w:t xml:space="preserve">nota padronizada</w:t>
+            </w:r>
+          </w:p>
+        </w:tc>
+        <w:tc>
+          <w:tcPr/>
+          <w:p>
+            <w:pPr>
+              <w:pStyle w:val="Compact"/>
+              <w:keepNext/>
+              <w:spacing w:after="0" w:before="0"/>
+              <w:jc w:val="left"/>
+            </w:pPr>
+            <w:r>
+              <w:rPr>
+                <w:sz w:val="20"/>
+              </w:rPr>
+              <w:t xml:space="preserve">0,35 DP</w:t>
+            </w:r>
+          </w:p>
+        </w:tc>
+      </w:tr>
+      <w:tr>
+        <w:tc>
+          <w:tcPr/>
+          <w:p>
+            <w:pPr>
+              <w:pStyle w:val="Compact"/>
+              <w:keepNext/>
+              <w:spacing w:after="0" w:before="0"/>
+              <w:jc w:val="left"/>
+            </w:pPr>
+            <w:r>
+              <w:rPr>
+                <w:sz w:val="20"/>
+              </w:rPr>
               <w:t xml:space="preserve">H5: margem do racionamento, 2023-2024</w:t>
             </w:r>
           </w:p>
@@ -5519,7 +5886,7 @@
         <w:pStyle w:val="BodyText"/>
       </w:pPr>
       <w:r>
-        <w:t xml:space="preserve">A comparação na margem do racionamento só detecta efeitos muito grandes e serve como verificação de robustez; para o efeito de receber em algum momento, o EMD divide-se pelo primeiro estágio (0,41) e vai a 69 a 84 pontos. Com os recusados de 2025 e 2026 (LAI), se dobrarem a margem, o EMD de receber agora cai para 20 a 24 pontos. O experimento conjunto detecta diferenças de 7 a 13 pontos na probabilidade de escolha com 60 decisores, e de 10 a 19 com 30. O desenho de H4 detecta efeitos de poucos pontos se incluir os agentes individuais, que precisariam de CNPJ (MEI) para se inscrever, e só assim atende à regra de 30 a 50 conglomerados por grupo (GERTLER</w:t>
+        <w:t xml:space="preserve">A comparação na margem do racionamento só detecta efeitos muito grandes; para o efeito de receber em algum momento, o EMD divide-se pelo primeiro estágio (0,41) e vai a 69 a 84 pontos. Para detectar 15 pontos, o desenho prospectivo precisa de 112 a 168 recusados por braço: no ritmo de 2023 e 2024, de 11 a 21 projetos recusados por ano, são de 6 a 16 ciclos, e H5 só decide no longo prazo ou com esgotamentos mais frequentes. O experimento conjunto detecta diferenças de 7 a 13 pontos na probabilidade de escolha com 60 decisores, e de 10 a 19 com 30; o braço da população pouco acrescenta ao erro, e a diferença entre empresas e população fica entre 8 e 20 pontos. A avaliação cega detecta diferença de nota de 0,43 desvio-padrão (DP) entre habilitados e inabilitados. O desenho de H4 detecta efeitos de poucos pontos se incluir os agentes individuais, que precisariam de CNPJ (MEI) para se inscrever, e só assim atende à regra de 30 a 50 conglomerados por grupo (GERTLER</w:t>
       </w:r>
       <w:r>
         <w:t xml:space="preserve"> </w:t>
@@ -5562,7 +5929,7 @@
         <w:pStyle w:val="FirstParagraph"/>
       </w:pPr>
       <w:r>
-        <w:t xml:space="preserve">A primeira ameaça à validade interna é a violação da hipótese de ausência de interferência entre unidades (SUTVA): com o teto fixo, o que um projeto capta falta a outro. Seguem-se a substituição de fonte (a captação pela Lei Rouanet entra como resultado), os eventos externos do período (Lei Paulo Gustavo e Política Nacional Aldir Blanc) e o atrito dos dados. No experimento conjunto, a escolha declarada pode pender para o socialmente desejável; a escolha forçada entre perfis reduz o viés, e os patrocínios observados servem de validação. A validade externa é limitada: as comparações de H5 valem para o regime de 2022-2024, em que a habilitação precedia a busca por patrocinador, e desde 2025 os expirados quase desapareceram (3 em 56 resolvidos no ciclo 2025). No plano ético, nenhum desenho nega acesso a elegíveis: o apoio chega aos controles ao fim, e o deslocamento pelo teto é medido pela saturação. Dados identificados exigem anonimização (LGPD), e pesquisas com pessoas, aprovação de comitê de ética.</w:t>
+        <w:t xml:space="preserve">A primeira ameaça à validade interna é a violação da hipótese de ausência de interferência entre unidades (SUTVA): com o teto fixo, o que um projeto capta falta a outro. Seguem-se a substituição de fonte (a captação pela Lei Rouanet entra como resultado), os eventos externos do período (Lei Paulo Gustavo e Política Nacional Aldir Blanc) e o atrito dos dados. No experimento conjunto, a escolha declarada pode pender para o socialmente desejável; a escolha forçada entre perfis reduz o viés, e os patrocínios observados servem de validação. Na avaliação cega, dois avaliadores por projeto medem a confiabilidade da nota. A validade externa é limitada: as comparações retrospectivas de H5 valem para o regime de 2022-2024, em que a habilitação precedia a busca por patrocinador, e desde 2025 os expirados quase desapareceram (3 em 56 resolvidos no ciclo 2025). No plano ético, nenhum desenho nega acesso a elegíveis: o apoio chega aos controles ao fim, e o deslocamento pelo teto é medido pela saturação. Dados identificados exigem anonimização (LGPD), e pesquisas com pessoas, aprovação de comitê de ética.</w:t>
       </w:r>
     </w:p>
     <w:bookmarkEnd w:id="36"/>
@@ -5597,7 +5964,7 @@
         <w:pStyle w:val="BodyText"/>
       </w:pPr>
       <w:r>
-        <w:t xml:space="preserve">Das quatro perguntas, a da entrega (H5) é a mais importante e a mais difícil: mais da metade dos recusados por falta de teto captou no ano seguinte, e comparar quem recebe com quem não recebe exige resultado datado e a fila de termos com as datas. Se a adicionalidade na margem for baixa, ampliar o teto financia sobretudo o que ocorreria de todo modo, e as decisões que importam passam a ser quem entra e o que se entrega. Limitações dos dados: a situação publicada aproxima a captação, a estreia é medida por nome de proponente, e o retrato territorial cobre 74% do valor.</w:t>
+        <w:t xml:space="preserve">Das cinco perguntas, a da entrega (H5) é a mais importante e a mais difícil: mais da metade dos recusados por falta de teto captou no ano seguinte, e comparar quem recebe com quem não recebe exige resultado datado e a fila de termos com as datas. Se a adicionalidade na margem for baixa, ampliar o teto financia sobretudo o que ocorreria de todo modo, e as decisões que importam passam a ser quem entra e o que se entrega. Limitações dos dados: a situação publicada aproxima a captação, a estreia é medida por nome de proponente, e o retrato territorial cobre 74% do valor.</w:t>
       </w:r>
     </w:p>
     <w:bookmarkEnd w:id="38"/>

--- a/artigo/rascunho-artigo.docx
+++ b/artigo/rascunho-artigo.docx
@@ -2423,7 +2423,7 @@
         <w:t xml:space="preserve"> </w:t>
       </w:r>
       <w:r>
-        <w:t xml:space="preserve">Pessoa física não se inscreve, e o microempreendedor individual tem limite de valor (SECULT, 2025a, arts. 17 e 19). Do lado de quem financia, só pessoa jurídica contribuinte do ICMS patrocina (ESPÍRITO SANTO, 2021b, art. 2º), e as optantes do Simples Nacional, que não podem destinar valor a título de incentivo fiscal (BRASIL, 2006, art. 24), tampouco emitem a carta de intenção (SECULT, 2026a, art. 40): o público financia, pelo imposto que deixa de ser arrecadado, mas nem ele nem a pequena empresa local escolhem o que financiar. A difusão territorial desacelerou: 39 municípios tiveram o primeiro projeto habilitado em 2022, 16 em 2023 e 3 por ciclo desde então, e restam 14 municípios do interior sem projeto. Entre os que pediram até R$ 400 mil, a captação caiu de 79% no ciclo 2022 para 27% em 2024, enquanto no teto ficou entre 78% e 89%. O teto por projeto fixa um piso de projetos, ao menos 50 com os R$ 25 milhões de 2025 (captaram 63), e os pedidos se acumulam nele: 36% dos habilitados do ciclo 2025 pediram exatamente R$ 500 mil. O acúmulo, porém, também ocorre se quem já tem patrocinador pede o teto. O custo de entrada é o que a literatura chama de custo administrativo (MOYNIHAN; HERD; HARVEY, 2015); ele pode excluir sem selecionar ou funcionar como triagem (FINKELSTEIN; NOTOWIDIGDO, 2019), e só uma variação exógena desse custo distingue os dois casos.</w:t>
+        <w:t xml:space="preserve">Pessoa física não se inscreve, e o microempreendedor individual tem limite de valor (SECULT, 2025a, arts. 17 e 19). Do lado de quem financia, só pessoa jurídica contribuinte do ICMS patrocina (ESPÍRITO SANTO, 2021b, art. 2º), e as optantes do Simples Nacional, que não podem destinar valor a título de incentivo fiscal (BRASIL, 2006, art. 24), tampouco emitem a carta de intenção (SECULT, 2026a, art. 40): o público financia, pelo imposto que deixa de ser arrecadado, mas nem ele nem a pequena empresa local escolhem o que financiar. A difusão territorial desacelerou: 39 municípios tiveram o primeiro projeto habilitado em 2022, 16 em 2023 e 3 por ciclo desde então, e restam 14 municípios do interior sem projeto. Entre os que pediram até R$ 400 mil, a captação caiu de 79% no ciclo 2022 para 27% em 2024, enquanto no teto ficou entre 78% e 89%. Os pedidos se acumulam no teto por projeto: 36% dos habilitados do ciclo 2025 pediram exatamente R$ 500 mil, o que também ocorre se quem já tem patrocinador pede o máximo. O custo de entrada é o que a literatura chama de custo administrativo (MOYNIHAN; HERD; HARVEY, 2015); ele pode excluir sem selecionar ou funcionar como triagem (FINKELSTEIN; NOTOWIDIGDO, 2019), e só uma variação exógena desse custo distingue os dois casos.</w:t>
       </w:r>
     </w:p>
     <w:p>
@@ -2554,7 +2554,7 @@
     </w:p>
     <w:bookmarkEnd w:id="23"/>
     <w:bookmarkEnd w:id="24"/>
-    <w:bookmarkStart w:id="37" w:name="proposta-de-avaliação-de-impacto"/>
+    <w:bookmarkStart w:id="34" w:name="proposta-de-avaliação-de-impacto"/>
     <w:p>
       <w:pPr>
         <w:pStyle w:val="Heading1"/>
@@ -2577,7 +2577,7 @@
         <w:pStyle w:val="FirstParagraph"/>
       </w:pPr>
       <w:r>
-        <w:t xml:space="preserve">Cada premissa do Quadro 2 vira uma pergunta de avaliação com uma regra de decisão, o resultado que a derruba (Quadro 3). O fio comum é saber se a escolha concentrada deixa de fora bens que muitos valorizariam e projetos pequenos que sinalizariam necessidades reais de financiamento: H1 compara os pesos das empresas com os da população, H2 compara a decisão com uma nota pública, e H4 mostra quem aparece quando o custo de entrada cai. Seja</w:t>
+        <w:t xml:space="preserve">A pergunta central é se o financiamento centralizado na escolha das empresas desfavorece projetos pequenos e bens de valor público, que sinalizariam necessidades reais de financiamento. O mecanismo não tem canal para registrar quantos valorizam um projeto (seção 4.2): 152 dos 213 projetos com termo em 2022-2025 (71%), com 68% do valor, têm um só patrocinador. Cada premissa do Quadro 2 responde a uma parte da pergunta, com uma regra de decisão, o resultado que a derruba (Quadro 3): o critério da escolha (H1), a decisão (H2), o custo (H3), quem fica de fora (H4) e o que se entrega (H5). Seja</w:t>
       </w:r>
       <w:r>
         <w:t xml:space="preserve"> </w:t>
@@ -2764,7 +2764,7 @@
         <w:t xml:space="preserve">et al.</w:t>
       </w:r>
       <w:r>
-        <w:t xml:space="preserve">, 2018), e não o efeito da LICC sobre o resultado final, que não tem grupo de comparação: a política vale para todo o estado desde 2022.</w:t>
+        <w:t xml:space="preserve">, 2018), e não o efeito sobre o resultado final, que não tem grupo de comparação numa política estadual.</w:t>
       </w:r>
     </w:p>
     <w:p>
@@ -3151,7 +3151,7 @@
               <w:rPr>
                 <w:sz w:val="20"/>
               </w:rPr>
-              <w:t xml:space="preserve">A nota não separa os grupos, ou o par patrocinador–proponente recorrente explica mais que ela</w:t>
+              <w:t xml:space="preserve">A nota não separa os grupos, ou a recorrência do par patrocinador–proponente explica mais que ela</w:t>
             </w:r>
           </w:p>
         </w:tc>
@@ -3527,7 +3527,7 @@
               <w:rPr>
                 <w:sz w:val="20"/>
               </w:rPr>
-              <w:t xml:space="preserve">Os recusados realizam o projeto na mesma proporção que os validados</w:t>
+              <w:t xml:space="preserve">Recusados e validados realizam o projeto na mesma proporção (diferença menor que o EMD, por teste de equivalência)</w:t>
             </w:r>
           </w:p>
         </w:tc>
@@ -3605,7 +3605,7 @@
         <w:t xml:space="preserve">et al.</w:t>
       </w:r>
       <w:r>
-        <w:t xml:space="preserve">, 2018). Com excesso de demanda, ciclos anuais e nenhum índice publicado com ponto de corte, cabem experimentos de escolha, avaliação cega, promoção aleatória, regressão descontínua no tempo e variáveis instrumentais. O sorteio mudaria a regra de alocação e fica fora do escopo.</w:t>
+        <w:t xml:space="preserve">, 2018): com excesso de demanda, ciclos anuais e nenhum índice com ponto de corte, sortear mudaria a regra de alocação, e cada hipótese tem um desenho retrospectivo, com os dados que já existem, e um experimental ou prospectivo, que o confirma.</w:t>
       </w:r>
     </w:p>
     <w:p>
@@ -3627,7 +3627,7 @@
         <w:t xml:space="preserve"> </w:t>
       </w:r>
       <w:r>
-        <w:t xml:space="preserve">Um experimento conjunto separa marca e valor público: decisores de empresas contribuintes escolhem entre pares de perfis de projeto com atributos sorteados (escala, visibilidade, local, gratuidade, público estimado), e o sorteio identifica o efeito marginal médio de cada atributo sobre a escolha (HAINMUELLER; HOPKINS; YAMAMOTO, 2014). Os mesmos perfis vão a uma amostra de residentes do estado, e os grupos se comparam pelas médias marginais de escolha de cada atributo; aplicados aos projetos habilitados, os dois conjuntos de pesos indicam o que cada um financiaria, e a diferença, o bem público que a escolha privada deixa de fora.</w:t>
+        <w:t xml:space="preserve">Um experimento conjunto separa marca e valor público: decisores de empresas contribuintes escolhem entre pares de perfis de projeto com atributos sorteados (escala, visibilidade, local, gratuidade, público estimado), e o sorteio identifica o efeito marginal médio de cada atributo sobre a escolha (HAINMUELLER; HOPKINS; YAMAMOTO, 2014). Os mesmos perfis vão a uma amostra de residentes do estado, e os grupos se comparam pelas médias marginais de escolha de cada atributo; aplicados aos projetos habilitados, os dois conjuntos de pesos indicam o que cada um financiaria, e a diferença, o bem público que a escolha privada deixa de fora. Retrospectivamente, um logit condicional da escolha entre os habilitados de cada ciclo (escala, antiguidade do evento, RMGV e recorrência, com efeitos fixos de ciclo e cota) descreve o critério revelado, sem identificá-lo, porque a qualidade do projeto confunde.</w:t>
       </w:r>
     </w:p>
     <w:p>
@@ -3649,7 +3649,7 @@
         <w:t xml:space="preserve"> </w:t>
       </w:r>
       <w:r>
-        <w:t xml:space="preserve">Sem nota, não há corte para regressão descontínua. O teste, descritivo, é uma avaliação cega da regra de decisão: avaliadores independentes dão nota, nos critérios de interesse público do decreto, a uma amostra de inscritos, habilitados e inabilitados, sem saber o destino de cada projeto. Se a decisão segue critério público, a nota separa habilitados de inabilitados e, entre os habilitados, quem capta. A severidade do parecerista, designado por ordem de inscrição e área (SECULT, 2025c), seria instrumento para o efeito do parecer, como em Maestas, Mullen e Strand (2013), mas é fraca com 41 pareceristas e fica como extensão.</w:t>
+        <w:t xml:space="preserve">Sem nota, não há corte para regressão descontínua. O teste, descritivo, é uma avaliação cega da regra de decisão: avaliadores independentes dão nota, nos critérios de interesse público do decreto, a uma amostra de inscritos, habilitados e inabilitados, sem saber o destino de cada projeto. Se a decisão segue critério público, a nota separa habilitados de inabilitados e, entre os habilitados, quem capta; ela serve ainda de controle de qualidade nos desenhos retrospectivos. A severidade do parecerista, designado por ordem e área (SECULT, 2025c), seria instrumento para o parecer (MAESTAS; MULLEN; STRAND, 2013), mas é fraca com 41 pareceristas.</w:t>
       </w:r>
     </w:p>
     <w:p>
@@ -3693,7 +3693,7 @@
         <w:t xml:space="preserve"> </w:t>
       </w:r>
       <w:r>
-        <w:t xml:space="preserve">Uma promoção aleatória de apoio à inscrição e à busca de patrocínio, sorteada entre os 71 municípios do interior, não altera nenhuma regra de alocação; nos municípios sorteados, dois braços, sorteados entre os agentes, separam o atrito documental do de patrocínio. A promoção estima o efeito da oferta e, para quem responde a ela, o efeito local (ANGRIST; IMBENS; RUBIN, 1996). Como o teto é fixo, sortear também a intensidade da oferta mede o deslocamento de outros proponentes (BAIRD</w:t>
+        <w:t xml:space="preserve">Retrospectivamente, diferenças em diferenças com intensidade comparam a captação dos pedidos pequenos com a dos maiores quando a demanda habilitada dobrou (de R$ 23 milhões no ciclo 2022 para R$ 47 milhões em 2024), com efeitos fixos de ciclo e faixa de valor: se a qualidade relativa dos pequenos não muda entre ciclos, o aumento da desvantagem mede o efeito da competição por patrocínio, que favorece projetos já bem-sucedidos (DEKKER; RODRIGUES, 2019). Uma promoção aleatória de apoio à inscrição e à busca de patrocínio, sorteada entre os 71 municípios do interior, não altera nenhuma regra de alocação; nos municípios sorteados, dois braços, sorteados entre os agentes, separam o atrito documental do de patrocínio. A promoção estima o efeito da oferta e, para quem responde a ela, o efeito local (ANGRIST; IMBENS; RUBIN, 1996). Como o teto é fixo, sortear também a intensidade da oferta mede o deslocamento de outros proponentes (BAIRD</w:t>
       </w:r>
       <w:r>
         <w:t xml:space="preserve"> </w:t>
@@ -3728,7 +3728,7 @@
         <w:t xml:space="preserve"> </w:t>
       </w:r>
       <w:r>
-        <w:t xml:space="preserve">Os termos validados pouco antes do esgotamento do teto e os de 32 projetos recusados em 2023 e 2024 tinham, todos, patrocinador disposto. Mas 6 dos 11 recusados em 2023 e 12 dos 21 recusados em 2024 captaram no ano seguinte: com resultado datado, a comparação estima o efeito de receber agora; para o de receber em algum momento, o indeferimento serve de instrumento, com primeiro estágio de 41% (13 dos 32 recusados não captaram depois). Em 2024, das 47 recusas registradas nas versões sucessivas do anexo, 27 viraram validação em versão posterior, no ano em que o teto passou de R$ 15 para R$ 25 milhões: a comparação com as 20 que não viraram mede o efeito de receber mais tarde. Para decidir, o desenho precisa ser prospectivo: a SEFAZ registra a hora de protocolo e a recusa de cada termo, a SECULT padroniza no relatório de execução a realização e o público, e a comparação vira regressão descontínua no tempo em torno do esgotamento de cada cota, acumulada ano a ano. Como o momento do esgotamento não é conhecido de antemão, é difícil manipular a posição na fila, e a ordem de validação não deve se ligar ao projeto, o que as datas de protocolo permitem testar.</w:t>
+        <w:t xml:space="preserve">Os termos validados pouco antes do esgotamento do teto e os de 32 projetos recusados em 2023 e 2024 tinham, todos, patrocinador disposto. Mas 6 dos 11 recusados em 2023 e 12 dos 21 recusados em 2024 captaram no ano seguinte: com resultado datado, a comparação estima o efeito de receber agora; para o de receber em algum momento, o indeferimento serve de instrumento, com primeiro estágio de 41% (13 dos 32 recusados não captaram depois). Em 2024, das 47 recusas registradas nas versões sucessivas do anexo, 27 viraram validação em versão posterior, quando o teto passou de R$ 15 para R$ 25 milhões: comparados com os 64 validados sem recusa, por inferência por aleatorização, mostram quem recebe o dinheiro marginal, a pergunta da SEFAZ ao ampliar o teto; a comparação com as 20 que não viraram mede o efeito de receber, ainda que tarde. Para decidir, o desenho precisa ser prospectivo: a SEFAZ registra a hora de protocolo e a recusa de cada termo, a SECULT padroniza no relatório de execução a realização e o público, e a comparação vira regressão descontínua no tempo em torno do esgotamento de cada cota, acumulada ano a ano. Como o momento do esgotamento não é conhecido de antemão, a posição na fila é difícil de manipular, o que as datas de protocolo permitem testar.</w:t>
       </w:r>
     </w:p>
     <w:bookmarkEnd w:id="26"/>
@@ -3746,7 +3746,7 @@
         <w:pStyle w:val="FirstParagraph"/>
       </w:pPr>
       <w:r>
-        <w:t xml:space="preserve">Para H5, a listagem são os termos de 2023 e 2024 na margem do racionamento e, no desenho prospectivo, todos os protocolados a partir de 2027. Para H2, o universo são os 293 projetos habilitados em 2022-2024 com situação resolvida, de 172 proponentes, e os 86 inabilitados das atas da CAP, de onde se sorteia a amostra da avaliação cega; para H3, as planilhas de 2025 e 2026. Para H1, a população principal é quem decide o patrocínio (marketing, diretoria ou relações institucionais): a listagem parte das 26 patrocinadoras de 2025, e os maiores contribuintes fora do Simples Nacional, listados com a SEFAZ, formam uma extensão; o braço da população é uma amostra de residentes por cotas de região. Para H4, a listagem é o cadastro de agentes do Mapa Cultural, em que 79% dos coletivos e 78% dos individuais não informam município; com município no interior, há 257 coletivos em 52 municípios e 2.389 agentes, somados os individuais, nos 71. A oferta é sorteada entre municípios do interior e chega a todos os agentes cadastrados sem inscrição anterior; quem não está no Mapa fica de fora, um viés de cobertura. O Mapa serve, assim, de retrato da demanda: agentes e eventos que nunca aparecem nos anexos da LICC são os projetos pequenos que a escolha concentrada não alcança. A chave de ligação é o CNPJ do proponente: o Portal da Transparência o traz para quem captou (ESPÍRITO SANTO, 2026), e os avisos de habilitação no Diário Oficial, para a maior parte dos demais (DIO-ES, 2026); juntas, cobrem 385 dos 463 habilitados (83%), e o restante e os inabilitados ficam para a LAI (Quadro 4).</w:t>
+        <w:t xml:space="preserve">Para H5, a listagem são os termos de 2023 e 2024 na margem do racionamento e, no desenho prospectivo, todos os protocolados a partir de 2027. Para H2, o universo são os 293 projetos habilitados em 2022-2024 com situação resolvida, de 172 proponentes, e os 86 inabilitados das atas da CAP, de onde se sorteia a amostra da avaliação cega; para H3, as planilhas de 2025 e 2026. Para H1, a população principal é quem decide o patrocínio (marketing, diretoria ou relações institucionais): a listagem parte das 26 patrocinadoras de 2025, e os maiores contribuintes fora do Simples Nacional, listados com a SEFAZ, formam uma extensão; o braço da população é uma amostra de residentes por cotas de região. Para H4, a listagem é o cadastro de agentes do Mapa Cultural, em que 79% dos coletivos e 78% dos individuais não informam município; com município no interior, há 257 coletivos em 52 municípios e 2.389 agentes, somados os individuais, nos 71. A oferta é sorteada entre municípios do interior e chega a todos os agentes cadastrados sem inscrição anterior; quem não está no Mapa fica de fora, um viés de cobertura. A chave de ligação é o CNPJ do proponente: o Portal da Transparência o traz para quem captou (ESPÍRITO SANTO, 2026), e os avisos de habilitação no Diário Oficial, para a maior parte dos demais (DIO-ES, 2026); juntas, cobrem 385 dos 463 habilitados (83%), e o restante e os inabilitados ficam para a LAI (Quadro 4).</w:t>
       </w:r>
     </w:p>
     <w:p>
@@ -3954,55 +3954,81 @@
               <w:rPr>
                 <w:sz w:val="20"/>
               </w:rPr>
-              <w:t xml:space="preserve">Planilhas de custos</w:t>
-            </w:r>
-          </w:p>
-        </w:tc>
-        <w:tc>
-          <w:tcPr/>
-          <w:p>
-            <w:pPr>
-              <w:pStyle w:val="Compact"/>
-              <w:spacing w:after="0" w:before="0"/>
-              <w:jc w:val="left"/>
-            </w:pPr>
-            <w:r>
-              <w:rPr>
-                <w:sz w:val="20"/>
-              </w:rPr>
-              <w:t xml:space="preserve">Rubricas de captação, elaboração, divulgação e remuneração, por projeto</w:t>
-            </w:r>
-          </w:p>
-        </w:tc>
-        <w:tc>
-          <w:tcPr/>
-          <w:p>
-            <w:pPr>
-              <w:pStyle w:val="Compact"/>
-              <w:spacing w:after="0" w:before="0"/>
-              <w:jc w:val="left"/>
-            </w:pPr>
-            <w:r>
-              <w:rPr>
-                <w:sz w:val="20"/>
-              </w:rPr>
-              <w:t xml:space="preserve">H3</w:t>
-            </w:r>
-          </w:p>
-        </w:tc>
-        <w:tc>
-          <w:tcPr/>
-          <w:p>
-            <w:pPr>
-              <w:pStyle w:val="Compact"/>
-              <w:spacing w:after="0" w:before="0"/>
-              <w:jc w:val="left"/>
-            </w:pPr>
-            <w:r>
-              <w:rPr>
-                <w:sz w:val="20"/>
-              </w:rPr>
-              <w:t xml:space="preserve">Pedido por LAI</w:t>
+              <w:t xml:space="preserve">Planilhas de custos e relatórios de execução</w:t>
+            </w:r>
+          </w:p>
+        </w:tc>
+        <w:tc>
+          <w:tcPr/>
+          <w:p>
+            <w:pPr>
+              <w:pStyle w:val="Compact"/>
+              <w:spacing w:after="0" w:before="0"/>
+              <w:jc w:val="left"/>
+            </w:pPr>
+            <w:r>
+              <w:rPr>
+                <w:sz w:val="20"/>
+              </w:rPr>
+              <w:t xml:space="preserve">Rubricas de captação, elaboração, divulgação e remuneração; lista de presença e estimativa de público (IN 001/2025, art. 66), gratuidade</w:t>
+            </w:r>
+          </w:p>
+        </w:tc>
+        <w:tc>
+          <w:tcPr/>
+          <w:p>
+            <w:pPr>
+              <w:pStyle w:val="Compact"/>
+              <w:spacing w:after="0" w:before="0"/>
+              <w:jc w:val="left"/>
+            </w:pPr>
+            <w:r>
+              <w:rPr>
+                <w:sz w:val="20"/>
+              </w:rPr>
+              <w:t xml:space="preserve">H3;</w:t>
+            </w:r>
+            <w:r>
+              <w:rPr>
+                <w:sz w:val="20"/>
+              </w:rPr>
+              <w:t xml:space="preserve"> </w:t>
+            </w:r>
+            <w:r>
+              <w:rPr>
+                <w:i/>
+                <w:iCs/>
+                <w:sz w:val="20"/>
+              </w:rPr>
+              <w:t xml:space="preserve">Y</w:t>
+            </w:r>
+            <w:r>
+              <w:rPr>
+                <w:sz w:val="20"/>
+              </w:rPr>
+              <w:t xml:space="preserve"> </w:t>
+            </w:r>
+            <w:r>
+              <w:rPr>
+                <w:sz w:val="20"/>
+              </w:rPr>
+              <w:t xml:space="preserve">de H5 (a padronizar)</w:t>
+            </w:r>
+          </w:p>
+        </w:tc>
+        <w:tc>
+          <w:tcPr/>
+          <w:p>
+            <w:pPr>
+              <w:pStyle w:val="Compact"/>
+              <w:spacing w:after="0" w:before="0"/>
+              <w:jc w:val="left"/>
+            </w:pPr>
+            <w:r>
+              <w:rPr>
+                <w:sz w:val="20"/>
+              </w:rPr>
+              <w:t xml:space="preserve">Pedido por LAI; interno</w:t>
             </w:r>
           </w:p>
         </w:tc>
@@ -4284,34 +4310,40 @@
               <w:rPr>
                 <w:sz w:val="20"/>
               </w:rPr>
-              <w:t xml:space="preserve">Relatórios de execução</w:t>
-            </w:r>
-          </w:p>
-        </w:tc>
-        <w:tc>
-          <w:tcPr/>
-          <w:p>
-            <w:pPr>
-              <w:pStyle w:val="Compact"/>
-              <w:spacing w:after="0" w:before="0"/>
-              <w:jc w:val="left"/>
-            </w:pPr>
-            <w:r>
-              <w:rPr>
-                <w:sz w:val="20"/>
-              </w:rPr>
-              <w:t xml:space="preserve">Lista de presença e estimativa de público (IN 001/2025, art. 66), gratuidade, locais, contrapartidas</w:t>
-            </w:r>
-          </w:p>
-        </w:tc>
-        <w:tc>
-          <w:tcPr/>
-          <w:p>
-            <w:pPr>
-              <w:pStyle w:val="Compact"/>
-              <w:spacing w:after="0" w:before="0"/>
-              <w:jc w:val="left"/>
-            </w:pPr>
+              <w:t xml:space="preserve">Mapa Cultural (API)</w:t>
+            </w:r>
+          </w:p>
+        </w:tc>
+        <w:tc>
+          <w:tcPr/>
+          <w:p>
+            <w:pPr>
+              <w:pStyle w:val="Compact"/>
+              <w:spacing w:after="0" w:before="0"/>
+              <w:jc w:val="left"/>
+            </w:pPr>
+            <w:r>
+              <w:rPr>
+                <w:sz w:val="20"/>
+              </w:rPr>
+              <w:t xml:space="preserve">Agentes, espaços e agenda de eventos por município</w:t>
+            </w:r>
+          </w:p>
+        </w:tc>
+        <w:tc>
+          <w:tcPr/>
+          <w:p>
+            <w:pPr>
+              <w:pStyle w:val="Compact"/>
+              <w:spacing w:after="0" w:before="0"/>
+              <w:jc w:val="left"/>
+            </w:pPr>
+            <w:r>
+              <w:rPr>
+                <w:sz w:val="20"/>
+              </w:rPr>
+              <w:t xml:space="preserve">Listagem de H4; eventos datados de 18 projetos (</w:t>
+            </w:r>
             <w:r>
               <w:rPr>
                 <w:i/>
@@ -4330,92 +4362,6 @@
               <w:rPr>
                 <w:sz w:val="20"/>
               </w:rPr>
-              <w:t xml:space="preserve">de H5 (a padronizar)</w:t>
-            </w:r>
-          </w:p>
-        </w:tc>
-        <w:tc>
-          <w:tcPr/>
-          <w:p>
-            <w:pPr>
-              <w:pStyle w:val="Compact"/>
-              <w:spacing w:after="0" w:before="0"/>
-              <w:jc w:val="left"/>
-            </w:pPr>
-            <w:r>
-              <w:rPr>
-                <w:sz w:val="20"/>
-              </w:rPr>
-              <w:t xml:space="preserve">Interno</w:t>
-            </w:r>
-          </w:p>
-        </w:tc>
-      </w:tr>
-      <w:tr>
-        <w:tc>
-          <w:tcPr/>
-          <w:p>
-            <w:pPr>
-              <w:pStyle w:val="Compact"/>
-              <w:spacing w:after="0" w:before="0"/>
-              <w:jc w:val="left"/>
-            </w:pPr>
-            <w:r>
-              <w:rPr>
-                <w:sz w:val="20"/>
-              </w:rPr>
-              <w:t xml:space="preserve">Mapa Cultural (API)</w:t>
-            </w:r>
-          </w:p>
-        </w:tc>
-        <w:tc>
-          <w:tcPr/>
-          <w:p>
-            <w:pPr>
-              <w:pStyle w:val="Compact"/>
-              <w:spacing w:after="0" w:before="0"/>
-              <w:jc w:val="left"/>
-            </w:pPr>
-            <w:r>
-              <w:rPr>
-                <w:sz w:val="20"/>
-              </w:rPr>
-              <w:t xml:space="preserve">Agentes, espaços e agenda de eventos por município</w:t>
-            </w:r>
-          </w:p>
-        </w:tc>
-        <w:tc>
-          <w:tcPr/>
-          <w:p>
-            <w:pPr>
-              <w:pStyle w:val="Compact"/>
-              <w:spacing w:after="0" w:before="0"/>
-              <w:jc w:val="left"/>
-            </w:pPr>
-            <w:r>
-              <w:rPr>
-                <w:sz w:val="20"/>
-              </w:rPr>
-              <w:t xml:space="preserve">Listagem de H4; eventos datados de 18 projetos (</w:t>
-            </w:r>
-            <w:r>
-              <w:rPr>
-                <w:i/>
-                <w:iCs/>
-                <w:sz w:val="20"/>
-              </w:rPr>
-              <w:t xml:space="preserve">Y</w:t>
-            </w:r>
-            <w:r>
-              <w:rPr>
-                <w:sz w:val="20"/>
-              </w:rPr>
-              <w:t xml:space="preserve"> </w:t>
-            </w:r>
-            <w:r>
-              <w:rPr>
-                <w:sz w:val="20"/>
-              </w:rPr>
               <w:t xml:space="preserve">de H5)</w:t>
             </w:r>
           </w:p>
@@ -4457,7 +4403,7 @@
       </w:r>
     </w:p>
     <w:bookmarkEnd w:id="27"/>
-    <w:bookmarkStart w:id="35" w:name="cálculo-do-poder-estatístico"/>
+    <w:bookmarkStart w:id="32" w:name="cálculo-do-poder-estatístico"/>
     <w:p>
       <w:pPr>
         <w:pStyle w:val="Heading2"/>
@@ -5434,32 +5380,30 @@
           <w:p>
             <w:pPr>
               <w:pStyle w:val="Compact"/>
-              <w:keepNext/>
-              <w:spacing w:after="0" w:before="0"/>
-              <w:jc w:val="left"/>
-            </w:pPr>
-            <w:r>
-              <w:rPr>
-                <w:sz w:val="20"/>
-              </w:rPr>
-              <w:t xml:space="preserve">H4: oferta por município, só coletivos</w:t>
-            </w:r>
-          </w:p>
-        </w:tc>
-        <w:tc>
-          <w:tcPr/>
-          <w:p>
-            <w:pPr>
-              <w:pStyle w:val="Compact"/>
-              <w:keepNext/>
-              <w:spacing w:after="0" w:before="0"/>
-              <w:jc w:val="left"/>
-            </w:pPr>
-            <w:r>
-              <w:rPr>
-                <w:sz w:val="20"/>
-              </w:rPr>
-              <w:t xml:space="preserve">52 municípios, 257 coletivos (</w:t>
+              <w:spacing w:after="0" w:before="0"/>
+              <w:jc w:val="left"/>
+            </w:pPr>
+            <w:r>
+              <w:rPr>
+                <w:sz w:val="20"/>
+              </w:rPr>
+              <w:t xml:space="preserve">H4: oferta por município, todos os agentes</w:t>
+            </w:r>
+          </w:p>
+        </w:tc>
+        <w:tc>
+          <w:tcPr/>
+          <w:p>
+            <w:pPr>
+              <w:pStyle w:val="Compact"/>
+              <w:spacing w:after="0" w:before="0"/>
+              <w:jc w:val="left"/>
+            </w:pPr>
+            <w:r>
+              <w:rPr>
+                <w:sz w:val="20"/>
+              </w:rPr>
+              <w:t xml:space="preserve">71 municípios, 2.389 agentes (</w:t>
             </w:r>
             <m:oMath>
               <m:acc>
@@ -5483,7 +5427,7 @@
               <w:rPr>
                 <w:sz w:val="20"/>
               </w:rPr>
-              <w:t xml:space="preserve">= 4,9;</w:t>
+              <w:t xml:space="preserve">= 33,6;</w:t>
             </w:r>
             <w:r>
               <w:rPr>
@@ -5509,16 +5453,15 @@
               <w:rPr>
                 <w:sz w:val="20"/>
               </w:rPr>
-              <w:t xml:space="preserve">= 1,32)</w:t>
-            </w:r>
-          </w:p>
-        </w:tc>
-        <w:tc>
-          <w:tcPr/>
-          <w:p>
-            <w:pPr>
-              <w:pStyle w:val="Compact"/>
-              <w:keepNext/>
+              <w:t xml:space="preserve">= 1,43)</w:t>
+            </w:r>
+          </w:p>
+        </w:tc>
+        <w:tc>
+          <w:tcPr/>
+          <w:p>
+            <w:pPr>
+              <w:pStyle w:val="Compact"/>
               <w:spacing w:after="0" w:before="0"/>
               <w:jc w:val="left"/>
             </w:pPr>
@@ -5555,143 +5498,6 @@
           <w:p>
             <w:pPr>
               <w:pStyle w:val="Compact"/>
-              <w:keepNext/>
-              <w:spacing w:after="0" w:before="0"/>
-              <w:jc w:val="left"/>
-            </w:pPr>
-            <w:r>
-              <w:rPr>
-                <w:sz w:val="20"/>
-              </w:rPr>
-              <w:t xml:space="preserve">5,5 a 13,4</w:t>
-            </w:r>
-          </w:p>
-        </w:tc>
-      </w:tr>
-      <w:tr>
-        <w:tc>
-          <w:tcPr/>
-          <w:p>
-            <w:pPr>
-              <w:pStyle w:val="Compact"/>
-              <w:spacing w:after="0" w:before="0"/>
-              <w:jc w:val="left"/>
-            </w:pPr>
-            <w:r>
-              <w:rPr>
-                <w:sz w:val="20"/>
-              </w:rPr>
-              <w:t xml:space="preserve">H4: oferta por município, todos os agentes</w:t>
-            </w:r>
-          </w:p>
-        </w:tc>
-        <w:tc>
-          <w:tcPr/>
-          <w:p>
-            <w:pPr>
-              <w:pStyle w:val="Compact"/>
-              <w:spacing w:after="0" w:before="0"/>
-              <w:jc w:val="left"/>
-            </w:pPr>
-            <w:r>
-              <w:rPr>
-                <w:sz w:val="20"/>
-              </w:rPr>
-              <w:t xml:space="preserve">71 municípios, 2.389 agentes (</w:t>
-            </w:r>
-            <m:oMath>
-              <m:acc>
-                <m:accPr>
-                  <m:chr m:val="‾"/>
-                </m:accPr>
-                <m:e>
-                  <m:r>
-                    <m:t>m</m:t>
-                  </m:r>
-                </m:e>
-              </m:acc>
-            </m:oMath>
-            <w:r>
-              <w:rPr>
-                <w:sz w:val="20"/>
-              </w:rPr>
-              <w:t xml:space="preserve"> </w:t>
-            </w:r>
-            <w:r>
-              <w:rPr>
-                <w:sz w:val="20"/>
-              </w:rPr>
-              <w:t xml:space="preserve">= 33,6;</w:t>
-            </w:r>
-            <w:r>
-              <w:rPr>
-                <w:sz w:val="20"/>
-              </w:rPr>
-              <w:t xml:space="preserve"> </w:t>
-            </w:r>
-            <w:r>
-              <w:rPr>
-                <w:i/>
-                <w:iCs/>
-                <w:sz w:val="20"/>
-              </w:rPr>
-              <w:t xml:space="preserve">cv</w:t>
-            </w:r>
-            <w:r>
-              <w:rPr>
-                <w:sz w:val="20"/>
-              </w:rPr>
-              <w:t xml:space="preserve"> </w:t>
-            </w:r>
-            <w:r>
-              <w:rPr>
-                <w:sz w:val="20"/>
-              </w:rPr>
-              <w:t xml:space="preserve">= 1,43)</w:t>
-            </w:r>
-          </w:p>
-        </w:tc>
-        <w:tc>
-          <w:tcPr/>
-          <w:p>
-            <w:pPr>
-              <w:pStyle w:val="Compact"/>
-              <w:spacing w:after="0" w:before="0"/>
-              <w:jc w:val="left"/>
-            </w:pPr>
-            <m:oMath>
-              <m:sSub>
-                <m:e>
-                  <m:r>
-                    <m:t>p</m:t>
-                  </m:r>
-                </m:e>
-                <m:sub>
-                  <m:r>
-                    <m:t>0</m:t>
-                  </m:r>
-                </m:sub>
-              </m:sSub>
-            </m:oMath>
-            <w:r>
-              <w:rPr>
-                <w:sz w:val="20"/>
-              </w:rPr>
-              <w:t xml:space="preserve"> </w:t>
-            </w:r>
-            <w:r>
-              <w:rPr>
-                <w:sz w:val="20"/>
-              </w:rPr>
-              <w:t xml:space="preserve">de 2% a 10%; ρ de 0,02 a 0,05</w:t>
-            </w:r>
-          </w:p>
-        </w:tc>
-        <w:tc>
-          <w:tcPr/>
-          <w:p>
-            <w:pPr>
-              <w:pStyle w:val="Compact"/>
               <w:spacing w:after="0" w:before="0"/>
               <w:jc w:val="left"/>
             </w:pPr>
@@ -5806,79 +5612,7 @@
         <w:rPr>
           <w:sz w:val="20"/>
         </w:rPr>
-        <w:t xml:space="preserve"> </w:t>
-      </w:r>
-      <w:r>
-        <w:rPr>
-          <w:sz w:val="20"/>
-        </w:rPr>
-        <w:t xml:space="preserve">(scripts</w:t>
-      </w:r>
-      <w:r>
-        <w:rPr>
-          <w:sz w:val="20"/>
-        </w:rPr>
-        <w:t xml:space="preserve"> </w:t>
-      </w:r>
-      <w:hyperlink r:id="rId32">
-        <w:r>
-          <w:rPr>
-            <w:rStyle w:val="VerbatimChar"/>
-          </w:rPr>
-          <w:t xml:space="preserve">analise/07_hipoteses_h1_h3.py</w:t>
-        </w:r>
-      </w:hyperlink>
-      <w:r>
-        <w:rPr>
-          <w:sz w:val="20"/>
-        </w:rPr>
-        <w:t xml:space="preserve">,</w:t>
-      </w:r>
-      <w:r>
-        <w:rPr>
-          <w:sz w:val="20"/>
-        </w:rPr>
-        <w:t xml:space="preserve"> </w:t>
-      </w:r>
-      <w:hyperlink r:id="rId33">
-        <w:r>
-          <w:rPr>
-            <w:rStyle w:val="VerbatimChar"/>
-          </w:rPr>
-          <w:t xml:space="preserve">10_poder_mercado_rubricas.py</w:t>
-        </w:r>
-      </w:hyperlink>
-      <w:r>
-        <w:rPr>
-          <w:sz w:val="20"/>
-        </w:rPr>
-        <w:t xml:space="preserve"> </w:t>
-      </w:r>
-      <w:r>
-        <w:rPr>
-          <w:sz w:val="20"/>
-        </w:rPr>
-        <w:t xml:space="preserve">e</w:t>
-      </w:r>
-      <w:r>
-        <w:rPr>
-          <w:sz w:val="20"/>
-        </w:rPr>
-        <w:t xml:space="preserve"> </w:t>
-      </w:r>
-      <w:hyperlink r:id="rId34">
-        <w:r>
-          <w:rPr>
-            <w:rStyle w:val="VerbatimChar"/>
-          </w:rPr>
-          <w:t xml:space="preserve">19_poder_revisao.py</w:t>
-        </w:r>
-      </w:hyperlink>
-      <w:r>
-        <w:rPr>
-          <w:sz w:val="20"/>
-        </w:rPr>
-        <w:t xml:space="preserve">).</w:t>
+        <w:t xml:space="preserve">.</w:t>
       </w:r>
     </w:p>
     <w:p>
@@ -5886,7 +5620,7 @@
         <w:pStyle w:val="BodyText"/>
       </w:pPr>
       <w:r>
-        <w:t xml:space="preserve">A comparação na margem do racionamento só detecta efeitos muito grandes; para o efeito de receber em algum momento, o EMD divide-se pelo primeiro estágio (0,41) e vai a 69 a 84 pontos. Para detectar 15 pontos, o desenho prospectivo precisa de 112 a 168 recusados por braço: no ritmo de 2023 e 2024, de 11 a 21 projetos recusados por ano, são de 6 a 16 ciclos, e H5 só decide no longo prazo ou com esgotamentos mais frequentes. O experimento conjunto detecta diferenças de 7 a 13 pontos na probabilidade de escolha com 60 decisores, e de 10 a 19 com 30; o braço da população pouco acrescenta ao erro, e a diferença entre empresas e população fica entre 8 e 20 pontos. A avaliação cega detecta diferença de nota de 0,43 desvio-padrão (DP) entre habilitados e inabilitados. O desenho de H4 detecta efeitos de poucos pontos se incluir os agentes individuais, que precisariam de CNPJ (MEI) para se inscrever, e só assim atende à regra de 30 a 50 conglomerados por grupo (GERTLER</w:t>
+        <w:t xml:space="preserve">A comparação na margem do racionamento só detecta efeitos muito grandes; para o efeito de receber em algum momento, o EMD divide-se pelo primeiro estágio (0,41) e vai a 69 a 84 pontos. Para detectar 15 pontos, o desenho prospectivo precisa de 112 a 168 recusados por braço: no ritmo de 2023 e 2024, de 11 a 21 projetos recusados por ano, são de 6 a 16 ciclos. O experimento conjunto detecta diferenças de 7 a 13 pontos na probabilidade de escolha com 60 decisores, e de 10 a 19 com 30; o braço da população pouco acrescenta ao erro, e a diferença entre empresas e população fica entre 8 e 20 pontos. A avaliação cega detecta diferença de nota de 0,43 desvio-padrão (DP) entre habilitados e inabilitados. O desenho de H4 detecta efeitos de poucos pontos se incluir os agentes individuais, que precisariam de CNPJ (MEI) para se inscrever, e só assim atende à regra de 30 a 50 conglomerados por grupo (GERTLER</w:t>
       </w:r>
       <w:r>
         <w:t xml:space="preserve"> </w:t>
@@ -5914,61 +5648,61 @@
         <w:t xml:space="preserve">tende a exagerar o efeito verdadeiro (GELMAN; CARLIN, 2014), o que recomenda pré-registrar a análise e corrigir comparações múltiplas.</w:t>
       </w:r>
     </w:p>
+    <w:bookmarkEnd w:id="32"/>
+    <w:bookmarkStart w:id="33" w:name="ameaças-à-validade-e-ética"/>
+    <w:p>
+      <w:pPr>
+        <w:pStyle w:val="Heading2"/>
+      </w:pPr>
+      <w:r>
+        <w:t xml:space="preserve">5.5 Ameaças à validade e ética</w:t>
+      </w:r>
+    </w:p>
+    <w:p>
+      <w:pPr>
+        <w:pStyle w:val="FirstParagraph"/>
+      </w:pPr>
+      <w:r>
+        <w:t xml:space="preserve">A primeira ameaça à validade interna é a violação da hipótese de ausência de interferência entre unidades (SUTVA): com o teto fixo, o que um projeto capta falta a outro. Seguem-se a substituição de fonte (a captação pela Lei Rouanet entra como resultado), os eventos externos do período (Lei Paulo Gustavo e Política Nacional Aldir Blanc) e o atrito dos dados. No experimento conjunto, a escolha declarada pode pender para o socialmente desejável; a escolha forçada reduz o viés, e os patrocínios observados a validam. A validade externa é limitada: as comparações retrospectivas de H5 valem para o regime de 2022-2024, em que a habilitação precedia a busca por patrocinador, e desde 2025 os expirados quase desapareceram (3 em 56 resolvidos no ciclo 2025). No plano ético, nenhum desenho nega acesso a elegíveis: o apoio chega aos controles ao fim, e o deslocamento pelo teto é medido pela saturação. Dados identificados exigem anonimização (LGPD), e pesquisas com pessoas, aprovação de comitê de ética.</w:t>
+      </w:r>
+    </w:p>
+    <w:bookmarkEnd w:id="33"/>
+    <w:bookmarkEnd w:id="34"/>
+    <w:bookmarkStart w:id="35" w:name="conclusão"/>
+    <w:p>
+      <w:pPr>
+        <w:pStyle w:val="Heading1"/>
+      </w:pPr>
+      <w:r>
+        <w:t xml:space="preserve">6 Conclusão</w:t>
+      </w:r>
+    </w:p>
+    <w:p>
+      <w:pPr>
+        <w:pStyle w:val="FirstParagraph"/>
+      </w:pPr>
+      <w:r>
+        <w:t xml:space="preserve">A LICC é um gasto tributário que mais que dobrou de 2023 a 2026, sem problema declarado, objetivos mensuráveis ou previsão de avaliação: o Estado paga, as empresas escolhem, e o público que usaria o bem cultural não passa pelo mecanismo. A escolha se concentra em poucas empresas de serviços regulados, que expõem a marca nas peças do projeto; entre os habilitados, a decisão fica com a empresa e com a fila dos termos; parte do recurso pode remunerar a intermediação; e quem não chega a um grande contribuinte fica de fora. A entrega, extremo da cadeia, é indeterminada, porque a SECULT não publica o público alcançado.</w:t>
+      </w:r>
+    </w:p>
+    <w:p>
+      <w:pPr>
+        <w:pStyle w:val="BodyText"/>
+      </w:pPr>
+      <w:r>
+        <w:t xml:space="preserve">Sem alterar o mecanismo, a gestão pode declarar objetivos, metas e indicadores e publicar, em formato aberto, os inscritos, com CNPJ, sede e motivo de inabilitação; a captação por cota; a fila de termos, com datas de protocolo e validação, também dos recusados; e custos, contrapartidas e público alcançado.</w:t>
+      </w:r>
+    </w:p>
+    <w:p>
+      <w:pPr>
+        <w:pStyle w:val="BodyText"/>
+      </w:pPr>
+      <w:r>
+        <w:t xml:space="preserve">Das cinco perguntas, a da entrega (H5) é a mais importante e a mais difícil: mais da metade dos recusados por falta de teto captou no ano seguinte, e comparar quem recebe com quem não recebe exige resultado datado e a fila de termos com as datas. Se a adicionalidade na margem for baixa, ampliar o teto financia sobretudo o que ocorreria de todo modo, e as decisões que importam passam a ser quem entra e o que se entrega. Limitações dos dados: a situação publicada aproxima a captação, a estreia é medida por nome de proponente, e o retrato territorial cobre 74% do valor.</w:t>
+      </w:r>
+    </w:p>
     <w:bookmarkEnd w:id="35"/>
-    <w:bookmarkStart w:id="36" w:name="ameaças-à-validade-e-ética"/>
-    <w:p>
-      <w:pPr>
-        <w:pStyle w:val="Heading2"/>
-      </w:pPr>
-      <w:r>
-        <w:t xml:space="preserve">5.5 Ameaças à validade e ética</w:t>
-      </w:r>
-    </w:p>
-    <w:p>
-      <w:pPr>
-        <w:pStyle w:val="FirstParagraph"/>
-      </w:pPr>
-      <w:r>
-        <w:t xml:space="preserve">A primeira ameaça à validade interna é a violação da hipótese de ausência de interferência entre unidades (SUTVA): com o teto fixo, o que um projeto capta falta a outro. Seguem-se a substituição de fonte (a captação pela Lei Rouanet entra como resultado), os eventos externos do período (Lei Paulo Gustavo e Política Nacional Aldir Blanc) e o atrito dos dados. No experimento conjunto, a escolha declarada pode pender para o socialmente desejável; a escolha forçada entre perfis reduz o viés, e os patrocínios observados servem de validação. Na avaliação cega, dois avaliadores por projeto medem a confiabilidade da nota. A validade externa é limitada: as comparações retrospectivas de H5 valem para o regime de 2022-2024, em que a habilitação precedia a busca por patrocinador, e desde 2025 os expirados quase desapareceram (3 em 56 resolvidos no ciclo 2025). No plano ético, nenhum desenho nega acesso a elegíveis: o apoio chega aos controles ao fim, e o deslocamento pelo teto é medido pela saturação. Dados identificados exigem anonimização (LGPD), e pesquisas com pessoas, aprovação de comitê de ética.</w:t>
-      </w:r>
-    </w:p>
-    <w:bookmarkEnd w:id="36"/>
-    <w:bookmarkEnd w:id="37"/>
-    <w:bookmarkStart w:id="38" w:name="conclusão"/>
-    <w:p>
-      <w:pPr>
-        <w:pStyle w:val="Heading1"/>
-      </w:pPr>
-      <w:r>
-        <w:t xml:space="preserve">6 Conclusão</w:t>
-      </w:r>
-    </w:p>
-    <w:p>
-      <w:pPr>
-        <w:pStyle w:val="FirstParagraph"/>
-      </w:pPr>
-      <w:r>
-        <w:t xml:space="preserve">A LICC é um gasto tributário que mais que dobrou de 2023 a 2026, sem problema declarado, objetivos mensuráveis ou previsão de avaliação: o Estado paga, as empresas escolhem, e o público que usaria o bem cultural não passa pelo mecanismo. A escolha se concentra em poucas empresas de serviços regulados, que expõem a marca nas peças do projeto; entre os habilitados, a decisão fica com a empresa e com a fila dos termos; parte do recurso pode remunerar a intermediação; e quem não chega a um grande contribuinte fica de fora. A entrega, extremo da cadeia, é indeterminada, porque a SECULT não publica o público alcançado.</w:t>
-      </w:r>
-    </w:p>
-    <w:p>
-      <w:pPr>
-        <w:pStyle w:val="BodyText"/>
-      </w:pPr>
-      <w:r>
-        <w:t xml:space="preserve">Sem alterar o mecanismo, a gestão pode declarar objetivos, metas e indicadores e publicar, em formato aberto, os inscritos, com CNPJ, sede e motivo de inabilitação; a captação por cota; a fila de termos, com datas de protocolo e validação, também dos recusados; e custos, contrapartidas e público alcançado.</w:t>
-      </w:r>
-    </w:p>
-    <w:p>
-      <w:pPr>
-        <w:pStyle w:val="BodyText"/>
-      </w:pPr>
-      <w:r>
-        <w:t xml:space="preserve">Das cinco perguntas, a da entrega (H5) é a mais importante e a mais difícil: mais da metade dos recusados por falta de teto captou no ano seguinte, e comparar quem recebe com quem não recebe exige resultado datado e a fila de termos com as datas. Se a adicionalidade na margem for baixa, ampliar o teto financia sobretudo o que ocorreria de todo modo, e as decisões que importam passam a ser quem entra e o que se entrega. Limitações dos dados: a situação publicada aproxima a captação, a estreia é medida por nome de proponente, e o retrato territorial cobre 74% do valor.</w:t>
-      </w:r>
-    </w:p>
-    <w:bookmarkEnd w:id="38"/>
-    <w:bookmarkStart w:id="57" w:name="referências"/>
+    <w:bookmarkStart w:id="54" w:name="referências"/>
     <w:p>
       <w:pPr>
         <w:pStyle w:val="Heading1"/>
@@ -6000,7 +5734,7 @@
       <w:r>
         <w:t xml:space="preserve"> </w:t>
       </w:r>
-      <w:hyperlink r:id="rId39">
+      <w:hyperlink r:id="rId36">
         <w:r>
           <w:rPr>
             <w:rStyle w:val="Hyperlink"/>
@@ -6035,7 +5769,7 @@
       <w:r>
         <w:t xml:space="preserve"> </w:t>
       </w:r>
-      <w:hyperlink r:id="rId40">
+      <w:hyperlink r:id="rId37">
         <w:r>
           <w:rPr>
             <w:rStyle w:val="Hyperlink"/>
@@ -6134,7 +5868,7 @@
       <w:r>
         <w:t xml:space="preserve"> </w:t>
       </w:r>
-      <w:hyperlink r:id="rId41">
+      <w:hyperlink r:id="rId38">
         <w:r>
           <w:rPr>
             <w:rStyle w:val="Hyperlink"/>
@@ -6232,7 +5966,7 @@
       <w:r>
         <w:t xml:space="preserve"> </w:t>
       </w:r>
-      <w:hyperlink r:id="rId42">
+      <w:hyperlink r:id="rId39">
         <w:r>
           <w:rPr>
             <w:rStyle w:val="Hyperlink"/>
@@ -6267,7 +6001,7 @@
       <w:r>
         <w:t xml:space="preserve"> </w:t>
       </w:r>
-      <w:hyperlink r:id="rId43">
+      <w:hyperlink r:id="rId40">
         <w:r>
           <w:rPr>
             <w:rStyle w:val="Hyperlink"/>
@@ -6302,7 +6036,7 @@
       <w:r>
         <w:t xml:space="preserve"> </w:t>
       </w:r>
-      <w:hyperlink r:id="rId44">
+      <w:hyperlink r:id="rId41">
         <w:r>
           <w:rPr>
             <w:rStyle w:val="Hyperlink"/>
@@ -6358,7 +6092,7 @@
       <w:r>
         <w:t xml:space="preserve"> </w:t>
       </w:r>
-      <w:hyperlink r:id="rId45">
+      <w:hyperlink r:id="rId42">
         <w:r>
           <w:rPr>
             <w:rStyle w:val="Hyperlink"/>
@@ -6393,7 +6127,7 @@
       <w:r>
         <w:t xml:space="preserve"> </w:t>
       </w:r>
-      <w:hyperlink r:id="rId46">
+      <w:hyperlink r:id="rId43">
         <w:r>
           <w:rPr>
             <w:rStyle w:val="Hyperlink"/>
@@ -6512,7 +6246,7 @@
       <w:r>
         <w:t xml:space="preserve"> </w:t>
       </w:r>
-      <w:hyperlink r:id="rId47">
+      <w:hyperlink r:id="rId44">
         <w:r>
           <w:rPr>
             <w:rStyle w:val="Hyperlink"/>
@@ -6547,7 +6281,7 @@
       <w:r>
         <w:t xml:space="preserve"> </w:t>
       </w:r>
-      <w:hyperlink r:id="rId48">
+      <w:hyperlink r:id="rId45">
         <w:r>
           <w:rPr>
             <w:rStyle w:val="Hyperlink"/>
@@ -6603,7 +6337,7 @@
       <w:r>
         <w:t xml:space="preserve"> </w:t>
       </w:r>
-      <w:hyperlink r:id="rId49">
+      <w:hyperlink r:id="rId46">
         <w:r>
           <w:rPr>
             <w:rStyle w:val="Hyperlink"/>
@@ -6701,7 +6435,7 @@
       <w:r>
         <w:t xml:space="preserve"> </w:t>
       </w:r>
-      <w:hyperlink r:id="rId50">
+      <w:hyperlink r:id="rId47">
         <w:r>
           <w:rPr>
             <w:rStyle w:val="Hyperlink"/>
@@ -6736,7 +6470,7 @@
       <w:r>
         <w:t xml:space="preserve"> </w:t>
       </w:r>
-      <w:hyperlink r:id="rId51">
+      <w:hyperlink r:id="rId48">
         <w:r>
           <w:rPr>
             <w:rStyle w:val="Hyperlink"/>
@@ -6771,7 +6505,7 @@
       <w:r>
         <w:t xml:space="preserve"> </w:t>
       </w:r>
-      <w:hyperlink r:id="rId52">
+      <w:hyperlink r:id="rId49">
         <w:r>
           <w:rPr>
             <w:rStyle w:val="Hyperlink"/>
@@ -6827,7 +6561,7 @@
       <w:r>
         <w:t xml:space="preserve"> </w:t>
       </w:r>
-      <w:hyperlink r:id="rId53">
+      <w:hyperlink r:id="rId50">
         <w:r>
           <w:rPr>
             <w:rStyle w:val="Hyperlink"/>
@@ -7244,7 +6978,7 @@
       <w:r>
         <w:t xml:space="preserve"> </w:t>
       </w:r>
-      <w:hyperlink r:id="rId54">
+      <w:hyperlink r:id="rId51">
         <w:r>
           <w:rPr>
             <w:rStyle w:val="Hyperlink"/>
@@ -7279,7 +7013,7 @@
       <w:r>
         <w:t xml:space="preserve"> </w:t>
       </w:r>
-      <w:hyperlink r:id="rId55">
+      <w:hyperlink r:id="rId52">
         <w:r>
           <w:rPr>
             <w:rStyle w:val="Hyperlink"/>
@@ -7314,7 +7048,7 @@
       <w:r>
         <w:t xml:space="preserve"> </w:t>
       </w:r>
-      <w:hyperlink r:id="rId56">
+      <w:hyperlink r:id="rId53">
         <w:r>
           <w:rPr>
             <w:rStyle w:val="Hyperlink"/>
@@ -7326,7 +7060,7 @@
         <w:t xml:space="preserve">.</w:t>
       </w:r>
     </w:p>
-    <w:bookmarkEnd w:id="57"/>
+    <w:bookmarkEnd w:id="54"/>
     <w:sectPr>
       <w:footnotePr>
         <w:numRestart w:val="eachSect"/>

--- a/artigo/rascunho-artigo.docx
+++ b/artigo/rascunho-artigo.docx
@@ -41,7 +41,7 @@
         <w:t xml:space="preserve"> </w:t>
       </w:r>
       <w:r>
-        <w:t xml:space="preserve">A Lei de Incentivo à Cultura Capixaba (LICC) permite que empresas contribuintes do ICMS destinem a projetos culturais habilitados pela Secretaria da Cultura (SECULT) valores que recuperam integralmente como crédito presumido do imposto: o Estado paga, a empresa escolhe, e o público a quem o bem cultural se destina não entra na escolha. Neste artigo, avalia-se o desenho da LICC: da teoria da mudança derivam-se cinco premissas, confrontadas com normas, anexos oficiais e atas da comissão de 2022 a 2026, que orientam uma proposta de avaliação de impacto. A decisão de financiamento não mostra orientação evidente pelo valor público: duas empresas respondem por metade da renúncia de 2025, e o bem cultural oferecido à população confunde-se com o marketing das empresas. A decisão se concentra em poucos atores: a habilitação qualifica sem priorizar, e o que excede o teto é racionado pela ordem de recebimento e validação dos termos de patrocínio. Até 13% do valor captado em 2025 poderia remunerar captação e elaboração, projetos pequenos captam cada vez menos, e só pessoas jurídicas contribuintes patrocinam. Para cada premissa, propõe-se um teste com regra de decisão, dados e poder estatístico, entre eles um experimento conjunto com decisores de empresas e residentes e uma avaliação cega dos projetos.</w:t>
+        <w:t xml:space="preserve">A Lei de Incentivo à Cultura Capixaba (LICC) permite que empresas contribuintes do ICMS destinem a projetos culturais habilitados pela Secretaria da Cultura (SECULT) valores que recuperam integralmente como crédito presumido do imposto: o Estado paga, a empresa escolhe, e o público não entra na equação. Neste artigo, avalia-se o desenho da LICC: a partir da teoria da mudança derivam-se cinco premissas, por meio de normas, anexos oficiais e atas da comissão de 2022 a 2026, que orientam uma proposta de avaliação de impacto. A decisão de financiamento não mostra orientação evidente pelo valor público: duas empresas respondem por metade da renúncia de 2025, e o bem cultural oferecido à população confunde-se com o marketing das empresas. A decisão se concentra em poucos atores: a habilitação qualifica sem priorizar, e o que excede o teto é decidido pela ordem de recebimento e validação dos termos de patrocínio. Até 13% do valor captado em 2025 poderia remunerar captação e elaboração, projetos pequenos captam cada vez menos, e só pessoas jurídicas contribuintes patrocinam. A avaliação de impacto proposta faz uma pergunta, se a renúncia vai para os projetos que dependem dela, e a responde com os grupos que a própria regra cria (termos recusados por esgotamento da cota, habilitados sem patrocinador e inabilitados), com fontes de dados e poder estatístico.</w:t>
       </w:r>
     </w:p>
     <w:p>
@@ -88,7 +88,7 @@
         <w:t xml:space="preserve"> </w:t>
       </w:r>
       <w:r>
-        <w:t xml:space="preserve">De 2023 a 2025, a captação esgotou o teto: os termos de patrocínio listados pela SECULT somam exatamente o montante de cada ano (em 2025, 62 projetos validados somam R$ 24,64 milhões, e um ainda</w:t>
+        <w:t xml:space="preserve">De 2023 a 2025, a captação esgotou o teto em três registros distintos: os termos de patrocínio listados pela SECULT somam exatamente o montante de cada ano, e a soma coincide com a dos termos no Portal da Transparência e com a renúncia realizada informada pela SEFAZ (em 2025, 62 projetos validados somam R$ 24,64 milhões, e um ainda</w:t>
       </w:r>
       <w:r>
         <w:t xml:space="preserve"> </w:t>
@@ -100,7 +100,7 @@
         <w:t xml:space="preserve"> </w:t>
       </w:r>
       <w:r>
-        <w:t xml:space="preserve">completa os R$ 25 milhões; os números de 2025 contam os 63). A demanda supera o teto: nos cinco ciclos de habilitação (2022-2026), 463 projetos foram autorizados a captar, somados, R$ 184 milhões (459 com valor válido), acima da soma dos tetos do período, de R$ 111 milhões.</w:t>
+        <w:t xml:space="preserve">no anexo, cujos termos estão no Portal e tiveram depósito publicado no Diário Oficial, completa os R$ 25 milhões; os números de 2025 contam os 63). A demanda supera o teto: nos cinco ciclos de habilitação (2022-2026), 463 projetos foram autorizados a captar, somados, R$ 184 milhões (459 com valor válido), acima da soma dos tetos do período, de R$ 111 milhões.</w:t>
       </w:r>
       <w:r>
         <w:rPr>
@@ -114,7 +114,7 @@
         <w:pStyle w:val="BodyText"/>
       </w:pPr>
       <w:r>
-        <w:t xml:space="preserve">O setor cultural capixaba é pequeno para o tamanho da economia do estado: em 2024, ocupava 4,2% dos trabalhadores do ES, contra 5,8% no país, a 18ª participação entre as 27 unidades da federação (IBGE, 2025). Na economia criativa, que soma às artes atividades de mercado como design e publicidade, o estado ficava perto da média: 8,2% dos ocupados no 2º trimestre de 2020, contra 8,5% no país, a 8ª posição (SECULT, 2020). O contraste sugere que o atraso está no núcleo cultural, que a LICC financia, e não na atividade criativa como um todo. A desigualdade relevante, porém, é interna: em 2021, 95% da população da Região Metropolitana da Grande Vitória (RMGV) vivia em município com cinema, contra 34% da do interior, e metade dos municípios do interior não tinha fundo municipal de cultura (IBGE, 2022). O problema é, assim, a baixa e desigual capacidade de financiar a produção e a oferta cultural fora do circuito já consolidado, com causas na restrição de financiamento de pequenos produtores, na concentração de equipamentos e na dependência de poucos financiadores.</w:t>
+        <w:t xml:space="preserve">O setor cultural capixaba é pequeno para o tamanho da economia do estado: em 2024, ocupava 4,2% dos trabalhadores do ES, contra 5,8% no país, a 18ª participação entre as 27 unidades da federação (IBGE, 2025). Na economia criativa, que soma às artes atividades de mercado como design e publicidade, o estado ficava perto da média: 8,2% dos ocupados no 2º trimestre de 2020, contra 8,5% no país, a 8ª posição (SECULT, 2020). O contraste sugere a falta de coordenação entre tomadores de decisão e proponentes dos bens públicos culturais, que a LICC financia, e não um atraso da atividade criativa em execução. A desigualdade de infraestrutura também é interna: em 2021, 95% da população da Região Metropolitana da Grande Vitória (RMGV) vivia em município com cinema, contra 34% da do interior, e metade dos municípios do interior não tinha fundo municipal de cultura (IBGE, 2022). O problema é, assim, a baixa e desigual capacidade de financiar a produção e a oferta cultural fora do circuito já consolidado, com causas na restrição de financiamento de pequenos produtores, na concentração de equipamentos e na dependência de poucos financiadores.</w:t>
       </w:r>
     </w:p>
     <w:p>
@@ -805,7 +805,7 @@
         <w:pStyle w:val="BodyText"/>
       </w:pPr>
       <w:r>
-        <w:t xml:space="preserve">Três características do arranjo pesam na avaliação. A primeira é a delegação da escolha: o Estado define quem pode receber; a empresa define quem recebe. A segunda é a instabilidade: a SECULT edita uma instrução normativa por ano, fechou as inscrições em meados de 2024 e alterou o fluxo em meados de 2025 (SECULT, 2024b; 2025b); até 2024 a comissão habilitava antes da captação, e desde 2025 o projeto só vai à comissão com patrocinador (SECULT, 2025a, arts. 41-45). A terceira é a pouca informação publicada: os anexos não trazem dados cadastrais do proponente, o local de atuação nem indicadores de resultado, e os inabilitados só aparecem nos extratos das atas da comissão (SECULT, 2026f).</w:t>
+        <w:t xml:space="preserve">Três características do arranjo pesam na avaliação. A primeira é a delegação da escolha: o Estado define quem pode receber; a empresa define quem recebe. A segunda é a instabilidade: a SECULT edita uma instrução normativa por ano, fechou as inscrições em meados de 2024 e alterou o fluxo em meados de 2025 (SECULT, 2024b; 2025b); até 2024 a comissão habilitava antes da captação, e desde 2025 o projeto só vai à comissão com patrocinador (SECULT, 2025a, arts. 41-45). A terceira é a pouca informação publicada: os anexos não trazem dados dos projetos do proponente, o local de atuação nem indicadores de resultado, e os inabilitados só aparecem nos extratos das atas da comissão (SECULT, 2026f).</w:t>
       </w:r>
     </w:p>
     <w:bookmarkEnd w:id="13"/>
@@ -833,7 +833,7 @@
         <w:t xml:space="preserve"> </w:t>
       </w:r>
       <w:r>
-        <w:t xml:space="preserve">A literatura de economia da cultura trata o incentivo fiscal como um subsídio em que o doador decide a alocação e o Tesouro paga a conta: para Feld, O’Hare e Schuster (1983), os contribuintes americanos se tornaram</w:t>
+        <w:t xml:space="preserve">A literatura de economia da cultura trata o incentivo fiscal como um subsídio em que o doador decide a alocação e o Tesouro paga a conta: para Feld, O’Hare e Schuster (1983), os contribuintes se tornaram</w:t>
       </w:r>
       <w:r>
         <w:t xml:space="preserve"> </w:t>
@@ -842,7 +842,7 @@
         <w:t xml:space="preserve">“mecenas apesar de si mesmos”</w:t>
       </w:r>
       <w:r>
-        <w:t xml:space="preserve">, porque financiam pela renúncia escolhas que não fazem. A justificativa econômica é o caráter de bem público da cultura: bens públicos são consumidos em grupo, e não por indivíduos, e por isso são</w:t>
+        <w:t xml:space="preserve">, porque financiam pela renúncia as escolhas que não fazem. A dificuldade de financiamento de bens públicos e a falta de coordenação entre conselhos de pareceristas e as preferências do público justificam a investigação econômica e o papel do bem público para a cultura: bens públicos são consumidos em grupo, e não por indivíduos, e por isso são</w:t>
       </w:r>
       <w:r>
         <w:t xml:space="preserve"> </w:t>
@@ -854,7 +854,7 @@
         <w:t xml:space="preserve"> </w:t>
       </w:r>
       <w:r>
-        <w:t xml:space="preserve">(HITZIG, 2021, tradução nossa); Buterin, Hitzig e Weyl (2019) tratam seu financiamento como formação de comunidades e mostram que, se o valor recebido cresce com o número de contribuintes, e não só com o total aportado, a provisão é ótima no modelo dos autores.</w:t>
+        <w:t xml:space="preserve">(HITZIG, 2021, tradução nossa); Buterin, Hitzig e Weyl (2019) tratam seu financiamento como formação de comunidades e mostram que, se o valor recebido cresce com o número de contribuintes, e não só com o total aportado, a provisão é ótima no modelo de fundo de contrapartida e contribuição por parte do público.</w:t>
       </w:r>
     </w:p>
     <w:p>
@@ -902,7 +902,7 @@
         <w:t xml:space="preserve"> </w:t>
       </w:r>
       <w:r>
-        <w:t xml:space="preserve">Existem poucos trabalhos de avaliação do incentivo cultural no Brasil; as avaliações encontradas de leis estaduais via ICMS são descritivas: em Minas Gerais, a captação pela lei estadual concentrou-se na região metropolitana de Belo Horizonte, e municípios com museu, teatro ou cinema tinham mais chance de captar (TEIXEIRA</w:t>
+        <w:t xml:space="preserve">Existem poucos trabalhos de avaliação do incentivo cultural no Brasil; as avaliações encontradas de leis estaduais via ICMS são correlacionais: em Minas Gerais, a captação pela lei estadual concentrou-se na região metropolitana de Belo Horizonte, e municípios com museu, teatro ou cinema tinham mais chance de captar (TEIXEIRA</w:t>
       </w:r>
       <w:r>
         <w:t xml:space="preserve"> </w:t>
@@ -915,7 +915,19 @@
         <w:t xml:space="preserve">et al.</w:t>
       </w:r>
       <w:r>
-        <w:t xml:space="preserve">, 2021).</w:t>
+        <w:t xml:space="preserve">, 2021). A única avaliação da LICC, contratada pela SECULT ao IJSN com a FAPES em 2025, divulgou resultados preliminares com um</w:t>
+      </w:r>
+      <w:r>
+        <w:t xml:space="preserve"> </w:t>
+      </w:r>
+      <w:r>
+        <w:t xml:space="preserve">“efeito multiplicador de 1,74”</w:t>
+      </w:r>
+      <w:r>
+        <w:t xml:space="preserve"> </w:t>
+      </w:r>
+      <w:r>
+        <w:t xml:space="preserve">por real investido (IJSN, 2026; DIO-ES, 2026): a medida registra a atividade gerada pelo gasto, e não o que ocorreria sem o incentivo.</w:t>
       </w:r>
     </w:p>
     <w:bookmarkEnd w:id="14"/>
@@ -1236,7 +1248,7 @@
         <w:t xml:space="preserve">uma ou mais</w:t>
       </w:r>
       <w:r>
-        <w:t xml:space="preserve">, definem quem é elegível, não o que a política pretende alcançar (ESPÍRITO SANTO, 2021b, art. 3º). Não há meta, magnitude esperada nem indicador. A LICC não atende ao critério de que um programa declare resultados e magnitude esperados (BARROS; LIMA, 2017).</w:t>
+        <w:t xml:space="preserve">, definem quem é elegível, não o que a política pretende alcançar (ESPÍRITO SANTO, 2021b, art. 3º). Não há meta, magnitude esperada nem indicador: no relatório de avaliação do PPA, a LICC aparece só no relato de uma ação de despesa, sem produto nem meta física próprios (ESPÍRITO SANTO, 2026b). A LICC não atende ao critério de que um programa declare resultados e magnitude esperados (BARROS; LIMA, 2017).</w:t>
       </w:r>
     </w:p>
     <w:p>
@@ -1460,7 +1472,7 @@
               <w:rPr>
                 <w:sz w:val="20"/>
               </w:rPr>
-              <w:t xml:space="preserve">Não sustentada: evidência mista</w:t>
+              <w:t xml:space="preserve">Indeterminada: marca e valor público não se separam no dado público</w:t>
             </w:r>
           </w:p>
         </w:tc>
@@ -1745,7 +1757,7 @@
         <w:rPr>
           <w:sz w:val="20"/>
         </w:rPr>
-        <w:t>: elaboração própria, no formato do mecanismo de mapeamento de Williams (2020), com base nas normas do Quadro 1, em SECULT (2026b; 2026c; 2026d), no Portal da Transparência (ESPÍRITO SANTO, 2026) e nas tabelas</w:t>
+        <w:t>: elaboração própria, no formato do mecanismo de mapeamento de Williams (2020), com base nas normas do Quadro 1, em SECULT (2026b; 2026c; 2026d), no Portal da Transparência (ESPÍRITO SANTO, 2026a) e nas tabelas</w:t>
       </w:r>
       <w:r>
         <w:rPr>
@@ -2423,7 +2435,7 @@
         <w:t xml:space="preserve"> </w:t>
       </w:r>
       <w:r>
-        <w:t xml:space="preserve">Pessoa física não se inscreve, e o microempreendedor individual tem limite de valor (SECULT, 2025a, arts. 17 e 19). Do lado de quem financia, só pessoa jurídica contribuinte do ICMS patrocina (ESPÍRITO SANTO, 2021b, art. 2º), e as optantes do Simples Nacional, que não podem destinar valor a título de incentivo fiscal (BRASIL, 2006, art. 24), tampouco emitem a carta de intenção (SECULT, 2026a, art. 40): o público financia, pelo imposto que deixa de ser arrecadado, mas nem ele nem a pequena empresa local escolhem o que financiar. A difusão territorial desacelerou: 39 municípios tiveram o primeiro projeto habilitado em 2022, 16 em 2023 e 3 por ciclo desde então, e restam 14 municípios do interior sem projeto. Entre os que pediram até R$ 400 mil, a captação caiu de 79% no ciclo 2022 para 27% em 2024, enquanto no teto ficou entre 78% e 89%. Os pedidos se acumulam no teto por projeto: 36% dos habilitados do ciclo 2025 pediram exatamente R$ 500 mil, o que também ocorre se quem já tem patrocinador pede o máximo. O custo de entrada é o que a literatura chama de custo administrativo (MOYNIHAN; HERD; HARVEY, 2015); ele pode excluir sem selecionar ou funcionar como triagem (FINKELSTEIN; NOTOWIDIGDO, 2019), e só uma variação exógena desse custo distingue os dois casos.</w:t>
+        <w:t xml:space="preserve">Pessoa física não se inscreve, e o microempreendedor individual tem limite de valor (SECULT, 2025a, arts. 17 e 19). Do lado de quem financia, só pessoa jurídica contribuinte do ICMS patrocina (ESPÍRITO SANTO, 2021b, art. 2º), e as optantes do Simples Nacional, que não podem destinar valor a título de incentivo fiscal (BRASIL, 2006, art. 24), tampouco emitem a carta de intenção (SECULT, 2026a, art. 40): o público financia, pelo imposto que deixa de ser arrecadado, mas nem ele nem a pequena empresa local escolhem o que financiar. A difusão territorial desacelerou: 39 municípios tiveram o primeiro projeto habilitado em 2022, 16 em 2023 e 3 por ciclo desde então, e restam 14 municípios do interior sem projeto. Entre os que pediram até R$ 400 mil, a captação caiu de 79% no ciclo 2022 para 27% em 2024, enquanto no teto ficou entre 78% e 89%. Os pedidos se acumulam no teto por projeto: 36% dos habilitados do ciclo 2025 pediram exatamente R$ 500 mil, o que também ocorre se quem já tem patrocinador pede o máximo. O custo de entrada é o que a literatura chama de custo administrativo (MOYNIHAN; HERD; HARVEY, 2015); ele pode excluir sem selecionar ou funcionar como triagem (FINKELSTEIN; NOTOWIDIGDO, 2019).</w:t>
       </w:r>
     </w:p>
     <w:p>
@@ -2465,7 +2477,7 @@
         <w:t xml:space="preserve"> </w:t>
       </w:r>
       <w:r>
-        <w:t xml:space="preserve">(SECULT, 2026e), e o Mapa Cultural registra só a situação da inscrição (SECULT, 2026d). Nenhuma das normas examinadas prevê nota, peso ou ordem de prioridade; a única pontuação é a do credenciamento dos pareceristas, que recebem os projetos por ordem de inscrição e área (SECULT, 2025c). Desde 2025, o parecer favorável já emite o certificado, e a comissão só delibera sobre inabilitações e, com 35% de patrocínio, sobre a habilitação (SECULT, 2025a, arts. 40, 41 e 45). Os extratos das atas de 158 reuniões com deliberação, de 2022 a 2026, listam 86 projetos inabilitados, 15% dos deliberados, sem motivo nem critério publicados (SECULT, 2026f). A habilitação qualifica, mas não prioriza, e o que excedeu o teto em 2023-2025 ficou de fora pelo momento em que o termo chegou e foi validado (SECULT, 2026c). A ordenação seria possível: no Funcultura, a mesma SECULT atribui nota e ordena os projetos por linha e porte do município (SECULT, 2026g).</w:t>
+        <w:t xml:space="preserve">(SECULT, 2026e), e o Mapa Cultural registra só a situação da inscrição (SECULT, 2026d). Nenhuma das normas examinadas prevê nota, peso ou ordem de prioridade; a única pontuação é a do credenciamento dos pareceristas, que recebem os projetos por ordem de inscrição e área (SECULT, 2025c). Desde 2025, o parecer favorável já emite o certificado, e a comissão só delibera sobre inabilitações e, com 35% de patrocínio, sobre a habilitação (SECULT, 2025a, arts. 40, 41 e 45). As atas de 158 reuniões com deliberação, de 2022 a 2026, listam 86 projetos inabilitados, 15% dos deliberados, sem motivo nem critério publicados (SECULT, 2026f). A habilitação qualifica, mas não prioriza, e o que excedeu o teto em 2023-2025 ficou de fora pela regra da ordem de chegada e validação (SECULT, 2026c), cuja aplicação só as horas de protocolo dos recusados, não publicadas, permitiriam conferir. A ordenação seria possível: no Funcultura, a mesma SECULT atribui nota e ordena os projetos por linha e porte do município (SECULT, 2026g).</w:t>
       </w:r>
     </w:p>
     <w:p>
@@ -2496,7 +2508,7 @@
         <w:t xml:space="preserve">et al.</w:t>
       </w:r>
       <w:r>
-        <w:t xml:space="preserve">, 2020); a maior patrocinadora de 2025 é uma distribuidora de energia, serviço regulado sob concessão. Com o dado público, marca e valor público não se separam, porque os eventos grandes e antigos são os mais visíveis e os de maior público: a premissa fica não sustentada, com evidência mista. Sob crédito integral, escolher pela marca é o esperado. O limite está no mecanismo: cada escolha pesa pelo imposto de quem escolhe, e o número de pessoas que valorizam o bem não entra no cálculo (BUTERIN; HITZIG; WEYL, 2019); a questão é o que essa escolha deixa de fora (H4) e se o escolhido ocorreria de todo modo (H5).</w:t>
+        <w:t xml:space="preserve">, 2020); a maior patrocinadora de 2025 é uma distribuidora de energia, serviço regulado sob concessão. Com o dado público, marca e valor público não se separam, porque os eventos grandes e antigos são os mais visíveis e os de maior público: a premissa fica indeterminada. Sob crédito integral, escolher pela marca é o esperado. O limite está no mecanismo: cada escolha pesa pelo imposto de quem escolhe, e o número de pessoas que valorizam o bem não entra no cálculo (BUTERIN; HITZIG; WEYL, 2019); a questão é o que essa escolha deixa de fora (H4) e se o escolhido ocorreria de todo modo (H5).</w:t>
       </w:r>
     </w:p>
     <w:p>
@@ -2541,20 +2553,20 @@
         <w:t xml:space="preserve"> </w:t>
       </w:r>
       <w:r>
-        <w:t xml:space="preserve">A maior reserva do teto, 30%, vai a eventos com mais de dez anos, provavelmente os de maior chance de financiamento sem incentivo, em tensão com o critério do TCU (BRASIL, 2016). A RMGV tem 49% da população e fica com 67% do valor atribuível a um município em 2022-2026. O Gini do valor entre os 78 municípios é 0,88, mas quase toda essa desigualdade está dentro de cada região: a diferença entre RMGV e interior explica só 7% do índice de Theil, e é sobre essa parte que age a reserva de 10% para fora da RMGV.</w:t>
-      </w:r>
-    </w:p>
-    <w:p>
-      <w:pPr>
-        <w:pStyle w:val="BodyText"/>
-      </w:pPr>
-      <w:r>
-        <w:t xml:space="preserve">Em síntese, o desenho entrega a escolha a quem recolhe mais imposto e raciona pela ordem de chegada: nenhum elo agrega a preferência de quem usa o bem cultural. O critério público na decisão (H2) não é assegurado pelo desenho, o que não implica que as escolhas sejam ruins; marketing (H1) e exclusão (H4) não se sustentam, com evidência mista; taxa de serviço (H3) e entrega (H5) ficam indeterminadas por falta de dado. A seção 5 propõe um teste para cada premissa.</w:t>
+        <w:t xml:space="preserve">A maior reserva do teto, 30%, vai a eventos com mais de dez anos, provavelmente os de maior chance de financiamento sem incentivo, em tensão com o critério do TCU (BRASIL, 2016). A RMGV tem 49% da população e fica com 67% do valor atribuível a um município em 2022-2026.</w:t>
+      </w:r>
+    </w:p>
+    <w:p>
+      <w:pPr>
+        <w:pStyle w:val="BodyText"/>
+      </w:pPr>
+      <w:r>
+        <w:t xml:space="preserve">Em síntese, o desenho entrega a escolha a quem recolhe mais imposto e raciona pela ordem de chegada: nenhum elo agrega a preferência de quem usa o bem cultural. O critério público na decisão (H2) não é assegurado pelo desenho, o que não implica que as escolhas sejam ruins; a exclusão (H4) não se sustenta, com evidência mista; o marketing (H1) fica indeterminado, porque marca e valor público não se separam no dado público, e a taxa de serviço (H3) e a entrega (H5), por falta de dado. A seção 5 propõe uma avaliação que liga três delas: se a escolha pela marca (H1) deixa de fora quem depende do incentivo (H4) e financia o que ocorreria de todo modo (H5).</w:t>
       </w:r>
     </w:p>
     <w:bookmarkEnd w:id="23"/>
     <w:bookmarkEnd w:id="24"/>
-    <w:bookmarkStart w:id="34" w:name="proposta-de-avaliação-de-impacto"/>
+    <w:bookmarkStart w:id="31" w:name="proposta-de-avaliação-de-impacto"/>
     <w:p>
       <w:pPr>
         <w:pStyle w:val="Heading1"/>
@@ -2563,13 +2575,13 @@
         <w:t xml:space="preserve">5 Proposta de avaliação de impacto</w:t>
       </w:r>
     </w:p>
-    <w:bookmarkStart w:id="25" w:name="perguntas-e-parâmetros"/>
+    <w:bookmarkStart w:id="25" w:name="pergunta-e-parâmetros"/>
     <w:p>
       <w:pPr>
         <w:pStyle w:val="Heading2"/>
       </w:pPr>
       <w:r>
-        <w:t xml:space="preserve">5.1 Perguntas e parâmetros</w:t>
+        <w:t xml:space="preserve">5.1 Pergunta e parâmetros</w:t>
       </w:r>
     </w:p>
     <w:p>
@@ -2577,7 +2589,7 @@
         <w:pStyle w:val="FirstParagraph"/>
       </w:pPr>
       <w:r>
-        <w:t xml:space="preserve">A pergunta central é se o financiamento centralizado na escolha das empresas desfavorece projetos pequenos e bens de valor público, que sinalizariam necessidades reais de financiamento. O mecanismo não tem canal para registrar quantos valorizam um projeto (seção 4.2): 152 dos 213 projetos com termo em 2022-2025 (71%), com 68% do valor, têm um só patrocinador. Cada premissa do Quadro 2 responde a uma parte da pergunta, com uma regra de decisão, o resultado que a derruba (Quadro 3): o critério da escolha (H1), a decisão (H2), o custo (H3), quem fica de fora (H4) e o que se entrega (H5). Seja</w:t>
+        <w:t xml:space="preserve">Todo programa com mais demanda que recurso precisa de uma regra de racionamento: ordem de chegada, características observadas pelo gestor, características que só o candidato conhece ou sorteio (GERTLER</w:t>
       </w:r>
       <w:r>
         <w:t xml:space="preserve"> </w:t>
@@ -2587,13 +2599,34 @@
           <w:i/>
           <w:iCs/>
         </w:rPr>
-        <w:t xml:space="preserve">i</w:t>
-      </w:r>
-      <w:r>
-        <w:t xml:space="preserve"> </w:t>
-      </w:r>
-      <w:r>
-        <w:t xml:space="preserve">a unidade,</w:t>
+        <w:t xml:space="preserve">et al.</w:t>
+      </w:r>
+      <w:r>
+        <w:t xml:space="preserve">, 2018, p. 75). A LICC combina duas. A primeira é a preferência de quem recolhe o imposto, que o Estado não observa; a segunda é a ordem de chegada dos termos à SEFAZ. A CAP qualifica, mas não ordena (seção 4.2). Por isso a avaliação faz uma única pergunta, que reúne H1, H4 e H5:</w:t>
+      </w:r>
+      <w:r>
+        <w:t xml:space="preserve"> </w:t>
+      </w:r>
+      <w:r>
+        <w:rPr>
+          <w:b/>
+          <w:bCs/>
+        </w:rPr>
+        <w:t xml:space="preserve">a renúncia vai para os projetos que dependem dela?</w:t>
+      </w:r>
+      <w:r>
+        <w:t xml:space="preserve"> </w:t>
+      </w:r>
+      <w:r>
+        <w:t xml:space="preserve">Se as empresas escolhem projetos grandes e recorrentes, que aconteceriam sem o incentivo, e ficam de fora os pequenos, que só acontecem com ele, o crédito integral paga a marca do patrocinador e compra pouco bem cultural adicional.</w:t>
+      </w:r>
+    </w:p>
+    <w:p>
+      <w:pPr>
+        <w:pStyle w:val="BodyText"/>
+      </w:pPr>
+      <w:r>
+        <w:t xml:space="preserve">Seja</w:t>
       </w:r>
       <w:r>
         <w:t xml:space="preserve"> </w:t>
@@ -2603,13 +2636,13 @@
           <w:i/>
           <w:iCs/>
         </w:rPr>
-        <w:t xml:space="preserve">T</w:t>
-      </w:r>
-      <w:r>
-        <w:t xml:space="preserve"> </w:t>
-      </w:r>
-      <w:r>
-        <w:t xml:space="preserve">o tratamento e</w:t>
+        <w:t xml:space="preserve">i</w:t>
+      </w:r>
+      <w:r>
+        <w:t xml:space="preserve"> </w:t>
+      </w:r>
+      <w:r>
+        <w:t xml:space="preserve">um projeto habilitado,</w:t>
       </w:r>
       <w:r>
         <w:t xml:space="preserve"> </w:t>
@@ -2619,10 +2652,13 @@
           <w:i/>
           <w:iCs/>
         </w:rPr>
-        <w:t xml:space="preserve">Y</w:t>
-      </w:r>
-      <w:r>
-        <w:t xml:space="preserve">(1) e</w:t>
+        <w:t xml:space="preserve">T</w:t>
+      </w:r>
+      <w:r>
+        <w:t xml:space="preserve"> </w:t>
+      </w:r>
+      <w:r>
+        <w:t xml:space="preserve">= 1 se um patrocinador o escolheu e o termo foi validado, e</w:t>
       </w:r>
       <w:r>
         <w:t xml:space="preserve"> </w:t>
@@ -2635,136 +2671,396 @@
         <w:t xml:space="preserve">Y</w:t>
       </w:r>
       <w:r>
-        <w:t xml:space="preserve">(0) os resultados com e sem ele. Em todas as perguntas há autosseleção (o proponente se inscreve, a empresa escolhe), e a diferença simples de médias soma ao efeito médio o viés de seleção,</w:t>
+        <w:t xml:space="preserve"> </w:t>
+      </w:r>
+      <w:r>
+        <w:t xml:space="preserve">= 1 se o projeto se realizou na data prevista no plano de trabalho. Há quatro médias (FOGUEL, 2017, p. 49):</w:t>
       </w:r>
       <w:r>
         <w:t xml:space="preserve"> </w:t>
       </w:r>
       <m:oMath>
-        <m:r>
-          <m:t>E</m:t>
-        </m:r>
-        <m:r>
-          <m:rPr>
-            <m:sty m:val="p"/>
-          </m:rPr>
-          <m:t>[</m:t>
-        </m:r>
-        <m:r>
-          <m:t>Y</m:t>
-        </m:r>
-        <m:r>
-          <m:rPr>
-            <m:sty m:val="p"/>
-          </m:rPr>
-          <m:t>(</m:t>
-        </m:r>
-        <m:r>
-          <m:t>0</m:t>
-        </m:r>
-        <m:r>
-          <m:rPr>
-            <m:sty m:val="p"/>
-          </m:rPr>
-          <m:t>)</m:t>
-        </m:r>
-        <m:r>
-          <m:rPr>
-            <m:sty m:val="p"/>
-          </m:rPr>
-          <m:t>∣</m:t>
-        </m:r>
-        <m:r>
-          <m:t>T</m:t>
-        </m:r>
-        <m:r>
-          <m:rPr>
-            <m:sty m:val="p"/>
-          </m:rPr>
-          <m:t>=</m:t>
-        </m:r>
-        <m:r>
-          <m:t>1</m:t>
-        </m:r>
-        <m:r>
-          <m:rPr>
-            <m:sty m:val="p"/>
-          </m:rPr>
-          <m:t>]</m:t>
-        </m:r>
-        <m:r>
-          <m:rPr>
-            <m:sty m:val="p"/>
-          </m:rPr>
-          <m:t>−</m:t>
-        </m:r>
-        <m:r>
-          <m:t>E</m:t>
-        </m:r>
-        <m:r>
-          <m:rPr>
-            <m:sty m:val="p"/>
-          </m:rPr>
-          <m:t>[</m:t>
-        </m:r>
-        <m:r>
-          <m:t>Y</m:t>
-        </m:r>
-        <m:r>
-          <m:rPr>
-            <m:sty m:val="p"/>
-          </m:rPr>
-          <m:t>(</m:t>
-        </m:r>
-        <m:r>
-          <m:t>0</m:t>
-        </m:r>
-        <m:r>
-          <m:rPr>
-            <m:sty m:val="p"/>
-          </m:rPr>
-          <m:t>)</m:t>
-        </m:r>
-        <m:r>
-          <m:rPr>
-            <m:sty m:val="p"/>
-          </m:rPr>
-          <m:t>∣</m:t>
-        </m:r>
-        <m:r>
-          <m:t>T</m:t>
-        </m:r>
-        <m:r>
-          <m:rPr>
-            <m:sty m:val="p"/>
-          </m:rPr>
-          <m:t>=</m:t>
-        </m:r>
-        <m:r>
-          <m:t>0</m:t>
-        </m:r>
-        <m:r>
-          <m:rPr>
-            <m:sty m:val="p"/>
-          </m:rPr>
-          <m:t>]</m:t>
-        </m:r>
+        <m:sSub>
+          <m:e>
+            <m:r>
+              <m:t>E</m:t>
+            </m:r>
+          </m:e>
+          <m:sub>
+            <m:r>
+              <m:t>11</m:t>
+            </m:r>
+          </m:sub>
+        </m:sSub>
       </m:oMath>
       <w:r>
-        <w:t xml:space="preserve">, e o de efeitos heterogêneos. As perguntas testam elos da cadeia, como uma avaliação de mecanismo (GERTLER</w:t>
-      </w:r>
-      <w:r>
-        <w:t xml:space="preserve"> </w:t>
+        <w:t xml:space="preserve"> </w:t>
+      </w:r>
+      <w:r>
+        <w:t xml:space="preserve">= E[</w:t>
       </w:r>
       <w:r>
         <w:rPr>
           <w:i/>
           <w:iCs/>
         </w:rPr>
+        <w:t xml:space="preserve">Y</w:t>
+      </w:r>
+      <w:r>
+        <w:t xml:space="preserve">(1) |</w:t>
+      </w:r>
+      <w:r>
+        <w:t xml:space="preserve"> </w:t>
+      </w:r>
+      <w:r>
+        <w:rPr>
+          <w:i/>
+          <w:iCs/>
+        </w:rPr>
+        <w:t xml:space="preserve">T</w:t>
+      </w:r>
+      <w:r>
+        <w:t xml:space="preserve"> </w:t>
+      </w:r>
+      <w:r>
+        <w:t xml:space="preserve">= 1] e</w:t>
+      </w:r>
+      <w:r>
+        <w:t xml:space="preserve"> </w:t>
+      </w:r>
+      <m:oMath>
+        <m:sSub>
+          <m:e>
+            <m:r>
+              <m:t>E</m:t>
+            </m:r>
+          </m:e>
+          <m:sub>
+            <m:r>
+              <m:t>00</m:t>
+            </m:r>
+          </m:sub>
+        </m:sSub>
+      </m:oMath>
+      <w:r>
+        <w:t xml:space="preserve"> </w:t>
+      </w:r>
+      <w:r>
+        <w:t xml:space="preserve">= E[</w:t>
+      </w:r>
+      <w:r>
+        <w:rPr>
+          <w:i/>
+          <w:iCs/>
+        </w:rPr>
+        <w:t xml:space="preserve">Y</w:t>
+      </w:r>
+      <w:r>
+        <w:t xml:space="preserve">(0) |</w:t>
+      </w:r>
+      <w:r>
+        <w:t xml:space="preserve"> </w:t>
+      </w:r>
+      <w:r>
+        <w:rPr>
+          <w:i/>
+          <w:iCs/>
+        </w:rPr>
+        <w:t xml:space="preserve">T</w:t>
+      </w:r>
+      <w:r>
+        <w:t xml:space="preserve"> </w:t>
+      </w:r>
+      <w:r>
+        <w:t xml:space="preserve">= 0] se observam;</w:t>
+      </w:r>
+      <w:r>
+        <w:t xml:space="preserve"> </w:t>
+      </w:r>
+      <m:oMath>
+        <m:sSub>
+          <m:e>
+            <m:r>
+              <m:t>E</m:t>
+            </m:r>
+          </m:e>
+          <m:sub>
+            <m:r>
+              <m:t>10</m:t>
+            </m:r>
+          </m:sub>
+        </m:sSub>
+      </m:oMath>
+      <w:r>
+        <w:t xml:space="preserve"> </w:t>
+      </w:r>
+      <w:r>
+        <w:t xml:space="preserve">= E[</w:t>
+      </w:r>
+      <w:r>
+        <w:rPr>
+          <w:i/>
+          <w:iCs/>
+        </w:rPr>
+        <w:t xml:space="preserve">Y</w:t>
+      </w:r>
+      <w:r>
+        <w:t xml:space="preserve">(0) |</w:t>
+      </w:r>
+      <w:r>
+        <w:t xml:space="preserve"> </w:t>
+      </w:r>
+      <w:r>
+        <w:rPr>
+          <w:i/>
+          <w:iCs/>
+        </w:rPr>
+        <w:t xml:space="preserve">T</w:t>
+      </w:r>
+      <w:r>
+        <w:t xml:space="preserve"> </w:t>
+      </w:r>
+      <w:r>
+        <w:t xml:space="preserve">= 1], o que os escolhidos fariam sem a LICC, e</w:t>
+      </w:r>
+      <w:r>
+        <w:t xml:space="preserve"> </w:t>
+      </w:r>
+      <m:oMath>
+        <m:sSub>
+          <m:e>
+            <m:r>
+              <m:t>E</m:t>
+            </m:r>
+          </m:e>
+          <m:sub>
+            <m:r>
+              <m:t>01</m:t>
+            </m:r>
+          </m:sub>
+        </m:sSub>
+      </m:oMath>
+      <w:r>
+        <w:t xml:space="preserve"> </w:t>
+      </w:r>
+      <w:r>
+        <w:t xml:space="preserve">= E[</w:t>
+      </w:r>
+      <w:r>
+        <w:rPr>
+          <w:i/>
+          <w:iCs/>
+        </w:rPr>
+        <w:t xml:space="preserve">Y</w:t>
+      </w:r>
+      <w:r>
+        <w:t xml:space="preserve">(1) |</w:t>
+      </w:r>
+      <w:r>
+        <w:t xml:space="preserve"> </w:t>
+      </w:r>
+      <w:r>
+        <w:rPr>
+          <w:i/>
+          <w:iCs/>
+        </w:rPr>
+        <w:t xml:space="preserve">T</w:t>
+      </w:r>
+      <w:r>
+        <w:t xml:space="preserve"> </w:t>
+      </w:r>
+      <w:r>
+        <w:t xml:space="preserve">= 0], o que os preteridos fariam com ela, são contrafactuais. A diferença simples entre quem captou e quem não captou é R =</w:t>
+      </w:r>
+      <w:r>
+        <w:t xml:space="preserve"> </w:t>
+      </w:r>
+      <m:oMath>
+        <m:sSub>
+          <m:e>
+            <m:r>
+              <m:t>E</m:t>
+            </m:r>
+          </m:e>
+          <m:sub>
+            <m:r>
+              <m:t>11</m:t>
+            </m:r>
+          </m:sub>
+        </m:sSub>
+      </m:oMath>
+      <w:r>
+        <w:t xml:space="preserve"> </w:t>
+      </w:r>
+      <w:r>
+        <w:t xml:space="preserve">−</w:t>
+      </w:r>
+      <w:r>
+        <w:t xml:space="preserve"> </w:t>
+      </w:r>
+      <m:oMath>
+        <m:sSub>
+          <m:e>
+            <m:r>
+              <m:t>E</m:t>
+            </m:r>
+          </m:e>
+          <m:sub>
+            <m:r>
+              <m:t>00</m:t>
+            </m:r>
+          </m:sub>
+        </m:sSub>
+      </m:oMath>
+      <w:r>
+        <w:t xml:space="preserve"> </w:t>
+      </w:r>
+      <w:r>
+        <w:t xml:space="preserve">= EMPT +</w:t>
+      </w:r>
+      <w:r>
+        <w:t xml:space="preserve"> </w:t>
+      </w:r>
+      <w:r>
+        <w:rPr>
+          <w:i/>
+          <w:iCs/>
+        </w:rPr>
+        <w:t xml:space="preserve">V</w:t>
+      </w:r>
+      <w:r>
+        <w:t xml:space="preserve">, em que</w:t>
+      </w:r>
+      <w:r>
+        <w:t xml:space="preserve"> </w:t>
+      </w:r>
+      <w:r>
+        <w:rPr>
+          <w:i/>
+          <w:iCs/>
+        </w:rPr>
+        <w:t xml:space="preserve">V</w:t>
+      </w:r>
+      <w:r>
+        <w:t xml:space="preserve"> </w:t>
+      </w:r>
+      <w:r>
+        <w:t xml:space="preserve">=</w:t>
+      </w:r>
+      <w:r>
+        <w:t xml:space="preserve"> </w:t>
+      </w:r>
+      <m:oMath>
+        <m:sSub>
+          <m:e>
+            <m:r>
+              <m:t>E</m:t>
+            </m:r>
+          </m:e>
+          <m:sub>
+            <m:r>
+              <m:t>10</m:t>
+            </m:r>
+          </m:sub>
+        </m:sSub>
+      </m:oMath>
+      <w:r>
+        <w:t xml:space="preserve"> </w:t>
+      </w:r>
+      <w:r>
+        <w:t xml:space="preserve">−</w:t>
+      </w:r>
+      <w:r>
+        <w:t xml:space="preserve"> </w:t>
+      </w:r>
+      <m:oMath>
+        <m:sSub>
+          <m:e>
+            <m:r>
+              <m:t>E</m:t>
+            </m:r>
+          </m:e>
+          <m:sub>
+            <m:r>
+              <m:t>00</m:t>
+            </m:r>
+          </m:sub>
+        </m:sSub>
+      </m:oMath>
+      <w:r>
+        <w:t xml:space="preserve"> </w:t>
+      </w:r>
+      <w:r>
+        <w:t xml:space="preserve">é o viés de seleção (FOGUEL, 2017, p. 50). Numa avaliação de programa,</w:t>
+      </w:r>
+      <w:r>
+        <w:t xml:space="preserve"> </w:t>
+      </w:r>
+      <w:r>
+        <w:rPr>
+          <w:i/>
+          <w:iCs/>
+        </w:rPr>
+        <w:t xml:space="preserve">V</w:t>
+      </w:r>
+      <w:r>
+        <w:t xml:space="preserve"> </w:t>
+      </w:r>
+      <w:r>
+        <w:t xml:space="preserve">é o erro a eliminar. Aqui ele é o objeto: mede o quanto o mecanismo prefere projetos que aconteceriam de todo modo.</w:t>
+      </w:r>
+    </w:p>
+    <w:p>
+      <w:pPr>
+        <w:pStyle w:val="BodyText"/>
+      </w:pPr>
+      <w:r>
+        <w:t xml:space="preserve">A hipótese do artigo é</w:t>
+      </w:r>
+      <w:r>
+        <w:t xml:space="preserve"> </w:t>
+      </w:r>
+      <w:r>
+        <w:rPr>
+          <w:i/>
+          <w:iCs/>
+        </w:rPr>
+        <w:t xml:space="preserve">V</w:t>
+      </w:r>
+      <w:r>
+        <w:t xml:space="preserve"> </w:t>
+      </w:r>
+      <w:r>
+        <w:t xml:space="preserve">&gt; 0, concentrado nos projetos grandes e recorrentes. Se o recurso realiza os preteridos tanto quanto os escolhidos, um</w:t>
+      </w:r>
+      <w:r>
+        <w:t xml:space="preserve"> </w:t>
+      </w:r>
+      <w:r>
+        <w:rPr>
+          <w:i/>
+          <w:iCs/>
+        </w:rPr>
+        <w:t xml:space="preserve">V</w:t>
+      </w:r>
+      <w:r>
+        <w:t xml:space="preserve"> </w:t>
+      </w:r>
+      <w:r>
+        <w:t xml:space="preserve">positivo significa que a LICC financia onde o efeito é menor, e o efeito sobre os não tratados, parâmetro de quem decide expandir um programa (FOGUEL, 2017, p. 47), é o que importa para um teto que mais que dobrou de 2023 a 2026. O mecanismo tampouco registra quantos valorizam um projeto: 152 dos 213 projetos com termo em 2022-2025 (71%), com 68% do valor, têm um só patrocinador (BUTERIN; HITZIG; WEYL, 2019). Duas premissas ficam fora do contrafactual: a regra da CAP (H2) entra pelo filtro que ela aplica, com os inabilitados, e a taxa de serviço (H3) é pergunta normativa (GERTLER</w:t>
+      </w:r>
+      <w:r>
+        <w:t xml:space="preserve"> </w:t>
+      </w:r>
+      <w:r>
+        <w:rPr>
+          <w:i/>
+          <w:iCs/>
+        </w:rPr>
         <w:t xml:space="preserve">et al.</w:t>
       </w:r>
       <w:r>
-        <w:t xml:space="preserve">, 2018), e não o efeito sobre o resultado final, que não tem grupo de comparação numa política estadual.</w:t>
+        <w:t xml:space="preserve">, 2018), respondida pela auditoria das despesas executadas, pedidas por LAI. O Quadro 3 resume os parâmetros.</w:t>
       </w:r>
     </w:p>
     <w:p>
@@ -2782,7 +3078,7 @@
         <w:rPr>
           <w:b w:val="0"/>
         </w:rPr>
-        <w:t xml:space="preserve"> – Perguntas de avaliação e regras de decisão</w:t>
+        <w:t xml:space="preserve"> – Parâmetros, grupos de comparação e regras de decisão</w:t>
       </w:r>
     </w:p>
     <w:tbl>
@@ -2802,11 +3098,10 @@
         </w:tblBorders>
       </w:tblPr>
       <w:tblGrid>
-        <w:gridCol w:w="990"/>
-        <w:gridCol w:w="1760"/>
-        <w:gridCol w:w="1760"/>
-        <w:gridCol w:w="1430"/>
-        <w:gridCol w:w="1980"/>
+        <w:gridCol w:w="1392"/>
+        <w:gridCol w:w="2262"/>
+        <w:gridCol w:w="1914"/>
+        <w:gridCol w:w="2349"/>
       </w:tblGrid>
       <w:tr>
         <w:trPr>
@@ -2829,7 +3124,7 @@
               <w:rPr>
                 <w:sz w:val="20"/>
               </w:rPr>
-              <w:t xml:space="preserve">Hipótese</w:t>
+              <w:t xml:space="preserve">Parâmetro</w:t>
             </w:r>
           </w:p>
         </w:tc>
@@ -2849,7 +3144,7 @@
               <w:rPr>
                 <w:sz w:val="20"/>
               </w:rPr>
-              <w:t xml:space="preserve">Pergunta</w:t>
+              <w:t xml:space="preserve">Grupo que o mede</w:t>
             </w:r>
           </w:p>
         </w:tc>
@@ -2869,7 +3164,7 @@
               <w:rPr>
                 <w:sz w:val="20"/>
               </w:rPr>
-              <w:t xml:space="preserve">Unidade, tratamento e resultado</w:t>
+              <w:t xml:space="preserve">Suposição</w:t>
             </w:r>
           </w:p>
         </w:tc>
@@ -2889,27 +3184,7 @@
               <w:rPr>
                 <w:sz w:val="20"/>
               </w:rPr>
-              <w:t xml:space="preserve">Parâmetro</w:t>
-            </w:r>
-          </w:p>
-        </w:tc>
-        <w:tc>
-          <w:tcPr>
-            <w:tcBorders>
-              <w:bottom w:val="single" w:sz="4" w:space="0" w:color="000000"/>
-            </w:tcBorders>
-          </w:tcPr>
-          <w:p>
-            <w:pPr>
-              <w:pStyle w:val="Compact"/>
-              <w:spacing w:after="0" w:before="0"/>
-              <w:jc w:val="left"/>
-            </w:pPr>
-            <w:r>
-              <w:rPr>
-                <w:sz w:val="20"/>
-              </w:rPr>
-              <w:t xml:space="preserve">A premissa cai se</w:t>
+              <w:t xml:space="preserve">Conclusão se</w:t>
             </w:r>
           </w:p>
         </w:tc>
@@ -2923,57 +3198,237 @@
               <w:spacing w:after="0" w:before="0"/>
               <w:jc w:val="left"/>
             </w:pPr>
-            <w:r>
-              <w:rPr>
-                <w:sz w:val="20"/>
-              </w:rPr>
-              <w:t xml:space="preserve">H1</w:t>
-            </w:r>
-          </w:p>
-        </w:tc>
-        <w:tc>
-          <w:tcPr/>
-          <w:p>
-            <w:pPr>
-              <w:pStyle w:val="Compact"/>
-              <w:spacing w:after="0" w:before="0"/>
-              <w:jc w:val="left"/>
-            </w:pPr>
-            <w:r>
-              <w:rPr>
-                <w:sz w:val="20"/>
-              </w:rPr>
-              <w:t xml:space="preserve">O que pesa na escolha da empresa, e pesaria o mesmo para a população?</w:t>
-            </w:r>
-          </w:p>
-        </w:tc>
-        <w:tc>
-          <w:tcPr/>
-          <w:p>
-            <w:pPr>
-              <w:pStyle w:val="Compact"/>
-              <w:spacing w:after="0" w:before="0"/>
-              <w:jc w:val="left"/>
-            </w:pPr>
-            <w:r>
-              <w:rPr>
-                <w:sz w:val="20"/>
-              </w:rPr>
-              <w:t xml:space="preserve">Decisor de empresa e residente;</w:t>
-            </w:r>
+            <m:oMath>
+              <m:sSub>
+                <m:e>
+                  <m:r>
+                    <m:t>θ</m:t>
+                  </m:r>
+                </m:e>
+                <m:sub>
+                  <m:r>
+                    <m:t>1</m:t>
+                  </m:r>
+                </m:sub>
+              </m:sSub>
+            </m:oMath>
             <w:r>
               <w:rPr>
                 <w:sz w:val="20"/>
               </w:rPr>
               <w:t xml:space="preserve"> </w:t>
             </w:r>
+            <w:r>
+              <w:rPr>
+                <w:sz w:val="20"/>
+              </w:rPr>
+              <w:t xml:space="preserve">≈</w:t>
+            </w:r>
+            <w:r>
+              <w:rPr>
+                <w:sz w:val="20"/>
+              </w:rPr>
+              <w:t xml:space="preserve"> </w:t>
+            </w:r>
+            <m:oMath>
+              <m:sSub>
+                <m:e>
+                  <m:r>
+                    <m:t>E</m:t>
+                  </m:r>
+                </m:e>
+                <m:sub>
+                  <m:r>
+                    <m:t>10</m:t>
+                  </m:r>
+                </m:sub>
+              </m:sSub>
+            </m:oMath>
+            <w:r>
+              <w:rPr>
+                <w:sz w:val="20"/>
+              </w:rPr>
+              <w:t xml:space="preserve">: o que os escolhidos fariam sem a LICC</w:t>
+            </w:r>
+          </w:p>
+        </w:tc>
+        <w:tc>
+          <w:tcPr/>
+          <w:p>
+            <w:pPr>
+              <w:pStyle w:val="Compact"/>
+              <w:spacing w:after="0" w:before="0"/>
+              <w:jc w:val="left"/>
+            </w:pPr>
+            <w:r>
+              <w:rPr>
+                <w:sz w:val="20"/>
+              </w:rPr>
+              <w:t xml:space="preserve">Termos recusados por esgotamento da cota, que tinham patrocinador</w:t>
+            </w:r>
+          </w:p>
+        </w:tc>
+        <w:tc>
+          <w:tcPr/>
+          <w:p>
+            <w:pPr>
+              <w:pStyle w:val="Compact"/>
+              <w:spacing w:after="0" w:before="0"/>
+              <w:jc w:val="left"/>
+            </w:pPr>
+            <w:r>
+              <w:rPr>
+                <w:sz w:val="20"/>
+              </w:rPr>
+              <w:t xml:space="preserve">A recusa depende só da hora do protocolo</w:t>
+            </w:r>
+          </w:p>
+        </w:tc>
+        <w:tc>
+          <w:tcPr/>
+          <w:p>
+            <w:pPr>
+              <w:pStyle w:val="Compact"/>
+              <w:spacing w:after="0" w:before="0"/>
+              <w:jc w:val="left"/>
+            </w:pPr>
+            <w:r>
+              <w:rPr>
+                <w:sz w:val="20"/>
+              </w:rPr>
+              <w:t xml:space="preserve">—</w:t>
+            </w:r>
+          </w:p>
+        </w:tc>
+      </w:tr>
+      <w:tr>
+        <w:tc>
+          <w:tcPr/>
+          <w:p>
+            <w:pPr>
+              <w:pStyle w:val="Compact"/>
+              <w:spacing w:after="0" w:before="0"/>
+              <w:jc w:val="left"/>
+            </w:pPr>
+            <m:oMath>
+              <m:sSub>
+                <m:e>
+                  <m:r>
+                    <m:t>θ</m:t>
+                  </m:r>
+                </m:e>
+                <m:sub>
+                  <m:r>
+                    <m:t>0</m:t>
+                  </m:r>
+                </m:sub>
+              </m:sSub>
+            </m:oMath>
+            <w:r>
+              <w:rPr>
+                <w:sz w:val="20"/>
+              </w:rPr>
+              <w:t xml:space="preserve"> </w:t>
+            </w:r>
+            <w:r>
+              <w:rPr>
+                <w:sz w:val="20"/>
+              </w:rPr>
+              <w:t xml:space="preserve">=</w:t>
+            </w:r>
+            <w:r>
+              <w:rPr>
+                <w:sz w:val="20"/>
+              </w:rPr>
+              <w:t xml:space="preserve"> </w:t>
+            </w:r>
+            <m:oMath>
+              <m:sSub>
+                <m:e>
+                  <m:r>
+                    <m:t>E</m:t>
+                  </m:r>
+                </m:e>
+                <m:sub>
+                  <m:r>
+                    <m:t>00</m:t>
+                  </m:r>
+                </m:sub>
+              </m:sSub>
+            </m:oMath>
+            <w:r>
+              <w:rPr>
+                <w:sz w:val="20"/>
+              </w:rPr>
+              <w:t xml:space="preserve">: o que os preteridos fazem sem a LICC</w:t>
+            </w:r>
+          </w:p>
+        </w:tc>
+        <w:tc>
+          <w:tcPr/>
+          <w:p>
+            <w:pPr>
+              <w:pStyle w:val="Compact"/>
+              <w:spacing w:after="0" w:before="0"/>
+              <w:jc w:val="left"/>
+            </w:pPr>
+            <w:r>
+              <w:rPr>
+                <w:sz w:val="20"/>
+              </w:rPr>
+              <w:t xml:space="preserve">Habilitados cuja captação expirou</w:t>
+            </w:r>
+          </w:p>
+        </w:tc>
+        <w:tc>
+          <w:tcPr/>
+          <w:p>
+            <w:pPr>
+              <w:pStyle w:val="Compact"/>
+              <w:spacing w:after="0" w:before="0"/>
+              <w:jc w:val="left"/>
+            </w:pPr>
+            <w:r>
+              <w:rPr>
+                <w:sz w:val="20"/>
+              </w:rPr>
+              <w:t xml:space="preserve">Nenhuma: observável</w:t>
+            </w:r>
+          </w:p>
+        </w:tc>
+        <w:tc>
+          <w:tcPr/>
+          <w:p>
+            <w:pPr>
+              <w:pStyle w:val="Compact"/>
+              <w:spacing w:after="0" w:before="0"/>
+              <w:jc w:val="left"/>
+            </w:pPr>
+            <w:r>
+              <w:rPr>
+                <w:sz w:val="20"/>
+              </w:rPr>
+              <w:t xml:space="preserve">—</w:t>
+            </w:r>
+          </w:p>
+        </w:tc>
+      </w:tr>
+      <w:tr>
+        <w:tc>
+          <w:tcPr/>
+          <w:p>
+            <w:pPr>
+              <w:pStyle w:val="Compact"/>
+              <w:spacing w:after="0" w:before="0"/>
+              <w:jc w:val="left"/>
+            </w:pPr>
             <w:r>
               <w:rPr>
                 <w:i/>
                 <w:iCs/>
                 <w:sz w:val="20"/>
               </w:rPr>
-              <w:t xml:space="preserve">T</w:t>
+              <w:t xml:space="preserve">V</w:t>
             </w:r>
             <w:r>
               <w:rPr>
@@ -2985,7 +3440,7 @@
               <w:rPr>
                 <w:sz w:val="20"/>
               </w:rPr>
-              <w:t xml:space="preserve">= atributos sorteados de perfis de projeto;</w:t>
+              <w:t xml:space="preserve">=</w:t>
             </w:r>
             <w:r>
               <w:rPr>
@@ -2993,13 +3448,113 @@
               </w:rPr>
               <w:t xml:space="preserve"> </w:t>
             </w:r>
+            <m:oMath>
+              <m:sSub>
+                <m:e>
+                  <m:r>
+                    <m:t>θ</m:t>
+                  </m:r>
+                </m:e>
+                <m:sub>
+                  <m:r>
+                    <m:t>1</m:t>
+                  </m:r>
+                </m:sub>
+              </m:sSub>
+            </m:oMath>
+            <w:r>
+              <w:rPr>
+                <w:sz w:val="20"/>
+              </w:rPr>
+              <w:t xml:space="preserve"> </w:t>
+            </w:r>
+            <w:r>
+              <w:rPr>
+                <w:sz w:val="20"/>
+              </w:rPr>
+              <w:t xml:space="preserve">−</w:t>
+            </w:r>
+            <w:r>
+              <w:rPr>
+                <w:sz w:val="20"/>
+              </w:rPr>
+              <w:t xml:space="preserve"> </w:t>
+            </w:r>
+            <m:oMath>
+              <m:sSub>
+                <m:e>
+                  <m:r>
+                    <m:t>θ</m:t>
+                  </m:r>
+                </m:e>
+                <m:sub>
+                  <m:r>
+                    <m:t>0</m:t>
+                  </m:r>
+                </m:sub>
+              </m:sSub>
+            </m:oMath>
+            <w:r>
+              <w:rPr>
+                <w:sz w:val="20"/>
+              </w:rPr>
+              <w:t xml:space="preserve"> </w:t>
+            </w:r>
+            <w:r>
+              <w:rPr>
+                <w:sz w:val="20"/>
+              </w:rPr>
+              <w:t xml:space="preserve">(H1, H4)</w:t>
+            </w:r>
+          </w:p>
+        </w:tc>
+        <w:tc>
+          <w:tcPr/>
+          <w:p>
+            <w:pPr>
+              <w:pStyle w:val="Compact"/>
+              <w:spacing w:after="0" w:before="0"/>
+              <w:jc w:val="left"/>
+            </w:pPr>
+            <w:r>
+              <w:rPr>
+                <w:sz w:val="20"/>
+              </w:rPr>
+              <w:t xml:space="preserve">Recusados × expirados, por faixa de valor</w:t>
+            </w:r>
+          </w:p>
+        </w:tc>
+        <w:tc>
+          <w:tcPr/>
+          <w:p>
+            <w:pPr>
+              <w:pStyle w:val="Compact"/>
+              <w:spacing w:after="0" w:before="0"/>
+              <w:jc w:val="left"/>
+            </w:pPr>
+            <w:r>
+              <w:rPr>
+                <w:sz w:val="20"/>
+              </w:rPr>
+              <w:t xml:space="preserve">As duas acima</w:t>
+            </w:r>
+          </w:p>
+        </w:tc>
+        <w:tc>
+          <w:tcPr/>
+          <w:p>
+            <w:pPr>
+              <w:pStyle w:val="Compact"/>
+              <w:spacing w:after="0" w:before="0"/>
+              <w:jc w:val="left"/>
+            </w:pPr>
             <w:r>
               <w:rPr>
                 <w:i/>
                 <w:iCs/>
                 <w:sz w:val="20"/>
               </w:rPr>
-              <w:t xml:space="preserve">Y</w:t>
+              <w:t xml:space="preserve">V</w:t>
             </w:r>
             <w:r>
               <w:rPr>
@@ -3011,39 +3566,7 @@
               <w:rPr>
                 <w:sz w:val="20"/>
               </w:rPr>
-              <w:t xml:space="preserve">= escolhe o perfil</w:t>
-            </w:r>
-          </w:p>
-        </w:tc>
-        <w:tc>
-          <w:tcPr/>
-          <w:p>
-            <w:pPr>
-              <w:pStyle w:val="Compact"/>
-              <w:spacing w:after="0" w:before="0"/>
-              <w:jc w:val="left"/>
-            </w:pPr>
-            <w:r>
-              <w:rPr>
-                <w:sz w:val="20"/>
-              </w:rPr>
-              <w:t xml:space="preserve">Efeito marginal médio de cada atributo, por grupo, e a diferença</w:t>
-            </w:r>
-          </w:p>
-        </w:tc>
-        <w:tc>
-          <w:tcPr/>
-          <w:p>
-            <w:pPr>
-              <w:pStyle w:val="Compact"/>
-              <w:spacing w:after="0" w:before="0"/>
-              <w:jc w:val="left"/>
-            </w:pPr>
-            <w:r>
-              <w:rPr>
-                <w:sz w:val="20"/>
-              </w:rPr>
-              <w:t xml:space="preserve">O peso da gratuidade, do interior ou da escala difere entre empresas e população</w:t>
+              <w:t xml:space="preserve">&gt; 0, maior nos pedidos grandes: a renúncia vai a quem menos depende dela</w:t>
             </w:r>
           </w:p>
         </w:tc>
@@ -3061,39 +3584,7 @@
               <w:rPr>
                 <w:sz w:val="20"/>
               </w:rPr>
-              <w:t xml:space="preserve">H2</w:t>
-            </w:r>
-          </w:p>
-        </w:tc>
-        <w:tc>
-          <w:tcPr/>
-          <w:p>
-            <w:pPr>
-              <w:pStyle w:val="Compact"/>
-              <w:spacing w:after="0" w:before="0"/>
-              <w:jc w:val="left"/>
-            </w:pPr>
-            <w:r>
-              <w:rPr>
-                <w:sz w:val="20"/>
-              </w:rPr>
-              <w:t xml:space="preserve">A habilitação e a captação seguem critério público?</w:t>
-            </w:r>
-          </w:p>
-        </w:tc>
-        <w:tc>
-          <w:tcPr/>
-          <w:p>
-            <w:pPr>
-              <w:pStyle w:val="Compact"/>
-              <w:spacing w:after="0" w:before="0"/>
-              <w:jc w:val="left"/>
-            </w:pPr>
-            <w:r>
-              <w:rPr>
-                <w:sz w:val="20"/>
-              </w:rPr>
-              <w:t xml:space="preserve">Projeto inscrito; nota cega nos critérios do decreto;</w:t>
+              <w:t xml:space="preserve">EMPT na margem =</w:t>
             </w:r>
             <w:r>
               <w:rPr>
@@ -3101,14 +3592,20 @@
               </w:rPr>
               <w:t xml:space="preserve"> </w:t>
             </w:r>
-            <w:r>
-              <w:rPr>
-                <w:i/>
-                <w:iCs/>
-                <w:sz w:val="20"/>
-              </w:rPr>
-              <w:t xml:space="preserve">Y</w:t>
-            </w:r>
+            <m:oMath>
+              <m:sSub>
+                <m:e>
+                  <m:r>
+                    <m:t>E</m:t>
+                  </m:r>
+                </m:e>
+                <m:sub>
+                  <m:r>
+                    <m:t>11</m:t>
+                  </m:r>
+                </m:sub>
+              </m:sSub>
+            </m:oMath>
             <w:r>
               <w:rPr>
                 <w:sz w:val="20"/>
@@ -3119,39 +3616,87 @@
               <w:rPr>
                 <w:sz w:val="20"/>
               </w:rPr>
-              <w:t xml:space="preserve">= habilitado, captou</w:t>
-            </w:r>
-          </w:p>
-        </w:tc>
-        <w:tc>
-          <w:tcPr/>
-          <w:p>
-            <w:pPr>
-              <w:pStyle w:val="Compact"/>
-              <w:spacing w:after="0" w:before="0"/>
-              <w:jc w:val="left"/>
-            </w:pPr>
-            <w:r>
-              <w:rPr>
-                <w:sz w:val="20"/>
-              </w:rPr>
-              <w:t xml:space="preserve">Diferença de nota entre habilitados e inabilitados e entre quem capta e quem não capta</w:t>
-            </w:r>
-          </w:p>
-        </w:tc>
-        <w:tc>
-          <w:tcPr/>
-          <w:p>
-            <w:pPr>
-              <w:pStyle w:val="Compact"/>
-              <w:spacing w:after="0" w:before="0"/>
-              <w:jc w:val="left"/>
-            </w:pPr>
-            <w:r>
-              <w:rPr>
-                <w:sz w:val="20"/>
-              </w:rPr>
-              <w:t xml:space="preserve">A nota não separa os grupos, ou a recorrência do par patrocinador–proponente explica mais que ela</w:t>
+              <w:t xml:space="preserve">−</w:t>
+            </w:r>
+            <w:r>
+              <w:rPr>
+                <w:sz w:val="20"/>
+              </w:rPr>
+              <w:t xml:space="preserve"> </w:t>
+            </w:r>
+            <m:oMath>
+              <m:sSub>
+                <m:e>
+                  <m:r>
+                    <m:t>θ</m:t>
+                  </m:r>
+                </m:e>
+                <m:sub>
+                  <m:r>
+                    <m:t>1</m:t>
+                  </m:r>
+                </m:sub>
+              </m:sSub>
+            </m:oMath>
+            <w:r>
+              <w:rPr>
+                <w:sz w:val="20"/>
+              </w:rPr>
+              <w:t xml:space="preserve"> </w:t>
+            </w:r>
+            <w:r>
+              <w:rPr>
+                <w:sz w:val="20"/>
+              </w:rPr>
+              <w:t xml:space="preserve">(H5)</w:t>
+            </w:r>
+          </w:p>
+        </w:tc>
+        <w:tc>
+          <w:tcPr/>
+          <w:p>
+            <w:pPr>
+              <w:pStyle w:val="Compact"/>
+              <w:spacing w:after="0" w:before="0"/>
+              <w:jc w:val="left"/>
+            </w:pPr>
+            <w:r>
+              <w:rPr>
+                <w:sz w:val="20"/>
+              </w:rPr>
+              <w:t xml:space="preserve">Últimos validados de cada cota × recusados</w:t>
+            </w:r>
+          </w:p>
+        </w:tc>
+        <w:tc>
+          <w:tcPr/>
+          <w:p>
+            <w:pPr>
+              <w:pStyle w:val="Compact"/>
+              <w:spacing w:after="0" w:before="0"/>
+              <w:jc w:val="left"/>
+            </w:pPr>
+            <w:r>
+              <w:rPr>
+                <w:sz w:val="20"/>
+              </w:rPr>
+              <w:t xml:space="preserve">Idem</w:t>
+            </w:r>
+          </w:p>
+        </w:tc>
+        <w:tc>
+          <w:tcPr/>
+          <w:p>
+            <w:pPr>
+              <w:pStyle w:val="Compact"/>
+              <w:spacing w:after="0" w:before="0"/>
+              <w:jc w:val="left"/>
+            </w:pPr>
+            <w:r>
+              <w:rPr>
+                <w:sz w:val="20"/>
+              </w:rPr>
+              <w:t xml:space="preserve">EMPT próximo de zero: ampliar o teto financia o que ocorreria de todo modo</w:t>
             </w:r>
           </w:p>
         </w:tc>
@@ -3169,97 +3714,55 @@
               <w:rPr>
                 <w:sz w:val="20"/>
               </w:rPr>
-              <w:t xml:space="preserve">H3</w:t>
-            </w:r>
-          </w:p>
-        </w:tc>
-        <w:tc>
-          <w:tcPr/>
-          <w:p>
-            <w:pPr>
-              <w:pStyle w:val="Compact"/>
-              <w:spacing w:after="0" w:before="0"/>
-              <w:jc w:val="left"/>
-            </w:pPr>
-            <w:r>
-              <w:rPr>
-                <w:sz w:val="20"/>
-              </w:rPr>
-              <w:t xml:space="preserve">O recurso chega ao bem cultural, e não à intermediação?</w:t>
-            </w:r>
-          </w:p>
-        </w:tc>
-        <w:tc>
-          <w:tcPr/>
-          <w:p>
-            <w:pPr>
-              <w:pStyle w:val="Compact"/>
-              <w:spacing w:after="0" w:before="0"/>
-              <w:jc w:val="left"/>
-            </w:pPr>
-            <w:r>
-              <w:rPr>
-                <w:sz w:val="20"/>
-              </w:rPr>
-              <w:t xml:space="preserve">Projeto com planilha de custos;</w:t>
-            </w:r>
-            <w:r>
-              <w:rPr>
-                <w:sz w:val="20"/>
-              </w:rPr>
-              <w:t xml:space="preserve"> </w:t>
-            </w:r>
-            <w:r>
-              <w:rPr>
-                <w:i/>
-                <w:iCs/>
-                <w:sz w:val="20"/>
-              </w:rPr>
-              <w:t xml:space="preserve">Y</w:t>
-            </w:r>
-            <w:r>
-              <w:rPr>
-                <w:sz w:val="20"/>
-              </w:rPr>
-              <w:t xml:space="preserve"> </w:t>
-            </w:r>
-            <w:r>
-              <w:rPr>
-                <w:sz w:val="20"/>
-              </w:rPr>
-              <w:t xml:space="preserve">= parcela de captação e elaboração</w:t>
-            </w:r>
-          </w:p>
-        </w:tc>
-        <w:tc>
-          <w:tcPr/>
-          <w:p>
-            <w:pPr>
-              <w:pStyle w:val="Compact"/>
-              <w:spacing w:after="0" w:before="0"/>
-              <w:jc w:val="left"/>
-            </w:pPr>
-            <w:r>
-              <w:rPr>
-                <w:sz w:val="20"/>
-              </w:rPr>
-              <w:t xml:space="preserve">Acúmulo no teto de 10%, antes e depois da regra de 2026</w:t>
-            </w:r>
-          </w:p>
-        </w:tc>
-        <w:tc>
-          <w:tcPr/>
-          <w:p>
-            <w:pPr>
-              <w:pStyle w:val="Compact"/>
-              <w:spacing w:after="0" w:before="0"/>
-              <w:jc w:val="left"/>
-            </w:pPr>
-            <w:r>
-              <w:rPr>
-                <w:sz w:val="20"/>
-              </w:rPr>
-              <w:t xml:space="preserve">As taxas se acumulam no teto e sobem quando podem ir ao proponente</w:t>
+              <w:t xml:space="preserve">Filtro da CAP (H2)</w:t>
+            </w:r>
+          </w:p>
+        </w:tc>
+        <w:tc>
+          <w:tcPr/>
+          <w:p>
+            <w:pPr>
+              <w:pStyle w:val="Compact"/>
+              <w:spacing w:after="0" w:before="0"/>
+              <w:jc w:val="left"/>
+            </w:pPr>
+            <w:r>
+              <w:rPr>
+                <w:sz w:val="20"/>
+              </w:rPr>
+              <w:t xml:space="preserve">Expirados × inabilitados</w:t>
+            </w:r>
+          </w:p>
+        </w:tc>
+        <w:tc>
+          <w:tcPr/>
+          <w:p>
+            <w:pPr>
+              <w:pStyle w:val="Compact"/>
+              <w:spacing w:after="0" w:before="0"/>
+              <w:jc w:val="left"/>
+            </w:pPr>
+            <w:r>
+              <w:rPr>
+                <w:sz w:val="20"/>
+              </w:rPr>
+              <w:t xml:space="preserve">Inabilitados sem patrocínio pela LICC</w:t>
+            </w:r>
+          </w:p>
+        </w:tc>
+        <w:tc>
+          <w:tcPr/>
+          <w:p>
+            <w:pPr>
+              <w:pStyle w:val="Compact"/>
+              <w:spacing w:after="0" w:before="0"/>
+              <w:jc w:val="left"/>
+            </w:pPr>
+            <w:r>
+              <w:rPr>
+                <w:sz w:val="20"/>
+              </w:rPr>
+              <w:t xml:space="preserve">Mesma realização: o filtro não separa necessidade de financiamento</w:t>
             </w:r>
           </w:p>
         </w:tc>
@@ -3277,257 +3780,55 @@
               <w:rPr>
                 <w:sz w:val="20"/>
               </w:rPr>
-              <w:t xml:space="preserve">H4</w:t>
-            </w:r>
-          </w:p>
-        </w:tc>
-        <w:tc>
-          <w:tcPr/>
-          <w:p>
-            <w:pPr>
-              <w:pStyle w:val="Compact"/>
-              <w:spacing w:after="0" w:before="0"/>
-              <w:jc w:val="left"/>
-            </w:pPr>
-            <w:r>
-              <w:rPr>
-                <w:sz w:val="20"/>
-              </w:rPr>
-              <w:t xml:space="preserve">Reduzir o custo de entrada muda quem entra?</w:t>
-            </w:r>
-          </w:p>
-        </w:tc>
-        <w:tc>
-          <w:tcPr/>
-          <w:p>
-            <w:pPr>
-              <w:pStyle w:val="Compact"/>
-              <w:spacing w:after="0" w:before="0"/>
-              <w:jc w:val="left"/>
-            </w:pPr>
-            <w:r>
-              <w:rPr>
-                <w:sz w:val="20"/>
-              </w:rPr>
-              <w:t xml:space="preserve">Agente sem inscrição prévia;</w:t>
-            </w:r>
-            <w:r>
-              <w:rPr>
-                <w:sz w:val="20"/>
-              </w:rPr>
-              <w:t xml:space="preserve"> </w:t>
-            </w:r>
-            <w:r>
-              <w:rPr>
-                <w:i/>
-                <w:iCs/>
-                <w:sz w:val="20"/>
-              </w:rPr>
-              <w:t xml:space="preserve">T</w:t>
-            </w:r>
-            <w:r>
-              <w:rPr>
-                <w:sz w:val="20"/>
-              </w:rPr>
-              <w:t xml:space="preserve"> </w:t>
-            </w:r>
-            <w:r>
-              <w:rPr>
-                <w:sz w:val="20"/>
-              </w:rPr>
-              <w:t xml:space="preserve">= oferta de apoio à inscrição e à busca de patrocínio;</w:t>
-            </w:r>
-            <w:r>
-              <w:rPr>
-                <w:sz w:val="20"/>
-              </w:rPr>
-              <w:t xml:space="preserve"> </w:t>
-            </w:r>
-            <w:r>
-              <w:rPr>
-                <w:i/>
-                <w:iCs/>
-                <w:sz w:val="20"/>
-              </w:rPr>
-              <w:t xml:space="preserve">Y</w:t>
-            </w:r>
-            <w:r>
-              <w:rPr>
-                <w:sz w:val="20"/>
-              </w:rPr>
-              <w:t xml:space="preserve"> </w:t>
-            </w:r>
-            <w:r>
-              <w:rPr>
-                <w:sz w:val="20"/>
-              </w:rPr>
-              <w:t xml:space="preserve">= inscreveu-se, foi habilitado, captou</w:t>
-            </w:r>
-          </w:p>
-        </w:tc>
-        <w:tc>
-          <w:tcPr/>
-          <w:p>
-            <w:pPr>
-              <w:pStyle w:val="Compact"/>
-              <w:spacing w:after="0" w:before="0"/>
-              <w:jc w:val="left"/>
-            </w:pPr>
-            <w:r>
-              <w:rPr>
-                <w:sz w:val="20"/>
-              </w:rPr>
-              <w:t xml:space="preserve">Efeito da oferta (intenção de tratar) e efeito local</w:t>
-            </w:r>
-          </w:p>
-        </w:tc>
-        <w:tc>
-          <w:tcPr/>
-          <w:p>
-            <w:pPr>
-              <w:pStyle w:val="Compact"/>
-              <w:spacing w:after="0" w:before="0"/>
-              <w:jc w:val="left"/>
-            </w:pPr>
-            <w:r>
-              <w:rPr>
-                <w:sz w:val="20"/>
-              </w:rPr>
-              <w:t xml:space="preserve">A oferta aumenta a entrada no interior</w:t>
-            </w:r>
-          </w:p>
-        </w:tc>
-      </w:tr>
-      <w:tr>
-        <w:tc>
-          <w:tcPr/>
-          <w:p>
-            <w:pPr>
-              <w:pStyle w:val="Compact"/>
-              <w:spacing w:after="0" w:before="0"/>
-              <w:jc w:val="left"/>
-            </w:pPr>
-            <w:r>
-              <w:rPr>
-                <w:sz w:val="20"/>
-              </w:rPr>
-              <w:t xml:space="preserve">H5</w:t>
-            </w:r>
-          </w:p>
-        </w:tc>
-        <w:tc>
-          <w:tcPr/>
-          <w:p>
-            <w:pPr>
-              <w:pStyle w:val="Compact"/>
-              <w:spacing w:after="0" w:before="0"/>
-              <w:jc w:val="left"/>
-            </w:pPr>
-            <w:r>
-              <w:rPr>
-                <w:sz w:val="20"/>
-              </w:rPr>
-              <w:t xml:space="preserve">Receber pela LICC muda a realização e o alcance do projeto?</w:t>
-            </w:r>
-          </w:p>
-        </w:tc>
-        <w:tc>
-          <w:tcPr/>
-          <w:p>
-            <w:pPr>
-              <w:pStyle w:val="Compact"/>
-              <w:spacing w:after="0" w:before="0"/>
-              <w:jc w:val="left"/>
-            </w:pPr>
-            <w:r>
-              <w:rPr>
-                <w:sz w:val="20"/>
-              </w:rPr>
-              <w:t xml:space="preserve">Termo na margem do esgotamento da cota;</w:t>
-            </w:r>
-            <w:r>
-              <w:rPr>
-                <w:sz w:val="20"/>
-              </w:rPr>
-              <w:t xml:space="preserve"> </w:t>
-            </w:r>
-            <w:r>
-              <w:rPr>
-                <w:i/>
-                <w:iCs/>
-                <w:sz w:val="20"/>
-              </w:rPr>
-              <w:t xml:space="preserve">T</w:t>
-            </w:r>
-            <w:r>
-              <w:rPr>
-                <w:sz w:val="20"/>
-              </w:rPr>
-              <w:t xml:space="preserve"> </w:t>
-            </w:r>
-            <w:r>
-              <w:rPr>
-                <w:sz w:val="20"/>
-              </w:rPr>
-              <w:t xml:space="preserve">= termo validado;</w:t>
-            </w:r>
-            <w:r>
-              <w:rPr>
-                <w:sz w:val="20"/>
-              </w:rPr>
-              <w:t xml:space="preserve"> </w:t>
-            </w:r>
-            <w:r>
-              <w:rPr>
-                <w:i/>
-                <w:iCs/>
-                <w:sz w:val="20"/>
-              </w:rPr>
-              <w:t xml:space="preserve">Y</w:t>
-            </w:r>
-            <w:r>
-              <w:rPr>
-                <w:sz w:val="20"/>
-              </w:rPr>
-              <w:t xml:space="preserve"> </w:t>
-            </w:r>
-            <w:r>
-              <w:rPr>
-                <w:sz w:val="20"/>
-              </w:rPr>
-              <w:t xml:space="preserve">= realizado em janela fixa após o protocolo; público</w:t>
-            </w:r>
-          </w:p>
-        </w:tc>
-        <w:tc>
-          <w:tcPr/>
-          <w:p>
-            <w:pPr>
-              <w:pStyle w:val="Compact"/>
-              <w:spacing w:after="0" w:before="0"/>
-              <w:jc w:val="left"/>
-            </w:pPr>
-            <w:r>
-              <w:rPr>
-                <w:sz w:val="20"/>
-              </w:rPr>
-              <w:t xml:space="preserve">Efeito de receber agora, na margem; fora dela, EMPT</w:t>
-            </w:r>
-          </w:p>
-        </w:tc>
-        <w:tc>
-          <w:tcPr/>
-          <w:p>
-            <w:pPr>
-              <w:pStyle w:val="Compact"/>
-              <w:spacing w:after="0" w:before="0"/>
-              <w:jc w:val="left"/>
-            </w:pPr>
-            <w:r>
-              <w:rPr>
-                <w:sz w:val="20"/>
-              </w:rPr>
-              <w:t xml:space="preserve">Recusados e validados realizam o projeto na mesma proporção (diferença menor que o EMD, por teste de equivalência)</w:t>
+              <w:t xml:space="preserve">Substituição (lado da empresa)</w:t>
+            </w:r>
+          </w:p>
+        </w:tc>
+        <w:tc>
+          <w:tcPr/>
+          <w:p>
+            <w:pPr>
+              <w:pStyle w:val="Compact"/>
+              <w:spacing w:after="0" w:before="0"/>
+              <w:jc w:val="left"/>
+            </w:pPr>
+            <w:r>
+              <w:rPr>
+                <w:sz w:val="20"/>
+              </w:rPr>
+              <w:t xml:space="preserve">Recusados pagos pelo mesmo patrocinador fora da LICC</w:t>
+            </w:r>
+          </w:p>
+        </w:tc>
+        <w:tc>
+          <w:tcPr/>
+          <w:p>
+            <w:pPr>
+              <w:pStyle w:val="Compact"/>
+              <w:spacing w:after="0" w:before="0"/>
+              <w:jc w:val="left"/>
+            </w:pPr>
+            <w:r>
+              <w:rPr>
+                <w:sz w:val="20"/>
+              </w:rPr>
+              <w:t xml:space="preserve">Resposta do patrocinador</w:t>
+            </w:r>
+          </w:p>
+        </w:tc>
+        <w:tc>
+          <w:tcPr/>
+          <w:p>
+            <w:pPr>
+              <w:pStyle w:val="Compact"/>
+              <w:spacing w:after="0" w:before="0"/>
+              <w:jc w:val="left"/>
+            </w:pPr>
+            <w:r>
+              <w:rPr>
+                <w:sz w:val="20"/>
+              </w:rPr>
+              <w:t xml:space="preserve">Fração alta: o crédito paga patrocínio que ocorreria sem ele</w:t>
             </w:r>
           </w:p>
         </w:tc>
@@ -3548,7 +3849,7 @@
         <w:rPr>
           <w:sz w:val="20"/>
         </w:rPr>
-        <w:t>: elaboração própria, com base em Gertler</w:t>
+        <w:t>: elaboração própria, com base em Foguel (2017) e Gertler</w:t>
       </w:r>
       <w:r>
         <w:rPr>
@@ -3578,13 +3879,13 @@
       </w:r>
     </w:p>
     <w:bookmarkEnd w:id="25"/>
-    <w:bookmarkStart w:id="26" w:name="estratégias-de-identificação"/>
+    <w:bookmarkStart w:id="26" w:name="estratégia-de-identificação"/>
     <w:p>
       <w:pPr>
         <w:pStyle w:val="Heading2"/>
       </w:pPr>
       <w:r>
-        <w:t xml:space="preserve">5.2 Estratégias de identificação</w:t>
+        <w:t xml:space="preserve">5.2 Estratégia de identificação</w:t>
       </w:r>
     </w:p>
     <w:p>
@@ -3592,7 +3893,7 @@
         <w:pStyle w:val="FirstParagraph"/>
       </w:pPr>
       <w:r>
-        <w:t xml:space="preserve">As regras de operação determinam o método (GERTLER</w:t>
+        <w:t xml:space="preserve">Nenhum grupo precisa ser criado: a regra atual já os produz, e falta acompanhá-los. O contraste central é</w:t>
       </w:r>
       <w:r>
         <w:t xml:space="preserve"> </w:t>
@@ -3602,98 +3903,99 @@
           <w:i/>
           <w:iCs/>
         </w:rPr>
-        <w:t xml:space="preserve">et al.</w:t>
-      </w:r>
-      <w:r>
-        <w:t xml:space="preserve">, 2018): com excesso de demanda, ciclos anuais e nenhum índice com ponto de corte, sortear mudaria a regra de alocação, e cada hipótese tem um desenho retrospectivo, com os dados que já existem, e um experimental ou prospectivo, que o confirma.</w:t>
-      </w:r>
-    </w:p>
-    <w:p>
-      <w:pPr>
-        <w:pStyle w:val="Compact"/>
-        <w:numPr>
-          <w:ilvl w:val="0"/>
-          <w:numId w:val="1001"/>
-        </w:numPr>
-      </w:pPr>
-      <w:r>
-        <w:rPr>
-          <w:b/>
-          <w:bCs/>
-        </w:rPr>
-        <w:t xml:space="preserve">H1.</w:t>
-      </w:r>
-      <w:r>
-        <w:t xml:space="preserve"> </w:t>
-      </w:r>
-      <w:r>
-        <w:t xml:space="preserve">Um experimento conjunto separa marca e valor público: decisores de empresas contribuintes escolhem entre pares de perfis de projeto com atributos sorteados (escala, visibilidade, local, gratuidade, público estimado), e o sorteio identifica o efeito marginal médio de cada atributo sobre a escolha (HAINMUELLER; HOPKINS; YAMAMOTO, 2014). Os mesmos perfis vão a uma amostra de residentes do estado, e os grupos se comparam pelas médias marginais de escolha de cada atributo; aplicados aos projetos habilitados, os dois conjuntos de pesos indicam o que cada um financiaria, e a diferença, o bem público que a escolha privada deixa de fora. Retrospectivamente, um logit condicional da escolha entre os habilitados de cada ciclo (escala, antiguidade do evento, RMGV e recorrência, com efeitos fixos de ciclo e cota) descreve o critério revelado, sem identificá-lo, porque a qualidade do projeto confunde.</w:t>
-      </w:r>
-    </w:p>
-    <w:p>
-      <w:pPr>
-        <w:pStyle w:val="Compact"/>
-        <w:numPr>
-          <w:ilvl w:val="0"/>
-          <w:numId w:val="1001"/>
-        </w:numPr>
-      </w:pPr>
-      <w:r>
-        <w:rPr>
-          <w:b/>
-          <w:bCs/>
-        </w:rPr>
-        <w:t xml:space="preserve">H2.</w:t>
-      </w:r>
-      <w:r>
-        <w:t xml:space="preserve"> </w:t>
-      </w:r>
-      <w:r>
-        <w:t xml:space="preserve">Sem nota, não há corte para regressão descontínua. O teste, descritivo, é uma avaliação cega da regra de decisão: avaliadores independentes dão nota, nos critérios de interesse público do decreto, a uma amostra de inscritos, habilitados e inabilitados, sem saber o destino de cada projeto. Se a decisão segue critério público, a nota separa habilitados de inabilitados e, entre os habilitados, quem capta; ela serve ainda de controle de qualidade nos desenhos retrospectivos. A severidade do parecerista, designado por ordem e área (SECULT, 2025c), seria instrumento para o parecer (MAESTAS; MULLEN; STRAND, 2013), mas é fraca com 41 pareceristas.</w:t>
-      </w:r>
-    </w:p>
-    <w:p>
-      <w:pPr>
-        <w:pStyle w:val="Compact"/>
-        <w:numPr>
-          <w:ilvl w:val="0"/>
-          <w:numId w:val="1001"/>
-        </w:numPr>
-      </w:pPr>
-      <w:r>
-        <w:rPr>
-          <w:b/>
-          <w:bCs/>
-        </w:rPr>
-        <w:t xml:space="preserve">H3.</w:t>
-      </w:r>
-      <w:r>
-        <w:t xml:space="preserve"> </w:t>
-      </w:r>
-      <w:r>
-        <w:t xml:space="preserve">As planilhas de custos, pedidas pela Lei de Acesso à Informação (LAI), dão a parcela de captação e elaboração de cada projeto. Se as taxas se acumulam no teto de 10%, o preço é fixado pela regra, e não pelo custo do serviço; a regra de 2026, que permite pagá-las ao proponente, compara-se à de 2025 por diferenças em diferenças, entre projetos que contratavam captador e os demais.</w:t>
-      </w:r>
-    </w:p>
-    <w:p>
-      <w:pPr>
-        <w:pStyle w:val="Compact"/>
-        <w:numPr>
-          <w:ilvl w:val="0"/>
-          <w:numId w:val="1001"/>
-        </w:numPr>
-      </w:pPr>
-      <w:r>
-        <w:rPr>
-          <w:b/>
-          <w:bCs/>
-        </w:rPr>
-        <w:t xml:space="preserve">H4.</w:t>
-      </w:r>
-      <w:r>
-        <w:t xml:space="preserve"> </w:t>
-      </w:r>
-      <w:r>
-        <w:t xml:space="preserve">Retrospectivamente, diferenças em diferenças com intensidade comparam a captação dos pedidos pequenos com a dos maiores quando a demanda habilitada dobrou (de R$ 23 milhões no ciclo 2022 para R$ 47 milhões em 2024), com efeitos fixos de ciclo e faixa de valor: se a qualidade relativa dos pequenos não muda entre ciclos, o aumento da desvantagem mede o efeito da competição por patrocínio, que favorece projetos já bem-sucedidos (DEKKER; RODRIGUES, 2019). Uma promoção aleatória de apoio à inscrição e à busca de patrocínio, sorteada entre os 71 municípios do interior, não altera nenhuma regra de alocação; nos municípios sorteados, dois braços, sorteados entre os agentes, separam o atrito documental do de patrocínio. A promoção estima o efeito da oferta e, para quem responde a ela, o efeito local (ANGRIST; IMBENS; RUBIN, 1996). Como o teto é fixo, sortear também a intensidade da oferta mede o deslocamento de outros proponentes (BAIRD</w:t>
+        <w:t xml:space="preserve">V</w:t>
+      </w:r>
+      <w:r>
+        <w:t xml:space="preserve"> </w:t>
+      </w:r>
+      <w:r>
+        <w:t xml:space="preserve">=</w:t>
+      </w:r>
+      <w:r>
+        <w:t xml:space="preserve"> </w:t>
+      </w:r>
+      <m:oMath>
+        <m:sSub>
+          <m:e>
+            <m:r>
+              <m:t>θ</m:t>
+            </m:r>
+          </m:e>
+          <m:sub>
+            <m:r>
+              <m:t>1</m:t>
+            </m:r>
+          </m:sub>
+        </m:sSub>
+      </m:oMath>
+      <w:r>
+        <w:t xml:space="preserve"> </w:t>
+      </w:r>
+      <w:r>
+        <w:t xml:space="preserve">−</w:t>
+      </w:r>
+      <w:r>
+        <w:t xml:space="preserve"> </w:t>
+      </w:r>
+      <m:oMath>
+        <m:sSub>
+          <m:e>
+            <m:r>
+              <m:t>θ</m:t>
+            </m:r>
+          </m:e>
+          <m:sub>
+            <m:r>
+              <m:t>0</m:t>
+            </m:r>
+          </m:sub>
+        </m:sSub>
+      </m:oMath>
+      <w:r>
+        <w:t xml:space="preserve">. Os termos recusados por esgotamento da cota tinham patrocinador, ou seja, foram escolhidos, e ficaram de fora pela hora em que chegaram: sua realização estima</w:t>
+      </w:r>
+      <w:r>
+        <w:t xml:space="preserve"> </w:t>
+      </w:r>
+      <m:oMath>
+        <m:sSub>
+          <m:e>
+            <m:r>
+              <m:t>E</m:t>
+            </m:r>
+          </m:e>
+          <m:sub>
+            <m:r>
+              <m:t>10</m:t>
+            </m:r>
+          </m:sub>
+        </m:sSub>
+      </m:oMath>
+      <w:r>
+        <w:t xml:space="preserve"> </w:t>
+      </w:r>
+      <w:r>
+        <w:t xml:space="preserve">para os escolhidos na margem da fila. Os expirados, que nenhuma empresa escolheu, dão</w:t>
+      </w:r>
+      <w:r>
+        <w:t xml:space="preserve"> </w:t>
+      </w:r>
+      <m:oMath>
+        <m:sSub>
+          <m:e>
+            <m:r>
+              <m:t>E</m:t>
+            </m:r>
+          </m:e>
+          <m:sub>
+            <m:r>
+              <m:t>00</m:t>
+            </m:r>
+          </m:sub>
+        </m:sSub>
+      </m:oMath>
+      <w:r>
+        <w:t xml:space="preserve">. A comparação vale se, entre os escolhidos, a posição na fila não depende do que determina a realização, o que as horas de protocolo e validação (LAI) permitem testar, comparando recusados e últimos validados em valor, antiguidade do evento e recorrência. Entre os ciclos 2022 e 2024, a captação dos pedidos até R$ 400 mil caiu de 79% para 27%, e a dos maiores, de 90% para 73%: a seleção cresceu entre os pequenos, o que pede estimar</w:t>
       </w:r>
       <w:r>
         <w:t xml:space="preserve"> </w:t>
@@ -3703,32 +4005,21 @@
           <w:i/>
           <w:iCs/>
         </w:rPr>
-        <w:t xml:space="preserve">et al.</w:t>
-      </w:r>
-      <w:r>
-        <w:t xml:space="preserve">, 2018), mas, com 71 municípios, só em caráter exploratório.</w:t>
-      </w:r>
-    </w:p>
-    <w:p>
-      <w:pPr>
-        <w:pStyle w:val="Compact"/>
-        <w:numPr>
-          <w:ilvl w:val="0"/>
-          <w:numId w:val="1001"/>
-        </w:numPr>
-      </w:pPr>
-      <w:r>
-        <w:rPr>
-          <w:b/>
-          <w:bCs/>
-        </w:rPr>
-        <w:t xml:space="preserve">H5.</w:t>
-      </w:r>
-      <w:r>
-        <w:t xml:space="preserve"> </w:t>
-      </w:r>
-      <w:r>
-        <w:t xml:space="preserve">Os termos validados pouco antes do esgotamento do teto e os de 32 projetos recusados em 2023 e 2024 tinham, todos, patrocinador disposto. Mas 6 dos 11 recusados em 2023 e 12 dos 21 recusados em 2024 captaram no ano seguinte: com resultado datado, a comparação estima o efeito de receber agora; para o de receber em algum momento, o indeferimento serve de instrumento, com primeiro estágio de 41% (13 dos 32 recusados não captaram depois). Em 2024, das 47 recusas registradas nas versões sucessivas do anexo, 27 viraram validação em versão posterior, quando o teto passou de R$ 15 para R$ 25 milhões: comparados com os 64 validados sem recusa, por inferência por aleatorização, mostram quem recebe o dinheiro marginal, a pergunta da SEFAZ ao ampliar o teto; a comparação com as 20 que não viraram mede o efeito de receber, ainda que tarde. Para decidir, o desenho precisa ser prospectivo: a SEFAZ registra a hora de protocolo e a recusa de cada termo, a SECULT padroniza no relatório de execução a realização e o público, e a comparação vira regressão descontínua no tempo em torno do esgotamento de cada cota, acumulada ano a ano. Como o momento do esgotamento não é conhecido de antemão, a posição na fila é difícil de manipular, o que as datas de protocolo permitem testar.</w:t>
+        <w:t xml:space="preserve">V</w:t>
+      </w:r>
+      <w:r>
+        <w:t xml:space="preserve"> </w:t>
+      </w:r>
+      <w:r>
+        <w:t xml:space="preserve">por faixa de valor. O estimador é a diferença de proporções num modelo de probabilidade linear com efeitos fixos de ciclo e faixa de valor e erro-padrão robusto.</w:t>
+      </w:r>
+    </w:p>
+    <w:p>
+      <w:pPr>
+        <w:pStyle w:val="BodyText"/>
+      </w:pPr>
+      <w:r>
+        <w:t xml:space="preserve">O efeito na margem compara os últimos validados de cada cota com os recusados. É o efeito de receber agora, que já inclui o financiamento que o recusado obtém depois, sem precisar de instrumento, e vale para a margem da fila, não para a média dos escolhidos. Em 2024, das 47 recusas registradas nas versões sucessivas do anexo, 27 viraram validação quando o teto passou de R$ 15 para R$ 25 milhões; a comparação com as 20 que não viraram dá uma segunda margem, sob a condição, a conferir com as datas, de que a conversão tenha seguido a ordem da fila. O filtro da CAP compara os expirados com os 86 inabilitados das atas. Do lado da empresa, a fração dos recusados que o mesmo patrocinador pagou fora da LICC mede o quanto o crédito substitui patrocínio próprio, o segundo risco da teoria da mudança.</w:t>
       </w:r>
     </w:p>
     <w:bookmarkEnd w:id="26"/>
@@ -3746,7 +4037,23 @@
         <w:pStyle w:val="FirstParagraph"/>
       </w:pPr>
       <w:r>
-        <w:t xml:space="preserve">Para H5, a listagem são os termos de 2023 e 2024 na margem do racionamento e, no desenho prospectivo, todos os protocolados a partir de 2027. Para H2, o universo são os 293 projetos habilitados em 2022-2024 com situação resolvida, de 172 proponentes, e os 86 inabilitados das atas da CAP, de onde se sorteia a amostra da avaliação cega; para H3, as planilhas de 2025 e 2026. Para H1, a população principal é quem decide o patrocínio (marketing, diretoria ou relações institucionais): a listagem parte das 26 patrocinadoras de 2025, e os maiores contribuintes fora do Simples Nacional, listados com a SEFAZ, formam uma extensão; o braço da população é uma amostra de residentes por cotas de região. Para H4, a listagem é o cadastro de agentes do Mapa Cultural, em que 79% dos coletivos e 78% dos individuais não informam município; com município no interior, há 257 coletivos em 52 municípios e 2.389 agentes, somados os individuais, nos 71. A oferta é sorteada entre municípios do interior e chega a todos os agentes cadastrados sem inscrição anterior; quem não está no Mapa fica de fora, um viés de cobertura. A chave de ligação é o CNPJ do proponente: o Portal da Transparência o traz para quem captou (ESPÍRITO SANTO, 2026), e os avisos de habilitação no Diário Oficial, para a maior parte dos demais (DIO-ES, 2026); juntas, cobrem 385 dos 463 habilitados (83%), e o restante e os inabilitados ficam para a LAI (Quadro 4).</w:t>
+        <w:t xml:space="preserve">A amostra é o universo de cada grupo, sem sorteio: os 32 projetos recusados em 2023 e 2024, os 95 habilitados de 2022-2024 cuja captação expirou, os 86 inabilitados das atas da CAP de 2022 a 2026 e, para a margem, os últimos validados de cada cota; os ciclos seguintes somam-se aos mesmos grupos. O resultado precisa ser medido do mesmo modo em todos eles, e o relatório de execução só existe para quem recebeu. Por isso</w:t>
+      </w:r>
+      <w:r>
+        <w:t xml:space="preserve"> </w:t>
+      </w:r>
+      <w:r>
+        <w:rPr>
+          <w:i/>
+          <w:iCs/>
+        </w:rPr>
+        <w:t xml:space="preserve">Y</w:t>
+      </w:r>
+      <w:r>
+        <w:t xml:space="preserve"> </w:t>
+      </w:r>
+      <w:r>
+        <w:t xml:space="preserve">vem de uma pesquisa de acompanhamento com os proponentes, conferida em registros que independem da LICC. Esses registros, sozinhos, não bastam: fora da própria LICC, só 2 dos 32 recusados têm registro público do projeto. A chave de ligação é o CNPJ do proponente: o Portal da Transparência o traz para quem captou (ESPÍRITO SANTO, 2026a), e os avisos de habilitação no Diário Oficial, para a maior parte dos demais (DIO-ES, 2026); juntas, cobrem 385 dos 463 habilitados (83%), e o restante e os inabilitados ficam para a LAI (Quadro 4).</w:t>
       </w:r>
     </w:p>
     <w:p>
@@ -3888,55 +4195,113 @@
               <w:rPr>
                 <w:sz w:val="20"/>
               </w:rPr>
-              <w:t xml:space="preserve">Inscrições da SECULT (Mapa Cultural)</w:t>
-            </w:r>
-          </w:p>
-        </w:tc>
-        <w:tc>
-          <w:tcPr/>
-          <w:p>
-            <w:pPr>
-              <w:pStyle w:val="Compact"/>
-              <w:spacing w:after="0" w:before="0"/>
-              <w:jc w:val="left"/>
-            </w:pPr>
-            <w:r>
-              <w:rPr>
-                <w:sz w:val="20"/>
-              </w:rPr>
-              <w:t xml:space="preserve">Todas as inscrições, inclusive inabilitadas e arquivadas, com linha, área, parecerista, parecer, CNPJ, sede e datas</w:t>
-            </w:r>
-          </w:p>
-        </w:tc>
-        <w:tc>
-          <w:tcPr/>
-          <w:p>
-            <w:pPr>
-              <w:pStyle w:val="Compact"/>
-              <w:spacing w:after="0" w:before="0"/>
-              <w:jc w:val="left"/>
-            </w:pPr>
-            <w:r>
-              <w:rPr>
-                <w:sz w:val="20"/>
-              </w:rPr>
-              <w:t xml:space="preserve">H2, H4; chave de ligação</w:t>
-            </w:r>
-          </w:p>
-        </w:tc>
-        <w:tc>
-          <w:tcPr/>
-          <w:p>
-            <w:pPr>
-              <w:pStyle w:val="Compact"/>
-              <w:spacing w:after="0" w:before="0"/>
-              <w:jc w:val="left"/>
-            </w:pPr>
-            <w:r>
-              <w:rPr>
-                <w:sz w:val="20"/>
-              </w:rPr>
-              <w:t xml:space="preserve">Pedido por LAI</w:t>
+              <w:t xml:space="preserve">Anexos de habilitados e captados, com as versões antigas</w:t>
+            </w:r>
+          </w:p>
+        </w:tc>
+        <w:tc>
+          <w:tcPr/>
+          <w:p>
+            <w:pPr>
+              <w:pStyle w:val="Compact"/>
+              <w:spacing w:after="0" w:before="0"/>
+              <w:jc w:val="left"/>
+            </w:pPr>
+            <w:r>
+              <w:rPr>
+                <w:sz w:val="20"/>
+              </w:rPr>
+              <w:t xml:space="preserve">Status, valor e patrocinador; recusados por esgotamento (2023-2024)</w:t>
+            </w:r>
+          </w:p>
+        </w:tc>
+        <w:tc>
+          <w:tcPr/>
+          <w:p>
+            <w:pPr>
+              <w:pStyle w:val="Compact"/>
+              <w:spacing w:after="0" w:before="0"/>
+              <w:jc w:val="left"/>
+            </w:pPr>
+            <w:r>
+              <w:rPr>
+                <w:sz w:val="20"/>
+              </w:rPr>
+              <w:t xml:space="preserve">Grupos</w:t>
+            </w:r>
+            <w:r>
+              <w:rPr>
+                <w:sz w:val="20"/>
+              </w:rPr>
+              <w:t xml:space="preserve"> </w:t>
+            </w:r>
+            <m:oMath>
+              <m:sSub>
+                <m:e>
+                  <m:r>
+                    <m:t>θ</m:t>
+                  </m:r>
+                </m:e>
+                <m:sub>
+                  <m:r>
+                    <m:t>1</m:t>
+                  </m:r>
+                </m:sub>
+              </m:sSub>
+            </m:oMath>
+            <w:r>
+              <w:rPr>
+                <w:sz w:val="20"/>
+              </w:rPr>
+              <w:t xml:space="preserve"> </w:t>
+            </w:r>
+            <w:r>
+              <w:rPr>
+                <w:sz w:val="20"/>
+              </w:rPr>
+              <w:t xml:space="preserve">e</w:t>
+            </w:r>
+            <w:r>
+              <w:rPr>
+                <w:sz w:val="20"/>
+              </w:rPr>
+              <w:t xml:space="preserve"> </w:t>
+            </w:r>
+            <m:oMath>
+              <m:sSub>
+                <m:e>
+                  <m:r>
+                    <m:t>θ</m:t>
+                  </m:r>
+                </m:e>
+                <m:sub>
+                  <m:r>
+                    <m:t>0</m:t>
+                  </m:r>
+                </m:sub>
+              </m:sSub>
+            </m:oMath>
+            <w:r>
+              <w:rPr>
+                <w:sz w:val="20"/>
+              </w:rPr>
+              <w:t xml:space="preserve">; margem</w:t>
+            </w:r>
+          </w:p>
+        </w:tc>
+        <w:tc>
+          <w:tcPr/>
+          <w:p>
+            <w:pPr>
+              <w:pStyle w:val="Compact"/>
+              <w:spacing w:after="0" w:before="0"/>
+              <w:jc w:val="left"/>
+            </w:pPr>
+            <w:r>
+              <w:rPr>
+                <w:sz w:val="20"/>
+              </w:rPr>
+              <w:t xml:space="preserve">Público</w:t>
             </w:r>
           </w:p>
         </w:tc>
@@ -3954,46 +4319,232 @@
               <w:rPr>
                 <w:sz w:val="20"/>
               </w:rPr>
-              <w:t xml:space="preserve">Planilhas de custos e relatórios de execução</w:t>
-            </w:r>
-          </w:p>
-        </w:tc>
-        <w:tc>
-          <w:tcPr/>
-          <w:p>
-            <w:pPr>
-              <w:pStyle w:val="Compact"/>
-              <w:spacing w:after="0" w:before="0"/>
-              <w:jc w:val="left"/>
-            </w:pPr>
-            <w:r>
-              <w:rPr>
-                <w:sz w:val="20"/>
-              </w:rPr>
-              <w:t xml:space="preserve">Rubricas de captação, elaboração, divulgação e remuneração; lista de presença e estimativa de público (IN 001/2025, art. 66), gratuidade</w:t>
-            </w:r>
-          </w:p>
-        </w:tc>
-        <w:tc>
-          <w:tcPr/>
-          <w:p>
-            <w:pPr>
-              <w:pStyle w:val="Compact"/>
-              <w:spacing w:after="0" w:before="0"/>
-              <w:jc w:val="left"/>
-            </w:pPr>
-            <w:r>
-              <w:rPr>
-                <w:sz w:val="20"/>
-              </w:rPr>
-              <w:t xml:space="preserve">H3;</w:t>
-            </w:r>
-            <w:r>
-              <w:rPr>
-                <w:sz w:val="20"/>
-              </w:rPr>
-              <w:t xml:space="preserve"> </w:t>
-            </w:r>
+              <w:t xml:space="preserve">Extratos das atas da CAP</w:t>
+            </w:r>
+          </w:p>
+        </w:tc>
+        <w:tc>
+          <w:tcPr/>
+          <w:p>
+            <w:pPr>
+              <w:pStyle w:val="Compact"/>
+              <w:spacing w:after="0" w:before="0"/>
+              <w:jc w:val="left"/>
+            </w:pPr>
+            <w:r>
+              <w:rPr>
+                <w:sz w:val="20"/>
+              </w:rPr>
+              <w:t xml:space="preserve">Inabilitados de 2022 a 2026</w:t>
+            </w:r>
+          </w:p>
+        </w:tc>
+        <w:tc>
+          <w:tcPr/>
+          <w:p>
+            <w:pPr>
+              <w:pStyle w:val="Compact"/>
+              <w:spacing w:after="0" w:before="0"/>
+              <w:jc w:val="left"/>
+            </w:pPr>
+            <w:r>
+              <w:rPr>
+                <w:sz w:val="20"/>
+              </w:rPr>
+              <w:t xml:space="preserve">Filtro da CAP</w:t>
+            </w:r>
+          </w:p>
+        </w:tc>
+        <w:tc>
+          <w:tcPr/>
+          <w:p>
+            <w:pPr>
+              <w:pStyle w:val="Compact"/>
+              <w:spacing w:after="0" w:before="0"/>
+              <w:jc w:val="left"/>
+            </w:pPr>
+            <w:r>
+              <w:rPr>
+                <w:sz w:val="20"/>
+              </w:rPr>
+              <w:t xml:space="preserve">Público</w:t>
+            </w:r>
+          </w:p>
+        </w:tc>
+      </w:tr>
+      <w:tr>
+        <w:tc>
+          <w:tcPr/>
+          <w:p>
+            <w:pPr>
+              <w:pStyle w:val="Compact"/>
+              <w:spacing w:after="0" w:before="0"/>
+              <w:jc w:val="left"/>
+            </w:pPr>
+            <w:r>
+              <w:rPr>
+                <w:sz w:val="20"/>
+              </w:rPr>
+              <w:t xml:space="preserve">Portal da Transparência; avisos do Diário Oficial</w:t>
+            </w:r>
+          </w:p>
+        </w:tc>
+        <w:tc>
+          <w:tcPr/>
+          <w:p>
+            <w:pPr>
+              <w:pStyle w:val="Compact"/>
+              <w:spacing w:after="0" w:before="0"/>
+              <w:jc w:val="left"/>
+            </w:pPr>
+            <w:r>
+              <w:rPr>
+                <w:sz w:val="20"/>
+              </w:rPr>
+              <w:t xml:space="preserve">Termos com CNPJ de proponente e patrocinador; habilitação e depósitos</w:t>
+            </w:r>
+          </w:p>
+        </w:tc>
+        <w:tc>
+          <w:tcPr/>
+          <w:p>
+            <w:pPr>
+              <w:pStyle w:val="Compact"/>
+              <w:spacing w:after="0" w:before="0"/>
+              <w:jc w:val="left"/>
+            </w:pPr>
+            <w:r>
+              <w:rPr>
+                <w:sz w:val="20"/>
+              </w:rPr>
+              <w:t xml:space="preserve">Chave de ligação; captação posterior</w:t>
+            </w:r>
+          </w:p>
+        </w:tc>
+        <w:tc>
+          <w:tcPr/>
+          <w:p>
+            <w:pPr>
+              <w:pStyle w:val="Compact"/>
+              <w:spacing w:after="0" w:before="0"/>
+              <w:jc w:val="left"/>
+            </w:pPr>
+            <w:r>
+              <w:rPr>
+                <w:sz w:val="20"/>
+              </w:rPr>
+              <w:t xml:space="preserve">Público</w:t>
+            </w:r>
+          </w:p>
+        </w:tc>
+      </w:tr>
+      <w:tr>
+        <w:tc>
+          <w:tcPr/>
+          <w:p>
+            <w:pPr>
+              <w:pStyle w:val="Compact"/>
+              <w:spacing w:after="0" w:before="0"/>
+              <w:jc w:val="left"/>
+            </w:pPr>
+            <w:r>
+              <w:rPr>
+                <w:sz w:val="20"/>
+              </w:rPr>
+              <w:t xml:space="preserve">SEFAZ</w:t>
+            </w:r>
+          </w:p>
+        </w:tc>
+        <w:tc>
+          <w:tcPr/>
+          <w:p>
+            <w:pPr>
+              <w:pStyle w:val="Compact"/>
+              <w:spacing w:after="0" w:before="0"/>
+              <w:jc w:val="left"/>
+            </w:pPr>
+            <w:r>
+              <w:rPr>
+                <w:sz w:val="20"/>
+              </w:rPr>
+              <w:t xml:space="preserve">Hora de protocolo e de validação, cota e recusados desde 2025</w:t>
+            </w:r>
+          </w:p>
+        </w:tc>
+        <w:tc>
+          <w:tcPr/>
+          <w:p>
+            <w:pPr>
+              <w:pStyle w:val="Compact"/>
+              <w:spacing w:after="0" w:before="0"/>
+              <w:jc w:val="left"/>
+            </w:pPr>
+            <w:r>
+              <w:rPr>
+                <w:sz w:val="20"/>
+              </w:rPr>
+              <w:t xml:space="preserve">Teste da fila; grupos de 2025 em diante</w:t>
+            </w:r>
+          </w:p>
+        </w:tc>
+        <w:tc>
+          <w:tcPr/>
+          <w:p>
+            <w:pPr>
+              <w:pStyle w:val="Compact"/>
+              <w:spacing w:after="0" w:before="0"/>
+              <w:jc w:val="left"/>
+            </w:pPr>
+            <w:r>
+              <w:rPr>
+                <w:sz w:val="20"/>
+              </w:rPr>
+              <w:t xml:space="preserve">Pedido por LAI</w:t>
+            </w:r>
+          </w:p>
+        </w:tc>
+      </w:tr>
+      <w:tr>
+        <w:tc>
+          <w:tcPr/>
+          <w:p>
+            <w:pPr>
+              <w:pStyle w:val="Compact"/>
+              <w:spacing w:after="0" w:before="0"/>
+              <w:jc w:val="left"/>
+            </w:pPr>
+            <w:r>
+              <w:rPr>
+                <w:sz w:val="20"/>
+              </w:rPr>
+              <w:t xml:space="preserve">Pesquisa de acompanhamento</w:t>
+            </w:r>
+          </w:p>
+        </w:tc>
+        <w:tc>
+          <w:tcPr/>
+          <w:p>
+            <w:pPr>
+              <w:pStyle w:val="Compact"/>
+              <w:spacing w:after="0" w:before="0"/>
+              <w:jc w:val="left"/>
+            </w:pPr>
+            <w:r>
+              <w:rPr>
+                <w:sz w:val="20"/>
+              </w:rPr>
+              <w:t xml:space="preserve">Realização, data, público e fonte de financiamento de cada projeto; patrocínio fora da LICC</w:t>
+            </w:r>
+          </w:p>
+        </w:tc>
+        <w:tc>
+          <w:tcPr/>
+          <w:p>
+            <w:pPr>
+              <w:pStyle w:val="Compact"/>
+              <w:spacing w:after="0" w:before="0"/>
+              <w:jc w:val="left"/>
+            </w:pPr>
             <w:r>
               <w:rPr>
                 <w:i/>
@@ -4012,23 +4563,23 @@
               <w:rPr>
                 <w:sz w:val="20"/>
               </w:rPr>
-              <w:t xml:space="preserve">de H5 (a padronizar)</w:t>
-            </w:r>
-          </w:p>
-        </w:tc>
-        <w:tc>
-          <w:tcPr/>
-          <w:p>
-            <w:pPr>
-              <w:pStyle w:val="Compact"/>
-              <w:spacing w:after="0" w:before="0"/>
-              <w:jc w:val="left"/>
-            </w:pPr>
-            <w:r>
-              <w:rPr>
-                <w:sz w:val="20"/>
-              </w:rPr>
-              <w:t xml:space="preserve">Pedido por LAI; interno</w:t>
+              <w:t xml:space="preserve">em todos os grupos; substituição</w:t>
+            </w:r>
+          </w:p>
+        </w:tc>
+        <w:tc>
+          <w:tcPr/>
+          <w:p>
+            <w:pPr>
+              <w:pStyle w:val="Compact"/>
+              <w:spacing w:after="0" w:before="0"/>
+              <w:jc w:val="left"/>
+            </w:pPr>
+            <w:r>
+              <w:rPr>
+                <w:sz w:val="20"/>
+              </w:rPr>
+              <w:t xml:space="preserve">Coleta</w:t>
             </w:r>
           </w:p>
         </w:tc>
@@ -4046,303 +4597,45 @@
               <w:rPr>
                 <w:sz w:val="20"/>
               </w:rPr>
-              <w:t xml:space="preserve">Anexos de habilitados e captados; avisos do Diário Oficial; extratos das atas da CAP</w:t>
-            </w:r>
-          </w:p>
-        </w:tc>
-        <w:tc>
-          <w:tcPr/>
-          <w:p>
-            <w:pPr>
-              <w:pStyle w:val="Compact"/>
-              <w:spacing w:after="0" w:before="0"/>
-              <w:jc w:val="left"/>
-            </w:pPr>
-            <w:r>
-              <w:rPr>
-                <w:sz w:val="20"/>
-              </w:rPr>
-              <w:t xml:space="preserve">Status, valores e patrocinador; CNPJ e data da habilitação; data de cada depósito (82% dos termos de 2022-2025); inabilitados</w:t>
-            </w:r>
-          </w:p>
-        </w:tc>
-        <w:tc>
-          <w:tcPr/>
-          <w:p>
-            <w:pPr>
-              <w:pStyle w:val="Compact"/>
-              <w:spacing w:after="0" w:before="0"/>
-              <w:jc w:val="left"/>
-            </w:pPr>
-            <w:r>
-              <w:rPr>
-                <w:sz w:val="20"/>
-              </w:rPr>
-              <w:t xml:space="preserve">H5 (tratamento e intensidade); H2</w:t>
-            </w:r>
-          </w:p>
-        </w:tc>
-        <w:tc>
-          <w:tcPr/>
-          <w:p>
-            <w:pPr>
-              <w:pStyle w:val="Compact"/>
-              <w:spacing w:after="0" w:before="0"/>
-              <w:jc w:val="left"/>
-            </w:pPr>
-            <w:r>
-              <w:rPr>
-                <w:sz w:val="20"/>
-              </w:rPr>
-              <w:t xml:space="preserve">Público</w:t>
-            </w:r>
-          </w:p>
-        </w:tc>
-      </w:tr>
-      <w:tr>
-        <w:tc>
-          <w:tcPr/>
-          <w:p>
-            <w:pPr>
-              <w:pStyle w:val="Compact"/>
-              <w:spacing w:after="0" w:before="0"/>
-              <w:jc w:val="left"/>
-            </w:pPr>
-            <w:r>
-              <w:rPr>
-                <w:sz w:val="20"/>
-              </w:rPr>
-              <w:t xml:space="preserve">Portal da Transparência (SEFAZ); Receita Federal</w:t>
-            </w:r>
-          </w:p>
-        </w:tc>
-        <w:tc>
-          <w:tcPr/>
-          <w:p>
-            <w:pPr>
-              <w:pStyle w:val="Compact"/>
-              <w:spacing w:after="0" w:before="0"/>
-              <w:jc w:val="left"/>
-            </w:pPr>
-            <w:r>
-              <w:rPr>
-                <w:sz w:val="20"/>
-              </w:rPr>
-              <w:t xml:space="preserve">Termos de 2022-2025: data, patrocinador e proponente (CNPJ); pelo CNPJ, porte, idade e sede</w:t>
-            </w:r>
-          </w:p>
-        </w:tc>
-        <w:tc>
-          <w:tcPr/>
-          <w:p>
-            <w:pPr>
-              <w:pStyle w:val="Compact"/>
-              <w:spacing w:after="0" w:before="0"/>
-              <w:jc w:val="left"/>
-            </w:pPr>
-            <w:r>
-              <w:rPr>
-                <w:sz w:val="20"/>
-              </w:rPr>
-              <w:t xml:space="preserve">Fila (H5); pares e porte (H1, H4)</w:t>
-            </w:r>
-          </w:p>
-        </w:tc>
-        <w:tc>
-          <w:tcPr/>
-          <w:p>
-            <w:pPr>
-              <w:pStyle w:val="Compact"/>
-              <w:spacing w:after="0" w:before="0"/>
-              <w:jc w:val="left"/>
-            </w:pPr>
-            <w:r>
-              <w:rPr>
-                <w:sz w:val="20"/>
-              </w:rPr>
-              <w:t xml:space="preserve">Público</w:t>
-            </w:r>
-          </w:p>
-        </w:tc>
-      </w:tr>
-      <w:tr>
-        <w:tc>
-          <w:tcPr/>
-          <w:p>
-            <w:pPr>
-              <w:pStyle w:val="Compact"/>
-              <w:spacing w:after="0" w:before="0"/>
-              <w:jc w:val="left"/>
-            </w:pPr>
-            <w:r>
-              <w:rPr>
-                <w:sz w:val="20"/>
-              </w:rPr>
-              <w:t xml:space="preserve">SEFAZ</w:t>
-            </w:r>
-          </w:p>
-        </w:tc>
-        <w:tc>
-          <w:tcPr/>
-          <w:p>
-            <w:pPr>
-              <w:pStyle w:val="Compact"/>
-              <w:spacing w:after="0" w:before="0"/>
-              <w:jc w:val="left"/>
-            </w:pPr>
-            <w:r>
-              <w:rPr>
-                <w:sz w:val="20"/>
-              </w:rPr>
-              <w:t xml:space="preserve">Hora de protocolo (pública só nos validados de 2025) e de validação dos termos, cota e indeferidos</w:t>
-            </w:r>
-          </w:p>
-        </w:tc>
-        <w:tc>
-          <w:tcPr/>
-          <w:p>
-            <w:pPr>
-              <w:pStyle w:val="Compact"/>
-              <w:spacing w:after="0" w:before="0"/>
-              <w:jc w:val="left"/>
-            </w:pPr>
-            <w:r>
-              <w:rPr>
-                <w:sz w:val="20"/>
-              </w:rPr>
-              <w:t xml:space="preserve">H5 (margem; desenho prospectivo)</w:t>
-            </w:r>
-          </w:p>
-        </w:tc>
-        <w:tc>
-          <w:tcPr/>
-          <w:p>
-            <w:pPr>
-              <w:pStyle w:val="Compact"/>
-              <w:spacing w:after="0" w:before="0"/>
-              <w:jc w:val="left"/>
-            </w:pPr>
-            <w:r>
-              <w:rPr>
-                <w:sz w:val="20"/>
-              </w:rPr>
-              <w:t xml:space="preserve">Pedido por LAI</w:t>
-            </w:r>
-          </w:p>
-        </w:tc>
-      </w:tr>
-      <w:tr>
-        <w:tc>
-          <w:tcPr/>
-          <w:p>
-            <w:pPr>
-              <w:pStyle w:val="Compact"/>
-              <w:spacing w:after="0" w:before="0"/>
-              <w:jc w:val="left"/>
-            </w:pPr>
-            <w:r>
-              <w:rPr>
-                <w:sz w:val="20"/>
-              </w:rPr>
-              <w:t xml:space="preserve">Pesquisa própria</w:t>
-            </w:r>
-          </w:p>
-        </w:tc>
-        <w:tc>
-          <w:tcPr/>
-          <w:p>
-            <w:pPr>
-              <w:pStyle w:val="Compact"/>
-              <w:spacing w:after="0" w:before="0"/>
-              <w:jc w:val="left"/>
-            </w:pPr>
-            <w:r>
-              <w:rPr>
-                <w:sz w:val="20"/>
-              </w:rPr>
-              <w:t xml:space="preserve">Escolhas de decisores e residentes entre perfis de projeto; nota cega dos projetos inscritos</w:t>
-            </w:r>
-          </w:p>
-        </w:tc>
-        <w:tc>
-          <w:tcPr/>
-          <w:p>
-            <w:pPr>
-              <w:pStyle w:val="Compact"/>
-              <w:spacing w:after="0" w:before="0"/>
-              <w:jc w:val="left"/>
-            </w:pPr>
-            <w:r>
-              <w:rPr>
-                <w:sz w:val="20"/>
-              </w:rPr>
-              <w:t xml:space="preserve">H1, H2</w:t>
-            </w:r>
-          </w:p>
-        </w:tc>
-        <w:tc>
-          <w:tcPr/>
-          <w:p>
-            <w:pPr>
-              <w:pStyle w:val="Compact"/>
-              <w:spacing w:after="0" w:before="0"/>
-              <w:jc w:val="left"/>
-            </w:pPr>
-            <w:r>
-              <w:rPr>
-                <w:sz w:val="20"/>
-              </w:rPr>
-              <w:t xml:space="preserve">Coleta</w:t>
-            </w:r>
-          </w:p>
-        </w:tc>
-      </w:tr>
-      <w:tr>
-        <w:tc>
-          <w:tcPr/>
-          <w:p>
-            <w:pPr>
-              <w:pStyle w:val="Compact"/>
-              <w:spacing w:after="0" w:before="0"/>
-              <w:jc w:val="left"/>
-            </w:pPr>
-            <w:r>
-              <w:rPr>
-                <w:sz w:val="20"/>
-              </w:rPr>
-              <w:t xml:space="preserve">Mapa Cultural (API)</w:t>
-            </w:r>
-          </w:p>
-        </w:tc>
-        <w:tc>
-          <w:tcPr/>
-          <w:p>
-            <w:pPr>
-              <w:pStyle w:val="Compact"/>
-              <w:spacing w:after="0" w:before="0"/>
-              <w:jc w:val="left"/>
-            </w:pPr>
-            <w:r>
-              <w:rPr>
-                <w:sz w:val="20"/>
-              </w:rPr>
-              <w:t xml:space="preserve">Agentes, espaços e agenda de eventos por município</w:t>
-            </w:r>
-          </w:p>
-        </w:tc>
-        <w:tc>
-          <w:tcPr/>
-          <w:p>
-            <w:pPr>
-              <w:pStyle w:val="Compact"/>
-              <w:spacing w:after="0" w:before="0"/>
-              <w:jc w:val="left"/>
-            </w:pPr>
-            <w:r>
-              <w:rPr>
-                <w:sz w:val="20"/>
-              </w:rPr>
-              <w:t xml:space="preserve">Listagem de H4; eventos datados de 18 projetos (</w:t>
+              <w:t xml:space="preserve">SALIC; agenda do Mapa Cultural; relatórios de execução</w:t>
+            </w:r>
+          </w:p>
+        </w:tc>
+        <w:tc>
+          <w:tcPr/>
+          <w:p>
+            <w:pPr>
+              <w:pStyle w:val="Compact"/>
+              <w:spacing w:after="0" w:before="0"/>
+              <w:jc w:val="left"/>
+            </w:pPr>
+            <w:r>
+              <w:rPr>
+                <w:sz w:val="20"/>
+              </w:rPr>
+              <w:t xml:space="preserve">Captação pela Lei Rouanet; eventos datados; realização e público dos financiados</w:t>
+            </w:r>
+          </w:p>
+        </w:tc>
+        <w:tc>
+          <w:tcPr/>
+          <w:p>
+            <w:pPr>
+              <w:pStyle w:val="Compact"/>
+              <w:spacing w:after="0" w:before="0"/>
+              <w:jc w:val="left"/>
+            </w:pPr>
+            <w:r>
+              <w:rPr>
+                <w:sz w:val="20"/>
+              </w:rPr>
+              <w:t xml:space="preserve">Conferência de</w:t>
+            </w:r>
+            <w:r>
+              <w:rPr>
+                <w:sz w:val="20"/>
+              </w:rPr>
+              <w:t xml:space="preserve"> </w:t>
             </w:r>
             <w:r>
               <w:rPr>
@@ -4352,33 +4645,21 @@
               </w:rPr>
               <w:t xml:space="preserve">Y</w:t>
             </w:r>
-            <w:r>
-              <w:rPr>
-                <w:sz w:val="20"/>
-              </w:rPr>
-              <w:t xml:space="preserve"> </w:t>
-            </w:r>
-            <w:r>
-              <w:rPr>
-                <w:sz w:val="20"/>
-              </w:rPr>
-              <w:t xml:space="preserve">de H5)</w:t>
-            </w:r>
-          </w:p>
-        </w:tc>
-        <w:tc>
-          <w:tcPr/>
-          <w:p>
-            <w:pPr>
-              <w:pStyle w:val="Compact"/>
-              <w:spacing w:after="0" w:before="0"/>
-              <w:jc w:val="left"/>
-            </w:pPr>
-            <w:r>
-              <w:rPr>
-                <w:sz w:val="20"/>
-              </w:rPr>
-              <w:t xml:space="preserve">Público</w:t>
+          </w:p>
+        </w:tc>
+        <w:tc>
+          <w:tcPr/>
+          <w:p>
+            <w:pPr>
+              <w:pStyle w:val="Compact"/>
+              <w:spacing w:after="0" w:before="0"/>
+              <w:jc w:val="left"/>
+            </w:pPr>
+            <w:r>
+              <w:rPr>
+                <w:sz w:val="20"/>
+              </w:rPr>
+              <w:t xml:space="preserve">Público; LAI</w:t>
             </w:r>
           </w:p>
         </w:tc>
@@ -4403,7 +4684,7 @@
       </w:r>
     </w:p>
     <w:bookmarkEnd w:id="27"/>
-    <w:bookmarkStart w:id="32" w:name="cálculo-do-poder-estatístico"/>
+    <w:bookmarkStart w:id="29" w:name="cálculo-do-poder-estatístico"/>
     <w:p>
       <w:pPr>
         <w:pStyle w:val="Heading2"/>
@@ -4417,7 +4698,7 @@
         <w:pStyle w:val="FirstParagraph"/>
       </w:pPr>
       <w:r>
-        <w:t xml:space="preserve">Para resultados binários, o efeito mínimo detectável (EMD), em pontos percentuais, é:</w:t>
+        <w:t xml:space="preserve">Para comparar a proporção de projetos realizados entre dois grupos independentes, o efeito mínimo detectável (EMD), em pontos percentuais, é:</w:t>
       </w:r>
     </w:p>
     <w:p>
@@ -4520,104 +4801,24 @@
             </m:radPr>
             <m:deg/>
             <m:e>
-              <m:f>
-                <m:fPr>
-                  <m:type m:val="bar"/>
-                </m:fPr>
-                <m:num>
-                  <m:sSub>
-                    <m:e>
-                      <m:r>
-                        <m:t>p</m:t>
-                      </m:r>
-                    </m:e>
-                    <m:sub>
-                      <m:r>
-                        <m:t>0</m:t>
-                      </m:r>
-                    </m:sub>
-                  </m:sSub>
+              <m:sSub>
+                <m:e>
                   <m:r>
-                    <m:rPr>
-                      <m:sty m:val="p"/>
-                    </m:rPr>
-                    <m:t>(</m:t>
+                    <m:t>p</m:t>
                   </m:r>
+                </m:e>
+                <m:sub>
                   <m:r>
-                    <m:t>1</m:t>
+                    <m:t>0</m:t>
                   </m:r>
-                  <m:r>
-                    <m:rPr>
-                      <m:sty m:val="p"/>
-                    </m:rPr>
-                    <m:t>−</m:t>
-                  </m:r>
-                  <m:sSub>
-                    <m:e>
-                      <m:r>
-                        <m:t>p</m:t>
-                      </m:r>
-                    </m:e>
-                    <m:sub>
-                      <m:r>
-                        <m:t>0</m:t>
-                      </m:r>
-                    </m:sub>
-                  </m:sSub>
-                  <m:r>
-                    <m:rPr>
-                      <m:sty m:val="p"/>
-                    </m:rPr>
-                    <m:t>)</m:t>
-                  </m:r>
-                </m:num>
-                <m:den>
-                  <m:r>
-                    <m:t>T</m:t>
-                  </m:r>
-                  <m:r>
-                    <m:rPr>
-                      <m:sty m:val="p"/>
-                    </m:rPr>
-                    <m:t>(</m:t>
-                  </m:r>
-                  <m:r>
-                    <m:t>1</m:t>
-                  </m:r>
-                  <m:r>
-                    <m:rPr>
-                      <m:sty m:val="p"/>
-                    </m:rPr>
-                    <m:t>−</m:t>
-                  </m:r>
-                  <m:r>
-                    <m:t>T</m:t>
-                  </m:r>
-                  <m:r>
-                    <m:rPr>
-                      <m:sty m:val="p"/>
-                    </m:rPr>
-                    <m:t>)</m:t>
-                  </m:r>
-                  <m:r>
-                    <m:t> </m:t>
-                  </m:r>
-                  <m:r>
-                    <m:t>n</m:t>
-                  </m:r>
-                </m:den>
-              </m:f>
-            </m:e>
-          </m:rad>
-          <m:r>
-            <m:t> </m:t>
-          </m:r>
-          <m:rad>
-            <m:radPr>
-              <m:degHide m:val="on"/>
-            </m:radPr>
-            <m:deg/>
-            <m:e>
+                </m:sub>
+              </m:sSub>
+              <m:r>
+                <m:rPr>
+                  <m:sty m:val="p"/>
+                </m:rPr>
+                <m:t>(</m:t>
+              </m:r>
               <m:r>
                 <m:t>1</m:t>
               </m:r>
@@ -4625,79 +4826,90 @@
                 <m:rPr>
                   <m:sty m:val="p"/>
                 </m:rPr>
-                <m:t>+</m:t>
+                <m:t>−</m:t>
+              </m:r>
+              <m:sSub>
+                <m:e>
+                  <m:r>
+                    <m:t>p</m:t>
+                  </m:r>
+                </m:e>
+                <m:sub>
+                  <m:r>
+                    <m:t>0</m:t>
+                  </m:r>
+                </m:sub>
+              </m:sSub>
+              <m:r>
+                <m:rPr>
+                  <m:sty m:val="p"/>
+                </m:rPr>
+                <m:t>)</m:t>
               </m:r>
               <m:d>
                 <m:dPr>
-                  <m:begChr m:val="["/>
+                  <m:begChr m:val="("/>
                   <m:sepChr m:val=""/>
-                  <m:endChr m:val="]"/>
+                  <m:endChr m:val=")"/>
                   <m:grow/>
                 </m:dPr>
                 <m:e>
-                  <m:r>
-                    <m:rPr>
-                      <m:sty m:val="p"/>
-                    </m:rPr>
-                    <m:t>(</m:t>
-                  </m:r>
-                  <m:r>
-                    <m:t>c</m:t>
-                  </m:r>
-                  <m:sSup>
-                    <m:e>
+                  <m:f>
+                    <m:fPr>
+                      <m:type m:val="bar"/>
+                    </m:fPr>
+                    <m:num>
                       <m:r>
-                        <m:t>v</m:t>
+                        <m:t>1</m:t>
                       </m:r>
-                    </m:e>
-                    <m:sup>
-                      <m:r>
-                        <m:t>2</m:t>
-                      </m:r>
-                    </m:sup>
-                  </m:sSup>
+                    </m:num>
+                    <m:den>
+                      <m:sSub>
+                        <m:e>
+                          <m:r>
+                            <m:t>n</m:t>
+                          </m:r>
+                        </m:e>
+                        <m:sub>
+                          <m:r>
+                            <m:t>1</m:t>
+                          </m:r>
+                        </m:sub>
+                      </m:sSub>
+                    </m:den>
+                  </m:f>
                   <m:r>
                     <m:rPr>
                       <m:sty m:val="p"/>
                     </m:rPr>
                     <m:t>+</m:t>
                   </m:r>
-                  <m:r>
-                    <m:t>1</m:t>
-                  </m:r>
-                  <m:r>
-                    <m:rPr>
-                      <m:sty m:val="p"/>
-                    </m:rPr>
-                    <m:t>)</m:t>
-                  </m:r>
-                  <m:r>
-                    <m:t> </m:t>
-                  </m:r>
-                  <m:acc>
-                    <m:accPr>
-                      <m:chr m:val="‾"/>
-                    </m:accPr>
-                    <m:e>
+                  <m:f>
+                    <m:fPr>
+                      <m:type m:val="bar"/>
+                    </m:fPr>
+                    <m:num>
                       <m:r>
-                        <m:t>m</m:t>
+                        <m:t>1</m:t>
                       </m:r>
-                    </m:e>
-                  </m:acc>
-                  <m:r>
-                    <m:rPr>
-                      <m:sty m:val="p"/>
-                    </m:rPr>
-                    <m:t>−</m:t>
-                  </m:r>
-                  <m:r>
-                    <m:t>1</m:t>
-                  </m:r>
+                    </m:num>
+                    <m:den>
+                      <m:sSub>
+                        <m:e>
+                          <m:r>
+                            <m:t>n</m:t>
+                          </m:r>
+                        </m:e>
+                        <m:sub>
+                          <m:r>
+                            <m:t>0</m:t>
+                          </m:r>
+                        </m:sub>
+                      </m:sSub>
+                    </m:den>
+                  </m:f>
                 </m:e>
               </m:d>
-              <m:r>
-                <m:t>ρ</m:t>
-              </m:r>
             </m:e>
           </m:rad>
           <m:r>
@@ -4715,6 +4927,52 @@
       </w:pPr>
       <w:r>
         <w:t xml:space="preserve">A fórmula segue Djimeu e Houndolo (2016), com α = 5% bicaudal e poder de 80%. Nela,</w:t>
+      </w:r>
+      <w:r>
+        <w:t xml:space="preserve"> </w:t>
+      </w:r>
+      <m:oMath>
+        <m:sSub>
+          <m:e>
+            <m:r>
+              <m:t>n</m:t>
+            </m:r>
+          </m:e>
+          <m:sub>
+            <m:r>
+              <m:t>1</m:t>
+            </m:r>
+          </m:sub>
+        </m:sSub>
+      </m:oMath>
+      <w:r>
+        <w:t xml:space="preserve"> </w:t>
+      </w:r>
+      <w:r>
+        <w:t xml:space="preserve">e</w:t>
+      </w:r>
+      <w:r>
+        <w:t xml:space="preserve"> </w:t>
+      </w:r>
+      <m:oMath>
+        <m:sSub>
+          <m:e>
+            <m:r>
+              <m:t>n</m:t>
+            </m:r>
+          </m:e>
+          <m:sub>
+            <m:r>
+              <m:t>0</m:t>
+            </m:r>
+          </m:sub>
+        </m:sSub>
+      </m:oMath>
+      <w:r>
+        <w:t xml:space="preserve"> </w:t>
+      </w:r>
+      <w:r>
+        <w:t xml:space="preserve">são os tamanhos dos grupos e</w:t>
       </w:r>
       <w:r>
         <w:t xml:space="preserve"> </w:t>
@@ -4737,88 +4995,14 @@
         <w:t xml:space="preserve"> </w:t>
       </w:r>
       <w:r>
-        <w:t xml:space="preserve">é a proporção no grupo de comparação,</w:t>
-      </w:r>
-      <w:r>
-        <w:t xml:space="preserve"> </w:t>
-      </w:r>
-      <m:oMath>
-        <m:r>
-          <m:t>T</m:t>
-        </m:r>
-      </m:oMath>
-      <w:r>
-        <w:t xml:space="preserve"> </w:t>
-      </w:r>
-      <w:r>
-        <w:t xml:space="preserve">a fração tratada,</w:t>
-      </w:r>
-      <w:r>
-        <w:t xml:space="preserve"> </w:t>
-      </w:r>
-      <m:oMath>
-        <m:r>
-          <m:t>n</m:t>
-        </m:r>
-      </m:oMath>
-      <w:r>
-        <w:t xml:space="preserve"> </w:t>
-      </w:r>
-      <w:r>
-        <w:t xml:space="preserve">o número de unidades, e o último termo é o efeito do desenho com unidades em grupos (agentes de um município, perfis de um decisor), com tamanho médio</w:t>
-      </w:r>
-      <w:r>
-        <w:t xml:space="preserve"> </w:t>
-      </w:r>
-      <m:oMath>
-        <m:acc>
-          <m:accPr>
-            <m:chr m:val="‾"/>
-          </m:accPr>
-          <m:e>
-            <m:r>
-              <m:t>m</m:t>
-            </m:r>
-          </m:e>
-        </m:acc>
-      </m:oMath>
-      <w:r>
-        <w:t xml:space="preserve">, coeficiente de variação</w:t>
-      </w:r>
-      <w:r>
-        <w:t xml:space="preserve"> </w:t>
-      </w:r>
-      <m:oMath>
-        <m:r>
-          <m:t>c</m:t>
-        </m:r>
-        <m:r>
-          <m:t>v</m:t>
-        </m:r>
-      </m:oMath>
-      <w:r>
-        <w:t xml:space="preserve"> </w:t>
-      </w:r>
-      <w:r>
-        <w:t xml:space="preserve">e correlação intragrupo</w:t>
-      </w:r>
-      <w:r>
-        <w:t xml:space="preserve"> </w:t>
-      </w:r>
-      <m:oMath>
-        <m:r>
-          <m:t>ρ</m:t>
-        </m:r>
-      </m:oMath>
-      <w:r>
-        <w:t xml:space="preserve"> </w:t>
-      </w:r>
-      <w:r>
-        <w:t xml:space="preserve">(ELDRIDGE; ASHBY; KERRY, 2006);</w:t>
-      </w:r>
-      <w:r>
-        <w:t xml:space="preserve"> </w:t>
-      </w:r>
+        <w:t xml:space="preserve">a proporção de realizados, ainda não medida, tomada de 0,3 a 0,7.</w:t>
+      </w:r>
+    </w:p>
+    <w:p>
+      <w:pPr>
+        <w:pStyle w:val="BodyText"/>
+        <w:keepNext/>
+      </w:pPr>
       <m:oMath>
         <m:sSub>
           <m:e>
@@ -4834,32 +5018,6 @@
         </m:sSub>
       </m:oMath>
       <w:r>
-        <w:t xml:space="preserve"> </w:t>
-      </w:r>
-      <w:r>
-        <w:t xml:space="preserve">e</w:t>
-      </w:r>
-      <w:r>
-        <w:t xml:space="preserve"> </w:t>
-      </w:r>
-      <m:oMath>
-        <m:r>
-          <m:t>ρ</m:t>
-        </m:r>
-      </m:oMath>
-      <w:r>
-        <w:t xml:space="preserve"> </w:t>
-      </w:r>
-      <w:r>
-        <w:t xml:space="preserve">são hipóteses a calibrar.</w:t>
-      </w:r>
-    </w:p>
-    <w:p>
-      <w:pPr>
-        <w:pStyle w:val="BodyText"/>
-        <w:keepNext/>
-      </w:pPr>
-      <w:r>
         <w:rPr>
           <w:b/>
         </w:rPr>
@@ -4869,7 +5027,7 @@
         <w:rPr>
           <w:b w:val="0"/>
         </w:rPr>
-        <w:t xml:space="preserve"> – Efeito mínimo detectável por pergunta (pontos percentuais, salvo indicação)</w:t>
+        <w:t xml:space="preserve"> – Efeito mínimo detectável por contraste (pontos percentuais;  de 0,3 a 0,7)</w:t>
       </w:r>
     </w:p>
     <w:tbl>
@@ -4916,7 +5074,7 @@
               <w:rPr>
                 <w:sz w:val="20"/>
               </w:rPr>
-              <w:t xml:space="preserve">Pergunta e comparação</w:t>
+              <w:t xml:space="preserve">Contraste</w:t>
             </w:r>
           </w:p>
         </w:tc>
@@ -4937,7 +5095,7 @@
               <w:rPr>
                 <w:sz w:val="20"/>
               </w:rPr>
-              <w:t xml:space="preserve">Unidades</w:t>
+              <w:t xml:space="preserve">Grupos</w:t>
             </w:r>
           </w:p>
         </w:tc>
@@ -4958,7 +5116,7 @@
               <w:rPr>
                 <w:sz w:val="20"/>
               </w:rPr>
-              <w:t xml:space="preserve">Cenários</w:t>
+              <w:t xml:space="preserve">Unidades</w:t>
             </w:r>
           </w:p>
         </w:tc>
@@ -4996,9 +5154,17 @@
             </w:pPr>
             <w:r>
               <w:rPr>
-                <w:sz w:val="20"/>
-              </w:rPr>
-              <w:t xml:space="preserve">H1: experimento conjunto</w:t>
+                <w:i/>
+                <w:iCs/>
+                <w:sz w:val="20"/>
+              </w:rPr>
+              <w:t xml:space="preserve">V</w:t>
+            </w:r>
+            <w:r>
+              <w:rPr>
+                <w:sz w:val="20"/>
+              </w:rPr>
+              <w:t xml:space="preserve">: recusados × expirados</w:t>
             </w:r>
           </w:p>
         </w:tc>
@@ -5015,10 +5181,46 @@
               <w:rPr>
                 <w:sz w:val="20"/>
               </w:rPr>
-              <w:t xml:space="preserve">30 a 60 decisores × 12 tarefas</w:t>
-            </w:r>
-          </w:p>
-        </w:tc>
+              <w:t xml:space="preserve">recusados de 2023-2024; expirados de 2022-2024</w:t>
+            </w:r>
+          </w:p>
+        </w:tc>
+        <w:tc>
+          <w:tcPr/>
+          <w:p>
+            <w:pPr>
+              <w:pStyle w:val="Compact"/>
+              <w:keepNext/>
+              <w:spacing w:after="0" w:before="0"/>
+              <w:jc w:val="left"/>
+            </w:pPr>
+            <w:r>
+              <w:rPr>
+                <w:sz w:val="20"/>
+              </w:rPr>
+              <w:t xml:space="preserve">32 × 95</w:t>
+            </w:r>
+          </w:p>
+        </w:tc>
+        <w:tc>
+          <w:tcPr/>
+          <w:p>
+            <w:pPr>
+              <w:pStyle w:val="Compact"/>
+              <w:keepNext/>
+              <w:spacing w:after="0" w:before="0"/>
+              <w:jc w:val="left"/>
+            </w:pPr>
+            <w:r>
+              <w:rPr>
+                <w:sz w:val="20"/>
+              </w:rPr>
+              <w:t xml:space="preserve">26 a 29</w:t>
+            </w:r>
+          </w:p>
+        </w:tc>
+      </w:tr>
+      <w:tr>
         <w:tc>
           <w:tcPr/>
           <w:p>
@@ -5032,7 +5234,7 @@
               <m:sSub>
                 <m:e>
                   <m:r>
-                    <m:t>p</m:t>
+                    <m:t>θ</m:t>
                   </m:r>
                 </m:e>
                 <m:sub>
@@ -5052,7 +5254,7 @@
               <w:rPr>
                 <w:sz w:val="20"/>
               </w:rPr>
-              <w:t xml:space="preserve">= 0,5; ρ = 0 ou 0,1 no decisor</w:t>
+              <w:t xml:space="preserve">por faixa de valor</w:t>
             </w:r>
           </w:p>
         </w:tc>
@@ -5069,7 +5271,41 @@
               <w:rPr>
                 <w:sz w:val="20"/>
               </w:rPr>
-              <w:t xml:space="preserve">7,4 a 19,0</w:t>
+              <w:t xml:space="preserve">expirados até R$ 400 mil × acima</w:t>
+            </w:r>
+          </w:p>
+        </w:tc>
+        <w:tc>
+          <w:tcPr/>
+          <w:p>
+            <w:pPr>
+              <w:pStyle w:val="Compact"/>
+              <w:keepNext/>
+              <w:spacing w:after="0" w:before="0"/>
+              <w:jc w:val="left"/>
+            </w:pPr>
+            <w:r>
+              <w:rPr>
+                <w:sz w:val="20"/>
+              </w:rPr>
+              <w:t xml:space="preserve">58 × 37</w:t>
+            </w:r>
+          </w:p>
+        </w:tc>
+        <w:tc>
+          <w:tcPr/>
+          <w:p>
+            <w:pPr>
+              <w:pStyle w:val="Compact"/>
+              <w:keepNext/>
+              <w:spacing w:after="0" w:before="0"/>
+              <w:jc w:val="left"/>
+            </w:pPr>
+            <w:r>
+              <w:rPr>
+                <w:sz w:val="20"/>
+              </w:rPr>
+              <w:t xml:space="preserve">27 a 29</w:t>
             </w:r>
           </w:p>
         </w:tc>
@@ -5088,7 +5324,7 @@
               <w:rPr>
                 <w:sz w:val="20"/>
               </w:rPr>
-              <w:t xml:space="preserve">H1: diferença empresas − população</w:t>
+              <w:t xml:space="preserve">Filtro da CAP</w:t>
             </w:r>
           </w:p>
         </w:tc>
@@ -5105,7 +5341,7 @@
               <w:rPr>
                 <w:sz w:val="20"/>
               </w:rPr>
-              <w:t xml:space="preserve">e 500 residentes × 6 tarefas</w:t>
+              <w:t xml:space="preserve">expirados × inabilitados</w:t>
             </w:r>
           </w:p>
         </w:tc>
@@ -5122,7 +5358,7 @@
               <w:rPr>
                 <w:sz w:val="20"/>
               </w:rPr>
-              <w:t xml:space="preserve">idem</w:t>
+              <w:t xml:space="preserve">95 × 86</w:t>
             </w:r>
           </w:p>
         </w:tc>
@@ -5139,7 +5375,7 @@
               <w:rPr>
                 <w:sz w:val="20"/>
               </w:rPr>
-              <w:t xml:space="preserve">8,2 a 19,7</w:t>
+              <w:t xml:space="preserve">19 a 21</w:t>
             </w:r>
           </w:p>
         </w:tc>
@@ -5158,7 +5394,7 @@
               <w:rPr>
                 <w:sz w:val="20"/>
               </w:rPr>
-              <w:t xml:space="preserve">H2: nota cega, habilitados × inabilitados</w:t>
+              <w:t xml:space="preserve">EMPT na margem</w:t>
             </w:r>
           </w:p>
         </w:tc>
@@ -5175,7 +5411,7 @@
               <w:rPr>
                 <w:sz w:val="20"/>
               </w:rPr>
-              <w:t xml:space="preserve">86 × 86 projetos</w:t>
+              <w:t xml:space="preserve">últimos validados × recusados</w:t>
             </w:r>
           </w:p>
         </w:tc>
@@ -5192,7 +5428,7 @@
               <w:rPr>
                 <w:sz w:val="20"/>
               </w:rPr>
-              <w:t xml:space="preserve">nota padronizada</w:t>
+              <w:t xml:space="preserve">32 × 32</w:t>
             </w:r>
           </w:p>
         </w:tc>
@@ -5209,7 +5445,7 @@
               <w:rPr>
                 <w:sz w:val="20"/>
               </w:rPr>
-              <w:t xml:space="preserve">0,43 DP</w:t>
+              <w:t xml:space="preserve">32 a 35</w:t>
             </w:r>
           </w:p>
         </w:tc>
@@ -5228,7 +5464,7 @@
               <w:rPr>
                 <w:sz w:val="20"/>
               </w:rPr>
-              <w:t xml:space="preserve">H2: nota cega, captou × não captou</w:t>
+              <w:t xml:space="preserve">Ampliação do teto em 2024</w:t>
             </w:r>
           </w:p>
         </w:tc>
@@ -5245,7 +5481,7 @@
               <w:rPr>
                 <w:sz w:val="20"/>
               </w:rPr>
-              <w:t xml:space="preserve">198 × 95 habilitados</w:t>
+              <w:t xml:space="preserve">recusas convertidas × mantidas</w:t>
             </w:r>
           </w:p>
         </w:tc>
@@ -5262,7 +5498,7 @@
               <w:rPr>
                 <w:sz w:val="20"/>
               </w:rPr>
-              <w:t xml:space="preserve">nota padronizada</w:t>
+              <w:t xml:space="preserve">27 × 20</w:t>
             </w:r>
           </w:p>
         </w:tc>
@@ -5279,7 +5515,7 @@
               <w:rPr>
                 <w:sz w:val="20"/>
               </w:rPr>
-              <w:t xml:space="preserve">0,35 DP</w:t>
+              <w:t xml:space="preserve">38 a 41</w:t>
             </w:r>
           </w:p>
         </w:tc>
@@ -5290,222 +5526,70 @@
           <w:p>
             <w:pPr>
               <w:pStyle w:val="Compact"/>
-              <w:keepNext/>
-              <w:spacing w:after="0" w:before="0"/>
-              <w:jc w:val="left"/>
-            </w:pPr>
-            <w:r>
-              <w:rPr>
-                <w:sz w:val="20"/>
-              </w:rPr>
-              <w:t xml:space="preserve">H5: margem do racionamento, 2023-2024</w:t>
-            </w:r>
-          </w:p>
-        </w:tc>
-        <w:tc>
-          <w:tcPr/>
-          <w:p>
-            <w:pPr>
-              <w:pStyle w:val="Compact"/>
-              <w:keepNext/>
-              <w:spacing w:after="0" w:before="0"/>
-              <w:jc w:val="left"/>
-            </w:pPr>
-            <w:r>
-              <w:rPr>
-                <w:sz w:val="20"/>
-              </w:rPr>
-              <w:t xml:space="preserve">32 recusados × 32 validados</w:t>
-            </w:r>
-          </w:p>
-        </w:tc>
-        <w:tc>
-          <w:tcPr/>
-          <w:p>
-            <w:pPr>
-              <w:pStyle w:val="Compact"/>
-              <w:keepNext/>
-              <w:spacing w:after="0" w:before="0"/>
-              <w:jc w:val="left"/>
-            </w:pPr>
-            <m:oMath>
-              <m:sSub>
-                <m:e>
-                  <m:r>
-                    <m:t>p</m:t>
-                  </m:r>
-                </m:e>
-                <m:sub>
-                  <m:r>
-                    <m:t>0</m:t>
-                  </m:r>
-                </m:sub>
-              </m:sSub>
-            </m:oMath>
-            <w:r>
-              <w:rPr>
-                <w:sz w:val="20"/>
-              </w:rPr>
-              <w:t xml:space="preserve"> </w:t>
-            </w:r>
-            <w:r>
-              <w:rPr>
-                <w:sz w:val="20"/>
-              </w:rPr>
-              <w:t xml:space="preserve">de 0,2 a 0,6</w:t>
-            </w:r>
-          </w:p>
-        </w:tc>
-        <w:tc>
-          <w:tcPr/>
-          <w:p>
-            <w:pPr>
-              <w:pStyle w:val="Compact"/>
-              <w:keepNext/>
-              <w:spacing w:after="0" w:before="0"/>
-              <w:jc w:val="left"/>
-            </w:pPr>
-            <w:r>
-              <w:rPr>
-                <w:sz w:val="20"/>
-              </w:rPr>
-              <w:t xml:space="preserve">28 a 34</w:t>
-            </w:r>
-          </w:p>
-        </w:tc>
-      </w:tr>
-      <w:tr>
-        <w:tc>
-          <w:tcPr/>
-          <w:p>
-            <w:pPr>
-              <w:pStyle w:val="Compact"/>
-              <w:spacing w:after="0" w:before="0"/>
-              <w:jc w:val="left"/>
-            </w:pPr>
-            <w:r>
-              <w:rPr>
-                <w:sz w:val="20"/>
-              </w:rPr>
-              <w:t xml:space="preserve">H4: oferta por município, todos os agentes</w:t>
-            </w:r>
-          </w:p>
-        </w:tc>
-        <w:tc>
-          <w:tcPr/>
-          <w:p>
-            <w:pPr>
-              <w:pStyle w:val="Compact"/>
-              <w:spacing w:after="0" w:before="0"/>
-              <w:jc w:val="left"/>
-            </w:pPr>
-            <w:r>
-              <w:rPr>
-                <w:sz w:val="20"/>
-              </w:rPr>
-              <w:t xml:space="preserve">71 municípios, 2.389 agentes (</w:t>
-            </w:r>
-            <m:oMath>
-              <m:acc>
-                <m:accPr>
-                  <m:chr m:val="‾"/>
-                </m:accPr>
-                <m:e>
-                  <m:r>
-                    <m:t>m</m:t>
-                  </m:r>
-                </m:e>
-              </m:acc>
-            </m:oMath>
-            <w:r>
-              <w:rPr>
-                <w:sz w:val="20"/>
-              </w:rPr>
-              <w:t xml:space="preserve"> </w:t>
-            </w:r>
-            <w:r>
-              <w:rPr>
-                <w:sz w:val="20"/>
-              </w:rPr>
-              <w:t xml:space="preserve">= 33,6;</w:t>
-            </w:r>
-            <w:r>
-              <w:rPr>
-                <w:sz w:val="20"/>
-              </w:rPr>
-              <w:t xml:space="preserve"> </w:t>
-            </w:r>
+              <w:spacing w:after="0" w:before="0"/>
+              <w:jc w:val="left"/>
+            </w:pPr>
             <w:r>
               <w:rPr>
                 <w:i/>
                 <w:iCs/>
                 <w:sz w:val="20"/>
               </w:rPr>
-              <w:t xml:space="preserve">cv</w:t>
-            </w:r>
-            <w:r>
-              <w:rPr>
-                <w:sz w:val="20"/>
-              </w:rPr>
-              <w:t xml:space="preserve"> </w:t>
-            </w:r>
-            <w:r>
-              <w:rPr>
-                <w:sz w:val="20"/>
-              </w:rPr>
-              <w:t xml:space="preserve">= 1,43)</w:t>
-            </w:r>
-          </w:p>
-        </w:tc>
-        <w:tc>
-          <w:tcPr/>
-          <w:p>
-            <w:pPr>
-              <w:pStyle w:val="Compact"/>
-              <w:spacing w:after="0" w:before="0"/>
-              <w:jc w:val="left"/>
-            </w:pPr>
-            <m:oMath>
-              <m:sSub>
-                <m:e>
-                  <m:r>
-                    <m:t>p</m:t>
-                  </m:r>
-                </m:e>
-                <m:sub>
-                  <m:r>
-                    <m:t>0</m:t>
-                  </m:r>
-                </m:sub>
-              </m:sSub>
-            </m:oMath>
-            <w:r>
-              <w:rPr>
-                <w:sz w:val="20"/>
-              </w:rPr>
-              <w:t xml:space="preserve"> </w:t>
-            </w:r>
-            <w:r>
-              <w:rPr>
-                <w:sz w:val="20"/>
-              </w:rPr>
-              <w:t xml:space="preserve">de 2% a 10%; ρ de 0,02 a 0,05</w:t>
-            </w:r>
-          </w:p>
-        </w:tc>
-        <w:tc>
-          <w:tcPr/>
-          <w:p>
-            <w:pPr>
-              <w:pStyle w:val="Compact"/>
-              <w:spacing w:after="0" w:before="0"/>
-              <w:jc w:val="left"/>
-            </w:pPr>
-            <w:r>
-              <w:rPr>
-                <w:sz w:val="20"/>
-              </w:rPr>
-              <w:t xml:space="preserve">2,8 a 8,5</w:t>
+              <w:t xml:space="preserve">V</w:t>
+            </w:r>
+            <w:r>
+              <w:rPr>
+                <w:sz w:val="20"/>
+              </w:rPr>
+              <w:t xml:space="preserve">, com mais quatro ciclos</w:t>
+            </w:r>
+          </w:p>
+        </w:tc>
+        <w:tc>
+          <w:tcPr/>
+          <w:p>
+            <w:pPr>
+              <w:pStyle w:val="Compact"/>
+              <w:spacing w:after="0" w:before="0"/>
+              <w:jc w:val="left"/>
+            </w:pPr>
+            <w:r>
+              <w:rPr>
+                <w:sz w:val="20"/>
+              </w:rPr>
+              <w:t xml:space="preserve">recusados × expirados acumulados</w:t>
+            </w:r>
+          </w:p>
+        </w:tc>
+        <w:tc>
+          <w:tcPr/>
+          <w:p>
+            <w:pPr>
+              <w:pStyle w:val="Compact"/>
+              <w:spacing w:after="0" w:before="0"/>
+              <w:jc w:val="left"/>
+            </w:pPr>
+            <w:r>
+              <w:rPr>
+                <w:sz w:val="20"/>
+              </w:rPr>
+              <w:t xml:space="preserve">96 × 222</w:t>
+            </w:r>
+          </w:p>
+        </w:tc>
+        <w:tc>
+          <w:tcPr/>
+          <w:p>
+            <w:pPr>
+              <w:pStyle w:val="Compact"/>
+              <w:spacing w:after="0" w:before="0"/>
+              <w:jc w:val="left"/>
+            </w:pPr>
+            <w:r>
+              <w:rPr>
+                <w:sz w:val="20"/>
+              </w:rPr>
+              <w:t xml:space="preserve">16 a 17</w:t>
             </w:r>
           </w:p>
         </w:tc>
@@ -5539,79 +5623,13 @@
           <w:rPr>
             <w:rStyle w:val="VerbatimChar"/>
           </w:rPr>
-          <w:t xml:space="preserve">analise/tabelas/07_poder_hipoteses.csv</w:t>
+          <w:t xml:space="preserve">analise/tabelas/23_poder_secao5.csv</w:t>
         </w:r>
       </w:hyperlink>
       <w:r>
         <w:rPr>
           <w:sz w:val="20"/>
         </w:rPr>
-        <w:t xml:space="preserve">,</w:t>
-      </w:r>
-      <w:r>
-        <w:rPr>
-          <w:sz w:val="20"/>
-        </w:rPr>
-        <w:t xml:space="preserve"> </w:t>
-      </w:r>
-      <w:hyperlink r:id="rId29">
-        <w:r>
-          <w:rPr>
-            <w:rStyle w:val="VerbatimChar"/>
-          </w:rPr>
-          <w:t xml:space="preserve">07_mapa_quadro_h3.csv</w:t>
-        </w:r>
-      </w:hyperlink>
-      <w:r>
-        <w:rPr>
-          <w:sz w:val="20"/>
-        </w:rPr>
-        <w:t xml:space="preserve">,</w:t>
-      </w:r>
-      <w:r>
-        <w:rPr>
-          <w:sz w:val="20"/>
-        </w:rPr>
-        <w:t xml:space="preserve"> </w:t>
-      </w:r>
-      <w:hyperlink r:id="rId30">
-        <w:r>
-          <w:rPr>
-            <w:rStyle w:val="VerbatimChar"/>
-          </w:rPr>
-          <w:t xml:space="preserve">10_poder_conjoint.csv</w:t>
-        </w:r>
-      </w:hyperlink>
-      <w:r>
-        <w:rPr>
-          <w:sz w:val="20"/>
-        </w:rPr>
-        <w:t xml:space="preserve"> </w:t>
-      </w:r>
-      <w:r>
-        <w:rPr>
-          <w:sz w:val="20"/>
-        </w:rPr>
-        <w:t xml:space="preserve">e</w:t>
-      </w:r>
-      <w:r>
-        <w:rPr>
-          <w:sz w:val="20"/>
-        </w:rPr>
-        <w:t xml:space="preserve"> </w:t>
-      </w:r>
-      <w:hyperlink r:id="rId31">
-        <w:r>
-          <w:rPr>
-            <w:rStyle w:val="VerbatimChar"/>
-          </w:rPr>
-          <w:t xml:space="preserve">19_poder_revisao.csv</w:t>
-        </w:r>
-      </w:hyperlink>
-      <w:r>
-        <w:rPr>
-          <w:sz w:val="20"/>
-        </w:rPr>
         <w:t xml:space="preserve">.</w:t>
       </w:r>
     </w:p>
@@ -5620,7 +5638,37 @@
         <w:pStyle w:val="BodyText"/>
       </w:pPr>
       <w:r>
-        <w:t xml:space="preserve">A comparação na margem do racionamento só detecta efeitos muito grandes; para o efeito de receber em algum momento, o EMD divide-se pelo primeiro estágio (0,41) e vai a 69 a 84 pontos. Para detectar 15 pontos, o desenho prospectivo precisa de 112 a 168 recusados por braço: no ritmo de 2023 e 2024, de 11 a 21 projetos recusados por ano, são de 6 a 16 ciclos. O experimento conjunto detecta diferenças de 7 a 13 pontos na probabilidade de escolha com 60 decisores, e de 10 a 19 com 30; o braço da população pouco acrescenta ao erro, e a diferença entre empresas e população fica entre 8 e 20 pontos. A avaliação cega detecta diferença de nota de 0,43 desvio-padrão (DP) entre habilitados e inabilitados. O desenho de H4 detecta efeitos de poucos pontos se incluir os agentes individuais, que precisariam de CNPJ (MEI) para se inscrever, e só assim atende à regra de 30 a 50 conglomerados por grupo (GERTLER</w:t>
+        <w:t xml:space="preserve">Com os dados de hoje, o contraste principal só detecta diferenças de 26 a 29 pontos: basta para rejeitar a ausência de seleção se ela for forte, como sugere a queda da captação dos pedidos pequenos, mas não para medir seu tamanho. Com mais quatro ciclos no ritmo de 2022-2024, o EMD cai para 16 a 17 pontos. Comparar recusados pequenos e grandes continua exploratório: com mais quatro ciclos, detecta só 28 a 30 pontos. Com poder baixo, uma estimativa</w:t>
+      </w:r>
+      <w:r>
+        <w:t xml:space="preserve"> </w:t>
+      </w:r>
+      <w:r>
+        <w:t xml:space="preserve">“significativa”</w:t>
+      </w:r>
+      <w:r>
+        <w:t xml:space="preserve"> </w:t>
+      </w:r>
+      <w:r>
+        <w:t xml:space="preserve">tende a exagerar o efeito verdadeiro (GELMAN; CARLIN, 2014), o que recomenda pré-registrar a análise.</w:t>
+      </w:r>
+    </w:p>
+    <w:bookmarkEnd w:id="29"/>
+    <w:bookmarkStart w:id="30" w:name="ameaças-à-validade-e-ética"/>
+    <w:p>
+      <w:pPr>
+        <w:pStyle w:val="Heading2"/>
+      </w:pPr>
+      <w:r>
+        <w:t xml:space="preserve">5.5 Ameaças à validade e ética</w:t>
+      </w:r>
+    </w:p>
+    <w:p>
+      <w:pPr>
+        <w:pStyle w:val="FirstParagraph"/>
+      </w:pPr>
+      <w:r>
+        <w:t xml:space="preserve">A suposição central falha se os proponentes mais organizados, que também realizam mais, protocolam primeiro: os recusados seriam piores que a média dos escolhidos, e</w:t>
       </w:r>
       <w:r>
         <w:t xml:space="preserve"> </w:t>
@@ -5630,32 +5678,97 @@
           <w:i/>
           <w:iCs/>
         </w:rPr>
-        <w:t xml:space="preserve">et al.</w:t>
-      </w:r>
-      <w:r>
-        <w:t xml:space="preserve">, 2018): são 35 ou 36 municípios em cada, e a diferença entre os braços tem EMD de 2,3 a 4,9 pontos. Só com os coletivos, são 26 por grupo, e o efeito mínimo passa de 5 pontos. Para quem adere à oferta, o EMD é o da Tabela 2 dividido pela adesão. Com poder baixo, uma estimativa</w:t>
-      </w:r>
-      <w:r>
-        <w:t xml:space="preserve"> </w:t>
-      </w:r>
-      <w:r>
-        <w:t xml:space="preserve">“significativa”</w:t>
-      </w:r>
-      <w:r>
-        <w:t xml:space="preserve"> </w:t>
-      </w:r>
-      <w:r>
-        <w:t xml:space="preserve">tende a exagerar o efeito verdadeiro (GELMAN; CARLIN, 2014), o que recomenda pré-registrar a análise e corrigir comparações múltiplas.</w:t>
+        <w:t xml:space="preserve">V</w:t>
+      </w:r>
+      <w:r>
+        <w:t xml:space="preserve"> </w:t>
+      </w:r>
+      <w:r>
+        <w:t xml:space="preserve">ficaria subestimado; as horas de protocolo permitem testá-la.</w:t>
+      </w:r>
+      <w:r>
+        <w:t xml:space="preserve"> </w:t>
+      </w:r>
+      <w:r>
+        <w:rPr>
+          <w:i/>
+          <w:iCs/>
+        </w:rPr>
+        <w:t xml:space="preserve">V</w:t>
+      </w:r>
+      <w:r>
+        <w:t xml:space="preserve"> </w:t>
+      </w:r>
+      <w:r>
+        <w:t xml:space="preserve">e o efeito na margem valem para os escolhidos na margem da fila, e não para todos. Seguem-se o atrito da pesquisa, que pode ser maior entre expirados e inabilitados que desistiram e que os registros independentes limitam; a troca de fonte, porque a realização com recurso da Lei Rouanet ou de editais é medida à parte; e a interferência pelo teto fixo (SUTVA), porque o que um projeto capta falta a outro. A validade externa se restringe ao regime de 2022-2024, em que a habilitação precedia a busca por patrocinador: desde 2025 os expirados quase desapareceram (3 em 56 resolvidos no ciclo 2025), e</w:t>
+      </w:r>
+      <w:r>
+        <w:t xml:space="preserve"> </w:t>
+      </w:r>
+      <m:oMath>
+        <m:sSub>
+          <m:e>
+            <m:r>
+              <m:t>θ</m:t>
+            </m:r>
+          </m:e>
+          <m:sub>
+            <m:r>
+              <m:t>0</m:t>
+            </m:r>
+          </m:sub>
+        </m:sSub>
+      </m:oMath>
+      <w:r>
+        <w:t xml:space="preserve"> </w:t>
+      </w:r>
+      <w:r>
+        <w:t xml:space="preserve">passa a depender dos inscritos sem patrocinador, que só a LAI identifica. No plano ético, a avaliação não nega nem adia acesso a ninguém, porque só acompanha grupos que a regra já produz. Dados identificados exigem anonimização (LGPD), e pesquisas com pessoas, aprovação de comitê de ética.</w:t>
+      </w:r>
+    </w:p>
+    <w:bookmarkEnd w:id="30"/>
+    <w:bookmarkEnd w:id="31"/>
+    <w:bookmarkStart w:id="32" w:name="conclusão"/>
+    <w:p>
+      <w:pPr>
+        <w:pStyle w:val="Heading1"/>
+      </w:pPr>
+      <w:r>
+        <w:t xml:space="preserve">6 Conclusão</w:t>
+      </w:r>
+    </w:p>
+    <w:p>
+      <w:pPr>
+        <w:pStyle w:val="FirstParagraph"/>
+      </w:pPr>
+      <w:r>
+        <w:t xml:space="preserve">A LICC é um gasto tributário que mais que dobrou de 2023 a 2026, sem problema declarado nem objetivos mensuráveis, e a avaliação contratada mede o efeito do gasto sobre a economia, e não o que ele acrescenta: o Estado paga, as empresas escolhem, e o público que usaria o bem cultural não passa pelo mecanismo. A escolha se concentra em poucas empresas de serviços regulados, que expõem a marca nas peças do projeto; entre os habilitados, a decisão fica com a empresa e com a fila dos termos; parte do recurso pode remunerar a intermediação; e quem não chega a um grande contribuinte fica de fora. A entrega, extremo da cadeia, é indeterminada, porque a SECULT não publica o público alcançado.</w:t>
+      </w:r>
+    </w:p>
+    <w:p>
+      <w:pPr>
+        <w:pStyle w:val="BodyText"/>
+      </w:pPr>
+      <w:r>
+        <w:t xml:space="preserve">Sem alterar o mecanismo, a gestão pode declarar objetivos, metas e indicadores e publicar, em formato aberto, os inscritos, com CNPJ, sede e motivo de inabilitação; a captação por cota; a fila de termos, com datas de protocolo e validação, também dos recusados; e custos, contrapartidas e público alcançado.</w:t>
+      </w:r>
+    </w:p>
+    <w:p>
+      <w:pPr>
+        <w:pStyle w:val="BodyText"/>
+      </w:pPr>
+      <w:r>
+        <w:t xml:space="preserve">A pergunta de impacto é se a renúncia vai para os projetos que dependem dela. Os grupos para respondê-la já existem pela regra atual, recusados por esgotamento da cota, habilitados sem patrocinador e inabilitados, e falta medir do mesmo modo, em todos, se os projetos se realizaram. Mais da metade dos recusados por falta de teto captou no ano seguinte, e a captação dos pedidos pequenos caiu a cada ciclo: se a seleção do mecanismo for positiva e maior nos pedidos grandes, ampliar o teto financia sobretudo o que ocorreria de todo modo, e as decisões que importam passam a ser quem entra e o que se entrega.</w:t>
       </w:r>
     </w:p>
     <w:bookmarkEnd w:id="32"/>
-    <w:bookmarkStart w:id="33" w:name="ameaças-à-validade-e-ética"/>
-    <w:p>
-      <w:pPr>
-        <w:pStyle w:val="Heading2"/>
-      </w:pPr>
-      <w:r>
-        <w:t xml:space="preserve">5.5 Ameaças à validade e ética</w:t>
+    <w:bookmarkStart w:id="46" w:name="referências"/>
+    <w:p>
+      <w:pPr>
+        <w:pStyle w:val="Heading1"/>
+      </w:pPr>
+      <w:r>
+        <w:t xml:space="preserve">Referências</w:t>
       </w:r>
     </w:p>
     <w:p>
@@ -5663,60 +5776,20 @@
         <w:pStyle w:val="FirstParagraph"/>
       </w:pPr>
       <w:r>
-        <w:t xml:space="preserve">A primeira ameaça à validade interna é a violação da hipótese de ausência de interferência entre unidades (SUTVA): com o teto fixo, o que um projeto capta falta a outro. Seguem-se a substituição de fonte (a captação pela Lei Rouanet entra como resultado), os eventos externos do período (Lei Paulo Gustavo e Política Nacional Aldir Blanc) e o atrito dos dados. No experimento conjunto, a escolha declarada pode pender para o socialmente desejável; a escolha forçada reduz o viés, e os patrocínios observados a validam. A validade externa é limitada: as comparações retrospectivas de H5 valem para o regime de 2022-2024, em que a habilitação precedia a busca por patrocinador, e desde 2025 os expirados quase desapareceram (3 em 56 resolvidos no ciclo 2025). No plano ético, nenhum desenho nega acesso a elegíveis: o apoio chega aos controles ao fim, e o deslocamento pelo teto é medido pela saturação. Dados identificados exigem anonimização (LGPD), e pesquisas com pessoas, aprovação de comitê de ética.</w:t>
-      </w:r>
-    </w:p>
-    <w:bookmarkEnd w:id="33"/>
-    <w:bookmarkEnd w:id="34"/>
-    <w:bookmarkStart w:id="35" w:name="conclusão"/>
-    <w:p>
-      <w:pPr>
-        <w:pStyle w:val="Heading1"/>
-      </w:pPr>
-      <w:r>
-        <w:t xml:space="preserve">6 Conclusão</w:t>
-      </w:r>
-    </w:p>
-    <w:p>
-      <w:pPr>
-        <w:pStyle w:val="FirstParagraph"/>
-      </w:pPr>
-      <w:r>
-        <w:t xml:space="preserve">A LICC é um gasto tributário que mais que dobrou de 2023 a 2026, sem problema declarado, objetivos mensuráveis ou previsão de avaliação: o Estado paga, as empresas escolhem, e o público que usaria o bem cultural não passa pelo mecanismo. A escolha se concentra em poucas empresas de serviços regulados, que expõem a marca nas peças do projeto; entre os habilitados, a decisão fica com a empresa e com a fila dos termos; parte do recurso pode remunerar a intermediação; e quem não chega a um grande contribuinte fica de fora. A entrega, extremo da cadeia, é indeterminada, porque a SECULT não publica o público alcançado.</w:t>
-      </w:r>
-    </w:p>
-    <w:p>
-      <w:pPr>
-        <w:pStyle w:val="BodyText"/>
-      </w:pPr>
-      <w:r>
-        <w:t xml:space="preserve">Sem alterar o mecanismo, a gestão pode declarar objetivos, metas e indicadores e publicar, em formato aberto, os inscritos, com CNPJ, sede e motivo de inabilitação; a captação por cota; a fila de termos, com datas de protocolo e validação, também dos recusados; e custos, contrapartidas e público alcançado.</w:t>
-      </w:r>
-    </w:p>
-    <w:p>
-      <w:pPr>
-        <w:pStyle w:val="BodyText"/>
-      </w:pPr>
-      <w:r>
-        <w:t xml:space="preserve">Das cinco perguntas, a da entrega (H5) é a mais importante e a mais difícil: mais da metade dos recusados por falta de teto captou no ano seguinte, e comparar quem recebe com quem não recebe exige resultado datado e a fila de termos com as datas. Se a adicionalidade na margem for baixa, ampliar o teto financia sobretudo o que ocorreria de todo modo, e as decisões que importam passam a ser quem entra e o que se entrega. Limitações dos dados: a situação publicada aproxima a captação, a estreia é medida por nome de proponente, e o retrato territorial cobre 74% do valor.</w:t>
-      </w:r>
-    </w:p>
-    <w:bookmarkEnd w:id="35"/>
-    <w:bookmarkStart w:id="54" w:name="referências"/>
-    <w:p>
-      <w:pPr>
-        <w:pStyle w:val="Heading1"/>
-      </w:pPr>
-      <w:r>
-        <w:t xml:space="preserve">Referências</w:t>
-      </w:r>
-    </w:p>
-    <w:p>
-      <w:pPr>
-        <w:pStyle w:val="FirstParagraph"/>
-      </w:pPr>
-      <w:r>
-        <w:t xml:space="preserve">ANGRIST, Joshua D.; IMBENS, Guido W.; RUBIN, Donald B. Identification of causal effects using instrumental variables.</w:t>
+        <w:t xml:space="preserve">BARROS, Ricardo Paes de; LIMA, Lycia. Avaliação de impacto de programas sociais: por que, para que e quando fazer?</w:t>
+      </w:r>
+      <w:r>
+        <w:t xml:space="preserve"> </w:t>
+      </w:r>
+      <w:r>
+        <w:rPr>
+          <w:i/>
+          <w:iCs/>
+        </w:rPr>
+        <w:t xml:space="preserve">In</w:t>
+      </w:r>
+      <w:r>
+        <w:t xml:space="preserve">: MENEZES FILHO, Naercio Aquino; PINTO, Cristine Campos de Xavier (org.).</w:t>
       </w:r>
       <w:r>
         <w:t xml:space="preserve"> </w:t>
@@ -5726,32 +5799,27 @@
           <w:b/>
           <w:bCs/>
         </w:rPr>
-        <w:t xml:space="preserve">Journal of the American Statistical Association</w:t>
-      </w:r>
-      <w:r>
-        <w:t xml:space="preserve">, v. 91, n. 434, p. 444-455, 1996. DOI:</w:t>
-      </w:r>
-      <w:r>
-        <w:t xml:space="preserve"> </w:t>
-      </w:r>
-      <w:hyperlink r:id="rId36">
-        <w:r>
-          <w:rPr>
-            <w:rStyle w:val="Hyperlink"/>
-          </w:rPr>
-          <w:t xml:space="preserve">10.1080/01621459.1996.10476902</w:t>
-        </w:r>
-      </w:hyperlink>
+        <w:t xml:space="preserve">Avaliação econômica de projetos sociais</w:t>
+      </w:r>
+      <w:r>
+        <w:t xml:space="preserve">. 3. ed. São Paulo: Fundação Itaú Social, 2017. p. 13-37.</w:t>
+      </w:r>
+    </w:p>
+    <w:p>
+      <w:pPr>
+        <w:pStyle w:val="BodyText"/>
+      </w:pPr>
+      <w:r>
+        <w:t xml:space="preserve">BELEM, Marcela Purini; DONADONE, Julio Cesar. A Lei Rouanet e a construção do</w:t>
+      </w:r>
+      <w:r>
+        <w:t xml:space="preserve"> </w:t>
+      </w:r>
+      <w:r>
+        <w:t xml:space="preserve">“mercado de patrocínios culturais”</w:t>
+      </w:r>
       <w:r>
         <w:t xml:space="preserve">.</w:t>
-      </w:r>
-    </w:p>
-    <w:p>
-      <w:pPr>
-        <w:pStyle w:val="BodyText"/>
-      </w:pPr>
-      <w:r>
-        <w:t xml:space="preserve">BAIRD, Sarah; BOHREN, J. Aislinn; McINTOSH, Craig; ÖZLER, Berk. Optimal design of experiments in the presence of interference.</w:t>
       </w:r>
       <w:r>
         <w:t xml:space="preserve"> </w:t>
@@ -5761,45 +5829,18 @@
           <w:b/>
           <w:bCs/>
         </w:rPr>
-        <w:t xml:space="preserve">The Review of Economics and Statistics</w:t>
-      </w:r>
-      <w:r>
-        <w:t xml:space="preserve">, v. 100, n. 5, p. 844-860, 2018. DOI:</w:t>
-      </w:r>
-      <w:r>
-        <w:t xml:space="preserve"> </w:t>
-      </w:r>
-      <w:hyperlink r:id="rId37">
-        <w:r>
-          <w:rPr>
-            <w:rStyle w:val="Hyperlink"/>
-          </w:rPr>
-          <w:t xml:space="preserve">10.1162/rest_a_00716</w:t>
-        </w:r>
-      </w:hyperlink>
-      <w:r>
-        <w:t xml:space="preserve">.</w:t>
-      </w:r>
-    </w:p>
-    <w:p>
-      <w:pPr>
-        <w:pStyle w:val="BodyText"/>
-      </w:pPr>
-      <w:r>
-        <w:t xml:space="preserve">BARROS, Ricardo Paes de; LIMA, Lycia. Avaliação de impacto de programas sociais: por que, para que e quando fazer?</w:t>
-      </w:r>
-      <w:r>
-        <w:t xml:space="preserve"> </w:t>
-      </w:r>
-      <w:r>
-        <w:rPr>
-          <w:i/>
-          <w:iCs/>
-        </w:rPr>
-        <w:t xml:space="preserve">In</w:t>
-      </w:r>
-      <w:r>
-        <w:t xml:space="preserve">: MENEZES FILHO, Naercio Aquino; PINTO, Cristine Campos de Xavier (org.).</w:t>
+        <w:t xml:space="preserve">NORUS – Novos Rumos Sociológicos</w:t>
+      </w:r>
+      <w:r>
+        <w:t xml:space="preserve">, Pelotas, v. 1, n. 1, 2013. Disponível em: https://periodicos.ufpel.edu.br/index.php/NORUS/article/view/2761.</w:t>
+      </w:r>
+    </w:p>
+    <w:p>
+      <w:pPr>
+        <w:pStyle w:val="BodyText"/>
+      </w:pPr>
+      <w:r>
+        <w:t xml:space="preserve">BERTRAND, Marianne; BOMBARDINI, Matilde; FISMAN, Raymond; TREBBI, Francesco. Tax-exempt lobbying: corporate philanthropy as a tool for political influence.</w:t>
       </w:r>
       <w:r>
         <w:t xml:space="preserve"> </w:t>
@@ -5809,57 +5850,6 @@
           <w:b/>
           <w:bCs/>
         </w:rPr>
-        <w:t xml:space="preserve">Avaliação econômica de projetos sociais</w:t>
-      </w:r>
-      <w:r>
-        <w:t xml:space="preserve">. 3. ed. São Paulo: Fundação Itaú Social, 2017. p. 13-37.</w:t>
-      </w:r>
-    </w:p>
-    <w:p>
-      <w:pPr>
-        <w:pStyle w:val="BodyText"/>
-      </w:pPr>
-      <w:r>
-        <w:t xml:space="preserve">BELEM, Marcela Purini; DONADONE, Julio Cesar. A Lei Rouanet e a construção do</w:t>
-      </w:r>
-      <w:r>
-        <w:t xml:space="preserve"> </w:t>
-      </w:r>
-      <w:r>
-        <w:t xml:space="preserve">“mercado de patrocínios culturais”</w:t>
-      </w:r>
-      <w:r>
-        <w:t xml:space="preserve">.</w:t>
-      </w:r>
-      <w:r>
-        <w:t xml:space="preserve"> </w:t>
-      </w:r>
-      <w:r>
-        <w:rPr>
-          <w:b/>
-          <w:bCs/>
-        </w:rPr>
-        <w:t xml:space="preserve">NORUS – Novos Rumos Sociológicos</w:t>
-      </w:r>
-      <w:r>
-        <w:t xml:space="preserve">, Pelotas, v. 1, n. 1, 2013. Disponível em: https://periodicos.ufpel.edu.br/index.php/NORUS/article/view/2761.</w:t>
-      </w:r>
-    </w:p>
-    <w:p>
-      <w:pPr>
-        <w:pStyle w:val="BodyText"/>
-      </w:pPr>
-      <w:r>
-        <w:t xml:space="preserve">BERTRAND, Marianne; BOMBARDINI, Matilde; FISMAN, Raymond; TREBBI, Francesco. Tax-exempt lobbying: corporate philanthropy as a tool for political influence.</w:t>
-      </w:r>
-      <w:r>
-        <w:t xml:space="preserve"> </w:t>
-      </w:r>
-      <w:r>
-        <w:rPr>
-          <w:b/>
-          <w:bCs/>
-        </w:rPr>
         <w:t xml:space="preserve">American Economic Review</w:t>
       </w:r>
       <w:r>
@@ -5868,7 +5858,7 @@
       <w:r>
         <w:t xml:space="preserve"> </w:t>
       </w:r>
-      <w:hyperlink r:id="rId38">
+      <w:hyperlink r:id="rId33">
         <w:r>
           <w:rPr>
             <w:rStyle w:val="Hyperlink"/>
@@ -5966,7 +5956,7 @@
       <w:r>
         <w:t xml:space="preserve"> </w:t>
       </w:r>
-      <w:hyperlink r:id="rId39">
+      <w:hyperlink r:id="rId34">
         <w:r>
           <w:rPr>
             <w:rStyle w:val="Hyperlink"/>
@@ -6001,7 +5991,7 @@
       <w:r>
         <w:t xml:space="preserve"> </w:t>
       </w:r>
-      <w:hyperlink r:id="rId40">
+      <w:hyperlink r:id="rId35">
         <w:r>
           <w:rPr>
             <w:rStyle w:val="Hyperlink"/>
@@ -6036,7 +6026,7 @@
       <w:r>
         <w:t xml:space="preserve"> </w:t>
       </w:r>
-      <w:hyperlink r:id="rId41">
+      <w:hyperlink r:id="rId36">
         <w:r>
           <w:rPr>
             <w:rStyle w:val="Hyperlink"/>
@@ -6092,7 +6082,7 @@
       <w:r>
         <w:t xml:space="preserve"> </w:t>
       </w:r>
-      <w:hyperlink r:id="rId42">
+      <w:hyperlink r:id="rId37">
         <w:r>
           <w:rPr>
             <w:rStyle w:val="Hyperlink"/>
@@ -6109,7 +6099,7 @@
         <w:pStyle w:val="BodyText"/>
       </w:pPr>
       <w:r>
-        <w:t xml:space="preserve">ELDRIDGE, Sandra M.; ASHBY, Deborah; KERRY, Sally. Sample size for cluster randomized trials: effect of coefficient of variation of cluster size and analysis method.</w:t>
+        <w:t xml:space="preserve">ESPÍRITO SANTO (Estado). Lei nº 11.246, de 7 de abril de 2021. Introduz alterações na Lei nº 7.000, de 27 de dezembro de 2001.</w:t>
       </w:r>
       <w:r>
         <w:t xml:space="preserve"> </w:t>
@@ -6119,32 +6109,18 @@
           <w:b/>
           <w:bCs/>
         </w:rPr>
-        <w:t xml:space="preserve">International Journal of Epidemiology</w:t>
-      </w:r>
-      <w:r>
-        <w:t xml:space="preserve">, v. 35, n. 5, p. 1292-1300, 2006. DOI:</w:t>
-      </w:r>
-      <w:r>
-        <w:t xml:space="preserve"> </w:t>
-      </w:r>
-      <w:hyperlink r:id="rId43">
-        <w:r>
-          <w:rPr>
-            <w:rStyle w:val="Hyperlink"/>
-          </w:rPr>
-          <w:t xml:space="preserve">10.1093/ije/dyl129</w:t>
-        </w:r>
-      </w:hyperlink>
-      <w:r>
-        <w:t xml:space="preserve">.</w:t>
-      </w:r>
-    </w:p>
-    <w:p>
-      <w:pPr>
-        <w:pStyle w:val="BodyText"/>
-      </w:pPr>
-      <w:r>
-        <w:t xml:space="preserve">ESPÍRITO SANTO (Estado). Lei nº 11.246, de 7 de abril de 2021. Introduz alterações na Lei nº 7.000, de 27 de dezembro de 2001.</w:t>
+        <w:t xml:space="preserve">Diário Oficial dos Poderes do Estado</w:t>
+      </w:r>
+      <w:r>
+        <w:t xml:space="preserve">, Vitória, 8 abr. 2021a.</w:t>
+      </w:r>
+    </w:p>
+    <w:p>
+      <w:pPr>
+        <w:pStyle w:val="BodyText"/>
+      </w:pPr>
+      <w:r>
+        <w:t xml:space="preserve">ESPÍRITO SANTO (Estado). Decreto nº 5.035-R, de 15 de dezembro de 2021. Dispõe sobre a regulamentação do incentivo fiscal concedido nos termos do art. 5º-B, IX, da Lei nº 7.000, de 27 de dezembro de 2001.</w:t>
       </w:r>
       <w:r>
         <w:t xml:space="preserve"> </w:t>
@@ -6157,15 +6133,15 @@
         <w:t xml:space="preserve">Diário Oficial dos Poderes do Estado</w:t>
       </w:r>
       <w:r>
-        <w:t xml:space="preserve">, Vitória, 8 abr. 2021a.</w:t>
-      </w:r>
-    </w:p>
-    <w:p>
-      <w:pPr>
-        <w:pStyle w:val="BodyText"/>
-      </w:pPr>
-      <w:r>
-        <w:t xml:space="preserve">ESPÍRITO SANTO (Estado). Decreto nº 5.035-R, de 15 de dezembro de 2021. Dispõe sobre a regulamentação do incentivo fiscal concedido nos termos do art. 5º-B, IX, da Lei nº 7.000, de 27 de dezembro de 2001.</w:t>
+        <w:t xml:space="preserve">, Vitória, 16 dez. 2021b.</w:t>
+      </w:r>
+    </w:p>
+    <w:p>
+      <w:pPr>
+        <w:pStyle w:val="BodyText"/>
+      </w:pPr>
+      <w:r>
+        <w:t xml:space="preserve">ESPÍRITO SANTO (Estado).</w:t>
       </w:r>
       <w:r>
         <w:t xml:space="preserve"> </w:t>
@@ -6175,18 +6151,18 @@
           <w:b/>
           <w:bCs/>
         </w:rPr>
-        <w:t xml:space="preserve">Diário Oficial dos Poderes do Estado</w:t>
-      </w:r>
-      <w:r>
-        <w:t xml:space="preserve">, Vitória, 16 dez. 2021b.</w:t>
-      </w:r>
-    </w:p>
-    <w:p>
-      <w:pPr>
-        <w:pStyle w:val="BodyText"/>
-      </w:pPr>
-      <w:r>
-        <w:t xml:space="preserve">ESPÍRITO SANTO (Estado).</w:t>
+        <w:t xml:space="preserve">Portal da Transparência</w:t>
+      </w:r>
+      <w:r>
+        <w:t xml:space="preserve">: incentivos, isenções e beneficiários. Vitória: SECONT, 2026a. Disponível em: https://transparencia.es.gov.br/comum/incentivosfiscais. Acesso em: 27 set. 2026.</w:t>
+      </w:r>
+    </w:p>
+    <w:p>
+      <w:pPr>
+        <w:pStyle w:val="BodyText"/>
+      </w:pPr>
+      <w:r>
+        <w:t xml:space="preserve">ESPÍRITO SANTO (Estado). Secretaria de Estado de Economia e Planejamento.</w:t>
       </w:r>
       <w:r>
         <w:t xml:space="preserve"> </w:t>
@@ -6196,10 +6172,10 @@
           <w:b/>
           <w:bCs/>
         </w:rPr>
-        <w:t xml:space="preserve">Portal da Transparência</w:t>
-      </w:r>
-      <w:r>
-        <w:t xml:space="preserve">: incentivos, isenções e beneficiários. Vitória: SECONT, 2026. Disponível em: https://transparencia.es.gov.br/comum/incentivosfiscais. Acesso em: 27 set. 2026.</w:t>
+        <w:t xml:space="preserve">Relatório de avaliação 2025</w:t>
+      </w:r>
+      <w:r>
+        <w:t xml:space="preserve">: Plano Plurianual 2024-2027, exercício de 2025. Vitória: SEP, 2026b. Disponível em: https://planejamento.es.gov.br/media/Planejamento/PPA_2024_2027/RelatoriosAvaliacaoALES/relatorio_ales_oficial_2025-versao-final.pdf. Acesso em: 28 set. 2026.</w:t>
       </w:r>
     </w:p>
     <w:p>
@@ -6246,7 +6222,7 @@
       <w:r>
         <w:t xml:space="preserve"> </w:t>
       </w:r>
-      <w:hyperlink r:id="rId44">
+      <w:hyperlink r:id="rId38">
         <w:r>
           <w:rPr>
             <w:rStyle w:val="Hyperlink"/>
@@ -6263,7 +6239,20 @@
         <w:pStyle w:val="BodyText"/>
       </w:pPr>
       <w:r>
-        <w:t xml:space="preserve">GELMAN, Andrew; CARLIN, John. Beyond power calculations: assessing type S (sign) and type M (magnitude) errors.</w:t>
+        <w:t xml:space="preserve">FOGUEL, Miguel Nathan. Modelo de resultados potenciais.</w:t>
+      </w:r>
+      <w:r>
+        <w:t xml:space="preserve"> </w:t>
+      </w:r>
+      <w:r>
+        <w:rPr>
+          <w:i/>
+          <w:iCs/>
+        </w:rPr>
+        <w:t xml:space="preserve">In</w:t>
+      </w:r>
+      <w:r>
+        <w:t xml:space="preserve">: MENEZES FILHO, Naercio Aquino; PINTO, Cristine Campos de Xavier (org.).</w:t>
       </w:r>
       <w:r>
         <w:t xml:space="preserve"> </w:t>
@@ -6273,6 +6262,27 @@
           <w:b/>
           <w:bCs/>
         </w:rPr>
+        <w:t xml:space="preserve">Avaliação econômica de projetos sociais</w:t>
+      </w:r>
+      <w:r>
+        <w:t xml:space="preserve">. 3. ed. São Paulo: Fundação Itaú Social, 2017. p. 39-54.</w:t>
+      </w:r>
+    </w:p>
+    <w:p>
+      <w:pPr>
+        <w:pStyle w:val="BodyText"/>
+      </w:pPr>
+      <w:r>
+        <w:t xml:space="preserve">GELMAN, Andrew; CARLIN, John. Beyond power calculations: assessing type S (sign) and type M (magnitude) errors.</w:t>
+      </w:r>
+      <w:r>
+        <w:t xml:space="preserve"> </w:t>
+      </w:r>
+      <w:r>
+        <w:rPr>
+          <w:b/>
+          <w:bCs/>
+        </w:rPr>
         <w:t xml:space="preserve">Perspectives on Psychological Science</w:t>
       </w:r>
       <w:r>
@@ -6281,7 +6291,7 @@
       <w:r>
         <w:t xml:space="preserve"> </w:t>
       </w:r>
-      <w:hyperlink r:id="rId45">
+      <w:hyperlink r:id="rId39">
         <w:r>
           <w:rPr>
             <w:rStyle w:val="Hyperlink"/>
@@ -6319,7 +6329,7 @@
         <w:pStyle w:val="BodyText"/>
       </w:pPr>
       <w:r>
-        <w:t xml:space="preserve">HAINMUELLER, Jens; HOPKINS, Daniel J.; YAMAMOTO, Teppei. Causal inference in conjoint analysis: understanding multidimensional choices via stated preference experiments.</w:t>
+        <w:t xml:space="preserve">HITZIG, Zoë. What are public goods and how do they link people in a society?</w:t>
       </w:r>
       <w:r>
         <w:t xml:space="preserve"> </w:t>
@@ -6329,32 +6339,18 @@
           <w:b/>
           <w:bCs/>
         </w:rPr>
-        <w:t xml:space="preserve">Political Analysis</w:t>
-      </w:r>
-      <w:r>
-        <w:t xml:space="preserve">, v. 22, n. 1, p. 1-30, 2014. DOI:</w:t>
-      </w:r>
-      <w:r>
-        <w:t xml:space="preserve"> </w:t>
-      </w:r>
-      <w:hyperlink r:id="rId46">
-        <w:r>
-          <w:rPr>
-            <w:rStyle w:val="Hyperlink"/>
-          </w:rPr>
-          <w:t xml:space="preserve">10.1093/pan/mpt024</w:t>
-        </w:r>
-      </w:hyperlink>
-      <w:r>
-        <w:t xml:space="preserve">.</w:t>
-      </w:r>
-    </w:p>
-    <w:p>
-      <w:pPr>
-        <w:pStyle w:val="BodyText"/>
-      </w:pPr>
-      <w:r>
-        <w:t xml:space="preserve">HITZIG, Zoë. What are public goods and how do they link people in a society?</w:t>
+        <w:t xml:space="preserve">EXPeditions</w:t>
+      </w:r>
+      <w:r>
+        <w:t xml:space="preserve">, 13 set. 2021. Disponível em: https://www.joinexpeditions.com/exps/332-what-are-public-goods-and-how-do-they-link-people-in-a-society-. Acesso em: 27 set. 2026.</w:t>
+      </w:r>
+    </w:p>
+    <w:p>
+      <w:pPr>
+        <w:pStyle w:val="BodyText"/>
+      </w:pPr>
+      <w:r>
+        <w:t xml:space="preserve">IBGE.</w:t>
       </w:r>
       <w:r>
         <w:t xml:space="preserve"> </w:t>
@@ -6364,10 +6360,10 @@
           <w:b/>
           <w:bCs/>
         </w:rPr>
-        <w:t xml:space="preserve">EXPeditions</w:t>
-      </w:r>
-      <w:r>
-        <w:t xml:space="preserve">, 13 set. 2021. Disponível em: https://www.joinexpeditions.com/exps/332-what-are-public-goods-and-how-do-they-link-people-in-a-society-. Acesso em: 27 set. 2026.</w:t>
+        <w:t xml:space="preserve">Sistema de Informações e Indicadores Culturais</w:t>
+      </w:r>
+      <w:r>
+        <w:t xml:space="preserve">. Rio de Janeiro: IBGE, 2025. Base de dados; períodos 2023 e 2024 publicados em 12 dez. 2025. Disponível em: https://servicodados.ibge.gov.br/api/v1/pesquisas/10092. Acesso em: 23 set. 2026.</w:t>
       </w:r>
     </w:p>
     <w:p>
@@ -6385,18 +6381,18 @@
           <w:b/>
           <w:bCs/>
         </w:rPr>
-        <w:t xml:space="preserve">Sistema de Informações e Indicadores Culturais</w:t>
-      </w:r>
-      <w:r>
-        <w:t xml:space="preserve">. Rio de Janeiro: IBGE, 2025. Base de dados; períodos 2023 e 2024 publicados em 12 dez. 2025. Disponível em: https://servicodados.ibge.gov.br/api/v1/pesquisas/10092. Acesso em: 23 set. 2026.</w:t>
-      </w:r>
-    </w:p>
-    <w:p>
-      <w:pPr>
-        <w:pStyle w:val="BodyText"/>
-      </w:pPr>
-      <w:r>
-        <w:t xml:space="preserve">IBGE.</w:t>
+        <w:t xml:space="preserve">Pesquisa de Informações Básicas Municipais – MUNIC 2021</w:t>
+      </w:r>
+      <w:r>
+        <w:t xml:space="preserve">. Rio de Janeiro: IBGE, 2022. Dados consultados pela API de pesquisas do IBGE em 23 set. 2026.</w:t>
+      </w:r>
+    </w:p>
+    <w:p>
+      <w:pPr>
+        <w:pStyle w:val="BodyText"/>
+      </w:pPr>
+      <w:r>
+        <w:t xml:space="preserve">IJSN – INSTITUTO JONES DOS SANTOS NEVES.</w:t>
       </w:r>
       <w:r>
         <w:t xml:space="preserve"> </w:t>
@@ -6406,18 +6402,18 @@
           <w:b/>
           <w:bCs/>
         </w:rPr>
-        <w:t xml:space="preserve">Pesquisa de Informações Básicas Municipais – MUNIC 2021</w:t>
-      </w:r>
-      <w:r>
-        <w:t xml:space="preserve">. Rio de Janeiro: IBGE, 2022. Dados consultados pela API de pesquisas do IBGE em 23 set. 2026.</w:t>
-      </w:r>
-    </w:p>
-    <w:p>
-      <w:pPr>
-        <w:pStyle w:val="BodyText"/>
-      </w:pPr>
-      <w:r>
-        <w:t xml:space="preserve">MAESTAS, Nicole; MULLEN, Kathleen J.; STRAND, Alexander. Does disability insurance receipt discourage work? Using examiner assignment to estimate causal effects of SSDI receipt.</w:t>
+        <w:t xml:space="preserve">Secult e IJSN divulgam estudo sobre impactos das políticas culturais capixabas durante o evento Cultura em Dados</w:t>
+      </w:r>
+      <w:r>
+        <w:t xml:space="preserve">. Vitória: IJSN, 2026. Notícia. Disponível em: https://ijsn.es.gov.br/Contents/Item/Display/17195. Acesso em: 28 set. 2026.</w:t>
+      </w:r>
+    </w:p>
+    <w:p>
+      <w:pPr>
+        <w:pStyle w:val="BodyText"/>
+      </w:pPr>
+      <w:r>
+        <w:t xml:space="preserve">MAYNE, John. Useful theory of change models.</w:t>
       </w:r>
       <w:r>
         <w:t xml:space="preserve"> </w:t>
@@ -6427,41 +6423,6 @@
           <w:b/>
           <w:bCs/>
         </w:rPr>
-        <w:t xml:space="preserve">American Economic Review</w:t>
-      </w:r>
-      <w:r>
-        <w:t xml:space="preserve">, v. 103, n. 5, p. 1797-1829, 2013. DOI:</w:t>
-      </w:r>
-      <w:r>
-        <w:t xml:space="preserve"> </w:t>
-      </w:r>
-      <w:hyperlink r:id="rId47">
-        <w:r>
-          <w:rPr>
-            <w:rStyle w:val="Hyperlink"/>
-          </w:rPr>
-          <w:t xml:space="preserve">10.1257/aer.103.5.1797</w:t>
-        </w:r>
-      </w:hyperlink>
-      <w:r>
-        <w:t xml:space="preserve">.</w:t>
-      </w:r>
-    </w:p>
-    <w:p>
-      <w:pPr>
-        <w:pStyle w:val="BodyText"/>
-      </w:pPr>
-      <w:r>
-        <w:t xml:space="preserve">MAYNE, John. Useful theory of change models.</w:t>
-      </w:r>
-      <w:r>
-        <w:t xml:space="preserve"> </w:t>
-      </w:r>
-      <w:r>
-        <w:rPr>
-          <w:b/>
-          <w:bCs/>
-        </w:rPr>
         <w:t xml:space="preserve">Canadian Journal of Program Evaluation</w:t>
       </w:r>
       <w:r>
@@ -6470,7 +6431,7 @@
       <w:r>
         <w:t xml:space="preserve"> </w:t>
       </w:r>
-      <w:hyperlink r:id="rId48">
+      <w:hyperlink r:id="rId40">
         <w:r>
           <w:rPr>
             <w:rStyle w:val="Hyperlink"/>
@@ -6505,7 +6466,7 @@
       <w:r>
         <w:t xml:space="preserve"> </w:t>
       </w:r>
-      <w:hyperlink r:id="rId49">
+      <w:hyperlink r:id="rId41">
         <w:r>
           <w:rPr>
             <w:rStyle w:val="Hyperlink"/>
@@ -6561,7 +6522,7 @@
       <w:r>
         <w:t xml:space="preserve"> </w:t>
       </w:r>
-      <w:hyperlink r:id="rId50">
+      <w:hyperlink r:id="rId42">
         <w:r>
           <w:rPr>
             <w:rStyle w:val="Hyperlink"/>
@@ -6978,7 +6939,7 @@
       <w:r>
         <w:t xml:space="preserve"> </w:t>
       </w:r>
-      <w:hyperlink r:id="rId51">
+      <w:hyperlink r:id="rId43">
         <w:r>
           <w:rPr>
             <w:rStyle w:val="Hyperlink"/>
@@ -7013,7 +6974,7 @@
       <w:r>
         <w:t xml:space="preserve"> </w:t>
       </w:r>
-      <w:hyperlink r:id="rId52">
+      <w:hyperlink r:id="rId44">
         <w:r>
           <w:rPr>
             <w:rStyle w:val="Hyperlink"/>
@@ -7048,7 +7009,7 @@
       <w:r>
         <w:t xml:space="preserve"> </w:t>
       </w:r>
-      <w:hyperlink r:id="rId53">
+      <w:hyperlink r:id="rId45">
         <w:r>
           <w:rPr>
             <w:rStyle w:val="Hyperlink"/>
@@ -7060,7 +7021,7 @@
         <w:t xml:space="preserve">.</w:t>
       </w:r>
     </w:p>
-    <w:bookmarkEnd w:id="54"/>
+    <w:bookmarkEnd w:id="46"/>
     <w:sectPr>
       <w:footnotePr>
         <w:numRestart w:val="eachSect"/>
@@ -7106,7 +7067,7 @@
         <w:t xml:space="preserve"> </w:t>
       </w:r>
       <w:r>
-        <w:t xml:space="preserve">Para 2022, a Portaria SEFAZ nº 09-R fixou R$ 10 milhões, e a Portaria SEFAZ nº 83-R, de 26 de setembro, ampliou o montante em R$ 5 milhões (DIO-ES, 2026): o teto de 2022 foi de R$ 15 milhões, valor que o anexo de captação da SECULT e a lista do Portal da Transparência informam (ESPÍRITO SANTO, 2026), dos quais R$ 11,5 milhões foram validados.</w:t>
+        <w:t xml:space="preserve">Para 2022, a Portaria SEFAZ nº 09-R fixou R$ 10 milhões, e a Portaria SEFAZ nº 83-R, de 26 de setembro, ampliou o montante em R$ 5 milhões (DIO-ES, 2026): o teto de 2022 foi de R$ 15 milhões, valor que o anexo de captação da SECULT e a lista do Portal da Transparência informam (ESPÍRITO SANTO, 2026a), dos quais R$ 11,5 milhões foram validados.</w:t>
       </w:r>
     </w:p>
   </w:footnote>
@@ -7242,114 +7203,8 @@
       </w:pPr>
     </w:lvl>
   </w:abstractNum>
-  <w:abstractNum w:abstractNumId="991">
-    <w:nsid w:val="0000A991"/>
-    <w:multiLevelType w:val="multilevel"/>
-    <w:lvl w:ilvl="0">
-      <w:numFmt w:val="bullet"/>
-      <w:lvlText w:val=""/>
-      <w:lvlJc w:val="left"/>
-      <w:pPr>
-        <w:ind w:left="720" w:hanging="360"/>
-      </w:pPr>
-      <w:rPr>
-        <w:rFonts w:ascii="Symbol" w:hAnsi="Symbol" w:cs="Symbol" w:hint="default"/>
-      </w:rPr>
-    </w:lvl>
-    <w:lvl w:ilvl="1">
-      <w:numFmt w:val="bullet"/>
-      <w:lvlText w:val="o"/>
-      <w:lvlJc w:val="left"/>
-      <w:pPr>
-        <w:ind w:left="1440" w:hanging="360"/>
-      </w:pPr>
-      <w:rPr>
-        <w:rFonts w:ascii="Courier New" w:hAnsi="Courier New" w:cs="Courier New" w:hint="default"/>
-      </w:rPr>
-    </w:lvl>
-    <w:lvl w:ilvl="2">
-      <w:numFmt w:val="bullet"/>
-      <w:lvlText w:val=""/>
-      <w:lvlJc w:val="left"/>
-      <w:pPr>
-        <w:ind w:left="2160" w:hanging="360"/>
-      </w:pPr>
-      <w:rPr>
-        <w:rFonts w:ascii="Wingdings" w:hAnsi="Wingdings" w:cs="Wingdings" w:hint="default"/>
-      </w:rPr>
-    </w:lvl>
-    <w:lvl w:ilvl="3">
-      <w:numFmt w:val="bullet"/>
-      <w:lvlText w:val=""/>
-      <w:lvlJc w:val="left"/>
-      <w:pPr>
-        <w:ind w:left="2880" w:hanging="360"/>
-      </w:pPr>
-      <w:rPr>
-        <w:rFonts w:ascii="Symbol" w:hAnsi="Symbol" w:cs="Symbol" w:hint="default"/>
-      </w:rPr>
-    </w:lvl>
-    <w:lvl w:ilvl="4">
-      <w:numFmt w:val="bullet"/>
-      <w:lvlText w:val="o"/>
-      <w:lvlJc w:val="left"/>
-      <w:pPr>
-        <w:ind w:left="3600" w:hanging="360"/>
-      </w:pPr>
-      <w:rPr>
-        <w:rFonts w:ascii="Courier New" w:hAnsi="Courier New" w:cs="Courier New" w:hint="default"/>
-      </w:rPr>
-    </w:lvl>
-    <w:lvl w:ilvl="5">
-      <w:numFmt w:val="bullet"/>
-      <w:lvlText w:val=""/>
-      <w:lvlJc w:val="left"/>
-      <w:pPr>
-        <w:ind w:left="4320" w:hanging="360"/>
-      </w:pPr>
-      <w:rPr>
-        <w:rFonts w:ascii="Wingdings" w:hAnsi="Wingdings" w:cs="Wingdings" w:hint="default"/>
-      </w:rPr>
-    </w:lvl>
-    <w:lvl w:ilvl="6">
-      <w:numFmt w:val="bullet"/>
-      <w:lvlText w:val=""/>
-      <w:lvlJc w:val="left"/>
-      <w:pPr>
-        <w:ind w:left="5040" w:hanging="360"/>
-      </w:pPr>
-      <w:rPr>
-        <w:rFonts w:ascii="Symbol" w:hAnsi="Symbol" w:cs="Symbol" w:hint="default"/>
-      </w:rPr>
-    </w:lvl>
-    <w:lvl w:ilvl="7">
-      <w:numFmt w:val="bullet"/>
-      <w:lvlText w:val="o"/>
-      <w:lvlJc w:val="left"/>
-      <w:pPr>
-        <w:ind w:left="5760" w:hanging="360"/>
-      </w:pPr>
-      <w:rPr>
-        <w:rFonts w:ascii="Courier New" w:hAnsi="Courier New" w:cs="Courier New" w:hint="default"/>
-      </w:rPr>
-    </w:lvl>
-    <w:lvl w:ilvl="8">
-      <w:numFmt w:val="bullet"/>
-      <w:lvlText w:val=""/>
-      <w:lvlJc w:val="left"/>
-      <w:pPr>
-        <w:ind w:left="6480" w:hanging="360"/>
-      </w:pPr>
-      <w:rPr>
-        <w:rFonts w:ascii="Wingdings" w:hAnsi="Wingdings" w:cs="Wingdings" w:hint="default"/>
-      </w:rPr>
-    </w:lvl>
-  </w:abstractNum>
   <w:num w:numId="1000">
     <w:abstractNumId w:val="990"/>
-  </w:num>
-  <w:num w:numId="1001">
-    <w:abstractNumId w:val="991"/>
   </w:num>
 </w:numbering>
 </file>

--- a/artigo/rascunho-artigo.docx
+++ b/artigo/rascunho-artigo.docx
@@ -2602,7 +2602,7 @@
         <w:t xml:space="preserve">et al.</w:t>
       </w:r>
       <w:r>
-        <w:t xml:space="preserve">, 2018, p. 75). A LICC combina duas. A primeira é a preferência de quem recolhe o imposto, que o Estado não observa; a segunda é a ordem de chegada dos termos à SEFAZ. A CAP qualifica, mas não ordena (seção 4.2). Por isso a avaliação faz uma única pergunta, que reúne H1, H4 e H5:</w:t>
+        <w:t xml:space="preserve">, 2018, p. 74). A LICC combina duas. A primeira é a preferência de quem recolhe o imposto, que o Estado não observa; a segunda é a ordem de chegada dos termos à SEFAZ. A CAP qualifica, mas não ordena (seção 4.2). Por isso a avaliação faz uma única pergunta, que reúne H1, H4 e H5:</w:t>
       </w:r>
       <w:r>
         <w:t xml:space="preserve"> </w:t>

--- a/artigo/rascunho-artigo.docx
+++ b/artigo/rascunho-artigo.docx
@@ -41,7 +41,7 @@
         <w:t xml:space="preserve"> </w:t>
       </w:r>
       <w:r>
-        <w:t xml:space="preserve">A Lei de Incentivo à Cultura Capixaba (LICC) permite que empresas contribuintes do ICMS destinem a projetos culturais habilitados pela Secretaria da Cultura (SECULT) valores que recuperam integralmente como crédito presumido do imposto: o Estado paga, a empresa escolhe, e o público não entra na equação. Neste artigo, avalia-se o desenho da LICC: a partir da teoria da mudança derivam-se cinco premissas, por meio de normas, anexos oficiais e atas da comissão de 2022 a 2026, que orientam uma proposta de avaliação de impacto. A decisão de financiamento não mostra orientação evidente pelo valor público: duas empresas respondem por metade da renúncia de 2025, e o bem cultural oferecido à população confunde-se com o marketing das empresas. A decisão se concentra em poucos atores: a habilitação qualifica sem priorizar, e o que excede o teto é decidido pela ordem de recebimento e validação dos termos de patrocínio. Até 13% do valor captado em 2025 poderia remunerar captação e elaboração, projetos pequenos captam cada vez menos, e só pessoas jurídicas contribuintes patrocinam. A avaliação de impacto proposta faz uma pergunta, se a renúncia vai para os projetos que dependem dela, e a responde com os grupos que a própria regra cria (termos recusados por esgotamento da cota, habilitados sem patrocinador e inabilitados), com fontes de dados e poder estatístico.</w:t>
+        <w:t xml:space="preserve">A Lei de Incentivo à Cultura Capixaba (LICC) permite que empresas contribuintes do ICMS destinem a projetos culturais habilitados pela Secretaria da Cultura (SECULT) valores que recuperam integralmente como crédito presumido do imposto: o Estado paga, a empresa escolhe, e o público não entra na equação. Neste artigo, avalia-se o desenho da LICC: a partir da teoria da mudança derivam-se cinco premissas, por meio de normas, anexos oficiais e atas da comissão de 2022 a 2026, que orientam uma proposta de avaliação de impacto. A decisão de alocação dos recursos não demonstra orientação evidente pelo valor público: duas empresas respondem por metade da renúncia de 2025, e o bem cultural oferecido à população confunde-se com o marketing das empresas. A decisão se concentra em poucos atores: a habilitação qualifica sem priorizar, e o que excede o teto é decidido pela ordem de recebimento e validação dos termos de patrocínio. Até 13% do valor captado em 2025 poderia remunerar captação e elaboração, projetos pequenos captam cada vez menos, e só pessoas jurídicas contribuintes patrocinam. A avaliação de impacto proposta faz uma pergunta, se a renúncia vai para os projetos que dependem dela, e a responde com os grupos que a própria regra cria (termos recusados por esgotamento da cota, habilitados sem patrocinador e inabilitados), com fontes de dados e poder estatístico.</w:t>
       </w:r>
     </w:p>
     <w:p>
@@ -76,7 +76,21 @@
         <w:pStyle w:val="FirstParagraph"/>
       </w:pPr>
       <w:r>
-        <w:t xml:space="preserve">A Lei estadual nº 11.246/2021 incluiu na lei do ICMS um crédito presumido correspondente ao valor que o contribuinte destina a projetos culturais credenciados pela Secretaria da Cultura (SECULT), com efeitos a partir de 2022 (ESPÍRITO SANTO, 2021a). A Lei de Incentivo à Cultura Capixaba (LICC) cresceu: o teto anual de captação, o montante fixado pela SEFAZ, passou de R$ 15 milhões em 2023 para R$ 31 milhões em 2026.</w:t>
+        <w:t xml:space="preserve">A Lei estadual nº 11.246/2021 incluiu na lei do ICMS um crédito presumido correspondente ao valor que o contribuinte destina a projetos culturais credenciados pela Secretaria da Cultura (SECULT), com efeitos a partir de 2022 (ESPÍRITO SANTO,</w:t>
+      </w:r>
+      <w:r>
+        <w:t xml:space="preserve"> </w:t>
+      </w:r>
+      <w:hyperlink w:anchor="ref-espirito-12">
+        <w:r>
+          <w:rPr>
+            <w:rStyle w:val="Hyperlink"/>
+          </w:rPr>
+          <w:t xml:space="preserve">2021a</w:t>
+        </w:r>
+      </w:hyperlink>
+      <w:r>
+        <w:t xml:space="preserve">). A Lei de Incentivo à Cultura Capixaba (LICC) cresceu: o teto anual de captação, o montante fixado pela SEFAZ, passou de R$ 15 milhões em 2023 para R$ 31 milhões em 2026.</w:t>
       </w:r>
       <w:r>
         <w:rPr>
@@ -114,7 +128,49 @@
         <w:pStyle w:val="BodyText"/>
       </w:pPr>
       <w:r>
-        <w:t xml:space="preserve">O setor cultural capixaba é pequeno para o tamanho da economia do estado: em 2024, ocupava 4,2% dos trabalhadores do ES, contra 5,8% no país, a 18ª participação entre as 27 unidades da federação (IBGE, 2025). Na economia criativa, que soma às artes atividades de mercado como design e publicidade, o estado ficava perto da média: 8,2% dos ocupados no 2º trimestre de 2020, contra 8,5% no país, a 8ª posição (SECULT, 2020). O contraste sugere a falta de coordenação entre tomadores de decisão e proponentes dos bens públicos culturais, que a LICC financia, e não um atraso da atividade criativa em execução. A desigualdade de infraestrutura também é interna: em 2021, 95% da população da Região Metropolitana da Grande Vitória (RMGV) vivia em município com cinema, contra 34% da do interior, e metade dos municípios do interior não tinha fundo municipal de cultura (IBGE, 2022). O problema é, assim, a baixa e desigual capacidade de financiar a produção e a oferta cultural fora do circuito já consolidado, com causas na restrição de financiamento de pequenos produtores, na concentração de equipamentos e na dependência de poucos financiadores.</w:t>
+        <w:t xml:space="preserve">O setor cultural capixaba é pequeno para o tamanho da economia do estado: em 2024, ocupava 4,2% dos trabalhadores do ES, contra 5,8% no país, a 18ª participação entre as 27 unidades da federação (IBGE,</w:t>
+      </w:r>
+      <w:r>
+        <w:t xml:space="preserve"> </w:t>
+      </w:r>
+      <w:hyperlink w:anchor="ref-ibge-22">
+        <w:r>
+          <w:rPr>
+            <w:rStyle w:val="Hyperlink"/>
+          </w:rPr>
+          <w:t xml:space="preserve">2025</w:t>
+        </w:r>
+      </w:hyperlink>
+      <w:r>
+        <w:t xml:space="preserve">). Na economia criativa, que soma às artes atividades de mercado como design e publicidade, o estado ficava perto da média: 8,2% dos ocupados no 2º trimestre de 2020, contra 8,5% no país, a 8ª posição (SECULT,</w:t>
+      </w:r>
+      <w:r>
+        <w:t xml:space="preserve"> </w:t>
+      </w:r>
+      <w:hyperlink w:anchor="ref-secult-29">
+        <w:r>
+          <w:rPr>
+            <w:rStyle w:val="Hyperlink"/>
+          </w:rPr>
+          <w:t xml:space="preserve">2020</w:t>
+        </w:r>
+      </w:hyperlink>
+      <w:r>
+        <w:t xml:space="preserve">). O contraste sugere a falta de coordenação entre os tomadores de decisão e proponentes dos bens públicos culturais, que a LICC financia, e não um atraso da atividade criativa em execução. A desigualdade de infraestrutura também é interna: em 2021, 95% da população da Região Metropolitana da Grande Vitória (RMGV) vivia em município com cinema, contra 34% da do interior, e metade dos municípios do interior não tinha fundo municipal de cultura (IBGE,</w:t>
+      </w:r>
+      <w:r>
+        <w:t xml:space="preserve"> </w:t>
+      </w:r>
+      <w:hyperlink w:anchor="ref-ibge-23">
+        <w:r>
+          <w:rPr>
+            <w:rStyle w:val="Hyperlink"/>
+          </w:rPr>
+          <w:t xml:space="preserve">2022</w:t>
+        </w:r>
+      </w:hyperlink>
+      <w:r>
+        <w:t xml:space="preserve">). O problema é, assim, a baixa e desigual capacidade de financiar a produção e a oferta cultural fora do circuito já consolidado, com causas na restrição de financiamento de pequenos produtores, na concentração de equipamentos e na dependência de poucos financiadores.</w:t>
       </w:r>
     </w:p>
     <w:p>
@@ -122,7 +178,63 @@
         <w:pStyle w:val="BodyText"/>
       </w:pPr>
       <w:r>
-        <w:t xml:space="preserve">A avaliação da LICC se justifica por duas razões. Primeiro, trata-se de gasto público que não passa pelo lado da despesa do orçamento: a renúncia efetiva equivale a 14% a 21% do gasto estadual direto na função cultura em 2022-2025 (SECULT, 2026c; BRASIL, 2026). Segundo, quem decide o destino do recurso é a empresa patrocinadora, e não o Estado, o que expõe a política às críticas de concentração e de lógica de marketing feitas à Lei Rouanet (SILVA, 2017; DEKKER; RODRIGUES, 2019).</w:t>
+        <w:t xml:space="preserve">A avaliação da LICC se justifica por duas razões. Primeiro, trata-se de gasto público que não passa pelo lado da despesa do orçamento: a renúncia efetiva equivale a 14% a 21% do gasto estadual direto na função cultura em 2022-2025 (SECULT,</w:t>
+      </w:r>
+      <w:r>
+        <w:t xml:space="preserve"> </w:t>
+      </w:r>
+      <w:hyperlink w:anchor="ref-secult-39">
+        <w:r>
+          <w:rPr>
+            <w:rStyle w:val="Hyperlink"/>
+          </w:rPr>
+          <w:t xml:space="preserve">2026c</w:t>
+        </w:r>
+      </w:hyperlink>
+      <w:r>
+        <w:t xml:space="preserve">; BRASIL,</w:t>
+      </w:r>
+      <w:r>
+        <w:t xml:space="preserve"> </w:t>
+      </w:r>
+      <w:hyperlink w:anchor="ref-brasil-6">
+        <w:r>
+          <w:rPr>
+            <w:rStyle w:val="Hyperlink"/>
+          </w:rPr>
+          <w:t xml:space="preserve">2026</w:t>
+        </w:r>
+      </w:hyperlink>
+      <w:r>
+        <w:t xml:space="preserve">). Segundo, quem decide o destino do recurso é a empresa patrocinadora, e não o Estado, o que expõe a política às críticas de concentração e de lógica de marketing feitas à Lei Rouanet (SILVA,</w:t>
+      </w:r>
+      <w:r>
+        <w:t xml:space="preserve"> </w:t>
+      </w:r>
+      <w:hyperlink w:anchor="ref-silva-45">
+        <w:r>
+          <w:rPr>
+            <w:rStyle w:val="Hyperlink"/>
+          </w:rPr>
+          <w:t xml:space="preserve">2017</w:t>
+        </w:r>
+      </w:hyperlink>
+      <w:r>
+        <w:t xml:space="preserve">; DEKKER; RODRIGUES,</w:t>
+      </w:r>
+      <w:r>
+        <w:t xml:space="preserve"> </w:t>
+      </w:r>
+      <w:hyperlink w:anchor="ref-dekker-9">
+        <w:r>
+          <w:rPr>
+            <w:rStyle w:val="Hyperlink"/>
+          </w:rPr>
+          <w:t xml:space="preserve">2019</w:t>
+        </w:r>
+      </w:hyperlink>
+      <w:r>
+        <w:t xml:space="preserve">).</w:t>
       </w:r>
     </w:p>
     <w:p>
@@ -161,7 +273,21 @@
         <w:t xml:space="preserve">gasto tributário alocado por empresas</w:t>
       </w:r>
       <w:r>
-        <w:t xml:space="preserve">. O proponente inscreve o projeto na SECULT. Se o projeto for habilitado, o proponente procura uma empresa contribuinte do ICMS que aceite patrocinar. A empresa deposita o valor numa conta do projeto e compensa até 100% dele com o ICMS devido, sem contrapartida financeira (ESPÍRITO SANTO, 2021b, art. 10). O Quadro 1 resume as regras.</w:t>
+        <w:t xml:space="preserve">. O proponente inscreve o projeto na SECULT. Se o projeto for habilitado, o proponente procura uma empresa contribuinte do ICMS que aceite patrocinar. A empresa deposita o valor numa conta do projeto e compensa até 100% dele com o ICMS devido, sem contrapartida financeira (ESPÍRITO SANTO,</w:t>
+      </w:r>
+      <w:r>
+        <w:t xml:space="preserve"> </w:t>
+      </w:r>
+      <w:hyperlink w:anchor="ref-espirito-13">
+        <w:r>
+          <w:rPr>
+            <w:rStyle w:val="Hyperlink"/>
+          </w:rPr>
+          <w:t xml:space="preserve">2021b</w:t>
+        </w:r>
+      </w:hyperlink>
+      <w:r>
+        <w:t xml:space="preserve">, art. 10). O Quadro 1 resume as regras.</w:t>
       </w:r>
     </w:p>
     <w:p>
@@ -797,7 +923,127 @@
         <w:rPr>
           <w:sz w:val="20"/>
         </w:rPr>
-        <w:t>: elaboração própria a partir das normas citadas (ESPÍRITO SANTO, 2021a; 2021b; SECULT, 2022; 2023a; 2025a; 2026a).</w:t>
+        <w:t>: elaboração própria a partir das normas citadas (ESPÍRITO SANTO,</w:t>
+      </w:r>
+      <w:r>
+        <w:rPr>
+          <w:sz w:val="20"/>
+        </w:rPr>
+        <w:t xml:space="preserve"> </w:t>
+      </w:r>
+      <w:hyperlink w:anchor="ref-espirito-12">
+        <w:r>
+          <w:rPr>
+            <w:rStyle w:val="Hyperlink"/>
+          </w:rPr>
+          <w:t xml:space="preserve">2021a</w:t>
+        </w:r>
+      </w:hyperlink>
+      <w:r>
+        <w:rPr>
+          <w:sz w:val="20"/>
+        </w:rPr>
+        <w:t xml:space="preserve">;</w:t>
+      </w:r>
+      <w:r>
+        <w:rPr>
+          <w:sz w:val="20"/>
+        </w:rPr>
+        <w:t xml:space="preserve"> </w:t>
+      </w:r>
+      <w:hyperlink w:anchor="ref-espirito-13">
+        <w:r>
+          <w:rPr>
+            <w:rStyle w:val="Hyperlink"/>
+          </w:rPr>
+          <w:t xml:space="preserve">2021b</w:t>
+        </w:r>
+      </w:hyperlink>
+      <w:r>
+        <w:rPr>
+          <w:sz w:val="20"/>
+        </w:rPr>
+        <w:t xml:space="preserve">; SECULT,</w:t>
+      </w:r>
+      <w:r>
+        <w:rPr>
+          <w:sz w:val="20"/>
+        </w:rPr>
+        <w:t xml:space="preserve"> </w:t>
+      </w:r>
+      <w:hyperlink w:anchor="ref-secult-30">
+        <w:r>
+          <w:rPr>
+            <w:rStyle w:val="Hyperlink"/>
+          </w:rPr>
+          <w:t xml:space="preserve">2022</w:t>
+        </w:r>
+      </w:hyperlink>
+      <w:r>
+        <w:rPr>
+          <w:sz w:val="20"/>
+        </w:rPr>
+        <w:t xml:space="preserve">;</w:t>
+      </w:r>
+      <w:r>
+        <w:rPr>
+          <w:sz w:val="20"/>
+        </w:rPr>
+        <w:t xml:space="preserve"> </w:t>
+      </w:r>
+      <w:hyperlink w:anchor="ref-secult-31">
+        <w:r>
+          <w:rPr>
+            <w:rStyle w:val="Hyperlink"/>
+          </w:rPr>
+          <w:t xml:space="preserve">2023a</w:t>
+        </w:r>
+      </w:hyperlink>
+      <w:r>
+        <w:rPr>
+          <w:sz w:val="20"/>
+        </w:rPr>
+        <w:t xml:space="preserve">;</w:t>
+      </w:r>
+      <w:r>
+        <w:rPr>
+          <w:sz w:val="20"/>
+        </w:rPr>
+        <w:t xml:space="preserve"> </w:t>
+      </w:r>
+      <w:hyperlink w:anchor="ref-secult-35">
+        <w:r>
+          <w:rPr>
+            <w:rStyle w:val="Hyperlink"/>
+          </w:rPr>
+          <w:t xml:space="preserve">2025a</w:t>
+        </w:r>
+      </w:hyperlink>
+      <w:r>
+        <w:rPr>
+          <w:sz w:val="20"/>
+        </w:rPr>
+        <w:t xml:space="preserve">;</w:t>
+      </w:r>
+      <w:r>
+        <w:rPr>
+          <w:sz w:val="20"/>
+        </w:rPr>
+        <w:t xml:space="preserve"> </w:t>
+      </w:r>
+      <w:hyperlink w:anchor="ref-secult-38">
+        <w:r>
+          <w:rPr>
+            <w:rStyle w:val="Hyperlink"/>
+          </w:rPr>
+          <w:t xml:space="preserve">2026a</w:t>
+        </w:r>
+      </w:hyperlink>
+      <w:r>
+        <w:rPr>
+          <w:sz w:val="20"/>
+        </w:rPr>
+        <w:t xml:space="preserve">).</w:t>
       </w:r>
     </w:p>
     <w:p>
@@ -805,7 +1051,63 @@
         <w:pStyle w:val="BodyText"/>
       </w:pPr>
       <w:r>
-        <w:t xml:space="preserve">Três características do arranjo pesam na avaliação. A primeira é a delegação da escolha: o Estado define quem pode receber; a empresa define quem recebe. A segunda é a instabilidade: a SECULT edita uma instrução normativa por ano, fechou as inscrições em meados de 2024 e alterou o fluxo em meados de 2025 (SECULT, 2024b; 2025b); até 2024 a comissão habilitava antes da captação, e desde 2025 o projeto só vai à comissão com patrocinador (SECULT, 2025a, arts. 41-45). A terceira é a pouca informação publicada: os anexos não trazem dados dos projetos do proponente, o local de atuação nem indicadores de resultado, e os inabilitados só aparecem nos extratos das atas da comissão (SECULT, 2026f).</w:t>
+        <w:t xml:space="preserve">Três características do arranjo pesam na avaliação. A primeira é a delegação da escolha: o Estado define quem pode receber; a empresa define quem recebe. A segunda é a instabilidade: a SECULT edita uma instrução normativa por ano, fechou as inscrições em meados de 2024 e alterou o fluxo em meados de 2025 (SECULT,</w:t>
+      </w:r>
+      <w:r>
+        <w:t xml:space="preserve"> </w:t>
+      </w:r>
+      <w:hyperlink w:anchor="ref-secult-34">
+        <w:r>
+          <w:rPr>
+            <w:rStyle w:val="Hyperlink"/>
+          </w:rPr>
+          <w:t xml:space="preserve">2024b</w:t>
+        </w:r>
+      </w:hyperlink>
+      <w:r>
+        <w:t xml:space="preserve">;</w:t>
+      </w:r>
+      <w:r>
+        <w:t xml:space="preserve"> </w:t>
+      </w:r>
+      <w:hyperlink w:anchor="ref-secult-36">
+        <w:r>
+          <w:rPr>
+            <w:rStyle w:val="Hyperlink"/>
+          </w:rPr>
+          <w:t xml:space="preserve">2025b</w:t>
+        </w:r>
+      </w:hyperlink>
+      <w:r>
+        <w:t xml:space="preserve">); até 2024 a comissão habilitava antes da captação, e desde 2025 o projeto só vai à comissão com patrocinador (SECULT,</w:t>
+      </w:r>
+      <w:r>
+        <w:t xml:space="preserve"> </w:t>
+      </w:r>
+      <w:hyperlink w:anchor="ref-secult-35">
+        <w:r>
+          <w:rPr>
+            <w:rStyle w:val="Hyperlink"/>
+          </w:rPr>
+          <w:t xml:space="preserve">2025a</w:t>
+        </w:r>
+      </w:hyperlink>
+      <w:r>
+        <w:t xml:space="preserve">, arts. 41-45). A terceira é a pouca informação publicada: os anexos não trazem dados dos projetos do proponente, o local de atuação, nem indicadores de resultado, e os inabilitados só aparecem nos extratos das atas da comissão (SECULT,</w:t>
+      </w:r>
+      <w:r>
+        <w:t xml:space="preserve"> </w:t>
+      </w:r>
+      <w:hyperlink w:anchor="ref-secult-43">
+        <w:r>
+          <w:rPr>
+            <w:rStyle w:val="Hyperlink"/>
+          </w:rPr>
+          <w:t xml:space="preserve">2026f</w:t>
+        </w:r>
+      </w:hyperlink>
+      <w:r>
+        <w:t xml:space="preserve">).</w:t>
       </w:r>
     </w:p>
     <w:bookmarkEnd w:id="13"/>
@@ -833,7 +1135,18 @@
         <w:t xml:space="preserve"> </w:t>
       </w:r>
       <w:r>
-        <w:t xml:space="preserve">A literatura de economia da cultura trata o incentivo fiscal como um subsídio em que o doador decide a alocação e o Tesouro paga a conta: para Feld, O’Hare e Schuster (1983), os contribuintes se tornaram</w:t>
+        <w:t xml:space="preserve">A literatura de economia da cultura trata o incentivo fiscal como um subsídio em que o doador decide a alocação e o Tesouro paga a conta: para Feld, O’Hare e Schuster (</w:t>
+      </w:r>
+      <w:hyperlink w:anchor="ref-feld-16">
+        <w:r>
+          <w:rPr>
+            <w:rStyle w:val="Hyperlink"/>
+          </w:rPr>
+          <w:t xml:space="preserve">1983</w:t>
+        </w:r>
+      </w:hyperlink>
+      <w:r>
+        <w:t xml:space="preserve">), os contribuintes se tornaram</w:t>
       </w:r>
       <w:r>
         <w:t xml:space="preserve"> </w:t>
@@ -842,7 +1155,7 @@
         <w:t xml:space="preserve">“mecenas apesar de si mesmos”</w:t>
       </w:r>
       <w:r>
-        <w:t xml:space="preserve">, porque financiam pela renúncia as escolhas que não fazem. A dificuldade de financiamento de bens públicos e a falta de coordenação entre conselhos de pareceristas e as preferências do público justificam a investigação econômica e o papel do bem público para a cultura: bens públicos são consumidos em grupo, e não por indivíduos, e por isso são</w:t>
+        <w:t xml:space="preserve">, porque financiam pela renúncia fiscal as escolhas sobre alocação de recursos que não fazem. A dificuldade de financiamento de bens públicos e a falta de coordenação entre o conselho de pareceristas e as preferências do público justificam a investigação econômica e o papel do bem público para a cultura: bens públicos são consumidos em grupo, e não por indivíduos, e por isso são</w:t>
       </w:r>
       <w:r>
         <w:t xml:space="preserve"> </w:t>
@@ -854,7 +1167,32 @@
         <w:t xml:space="preserve"> </w:t>
       </w:r>
       <w:r>
-        <w:t xml:space="preserve">(HITZIG, 2021, tradução nossa); Buterin, Hitzig e Weyl (2019) tratam seu financiamento como formação de comunidades e mostram que, se o valor recebido cresce com o número de contribuintes, e não só com o total aportado, a provisão é ótima no modelo de fundo de contrapartida e contribuição por parte do público.</w:t>
+        <w:t xml:space="preserve">(HITZIG,</w:t>
+      </w:r>
+      <w:r>
+        <w:t xml:space="preserve"> </w:t>
+      </w:r>
+      <w:hyperlink w:anchor="ref-hitzig-21">
+        <w:r>
+          <w:rPr>
+            <w:rStyle w:val="Hyperlink"/>
+          </w:rPr>
+          <w:t xml:space="preserve">2021</w:t>
+        </w:r>
+      </w:hyperlink>
+      <w:r>
+        <w:t xml:space="preserve">, tradução nossa); Buterin, Hitzig e Weyl (</w:t>
+      </w:r>
+      <w:hyperlink w:anchor="ref-buterin-7">
+        <w:r>
+          <w:rPr>
+            <w:rStyle w:val="Hyperlink"/>
+          </w:rPr>
+          <w:t xml:space="preserve">2019</w:t>
+        </w:r>
+      </w:hyperlink>
+      <w:r>
+        <w:t xml:space="preserve">) tratam o financiamento de bens públicos como formação de comunidades e mostram que, se o valor recebido cresce com o número de contribuintes, e não só com o total aportado, a provisão é ótima no modelo de fundo de contrapartida e contribuições por parte do público.</w:t>
       </w:r>
     </w:p>
     <w:p>
@@ -872,7 +1210,35 @@
         <w:t xml:space="preserve"> </w:t>
       </w:r>
       <w:r>
-        <w:t xml:space="preserve">A LICC reproduz o núcleo do mecenato federal, que acumula três décadas de debate: concentração regional no Sudeste (SILVA, 2017), concentração persistente de patrocinadores e proponentes (COSTA; MEDEIROS; BUCCO, 2017) e um</w:t>
+        <w:t xml:space="preserve">A LICC reproduz o núcleo do mecenato federal, que acumula três décadas de debate: concentração regional no Sudeste (SILVA,</w:t>
+      </w:r>
+      <w:r>
+        <w:t xml:space="preserve"> </w:t>
+      </w:r>
+      <w:hyperlink w:anchor="ref-silva-45">
+        <w:r>
+          <w:rPr>
+            <w:rStyle w:val="Hyperlink"/>
+          </w:rPr>
+          <w:t xml:space="preserve">2017</w:t>
+        </w:r>
+      </w:hyperlink>
+      <w:r>
+        <w:t xml:space="preserve">), concentração persistente de patrocinadores e proponentes (COSTA; MEDEIROS; BUCCO,</w:t>
+      </w:r>
+      <w:r>
+        <w:t xml:space="preserve"> </w:t>
+      </w:r>
+      <w:hyperlink w:anchor="ref-costa-8">
+        <w:r>
+          <w:rPr>
+            <w:rStyle w:val="Hyperlink"/>
+          </w:rPr>
+          <w:t xml:space="preserve">2017</w:t>
+        </w:r>
+      </w:hyperlink>
+      <w:r>
+        <w:t xml:space="preserve">) e um</w:t>
       </w:r>
       <w:r>
         <w:t xml:space="preserve"> </w:t>
@@ -884,7 +1250,46 @@
         <w:t xml:space="preserve"> </w:t>
       </w:r>
       <w:r>
-        <w:t xml:space="preserve">com intermediários e departamentos de marketing (BELEM; DONADONE, 2013). Dekker e Rodrigues (2019) concluem que a lei beneficiou sobretudo projetos já bem-sucedidos e que não está claro qual falha de mercado ela corrige, dúvida que vale para a LICC (seção 4.2). Em 2010-2019, o maior doador destinou 853 vezes o valor do doador médio, e o número de doadores de um projeto não se relaciona com a parcela do aprovado que ele capta (OGAVA; GALVÃO; ADAMCZYK, 2022).</w:t>
+        <w:t xml:space="preserve">com intermediários e departamentos de marketing (BELEM; DONADONE,</w:t>
+      </w:r>
+      <w:r>
+        <w:t xml:space="preserve"> </w:t>
+      </w:r>
+      <w:hyperlink w:anchor="ref-belem-2">
+        <w:r>
+          <w:rPr>
+            <w:rStyle w:val="Hyperlink"/>
+          </w:rPr>
+          <w:t xml:space="preserve">2013</w:t>
+        </w:r>
+      </w:hyperlink>
+      <w:r>
+        <w:t xml:space="preserve">). Dekker e Rodrigues (</w:t>
+      </w:r>
+      <w:hyperlink w:anchor="ref-dekker-9">
+        <w:r>
+          <w:rPr>
+            <w:rStyle w:val="Hyperlink"/>
+          </w:rPr>
+          <w:t xml:space="preserve">2019</w:t>
+        </w:r>
+      </w:hyperlink>
+      <w:r>
+        <w:t xml:space="preserve">) concluem que a lei beneficiou sobretudo projetos já bem-sucedidos e que não está claro qual falha de mercado ela corrige, dúvida que vale para a LICC (seção 4.2). Em 2010-2019, o maior doador destinou 853 vezes o valor do doador médio, e o número de doadores de um projeto não se relaciona com a parcela do aprovado que ele capta (OGAVA; GALVÃO; ADAMCZYK,</w:t>
+      </w:r>
+      <w:r>
+        <w:t xml:space="preserve"> </w:t>
+      </w:r>
+      <w:hyperlink w:anchor="ref-ogava-27">
+        <w:r>
+          <w:rPr>
+            <w:rStyle w:val="Hyperlink"/>
+          </w:rPr>
+          <w:t xml:space="preserve">2022</w:t>
+        </w:r>
+      </w:hyperlink>
+      <w:r>
+        <w:t xml:space="preserve">).</w:t>
       </w:r>
     </w:p>
     <w:p>
@@ -902,7 +1307,7 @@
         <w:t xml:space="preserve"> </w:t>
       </w:r>
       <w:r>
-        <w:t xml:space="preserve">Existem poucos trabalhos de avaliação do incentivo cultural no Brasil; as avaliações encontradas de leis estaduais via ICMS são correlacionais: em Minas Gerais, a captação pela lei estadual concentrou-se na região metropolitana de Belo Horizonte, e municípios com museu, teatro ou cinema tinham mais chance de captar (TEIXEIRA</w:t>
+        <w:t xml:space="preserve">Existem poucos trabalhos de avaliação de impacto do incentivo cultural no Brasil; as avaliações encontradas de leis estaduais via ICMS são correlacionais: em Minas Gerais, a captação pela lei estadual concentrou-se na região metropolitana de Belo Horizonte, e municípios com museu, teatro ou cinema tinham mais chance de captar (TEIXEIRA</w:t>
       </w:r>
       <w:r>
         <w:t xml:space="preserve"> </w:t>
@@ -915,7 +1320,21 @@
         <w:t xml:space="preserve">et al.</w:t>
       </w:r>
       <w:r>
-        <w:t xml:space="preserve">, 2021). A única avaliação da LICC, contratada pela SECULT ao IJSN com a FAPES em 2025, divulgou resultados preliminares com um</w:t>
+        <w:t xml:space="preserve">,</w:t>
+      </w:r>
+      <w:r>
+        <w:t xml:space="preserve"> </w:t>
+      </w:r>
+      <w:hyperlink w:anchor="ref-teixeira-46">
+        <w:r>
+          <w:rPr>
+            <w:rStyle w:val="Hyperlink"/>
+          </w:rPr>
+          <w:t xml:space="preserve">2021</w:t>
+        </w:r>
+      </w:hyperlink>
+      <w:r>
+        <w:t xml:space="preserve">). A única avaliação da LICC, contratada pela SECULT ao IJSN com a FAPES em 2025, divulgou resultados preliminares com um</w:t>
       </w:r>
       <w:r>
         <w:t xml:space="preserve"> </w:t>
@@ -927,7 +1346,35 @@
         <w:t xml:space="preserve"> </w:t>
       </w:r>
       <w:r>
-        <w:t xml:space="preserve">por real investido (IJSN, 2026; DIO-ES, 2026): a medida registra a atividade gerada pelo gasto, e não o que ocorreria sem o incentivo.</w:t>
+        <w:t xml:space="preserve">por real investido (IJSN,</w:t>
+      </w:r>
+      <w:r>
+        <w:t xml:space="preserve"> </w:t>
+      </w:r>
+      <w:hyperlink w:anchor="ref-ijsn-24">
+        <w:r>
+          <w:rPr>
+            <w:rStyle w:val="Hyperlink"/>
+          </w:rPr>
+          <w:t xml:space="preserve">2026</w:t>
+        </w:r>
+      </w:hyperlink>
+      <w:r>
+        <w:t xml:space="preserve">; DIO-ES,</w:t>
+      </w:r>
+      <w:r>
+        <w:t xml:space="preserve"> </w:t>
+      </w:r>
+      <w:hyperlink w:anchor="ref-dio-es-10">
+        <w:r>
+          <w:rPr>
+            <w:rStyle w:val="Hyperlink"/>
+          </w:rPr>
+          <w:t xml:space="preserve">2026</w:t>
+        </w:r>
+      </w:hyperlink>
+      <w:r>
+        <w:t xml:space="preserve">): a medida simula a atividade gerada pelo gasto, e não o que ocorreria sem o incentivo.</w:t>
       </w:r>
     </w:p>
     <w:bookmarkEnd w:id="14"/>
@@ -970,7 +1417,18 @@
         <w:t xml:space="preserve"> </w:t>
       </w:r>
       <w:r>
-        <w:t xml:space="preserve">(2018), os produtos estão sob controle do órgão executor; na LICC, o produto</w:t>
+        <w:t xml:space="preserve">(</w:t>
+      </w:r>
+      <w:hyperlink w:anchor="ref-gertler-20">
+        <w:r>
+          <w:rPr>
+            <w:rStyle w:val="Hyperlink"/>
+          </w:rPr>
+          <w:t xml:space="preserve">2018</w:t>
+        </w:r>
+      </w:hyperlink>
+      <w:r>
+        <w:t xml:space="preserve">), os produtos estão sob controle do órgão executor; na LICC, o produto</w:t>
       </w:r>
       <w:r>
         <w:t xml:space="preserve"> </w:t>
@@ -1078,7 +1536,21 @@
         <w:pStyle w:val="BodyText"/>
       </w:pPr>
       <w:r>
-        <w:t xml:space="preserve">Cada seta da cadeia carrega uma premissa, uma condição que precisa valer para que um passo leve ao seguinte (MAYNE, 2015). Cinco delas são tratadas como hipóteses a testar, marcadas nos elos da Figura 1 e auditadas no Quadro 2. H1 (marketing): a empresa escolhe pela marca, único retorno privado do crédito integral, sem deixar de fora bem público que a população valorizaria. H2 (decisão concentrada): a decisão sobre recurso público segue critério público e não fica com poucos decisores. H3 (taxa de serviço): o recurso chega ao bem cultural, e não à intermediação. H4 (exclusão): quem não tem acesso a grandes contribuintes consegue entrar. H5 (entrega): o bem financiado não existiria sem a LICC. H1 a H4 perguntam quem decide e a que custo; H5, se o que se financia é adicional. Há dois riscos (efeitos não esperados): o teto fixo desloca outros projetos, e o crédito integral pode substituir o patrocínio próprio da empresa.</w:t>
+        <w:t xml:space="preserve">Cada seta da cadeia carrega uma premissa, uma condição que precisa valer para que um passo leve ao seguinte (MAYNE,</w:t>
+      </w:r>
+      <w:r>
+        <w:t xml:space="preserve"> </w:t>
+      </w:r>
+      <w:hyperlink w:anchor="ref-mayne-25">
+        <w:r>
+          <w:rPr>
+            <w:rStyle w:val="Hyperlink"/>
+          </w:rPr>
+          <w:t xml:space="preserve">2015</w:t>
+        </w:r>
+      </w:hyperlink>
+      <w:r>
+        <w:t xml:space="preserve">). Cinco delas são tratadas como hipóteses a testar, marcadas nos elos da Figura 1 e auditadas no Quadro 2. H1 (marketing): a empresa escolhe pela marca, único retorno privado do crédito integral, sem deixar de fora bem público que a população valorizaria. H2 (decisão concentrada): a decisão sobre recurso público segue critério público e não fica com poucos decisores. H3 (taxa de serviço): o recurso chega ao bem cultural, e não à intermediação. H4 (exclusão): quem não tem acesso a grandes contribuintes consegue entrar. H5 (entrega): o bem financiado não existiria sem a LICC. H1 a H4 perguntam quem decide e a que custo; H5, se o que se financia é adicional. Há dois riscos (efeitos não esperados): o teto fixo desloca outros projetos, e o crédito integral pode substituir o patrocínio próprio da empresa.</w:t>
       </w:r>
     </w:p>
     <w:p>
@@ -1181,7 +1653,27 @@
         <w:rPr>
           <w:sz w:val="20"/>
         </w:rPr>
-        <w:t xml:space="preserve">, 2018), com base nas normas do Quadro 1. Setas tracejadas: elos sem dado público.</w:t>
+        <w:t xml:space="preserve">,</w:t>
+      </w:r>
+      <w:r>
+        <w:rPr>
+          <w:sz w:val="20"/>
+        </w:rPr>
+        <w:t xml:space="preserve"> </w:t>
+      </w:r>
+      <w:hyperlink w:anchor="ref-gertler-20">
+        <w:r>
+          <w:rPr>
+            <w:rStyle w:val="Hyperlink"/>
+          </w:rPr>
+          <w:t xml:space="preserve">2018</w:t>
+        </w:r>
+      </w:hyperlink>
+      <w:r>
+        <w:rPr>
+          <w:sz w:val="20"/>
+        </w:rPr>
+        <w:t xml:space="preserve">), com base nas normas do Quadro 1. Setas tracejadas: elos sem dado público.</w:t>
       </w:r>
     </w:p>
     <w:bookmarkEnd w:id="18"/>
@@ -1199,7 +1691,18 @@
         <w:pStyle w:val="FirstParagraph"/>
       </w:pPr>
       <w:r>
-        <w:t xml:space="preserve">Aplicam-se as perguntas usuais de avaliação de desenho: o problema está formulado? Os objetivos são mensuráveis? Cada elo tem premissa crível e indicador? Quanto se perde ao longo da cadeia? Pelo mecanismo de mapeamento de Williams (2020), a premissa de cada elo é confrontada com o contexto real e classificada como sustentada, não assegurada pelo desenho, não sustentada (evidência mista) ou indeterminada (Quadro 2).</w:t>
+        <w:t xml:space="preserve">Aplicam-se as perguntas usuais de avaliação de desenho: o problema está formulado? Os objetivos são mensuráveis? Cada elo tem premissa crível e indicador? Quanto se perde ao longo da cadeia? Pelo mecanismo de mapeamento de Williams (</w:t>
+      </w:r>
+      <w:hyperlink w:anchor="ref-williams-48">
+        <w:r>
+          <w:rPr>
+            <w:rStyle w:val="Hyperlink"/>
+          </w:rPr>
+          <w:t xml:space="preserve">2020</w:t>
+        </w:r>
+      </w:hyperlink>
+      <w:r>
+        <w:t xml:space="preserve">), a premissa de cada elo é confrontada com o contexto real e classificada como sustentada, não assegurada pelo desenho, não sustentada (evidência mista) ou indeterminada (Quadro 2).</w:t>
       </w:r>
     </w:p>
     <w:p>
@@ -1248,7 +1751,49 @@
         <w:t xml:space="preserve">uma ou mais</w:t>
       </w:r>
       <w:r>
-        <w:t xml:space="preserve">, definem quem é elegível, não o que a política pretende alcançar (ESPÍRITO SANTO, 2021b, art. 3º). Não há meta, magnitude esperada nem indicador: no relatório de avaliação do PPA, a LICC aparece só no relato de uma ação de despesa, sem produto nem meta física próprios (ESPÍRITO SANTO, 2026b). A LICC não atende ao critério de que um programa declare resultados e magnitude esperados (BARROS; LIMA, 2017).</w:t>
+        <w:t xml:space="preserve">, definem quem é elegível, não o que a política pretende alcançar (ESPÍRITO SANTO,</w:t>
+      </w:r>
+      <w:r>
+        <w:t xml:space="preserve"> </w:t>
+      </w:r>
+      <w:hyperlink w:anchor="ref-espirito-13">
+        <w:r>
+          <w:rPr>
+            <w:rStyle w:val="Hyperlink"/>
+          </w:rPr>
+          <w:t xml:space="preserve">2021b</w:t>
+        </w:r>
+      </w:hyperlink>
+      <w:r>
+        <w:t xml:space="preserve">, art. 3º). Não há meta, magnitude esperada nem indicador: no relatório de avaliação do PPA, a LICC aparece só no relato de uma ação de despesa, sem produto nem meta física próprios (ESPÍRITO SANTO,</w:t>
+      </w:r>
+      <w:r>
+        <w:t xml:space="preserve"> </w:t>
+      </w:r>
+      <w:hyperlink w:anchor="ref-espirito-15">
+        <w:r>
+          <w:rPr>
+            <w:rStyle w:val="Hyperlink"/>
+          </w:rPr>
+          <w:t xml:space="preserve">2026b</w:t>
+        </w:r>
+      </w:hyperlink>
+      <w:r>
+        <w:t xml:space="preserve">). A LICC não atende ao critério de que um programa declare resultados e magnitude esperados (BARROS; LIMA,</w:t>
+      </w:r>
+      <w:r>
+        <w:t xml:space="preserve"> </w:t>
+      </w:r>
+      <w:hyperlink w:anchor="ref-barros-1">
+        <w:r>
+          <w:rPr>
+            <w:rStyle w:val="Hyperlink"/>
+          </w:rPr>
+          <w:t xml:space="preserve">2017</w:t>
+        </w:r>
+      </w:hyperlink>
+      <w:r>
+        <w:t xml:space="preserve">).</w:t>
       </w:r>
     </w:p>
     <w:p>
@@ -1266,7 +1811,21 @@
         <w:t xml:space="preserve"> </w:t>
       </w:r>
       <w:r>
-        <w:t xml:space="preserve">O funil mede, elo a elo, quantos beneficiários potenciais chegam ao fim da cadeia (WHITE; RAITZER, 2017); suas etapas são os indicadores da cadeia, e os de resultado são os</w:t>
+        <w:t xml:space="preserve">O funil mede, elo a elo, quantos beneficiários potenciais chegam ao fim da cadeia (WHITE; RAITZER,</w:t>
+      </w:r>
+      <w:r>
+        <w:t xml:space="preserve"> </w:t>
+      </w:r>
+      <w:hyperlink w:anchor="ref-white-47">
+        <w:r>
+          <w:rPr>
+            <w:rStyle w:val="Hyperlink"/>
+          </w:rPr>
+          <w:t xml:space="preserve">2017</w:t>
+        </w:r>
+      </w:hyperlink>
+      <w:r>
+        <w:t xml:space="preserve">); suas etapas são os indicadores da cadeia, e os de resultado são os</w:t>
       </w:r>
       <w:r>
         <w:t xml:space="preserve"> </w:t>
@@ -1757,7 +2316,95 @@
         <w:rPr>
           <w:sz w:val="20"/>
         </w:rPr>
-        <w:t>: elaboração própria, no formato do mecanismo de mapeamento de Williams (2020), com base nas normas do Quadro 1, em SECULT (2026b; 2026c; 2026d), no Portal da Transparência (ESPÍRITO SANTO, 2026a) e nas tabelas</w:t>
+        <w:t>: elaboração própria, no formato do mecanismo de mapeamento de Williams (</w:t>
+      </w:r>
+      <w:hyperlink w:anchor="ref-williams-48">
+        <w:r>
+          <w:rPr>
+            <w:rStyle w:val="Hyperlink"/>
+          </w:rPr>
+          <w:t xml:space="preserve">2020</w:t>
+        </w:r>
+      </w:hyperlink>
+      <w:r>
+        <w:rPr>
+          <w:sz w:val="20"/>
+        </w:rPr>
+        <w:t xml:space="preserve">), com base nas normas do Quadro 1, em SECULT (</w:t>
+      </w:r>
+      <w:hyperlink w:anchor="ref-secult-42">
+        <w:r>
+          <w:rPr>
+            <w:rStyle w:val="Hyperlink"/>
+          </w:rPr>
+          <w:t xml:space="preserve">2026b</w:t>
+        </w:r>
+      </w:hyperlink>
+      <w:r>
+        <w:rPr>
+          <w:sz w:val="20"/>
+        </w:rPr>
+        <w:t xml:space="preserve">;</w:t>
+      </w:r>
+      <w:r>
+        <w:rPr>
+          <w:sz w:val="20"/>
+        </w:rPr>
+        <w:t xml:space="preserve"> </w:t>
+      </w:r>
+      <w:hyperlink w:anchor="ref-secult-39">
+        <w:r>
+          <w:rPr>
+            <w:rStyle w:val="Hyperlink"/>
+          </w:rPr>
+          <w:t xml:space="preserve">2026c</w:t>
+        </w:r>
+      </w:hyperlink>
+      <w:r>
+        <w:rPr>
+          <w:sz w:val="20"/>
+        </w:rPr>
+        <w:t xml:space="preserve">;</w:t>
+      </w:r>
+      <w:r>
+        <w:rPr>
+          <w:sz w:val="20"/>
+        </w:rPr>
+        <w:t xml:space="preserve"> </w:t>
+      </w:r>
+      <w:hyperlink w:anchor="ref-secult-40">
+        <w:r>
+          <w:rPr>
+            <w:rStyle w:val="Hyperlink"/>
+          </w:rPr>
+          <w:t xml:space="preserve">2026d</w:t>
+        </w:r>
+      </w:hyperlink>
+      <w:r>
+        <w:rPr>
+          <w:sz w:val="20"/>
+        </w:rPr>
+        <w:t xml:space="preserve">), no Portal da Transparência (ESPÍRITO SANTO,</w:t>
+      </w:r>
+      <w:r>
+        <w:rPr>
+          <w:sz w:val="20"/>
+        </w:rPr>
+        <w:t xml:space="preserve"> </w:t>
+      </w:r>
+      <w:hyperlink w:anchor="ref-espirito-14">
+        <w:r>
+          <w:rPr>
+            <w:rStyle w:val="Hyperlink"/>
+          </w:rPr>
+          <w:t xml:space="preserve">2026a</w:t>
+        </w:r>
+      </w:hyperlink>
+      <w:r>
+        <w:rPr>
+          <w:sz w:val="20"/>
+        </w:rPr>
+        <w:t xml:space="preserve">) e nas tabelas</w:t>
       </w:r>
       <w:r>
         <w:rPr>
@@ -2351,7 +2998,61 @@
         <w:rPr>
           <w:sz w:val="20"/>
         </w:rPr>
-        <w:t>: elaboração própria com base em SECULT (2026b; 2026c) e na API pública do Mapa Cultural do Espírito Santo (SECULT, 2026d). Tabelas de origem:</w:t>
+        <w:t>: elaboração própria com base em SECULT (</w:t>
+      </w:r>
+      <w:hyperlink w:anchor="ref-secult-42">
+        <w:r>
+          <w:rPr>
+            <w:rStyle w:val="Hyperlink"/>
+          </w:rPr>
+          <w:t xml:space="preserve">2026b</w:t>
+        </w:r>
+      </w:hyperlink>
+      <w:r>
+        <w:rPr>
+          <w:sz w:val="20"/>
+        </w:rPr>
+        <w:t xml:space="preserve">;</w:t>
+      </w:r>
+      <w:r>
+        <w:rPr>
+          <w:sz w:val="20"/>
+        </w:rPr>
+        <w:t xml:space="preserve"> </w:t>
+      </w:r>
+      <w:hyperlink w:anchor="ref-secult-39">
+        <w:r>
+          <w:rPr>
+            <w:rStyle w:val="Hyperlink"/>
+          </w:rPr>
+          <w:t xml:space="preserve">2026c</w:t>
+        </w:r>
+      </w:hyperlink>
+      <w:r>
+        <w:rPr>
+          <w:sz w:val="20"/>
+        </w:rPr>
+        <w:t xml:space="preserve">) e na API pública do Mapa Cultural do Espírito Santo (SECULT,</w:t>
+      </w:r>
+      <w:r>
+        <w:rPr>
+          <w:sz w:val="20"/>
+        </w:rPr>
+        <w:t xml:space="preserve"> </w:t>
+      </w:r>
+      <w:hyperlink w:anchor="ref-secult-40">
+        <w:r>
+          <w:rPr>
+            <w:rStyle w:val="Hyperlink"/>
+          </w:rPr>
+          <w:t xml:space="preserve">2026d</w:t>
+        </w:r>
+      </w:hyperlink>
+      <w:r>
+        <w:rPr>
+          <w:sz w:val="20"/>
+        </w:rPr>
+        <w:t xml:space="preserve">). Tabelas de origem:</w:t>
       </w:r>
       <w:r>
         <w:rPr>
@@ -2435,7 +3136,91 @@
         <w:t xml:space="preserve"> </w:t>
       </w:r>
       <w:r>
-        <w:t xml:space="preserve">Pessoa física não se inscreve, e o microempreendedor individual tem limite de valor (SECULT, 2025a, arts. 17 e 19). Do lado de quem financia, só pessoa jurídica contribuinte do ICMS patrocina (ESPÍRITO SANTO, 2021b, art. 2º), e as optantes do Simples Nacional, que não podem destinar valor a título de incentivo fiscal (BRASIL, 2006, art. 24), tampouco emitem a carta de intenção (SECULT, 2026a, art. 40): o público financia, pelo imposto que deixa de ser arrecadado, mas nem ele nem a pequena empresa local escolhem o que financiar. A difusão territorial desacelerou: 39 municípios tiveram o primeiro projeto habilitado em 2022, 16 em 2023 e 3 por ciclo desde então, e restam 14 municípios do interior sem projeto. Entre os que pediram até R$ 400 mil, a captação caiu de 79% no ciclo 2022 para 27% em 2024, enquanto no teto ficou entre 78% e 89%. Os pedidos se acumulam no teto por projeto: 36% dos habilitados do ciclo 2025 pediram exatamente R$ 500 mil, o que também ocorre se quem já tem patrocinador pede o máximo. O custo de entrada é o que a literatura chama de custo administrativo (MOYNIHAN; HERD; HARVEY, 2015); ele pode excluir sem selecionar ou funcionar como triagem (FINKELSTEIN; NOTOWIDIGDO, 2019).</w:t>
+        <w:t xml:space="preserve">Pessoa física não se inscreve, e o microempreendedor individual tem limite de valor (SECULT,</w:t>
+      </w:r>
+      <w:r>
+        <w:t xml:space="preserve"> </w:t>
+      </w:r>
+      <w:hyperlink w:anchor="ref-secult-35">
+        <w:r>
+          <w:rPr>
+            <w:rStyle w:val="Hyperlink"/>
+          </w:rPr>
+          <w:t xml:space="preserve">2025a</w:t>
+        </w:r>
+      </w:hyperlink>
+      <w:r>
+        <w:t xml:space="preserve">, arts. 17 e 19). Do lado de quem financia, só pessoa jurídica contribuinte do ICMS patrocina (ESPÍRITO SANTO,</w:t>
+      </w:r>
+      <w:r>
+        <w:t xml:space="preserve"> </w:t>
+      </w:r>
+      <w:hyperlink w:anchor="ref-espirito-13">
+        <w:r>
+          <w:rPr>
+            <w:rStyle w:val="Hyperlink"/>
+          </w:rPr>
+          <w:t xml:space="preserve">2021b</w:t>
+        </w:r>
+      </w:hyperlink>
+      <w:r>
+        <w:t xml:space="preserve">, art. 2º), e as optantes do Simples Nacional, que não podem destinar valor a título de incentivo fiscal (BRASIL,</w:t>
+      </w:r>
+      <w:r>
+        <w:t xml:space="preserve"> </w:t>
+      </w:r>
+      <w:hyperlink w:anchor="ref-brasil-4">
+        <w:r>
+          <w:rPr>
+            <w:rStyle w:val="Hyperlink"/>
+          </w:rPr>
+          <w:t xml:space="preserve">2006</w:t>
+        </w:r>
+      </w:hyperlink>
+      <w:r>
+        <w:t xml:space="preserve">, art. 24), tampouco emitem a carta de intenção (SECULT,</w:t>
+      </w:r>
+      <w:r>
+        <w:t xml:space="preserve"> </w:t>
+      </w:r>
+      <w:hyperlink w:anchor="ref-secult-38">
+        <w:r>
+          <w:rPr>
+            <w:rStyle w:val="Hyperlink"/>
+          </w:rPr>
+          <w:t xml:space="preserve">2026a</w:t>
+        </w:r>
+      </w:hyperlink>
+      <w:r>
+        <w:t xml:space="preserve">, art. 40): o público financia, pelo imposto que deixa de ser arrecadado, mas nem ele nem a pequena empresa local escolhem o que financiar. A difusão territorial desacelerou: 39 municípios tiveram o primeiro projeto habilitado em 2022, 16 em 2023 e 3 por ciclo desde então, e restam 14 municípios do interior sem projeto. Entre os que pediram até R$ 400 mil, a captação caiu de 79% no ciclo 2022 para 27% em 2024, enquanto no teto ficou entre 78% e 89%. Os pedidos se acumulam no teto por projeto: 36% dos habilitados do ciclo 2025 pediram exatamente R$ 500 mil, o que também ocorre se quem já tem patrocinador pede o máximo. O custo de entrada é o que a literatura chama de custo administrativo (MOYNIHAN; HERD; HARVEY,</w:t>
+      </w:r>
+      <w:r>
+        <w:t xml:space="preserve"> </w:t>
+      </w:r>
+      <w:hyperlink w:anchor="ref-moynihan-26">
+        <w:r>
+          <w:rPr>
+            <w:rStyle w:val="Hyperlink"/>
+          </w:rPr>
+          <w:t xml:space="preserve">2015</w:t>
+        </w:r>
+      </w:hyperlink>
+      <w:r>
+        <w:t xml:space="preserve">); ele pode excluir sem selecionar ou funcionar como triagem (FINKELSTEIN; NOTOWIDIGDO,</w:t>
+      </w:r>
+      <w:r>
+        <w:t xml:space="preserve"> </w:t>
+      </w:r>
+      <w:hyperlink w:anchor="ref-finkelstein-17">
+        <w:r>
+          <w:rPr>
+            <w:rStyle w:val="Hyperlink"/>
+          </w:rPr>
+          <w:t xml:space="preserve">2019</w:t>
+        </w:r>
+      </w:hyperlink>
+      <w:r>
+        <w:t xml:space="preserve">).</w:t>
       </w:r>
     </w:p>
     <w:p>
@@ -2465,7 +3250,21 @@
         <w:t xml:space="preserve"> </w:t>
       </w:r>
       <w:r>
-        <w:t xml:space="preserve">(ESPÍRITO SANTO, 2021b, art. 14): para cada critério, o parecerista indica se o projeto</w:t>
+        <w:t xml:space="preserve">(ESPÍRITO SANTO,</w:t>
+      </w:r>
+      <w:r>
+        <w:t xml:space="preserve"> </w:t>
+      </w:r>
+      <w:hyperlink w:anchor="ref-espirito-13">
+        <w:r>
+          <w:rPr>
+            <w:rStyle w:val="Hyperlink"/>
+          </w:rPr>
+          <w:t xml:space="preserve">2021b</w:t>
+        </w:r>
+      </w:hyperlink>
+      <w:r>
+        <w:t xml:space="preserve">, art. 14): para cada critério, o parecerista indica se o projeto</w:t>
       </w:r>
       <w:r>
         <w:t xml:space="preserve"> </w:t>
@@ -2477,7 +3276,105 @@
         <w:t xml:space="preserve"> </w:t>
       </w:r>
       <w:r>
-        <w:t xml:space="preserve">(SECULT, 2026e), e o Mapa Cultural registra só a situação da inscrição (SECULT, 2026d). Nenhuma das normas examinadas prevê nota, peso ou ordem de prioridade; a única pontuação é a do credenciamento dos pareceristas, que recebem os projetos por ordem de inscrição e área (SECULT, 2025c). Desde 2025, o parecer favorável já emite o certificado, e a comissão só delibera sobre inabilitações e, com 35% de patrocínio, sobre a habilitação (SECULT, 2025a, arts. 40, 41 e 45). As atas de 158 reuniões com deliberação, de 2022 a 2026, listam 86 projetos inabilitados, 15% dos deliberados, sem motivo nem critério publicados (SECULT, 2026f). A habilitação qualifica, mas não prioriza, e o que excedeu o teto em 2023-2025 ficou de fora pela regra da ordem de chegada e validação (SECULT, 2026c), cuja aplicação só as horas de protocolo dos recusados, não publicadas, permitiriam conferir. A ordenação seria possível: no Funcultura, a mesma SECULT atribui nota e ordena os projetos por linha e porte do município (SECULT, 2026g).</w:t>
+        <w:t xml:space="preserve">(SECULT,</w:t>
+      </w:r>
+      <w:r>
+        <w:t xml:space="preserve"> </w:t>
+      </w:r>
+      <w:hyperlink w:anchor="ref-secult-41">
+        <w:r>
+          <w:rPr>
+            <w:rStyle w:val="Hyperlink"/>
+          </w:rPr>
+          <w:t xml:space="preserve">2026e</w:t>
+        </w:r>
+      </w:hyperlink>
+      <w:r>
+        <w:t xml:space="preserve">), e o Mapa Cultural registra só a situação da inscrição (SECULT,</w:t>
+      </w:r>
+      <w:r>
+        <w:t xml:space="preserve"> </w:t>
+      </w:r>
+      <w:hyperlink w:anchor="ref-secult-40">
+        <w:r>
+          <w:rPr>
+            <w:rStyle w:val="Hyperlink"/>
+          </w:rPr>
+          <w:t xml:space="preserve">2026d</w:t>
+        </w:r>
+      </w:hyperlink>
+      <w:r>
+        <w:t xml:space="preserve">). Nenhuma das normas examinadas prevê nota, peso ou ordem de prioridade; a única pontuação é a do credenciamento dos pareceristas, que recebem os projetos por ordem de inscrição e área (SECULT,</w:t>
+      </w:r>
+      <w:r>
+        <w:t xml:space="preserve"> </w:t>
+      </w:r>
+      <w:hyperlink w:anchor="ref-secult-37">
+        <w:r>
+          <w:rPr>
+            <w:rStyle w:val="Hyperlink"/>
+          </w:rPr>
+          <w:t xml:space="preserve">2025c</w:t>
+        </w:r>
+      </w:hyperlink>
+      <w:r>
+        <w:t xml:space="preserve">). Desde 2025, o parecer favorável já emite o certificado, e a comissão só delibera sobre inabilitações e, com 35% de patrocínio, sobre a habilitação (SECULT,</w:t>
+      </w:r>
+      <w:r>
+        <w:t xml:space="preserve"> </w:t>
+      </w:r>
+      <w:hyperlink w:anchor="ref-secult-35">
+        <w:r>
+          <w:rPr>
+            <w:rStyle w:val="Hyperlink"/>
+          </w:rPr>
+          <w:t xml:space="preserve">2025a</w:t>
+        </w:r>
+      </w:hyperlink>
+      <w:r>
+        <w:t xml:space="preserve">, arts. 40, 41 e 45). As atas de 158 reuniões com deliberação, de 2022 a 2026, listam 86 projetos inabilitados, 15% dos deliberados, sem motivo nem critério publicados (SECULT,</w:t>
+      </w:r>
+      <w:r>
+        <w:t xml:space="preserve"> </w:t>
+      </w:r>
+      <w:hyperlink w:anchor="ref-secult-43">
+        <w:r>
+          <w:rPr>
+            <w:rStyle w:val="Hyperlink"/>
+          </w:rPr>
+          <w:t xml:space="preserve">2026f</w:t>
+        </w:r>
+      </w:hyperlink>
+      <w:r>
+        <w:t xml:space="preserve">). A habilitação qualifica, mas não prioriza, e o que excedeu o teto em 2023-2025 ficou de fora pela regra da ordem de chegada e validação (SECULT,</w:t>
+      </w:r>
+      <w:r>
+        <w:t xml:space="preserve"> </w:t>
+      </w:r>
+      <w:hyperlink w:anchor="ref-secult-39">
+        <w:r>
+          <w:rPr>
+            <w:rStyle w:val="Hyperlink"/>
+          </w:rPr>
+          <w:t xml:space="preserve">2026c</w:t>
+        </w:r>
+      </w:hyperlink>
+      <w:r>
+        <w:t xml:space="preserve">), cuja aplicação só as horas de protocolo dos recusados, não publicadas, permitiriam conferir. A ordenação seria possível: no Funcultura, a mesma SECULT atribui nota e ordena os projetos por linha e porte do município (SECULT,</w:t>
+      </w:r>
+      <w:r>
+        <w:t xml:space="preserve"> </w:t>
+      </w:r>
+      <w:hyperlink w:anchor="ref-secult-44">
+        <w:r>
+          <w:rPr>
+            <w:rStyle w:val="Hyperlink"/>
+          </w:rPr>
+          <w:t xml:space="preserve">2026g</w:t>
+        </w:r>
+      </w:hyperlink>
+      <w:r>
+        <w:t xml:space="preserve">).</w:t>
       </w:r>
     </w:p>
     <w:p>
@@ -2495,7 +3392,35 @@
         <w:t xml:space="preserve"> </w:t>
       </w:r>
       <w:r>
-        <w:t xml:space="preserve">Com crédito integral, a empresa escolhe o destino do ICMS que pagaria e fica com o retorno de marketing: as peças de comunicação, parte do objeto, trazem a marca do patrocinador em proporção à do Governo, e a divulgação pode consumir até 25% dos recursos (SECULT, 2025a, arts. 23, 55 e 64). Como o limite por patrocinador é uma fração do ICMS recolhido, o peso de cada empresa na escolha cresce com o imposto que ela paga, e a concentração da renúncia (Quadro 2) reflete também a do próprio imposto. Imagem e relações de negócio estão entre os motivos do patrocínio (O’HAGAN; HARVEY, 2000), e a filantropia empresarial também serve de canal de influência política (BERTRAND</w:t>
+        <w:t xml:space="preserve">Com crédito integral, a empresa escolhe o destino do ICMS que pagaria e fica com o retorno de marketing: as peças de comunicação, parte do objeto, trazem a marca do patrocinador em proporção à do Governo, e a divulgação pode consumir até 25% dos recursos (SECULT,</w:t>
+      </w:r>
+      <w:r>
+        <w:t xml:space="preserve"> </w:t>
+      </w:r>
+      <w:hyperlink w:anchor="ref-secult-35">
+        <w:r>
+          <w:rPr>
+            <w:rStyle w:val="Hyperlink"/>
+          </w:rPr>
+          <w:t xml:space="preserve">2025a</w:t>
+        </w:r>
+      </w:hyperlink>
+      <w:r>
+        <w:t xml:space="preserve">, arts. 23, 55 e 64). Como o limite por patrocinador é uma fração do ICMS recolhido, o peso de cada empresa na escolha cresce com o imposto que ela paga, e a concentração da renúncia (Quadro 2) reflete também a do próprio imposto. Imagem e relações de negócio estão entre os motivos do patrocínio (O’HAGAN; HARVEY,</w:t>
+      </w:r>
+      <w:r>
+        <w:t xml:space="preserve"> </w:t>
+      </w:r>
+      <w:hyperlink w:anchor="ref-o-hagan-28">
+        <w:r>
+          <w:rPr>
+            <w:rStyle w:val="Hyperlink"/>
+          </w:rPr>
+          <w:t xml:space="preserve">2000</w:t>
+        </w:r>
+      </w:hyperlink>
+      <w:r>
+        <w:t xml:space="preserve">), e a filantropia empresarial também serve de canal de influência política (BERTRAND</w:t>
       </w:r>
       <w:r>
         <w:t xml:space="preserve"> </w:t>
@@ -2508,7 +3433,35 @@
         <w:t xml:space="preserve">et al.</w:t>
       </w:r>
       <w:r>
-        <w:t xml:space="preserve">, 2020); a maior patrocinadora de 2025 é uma distribuidora de energia, serviço regulado sob concessão. Com o dado público, marca e valor público não se separam, porque os eventos grandes e antigos são os mais visíveis e os de maior público: a premissa fica indeterminada. Sob crédito integral, escolher pela marca é o esperado. O limite está no mecanismo: cada escolha pesa pelo imposto de quem escolhe, e o número de pessoas que valorizam o bem não entra no cálculo (BUTERIN; HITZIG; WEYL, 2019); a questão é o que essa escolha deixa de fora (H4) e se o escolhido ocorreria de todo modo (H5).</w:t>
+        <w:t xml:space="preserve">,</w:t>
+      </w:r>
+      <w:r>
+        <w:t xml:space="preserve"> </w:t>
+      </w:r>
+      <w:hyperlink w:anchor="ref-bertrand-3">
+        <w:r>
+          <w:rPr>
+            <w:rStyle w:val="Hyperlink"/>
+          </w:rPr>
+          <w:t xml:space="preserve">2020</w:t>
+        </w:r>
+      </w:hyperlink>
+      <w:r>
+        <w:t xml:space="preserve">); a maior patrocinadora de 2025 é uma distribuidora de energia, serviço regulado sob concessão. Com o dado público, marca e valor público não se separam, porque os eventos grandes e antigos são os mais visíveis e os de maior público: a premissa fica indeterminada. Sob crédito integral, escolher pela marca é o esperado. O limite está no mecanismo: cada escolha pesa pelo imposto de quem escolhe, e o número de pessoas que valorizam o bem não entra no cálculo (BUTERIN; HITZIG; WEYL,</w:t>
+      </w:r>
+      <w:r>
+        <w:t xml:space="preserve"> </w:t>
+      </w:r>
+      <w:hyperlink w:anchor="ref-buterin-7">
+        <w:r>
+          <w:rPr>
+            <w:rStyle w:val="Hyperlink"/>
+          </w:rPr>
+          <w:t xml:space="preserve">2019</w:t>
+        </w:r>
+      </w:hyperlink>
+      <w:r>
+        <w:t xml:space="preserve">); a questão é o que essa escolha deixa de fora (H4) e se o escolhido ocorreria de todo modo (H5).</w:t>
       </w:r>
     </w:p>
     <w:p>
@@ -2526,7 +3479,35 @@
         <w:t xml:space="preserve"> </w:t>
       </w:r>
       <w:r>
-        <w:t xml:space="preserve">Parte do recurso incentivado pode remunerar quem intermedia. A captação pode custar até 10% (R$ 50 mil) e a elaboração do projeto até 5% (R$ 15 mil), pagas a uma empresa contratada, e o proponente pode receber até 1/3 como remuneração (SECULT, 2025a, arts. 26-28). Aplicados ao valor captado de cada projeto de 2025, os dois primeiros limites somam R$ 3,36 milhões, 13% dos R$ 25 milhões. Em 2026, captação e elaboração tornaram-se uma despesa única de até 10%, que pode ser paga ao próprio proponente (SECULT, 2026a, art. 28). Os limites fixam o preço máximo do</w:t>
+        <w:t xml:space="preserve">Parte do recurso incentivado pode remunerar quem intermedia. A captação pode custar até 10% (R$ 50 mil) e a elaboração do projeto até 5% (R$ 15 mil), pagas a uma empresa contratada, e o proponente pode receber até 1/3 como remuneração (SECULT,</w:t>
+      </w:r>
+      <w:r>
+        <w:t xml:space="preserve"> </w:t>
+      </w:r>
+      <w:hyperlink w:anchor="ref-secult-35">
+        <w:r>
+          <w:rPr>
+            <w:rStyle w:val="Hyperlink"/>
+          </w:rPr>
+          <w:t xml:space="preserve">2025a</w:t>
+        </w:r>
+      </w:hyperlink>
+      <w:r>
+        <w:t xml:space="preserve">, arts. 26-28). Aplicados ao valor captado de cada projeto de 2025, os dois primeiros limites somam R$ 3,36 milhões, 13% dos R$ 25 milhões. Em 2026, captação e elaboração tornaram-se uma despesa única de até 10%, que pode ser paga ao próprio proponente (SECULT,</w:t>
+      </w:r>
+      <w:r>
+        <w:t xml:space="preserve"> </w:t>
+      </w:r>
+      <w:hyperlink w:anchor="ref-secult-38">
+        <w:r>
+          <w:rPr>
+            <w:rStyle w:val="Hyperlink"/>
+          </w:rPr>
+          <w:t xml:space="preserve">2026a</w:t>
+        </w:r>
+      </w:hyperlink>
+      <w:r>
+        <w:t xml:space="preserve">, art. 28). Os limites fixam o preço máximo do</w:t>
       </w:r>
       <w:r>
         <w:t xml:space="preserve"> </w:t>
@@ -2553,7 +3534,21 @@
         <w:t xml:space="preserve"> </w:t>
       </w:r>
       <w:r>
-        <w:t xml:space="preserve">A maior reserva do teto, 30%, vai a eventos com mais de dez anos, provavelmente os de maior chance de financiamento sem incentivo, em tensão com o critério do TCU (BRASIL, 2016). A RMGV tem 49% da população e fica com 67% do valor atribuível a um município em 2022-2026.</w:t>
+        <w:t xml:space="preserve">A maior reserva do teto, 30%, vai a eventos com mais de dez anos, provavelmente os de maior chance de financiamento sem incentivo, em tensão com o critério do TCU (BRASIL,</w:t>
+      </w:r>
+      <w:r>
+        <w:t xml:space="preserve"> </w:t>
+      </w:r>
+      <w:hyperlink w:anchor="ref-brasil-5">
+        <w:r>
+          <w:rPr>
+            <w:rStyle w:val="Hyperlink"/>
+          </w:rPr>
+          <w:t xml:space="preserve">2016</w:t>
+        </w:r>
+      </w:hyperlink>
+      <w:r>
+        <w:t xml:space="preserve">). A RMGV tem 49% da população e fica com 67% do valor atribuível a um município em 2022-2026.</w:t>
       </w:r>
     </w:p>
     <w:p>
@@ -2602,7 +3597,21 @@
         <w:t xml:space="preserve">et al.</w:t>
       </w:r>
       <w:r>
-        <w:t xml:space="preserve">, 2018, p. 74). A LICC combina duas. A primeira é a preferência de quem recolhe o imposto, que o Estado não observa; a segunda é a ordem de chegada dos termos à SEFAZ. A CAP qualifica, mas não ordena (seção 4.2). Por isso a avaliação faz uma única pergunta, que reúne H1, H4 e H5:</w:t>
+        <w:t xml:space="preserve">,</w:t>
+      </w:r>
+      <w:r>
+        <w:t xml:space="preserve"> </w:t>
+      </w:r>
+      <w:hyperlink w:anchor="ref-gertler-20">
+        <w:r>
+          <w:rPr>
+            <w:rStyle w:val="Hyperlink"/>
+          </w:rPr>
+          <w:t xml:space="preserve">2018</w:t>
+        </w:r>
+      </w:hyperlink>
+      <w:r>
+        <w:t xml:space="preserve">, p. 74). A LICC combina duas. A primeira é a preferência de quem recolhe o imposto, que o Estado não observa; a segunda é a ordem de chegada dos termos à SEFAZ. A CAP qualifica, mas não ordena (seção 4.2). Por isso a avaliação faz uma única pergunta, que reúne H1, H4 e H5:</w:t>
       </w:r>
       <w:r>
         <w:t xml:space="preserve"> </w:t>
@@ -2674,7 +3683,21 @@
         <w:t xml:space="preserve"> </w:t>
       </w:r>
       <w:r>
-        <w:t xml:space="preserve">= 1 se o projeto se realizou na data prevista no plano de trabalho. Há quatro médias (FOGUEL, 2017, p. 49):</w:t>
+        <w:t xml:space="preserve">= 1 se o projeto se realizou na data prevista no plano de trabalho. Há quatro médias (FOGUEL,</w:t>
+      </w:r>
+      <w:r>
+        <w:t xml:space="preserve"> </w:t>
+      </w:r>
+      <w:hyperlink w:anchor="ref-foguel-18">
+        <w:r>
+          <w:rPr>
+            <w:rStyle w:val="Hyperlink"/>
+          </w:rPr>
+          <w:t xml:space="preserve">2017</w:t>
+        </w:r>
+      </w:hyperlink>
+      <w:r>
+        <w:t xml:space="preserve">, p. 49):</w:t>
       </w:r>
       <w:r>
         <w:t xml:space="preserve"> </w:t>
@@ -2991,7 +4014,21 @@
         <w:t xml:space="preserve"> </w:t>
       </w:r>
       <w:r>
-        <w:t xml:space="preserve">é o viés de seleção (FOGUEL, 2017, p. 50). Numa avaliação de programa,</w:t>
+        <w:t xml:space="preserve">é o viés de seleção (FOGUEL,</w:t>
+      </w:r>
+      <w:r>
+        <w:t xml:space="preserve"> </w:t>
+      </w:r>
+      <w:hyperlink w:anchor="ref-foguel-18">
+        <w:r>
+          <w:rPr>
+            <w:rStyle w:val="Hyperlink"/>
+          </w:rPr>
+          <w:t xml:space="preserve">2017</w:t>
+        </w:r>
+      </w:hyperlink>
+      <w:r>
+        <w:t xml:space="preserve">, p. 50). Numa avaliação de programa,</w:t>
       </w:r>
       <w:r>
         <w:t xml:space="preserve"> </w:t>
@@ -3047,7 +4084,49 @@
         <w:t xml:space="preserve"> </w:t>
       </w:r>
       <w:r>
-        <w:t xml:space="preserve">positivo significa que a LICC financia onde o efeito é menor, e o efeito sobre os não tratados, parâmetro de quem decide expandir um programa (FOGUEL, 2017, p. 47), é o que importa para um teto que mais que dobrou de 2023 a 2026. O mecanismo tampouco registra quantos valorizam um projeto: 152 dos 213 projetos com termo em 2022-2025 (71%), com 68% do valor, têm um só patrocinador (BUTERIN; HITZIG; WEYL, 2019). Duas premissas ficam fora do contrafactual: a regra da CAP (H2) entra pelo filtro que ela aplica, com os inabilitados, e a taxa de serviço (H3) é pergunta normativa (GERTLER</w:t>
+        <w:t xml:space="preserve">positivo significa que a LICC financia onde o efeito é menor, e o efeito sobre os não tratados, parâmetro de quem decide expandir um programa (FOGUEL,</w:t>
+      </w:r>
+      <w:r>
+        <w:t xml:space="preserve"> </w:t>
+      </w:r>
+      <w:hyperlink w:anchor="ref-foguel-18">
+        <w:r>
+          <w:rPr>
+            <w:rStyle w:val="Hyperlink"/>
+          </w:rPr>
+          <w:t xml:space="preserve">2017</w:t>
+        </w:r>
+      </w:hyperlink>
+      <w:r>
+        <w:t xml:space="preserve">, p. 47), é o que importa para um teto que mais que dobrou de 2023 a 2026. O mecanismo tampouco registra quantos valorizam um projeto (BUTERIN; HITZIG; WEYL,</w:t>
+      </w:r>
+      <w:r>
+        <w:t xml:space="preserve"> </w:t>
+      </w:r>
+      <w:hyperlink w:anchor="ref-buterin-7">
+        <w:r>
+          <w:rPr>
+            <w:rStyle w:val="Hyperlink"/>
+          </w:rPr>
+          <w:t xml:space="preserve">2019</w:t>
+        </w:r>
+      </w:hyperlink>
+      <w:r>
+        <w:t xml:space="preserve">): 152 dos 213 projetos com termo em 2022-2025 (71%), com 68% do valor, têm um só patrocinador (ESPÍRITO SANTO,</w:t>
+      </w:r>
+      <w:r>
+        <w:t xml:space="preserve"> </w:t>
+      </w:r>
+      <w:hyperlink w:anchor="ref-espirito-14">
+        <w:r>
+          <w:rPr>
+            <w:rStyle w:val="Hyperlink"/>
+          </w:rPr>
+          <w:t xml:space="preserve">2026a</w:t>
+        </w:r>
+      </w:hyperlink>
+      <w:r>
+        <w:t xml:space="preserve">). Duas premissas ficam fora do contrafactual: a regra da CAP (H2) entra pelo filtro que ela aplica, com os inabilitados, e a taxa de serviço (H3) é pergunta normativa (GERTLER</w:t>
       </w:r>
       <w:r>
         <w:t xml:space="preserve"> </w:t>
@@ -3060,7 +4139,21 @@
         <w:t xml:space="preserve">et al.</w:t>
       </w:r>
       <w:r>
-        <w:t xml:space="preserve">, 2018), respondida pela auditoria das despesas executadas, pedidas por LAI. O Quadro 3 resume os parâmetros.</w:t>
+        <w:t xml:space="preserve">,</w:t>
+      </w:r>
+      <w:r>
+        <w:t xml:space="preserve"> </w:t>
+      </w:r>
+      <w:hyperlink w:anchor="ref-gertler-20">
+        <w:r>
+          <w:rPr>
+            <w:rStyle w:val="Hyperlink"/>
+          </w:rPr>
+          <w:t xml:space="preserve">2018</w:t>
+        </w:r>
+      </w:hyperlink>
+      <w:r>
+        <w:t xml:space="preserve">), respondida pela auditoria das despesas executadas, pedidas por LAI. O Quadro 3 resume os parâmetros.</w:t>
       </w:r>
     </w:p>
     <w:p>
@@ -3849,7 +4942,21 @@
         <w:rPr>
           <w:sz w:val="20"/>
         </w:rPr>
-        <w:t>: elaboração própria, com base em Foguel (2017) e Gertler</w:t>
+        <w:t>: elaboração própria, com base em Foguel (</w:t>
+      </w:r>
+      <w:hyperlink w:anchor="ref-foguel-18">
+        <w:r>
+          <w:rPr>
+            <w:rStyle w:val="Hyperlink"/>
+          </w:rPr>
+          <w:t xml:space="preserve">2017</w:t>
+        </w:r>
+      </w:hyperlink>
+      <w:r>
+        <w:rPr>
+          <w:sz w:val="20"/>
+        </w:rPr>
+        <w:t xml:space="preserve">) e Gertler</w:t>
       </w:r>
       <w:r>
         <w:rPr>
@@ -3875,7 +4982,21 @@
         <w:rPr>
           <w:sz w:val="20"/>
         </w:rPr>
-        <w:t xml:space="preserve">(2018).</w:t>
+        <w:t xml:space="preserve">(</w:t>
+      </w:r>
+      <w:hyperlink w:anchor="ref-gertler-20">
+        <w:r>
+          <w:rPr>
+            <w:rStyle w:val="Hyperlink"/>
+          </w:rPr>
+          <w:t xml:space="preserve">2018</w:t>
+        </w:r>
+      </w:hyperlink>
+      <w:r>
+        <w:rPr>
+          <w:sz w:val="20"/>
+        </w:rPr>
+        <w:t xml:space="preserve">).</w:t>
       </w:r>
     </w:p>
     <w:bookmarkEnd w:id="25"/>
@@ -4053,7 +5174,35 @@
         <w:t xml:space="preserve"> </w:t>
       </w:r>
       <w:r>
-        <w:t xml:space="preserve">vem de uma pesquisa de acompanhamento com os proponentes, conferida em registros que independem da LICC. Esses registros, sozinhos, não bastam: fora da própria LICC, só 2 dos 32 recusados têm registro público do projeto. A chave de ligação é o CNPJ do proponente: o Portal da Transparência o traz para quem captou (ESPÍRITO SANTO, 2026a), e os avisos de habilitação no Diário Oficial, para a maior parte dos demais (DIO-ES, 2026); juntas, cobrem 385 dos 463 habilitados (83%), e o restante e os inabilitados ficam para a LAI (Quadro 4).</w:t>
+        <w:t xml:space="preserve">vem de uma pesquisa de acompanhamento com os proponentes, conferida em registros que independem da LICC. Esses registros, sozinhos, não bastam: fora da própria LICC, só 2 dos 32 recusados têm registro público do projeto. A chave de ligação é o CNPJ do proponente: o Portal da Transparência o traz para quem captou (ESPÍRITO SANTO,</w:t>
+      </w:r>
+      <w:r>
+        <w:t xml:space="preserve"> </w:t>
+      </w:r>
+      <w:hyperlink w:anchor="ref-espirito-14">
+        <w:r>
+          <w:rPr>
+            <w:rStyle w:val="Hyperlink"/>
+          </w:rPr>
+          <w:t xml:space="preserve">2026a</w:t>
+        </w:r>
+      </w:hyperlink>
+      <w:r>
+        <w:t xml:space="preserve">), e os avisos de habilitação no Diário Oficial, para a maior parte dos demais (DIO-ES,</w:t>
+      </w:r>
+      <w:r>
+        <w:t xml:space="preserve"> </w:t>
+      </w:r>
+      <w:hyperlink w:anchor="ref-dio-es-10">
+        <w:r>
+          <w:rPr>
+            <w:rStyle w:val="Hyperlink"/>
+          </w:rPr>
+          <w:t xml:space="preserve">2026</w:t>
+        </w:r>
+      </w:hyperlink>
+      <w:r>
+        <w:t xml:space="preserve">); juntas, cobrem 385 dos 463 habilitados (83%), e o restante e os inabilitados ficam para a LAI (Quadro 4).</w:t>
       </w:r>
     </w:p>
     <w:p>
@@ -4926,7 +6075,18 @@
         <w:pStyle w:val="FirstParagraph"/>
       </w:pPr>
       <w:r>
-        <w:t xml:space="preserve">A fórmula segue Djimeu e Houndolo (2016), com α = 5% bicaudal e poder de 80%. Nela,</w:t>
+        <w:t xml:space="preserve">A fórmula segue Djimeu e Houndolo (</w:t>
+      </w:r>
+      <w:hyperlink w:anchor="ref-djimeu-11">
+        <w:r>
+          <w:rPr>
+            <w:rStyle w:val="Hyperlink"/>
+          </w:rPr>
+          <w:t xml:space="preserve">2016</w:t>
+        </w:r>
+      </w:hyperlink>
+      <w:r>
+        <w:t xml:space="preserve">), com α = 5% bicaudal e poder de 80%. Nela,</w:t>
       </w:r>
       <w:r>
         <w:t xml:space="preserve"> </w:t>
@@ -5650,7 +6810,21 @@
         <w:t xml:space="preserve"> </w:t>
       </w:r>
       <w:r>
-        <w:t xml:space="preserve">tende a exagerar o efeito verdadeiro (GELMAN; CARLIN, 2014), o que recomenda pré-registrar a análise.</w:t>
+        <w:t xml:space="preserve">tende a exagerar o efeito verdadeiro (GELMAN; CARLIN,</w:t>
+      </w:r>
+      <w:r>
+        <w:t xml:space="preserve"> </w:t>
+      </w:r>
+      <w:hyperlink w:anchor="ref-gelman-19">
+        <w:r>
+          <w:rPr>
+            <w:rStyle w:val="Hyperlink"/>
+          </w:rPr>
+          <w:t xml:space="preserve">2014</w:t>
+        </w:r>
+      </w:hyperlink>
+      <w:r>
+        <w:t xml:space="preserve">), o que recomenda pré-registrar a análise.</w:t>
       </w:r>
     </w:p>
     <w:bookmarkEnd w:id="29"/>
@@ -5750,7 +6924,7 @@
         <w:pStyle w:val="BodyText"/>
       </w:pPr>
       <w:r>
-        <w:t xml:space="preserve">Sem alterar o mecanismo, a gestão pode declarar objetivos, metas e indicadores e publicar, em formato aberto, os inscritos, com CNPJ, sede e motivo de inabilitação; a captação por cota; a fila de termos, com datas de protocolo e validação, também dos recusados; e custos, contrapartidas e público alcançado.</w:t>
+        <w:t xml:space="preserve">Sem alterar o mecanismo, a gestão pode declarar objetivos, metas e indicadores e publicar, em formato aberto, os inscritos, entrega dos projetos, sede e motivo de inabilitação; a captação por cota; a fila de termos, com datas de protocolo e validação, também dos recusados; e custos, contrapartidas e público alcançado.</w:t>
       </w:r>
     </w:p>
     <w:p>
@@ -5762,7 +6936,7 @@
       </w:r>
     </w:p>
     <w:bookmarkEnd w:id="32"/>
-    <w:bookmarkStart w:id="46" w:name="referências"/>
+    <w:bookmarkStart w:id="94" w:name="referências"/>
     <w:p>
       <w:pPr>
         <w:pStyle w:val="Heading1"/>
@@ -5775,6 +6949,8 @@
       <w:pPr>
         <w:pStyle w:val="FirstParagraph"/>
       </w:pPr>
+      <w:bookmarkStart w:id="33" w:name="ref-barros-1"/>
+      <w:bookmarkEnd w:id="33"/>
       <w:r>
         <w:t xml:space="preserve">BARROS, Ricardo Paes de; LIMA, Lycia. Avaliação de impacto de programas sociais: por que, para que e quando fazer?</w:t>
       </w:r>
@@ -5809,6 +6985,8 @@
       <w:pPr>
         <w:pStyle w:val="BodyText"/>
       </w:pPr>
+      <w:bookmarkStart w:id="34" w:name="ref-belem-2"/>
+      <w:bookmarkEnd w:id="34"/>
       <w:r>
         <w:t xml:space="preserve">BELEM, Marcela Purini; DONADONE, Julio Cesar. A Lei Rouanet e a construção do</w:t>
       </w:r>
@@ -5839,6 +7017,8 @@
       <w:pPr>
         <w:pStyle w:val="BodyText"/>
       </w:pPr>
+      <w:bookmarkStart w:id="35" w:name="ref-bertrand-3"/>
+      <w:bookmarkEnd w:id="35"/>
       <w:r>
         <w:t xml:space="preserve">BERTRAND, Marianne; BOMBARDINI, Matilde; FISMAN, Raymond; TREBBI, Francesco. Tax-exempt lobbying: corporate philanthropy as a tool for political influence.</w:t>
       </w:r>
@@ -5858,7 +7038,7 @@
       <w:r>
         <w:t xml:space="preserve"> </w:t>
       </w:r>
-      <w:hyperlink r:id="rId33">
+      <w:hyperlink r:id="rId36">
         <w:r>
           <w:rPr>
             <w:rStyle w:val="Hyperlink"/>
@@ -5874,6 +7054,8 @@
       <w:pPr>
         <w:pStyle w:val="BodyText"/>
       </w:pPr>
+      <w:bookmarkStart w:id="37" w:name="ref-brasil-4"/>
+      <w:bookmarkEnd w:id="37"/>
       <w:r>
         <w:t xml:space="preserve">BRASIL. Lei Complementar nº 123, de 14 de dezembro de 2006. Institui o Estatuto Nacional da Microempresa e da Empresa de Pequeno Porte.</w:t>
       </w:r>
@@ -5895,6 +7077,8 @@
       <w:pPr>
         <w:pStyle w:val="BodyText"/>
       </w:pPr>
+      <w:bookmarkStart w:id="38" w:name="ref-brasil-5"/>
+      <w:bookmarkEnd w:id="38"/>
       <w:r>
         <w:t xml:space="preserve">BRASIL. Tribunal de Contas da União.</w:t>
       </w:r>
@@ -5916,6 +7100,8 @@
       <w:pPr>
         <w:pStyle w:val="BodyText"/>
       </w:pPr>
+      <w:bookmarkStart w:id="39" w:name="ref-brasil-6"/>
+      <w:bookmarkEnd w:id="39"/>
       <w:r>
         <w:t xml:space="preserve">BRASIL. Secretaria do Tesouro Nacional.</w:t>
       </w:r>
@@ -5937,6 +7123,8 @@
       <w:pPr>
         <w:pStyle w:val="BodyText"/>
       </w:pPr>
+      <w:bookmarkStart w:id="40" w:name="ref-buterin-7"/>
+      <w:bookmarkEnd w:id="40"/>
       <w:r>
         <w:t xml:space="preserve">BUTERIN, Vitalik; HITZIG, Zoë; WEYL, E. Glen. A flexible design for funding public goods.</w:t>
       </w:r>
@@ -5956,7 +7144,7 @@
       <w:r>
         <w:t xml:space="preserve"> </w:t>
       </w:r>
-      <w:hyperlink r:id="rId34">
+      <w:hyperlink r:id="rId41">
         <w:r>
           <w:rPr>
             <w:rStyle w:val="Hyperlink"/>
@@ -5972,6 +7160,8 @@
       <w:pPr>
         <w:pStyle w:val="BodyText"/>
       </w:pPr>
+      <w:bookmarkStart w:id="42" w:name="ref-costa-8"/>
+      <w:bookmarkEnd w:id="42"/>
       <w:r>
         <w:t xml:space="preserve">COSTA, Camila Furlan da; MEDEIROS, Igor Baptista de Oliveira; BUCCO, Guilherme Brandelli. O financiamento da cultura no Brasil no período 2003-15: um caminho para geração de renda monopolista.</w:t>
       </w:r>
@@ -5991,7 +7181,7 @@
       <w:r>
         <w:t xml:space="preserve"> </w:t>
       </w:r>
-      <w:hyperlink r:id="rId35">
+      <w:hyperlink r:id="rId43">
         <w:r>
           <w:rPr>
             <w:rStyle w:val="Hyperlink"/>
@@ -6007,6 +7197,8 @@
       <w:pPr>
         <w:pStyle w:val="BodyText"/>
       </w:pPr>
+      <w:bookmarkStart w:id="44" w:name="ref-dekker-9"/>
+      <w:bookmarkEnd w:id="44"/>
       <w:r>
         <w:t xml:space="preserve">DEKKER, Erwin; RODRIGUES, Ana Carolina. The political economy of Brazilian cultural policy: a case study of the Rouanet Law.</w:t>
       </w:r>
@@ -6026,7 +7218,7 @@
       <w:r>
         <w:t xml:space="preserve"> </w:t>
       </w:r>
-      <w:hyperlink r:id="rId36">
+      <w:hyperlink r:id="rId45">
         <w:r>
           <w:rPr>
             <w:rStyle w:val="Hyperlink"/>
@@ -6042,6 +7234,8 @@
       <w:pPr>
         <w:pStyle w:val="BodyText"/>
       </w:pPr>
+      <w:bookmarkStart w:id="46" w:name="ref-dio-es-10"/>
+      <w:bookmarkEnd w:id="46"/>
       <w:r>
         <w:t xml:space="preserve">DIO-ES – DEPARTAMENTO DE IMPRENSA OFICIAL DO ESPÍRITO SANTO.</w:t>
       </w:r>
@@ -6063,6 +7257,8 @@
       <w:pPr>
         <w:pStyle w:val="BodyText"/>
       </w:pPr>
+      <w:bookmarkStart w:id="47" w:name="ref-djimeu-11"/>
+      <w:bookmarkEnd w:id="47"/>
       <w:r>
         <w:t xml:space="preserve">DJIMEU, Eric W.; HOUNDOLO, Deo-Gracias. Power calculation for causal inference in social science: sample size and minimum detectable effect determination.</w:t>
       </w:r>
@@ -6082,7 +7278,7 @@
       <w:r>
         <w:t xml:space="preserve"> </w:t>
       </w:r>
-      <w:hyperlink r:id="rId37">
+      <w:hyperlink r:id="rId48">
         <w:r>
           <w:rPr>
             <w:rStyle w:val="Hyperlink"/>
@@ -6098,6 +7294,8 @@
       <w:pPr>
         <w:pStyle w:val="BodyText"/>
       </w:pPr>
+      <w:bookmarkStart w:id="49" w:name="ref-espirito-12"/>
+      <w:bookmarkEnd w:id="49"/>
       <w:r>
         <w:t xml:space="preserve">ESPÍRITO SANTO (Estado). Lei nº 11.246, de 7 de abril de 2021. Introduz alterações na Lei nº 7.000, de 27 de dezembro de 2001.</w:t>
       </w:r>
@@ -6119,6 +7317,8 @@
       <w:pPr>
         <w:pStyle w:val="BodyText"/>
       </w:pPr>
+      <w:bookmarkStart w:id="50" w:name="ref-espirito-13"/>
+      <w:bookmarkEnd w:id="50"/>
       <w:r>
         <w:t xml:space="preserve">ESPÍRITO SANTO (Estado). Decreto nº 5.035-R, de 15 de dezembro de 2021. Dispõe sobre a regulamentação do incentivo fiscal concedido nos termos do art. 5º-B, IX, da Lei nº 7.000, de 27 de dezembro de 2001.</w:t>
       </w:r>
@@ -6140,6 +7340,8 @@
       <w:pPr>
         <w:pStyle w:val="BodyText"/>
       </w:pPr>
+      <w:bookmarkStart w:id="51" w:name="ref-espirito-14"/>
+      <w:bookmarkEnd w:id="51"/>
       <w:r>
         <w:t xml:space="preserve">ESPÍRITO SANTO (Estado).</w:t>
       </w:r>
@@ -6161,6 +7363,8 @@
       <w:pPr>
         <w:pStyle w:val="BodyText"/>
       </w:pPr>
+      <w:bookmarkStart w:id="52" w:name="ref-espirito-15"/>
+      <w:bookmarkEnd w:id="52"/>
       <w:r>
         <w:t xml:space="preserve">ESPÍRITO SANTO (Estado). Secretaria de Estado de Economia e Planejamento.</w:t>
       </w:r>
@@ -6182,6 +7386,8 @@
       <w:pPr>
         <w:pStyle w:val="BodyText"/>
       </w:pPr>
+      <w:bookmarkStart w:id="53" w:name="ref-feld-16"/>
+      <w:bookmarkEnd w:id="53"/>
       <w:r>
         <w:t xml:space="preserve">FELD, Alan L.; O’HARE, Michael; SCHUSTER, J. Mark Davidson.</w:t>
       </w:r>
@@ -6203,6 +7409,8 @@
       <w:pPr>
         <w:pStyle w:val="BodyText"/>
       </w:pPr>
+      <w:bookmarkStart w:id="54" w:name="ref-finkelstein-17"/>
+      <w:bookmarkEnd w:id="54"/>
       <w:r>
         <w:t xml:space="preserve">FINKELSTEIN, Amy; NOTOWIDIGDO, Matthew J. Take-up and targeting: experimental evidence from SNAP.</w:t>
       </w:r>
@@ -6222,7 +7430,7 @@
       <w:r>
         <w:t xml:space="preserve"> </w:t>
       </w:r>
-      <w:hyperlink r:id="rId38">
+      <w:hyperlink r:id="rId55">
         <w:r>
           <w:rPr>
             <w:rStyle w:val="Hyperlink"/>
@@ -6238,6 +7446,8 @@
       <w:pPr>
         <w:pStyle w:val="BodyText"/>
       </w:pPr>
+      <w:bookmarkStart w:id="56" w:name="ref-foguel-18"/>
+      <w:bookmarkEnd w:id="56"/>
       <w:r>
         <w:t xml:space="preserve">FOGUEL, Miguel Nathan. Modelo de resultados potenciais.</w:t>
       </w:r>
@@ -6272,6 +7482,8 @@
       <w:pPr>
         <w:pStyle w:val="BodyText"/>
       </w:pPr>
+      <w:bookmarkStart w:id="57" w:name="ref-gelman-19"/>
+      <w:bookmarkEnd w:id="57"/>
       <w:r>
         <w:t xml:space="preserve">GELMAN, Andrew; CARLIN, John. Beyond power calculations: assessing type S (sign) and type M (magnitude) errors.</w:t>
       </w:r>
@@ -6291,7 +7503,7 @@
       <w:r>
         <w:t xml:space="preserve"> </w:t>
       </w:r>
-      <w:hyperlink r:id="rId39">
+      <w:hyperlink r:id="rId58">
         <w:r>
           <w:rPr>
             <w:rStyle w:val="Hyperlink"/>
@@ -6307,6 +7519,8 @@
       <w:pPr>
         <w:pStyle w:val="BodyText"/>
       </w:pPr>
+      <w:bookmarkStart w:id="59" w:name="ref-gertler-20"/>
+      <w:bookmarkEnd w:id="59"/>
       <w:r>
         <w:t xml:space="preserve">GERTLER, Paul J.; MARTÍNEZ, Sebastián; PREMAND, Patrick; RAWLINGS, Laura B.; VERMEERSCH, Christel M. J.</w:t>
       </w:r>
@@ -6328,6 +7542,8 @@
       <w:pPr>
         <w:pStyle w:val="BodyText"/>
       </w:pPr>
+      <w:bookmarkStart w:id="60" w:name="ref-hitzig-21"/>
+      <w:bookmarkEnd w:id="60"/>
       <w:r>
         <w:t xml:space="preserve">HITZIG, Zoë. What are public goods and how do they link people in a society?</w:t>
       </w:r>
@@ -6349,6 +7565,8 @@
       <w:pPr>
         <w:pStyle w:val="BodyText"/>
       </w:pPr>
+      <w:bookmarkStart w:id="61" w:name="ref-ibge-22"/>
+      <w:bookmarkEnd w:id="61"/>
       <w:r>
         <w:t xml:space="preserve">IBGE.</w:t>
       </w:r>
@@ -6370,6 +7588,8 @@
       <w:pPr>
         <w:pStyle w:val="BodyText"/>
       </w:pPr>
+      <w:bookmarkStart w:id="62" w:name="ref-ibge-23"/>
+      <w:bookmarkEnd w:id="62"/>
       <w:r>
         <w:t xml:space="preserve">IBGE.</w:t>
       </w:r>
@@ -6391,6 +7611,8 @@
       <w:pPr>
         <w:pStyle w:val="BodyText"/>
       </w:pPr>
+      <w:bookmarkStart w:id="63" w:name="ref-ijsn-24"/>
+      <w:bookmarkEnd w:id="63"/>
       <w:r>
         <w:t xml:space="preserve">IJSN – INSTITUTO JONES DOS SANTOS NEVES.</w:t>
       </w:r>
@@ -6412,6 +7634,8 @@
       <w:pPr>
         <w:pStyle w:val="BodyText"/>
       </w:pPr>
+      <w:bookmarkStart w:id="64" w:name="ref-mayne-25"/>
+      <w:bookmarkEnd w:id="64"/>
       <w:r>
         <w:t xml:space="preserve">MAYNE, John. Useful theory of change models.</w:t>
       </w:r>
@@ -6431,7 +7655,7 @@
       <w:r>
         <w:t xml:space="preserve"> </w:t>
       </w:r>
-      <w:hyperlink r:id="rId40">
+      <w:hyperlink r:id="rId65">
         <w:r>
           <w:rPr>
             <w:rStyle w:val="Hyperlink"/>
@@ -6447,6 +7671,8 @@
       <w:pPr>
         <w:pStyle w:val="BodyText"/>
       </w:pPr>
+      <w:bookmarkStart w:id="66" w:name="ref-moynihan-26"/>
+      <w:bookmarkEnd w:id="66"/>
       <w:r>
         <w:t xml:space="preserve">MOYNIHAN, Donald; HERD, Pamela; HARVEY, Hope. Administrative burden: learning, psychological, and compliance costs in citizen-state interactions.</w:t>
       </w:r>
@@ -6466,7 +7692,7 @@
       <w:r>
         <w:t xml:space="preserve"> </w:t>
       </w:r>
-      <w:hyperlink r:id="rId41">
+      <w:hyperlink r:id="rId67">
         <w:r>
           <w:rPr>
             <w:rStyle w:val="Hyperlink"/>
@@ -6482,6 +7708,8 @@
       <w:pPr>
         <w:pStyle w:val="BodyText"/>
       </w:pPr>
+      <w:bookmarkStart w:id="68" w:name="ref-ogava-27"/>
+      <w:bookmarkEnd w:id="68"/>
       <w:r>
         <w:t xml:space="preserve">OGAVA, Bruno; GALVÃO, César Augusto; ADAMCZYK, Willian.</w:t>
       </w:r>
@@ -6503,6 +7731,8 @@
       <w:pPr>
         <w:pStyle w:val="BodyText"/>
       </w:pPr>
+      <w:bookmarkStart w:id="69" w:name="ref-o-hagan-28"/>
+      <w:bookmarkEnd w:id="69"/>
       <w:r>
         <w:t xml:space="preserve">O’HAGAN, J.; HARVEY, D. Why do companies sponsor arts events? Some evidence and a proposed classification.</w:t>
       </w:r>
@@ -6522,7 +7752,7 @@
       <w:r>
         <w:t xml:space="preserve"> </w:t>
       </w:r>
-      <w:hyperlink r:id="rId42">
+      <w:hyperlink r:id="rId70">
         <w:r>
           <w:rPr>
             <w:rStyle w:val="Hyperlink"/>
@@ -6538,6 +7768,8 @@
       <w:pPr>
         <w:pStyle w:val="BodyText"/>
       </w:pPr>
+      <w:bookmarkStart w:id="71" w:name="ref-secult-29"/>
+      <w:bookmarkEnd w:id="71"/>
       <w:r>
         <w:t xml:space="preserve">SECULT – SECRETARIA DE ESTADO DA CULTURA DO ESPÍRITO SANTO.</w:t>
       </w:r>
@@ -6559,6 +7791,8 @@
       <w:pPr>
         <w:pStyle w:val="BodyText"/>
       </w:pPr>
+      <w:bookmarkStart w:id="72" w:name="ref-secult-30"/>
+      <w:bookmarkEnd w:id="72"/>
       <w:r>
         <w:t xml:space="preserve">SECULT – SECRETARIA DE ESTADO DA CULTURA DO ESPÍRITO SANTO.</w:t>
       </w:r>
@@ -6590,6 +7824,8 @@
       <w:pPr>
         <w:pStyle w:val="BodyText"/>
       </w:pPr>
+      <w:bookmarkStart w:id="73" w:name="ref-secult-31"/>
+      <w:bookmarkEnd w:id="73"/>
       <w:r>
         <w:t xml:space="preserve">SECULT – SECRETARIA DE ESTADO DA CULTURA DO ESPÍRITO SANTO. Instrução Normativa nº 001, de 31 de janeiro de 2023.</w:t>
       </w:r>
@@ -6611,6 +7847,8 @@
       <w:pPr>
         <w:pStyle w:val="BodyText"/>
       </w:pPr>
+      <w:bookmarkStart w:id="74" w:name="ref-secult-32"/>
+      <w:bookmarkEnd w:id="74"/>
       <w:r>
         <w:t xml:space="preserve">SECULT – SECRETARIA DE ESTADO DA CULTURA DO ESPÍRITO SANTO. Regimento interno da Comissão de Avaliação Permanente (CAP) da Lei de Incentivo à Cultura Capixaba.</w:t>
       </w:r>
@@ -6632,6 +7870,8 @@
       <w:pPr>
         <w:pStyle w:val="BodyText"/>
       </w:pPr>
+      <w:bookmarkStart w:id="75" w:name="ref-secult-33"/>
+      <w:bookmarkEnd w:id="75"/>
       <w:r>
         <w:t xml:space="preserve">SECULT – SECRETARIA DE ESTADO DA CULTURA DO ESPÍRITO SANTO. Instrução Normativa nº 001, de 31 de janeiro de 2024.</w:t>
       </w:r>
@@ -6653,6 +7893,8 @@
       <w:pPr>
         <w:pStyle w:val="BodyText"/>
       </w:pPr>
+      <w:bookmarkStart w:id="76" w:name="ref-secult-34"/>
+      <w:bookmarkEnd w:id="76"/>
       <w:r>
         <w:t xml:space="preserve">SECULT – SECRETARIA DE ESTADO DA CULTURA DO ESPÍRITO SANTO. Portaria nº 078, de 31 de julho de 2024. Introduz alterações no artigo 12 da Instrução Normativa nº 001 de 31 de janeiro de 2024. Vitória: SECULT, 2024b. Disponível em: https://secult.es.gov.br/media/2024/PORTARIA_SECULT_N%C2%BA_078%2C_DE_31_DE_JULHO_DE_2024.pdf. Acesso em: 23 set. 2026.</w:t>
       </w:r>
@@ -6661,6 +7903,8 @@
       <w:pPr>
         <w:pStyle w:val="BodyText"/>
       </w:pPr>
+      <w:bookmarkStart w:id="77" w:name="ref-secult-35"/>
+      <w:bookmarkEnd w:id="77"/>
       <w:r>
         <w:t xml:space="preserve">SECULT – SECRETARIA DE ESTADO DA CULTURA DO ESPÍRITO SANTO.</w:t>
       </w:r>
@@ -6682,6 +7926,8 @@
       <w:pPr>
         <w:pStyle w:val="BodyText"/>
       </w:pPr>
+      <w:bookmarkStart w:id="78" w:name="ref-secult-36"/>
+      <w:bookmarkEnd w:id="78"/>
       <w:r>
         <w:t xml:space="preserve">SECULT – SECRETARIA DE ESTADO DA CULTURA DO ESPÍRITO SANTO. Portaria nº 062-S, de 9 de maio de 2025. Altera a Instrução Normativa nº 001 de 31 de janeiro de 2025.</w:t>
       </w:r>
@@ -6703,6 +7949,8 @@
       <w:pPr>
         <w:pStyle w:val="BodyText"/>
       </w:pPr>
+      <w:bookmarkStart w:id="79" w:name="ref-secult-37"/>
+      <w:bookmarkEnd w:id="79"/>
       <w:r>
         <w:t xml:space="preserve">SECULT – SECRETARIA DE ESTADO DA CULTURA DO ESPÍRITO SANTO.</w:t>
       </w:r>
@@ -6724,6 +7972,8 @@
       <w:pPr>
         <w:pStyle w:val="BodyText"/>
       </w:pPr>
+      <w:bookmarkStart w:id="80" w:name="ref-secult-38"/>
+      <w:bookmarkEnd w:id="80"/>
       <w:r>
         <w:t xml:space="preserve">SECULT – SECRETARIA DE ESTADO DA CULTURA DO ESPÍRITO SANTO.</w:t>
       </w:r>
@@ -6745,6 +7995,8 @@
       <w:pPr>
         <w:pStyle w:val="BodyText"/>
       </w:pPr>
+      <w:bookmarkStart w:id="81" w:name="ref-secult-39"/>
+      <w:bookmarkEnd w:id="81"/>
       <w:r>
         <w:t xml:space="preserve">SECULT – SECRETARIA DE ESTADO DA CULTURA DO ESPÍRITO SANTO.</w:t>
       </w:r>
@@ -6778,6 +8030,8 @@
       <w:pPr>
         <w:pStyle w:val="BodyText"/>
       </w:pPr>
+      <w:bookmarkStart w:id="82" w:name="ref-secult-40"/>
+      <w:bookmarkEnd w:id="82"/>
       <w:r>
         <w:t xml:space="preserve">SECULT – SECRETARIA DE ESTADO DA CULTURA DO ESPÍRITO SANTO.</w:t>
       </w:r>
@@ -6799,6 +8053,8 @@
       <w:pPr>
         <w:pStyle w:val="BodyText"/>
       </w:pPr>
+      <w:bookmarkStart w:id="83" w:name="ref-secult-41"/>
+      <w:bookmarkEnd w:id="83"/>
       <w:r>
         <w:t xml:space="preserve">SECULT – SECRETARIA DE ESTADO DA CULTURA DO ESPÍRITO SANTO.</w:t>
       </w:r>
@@ -6820,6 +8076,8 @@
       <w:pPr>
         <w:pStyle w:val="BodyText"/>
       </w:pPr>
+      <w:bookmarkStart w:id="84" w:name="ref-secult-42"/>
+      <w:bookmarkEnd w:id="84"/>
       <w:r>
         <w:t xml:space="preserve">SECULT – SECRETARIA DE ESTADO DA CULTURA DO ESPÍRITO SANTO.</w:t>
       </w:r>
@@ -6857,6 +8115,8 @@
       <w:pPr>
         <w:pStyle w:val="BodyText"/>
       </w:pPr>
+      <w:bookmarkStart w:id="85" w:name="ref-secult-43"/>
+      <w:bookmarkEnd w:id="85"/>
       <w:r>
         <w:t xml:space="preserve">SECULT – SECRETARIA DE ESTADO DA CULTURA DO ESPÍRITO SANTO.</w:t>
       </w:r>
@@ -6878,6 +8138,8 @@
       <w:pPr>
         <w:pStyle w:val="BodyText"/>
       </w:pPr>
+      <w:bookmarkStart w:id="86" w:name="ref-secult-44"/>
+      <w:bookmarkEnd w:id="86"/>
       <w:r>
         <w:t xml:space="preserve">SECULT – SECRETARIA DE ESTADO DA CULTURA DO ESPÍRITO SANTO.</w:t>
       </w:r>
@@ -6899,6 +8161,8 @@
       <w:pPr>
         <w:pStyle w:val="BodyText"/>
       </w:pPr>
+      <w:bookmarkStart w:id="87" w:name="ref-silva-45"/>
+      <w:bookmarkEnd w:id="87"/>
       <w:r>
         <w:t xml:space="preserve">SILVA, Frederico Augusto Barbosa da.</w:t>
       </w:r>
@@ -6920,6 +8184,8 @@
       <w:pPr>
         <w:pStyle w:val="BodyText"/>
       </w:pPr>
+      <w:bookmarkStart w:id="88" w:name="ref-teixeira-46"/>
+      <w:bookmarkEnd w:id="88"/>
       <w:r>
         <w:t xml:space="preserve">TEIXEIRA, Lusvânio Carlos; XAVIER, Wescley Silva; FARIA, Evandro Rodrigues de; BRAVIM, Márcio Teixeira. Relação entre os equipamentos e políticas culturais dos municípios de Minas Gerais e a captação de recursos via Lei Estadual de Incentivo à Cultura.</w:t>
       </w:r>
@@ -6939,7 +8205,7 @@
       <w:r>
         <w:t xml:space="preserve"> </w:t>
       </w:r>
-      <w:hyperlink r:id="rId43">
+      <w:hyperlink r:id="rId89">
         <w:r>
           <w:rPr>
             <w:rStyle w:val="Hyperlink"/>
@@ -6955,6 +8221,8 @@
       <w:pPr>
         <w:pStyle w:val="BodyText"/>
       </w:pPr>
+      <w:bookmarkStart w:id="90" w:name="ref-white-47"/>
+      <w:bookmarkEnd w:id="90"/>
       <w:r>
         <w:t xml:space="preserve">WHITE, Howard; RAITZER, David A.</w:t>
       </w:r>
@@ -6974,7 +8242,7 @@
       <w:r>
         <w:t xml:space="preserve"> </w:t>
       </w:r>
-      <w:hyperlink r:id="rId44">
+      <w:hyperlink r:id="rId91">
         <w:r>
           <w:rPr>
             <w:rStyle w:val="Hyperlink"/>
@@ -6990,6 +8258,8 @@
       <w:pPr>
         <w:pStyle w:val="BodyText"/>
       </w:pPr>
+      <w:bookmarkStart w:id="92" w:name="ref-williams-48"/>
+      <w:bookmarkEnd w:id="92"/>
       <w:r>
         <w:t xml:space="preserve">WILLIAMS, Martin J. External validity and policy adaptation: from impact evaluation to policy design.</w:t>
       </w:r>
@@ -7009,7 +8279,7 @@
       <w:r>
         <w:t xml:space="preserve"> </w:t>
       </w:r>
-      <w:hyperlink r:id="rId45">
+      <w:hyperlink r:id="rId93">
         <w:r>
           <w:rPr>
             <w:rStyle w:val="Hyperlink"/>
@@ -7021,7 +8291,7 @@
         <w:t xml:space="preserve">.</w:t>
       </w:r>
     </w:p>
-    <w:bookmarkEnd w:id="46"/>
+    <w:bookmarkEnd w:id="94"/>
     <w:sectPr>
       <w:footnotePr>
         <w:numRestart w:val="eachSect"/>
@@ -7067,7 +8337,35 @@
         <w:t xml:space="preserve"> </w:t>
       </w:r>
       <w:r>
-        <w:t xml:space="preserve">Para 2022, a Portaria SEFAZ nº 09-R fixou R$ 10 milhões, e a Portaria SEFAZ nº 83-R, de 26 de setembro, ampliou o montante em R$ 5 milhões (DIO-ES, 2026): o teto de 2022 foi de R$ 15 milhões, valor que o anexo de captação da SECULT e a lista do Portal da Transparência informam (ESPÍRITO SANTO, 2026a), dos quais R$ 11,5 milhões foram validados.</w:t>
+        <w:t xml:space="preserve">Para 2022, a Portaria SEFAZ nº 09-R fixou R$ 10 milhões, e a Portaria SEFAZ nº 83-R, de 26 de setembro, ampliou o montante em R$ 5 milhões (DIO-ES,</w:t>
+      </w:r>
+      <w:r>
+        <w:t xml:space="preserve"> </w:t>
+      </w:r>
+      <w:hyperlink w:anchor="ref-dio-es-10">
+        <w:r>
+          <w:rPr>
+            <w:rStyle w:val="Hyperlink"/>
+          </w:rPr>
+          <w:t xml:space="preserve">2026</w:t>
+        </w:r>
+      </w:hyperlink>
+      <w:r>
+        <w:t xml:space="preserve">): o teto de 2022 foi de R$ 15 milhões, valor que o anexo de captação da SECULT e a lista do Portal da Transparência informam (ESPÍRITO SANTO,</w:t>
+      </w:r>
+      <w:r>
+        <w:t xml:space="preserve"> </w:t>
+      </w:r>
+      <w:hyperlink w:anchor="ref-espirito-14">
+        <w:r>
+          <w:rPr>
+            <w:rStyle w:val="Hyperlink"/>
+          </w:rPr>
+          <w:t xml:space="preserve">2026a</w:t>
+        </w:r>
+      </w:hyperlink>
+      <w:r>
+        <w:t xml:space="preserve">), dos quais R$ 11,5 milhões foram validados.</w:t>
       </w:r>
     </w:p>
   </w:footnote>

--- a/artigo/rascunho-artigo.docx
+++ b/artigo/rascunho-artigo.docx
@@ -325,9 +325,9 @@
         </w:tblBorders>
       </w:tblPr>
       <w:tblGrid>
-        <w:gridCol w:w="1680"/>
-        <w:gridCol w:w="4080"/>
-        <w:gridCol w:w="2160"/>
+        <w:gridCol w:w="1346"/>
+        <w:gridCol w:w="4593"/>
+        <w:gridCol w:w="1980"/>
       </w:tblGrid>
       <w:tr>
         <w:trPr>
@@ -2594,9 +2594,9 @@
         </w:tblBorders>
       </w:tblPr>
       <w:tblGrid>
-        <w:gridCol w:w="4054"/>
-        <w:gridCol w:w="2545"/>
-        <w:gridCol w:w="1320"/>
+        <w:gridCol w:w="4118"/>
+        <w:gridCol w:w="1980"/>
+        <w:gridCol w:w="1821"/>
       </w:tblGrid>
       <w:tr>
         <w:trPr>
@@ -4191,10 +4191,10 @@
         </w:tblBorders>
       </w:tblPr>
       <w:tblGrid>
-        <w:gridCol w:w="1392"/>
-        <w:gridCol w:w="2262"/>
-        <w:gridCol w:w="1914"/>
-        <w:gridCol w:w="2349"/>
+        <w:gridCol w:w="1742"/>
+        <w:gridCol w:w="2138"/>
+        <w:gridCol w:w="1504"/>
+        <w:gridCol w:w="2534"/>
       </w:tblGrid>
       <w:tr>
         <w:trPr>
@@ -5174,7 +5174,7 @@
         <w:t xml:space="preserve"> </w:t>
       </w:r>
       <w:r>
-        <w:t xml:space="preserve">vem de uma pesquisa de acompanhamento com os proponentes, conferida em registros que independem da LICC. Esses registros, sozinhos, não bastam: fora da própria LICC, só 2 dos 32 recusados têm registro público do projeto. A chave de ligação é o CNPJ do proponente: o Portal da Transparência o traz para quem captou (ESPÍRITO SANTO,</w:t>
+        <w:t xml:space="preserve">vem de uma pesquisa de acompanhamento com os proponentes, conferida em registros que independem da LICC. A chave de ligação é o CNPJ do proponente: o Portal da Transparência o traz para quem captou (ESPÍRITO SANTO,</w:t>
       </w:r>
       <w:r>
         <w:t xml:space="preserve"> </w:t>
@@ -5240,10 +5240,10 @@
         </w:tblBorders>
       </w:tblPr>
       <w:tblGrid>
-        <w:gridCol w:w="1836"/>
-        <w:gridCol w:w="2754"/>
-        <w:gridCol w:w="1951"/>
-        <w:gridCol w:w="1377"/>
+        <w:gridCol w:w="2059"/>
+        <w:gridCol w:w="2930"/>
+        <w:gridCol w:w="1742"/>
+        <w:gridCol w:w="1188"/>
       </w:tblGrid>
       <w:tr>
         <w:trPr>
@@ -6207,10 +6207,10 @@
         </w:tblBorders>
       </w:tblPr>
       <w:tblGrid>
-        <w:gridCol w:w="2926"/>
-        <w:gridCol w:w="2496"/>
-        <w:gridCol w:w="1721"/>
-        <w:gridCol w:w="774"/>
+        <w:gridCol w:w="2217"/>
+        <w:gridCol w:w="3880"/>
+        <w:gridCol w:w="950"/>
+        <w:gridCol w:w="871"/>
       </w:tblGrid>
       <w:tr>
         <w:trPr>
@@ -6932,7 +6932,7 @@
         <w:pStyle w:val="BodyText"/>
       </w:pPr>
       <w:r>
-        <w:t xml:space="preserve">A pergunta de impacto é se a renúncia vai para os projetos que dependem dela. Os grupos para respondê-la já existem pela regra atual, recusados por esgotamento da cota, habilitados sem patrocinador e inabilitados, e falta medir do mesmo modo, em todos, se os projetos se realizaram. Mais da metade dos recusados por falta de teto captou no ano seguinte, e a captação dos pedidos pequenos caiu a cada ciclo: se a seleção do mecanismo for positiva e maior nos pedidos grandes, ampliar o teto financia sobretudo o que ocorreria de todo modo, e as decisões que importam passam a ser quem entra e o que se entrega.</w:t>
+        <w:t xml:space="preserve">A pergunta de impacto é se a renúncia vai para os projetos que dependem dela. Os grupos para respondê-la já existem pela regra atual, recusados por esgotamento da cota, habilitados sem patrocinador e inabilitados, e falta medir do mesmo modo, em todos, se os projetos se realizaram. Mais da metade dos recusados por falta de teto captou no ano seguinte, e a captação dos pedidos pequenos caiu a cada ciclo: se a seleção do mecanismo for positiva e maior nos pedidos grandes, a renúncia vai a quem menos depende dela; se, além disso, o efeito na margem da fila for próximo de zero, ampliar o teto financia o que ocorreria de todo modo, e o valor público da LICC passa a depender menos do tamanho do teto que da regra que define quais projetos recebem a renúncia e do que se exige e se verifica na entrega.</w:t>
       </w:r>
     </w:p>
     <w:bookmarkEnd w:id="32"/>
